--- a/d2_dart_asynchronous_await_and_future.docx
+++ b/d2_dart_asynchronous_await_and_future.docx
@@ -24,6 +24,911 @@
     </w:p>
     <w:p>
       <w:pPr>
+        <w:pStyle w:val="ListParagraph"/>
+        <w:numPr>
+          <w:ilvl w:val="0"/>
+          <w:numId w:val="37"/>
+        </w:numPr>
+        <w:jc w:val="both"/>
+        <w:rPr>
+          <w:sz w:val="32"/>
+          <w:szCs w:val="32"/>
+        </w:rPr>
+      </w:pPr>
+      <w:r>
+        <w:rPr>
+          <w:b/>
+          <w:bCs/>
+          <w:sz w:val="32"/>
+          <w:szCs w:val="32"/>
+        </w:rPr>
+        <w:t>Dart</w:t>
+      </w:r>
+      <w:r>
+        <w:rPr>
+          <w:sz w:val="32"/>
+          <w:szCs w:val="32"/>
+        </w:rPr>
+        <w:t xml:space="preserve"> Synchronous………………………………………….……………….2</w:t>
+      </w:r>
+    </w:p>
+    <w:p>
+      <w:pPr>
+        <w:pStyle w:val="ListParagraph"/>
+        <w:numPr>
+          <w:ilvl w:val="0"/>
+          <w:numId w:val="37"/>
+        </w:numPr>
+        <w:jc w:val="both"/>
+        <w:rPr>
+          <w:sz w:val="32"/>
+          <w:szCs w:val="32"/>
+        </w:rPr>
+      </w:pPr>
+      <w:r>
+        <w:rPr>
+          <w:b/>
+          <w:bCs/>
+          <w:sz w:val="32"/>
+          <w:szCs w:val="32"/>
+        </w:rPr>
+        <w:t>Dart</w:t>
+      </w:r>
+      <w:r>
+        <w:rPr>
+          <w:sz w:val="32"/>
+          <w:szCs w:val="32"/>
+        </w:rPr>
+        <w:t xml:space="preserve"> Asynchronous </w:t>
+      </w:r>
+      <w:r>
+        <w:rPr>
+          <w:b/>
+          <w:bCs/>
+          <w:sz w:val="32"/>
+          <w:szCs w:val="32"/>
+        </w:rPr>
+        <w:t>Future</w:t>
+      </w:r>
+      <w:r>
+        <w:rPr>
+          <w:sz w:val="32"/>
+          <w:szCs w:val="32"/>
+        </w:rPr>
+        <w:t>……………………………………………….2</w:t>
+      </w:r>
+    </w:p>
+    <w:p>
+      <w:pPr>
+        <w:pStyle w:val="ListParagraph"/>
+        <w:numPr>
+          <w:ilvl w:val="0"/>
+          <w:numId w:val="37"/>
+        </w:numPr>
+        <w:jc w:val="both"/>
+        <w:rPr>
+          <w:sz w:val="32"/>
+          <w:szCs w:val="32"/>
+        </w:rPr>
+      </w:pPr>
+      <w:r>
+        <w:rPr>
+          <w:b/>
+          <w:bCs/>
+          <w:sz w:val="32"/>
+          <w:szCs w:val="32"/>
+        </w:rPr>
+        <w:t>Dart</w:t>
+      </w:r>
+      <w:r>
+        <w:rPr>
+          <w:sz w:val="32"/>
+          <w:szCs w:val="32"/>
+        </w:rPr>
+        <w:t xml:space="preserve"> Asynchronous </w:t>
+      </w:r>
+      <w:r>
+        <w:rPr>
+          <w:b/>
+          <w:bCs/>
+          <w:sz w:val="32"/>
+          <w:szCs w:val="32"/>
+        </w:rPr>
+        <w:t>await</w:t>
+      </w:r>
+      <w:r>
+        <w:rPr>
+          <w:sz w:val="32"/>
+          <w:szCs w:val="32"/>
+        </w:rPr>
+        <w:t>…………………………………………………3</w:t>
+      </w:r>
+    </w:p>
+    <w:p>
+      <w:pPr>
+        <w:pStyle w:val="ListParagraph"/>
+        <w:numPr>
+          <w:ilvl w:val="0"/>
+          <w:numId w:val="37"/>
+        </w:numPr>
+        <w:jc w:val="both"/>
+        <w:rPr>
+          <w:sz w:val="32"/>
+          <w:szCs w:val="32"/>
+        </w:rPr>
+      </w:pPr>
+      <w:r>
+        <w:rPr>
+          <w:b/>
+          <w:bCs/>
+          <w:sz w:val="32"/>
+          <w:szCs w:val="32"/>
+        </w:rPr>
+        <w:t>Future</w:t>
+      </w:r>
+      <w:r>
+        <w:rPr>
+          <w:sz w:val="32"/>
+          <w:szCs w:val="32"/>
+        </w:rPr>
+        <w:t xml:space="preserve"> vs </w:t>
+      </w:r>
+      <w:r>
+        <w:rPr>
+          <w:b/>
+          <w:bCs/>
+          <w:sz w:val="32"/>
+          <w:szCs w:val="32"/>
+        </w:rPr>
+        <w:t>async</w:t>
+      </w:r>
+      <w:r>
+        <w:rPr>
+          <w:sz w:val="32"/>
+          <w:szCs w:val="32"/>
+        </w:rPr>
+        <w:t xml:space="preserve"> vs </w:t>
+      </w:r>
+      <w:r>
+        <w:rPr>
+          <w:b/>
+          <w:bCs/>
+          <w:sz w:val="32"/>
+          <w:szCs w:val="32"/>
+        </w:rPr>
+        <w:t>await</w:t>
+      </w:r>
+      <w:r>
+        <w:rPr>
+          <w:sz w:val="32"/>
+          <w:szCs w:val="32"/>
+        </w:rPr>
+        <w:t>………………………………………………….4</w:t>
+      </w:r>
+    </w:p>
+    <w:p>
+      <w:pPr>
+        <w:pStyle w:val="ListParagraph"/>
+        <w:numPr>
+          <w:ilvl w:val="0"/>
+          <w:numId w:val="37"/>
+        </w:numPr>
+        <w:jc w:val="both"/>
+        <w:rPr>
+          <w:sz w:val="32"/>
+          <w:szCs w:val="32"/>
+        </w:rPr>
+      </w:pPr>
+      <w:proofErr w:type="gramStart"/>
+      <w:r>
+        <w:rPr>
+          <w:b/>
+          <w:bCs/>
+          <w:sz w:val="32"/>
+          <w:szCs w:val="32"/>
+        </w:rPr>
+        <w:t>.</w:t>
+      </w:r>
+      <w:proofErr w:type="spellStart"/>
+      <w:r>
+        <w:rPr>
+          <w:b/>
+          <w:bCs/>
+          <w:sz w:val="32"/>
+          <w:szCs w:val="32"/>
+        </w:rPr>
+        <w:t>timeOut</w:t>
+      </w:r>
+      <w:proofErr w:type="spellEnd"/>
+      <w:proofErr w:type="gramEnd"/>
+      <w:r>
+        <w:rPr>
+          <w:b/>
+          <w:bCs/>
+          <w:sz w:val="32"/>
+          <w:szCs w:val="32"/>
+        </w:rPr>
+        <w:t xml:space="preserve">() </w:t>
+      </w:r>
+      <w:r>
+        <w:rPr>
+          <w:sz w:val="32"/>
+          <w:szCs w:val="32"/>
+        </w:rPr>
+        <w:t>method in</w:t>
+      </w:r>
+      <w:r>
+        <w:rPr>
+          <w:b/>
+          <w:bCs/>
+          <w:sz w:val="32"/>
+          <w:szCs w:val="32"/>
+        </w:rPr>
+        <w:t xml:space="preserve"> Future</w:t>
+      </w:r>
+      <w:r>
+        <w:rPr>
+          <w:sz w:val="32"/>
+          <w:szCs w:val="32"/>
+        </w:rPr>
+        <w:t>……………………..……………………..5</w:t>
+      </w:r>
+    </w:p>
+    <w:p>
+      <w:pPr>
+        <w:pStyle w:val="ListParagraph"/>
+        <w:numPr>
+          <w:ilvl w:val="0"/>
+          <w:numId w:val="37"/>
+        </w:numPr>
+        <w:jc w:val="both"/>
+        <w:rPr>
+          <w:sz w:val="32"/>
+          <w:szCs w:val="32"/>
+        </w:rPr>
+      </w:pPr>
+      <w:proofErr w:type="spellStart"/>
+      <w:r>
+        <w:rPr>
+          <w:b/>
+          <w:bCs/>
+          <w:sz w:val="32"/>
+          <w:szCs w:val="32"/>
+        </w:rPr>
+        <w:t>Future.wait</w:t>
+      </w:r>
+      <w:proofErr w:type="spellEnd"/>
+      <w:r>
+        <w:rPr>
+          <w:b/>
+          <w:bCs/>
+          <w:sz w:val="32"/>
+          <w:szCs w:val="32"/>
+        </w:rPr>
+        <w:t xml:space="preserve">(…) </w:t>
+      </w:r>
+      <w:r>
+        <w:rPr>
+          <w:sz w:val="32"/>
+          <w:szCs w:val="32"/>
+        </w:rPr>
+        <w:t>method for Parallel…………………………………….6</w:t>
+      </w:r>
+    </w:p>
+    <w:p>
+      <w:pPr>
+        <w:pStyle w:val="ListParagraph"/>
+        <w:numPr>
+          <w:ilvl w:val="0"/>
+          <w:numId w:val="37"/>
+        </w:numPr>
+        <w:jc w:val="both"/>
+        <w:rPr>
+          <w:sz w:val="32"/>
+          <w:szCs w:val="32"/>
+        </w:rPr>
+      </w:pPr>
+      <w:proofErr w:type="spellStart"/>
+      <w:proofErr w:type="gramStart"/>
+      <w:r>
+        <w:rPr>
+          <w:b/>
+          <w:bCs/>
+          <w:sz w:val="32"/>
+          <w:szCs w:val="32"/>
+        </w:rPr>
+        <w:t>Future.any</w:t>
+      </w:r>
+      <w:proofErr w:type="spellEnd"/>
+      <w:r>
+        <w:rPr>
+          <w:b/>
+          <w:bCs/>
+          <w:sz w:val="32"/>
+          <w:szCs w:val="32"/>
+        </w:rPr>
+        <w:t>(</w:t>
+      </w:r>
+      <w:proofErr w:type="gramEnd"/>
+      <w:r>
+        <w:rPr>
+          <w:b/>
+          <w:bCs/>
+          <w:sz w:val="32"/>
+          <w:szCs w:val="32"/>
+        </w:rPr>
+        <w:t xml:space="preserve">…) </w:t>
+      </w:r>
+      <w:r>
+        <w:rPr>
+          <w:sz w:val="32"/>
+          <w:szCs w:val="32"/>
+        </w:rPr>
+        <w:t>method…………………………………………………….9</w:t>
+      </w:r>
+    </w:p>
+    <w:p>
+      <w:pPr>
+        <w:pStyle w:val="ListParagraph"/>
+        <w:numPr>
+          <w:ilvl w:val="0"/>
+          <w:numId w:val="37"/>
+        </w:numPr>
+        <w:jc w:val="both"/>
+        <w:rPr>
+          <w:sz w:val="32"/>
+          <w:szCs w:val="32"/>
+        </w:rPr>
+      </w:pPr>
+      <w:proofErr w:type="spellStart"/>
+      <w:r>
+        <w:rPr>
+          <w:b/>
+          <w:bCs/>
+          <w:sz w:val="32"/>
+          <w:szCs w:val="32"/>
+        </w:rPr>
+        <w:t>Future.delayed</w:t>
+      </w:r>
+      <w:proofErr w:type="spellEnd"/>
+      <w:r>
+        <w:rPr>
+          <w:b/>
+          <w:bCs/>
+          <w:sz w:val="32"/>
+          <w:szCs w:val="32"/>
+        </w:rPr>
+        <w:t>(…)</w:t>
+      </w:r>
+      <w:r>
+        <w:rPr>
+          <w:sz w:val="32"/>
+          <w:szCs w:val="32"/>
+        </w:rPr>
+        <w:t xml:space="preserve"> method…………………………………………….11</w:t>
+      </w:r>
+    </w:p>
+    <w:p>
+      <w:pPr>
+        <w:pStyle w:val="ListParagraph"/>
+        <w:numPr>
+          <w:ilvl w:val="0"/>
+          <w:numId w:val="37"/>
+        </w:numPr>
+        <w:jc w:val="both"/>
+        <w:rPr>
+          <w:sz w:val="32"/>
+          <w:szCs w:val="32"/>
+        </w:rPr>
+      </w:pPr>
+      <w:proofErr w:type="spellStart"/>
+      <w:r>
+        <w:rPr>
+          <w:b/>
+          <w:bCs/>
+          <w:sz w:val="32"/>
+          <w:szCs w:val="32"/>
+        </w:rPr>
+        <w:t>Future.microtask</w:t>
+      </w:r>
+      <w:proofErr w:type="spellEnd"/>
+      <w:r>
+        <w:rPr>
+          <w:b/>
+          <w:bCs/>
+          <w:sz w:val="32"/>
+          <w:szCs w:val="32"/>
+        </w:rPr>
+        <w:t xml:space="preserve">(…) </w:t>
+      </w:r>
+      <w:r>
+        <w:rPr>
+          <w:sz w:val="32"/>
+          <w:szCs w:val="32"/>
+        </w:rPr>
+        <w:t>method……………….……………………</w:t>
+      </w:r>
+      <w:proofErr w:type="gramStart"/>
+      <w:r>
+        <w:rPr>
+          <w:sz w:val="32"/>
+          <w:szCs w:val="32"/>
+        </w:rPr>
+        <w:t>…..</w:t>
+      </w:r>
+      <w:proofErr w:type="gramEnd"/>
+      <w:r>
+        <w:rPr>
+          <w:sz w:val="32"/>
+          <w:szCs w:val="32"/>
+        </w:rPr>
+        <w:t>12</w:t>
+      </w:r>
+    </w:p>
+    <w:p>
+      <w:pPr>
+        <w:pStyle w:val="ListParagraph"/>
+        <w:numPr>
+          <w:ilvl w:val="0"/>
+          <w:numId w:val="37"/>
+        </w:numPr>
+        <w:jc w:val="both"/>
+        <w:rPr>
+          <w:sz w:val="32"/>
+          <w:szCs w:val="32"/>
+        </w:rPr>
+      </w:pPr>
+      <w:proofErr w:type="spellStart"/>
+      <w:r>
+        <w:rPr>
+          <w:b/>
+          <w:bCs/>
+          <w:sz w:val="32"/>
+          <w:szCs w:val="32"/>
+        </w:rPr>
+        <w:t>Future.error</w:t>
+      </w:r>
+      <w:proofErr w:type="spellEnd"/>
+      <w:r>
+        <w:rPr>
+          <w:b/>
+          <w:bCs/>
+          <w:sz w:val="32"/>
+          <w:szCs w:val="32"/>
+        </w:rPr>
+        <w:t>()</w:t>
+      </w:r>
+      <w:r>
+        <w:rPr>
+          <w:sz w:val="32"/>
+          <w:szCs w:val="32"/>
+        </w:rPr>
+        <w:t xml:space="preserve"> method……………………………………………</w:t>
+      </w:r>
+      <w:proofErr w:type="gramStart"/>
+      <w:r>
+        <w:rPr>
+          <w:sz w:val="32"/>
+          <w:szCs w:val="32"/>
+        </w:rPr>
+        <w:t>…..</w:t>
+      </w:r>
+      <w:proofErr w:type="gramEnd"/>
+      <w:r>
+        <w:rPr>
+          <w:sz w:val="32"/>
+          <w:szCs w:val="32"/>
+        </w:rPr>
+        <w:t>17</w:t>
+      </w:r>
+    </w:p>
+    <w:p>
+      <w:pPr>
+        <w:pStyle w:val="ListParagraph"/>
+        <w:numPr>
+          <w:ilvl w:val="0"/>
+          <w:numId w:val="37"/>
+        </w:numPr>
+        <w:jc w:val="both"/>
+        <w:rPr>
+          <w:sz w:val="32"/>
+          <w:szCs w:val="32"/>
+        </w:rPr>
+      </w:pPr>
+      <w:proofErr w:type="spellStart"/>
+      <w:r>
+        <w:rPr>
+          <w:b/>
+          <w:bCs/>
+          <w:sz w:val="32"/>
+          <w:szCs w:val="32"/>
+        </w:rPr>
+        <w:t>FutureBuilder</w:t>
+      </w:r>
+      <w:proofErr w:type="spellEnd"/>
+      <w:r>
+        <w:rPr>
+          <w:sz w:val="32"/>
+          <w:szCs w:val="32"/>
+        </w:rPr>
+        <w:t xml:space="preserve"> Widget…………………………………….………….20</w:t>
+      </w:r>
+    </w:p>
+    <w:p>
+      <w:pPr>
+        <w:pStyle w:val="ListParagraph"/>
+        <w:numPr>
+          <w:ilvl w:val="0"/>
+          <w:numId w:val="37"/>
+        </w:numPr>
+        <w:jc w:val="both"/>
+        <w:rPr>
+          <w:sz w:val="32"/>
+          <w:szCs w:val="32"/>
+        </w:rPr>
+      </w:pPr>
+      <w:r>
+        <w:rPr>
+          <w:sz w:val="32"/>
+          <w:szCs w:val="32"/>
+        </w:rPr>
+        <w:t xml:space="preserve">Getting Value from a </w:t>
+      </w:r>
+      <w:r>
+        <w:rPr>
+          <w:b/>
+          <w:bCs/>
+          <w:sz w:val="32"/>
+          <w:szCs w:val="32"/>
+        </w:rPr>
+        <w:t>Future</w:t>
+      </w:r>
+      <w:r>
+        <w:rPr>
+          <w:sz w:val="32"/>
+          <w:szCs w:val="32"/>
+        </w:rPr>
+        <w:t xml:space="preserve"> </w:t>
+      </w:r>
+      <w:r>
+        <w:rPr>
+          <w:b/>
+          <w:bCs/>
+          <w:sz w:val="32"/>
+          <w:szCs w:val="32"/>
+        </w:rPr>
+        <w:t xml:space="preserve">async </w:t>
+      </w:r>
+      <w:r>
+        <w:rPr>
+          <w:sz w:val="32"/>
+          <w:szCs w:val="32"/>
+        </w:rPr>
+        <w:t>Function</w:t>
+      </w:r>
+      <w:r>
+        <w:rPr>
+          <w:sz w:val="32"/>
+          <w:szCs w:val="32"/>
+        </w:rPr>
+        <w:t>………………….24</w:t>
+      </w:r>
+    </w:p>
+    <w:p>
+      <w:pPr>
+        <w:pStyle w:val="ListParagraph"/>
+        <w:numPr>
+          <w:ilvl w:val="0"/>
+          <w:numId w:val="37"/>
+        </w:numPr>
+        <w:jc w:val="both"/>
+        <w:rPr>
+          <w:sz w:val="32"/>
+          <w:szCs w:val="32"/>
+        </w:rPr>
+      </w:pPr>
+      <w:r>
+        <w:rPr>
+          <w:sz w:val="32"/>
+          <w:szCs w:val="32"/>
+        </w:rPr>
+        <w:t>Mounted………………………………………………………………</w:t>
+      </w:r>
+      <w:proofErr w:type="gramStart"/>
+      <w:r>
+        <w:rPr>
+          <w:sz w:val="32"/>
+          <w:szCs w:val="32"/>
+        </w:rPr>
+        <w:t>…..</w:t>
+      </w:r>
+      <w:proofErr w:type="gramEnd"/>
+      <w:r>
+        <w:rPr>
+          <w:sz w:val="32"/>
+          <w:szCs w:val="32"/>
+        </w:rPr>
+        <w:t>24</w:t>
+      </w:r>
+    </w:p>
+    <w:p>
+      <w:pPr>
+        <w:pStyle w:val="ListParagraph"/>
+        <w:numPr>
+          <w:ilvl w:val="0"/>
+          <w:numId w:val="37"/>
+        </w:numPr>
+        <w:jc w:val="both"/>
+        <w:rPr>
+          <w:sz w:val="32"/>
+          <w:szCs w:val="32"/>
+        </w:rPr>
+      </w:pPr>
+      <w:r>
+        <w:rPr>
+          <w:sz w:val="32"/>
+          <w:szCs w:val="32"/>
+        </w:rPr>
+        <w:t xml:space="preserve">Debounce/Timer in </w:t>
+      </w:r>
+      <w:r>
+        <w:rPr>
+          <w:b/>
+          <w:bCs/>
+          <w:sz w:val="32"/>
+          <w:szCs w:val="32"/>
+        </w:rPr>
+        <w:t>Dart</w:t>
+      </w:r>
+      <w:r>
+        <w:rPr>
+          <w:sz w:val="32"/>
+          <w:szCs w:val="32"/>
+        </w:rPr>
+        <w:t>…………………………………………</w:t>
+      </w:r>
+      <w:proofErr w:type="gramStart"/>
+      <w:r>
+        <w:rPr>
+          <w:sz w:val="32"/>
+          <w:szCs w:val="32"/>
+        </w:rPr>
+        <w:t>…..</w:t>
+      </w:r>
+      <w:proofErr w:type="gramEnd"/>
+      <w:r>
+        <w:rPr>
+          <w:sz w:val="32"/>
+          <w:szCs w:val="32"/>
+        </w:rPr>
+        <w:t>27</w:t>
+      </w:r>
+    </w:p>
+    <w:p>
+      <w:pPr>
+        <w:pStyle w:val="ListParagraph"/>
+        <w:numPr>
+          <w:ilvl w:val="0"/>
+          <w:numId w:val="37"/>
+        </w:numPr>
+        <w:jc w:val="both"/>
+        <w:rPr>
+          <w:sz w:val="32"/>
+          <w:szCs w:val="32"/>
+        </w:rPr>
+      </w:pPr>
+      <w:r>
+        <w:rPr>
+          <w:b/>
+          <w:bCs/>
+          <w:sz w:val="32"/>
+          <w:szCs w:val="32"/>
+        </w:rPr>
+        <w:t>a</w:t>
+      </w:r>
+      <w:r>
+        <w:rPr>
+          <w:b/>
+          <w:bCs/>
+          <w:sz w:val="32"/>
+          <w:szCs w:val="32"/>
+        </w:rPr>
+        <w:t>sync</w:t>
+      </w:r>
+      <w:r>
+        <w:rPr>
+          <w:sz w:val="32"/>
+          <w:szCs w:val="32"/>
+        </w:rPr>
+        <w:t xml:space="preserve"> Constructors and </w:t>
+      </w:r>
+      <w:r>
+        <w:rPr>
+          <w:b/>
+          <w:bCs/>
+          <w:sz w:val="32"/>
+          <w:szCs w:val="32"/>
+        </w:rPr>
+        <w:t>a</w:t>
+      </w:r>
+      <w:r>
+        <w:rPr>
+          <w:b/>
+          <w:bCs/>
+          <w:sz w:val="32"/>
+          <w:szCs w:val="32"/>
+        </w:rPr>
+        <w:t>sync</w:t>
+      </w:r>
+      <w:r>
+        <w:rPr>
+          <w:sz w:val="32"/>
+          <w:szCs w:val="32"/>
+        </w:rPr>
+        <w:t xml:space="preserve"> in Class</w:t>
+      </w:r>
+      <w:r>
+        <w:rPr>
+          <w:sz w:val="32"/>
+          <w:szCs w:val="32"/>
+        </w:rPr>
+        <w:t>…………………………38</w:t>
+      </w:r>
+    </w:p>
+    <w:p>
+      <w:pPr>
+        <w:pStyle w:val="ListParagraph"/>
+        <w:numPr>
+          <w:ilvl w:val="0"/>
+          <w:numId w:val="37"/>
+        </w:numPr>
+        <w:jc w:val="both"/>
+        <w:rPr>
+          <w:sz w:val="32"/>
+          <w:szCs w:val="32"/>
+        </w:rPr>
+      </w:pPr>
+      <w:r>
+        <w:rPr>
+          <w:sz w:val="32"/>
+          <w:szCs w:val="32"/>
+        </w:rPr>
+        <w:t>Async, Call Stack, Microtask Queue &amp; Isolates</w:t>
+      </w:r>
+      <w:r>
+        <w:rPr>
+          <w:sz w:val="32"/>
+          <w:szCs w:val="32"/>
+        </w:rPr>
+        <w:t>……………….39</w:t>
+      </w:r>
+    </w:p>
+    <w:p>
+      <w:pPr>
+        <w:pStyle w:val="ListParagraph"/>
+        <w:numPr>
+          <w:ilvl w:val="0"/>
+          <w:numId w:val="37"/>
+        </w:numPr>
+        <w:jc w:val="both"/>
+        <w:rPr>
+          <w:sz w:val="32"/>
+          <w:szCs w:val="32"/>
+        </w:rPr>
+      </w:pPr>
+      <w:r>
+        <w:rPr>
+          <w:b/>
+          <w:bCs/>
+          <w:sz w:val="32"/>
+          <w:szCs w:val="32"/>
+        </w:rPr>
+        <w:t>Call Stack</w:t>
+      </w:r>
+      <w:r>
+        <w:rPr>
+          <w:sz w:val="32"/>
+          <w:szCs w:val="32"/>
+        </w:rPr>
+        <w:t xml:space="preserve"> in Event Loop</w:t>
+      </w:r>
+      <w:r>
+        <w:rPr>
+          <w:sz w:val="32"/>
+          <w:szCs w:val="32"/>
+        </w:rPr>
+        <w:t>…………………………………………</w:t>
+      </w:r>
+      <w:proofErr w:type="gramStart"/>
+      <w:r>
+        <w:rPr>
+          <w:sz w:val="32"/>
+          <w:szCs w:val="32"/>
+        </w:rPr>
+        <w:t>…..</w:t>
+      </w:r>
+      <w:proofErr w:type="gramEnd"/>
+      <w:r>
+        <w:rPr>
+          <w:sz w:val="32"/>
+          <w:szCs w:val="32"/>
+        </w:rPr>
+        <w:t>42</w:t>
+      </w:r>
+    </w:p>
+    <w:p>
+      <w:pPr>
+        <w:pStyle w:val="ListParagraph"/>
+        <w:numPr>
+          <w:ilvl w:val="0"/>
+          <w:numId w:val="37"/>
+        </w:numPr>
+        <w:jc w:val="both"/>
+        <w:rPr>
+          <w:sz w:val="32"/>
+          <w:szCs w:val="32"/>
+        </w:rPr>
+      </w:pPr>
+      <w:r>
+        <w:rPr>
+          <w:sz w:val="32"/>
+          <w:szCs w:val="32"/>
+        </w:rPr>
+        <w:t>Microtask Queue</w:t>
+      </w:r>
+      <w:r>
+        <w:rPr>
+          <w:sz w:val="32"/>
+          <w:szCs w:val="32"/>
+        </w:rPr>
+        <w:t>……………………………………………………….45</w:t>
+      </w:r>
+    </w:p>
+    <w:p>
+      <w:pPr>
+        <w:pStyle w:val="ListParagraph"/>
+        <w:numPr>
+          <w:ilvl w:val="0"/>
+          <w:numId w:val="37"/>
+        </w:numPr>
+        <w:jc w:val="both"/>
+        <w:rPr>
+          <w:sz w:val="32"/>
+          <w:szCs w:val="32"/>
+        </w:rPr>
+      </w:pPr>
+      <w:r>
+        <w:rPr>
+          <w:sz w:val="32"/>
+          <w:szCs w:val="32"/>
+        </w:rPr>
+        <w:t>Isolate…………………………………………………………………</w:t>
+      </w:r>
+      <w:proofErr w:type="gramStart"/>
+      <w:r>
+        <w:rPr>
+          <w:sz w:val="32"/>
+          <w:szCs w:val="32"/>
+        </w:rPr>
+        <w:t>…..</w:t>
+      </w:r>
+      <w:proofErr w:type="gramEnd"/>
+      <w:r>
+        <w:rPr>
+          <w:sz w:val="32"/>
+          <w:szCs w:val="32"/>
+        </w:rPr>
+        <w:t>49</w:t>
+      </w:r>
+    </w:p>
+    <w:p>
+      <w:pPr>
+        <w:pStyle w:val="ListParagraph"/>
+        <w:numPr>
+          <w:ilvl w:val="0"/>
+          <w:numId w:val="37"/>
+        </w:numPr>
+        <w:jc w:val="both"/>
         <w:rPr>
           <w:sz w:val="32"/>
           <w:szCs w:val="32"/>
@@ -367,6 +1272,15 @@
       <w:pPr>
         <w:jc w:val="both"/>
         <w:rPr>
+          <w:sz w:val="32"/>
+          <w:szCs w:val="32"/>
+        </w:rPr>
+      </w:pPr>
+    </w:p>
+    <w:p>
+      <w:pPr>
+        <w:jc w:val="both"/>
+        <w:rPr>
           <w:b/>
           <w:bCs/>
           <w:sz w:val="32"/>
@@ -498,7 +1412,549 @@
           <w:sz w:val="32"/>
           <w:szCs w:val="32"/>
         </w:rPr>
+        <w:lastRenderedPageBreak/>
         <w:t>Future example () async {</w:t>
+      </w:r>
+    </w:p>
+    <w:p>
+      <w:pPr>
+        <w:jc w:val="both"/>
+        <w:rPr>
+          <w:b/>
+          <w:bCs/>
+          <w:color w:val="D86DCB" w:themeColor="accent5" w:themeTint="99"/>
+          <w:sz w:val="32"/>
+          <w:szCs w:val="32"/>
+        </w:rPr>
+      </w:pPr>
+      <w:r>
+        <w:rPr>
+          <w:b/>
+          <w:bCs/>
+          <w:color w:val="D86DCB" w:themeColor="accent5" w:themeTint="99"/>
+          <w:sz w:val="32"/>
+          <w:szCs w:val="32"/>
+        </w:rPr>
+        <w:tab/>
+        <w:t xml:space="preserve">await </w:t>
+      </w:r>
+      <w:proofErr w:type="spellStart"/>
+      <w:r>
+        <w:rPr>
+          <w:b/>
+          <w:bCs/>
+          <w:color w:val="D86DCB" w:themeColor="accent5" w:themeTint="99"/>
+          <w:sz w:val="32"/>
+          <w:szCs w:val="32"/>
+        </w:rPr>
+        <w:t>Future.delayed</w:t>
+      </w:r>
+      <w:proofErr w:type="spellEnd"/>
+      <w:r>
+        <w:rPr>
+          <w:b/>
+          <w:bCs/>
+          <w:color w:val="D86DCB" w:themeColor="accent5" w:themeTint="99"/>
+          <w:sz w:val="32"/>
+          <w:szCs w:val="32"/>
+        </w:rPr>
+        <w:t>(</w:t>
+      </w:r>
+      <w:proofErr w:type="gramStart"/>
+      <w:r>
+        <w:rPr>
+          <w:b/>
+          <w:bCs/>
+          <w:color w:val="D86DCB" w:themeColor="accent5" w:themeTint="99"/>
+          <w:sz w:val="32"/>
+          <w:szCs w:val="32"/>
+        </w:rPr>
+        <w:t>Duration(</w:t>
+      </w:r>
+      <w:proofErr w:type="gramEnd"/>
+      <w:r>
+        <w:rPr>
+          <w:b/>
+          <w:bCs/>
+          <w:color w:val="D86DCB" w:themeColor="accent5" w:themeTint="99"/>
+          <w:sz w:val="32"/>
+          <w:szCs w:val="32"/>
+        </w:rPr>
+        <w:t>second: 3));</w:t>
+      </w:r>
+    </w:p>
+    <w:p>
+      <w:pPr>
+        <w:jc w:val="both"/>
+        <w:rPr>
+          <w:b/>
+          <w:bCs/>
+          <w:color w:val="D86DCB" w:themeColor="accent5" w:themeTint="99"/>
+          <w:sz w:val="32"/>
+          <w:szCs w:val="32"/>
+        </w:rPr>
+      </w:pPr>
+      <w:r>
+        <w:rPr>
+          <w:b/>
+          <w:bCs/>
+          <w:color w:val="D86DCB" w:themeColor="accent5" w:themeTint="99"/>
+          <w:sz w:val="32"/>
+          <w:szCs w:val="32"/>
+        </w:rPr>
+        <w:tab/>
+        <w:t>print(‘Operation2’);</w:t>
+      </w:r>
+    </w:p>
+    <w:p>
+      <w:pPr>
+        <w:jc w:val="both"/>
+        <w:rPr>
+          <w:b/>
+          <w:bCs/>
+          <w:color w:val="D86DCB" w:themeColor="accent5" w:themeTint="99"/>
+          <w:sz w:val="32"/>
+          <w:szCs w:val="32"/>
+        </w:rPr>
+      </w:pPr>
+      <w:r>
+        <w:rPr>
+          <w:b/>
+          <w:bCs/>
+          <w:color w:val="D86DCB" w:themeColor="accent5" w:themeTint="99"/>
+          <w:sz w:val="32"/>
+          <w:szCs w:val="32"/>
+        </w:rPr>
+        <w:t>}</w:t>
+      </w:r>
+    </w:p>
+    <w:p>
+      <w:pPr>
+        <w:jc w:val="both"/>
+        <w:rPr>
+          <w:b/>
+          <w:bCs/>
+          <w:color w:val="D86DCB" w:themeColor="accent5" w:themeTint="99"/>
+          <w:sz w:val="32"/>
+          <w:szCs w:val="32"/>
+        </w:rPr>
+      </w:pPr>
+      <w:r>
+        <w:rPr>
+          <w:b/>
+          <w:bCs/>
+          <w:color w:val="D86DCB" w:themeColor="accent5" w:themeTint="99"/>
+          <w:sz w:val="32"/>
+          <w:szCs w:val="32"/>
+        </w:rPr>
+        <w:t>void main () {</w:t>
+      </w:r>
+    </w:p>
+    <w:p>
+      <w:pPr>
+        <w:jc w:val="both"/>
+        <w:rPr>
+          <w:b/>
+          <w:bCs/>
+          <w:color w:val="D86DCB" w:themeColor="accent5" w:themeTint="99"/>
+          <w:sz w:val="32"/>
+          <w:szCs w:val="32"/>
+        </w:rPr>
+      </w:pPr>
+      <w:r>
+        <w:rPr>
+          <w:b/>
+          <w:bCs/>
+          <w:color w:val="D86DCB" w:themeColor="accent5" w:themeTint="99"/>
+          <w:sz w:val="32"/>
+          <w:szCs w:val="32"/>
+        </w:rPr>
+        <w:tab/>
+        <w:t>print(‘Operation1’);</w:t>
+      </w:r>
+    </w:p>
+    <w:p>
+      <w:pPr>
+        <w:jc w:val="both"/>
+        <w:rPr>
+          <w:b/>
+          <w:bCs/>
+          <w:color w:val="D86DCB" w:themeColor="accent5" w:themeTint="99"/>
+          <w:sz w:val="32"/>
+          <w:szCs w:val="32"/>
+        </w:rPr>
+      </w:pPr>
+      <w:r>
+        <w:rPr>
+          <w:b/>
+          <w:bCs/>
+          <w:color w:val="D86DCB" w:themeColor="accent5" w:themeTint="99"/>
+          <w:sz w:val="32"/>
+          <w:szCs w:val="32"/>
+        </w:rPr>
+        <w:tab/>
+      </w:r>
+      <w:proofErr w:type="gramStart"/>
+      <w:r>
+        <w:rPr>
+          <w:b/>
+          <w:bCs/>
+          <w:color w:val="D86DCB" w:themeColor="accent5" w:themeTint="99"/>
+          <w:sz w:val="32"/>
+          <w:szCs w:val="32"/>
+        </w:rPr>
+        <w:t>example(</w:t>
+      </w:r>
+      <w:proofErr w:type="gramEnd"/>
+      <w:r>
+        <w:rPr>
+          <w:b/>
+          <w:bCs/>
+          <w:color w:val="D86DCB" w:themeColor="accent5" w:themeTint="99"/>
+          <w:sz w:val="32"/>
+          <w:szCs w:val="32"/>
+        </w:rPr>
+        <w:t>);</w:t>
+      </w:r>
+    </w:p>
+    <w:p>
+      <w:pPr>
+        <w:jc w:val="both"/>
+        <w:rPr>
+          <w:b/>
+          <w:bCs/>
+          <w:color w:val="D86DCB" w:themeColor="accent5" w:themeTint="99"/>
+          <w:sz w:val="32"/>
+          <w:szCs w:val="32"/>
+        </w:rPr>
+      </w:pPr>
+      <w:r>
+        <w:rPr>
+          <w:b/>
+          <w:bCs/>
+          <w:color w:val="D86DCB" w:themeColor="accent5" w:themeTint="99"/>
+          <w:sz w:val="32"/>
+          <w:szCs w:val="32"/>
+        </w:rPr>
+        <w:tab/>
+        <w:t>print(‘Operation3);</w:t>
+      </w:r>
+    </w:p>
+    <w:p>
+      <w:pPr>
+        <w:jc w:val="both"/>
+        <w:rPr>
+          <w:b/>
+          <w:bCs/>
+          <w:color w:val="D86DCB" w:themeColor="accent5" w:themeTint="99"/>
+          <w:sz w:val="32"/>
+          <w:szCs w:val="32"/>
+        </w:rPr>
+      </w:pPr>
+      <w:r>
+        <w:rPr>
+          <w:b/>
+          <w:bCs/>
+          <w:color w:val="D86DCB" w:themeColor="accent5" w:themeTint="99"/>
+          <w:sz w:val="32"/>
+          <w:szCs w:val="32"/>
+        </w:rPr>
+        <w:t>}</w:t>
+      </w:r>
+    </w:p>
+    <w:p>
+      <w:pPr>
+        <w:jc w:val="both"/>
+        <w:rPr>
+          <w:sz w:val="32"/>
+          <w:szCs w:val="32"/>
+        </w:rPr>
+      </w:pPr>
+      <w:r>
+        <w:rPr>
+          <w:sz w:val="32"/>
+          <w:szCs w:val="32"/>
+        </w:rPr>
+        <w:t xml:space="preserve"># </w:t>
+      </w:r>
+      <w:r>
+        <w:rPr>
+          <w:sz w:val="32"/>
+          <w:szCs w:val="32"/>
+        </w:rPr>
+        <w:t>Output:</w:t>
+      </w:r>
+    </w:p>
+    <w:p>
+      <w:pPr>
+        <w:ind w:firstLine="720"/>
+        <w:jc w:val="both"/>
+        <w:rPr>
+          <w:b/>
+          <w:bCs/>
+          <w:sz w:val="32"/>
+          <w:szCs w:val="32"/>
+        </w:rPr>
+      </w:pPr>
+      <w:r>
+        <w:rPr>
+          <w:b/>
+          <w:bCs/>
+          <w:sz w:val="32"/>
+          <w:szCs w:val="32"/>
+        </w:rPr>
+        <w:t>Operation1</w:t>
+      </w:r>
+    </w:p>
+    <w:p>
+      <w:pPr>
+        <w:ind w:firstLine="720"/>
+        <w:jc w:val="both"/>
+        <w:rPr>
+          <w:b/>
+          <w:bCs/>
+          <w:sz w:val="32"/>
+          <w:szCs w:val="32"/>
+        </w:rPr>
+      </w:pPr>
+      <w:r>
+        <w:rPr>
+          <w:b/>
+          <w:bCs/>
+          <w:sz w:val="32"/>
+          <w:szCs w:val="32"/>
+        </w:rPr>
+        <w:t>Operation3</w:t>
+      </w:r>
+    </w:p>
+    <w:p>
+      <w:pPr>
+        <w:ind w:firstLine="720"/>
+        <w:jc w:val="both"/>
+        <w:rPr>
+          <w:b/>
+          <w:bCs/>
+          <w:sz w:val="32"/>
+          <w:szCs w:val="32"/>
+        </w:rPr>
+      </w:pPr>
+      <w:r>
+        <w:rPr>
+          <w:b/>
+          <w:bCs/>
+          <w:sz w:val="32"/>
+          <w:szCs w:val="32"/>
+        </w:rPr>
+        <w:t>Operation2</w:t>
+      </w:r>
+    </w:p>
+    <w:p>
+      <w:pPr>
+        <w:jc w:val="both"/>
+        <w:rPr>
+          <w:sz w:val="32"/>
+          <w:szCs w:val="32"/>
+        </w:rPr>
+      </w:pPr>
+      <w:r>
+        <w:rPr>
+          <w:b/>
+          <w:bCs/>
+          <w:sz w:val="32"/>
+          <w:szCs w:val="32"/>
+        </w:rPr>
+        <w:t xml:space="preserve">NOTE: </w:t>
+      </w:r>
+      <w:r>
+        <w:rPr>
+          <w:sz w:val="32"/>
+          <w:szCs w:val="32"/>
+        </w:rPr>
+        <w:t>For more in-depth clarification see last in the doc</w:t>
+      </w:r>
+    </w:p>
+    <w:p>
+      <w:pPr>
+        <w:jc w:val="both"/>
+        <w:rPr>
+          <w:sz w:val="32"/>
+          <w:szCs w:val="32"/>
+        </w:rPr>
+      </w:pPr>
+    </w:p>
+    <w:p>
+      <w:pPr>
+        <w:jc w:val="both"/>
+        <w:rPr>
+          <w:sz w:val="32"/>
+          <w:szCs w:val="32"/>
+        </w:rPr>
+      </w:pPr>
+    </w:p>
+    <w:p>
+      <w:pPr>
+        <w:jc w:val="both"/>
+        <w:rPr>
+          <w:b/>
+          <w:bCs/>
+          <w:sz w:val="32"/>
+          <w:szCs w:val="32"/>
+        </w:rPr>
+      </w:pPr>
+      <w:r>
+        <w:rPr>
+          <w:b/>
+          <w:bCs/>
+          <w:sz w:val="32"/>
+          <w:szCs w:val="32"/>
+        </w:rPr>
+        <w:t>Dart Asynchronous Await:</w:t>
+      </w:r>
+    </w:p>
+    <w:p>
+      <w:pPr>
+        <w:jc w:val="both"/>
+        <w:rPr>
+          <w:sz w:val="32"/>
+          <w:szCs w:val="32"/>
+        </w:rPr>
+      </w:pPr>
+      <w:r>
+        <w:rPr>
+          <w:sz w:val="32"/>
+          <w:szCs w:val="32"/>
+        </w:rPr>
+        <w:t xml:space="preserve"># </w:t>
+      </w:r>
+      <w:proofErr w:type="gramStart"/>
+      <w:r>
+        <w:rPr>
+          <w:b/>
+          <w:bCs/>
+          <w:sz w:val="32"/>
+          <w:szCs w:val="32"/>
+        </w:rPr>
+        <w:t>await</w:t>
+      </w:r>
+      <w:proofErr w:type="gramEnd"/>
+      <w:r>
+        <w:rPr>
+          <w:sz w:val="32"/>
+          <w:szCs w:val="32"/>
+        </w:rPr>
+        <w:t xml:space="preserve"> can only be used in an asynchronous function. It tells the compiler to wait until that asynchronous operation is complete.</w:t>
+      </w:r>
+    </w:p>
+    <w:p>
+      <w:pPr>
+        <w:jc w:val="both"/>
+        <w:rPr>
+          <w:sz w:val="32"/>
+          <w:szCs w:val="32"/>
+        </w:rPr>
+      </w:pPr>
+      <w:r>
+        <w:rPr>
+          <w:sz w:val="32"/>
+          <w:szCs w:val="32"/>
+        </w:rPr>
+        <w:t xml:space="preserve"># </w:t>
+      </w:r>
+      <w:r>
+        <w:rPr>
+          <w:sz w:val="32"/>
+          <w:szCs w:val="32"/>
+        </w:rPr>
+        <w:t>Basically, turns an async to sync. Here operation1 prints first then waits 3 seconds prints operation2 and 12 then prints operation3.</w:t>
+      </w:r>
+    </w:p>
+    <w:p>
+      <w:pPr>
+        <w:jc w:val="both"/>
+        <w:rPr>
+          <w:b/>
+          <w:bCs/>
+          <w:color w:val="D86DCB" w:themeColor="accent5" w:themeTint="99"/>
+          <w:sz w:val="32"/>
+          <w:szCs w:val="32"/>
+        </w:rPr>
+      </w:pPr>
+      <w:r>
+        <w:rPr>
+          <w:b/>
+          <w:bCs/>
+          <w:color w:val="D86DCB" w:themeColor="accent5" w:themeTint="99"/>
+          <w:sz w:val="32"/>
+          <w:szCs w:val="32"/>
+        </w:rPr>
+        <w:t>Future example () async {</w:t>
+      </w:r>
+    </w:p>
+    <w:p>
+      <w:pPr>
+        <w:jc w:val="both"/>
+        <w:rPr>
+          <w:b/>
+          <w:bCs/>
+          <w:color w:val="D86DCB" w:themeColor="accent5" w:themeTint="99"/>
+          <w:sz w:val="32"/>
+          <w:szCs w:val="32"/>
+        </w:rPr>
+      </w:pPr>
+      <w:r>
+        <w:rPr>
+          <w:b/>
+          <w:bCs/>
+          <w:color w:val="D86DCB" w:themeColor="accent5" w:themeTint="99"/>
+          <w:sz w:val="32"/>
+          <w:szCs w:val="32"/>
+        </w:rPr>
+        <w:tab/>
+        <w:t xml:space="preserve">await </w:t>
+      </w:r>
+      <w:proofErr w:type="spellStart"/>
+      <w:r>
+        <w:rPr>
+          <w:b/>
+          <w:bCs/>
+          <w:color w:val="D86DCB" w:themeColor="accent5" w:themeTint="99"/>
+          <w:sz w:val="32"/>
+          <w:szCs w:val="32"/>
+        </w:rPr>
+        <w:t>Future.delayed</w:t>
+      </w:r>
+      <w:proofErr w:type="spellEnd"/>
+      <w:r>
+        <w:rPr>
+          <w:b/>
+          <w:bCs/>
+          <w:color w:val="D86DCB" w:themeColor="accent5" w:themeTint="99"/>
+          <w:sz w:val="32"/>
+          <w:szCs w:val="32"/>
+        </w:rPr>
+        <w:t>(</w:t>
+      </w:r>
+      <w:proofErr w:type="gramStart"/>
+      <w:r>
+        <w:rPr>
+          <w:b/>
+          <w:bCs/>
+          <w:color w:val="D86DCB" w:themeColor="accent5" w:themeTint="99"/>
+          <w:sz w:val="32"/>
+          <w:szCs w:val="32"/>
+        </w:rPr>
+        <w:t>Duration(</w:t>
+      </w:r>
+      <w:proofErr w:type="gramEnd"/>
+      <w:r>
+        <w:rPr>
+          <w:b/>
+          <w:bCs/>
+          <w:color w:val="D86DCB" w:themeColor="accent5" w:themeTint="99"/>
+          <w:sz w:val="32"/>
+          <w:szCs w:val="32"/>
+        </w:rPr>
+        <w:t>second: 3));</w:t>
       </w:r>
     </w:p>
     <w:p>
@@ -522,538 +1978,6 @@
         </w:rPr>
         <w:lastRenderedPageBreak/>
         <w:tab/>
-        <w:t xml:space="preserve">await </w:t>
-      </w:r>
-      <w:proofErr w:type="spellStart"/>
-      <w:r>
-        <w:rPr>
-          <w:b/>
-          <w:bCs/>
-          <w:color w:val="D86DCB" w:themeColor="accent5" w:themeTint="99"/>
-          <w:sz w:val="32"/>
-          <w:szCs w:val="32"/>
-        </w:rPr>
-        <w:t>Future.delayed</w:t>
-      </w:r>
-      <w:proofErr w:type="spellEnd"/>
-      <w:r>
-        <w:rPr>
-          <w:b/>
-          <w:bCs/>
-          <w:color w:val="D86DCB" w:themeColor="accent5" w:themeTint="99"/>
-          <w:sz w:val="32"/>
-          <w:szCs w:val="32"/>
-        </w:rPr>
-        <w:t>(</w:t>
-      </w:r>
-      <w:proofErr w:type="gramStart"/>
-      <w:r>
-        <w:rPr>
-          <w:b/>
-          <w:bCs/>
-          <w:color w:val="D86DCB" w:themeColor="accent5" w:themeTint="99"/>
-          <w:sz w:val="32"/>
-          <w:szCs w:val="32"/>
-        </w:rPr>
-        <w:t>Duration(</w:t>
-      </w:r>
-      <w:proofErr w:type="gramEnd"/>
-      <w:r>
-        <w:rPr>
-          <w:b/>
-          <w:bCs/>
-          <w:color w:val="D86DCB" w:themeColor="accent5" w:themeTint="99"/>
-          <w:sz w:val="32"/>
-          <w:szCs w:val="32"/>
-        </w:rPr>
-        <w:t>second: 3));</w:t>
-      </w:r>
-    </w:p>
-    <w:p>
-      <w:pPr>
-        <w:jc w:val="both"/>
-        <w:rPr>
-          <w:b/>
-          <w:bCs/>
-          <w:color w:val="D86DCB" w:themeColor="accent5" w:themeTint="99"/>
-          <w:sz w:val="32"/>
-          <w:szCs w:val="32"/>
-        </w:rPr>
-      </w:pPr>
-      <w:r>
-        <w:rPr>
-          <w:b/>
-          <w:bCs/>
-          <w:color w:val="D86DCB" w:themeColor="accent5" w:themeTint="99"/>
-          <w:sz w:val="32"/>
-          <w:szCs w:val="32"/>
-        </w:rPr>
-        <w:tab/>
-        <w:t>print(‘Operation2’);</w:t>
-      </w:r>
-    </w:p>
-    <w:p>
-      <w:pPr>
-        <w:jc w:val="both"/>
-        <w:rPr>
-          <w:b/>
-          <w:bCs/>
-          <w:color w:val="D86DCB" w:themeColor="accent5" w:themeTint="99"/>
-          <w:sz w:val="32"/>
-          <w:szCs w:val="32"/>
-        </w:rPr>
-      </w:pPr>
-      <w:r>
-        <w:rPr>
-          <w:b/>
-          <w:bCs/>
-          <w:color w:val="D86DCB" w:themeColor="accent5" w:themeTint="99"/>
-          <w:sz w:val="32"/>
-          <w:szCs w:val="32"/>
-        </w:rPr>
-        <w:t>}</w:t>
-      </w:r>
-    </w:p>
-    <w:p>
-      <w:pPr>
-        <w:jc w:val="both"/>
-        <w:rPr>
-          <w:b/>
-          <w:bCs/>
-          <w:color w:val="D86DCB" w:themeColor="accent5" w:themeTint="99"/>
-          <w:sz w:val="32"/>
-          <w:szCs w:val="32"/>
-        </w:rPr>
-      </w:pPr>
-      <w:r>
-        <w:rPr>
-          <w:b/>
-          <w:bCs/>
-          <w:color w:val="D86DCB" w:themeColor="accent5" w:themeTint="99"/>
-          <w:sz w:val="32"/>
-          <w:szCs w:val="32"/>
-        </w:rPr>
-        <w:t>void main () {</w:t>
-      </w:r>
-    </w:p>
-    <w:p>
-      <w:pPr>
-        <w:jc w:val="both"/>
-        <w:rPr>
-          <w:b/>
-          <w:bCs/>
-          <w:color w:val="D86DCB" w:themeColor="accent5" w:themeTint="99"/>
-          <w:sz w:val="32"/>
-          <w:szCs w:val="32"/>
-        </w:rPr>
-      </w:pPr>
-      <w:r>
-        <w:rPr>
-          <w:b/>
-          <w:bCs/>
-          <w:color w:val="D86DCB" w:themeColor="accent5" w:themeTint="99"/>
-          <w:sz w:val="32"/>
-          <w:szCs w:val="32"/>
-        </w:rPr>
-        <w:tab/>
-        <w:t>print(‘Operation1’);</w:t>
-      </w:r>
-    </w:p>
-    <w:p>
-      <w:pPr>
-        <w:jc w:val="both"/>
-        <w:rPr>
-          <w:b/>
-          <w:bCs/>
-          <w:color w:val="D86DCB" w:themeColor="accent5" w:themeTint="99"/>
-          <w:sz w:val="32"/>
-          <w:szCs w:val="32"/>
-        </w:rPr>
-      </w:pPr>
-      <w:r>
-        <w:rPr>
-          <w:b/>
-          <w:bCs/>
-          <w:color w:val="D86DCB" w:themeColor="accent5" w:themeTint="99"/>
-          <w:sz w:val="32"/>
-          <w:szCs w:val="32"/>
-        </w:rPr>
-        <w:tab/>
-      </w:r>
-      <w:proofErr w:type="gramStart"/>
-      <w:r>
-        <w:rPr>
-          <w:b/>
-          <w:bCs/>
-          <w:color w:val="D86DCB" w:themeColor="accent5" w:themeTint="99"/>
-          <w:sz w:val="32"/>
-          <w:szCs w:val="32"/>
-        </w:rPr>
-        <w:t>example(</w:t>
-      </w:r>
-      <w:proofErr w:type="gramEnd"/>
-      <w:r>
-        <w:rPr>
-          <w:b/>
-          <w:bCs/>
-          <w:color w:val="D86DCB" w:themeColor="accent5" w:themeTint="99"/>
-          <w:sz w:val="32"/>
-          <w:szCs w:val="32"/>
-        </w:rPr>
-        <w:t>);</w:t>
-      </w:r>
-    </w:p>
-    <w:p>
-      <w:pPr>
-        <w:jc w:val="both"/>
-        <w:rPr>
-          <w:b/>
-          <w:bCs/>
-          <w:color w:val="D86DCB" w:themeColor="accent5" w:themeTint="99"/>
-          <w:sz w:val="32"/>
-          <w:szCs w:val="32"/>
-        </w:rPr>
-      </w:pPr>
-      <w:r>
-        <w:rPr>
-          <w:b/>
-          <w:bCs/>
-          <w:color w:val="D86DCB" w:themeColor="accent5" w:themeTint="99"/>
-          <w:sz w:val="32"/>
-          <w:szCs w:val="32"/>
-        </w:rPr>
-        <w:tab/>
-        <w:t>print(‘Operation3);</w:t>
-      </w:r>
-    </w:p>
-    <w:p>
-      <w:pPr>
-        <w:jc w:val="both"/>
-        <w:rPr>
-          <w:b/>
-          <w:bCs/>
-          <w:color w:val="D86DCB" w:themeColor="accent5" w:themeTint="99"/>
-          <w:sz w:val="32"/>
-          <w:szCs w:val="32"/>
-        </w:rPr>
-      </w:pPr>
-      <w:r>
-        <w:rPr>
-          <w:b/>
-          <w:bCs/>
-          <w:color w:val="D86DCB" w:themeColor="accent5" w:themeTint="99"/>
-          <w:sz w:val="32"/>
-          <w:szCs w:val="32"/>
-        </w:rPr>
-        <w:t>}</w:t>
-      </w:r>
-    </w:p>
-    <w:p>
-      <w:pPr>
-        <w:jc w:val="both"/>
-        <w:rPr>
-          <w:sz w:val="32"/>
-          <w:szCs w:val="32"/>
-        </w:rPr>
-      </w:pPr>
-      <w:r>
-        <w:rPr>
-          <w:sz w:val="32"/>
-          <w:szCs w:val="32"/>
-        </w:rPr>
-        <w:t xml:space="preserve"># </w:t>
-      </w:r>
-      <w:r>
-        <w:rPr>
-          <w:sz w:val="32"/>
-          <w:szCs w:val="32"/>
-        </w:rPr>
-        <w:t>Output:</w:t>
-      </w:r>
-    </w:p>
-    <w:p>
-      <w:pPr>
-        <w:ind w:firstLine="720"/>
-        <w:jc w:val="both"/>
-        <w:rPr>
-          <w:b/>
-          <w:bCs/>
-          <w:sz w:val="32"/>
-          <w:szCs w:val="32"/>
-        </w:rPr>
-      </w:pPr>
-      <w:r>
-        <w:rPr>
-          <w:b/>
-          <w:bCs/>
-          <w:sz w:val="32"/>
-          <w:szCs w:val="32"/>
-        </w:rPr>
-        <w:t>Operation1</w:t>
-      </w:r>
-    </w:p>
-    <w:p>
-      <w:pPr>
-        <w:ind w:firstLine="720"/>
-        <w:jc w:val="both"/>
-        <w:rPr>
-          <w:b/>
-          <w:bCs/>
-          <w:sz w:val="32"/>
-          <w:szCs w:val="32"/>
-        </w:rPr>
-      </w:pPr>
-      <w:r>
-        <w:rPr>
-          <w:b/>
-          <w:bCs/>
-          <w:sz w:val="32"/>
-          <w:szCs w:val="32"/>
-        </w:rPr>
-        <w:t>Operation3</w:t>
-      </w:r>
-    </w:p>
-    <w:p>
-      <w:pPr>
-        <w:ind w:firstLine="720"/>
-        <w:jc w:val="both"/>
-        <w:rPr>
-          <w:b/>
-          <w:bCs/>
-          <w:sz w:val="32"/>
-          <w:szCs w:val="32"/>
-        </w:rPr>
-      </w:pPr>
-      <w:r>
-        <w:rPr>
-          <w:b/>
-          <w:bCs/>
-          <w:sz w:val="32"/>
-          <w:szCs w:val="32"/>
-        </w:rPr>
-        <w:t>Operation2</w:t>
-      </w:r>
-    </w:p>
-    <w:p>
-      <w:pPr>
-        <w:jc w:val="both"/>
-        <w:rPr>
-          <w:sz w:val="32"/>
-          <w:szCs w:val="32"/>
-        </w:rPr>
-      </w:pPr>
-      <w:r>
-        <w:rPr>
-          <w:b/>
-          <w:bCs/>
-          <w:sz w:val="32"/>
-          <w:szCs w:val="32"/>
-        </w:rPr>
-        <w:t xml:space="preserve">NOTE: </w:t>
-      </w:r>
-      <w:r>
-        <w:rPr>
-          <w:sz w:val="32"/>
-          <w:szCs w:val="32"/>
-        </w:rPr>
-        <w:t>For more in-depth clarification see last in the doc</w:t>
-      </w:r>
-    </w:p>
-    <w:p>
-      <w:pPr>
-        <w:jc w:val="both"/>
-        <w:rPr>
-          <w:sz w:val="32"/>
-          <w:szCs w:val="32"/>
-        </w:rPr>
-      </w:pPr>
-    </w:p>
-    <w:p>
-      <w:pPr>
-        <w:jc w:val="both"/>
-        <w:rPr>
-          <w:b/>
-          <w:bCs/>
-          <w:sz w:val="32"/>
-          <w:szCs w:val="32"/>
-        </w:rPr>
-      </w:pPr>
-      <w:r>
-        <w:rPr>
-          <w:b/>
-          <w:bCs/>
-          <w:sz w:val="32"/>
-          <w:szCs w:val="32"/>
-        </w:rPr>
-        <w:t>Dart Asynchronous Await:</w:t>
-      </w:r>
-    </w:p>
-    <w:p>
-      <w:pPr>
-        <w:jc w:val="both"/>
-        <w:rPr>
-          <w:sz w:val="32"/>
-          <w:szCs w:val="32"/>
-        </w:rPr>
-      </w:pPr>
-      <w:r>
-        <w:rPr>
-          <w:sz w:val="32"/>
-          <w:szCs w:val="32"/>
-        </w:rPr>
-        <w:t xml:space="preserve"># </w:t>
-      </w:r>
-      <w:proofErr w:type="gramStart"/>
-      <w:r>
-        <w:rPr>
-          <w:b/>
-          <w:bCs/>
-          <w:sz w:val="32"/>
-          <w:szCs w:val="32"/>
-        </w:rPr>
-        <w:t>await</w:t>
-      </w:r>
-      <w:proofErr w:type="gramEnd"/>
-      <w:r>
-        <w:rPr>
-          <w:sz w:val="32"/>
-          <w:szCs w:val="32"/>
-        </w:rPr>
-        <w:t xml:space="preserve"> can only be used in an asynchronous function. It tells the compiler to wait until that asynchronous operation is complete.</w:t>
-      </w:r>
-    </w:p>
-    <w:p>
-      <w:pPr>
-        <w:jc w:val="both"/>
-        <w:rPr>
-          <w:sz w:val="32"/>
-          <w:szCs w:val="32"/>
-        </w:rPr>
-      </w:pPr>
-      <w:r>
-        <w:rPr>
-          <w:sz w:val="32"/>
-          <w:szCs w:val="32"/>
-        </w:rPr>
-        <w:t xml:space="preserve"># </w:t>
-      </w:r>
-      <w:r>
-        <w:rPr>
-          <w:sz w:val="32"/>
-          <w:szCs w:val="32"/>
-        </w:rPr>
-        <w:t>Basically, turns an async to sync. Here operation1 prints first then waits 3 seconds prints operation2 and 12 then prints operation3.</w:t>
-      </w:r>
-    </w:p>
-    <w:p>
-      <w:pPr>
-        <w:jc w:val="both"/>
-        <w:rPr>
-          <w:b/>
-          <w:bCs/>
-          <w:color w:val="D86DCB" w:themeColor="accent5" w:themeTint="99"/>
-          <w:sz w:val="32"/>
-          <w:szCs w:val="32"/>
-        </w:rPr>
-      </w:pPr>
-      <w:r>
-        <w:rPr>
-          <w:b/>
-          <w:bCs/>
-          <w:color w:val="D86DCB" w:themeColor="accent5" w:themeTint="99"/>
-          <w:sz w:val="32"/>
-          <w:szCs w:val="32"/>
-        </w:rPr>
-        <w:t>Future example () async {</w:t>
-      </w:r>
-    </w:p>
-    <w:p>
-      <w:pPr>
-        <w:jc w:val="both"/>
-        <w:rPr>
-          <w:b/>
-          <w:bCs/>
-          <w:color w:val="D86DCB" w:themeColor="accent5" w:themeTint="99"/>
-          <w:sz w:val="32"/>
-          <w:szCs w:val="32"/>
-        </w:rPr>
-      </w:pPr>
-      <w:r>
-        <w:rPr>
-          <w:b/>
-          <w:bCs/>
-          <w:color w:val="D86DCB" w:themeColor="accent5" w:themeTint="99"/>
-          <w:sz w:val="32"/>
-          <w:szCs w:val="32"/>
-        </w:rPr>
-        <w:tab/>
-        <w:t xml:space="preserve">await </w:t>
-      </w:r>
-      <w:proofErr w:type="spellStart"/>
-      <w:r>
-        <w:rPr>
-          <w:b/>
-          <w:bCs/>
-          <w:color w:val="D86DCB" w:themeColor="accent5" w:themeTint="99"/>
-          <w:sz w:val="32"/>
-          <w:szCs w:val="32"/>
-        </w:rPr>
-        <w:t>Future.delayed</w:t>
-      </w:r>
-      <w:proofErr w:type="spellEnd"/>
-      <w:r>
-        <w:rPr>
-          <w:b/>
-          <w:bCs/>
-          <w:color w:val="D86DCB" w:themeColor="accent5" w:themeTint="99"/>
-          <w:sz w:val="32"/>
-          <w:szCs w:val="32"/>
-        </w:rPr>
-        <w:t>(</w:t>
-      </w:r>
-      <w:proofErr w:type="gramStart"/>
-      <w:r>
-        <w:rPr>
-          <w:b/>
-          <w:bCs/>
-          <w:color w:val="D86DCB" w:themeColor="accent5" w:themeTint="99"/>
-          <w:sz w:val="32"/>
-          <w:szCs w:val="32"/>
-        </w:rPr>
-        <w:t>Duration(</w:t>
-      </w:r>
-      <w:proofErr w:type="gramEnd"/>
-      <w:r>
-        <w:rPr>
-          <w:b/>
-          <w:bCs/>
-          <w:color w:val="D86DCB" w:themeColor="accent5" w:themeTint="99"/>
-          <w:sz w:val="32"/>
-          <w:szCs w:val="32"/>
-        </w:rPr>
-        <w:t>second: 3));</w:t>
-      </w:r>
-    </w:p>
-    <w:p>
-      <w:pPr>
-        <w:jc w:val="both"/>
-        <w:rPr>
-          <w:b/>
-          <w:bCs/>
-          <w:color w:val="D86DCB" w:themeColor="accent5" w:themeTint="99"/>
-          <w:sz w:val="32"/>
-          <w:szCs w:val="32"/>
-        </w:rPr>
-      </w:pPr>
-      <w:r>
-        <w:rPr>
-          <w:b/>
-          <w:bCs/>
-          <w:color w:val="D86DCB" w:themeColor="accent5" w:themeTint="99"/>
-          <w:sz w:val="32"/>
-          <w:szCs w:val="32"/>
-        </w:rPr>
-        <w:tab/>
         <w:t>print(‘Operation2’);</w:t>
       </w:r>
     </w:p>
@@ -1099,7 +2023,6 @@
           <w:sz w:val="32"/>
           <w:szCs w:val="32"/>
         </w:rPr>
-        <w:lastRenderedPageBreak/>
         <w:t>}</w:t>
       </w:r>
     </w:p>
@@ -1697,6 +2620,789 @@
           <w:szCs w:val="32"/>
         </w:rPr>
       </w:pPr>
+      <w:proofErr w:type="gramStart"/>
+      <w:r>
+        <w:rPr>
+          <w:b/>
+          <w:bCs/>
+          <w:sz w:val="32"/>
+          <w:szCs w:val="32"/>
+        </w:rPr>
+        <w:t>.</w:t>
+      </w:r>
+      <w:proofErr w:type="spellStart"/>
+      <w:r>
+        <w:rPr>
+          <w:b/>
+          <w:bCs/>
+          <w:sz w:val="32"/>
+          <w:szCs w:val="32"/>
+        </w:rPr>
+        <w:t>timeOut</w:t>
+      </w:r>
+      <w:proofErr w:type="spellEnd"/>
+      <w:proofErr w:type="gramEnd"/>
+      <w:r>
+        <w:rPr>
+          <w:b/>
+          <w:bCs/>
+          <w:sz w:val="32"/>
+          <w:szCs w:val="32"/>
+        </w:rPr>
+        <w:t>() method</w:t>
+      </w:r>
+      <w:r>
+        <w:rPr>
+          <w:b/>
+          <w:bCs/>
+          <w:sz w:val="32"/>
+          <w:szCs w:val="32"/>
+        </w:rPr>
+        <w:t xml:space="preserve"> in</w:t>
+      </w:r>
+      <w:r>
+        <w:rPr>
+          <w:b/>
+          <w:bCs/>
+          <w:sz w:val="32"/>
+          <w:szCs w:val="32"/>
+        </w:rPr>
+        <w:t xml:space="preserve"> Future:</w:t>
+      </w:r>
+    </w:p>
+    <w:p>
+      <w:pPr>
+        <w:jc w:val="both"/>
+        <w:rPr>
+          <w:sz w:val="32"/>
+          <w:szCs w:val="32"/>
+        </w:rPr>
+      </w:pPr>
+      <w:r>
+        <w:rPr>
+          <w:sz w:val="32"/>
+          <w:szCs w:val="32"/>
+        </w:rPr>
+        <w:t xml:space="preserve"># Every </w:t>
+      </w:r>
+      <w:r>
+        <w:rPr>
+          <w:b/>
+          <w:bCs/>
+          <w:sz w:val="32"/>
+          <w:szCs w:val="32"/>
+        </w:rPr>
+        <w:t>Future&lt;T&gt;</w:t>
+      </w:r>
+      <w:r>
+        <w:rPr>
+          <w:sz w:val="32"/>
+          <w:szCs w:val="32"/>
+        </w:rPr>
+        <w:t xml:space="preserve"> method or class </w:t>
+      </w:r>
+      <w:proofErr w:type="gramStart"/>
+      <w:r>
+        <w:rPr>
+          <w:sz w:val="32"/>
+          <w:szCs w:val="32"/>
+        </w:rPr>
+        <w:t>has</w:t>
+      </w:r>
+      <w:r>
+        <w:rPr>
+          <w:b/>
+          <w:bCs/>
+          <w:sz w:val="32"/>
+          <w:szCs w:val="32"/>
+        </w:rPr>
+        <w:t xml:space="preserve"> .</w:t>
+      </w:r>
+      <w:proofErr w:type="spellStart"/>
+      <w:r>
+        <w:rPr>
+          <w:b/>
+          <w:bCs/>
+          <w:sz w:val="32"/>
+          <w:szCs w:val="32"/>
+        </w:rPr>
+        <w:t>timeOut</w:t>
+      </w:r>
+      <w:proofErr w:type="spellEnd"/>
+      <w:proofErr w:type="gramEnd"/>
+      <w:r>
+        <w:rPr>
+          <w:b/>
+          <w:bCs/>
+          <w:sz w:val="32"/>
+          <w:szCs w:val="32"/>
+        </w:rPr>
+        <w:t>()</w:t>
+      </w:r>
+      <w:r>
+        <w:rPr>
+          <w:sz w:val="32"/>
+          <w:szCs w:val="32"/>
+        </w:rPr>
+        <w:t xml:space="preserve"> method property in them.</w:t>
+      </w:r>
+    </w:p>
+    <w:p>
+      <w:pPr>
+        <w:jc w:val="both"/>
+        <w:rPr>
+          <w:sz w:val="32"/>
+          <w:szCs w:val="32"/>
+        </w:rPr>
+      </w:pPr>
+      <w:r>
+        <w:rPr>
+          <w:sz w:val="32"/>
+          <w:szCs w:val="32"/>
+        </w:rPr>
+        <w:t xml:space="preserve"># We can use it to set a time out so users don’t have to wait for a long time if API response or </w:t>
+      </w:r>
+      <w:r>
+        <w:rPr>
+          <w:b/>
+          <w:bCs/>
+          <w:sz w:val="32"/>
+          <w:szCs w:val="32"/>
+        </w:rPr>
+        <w:t>Future</w:t>
+      </w:r>
+      <w:r>
+        <w:rPr>
+          <w:sz w:val="32"/>
+          <w:szCs w:val="32"/>
+        </w:rPr>
+        <w:t xml:space="preserve"> result is taking more time than it should (Best Practice for </w:t>
+      </w:r>
+      <w:r>
+        <w:rPr>
+          <w:b/>
+          <w:bCs/>
+          <w:sz w:val="32"/>
+          <w:szCs w:val="32"/>
+        </w:rPr>
+        <w:t>Future</w:t>
+      </w:r>
+      <w:r>
+        <w:rPr>
+          <w:sz w:val="32"/>
+          <w:szCs w:val="32"/>
+        </w:rPr>
+        <w:t>’s)</w:t>
+      </w:r>
+    </w:p>
+    <w:p>
+      <w:pPr>
+        <w:jc w:val="both"/>
+        <w:rPr>
+          <w:sz w:val="32"/>
+          <w:szCs w:val="32"/>
+        </w:rPr>
+      </w:pPr>
+      <w:proofErr w:type="gramStart"/>
+      <w:r>
+        <w:rPr>
+          <w:sz w:val="32"/>
+          <w:szCs w:val="32"/>
+        </w:rPr>
+        <w:t xml:space="preserve"># </w:t>
+      </w:r>
+      <w:r>
+        <w:rPr>
+          <w:b/>
+          <w:bCs/>
+          <w:sz w:val="32"/>
+          <w:szCs w:val="32"/>
+        </w:rPr>
+        <w:t>.</w:t>
+      </w:r>
+      <w:proofErr w:type="spellStart"/>
+      <w:r>
+        <w:rPr>
+          <w:b/>
+          <w:bCs/>
+          <w:sz w:val="32"/>
+          <w:szCs w:val="32"/>
+        </w:rPr>
+        <w:t>timeOut</w:t>
+      </w:r>
+      <w:proofErr w:type="spellEnd"/>
+      <w:proofErr w:type="gramEnd"/>
+      <w:r>
+        <w:rPr>
+          <w:b/>
+          <w:bCs/>
+          <w:sz w:val="32"/>
+          <w:szCs w:val="32"/>
+        </w:rPr>
+        <w:t>()</w:t>
+      </w:r>
+      <w:r>
+        <w:rPr>
+          <w:sz w:val="32"/>
+          <w:szCs w:val="32"/>
+        </w:rPr>
+        <w:t xml:space="preserve"> method takes two parameters:</w:t>
+      </w:r>
+    </w:p>
+    <w:p>
+      <w:pPr>
+        <w:jc w:val="both"/>
+        <w:rPr>
+          <w:sz w:val="32"/>
+          <w:szCs w:val="32"/>
+        </w:rPr>
+      </w:pPr>
+      <w:r>
+        <w:rPr>
+          <w:b/>
+          <w:bCs/>
+          <w:sz w:val="32"/>
+          <w:szCs w:val="32"/>
+        </w:rPr>
+        <w:t xml:space="preserve">const </w:t>
+      </w:r>
+      <w:proofErr w:type="gramStart"/>
+      <w:r>
+        <w:rPr>
+          <w:b/>
+          <w:bCs/>
+          <w:sz w:val="32"/>
+          <w:szCs w:val="32"/>
+        </w:rPr>
+        <w:t>Duration(</w:t>
+      </w:r>
+      <w:proofErr w:type="gramEnd"/>
+      <w:r>
+        <w:rPr>
+          <w:b/>
+          <w:bCs/>
+          <w:sz w:val="32"/>
+          <w:szCs w:val="32"/>
+        </w:rPr>
+        <w:t>)</w:t>
+      </w:r>
+      <w:r>
+        <w:rPr>
+          <w:sz w:val="32"/>
+          <w:szCs w:val="32"/>
+        </w:rPr>
+        <w:t xml:space="preserve"> to specify the duration for time out</w:t>
+      </w:r>
+    </w:p>
+    <w:p>
+      <w:pPr>
+        <w:jc w:val="both"/>
+        <w:rPr>
+          <w:sz w:val="32"/>
+          <w:szCs w:val="32"/>
+        </w:rPr>
+      </w:pPr>
+      <w:proofErr w:type="spellStart"/>
+      <w:r>
+        <w:rPr>
+          <w:b/>
+          <w:bCs/>
+          <w:sz w:val="32"/>
+          <w:szCs w:val="32"/>
+        </w:rPr>
+        <w:t>onTimeout</w:t>
+      </w:r>
+      <w:proofErr w:type="spellEnd"/>
+      <w:r>
+        <w:rPr>
+          <w:b/>
+          <w:bCs/>
+          <w:sz w:val="32"/>
+          <w:szCs w:val="32"/>
+        </w:rPr>
+        <w:t>:</w:t>
+      </w:r>
+      <w:r>
+        <w:rPr>
+          <w:sz w:val="32"/>
+          <w:szCs w:val="32"/>
+        </w:rPr>
+        <w:t xml:space="preserve"> void callback method is triggered when time runs out and Future still doesn’t give any result </w:t>
+      </w:r>
+    </w:p>
+    <w:p>
+      <w:pPr>
+        <w:jc w:val="both"/>
+        <w:rPr>
+          <w:b/>
+          <w:bCs/>
+          <w:color w:val="D86DCB" w:themeColor="accent5" w:themeTint="99"/>
+          <w:sz w:val="32"/>
+          <w:szCs w:val="32"/>
+        </w:rPr>
+      </w:pPr>
+      <w:r>
+        <w:rPr>
+          <w:b/>
+          <w:bCs/>
+          <w:color w:val="D86DCB" w:themeColor="accent5" w:themeTint="99"/>
+          <w:sz w:val="32"/>
+          <w:szCs w:val="32"/>
+        </w:rPr>
+        <w:t xml:space="preserve">Future&lt;void&gt; </w:t>
+      </w:r>
+      <w:proofErr w:type="gramStart"/>
+      <w:r>
+        <w:rPr>
+          <w:b/>
+          <w:bCs/>
+          <w:color w:val="D86DCB" w:themeColor="accent5" w:themeTint="99"/>
+          <w:sz w:val="32"/>
+          <w:szCs w:val="32"/>
+        </w:rPr>
+        <w:t>timer(</w:t>
+      </w:r>
+      <w:proofErr w:type="gramEnd"/>
+      <w:r>
+        <w:rPr>
+          <w:b/>
+          <w:bCs/>
+          <w:color w:val="D86DCB" w:themeColor="accent5" w:themeTint="99"/>
+          <w:sz w:val="32"/>
+          <w:szCs w:val="32"/>
+        </w:rPr>
+        <w:t>) async {</w:t>
+      </w:r>
+    </w:p>
+    <w:p>
+      <w:pPr>
+        <w:jc w:val="both"/>
+        <w:rPr>
+          <w:b/>
+          <w:bCs/>
+          <w:color w:val="D86DCB" w:themeColor="accent5" w:themeTint="99"/>
+          <w:sz w:val="32"/>
+          <w:szCs w:val="32"/>
+        </w:rPr>
+      </w:pPr>
+      <w:r>
+        <w:rPr>
+          <w:b/>
+          <w:bCs/>
+          <w:color w:val="D86DCB" w:themeColor="accent5" w:themeTint="99"/>
+          <w:sz w:val="32"/>
+          <w:szCs w:val="32"/>
+        </w:rPr>
+        <w:t xml:space="preserve">  await </w:t>
+      </w:r>
+      <w:proofErr w:type="spellStart"/>
+      <w:r>
+        <w:rPr>
+          <w:b/>
+          <w:bCs/>
+          <w:color w:val="D86DCB" w:themeColor="accent5" w:themeTint="99"/>
+          <w:sz w:val="32"/>
+          <w:szCs w:val="32"/>
+        </w:rPr>
+        <w:t>Future.delayed</w:t>
+      </w:r>
+      <w:proofErr w:type="spellEnd"/>
+      <w:r>
+        <w:rPr>
+          <w:b/>
+          <w:bCs/>
+          <w:color w:val="D86DCB" w:themeColor="accent5" w:themeTint="99"/>
+          <w:sz w:val="32"/>
+          <w:szCs w:val="32"/>
+        </w:rPr>
+        <w:t xml:space="preserve">(const </w:t>
+      </w:r>
+      <w:proofErr w:type="gramStart"/>
+      <w:r>
+        <w:rPr>
+          <w:b/>
+          <w:bCs/>
+          <w:color w:val="D86DCB" w:themeColor="accent5" w:themeTint="99"/>
+          <w:sz w:val="32"/>
+          <w:szCs w:val="32"/>
+        </w:rPr>
+        <w:t>Duration(</w:t>
+      </w:r>
+      <w:proofErr w:type="gramEnd"/>
+      <w:r>
+        <w:rPr>
+          <w:b/>
+          <w:bCs/>
+          <w:color w:val="D86DCB" w:themeColor="accent5" w:themeTint="99"/>
+          <w:sz w:val="32"/>
+          <w:szCs w:val="32"/>
+        </w:rPr>
+        <w:t>seconds: 3));</w:t>
+      </w:r>
+    </w:p>
+    <w:p>
+      <w:pPr>
+        <w:jc w:val="both"/>
+        <w:rPr>
+          <w:b/>
+          <w:bCs/>
+          <w:color w:val="D86DCB" w:themeColor="accent5" w:themeTint="99"/>
+          <w:sz w:val="32"/>
+          <w:szCs w:val="32"/>
+        </w:rPr>
+      </w:pPr>
+      <w:r>
+        <w:rPr>
+          <w:b/>
+          <w:bCs/>
+          <w:color w:val="D86DCB" w:themeColor="accent5" w:themeTint="99"/>
+          <w:sz w:val="32"/>
+          <w:szCs w:val="32"/>
+        </w:rPr>
+        <w:t xml:space="preserve">  print('Done');</w:t>
+      </w:r>
+    </w:p>
+    <w:p>
+      <w:pPr>
+        <w:jc w:val="both"/>
+        <w:rPr>
+          <w:b/>
+          <w:bCs/>
+          <w:color w:val="D86DCB" w:themeColor="accent5" w:themeTint="99"/>
+          <w:sz w:val="32"/>
+          <w:szCs w:val="32"/>
+        </w:rPr>
+      </w:pPr>
+      <w:r>
+        <w:rPr>
+          <w:b/>
+          <w:bCs/>
+          <w:color w:val="D86DCB" w:themeColor="accent5" w:themeTint="99"/>
+          <w:sz w:val="32"/>
+          <w:szCs w:val="32"/>
+        </w:rPr>
+        <w:t>}</w:t>
+      </w:r>
+    </w:p>
+    <w:p>
+      <w:pPr>
+        <w:jc w:val="both"/>
+        <w:rPr>
+          <w:b/>
+          <w:bCs/>
+          <w:color w:val="D86DCB" w:themeColor="accent5" w:themeTint="99"/>
+          <w:sz w:val="32"/>
+          <w:szCs w:val="32"/>
+        </w:rPr>
+      </w:pPr>
+      <w:r>
+        <w:rPr>
+          <w:b/>
+          <w:bCs/>
+          <w:color w:val="D86DCB" w:themeColor="accent5" w:themeTint="99"/>
+          <w:sz w:val="32"/>
+          <w:szCs w:val="32"/>
+        </w:rPr>
+        <w:t>void main () async {</w:t>
+      </w:r>
+    </w:p>
+    <w:p>
+      <w:pPr>
+        <w:jc w:val="both"/>
+        <w:rPr>
+          <w:b/>
+          <w:bCs/>
+          <w:color w:val="D86DCB" w:themeColor="accent5" w:themeTint="99"/>
+          <w:sz w:val="32"/>
+          <w:szCs w:val="32"/>
+        </w:rPr>
+      </w:pPr>
+      <w:r>
+        <w:rPr>
+          <w:b/>
+          <w:bCs/>
+          <w:color w:val="D86DCB" w:themeColor="accent5" w:themeTint="99"/>
+          <w:sz w:val="32"/>
+          <w:szCs w:val="32"/>
+        </w:rPr>
+        <w:t xml:space="preserve">  </w:t>
+      </w:r>
+      <w:proofErr w:type="gramStart"/>
+      <w:r>
+        <w:rPr>
+          <w:b/>
+          <w:bCs/>
+          <w:color w:val="D86DCB" w:themeColor="accent5" w:themeTint="99"/>
+          <w:sz w:val="32"/>
+          <w:szCs w:val="32"/>
+        </w:rPr>
+        <w:t>timer(</w:t>
+      </w:r>
+      <w:proofErr w:type="gramEnd"/>
+      <w:r>
+        <w:rPr>
+          <w:b/>
+          <w:bCs/>
+          <w:color w:val="D86DCB" w:themeColor="accent5" w:themeTint="99"/>
+          <w:sz w:val="32"/>
+          <w:szCs w:val="32"/>
+        </w:rPr>
+        <w:t>).timeout(</w:t>
+      </w:r>
+    </w:p>
+    <w:p>
+      <w:pPr>
+        <w:jc w:val="both"/>
+        <w:rPr>
+          <w:b/>
+          <w:bCs/>
+          <w:color w:val="D86DCB" w:themeColor="accent5" w:themeTint="99"/>
+          <w:sz w:val="32"/>
+          <w:szCs w:val="32"/>
+        </w:rPr>
+      </w:pPr>
+      <w:r>
+        <w:rPr>
+          <w:b/>
+          <w:bCs/>
+          <w:color w:val="D86DCB" w:themeColor="accent5" w:themeTint="99"/>
+          <w:sz w:val="32"/>
+          <w:szCs w:val="32"/>
+        </w:rPr>
+        <w:t xml:space="preserve">    const </w:t>
+      </w:r>
+      <w:proofErr w:type="gramStart"/>
+      <w:r>
+        <w:rPr>
+          <w:b/>
+          <w:bCs/>
+          <w:color w:val="D86DCB" w:themeColor="accent5" w:themeTint="99"/>
+          <w:sz w:val="32"/>
+          <w:szCs w:val="32"/>
+        </w:rPr>
+        <w:t>Duration(</w:t>
+      </w:r>
+      <w:proofErr w:type="gramEnd"/>
+      <w:r>
+        <w:rPr>
+          <w:b/>
+          <w:bCs/>
+          <w:color w:val="D86DCB" w:themeColor="accent5" w:themeTint="99"/>
+          <w:sz w:val="32"/>
+          <w:szCs w:val="32"/>
+        </w:rPr>
+        <w:t>seconds: 2),</w:t>
+      </w:r>
+    </w:p>
+    <w:p>
+      <w:pPr>
+        <w:jc w:val="both"/>
+        <w:rPr>
+          <w:b/>
+          <w:bCs/>
+          <w:color w:val="D86DCB" w:themeColor="accent5" w:themeTint="99"/>
+          <w:sz w:val="32"/>
+          <w:szCs w:val="32"/>
+        </w:rPr>
+      </w:pPr>
+      <w:r>
+        <w:rPr>
+          <w:b/>
+          <w:bCs/>
+          <w:color w:val="D86DCB" w:themeColor="accent5" w:themeTint="99"/>
+          <w:sz w:val="32"/>
+          <w:szCs w:val="32"/>
+        </w:rPr>
+        <w:t xml:space="preserve">    </w:t>
+      </w:r>
+      <w:proofErr w:type="spellStart"/>
+      <w:r>
+        <w:rPr>
+          <w:b/>
+          <w:bCs/>
+          <w:color w:val="D86DCB" w:themeColor="accent5" w:themeTint="99"/>
+          <w:sz w:val="32"/>
+          <w:szCs w:val="32"/>
+        </w:rPr>
+        <w:t>onTimeout</w:t>
+      </w:r>
+      <w:proofErr w:type="spellEnd"/>
+      <w:r>
+        <w:rPr>
+          <w:b/>
+          <w:bCs/>
+          <w:color w:val="D86DCB" w:themeColor="accent5" w:themeTint="99"/>
+          <w:sz w:val="32"/>
+          <w:szCs w:val="32"/>
+        </w:rPr>
+        <w:t>: () {</w:t>
+      </w:r>
+    </w:p>
+    <w:p>
+      <w:pPr>
+        <w:jc w:val="both"/>
+        <w:rPr>
+          <w:b/>
+          <w:bCs/>
+          <w:color w:val="D86DCB" w:themeColor="accent5" w:themeTint="99"/>
+          <w:sz w:val="32"/>
+          <w:szCs w:val="32"/>
+        </w:rPr>
+      </w:pPr>
+      <w:r>
+        <w:rPr>
+          <w:b/>
+          <w:bCs/>
+          <w:color w:val="D86DCB" w:themeColor="accent5" w:themeTint="99"/>
+          <w:sz w:val="32"/>
+          <w:szCs w:val="32"/>
+        </w:rPr>
+        <w:t xml:space="preserve">      </w:t>
+      </w:r>
+      <w:proofErr w:type="gramStart"/>
+      <w:r>
+        <w:rPr>
+          <w:b/>
+          <w:bCs/>
+          <w:color w:val="D86DCB" w:themeColor="accent5" w:themeTint="99"/>
+          <w:sz w:val="32"/>
+          <w:szCs w:val="32"/>
+        </w:rPr>
+        <w:t>print(</w:t>
+      </w:r>
+      <w:proofErr w:type="gramEnd"/>
+      <w:r>
+        <w:rPr>
+          <w:b/>
+          <w:bCs/>
+          <w:color w:val="D86DCB" w:themeColor="accent5" w:themeTint="99"/>
+          <w:sz w:val="32"/>
+          <w:szCs w:val="32"/>
+        </w:rPr>
+        <w:t>'timed out');</w:t>
+      </w:r>
+      <w:r>
+        <w:rPr>
+          <w:b/>
+          <w:bCs/>
+          <w:color w:val="D86DCB" w:themeColor="accent5" w:themeTint="99"/>
+          <w:sz w:val="32"/>
+          <w:szCs w:val="32"/>
+        </w:rPr>
+        <w:t xml:space="preserve">  // shows timed out</w:t>
+      </w:r>
+    </w:p>
+    <w:p>
+      <w:pPr>
+        <w:jc w:val="both"/>
+        <w:rPr>
+          <w:b/>
+          <w:bCs/>
+          <w:color w:val="D86DCB" w:themeColor="accent5" w:themeTint="99"/>
+          <w:sz w:val="32"/>
+          <w:szCs w:val="32"/>
+        </w:rPr>
+      </w:pPr>
+      <w:r>
+        <w:rPr>
+          <w:b/>
+          <w:bCs/>
+          <w:color w:val="D86DCB" w:themeColor="accent5" w:themeTint="99"/>
+          <w:sz w:val="32"/>
+          <w:szCs w:val="32"/>
+        </w:rPr>
+        <w:t xml:space="preserve">    }</w:t>
+      </w:r>
+    </w:p>
+    <w:p>
+      <w:pPr>
+        <w:jc w:val="both"/>
+        <w:rPr>
+          <w:b/>
+          <w:bCs/>
+          <w:color w:val="D86DCB" w:themeColor="accent5" w:themeTint="99"/>
+          <w:sz w:val="32"/>
+          <w:szCs w:val="32"/>
+        </w:rPr>
+      </w:pPr>
+      <w:r>
+        <w:rPr>
+          <w:b/>
+          <w:bCs/>
+          <w:color w:val="D86DCB" w:themeColor="accent5" w:themeTint="99"/>
+          <w:sz w:val="32"/>
+          <w:szCs w:val="32"/>
+        </w:rPr>
+        <w:t xml:space="preserve">  );</w:t>
+      </w:r>
+    </w:p>
+    <w:p>
+      <w:pPr>
+        <w:jc w:val="both"/>
+        <w:rPr>
+          <w:b/>
+          <w:bCs/>
+          <w:color w:val="D86DCB" w:themeColor="accent5" w:themeTint="99"/>
+          <w:sz w:val="32"/>
+          <w:szCs w:val="32"/>
+        </w:rPr>
+      </w:pPr>
+      <w:r>
+        <w:rPr>
+          <w:b/>
+          <w:bCs/>
+          <w:color w:val="D86DCB" w:themeColor="accent5" w:themeTint="99"/>
+          <w:sz w:val="32"/>
+          <w:szCs w:val="32"/>
+        </w:rPr>
+        <w:lastRenderedPageBreak/>
+        <w:t>}</w:t>
+      </w:r>
+    </w:p>
+    <w:p>
+      <w:pPr>
+        <w:jc w:val="both"/>
+        <w:rPr>
+          <w:sz w:val="32"/>
+          <w:szCs w:val="32"/>
+        </w:rPr>
+      </w:pPr>
+    </w:p>
+    <w:p>
+      <w:pPr>
+        <w:jc w:val="center"/>
+        <w:rPr>
+          <w:sz w:val="32"/>
+          <w:szCs w:val="32"/>
+        </w:rPr>
+      </w:pPr>
+      <w:r>
+        <w:rPr>
+          <w:sz w:val="32"/>
+          <w:szCs w:val="32"/>
+        </w:rPr>
+        <w:t>Break</w:t>
+      </w:r>
+    </w:p>
+    <w:p>
+      <w:pPr>
+        <w:jc w:val="both"/>
+        <w:rPr>
+          <w:sz w:val="32"/>
+          <w:szCs w:val="32"/>
+        </w:rPr>
+      </w:pPr>
+    </w:p>
+    <w:p>
+      <w:pPr>
+        <w:jc w:val="both"/>
+        <w:rPr>
+          <w:b/>
+          <w:bCs/>
+          <w:sz w:val="32"/>
+          <w:szCs w:val="32"/>
+        </w:rPr>
+      </w:pPr>
       <w:proofErr w:type="spellStart"/>
       <w:r>
         <w:rPr>
@@ -2382,6 +4088,7 @@
           <w:sz w:val="32"/>
           <w:szCs w:val="32"/>
         </w:rPr>
+        <w:lastRenderedPageBreak/>
         <w:t xml:space="preserve"># Instead of writing one after another meaning after completing one </w:t>
       </w:r>
       <w:r>
@@ -2554,7 +4261,6 @@
           <w:sz w:val="32"/>
           <w:szCs w:val="32"/>
         </w:rPr>
-        <w:lastRenderedPageBreak/>
         <w:t xml:space="preserve">  </w:t>
       </w:r>
       <w:r>
@@ -3364,6 +5070,7 @@
           <w:sz w:val="32"/>
           <w:szCs w:val="32"/>
         </w:rPr>
+        <w:lastRenderedPageBreak/>
         <w:t xml:space="preserve"># By </w:t>
       </w:r>
       <w:r>
@@ -3488,7 +5195,6 @@
           <w:sz w:val="32"/>
           <w:szCs w:val="32"/>
         </w:rPr>
-        <w:lastRenderedPageBreak/>
         <w:t># We can also get the values of a</w:t>
       </w:r>
       <w:r>
@@ -4213,6 +5919,7 @@
           <w:sz w:val="32"/>
           <w:szCs w:val="32"/>
         </w:rPr>
+        <w:lastRenderedPageBreak/>
         <w:t># In order to tell</w:t>
       </w:r>
       <w:r>
@@ -4387,15 +6094,7 @@
           <w:sz w:val="32"/>
           <w:szCs w:val="32"/>
         </w:rPr>
-        <w:t xml:space="preserve"> in Flutter </w:t>
-      </w:r>
-      <w:r>
-        <w:rPr>
-          <w:sz w:val="32"/>
-          <w:szCs w:val="32"/>
-        </w:rPr>
-        <w:lastRenderedPageBreak/>
-        <w:t>apps. We can’t directly return from the Future function we have to use the global variable in this way.</w:t>
+        <w:t xml:space="preserve"> in Flutter apps. We can’t directly return from the Future function we have to use the global variable in this way.</w:t>
       </w:r>
     </w:p>
     <w:p>
@@ -4795,6 +6494,31 @@
           <w:szCs w:val="32"/>
         </w:rPr>
         <w:t>}</w:t>
+      </w:r>
+    </w:p>
+    <w:p>
+      <w:pPr>
+        <w:jc w:val="both"/>
+        <w:rPr>
+          <w:sz w:val="32"/>
+          <w:szCs w:val="32"/>
+        </w:rPr>
+      </w:pPr>
+    </w:p>
+    <w:p>
+      <w:pPr>
+        <w:jc w:val="center"/>
+        <w:rPr>
+          <w:sz w:val="32"/>
+          <w:szCs w:val="32"/>
+        </w:rPr>
+      </w:pPr>
+      <w:r>
+        <w:rPr>
+          <w:sz w:val="32"/>
+          <w:szCs w:val="32"/>
+        </w:rPr>
+        <w:t>Break</w:t>
       </w:r>
     </w:p>
     <w:p>
@@ -4996,6 +6720,7 @@
           <w:sz w:val="32"/>
           <w:szCs w:val="32"/>
         </w:rPr>
+        <w:lastRenderedPageBreak/>
         <w:t xml:space="preserve"># We can also return values or just call the function just like </w:t>
       </w:r>
       <w:proofErr w:type="spellStart"/>
@@ -5213,7 +6938,6 @@
           <w:sz w:val="32"/>
           <w:szCs w:val="32"/>
         </w:rPr>
-        <w:lastRenderedPageBreak/>
         <w:t xml:space="preserve">  </w:t>
       </w:r>
       <w:proofErr w:type="spellStart"/>
@@ -5963,6 +7687,7 @@
           <w:sz w:val="32"/>
           <w:szCs w:val="32"/>
         </w:rPr>
+        <w:lastRenderedPageBreak/>
         <w:t xml:space="preserve">  final result = await </w:t>
       </w:r>
       <w:proofErr w:type="spellStart"/>
@@ -6120,6 +7845,44 @@
           <w:szCs w:val="32"/>
         </w:rPr>
       </w:pPr>
+    </w:p>
+    <w:p>
+      <w:pPr>
+        <w:jc w:val="center"/>
+        <w:rPr>
+          <w:sz w:val="32"/>
+          <w:szCs w:val="32"/>
+        </w:rPr>
+      </w:pPr>
+      <w:r>
+        <w:rPr>
+          <w:sz w:val="32"/>
+          <w:szCs w:val="32"/>
+        </w:rPr>
+        <w:t>Break</w:t>
+      </w:r>
+    </w:p>
+    <w:p>
+      <w:pPr>
+        <w:jc w:val="both"/>
+        <w:rPr>
+          <w:b/>
+          <w:bCs/>
+          <w:sz w:val="32"/>
+          <w:szCs w:val="32"/>
+        </w:rPr>
+      </w:pPr>
+    </w:p>
+    <w:p>
+      <w:pPr>
+        <w:jc w:val="both"/>
+        <w:rPr>
+          <w:b/>
+          <w:bCs/>
+          <w:sz w:val="32"/>
+          <w:szCs w:val="32"/>
+        </w:rPr>
+      </w:pPr>
       <w:proofErr w:type="spellStart"/>
       <w:r>
         <w:rPr>
@@ -6154,494 +7917,494 @@
           <w:sz w:val="32"/>
           <w:szCs w:val="32"/>
         </w:rPr>
+        <w:t xml:space="preserve"># </w:t>
+      </w:r>
+      <w:proofErr w:type="spellStart"/>
+      <w:r>
+        <w:rPr>
+          <w:b/>
+          <w:bCs/>
+          <w:sz w:val="32"/>
+          <w:szCs w:val="32"/>
+        </w:rPr>
+        <w:t>Future.delayed</w:t>
+      </w:r>
+      <w:proofErr w:type="spellEnd"/>
+      <w:r>
+        <w:rPr>
+          <w:b/>
+          <w:bCs/>
+          <w:sz w:val="32"/>
+          <w:szCs w:val="32"/>
+        </w:rPr>
+        <w:t>()</w:t>
+      </w:r>
+      <w:r>
+        <w:rPr>
+          <w:sz w:val="32"/>
+          <w:szCs w:val="32"/>
+        </w:rPr>
+        <w:t xml:space="preserve"> runs a callback after a specified delay like a timer. It’s just a Future that completes after some time.</w:t>
+      </w:r>
+    </w:p>
+    <w:p>
+      <w:pPr>
+        <w:jc w:val="both"/>
+        <w:rPr>
+          <w:sz w:val="32"/>
+          <w:szCs w:val="32"/>
+        </w:rPr>
+      </w:pPr>
+      <w:r>
+        <w:rPr>
+          <w:sz w:val="32"/>
+          <w:szCs w:val="32"/>
+        </w:rPr>
+        <w:t xml:space="preserve"># It takes </w:t>
+      </w:r>
+      <w:proofErr w:type="gramStart"/>
+      <w:r>
+        <w:rPr>
+          <w:b/>
+          <w:bCs/>
+          <w:sz w:val="32"/>
+          <w:szCs w:val="32"/>
+        </w:rPr>
+        <w:t>Duration(</w:t>
+      </w:r>
+      <w:proofErr w:type="gramEnd"/>
+      <w:r>
+        <w:rPr>
+          <w:b/>
+          <w:bCs/>
+          <w:sz w:val="32"/>
+          <w:szCs w:val="32"/>
+        </w:rPr>
+        <w:t>)</w:t>
+      </w:r>
+      <w:r>
+        <w:rPr>
+          <w:sz w:val="32"/>
+          <w:szCs w:val="32"/>
+        </w:rPr>
+        <w:t xml:space="preserve"> and void call back that runs after that time. Make sure to </w:t>
+      </w:r>
+      <w:r>
+        <w:rPr>
+          <w:b/>
+          <w:bCs/>
+          <w:sz w:val="32"/>
+          <w:szCs w:val="32"/>
+        </w:rPr>
+        <w:t>await</w:t>
+      </w:r>
+      <w:r>
+        <w:rPr>
+          <w:sz w:val="32"/>
+          <w:szCs w:val="32"/>
+        </w:rPr>
+        <w:t xml:space="preserve"> it </w:t>
+      </w:r>
+    </w:p>
+    <w:p>
+      <w:pPr>
+        <w:jc w:val="both"/>
+        <w:rPr>
+          <w:b/>
+          <w:bCs/>
+          <w:color w:val="D86DCB" w:themeColor="accent5" w:themeTint="99"/>
+          <w:sz w:val="32"/>
+          <w:szCs w:val="32"/>
+        </w:rPr>
+      </w:pPr>
+      <w:proofErr w:type="spellStart"/>
+      <w:r>
+        <w:rPr>
+          <w:b/>
+          <w:bCs/>
+          <w:color w:val="D86DCB" w:themeColor="accent5" w:themeTint="99"/>
+          <w:sz w:val="32"/>
+          <w:szCs w:val="32"/>
+        </w:rPr>
+        <w:t>Future.delayed</w:t>
+      </w:r>
+      <w:proofErr w:type="spellEnd"/>
+      <w:r>
+        <w:rPr>
+          <w:b/>
+          <w:bCs/>
+          <w:color w:val="D86DCB" w:themeColor="accent5" w:themeTint="99"/>
+          <w:sz w:val="32"/>
+          <w:szCs w:val="32"/>
+        </w:rPr>
+        <w:t>(</w:t>
+      </w:r>
+      <w:proofErr w:type="gramStart"/>
+      <w:r>
+        <w:rPr>
+          <w:b/>
+          <w:bCs/>
+          <w:color w:val="D86DCB" w:themeColor="accent5" w:themeTint="99"/>
+          <w:sz w:val="32"/>
+          <w:szCs w:val="32"/>
+        </w:rPr>
+        <w:t>Duration(</w:t>
+      </w:r>
+      <w:proofErr w:type="gramEnd"/>
+      <w:r>
+        <w:rPr>
+          <w:b/>
+          <w:bCs/>
+          <w:color w:val="D86DCB" w:themeColor="accent5" w:themeTint="99"/>
+          <w:sz w:val="32"/>
+          <w:szCs w:val="32"/>
+        </w:rPr>
+        <w:t>seconds: 2), () {</w:t>
+      </w:r>
+    </w:p>
+    <w:p>
+      <w:pPr>
+        <w:jc w:val="both"/>
+        <w:rPr>
+          <w:b/>
+          <w:bCs/>
+          <w:color w:val="D86DCB" w:themeColor="accent5" w:themeTint="99"/>
+          <w:sz w:val="32"/>
+          <w:szCs w:val="32"/>
+        </w:rPr>
+      </w:pPr>
+      <w:r>
+        <w:rPr>
+          <w:b/>
+          <w:bCs/>
+          <w:color w:val="D86DCB" w:themeColor="accent5" w:themeTint="99"/>
+          <w:sz w:val="32"/>
+          <w:szCs w:val="32"/>
+        </w:rPr>
+        <w:t xml:space="preserve">  </w:t>
+      </w:r>
+      <w:proofErr w:type="gramStart"/>
+      <w:r>
+        <w:rPr>
+          <w:b/>
+          <w:bCs/>
+          <w:color w:val="D86DCB" w:themeColor="accent5" w:themeTint="99"/>
+          <w:sz w:val="32"/>
+          <w:szCs w:val="32"/>
+        </w:rPr>
+        <w:t>print(</w:t>
+      </w:r>
+      <w:proofErr w:type="gramEnd"/>
+      <w:r>
+        <w:rPr>
+          <w:b/>
+          <w:bCs/>
+          <w:color w:val="D86DCB" w:themeColor="accent5" w:themeTint="99"/>
+          <w:sz w:val="32"/>
+          <w:szCs w:val="32"/>
+        </w:rPr>
+        <w:t>"Executed after 2 seconds");</w:t>
+      </w:r>
+    </w:p>
+    <w:p>
+      <w:pPr>
+        <w:jc w:val="both"/>
+        <w:rPr>
+          <w:b/>
+          <w:bCs/>
+          <w:color w:val="D86DCB" w:themeColor="accent5" w:themeTint="99"/>
+          <w:sz w:val="32"/>
+          <w:szCs w:val="32"/>
+        </w:rPr>
+      </w:pPr>
+      <w:r>
+        <w:rPr>
+          <w:b/>
+          <w:bCs/>
+          <w:color w:val="D86DCB" w:themeColor="accent5" w:themeTint="99"/>
+          <w:sz w:val="32"/>
+          <w:szCs w:val="32"/>
+        </w:rPr>
+        <w:t>});</w:t>
+      </w:r>
+    </w:p>
+    <w:p>
+      <w:pPr>
+        <w:jc w:val="both"/>
+        <w:rPr>
+          <w:sz w:val="32"/>
+          <w:szCs w:val="32"/>
+        </w:rPr>
+      </w:pPr>
+      <w:r>
+        <w:rPr>
+          <w:sz w:val="32"/>
+          <w:szCs w:val="32"/>
+        </w:rPr>
+        <w:t># We can also do this</w:t>
+      </w:r>
+    </w:p>
+    <w:p>
+      <w:pPr>
+        <w:jc w:val="both"/>
+        <w:rPr>
+          <w:b/>
+          <w:bCs/>
+          <w:color w:val="D86DCB" w:themeColor="accent5" w:themeTint="99"/>
+          <w:sz w:val="32"/>
+          <w:szCs w:val="32"/>
+        </w:rPr>
+      </w:pPr>
+      <w:r>
+        <w:rPr>
+          <w:b/>
+          <w:bCs/>
+          <w:color w:val="D86DCB" w:themeColor="accent5" w:themeTint="99"/>
+          <w:sz w:val="32"/>
+          <w:szCs w:val="32"/>
+        </w:rPr>
+        <w:t xml:space="preserve">await </w:t>
+      </w:r>
+      <w:proofErr w:type="spellStart"/>
+      <w:r>
+        <w:rPr>
+          <w:b/>
+          <w:bCs/>
+          <w:color w:val="D86DCB" w:themeColor="accent5" w:themeTint="99"/>
+          <w:sz w:val="32"/>
+          <w:szCs w:val="32"/>
+        </w:rPr>
+        <w:t>Future.delayed</w:t>
+      </w:r>
+      <w:proofErr w:type="spellEnd"/>
+      <w:r>
+        <w:rPr>
+          <w:b/>
+          <w:bCs/>
+          <w:color w:val="D86DCB" w:themeColor="accent5" w:themeTint="99"/>
+          <w:sz w:val="32"/>
+          <w:szCs w:val="32"/>
+        </w:rPr>
+        <w:t>(</w:t>
+      </w:r>
+      <w:proofErr w:type="gramStart"/>
+      <w:r>
+        <w:rPr>
+          <w:b/>
+          <w:bCs/>
+          <w:color w:val="D86DCB" w:themeColor="accent5" w:themeTint="99"/>
+          <w:sz w:val="32"/>
+          <w:szCs w:val="32"/>
+        </w:rPr>
+        <w:t>Duration(</w:t>
+      </w:r>
+      <w:proofErr w:type="gramEnd"/>
+      <w:r>
+        <w:rPr>
+          <w:b/>
+          <w:bCs/>
+          <w:color w:val="D86DCB" w:themeColor="accent5" w:themeTint="99"/>
+          <w:sz w:val="32"/>
+          <w:szCs w:val="32"/>
+        </w:rPr>
+        <w:t>seconds: 3));</w:t>
+      </w:r>
+    </w:p>
+    <w:p>
+      <w:pPr>
+        <w:jc w:val="both"/>
+        <w:rPr>
+          <w:b/>
+          <w:bCs/>
+          <w:color w:val="D86DCB" w:themeColor="accent5" w:themeTint="99"/>
+          <w:sz w:val="32"/>
+          <w:szCs w:val="32"/>
+        </w:rPr>
+      </w:pPr>
+      <w:proofErr w:type="gramStart"/>
+      <w:r>
+        <w:rPr>
+          <w:b/>
+          <w:bCs/>
+          <w:color w:val="D86DCB" w:themeColor="accent5" w:themeTint="99"/>
+          <w:sz w:val="32"/>
+          <w:szCs w:val="32"/>
+        </w:rPr>
+        <w:t>print(</w:t>
+      </w:r>
+      <w:proofErr w:type="gramEnd"/>
+      <w:r>
+        <w:rPr>
+          <w:b/>
+          <w:bCs/>
+          <w:color w:val="D86DCB" w:themeColor="accent5" w:themeTint="99"/>
+          <w:sz w:val="32"/>
+          <w:szCs w:val="32"/>
+        </w:rPr>
+        <w:t>"Executed after 3 seconds");</w:t>
+      </w:r>
+    </w:p>
+    <w:p>
+      <w:pPr>
+        <w:jc w:val="both"/>
+        <w:rPr>
+          <w:sz w:val="32"/>
+          <w:szCs w:val="32"/>
+        </w:rPr>
+      </w:pPr>
+    </w:p>
+    <w:p>
+      <w:pPr>
+        <w:jc w:val="both"/>
+        <w:rPr>
+          <w:sz w:val="32"/>
+          <w:szCs w:val="32"/>
+        </w:rPr>
+      </w:pPr>
+      <w:r>
+        <w:rPr>
+          <w:sz w:val="32"/>
+          <w:szCs w:val="32"/>
+        </w:rPr>
+        <w:t>Common uses:</w:t>
+      </w:r>
+    </w:p>
+    <w:p>
+      <w:pPr>
+        <w:jc w:val="both"/>
+        <w:rPr>
+          <w:sz w:val="32"/>
+          <w:szCs w:val="32"/>
+        </w:rPr>
+      </w:pPr>
+      <w:r>
+        <w:rPr>
+          <w:sz w:val="32"/>
+          <w:szCs w:val="32"/>
+        </w:rPr>
+        <w:t># Show splash screen delay. Waits 3 second then navigates to home screen.</w:t>
+      </w:r>
+    </w:p>
+    <w:p>
+      <w:pPr>
+        <w:jc w:val="both"/>
+        <w:rPr>
+          <w:b/>
+          <w:bCs/>
+          <w:color w:val="D86DCB" w:themeColor="accent5" w:themeTint="99"/>
+          <w:sz w:val="32"/>
+          <w:szCs w:val="32"/>
+        </w:rPr>
+      </w:pPr>
+      <w:proofErr w:type="spellStart"/>
+      <w:r>
+        <w:rPr>
+          <w:b/>
+          <w:bCs/>
+          <w:color w:val="D86DCB" w:themeColor="accent5" w:themeTint="99"/>
+          <w:sz w:val="32"/>
+          <w:szCs w:val="32"/>
+        </w:rPr>
+        <w:t>Future.delayed</w:t>
+      </w:r>
+      <w:proofErr w:type="spellEnd"/>
+      <w:r>
+        <w:rPr>
+          <w:b/>
+          <w:bCs/>
+          <w:color w:val="D86DCB" w:themeColor="accent5" w:themeTint="99"/>
+          <w:sz w:val="32"/>
+          <w:szCs w:val="32"/>
+        </w:rPr>
+        <w:t>(</w:t>
+      </w:r>
+      <w:proofErr w:type="gramStart"/>
+      <w:r>
+        <w:rPr>
+          <w:b/>
+          <w:bCs/>
+          <w:color w:val="D86DCB" w:themeColor="accent5" w:themeTint="99"/>
+          <w:sz w:val="32"/>
+          <w:szCs w:val="32"/>
+        </w:rPr>
+        <w:t>Duration(</w:t>
+      </w:r>
+      <w:proofErr w:type="gramEnd"/>
+      <w:r>
+        <w:rPr>
+          <w:b/>
+          <w:bCs/>
+          <w:color w:val="D86DCB" w:themeColor="accent5" w:themeTint="99"/>
+          <w:sz w:val="32"/>
+          <w:szCs w:val="32"/>
+        </w:rPr>
+        <w:t>seconds: 3), () {</w:t>
+      </w:r>
+    </w:p>
+    <w:p>
+      <w:pPr>
+        <w:jc w:val="both"/>
+        <w:rPr>
+          <w:b/>
+          <w:bCs/>
+          <w:color w:val="D86DCB" w:themeColor="accent5" w:themeTint="99"/>
+          <w:sz w:val="32"/>
+          <w:szCs w:val="32"/>
+        </w:rPr>
+      </w:pPr>
+      <w:r>
+        <w:rPr>
+          <w:b/>
+          <w:bCs/>
+          <w:color w:val="D86DCB" w:themeColor="accent5" w:themeTint="99"/>
+          <w:sz w:val="32"/>
+          <w:szCs w:val="32"/>
+        </w:rPr>
+        <w:t xml:space="preserve">  </w:t>
+      </w:r>
+      <w:proofErr w:type="spellStart"/>
+      <w:r>
+        <w:rPr>
+          <w:b/>
+          <w:bCs/>
+          <w:color w:val="D86DCB" w:themeColor="accent5" w:themeTint="99"/>
+          <w:sz w:val="32"/>
+          <w:szCs w:val="32"/>
+        </w:rPr>
+        <w:t>Navigator.pushReplacementNamed</w:t>
+      </w:r>
+      <w:proofErr w:type="spellEnd"/>
+      <w:r>
+        <w:rPr>
+          <w:b/>
+          <w:bCs/>
+          <w:color w:val="D86DCB" w:themeColor="accent5" w:themeTint="99"/>
+          <w:sz w:val="32"/>
+          <w:szCs w:val="32"/>
+        </w:rPr>
+        <w:t>(context, '/home');</w:t>
+      </w:r>
+    </w:p>
+    <w:p>
+      <w:pPr>
+        <w:jc w:val="both"/>
+        <w:rPr>
+          <w:b/>
+          <w:bCs/>
+          <w:color w:val="D86DCB" w:themeColor="accent5" w:themeTint="99"/>
+          <w:sz w:val="32"/>
+          <w:szCs w:val="32"/>
+        </w:rPr>
+      </w:pPr>
+      <w:r>
+        <w:rPr>
+          <w:b/>
+          <w:bCs/>
+          <w:color w:val="D86DCB" w:themeColor="accent5" w:themeTint="99"/>
+          <w:sz w:val="32"/>
+          <w:szCs w:val="32"/>
+        </w:rPr>
         <w:lastRenderedPageBreak/>
-        <w:t xml:space="preserve"># </w:t>
-      </w:r>
-      <w:proofErr w:type="spellStart"/>
-      <w:r>
-        <w:rPr>
-          <w:b/>
-          <w:bCs/>
-          <w:sz w:val="32"/>
-          <w:szCs w:val="32"/>
-        </w:rPr>
-        <w:t>Future.delayed</w:t>
-      </w:r>
-      <w:proofErr w:type="spellEnd"/>
-      <w:r>
-        <w:rPr>
-          <w:b/>
-          <w:bCs/>
-          <w:sz w:val="32"/>
-          <w:szCs w:val="32"/>
-        </w:rPr>
-        <w:t>()</w:t>
-      </w:r>
-      <w:r>
-        <w:rPr>
-          <w:sz w:val="32"/>
-          <w:szCs w:val="32"/>
-        </w:rPr>
-        <w:t xml:space="preserve"> runs a callback after a specified delay like a timer. It’s just a Future that completes after some time.</w:t>
-      </w:r>
-    </w:p>
-    <w:p>
-      <w:pPr>
-        <w:jc w:val="both"/>
-        <w:rPr>
-          <w:sz w:val="32"/>
-          <w:szCs w:val="32"/>
-        </w:rPr>
-      </w:pPr>
-      <w:r>
-        <w:rPr>
-          <w:sz w:val="32"/>
-          <w:szCs w:val="32"/>
-        </w:rPr>
-        <w:t xml:space="preserve"># It takes </w:t>
-      </w:r>
-      <w:proofErr w:type="gramStart"/>
-      <w:r>
-        <w:rPr>
-          <w:b/>
-          <w:bCs/>
-          <w:sz w:val="32"/>
-          <w:szCs w:val="32"/>
-        </w:rPr>
-        <w:t>Duration(</w:t>
-      </w:r>
-      <w:proofErr w:type="gramEnd"/>
-      <w:r>
-        <w:rPr>
-          <w:b/>
-          <w:bCs/>
-          <w:sz w:val="32"/>
-          <w:szCs w:val="32"/>
-        </w:rPr>
-        <w:t>)</w:t>
-      </w:r>
-      <w:r>
-        <w:rPr>
-          <w:sz w:val="32"/>
-          <w:szCs w:val="32"/>
-        </w:rPr>
-        <w:t xml:space="preserve"> and void call back that runs after that time. Make sure to </w:t>
-      </w:r>
-      <w:r>
-        <w:rPr>
-          <w:b/>
-          <w:bCs/>
-          <w:sz w:val="32"/>
-          <w:szCs w:val="32"/>
-        </w:rPr>
-        <w:t>await</w:t>
-      </w:r>
-      <w:r>
-        <w:rPr>
-          <w:sz w:val="32"/>
-          <w:szCs w:val="32"/>
-        </w:rPr>
-        <w:t xml:space="preserve"> it </w:t>
-      </w:r>
-    </w:p>
-    <w:p>
-      <w:pPr>
-        <w:jc w:val="both"/>
-        <w:rPr>
-          <w:b/>
-          <w:bCs/>
-          <w:color w:val="D86DCB" w:themeColor="accent5" w:themeTint="99"/>
-          <w:sz w:val="32"/>
-          <w:szCs w:val="32"/>
-        </w:rPr>
-      </w:pPr>
-      <w:proofErr w:type="spellStart"/>
-      <w:r>
-        <w:rPr>
-          <w:b/>
-          <w:bCs/>
-          <w:color w:val="D86DCB" w:themeColor="accent5" w:themeTint="99"/>
-          <w:sz w:val="32"/>
-          <w:szCs w:val="32"/>
-        </w:rPr>
-        <w:t>Future.delayed</w:t>
-      </w:r>
-      <w:proofErr w:type="spellEnd"/>
-      <w:r>
-        <w:rPr>
-          <w:b/>
-          <w:bCs/>
-          <w:color w:val="D86DCB" w:themeColor="accent5" w:themeTint="99"/>
-          <w:sz w:val="32"/>
-          <w:szCs w:val="32"/>
-        </w:rPr>
-        <w:t>(</w:t>
-      </w:r>
-      <w:proofErr w:type="gramStart"/>
-      <w:r>
-        <w:rPr>
-          <w:b/>
-          <w:bCs/>
-          <w:color w:val="D86DCB" w:themeColor="accent5" w:themeTint="99"/>
-          <w:sz w:val="32"/>
-          <w:szCs w:val="32"/>
-        </w:rPr>
-        <w:t>Duration(</w:t>
-      </w:r>
-      <w:proofErr w:type="gramEnd"/>
-      <w:r>
-        <w:rPr>
-          <w:b/>
-          <w:bCs/>
-          <w:color w:val="D86DCB" w:themeColor="accent5" w:themeTint="99"/>
-          <w:sz w:val="32"/>
-          <w:szCs w:val="32"/>
-        </w:rPr>
-        <w:t>seconds: 2), () {</w:t>
-      </w:r>
-    </w:p>
-    <w:p>
-      <w:pPr>
-        <w:jc w:val="both"/>
-        <w:rPr>
-          <w:b/>
-          <w:bCs/>
-          <w:color w:val="D86DCB" w:themeColor="accent5" w:themeTint="99"/>
-          <w:sz w:val="32"/>
-          <w:szCs w:val="32"/>
-        </w:rPr>
-      </w:pPr>
-      <w:r>
-        <w:rPr>
-          <w:b/>
-          <w:bCs/>
-          <w:color w:val="D86DCB" w:themeColor="accent5" w:themeTint="99"/>
-          <w:sz w:val="32"/>
-          <w:szCs w:val="32"/>
-        </w:rPr>
-        <w:t xml:space="preserve">  </w:t>
-      </w:r>
-      <w:proofErr w:type="gramStart"/>
-      <w:r>
-        <w:rPr>
-          <w:b/>
-          <w:bCs/>
-          <w:color w:val="D86DCB" w:themeColor="accent5" w:themeTint="99"/>
-          <w:sz w:val="32"/>
-          <w:szCs w:val="32"/>
-        </w:rPr>
-        <w:t>print(</w:t>
-      </w:r>
-      <w:proofErr w:type="gramEnd"/>
-      <w:r>
-        <w:rPr>
-          <w:b/>
-          <w:bCs/>
-          <w:color w:val="D86DCB" w:themeColor="accent5" w:themeTint="99"/>
-          <w:sz w:val="32"/>
-          <w:szCs w:val="32"/>
-        </w:rPr>
-        <w:t>"Executed after 2 seconds");</w:t>
-      </w:r>
-    </w:p>
-    <w:p>
-      <w:pPr>
-        <w:jc w:val="both"/>
-        <w:rPr>
-          <w:b/>
-          <w:bCs/>
-          <w:color w:val="D86DCB" w:themeColor="accent5" w:themeTint="99"/>
-          <w:sz w:val="32"/>
-          <w:szCs w:val="32"/>
-        </w:rPr>
-      </w:pPr>
-      <w:r>
-        <w:rPr>
-          <w:b/>
-          <w:bCs/>
-          <w:color w:val="D86DCB" w:themeColor="accent5" w:themeTint="99"/>
-          <w:sz w:val="32"/>
-          <w:szCs w:val="32"/>
-        </w:rPr>
-        <w:t>});</w:t>
-      </w:r>
-    </w:p>
-    <w:p>
-      <w:pPr>
-        <w:jc w:val="both"/>
-        <w:rPr>
-          <w:sz w:val="32"/>
-          <w:szCs w:val="32"/>
-        </w:rPr>
-      </w:pPr>
-      <w:r>
-        <w:rPr>
-          <w:sz w:val="32"/>
-          <w:szCs w:val="32"/>
-        </w:rPr>
-        <w:t># We can also do this</w:t>
-      </w:r>
-    </w:p>
-    <w:p>
-      <w:pPr>
-        <w:jc w:val="both"/>
-        <w:rPr>
-          <w:b/>
-          <w:bCs/>
-          <w:color w:val="D86DCB" w:themeColor="accent5" w:themeTint="99"/>
-          <w:sz w:val="32"/>
-          <w:szCs w:val="32"/>
-        </w:rPr>
-      </w:pPr>
-      <w:r>
-        <w:rPr>
-          <w:b/>
-          <w:bCs/>
-          <w:color w:val="D86DCB" w:themeColor="accent5" w:themeTint="99"/>
-          <w:sz w:val="32"/>
-          <w:szCs w:val="32"/>
-        </w:rPr>
-        <w:t xml:space="preserve">await </w:t>
-      </w:r>
-      <w:proofErr w:type="spellStart"/>
-      <w:r>
-        <w:rPr>
-          <w:b/>
-          <w:bCs/>
-          <w:color w:val="D86DCB" w:themeColor="accent5" w:themeTint="99"/>
-          <w:sz w:val="32"/>
-          <w:szCs w:val="32"/>
-        </w:rPr>
-        <w:t>Future.delayed</w:t>
-      </w:r>
-      <w:proofErr w:type="spellEnd"/>
-      <w:r>
-        <w:rPr>
-          <w:b/>
-          <w:bCs/>
-          <w:color w:val="D86DCB" w:themeColor="accent5" w:themeTint="99"/>
-          <w:sz w:val="32"/>
-          <w:szCs w:val="32"/>
-        </w:rPr>
-        <w:t>(</w:t>
-      </w:r>
-      <w:proofErr w:type="gramStart"/>
-      <w:r>
-        <w:rPr>
-          <w:b/>
-          <w:bCs/>
-          <w:color w:val="D86DCB" w:themeColor="accent5" w:themeTint="99"/>
-          <w:sz w:val="32"/>
-          <w:szCs w:val="32"/>
-        </w:rPr>
-        <w:t>Duration(</w:t>
-      </w:r>
-      <w:proofErr w:type="gramEnd"/>
-      <w:r>
-        <w:rPr>
-          <w:b/>
-          <w:bCs/>
-          <w:color w:val="D86DCB" w:themeColor="accent5" w:themeTint="99"/>
-          <w:sz w:val="32"/>
-          <w:szCs w:val="32"/>
-        </w:rPr>
-        <w:t>seconds: 3));</w:t>
-      </w:r>
-    </w:p>
-    <w:p>
-      <w:pPr>
-        <w:jc w:val="both"/>
-        <w:rPr>
-          <w:b/>
-          <w:bCs/>
-          <w:color w:val="D86DCB" w:themeColor="accent5" w:themeTint="99"/>
-          <w:sz w:val="32"/>
-          <w:szCs w:val="32"/>
-        </w:rPr>
-      </w:pPr>
-      <w:proofErr w:type="gramStart"/>
-      <w:r>
-        <w:rPr>
-          <w:b/>
-          <w:bCs/>
-          <w:color w:val="D86DCB" w:themeColor="accent5" w:themeTint="99"/>
-          <w:sz w:val="32"/>
-          <w:szCs w:val="32"/>
-        </w:rPr>
-        <w:t>print(</w:t>
-      </w:r>
-      <w:proofErr w:type="gramEnd"/>
-      <w:r>
-        <w:rPr>
-          <w:b/>
-          <w:bCs/>
-          <w:color w:val="D86DCB" w:themeColor="accent5" w:themeTint="99"/>
-          <w:sz w:val="32"/>
-          <w:szCs w:val="32"/>
-        </w:rPr>
-        <w:t>"Executed after 3 seconds");</w:t>
-      </w:r>
-    </w:p>
-    <w:p>
-      <w:pPr>
-        <w:jc w:val="both"/>
-        <w:rPr>
-          <w:sz w:val="32"/>
-          <w:szCs w:val="32"/>
-        </w:rPr>
-      </w:pPr>
-    </w:p>
-    <w:p>
-      <w:pPr>
-        <w:jc w:val="both"/>
-        <w:rPr>
-          <w:sz w:val="32"/>
-          <w:szCs w:val="32"/>
-        </w:rPr>
-      </w:pPr>
-      <w:r>
-        <w:rPr>
-          <w:sz w:val="32"/>
-          <w:szCs w:val="32"/>
-        </w:rPr>
-        <w:t>Common uses:</w:t>
-      </w:r>
-    </w:p>
-    <w:p>
-      <w:pPr>
-        <w:jc w:val="both"/>
-        <w:rPr>
-          <w:sz w:val="32"/>
-          <w:szCs w:val="32"/>
-        </w:rPr>
-      </w:pPr>
-      <w:r>
-        <w:rPr>
-          <w:sz w:val="32"/>
-          <w:szCs w:val="32"/>
-        </w:rPr>
-        <w:t># Show splash screen delay. Waits 3 second then navigates to home screen.</w:t>
-      </w:r>
-    </w:p>
-    <w:p>
-      <w:pPr>
-        <w:jc w:val="both"/>
-        <w:rPr>
-          <w:b/>
-          <w:bCs/>
-          <w:color w:val="D86DCB" w:themeColor="accent5" w:themeTint="99"/>
-          <w:sz w:val="32"/>
-          <w:szCs w:val="32"/>
-        </w:rPr>
-      </w:pPr>
-      <w:proofErr w:type="spellStart"/>
-      <w:r>
-        <w:rPr>
-          <w:b/>
-          <w:bCs/>
-          <w:color w:val="D86DCB" w:themeColor="accent5" w:themeTint="99"/>
-          <w:sz w:val="32"/>
-          <w:szCs w:val="32"/>
-        </w:rPr>
-        <w:t>Future.delayed</w:t>
-      </w:r>
-      <w:proofErr w:type="spellEnd"/>
-      <w:r>
-        <w:rPr>
-          <w:b/>
-          <w:bCs/>
-          <w:color w:val="D86DCB" w:themeColor="accent5" w:themeTint="99"/>
-          <w:sz w:val="32"/>
-          <w:szCs w:val="32"/>
-        </w:rPr>
-        <w:t>(</w:t>
-      </w:r>
-      <w:proofErr w:type="gramStart"/>
-      <w:r>
-        <w:rPr>
-          <w:b/>
-          <w:bCs/>
-          <w:color w:val="D86DCB" w:themeColor="accent5" w:themeTint="99"/>
-          <w:sz w:val="32"/>
-          <w:szCs w:val="32"/>
-        </w:rPr>
-        <w:t>Duration(</w:t>
-      </w:r>
-      <w:proofErr w:type="gramEnd"/>
-      <w:r>
-        <w:rPr>
-          <w:b/>
-          <w:bCs/>
-          <w:color w:val="D86DCB" w:themeColor="accent5" w:themeTint="99"/>
-          <w:sz w:val="32"/>
-          <w:szCs w:val="32"/>
-        </w:rPr>
-        <w:t>seconds: 3), () {</w:t>
-      </w:r>
-    </w:p>
-    <w:p>
-      <w:pPr>
-        <w:jc w:val="both"/>
-        <w:rPr>
-          <w:b/>
-          <w:bCs/>
-          <w:color w:val="D86DCB" w:themeColor="accent5" w:themeTint="99"/>
-          <w:sz w:val="32"/>
-          <w:szCs w:val="32"/>
-        </w:rPr>
-      </w:pPr>
-      <w:r>
-        <w:rPr>
-          <w:b/>
-          <w:bCs/>
-          <w:color w:val="D86DCB" w:themeColor="accent5" w:themeTint="99"/>
-          <w:sz w:val="32"/>
-          <w:szCs w:val="32"/>
-        </w:rPr>
-        <w:t xml:space="preserve">  </w:t>
-      </w:r>
-      <w:proofErr w:type="spellStart"/>
-      <w:r>
-        <w:rPr>
-          <w:b/>
-          <w:bCs/>
-          <w:color w:val="D86DCB" w:themeColor="accent5" w:themeTint="99"/>
-          <w:sz w:val="32"/>
-          <w:szCs w:val="32"/>
-        </w:rPr>
-        <w:t>Navigator.pushReplacementNamed</w:t>
-      </w:r>
-      <w:proofErr w:type="spellEnd"/>
-      <w:r>
-        <w:rPr>
-          <w:b/>
-          <w:bCs/>
-          <w:color w:val="D86DCB" w:themeColor="accent5" w:themeTint="99"/>
-          <w:sz w:val="32"/>
-          <w:szCs w:val="32"/>
-        </w:rPr>
-        <w:t>(context, '/home');</w:t>
-      </w:r>
-    </w:p>
-    <w:p>
-      <w:pPr>
-        <w:jc w:val="both"/>
-        <w:rPr>
-          <w:b/>
-          <w:bCs/>
-          <w:color w:val="D86DCB" w:themeColor="accent5" w:themeTint="99"/>
-          <w:sz w:val="32"/>
-          <w:szCs w:val="32"/>
-        </w:rPr>
-      </w:pPr>
-      <w:r>
-        <w:rPr>
-          <w:b/>
-          <w:bCs/>
-          <w:color w:val="D86DCB" w:themeColor="accent5" w:themeTint="99"/>
-          <w:sz w:val="32"/>
-          <w:szCs w:val="32"/>
-        </w:rPr>
         <w:t>});</w:t>
       </w:r>
     </w:p>
@@ -7268,6 +9031,31 @@
           <w:szCs w:val="32"/>
         </w:rPr>
         <w:t xml:space="preserve"> method for this which is better</w:t>
+      </w:r>
+    </w:p>
+    <w:p>
+      <w:pPr>
+        <w:jc w:val="both"/>
+        <w:rPr>
+          <w:sz w:val="32"/>
+          <w:szCs w:val="32"/>
+        </w:rPr>
+      </w:pPr>
+    </w:p>
+    <w:p>
+      <w:pPr>
+        <w:jc w:val="center"/>
+        <w:rPr>
+          <w:sz w:val="32"/>
+          <w:szCs w:val="32"/>
+        </w:rPr>
+      </w:pPr>
+      <w:r>
+        <w:rPr>
+          <w:sz w:val="32"/>
+          <w:szCs w:val="32"/>
+        </w:rPr>
+        <w:t>Break</w:t>
       </w:r>
     </w:p>
     <w:p>
@@ -7626,319 +9414,319 @@
           <w:sz w:val="32"/>
           <w:szCs w:val="32"/>
         </w:rPr>
+        <w:t># Execution order:</w:t>
+      </w:r>
+    </w:p>
+    <w:p>
+      <w:pPr>
+        <w:jc w:val="both"/>
+        <w:rPr>
+          <w:b/>
+          <w:bCs/>
+          <w:color w:val="D86DCB" w:themeColor="accent5" w:themeTint="99"/>
+          <w:sz w:val="32"/>
+          <w:szCs w:val="32"/>
+        </w:rPr>
+      </w:pPr>
+      <w:r>
+        <w:rPr>
+          <w:b/>
+          <w:bCs/>
+          <w:color w:val="D86DCB" w:themeColor="accent5" w:themeTint="99"/>
+          <w:sz w:val="32"/>
+          <w:szCs w:val="32"/>
+        </w:rPr>
+        <w:t>print('A');</w:t>
+      </w:r>
+    </w:p>
+    <w:p>
+      <w:pPr>
+        <w:jc w:val="both"/>
+        <w:rPr>
+          <w:b/>
+          <w:bCs/>
+          <w:color w:val="D86DCB" w:themeColor="accent5" w:themeTint="99"/>
+          <w:sz w:val="32"/>
+          <w:szCs w:val="32"/>
+        </w:rPr>
+      </w:pPr>
+      <w:proofErr w:type="spellStart"/>
+      <w:r>
+        <w:rPr>
+          <w:b/>
+          <w:bCs/>
+          <w:color w:val="D86DCB" w:themeColor="accent5" w:themeTint="99"/>
+          <w:sz w:val="32"/>
+          <w:szCs w:val="32"/>
+        </w:rPr>
+        <w:t>Future.microtask</w:t>
+      </w:r>
+      <w:proofErr w:type="spellEnd"/>
+      <w:r>
+        <w:rPr>
+          <w:b/>
+          <w:bCs/>
+          <w:color w:val="D86DCB" w:themeColor="accent5" w:themeTint="99"/>
+          <w:sz w:val="32"/>
+          <w:szCs w:val="32"/>
+        </w:rPr>
+        <w:t>(() =&gt; print('B'));</w:t>
+      </w:r>
+    </w:p>
+    <w:p>
+      <w:pPr>
+        <w:jc w:val="both"/>
+        <w:rPr>
+          <w:b/>
+          <w:bCs/>
+          <w:color w:val="D86DCB" w:themeColor="accent5" w:themeTint="99"/>
+          <w:sz w:val="32"/>
+          <w:szCs w:val="32"/>
+        </w:rPr>
+      </w:pPr>
+      <w:proofErr w:type="gramStart"/>
+      <w:r>
+        <w:rPr>
+          <w:b/>
+          <w:bCs/>
+          <w:color w:val="D86DCB" w:themeColor="accent5" w:themeTint="99"/>
+          <w:sz w:val="32"/>
+          <w:szCs w:val="32"/>
+        </w:rPr>
+        <w:t>Future(</w:t>
+      </w:r>
+      <w:proofErr w:type="gramEnd"/>
+      <w:r>
+        <w:rPr>
+          <w:b/>
+          <w:bCs/>
+          <w:color w:val="D86DCB" w:themeColor="accent5" w:themeTint="99"/>
+          <w:sz w:val="32"/>
+          <w:szCs w:val="32"/>
+        </w:rPr>
+        <w:t>() =&gt; print('C'));</w:t>
+      </w:r>
+    </w:p>
+    <w:p>
+      <w:pPr>
+        <w:jc w:val="both"/>
+        <w:rPr>
+          <w:b/>
+          <w:bCs/>
+          <w:color w:val="D86DCB" w:themeColor="accent5" w:themeTint="99"/>
+          <w:sz w:val="32"/>
+          <w:szCs w:val="32"/>
+        </w:rPr>
+      </w:pPr>
+      <w:r>
+        <w:rPr>
+          <w:b/>
+          <w:bCs/>
+          <w:color w:val="D86DCB" w:themeColor="accent5" w:themeTint="99"/>
+          <w:sz w:val="32"/>
+          <w:szCs w:val="32"/>
+        </w:rPr>
+        <w:t>print('D');</w:t>
+      </w:r>
+    </w:p>
+    <w:p>
+      <w:pPr>
+        <w:jc w:val="both"/>
+        <w:rPr>
+          <w:sz w:val="32"/>
+          <w:szCs w:val="32"/>
+        </w:rPr>
+      </w:pPr>
+      <w:r>
+        <w:rPr>
+          <w:sz w:val="32"/>
+          <w:szCs w:val="32"/>
+        </w:rPr>
+        <w:t># Output:</w:t>
+      </w:r>
+    </w:p>
+    <w:p>
+      <w:pPr>
+        <w:jc w:val="both"/>
+        <w:rPr>
+          <w:b/>
+          <w:bCs/>
+          <w:sz w:val="32"/>
+          <w:szCs w:val="32"/>
+        </w:rPr>
+      </w:pPr>
+      <w:r>
+        <w:rPr>
+          <w:b/>
+          <w:bCs/>
+          <w:sz w:val="32"/>
+          <w:szCs w:val="32"/>
+        </w:rPr>
+        <w:t>A</w:t>
+      </w:r>
+    </w:p>
+    <w:p>
+      <w:pPr>
+        <w:jc w:val="both"/>
+        <w:rPr>
+          <w:b/>
+          <w:bCs/>
+          <w:sz w:val="32"/>
+          <w:szCs w:val="32"/>
+        </w:rPr>
+      </w:pPr>
+      <w:r>
+        <w:rPr>
+          <w:b/>
+          <w:bCs/>
+          <w:sz w:val="32"/>
+          <w:szCs w:val="32"/>
+        </w:rPr>
+        <w:t>D</w:t>
+      </w:r>
+    </w:p>
+    <w:p>
+      <w:pPr>
+        <w:jc w:val="both"/>
+        <w:rPr>
+          <w:b/>
+          <w:bCs/>
+          <w:sz w:val="32"/>
+          <w:szCs w:val="32"/>
+        </w:rPr>
+      </w:pPr>
+      <w:proofErr w:type="gramStart"/>
+      <w:r>
+        <w:rPr>
+          <w:b/>
+          <w:bCs/>
+          <w:sz w:val="32"/>
+          <w:szCs w:val="32"/>
+        </w:rPr>
+        <w:t>B  /</w:t>
+      </w:r>
+      <w:proofErr w:type="gramEnd"/>
+      <w:r>
+        <w:rPr>
+          <w:b/>
+          <w:bCs/>
+          <w:sz w:val="32"/>
+          <w:szCs w:val="32"/>
+        </w:rPr>
+        <w:t>/ microtask runs first</w:t>
+      </w:r>
+    </w:p>
+    <w:p>
+      <w:pPr>
+        <w:jc w:val="both"/>
+        <w:rPr>
+          <w:b/>
+          <w:bCs/>
+          <w:sz w:val="32"/>
+          <w:szCs w:val="32"/>
+        </w:rPr>
+      </w:pPr>
+      <w:proofErr w:type="gramStart"/>
+      <w:r>
+        <w:rPr>
+          <w:b/>
+          <w:bCs/>
+          <w:sz w:val="32"/>
+          <w:szCs w:val="32"/>
+        </w:rPr>
+        <w:t>C  /</w:t>
+      </w:r>
+      <w:proofErr w:type="gramEnd"/>
+      <w:r>
+        <w:rPr>
+          <w:b/>
+          <w:bCs/>
+          <w:sz w:val="32"/>
+          <w:szCs w:val="32"/>
+        </w:rPr>
+        <w:t>/ then normal future</w:t>
+      </w:r>
+    </w:p>
+    <w:p>
+      <w:pPr>
+        <w:jc w:val="both"/>
+        <w:rPr>
+          <w:sz w:val="32"/>
+          <w:szCs w:val="32"/>
+        </w:rPr>
+      </w:pPr>
+      <w:r>
+        <w:rPr>
+          <w:b/>
+          <w:bCs/>
+          <w:sz w:val="32"/>
+          <w:szCs w:val="32"/>
+        </w:rPr>
+        <w:t>NOTE:</w:t>
+      </w:r>
+      <w:r>
+        <w:rPr>
+          <w:sz w:val="32"/>
+          <w:szCs w:val="32"/>
+        </w:rPr>
+        <w:t xml:space="preserve"> For more detailed flow see last of the doc</w:t>
+      </w:r>
+    </w:p>
+    <w:p>
+      <w:pPr>
+        <w:jc w:val="both"/>
+        <w:rPr>
+          <w:sz w:val="32"/>
+          <w:szCs w:val="32"/>
+        </w:rPr>
+      </w:pPr>
+    </w:p>
+    <w:p>
+      <w:pPr>
+        <w:jc w:val="both"/>
+        <w:rPr>
+          <w:sz w:val="32"/>
+          <w:szCs w:val="32"/>
+        </w:rPr>
+      </w:pPr>
+      <w:r>
+        <w:rPr>
+          <w:sz w:val="32"/>
+          <w:szCs w:val="32"/>
+        </w:rPr>
+        <w:t xml:space="preserve">Why use it in </w:t>
+      </w:r>
+      <w:proofErr w:type="spellStart"/>
+      <w:r>
+        <w:rPr>
+          <w:sz w:val="32"/>
+          <w:szCs w:val="32"/>
+        </w:rPr>
+        <w:t>initState</w:t>
+      </w:r>
+      <w:proofErr w:type="spellEnd"/>
+      <w:r>
+        <w:rPr>
+          <w:sz w:val="32"/>
+          <w:szCs w:val="32"/>
+        </w:rPr>
+        <w:t>:</w:t>
+      </w:r>
+    </w:p>
+    <w:p>
+      <w:pPr>
+        <w:jc w:val="both"/>
+        <w:rPr>
+          <w:sz w:val="32"/>
+          <w:szCs w:val="32"/>
+        </w:rPr>
+      </w:pPr>
+      <w:r>
+        <w:rPr>
+          <w:sz w:val="32"/>
+          <w:szCs w:val="32"/>
+        </w:rPr>
         <w:lastRenderedPageBreak/>
-        <w:t># Execution order:</w:t>
-      </w:r>
-    </w:p>
-    <w:p>
-      <w:pPr>
-        <w:jc w:val="both"/>
-        <w:rPr>
-          <w:b/>
-          <w:bCs/>
-          <w:color w:val="D86DCB" w:themeColor="accent5" w:themeTint="99"/>
-          <w:sz w:val="32"/>
-          <w:szCs w:val="32"/>
-        </w:rPr>
-      </w:pPr>
-      <w:r>
-        <w:rPr>
-          <w:b/>
-          <w:bCs/>
-          <w:color w:val="D86DCB" w:themeColor="accent5" w:themeTint="99"/>
-          <w:sz w:val="32"/>
-          <w:szCs w:val="32"/>
-        </w:rPr>
-        <w:t>print('A');</w:t>
-      </w:r>
-    </w:p>
-    <w:p>
-      <w:pPr>
-        <w:jc w:val="both"/>
-        <w:rPr>
-          <w:b/>
-          <w:bCs/>
-          <w:color w:val="D86DCB" w:themeColor="accent5" w:themeTint="99"/>
-          <w:sz w:val="32"/>
-          <w:szCs w:val="32"/>
-        </w:rPr>
-      </w:pPr>
-      <w:proofErr w:type="spellStart"/>
-      <w:r>
-        <w:rPr>
-          <w:b/>
-          <w:bCs/>
-          <w:color w:val="D86DCB" w:themeColor="accent5" w:themeTint="99"/>
-          <w:sz w:val="32"/>
-          <w:szCs w:val="32"/>
-        </w:rPr>
-        <w:t>Future.microtask</w:t>
-      </w:r>
-      <w:proofErr w:type="spellEnd"/>
-      <w:r>
-        <w:rPr>
-          <w:b/>
-          <w:bCs/>
-          <w:color w:val="D86DCB" w:themeColor="accent5" w:themeTint="99"/>
-          <w:sz w:val="32"/>
-          <w:szCs w:val="32"/>
-        </w:rPr>
-        <w:t>(() =&gt; print('B'));</w:t>
-      </w:r>
-    </w:p>
-    <w:p>
-      <w:pPr>
-        <w:jc w:val="both"/>
-        <w:rPr>
-          <w:b/>
-          <w:bCs/>
-          <w:color w:val="D86DCB" w:themeColor="accent5" w:themeTint="99"/>
-          <w:sz w:val="32"/>
-          <w:szCs w:val="32"/>
-        </w:rPr>
-      </w:pPr>
-      <w:proofErr w:type="gramStart"/>
-      <w:r>
-        <w:rPr>
-          <w:b/>
-          <w:bCs/>
-          <w:color w:val="D86DCB" w:themeColor="accent5" w:themeTint="99"/>
-          <w:sz w:val="32"/>
-          <w:szCs w:val="32"/>
-        </w:rPr>
-        <w:t>Future(</w:t>
-      </w:r>
-      <w:proofErr w:type="gramEnd"/>
-      <w:r>
-        <w:rPr>
-          <w:b/>
-          <w:bCs/>
-          <w:color w:val="D86DCB" w:themeColor="accent5" w:themeTint="99"/>
-          <w:sz w:val="32"/>
-          <w:szCs w:val="32"/>
-        </w:rPr>
-        <w:t>() =&gt; print('C'));</w:t>
-      </w:r>
-    </w:p>
-    <w:p>
-      <w:pPr>
-        <w:jc w:val="both"/>
-        <w:rPr>
-          <w:b/>
-          <w:bCs/>
-          <w:color w:val="D86DCB" w:themeColor="accent5" w:themeTint="99"/>
-          <w:sz w:val="32"/>
-          <w:szCs w:val="32"/>
-        </w:rPr>
-      </w:pPr>
-      <w:r>
-        <w:rPr>
-          <w:b/>
-          <w:bCs/>
-          <w:color w:val="D86DCB" w:themeColor="accent5" w:themeTint="99"/>
-          <w:sz w:val="32"/>
-          <w:szCs w:val="32"/>
-        </w:rPr>
-        <w:t>print('D');</w:t>
-      </w:r>
-    </w:p>
-    <w:p>
-      <w:pPr>
-        <w:jc w:val="both"/>
-        <w:rPr>
-          <w:sz w:val="32"/>
-          <w:szCs w:val="32"/>
-        </w:rPr>
-      </w:pPr>
-      <w:r>
-        <w:rPr>
-          <w:sz w:val="32"/>
-          <w:szCs w:val="32"/>
-        </w:rPr>
-        <w:t># Output:</w:t>
-      </w:r>
-    </w:p>
-    <w:p>
-      <w:pPr>
-        <w:jc w:val="both"/>
-        <w:rPr>
-          <w:b/>
-          <w:bCs/>
-          <w:sz w:val="32"/>
-          <w:szCs w:val="32"/>
-        </w:rPr>
-      </w:pPr>
-      <w:r>
-        <w:rPr>
-          <w:b/>
-          <w:bCs/>
-          <w:sz w:val="32"/>
-          <w:szCs w:val="32"/>
-        </w:rPr>
-        <w:t>A</w:t>
-      </w:r>
-    </w:p>
-    <w:p>
-      <w:pPr>
-        <w:jc w:val="both"/>
-        <w:rPr>
-          <w:b/>
-          <w:bCs/>
-          <w:sz w:val="32"/>
-          <w:szCs w:val="32"/>
-        </w:rPr>
-      </w:pPr>
-      <w:r>
-        <w:rPr>
-          <w:b/>
-          <w:bCs/>
-          <w:sz w:val="32"/>
-          <w:szCs w:val="32"/>
-        </w:rPr>
-        <w:t>D</w:t>
-      </w:r>
-    </w:p>
-    <w:p>
-      <w:pPr>
-        <w:jc w:val="both"/>
-        <w:rPr>
-          <w:b/>
-          <w:bCs/>
-          <w:sz w:val="32"/>
-          <w:szCs w:val="32"/>
-        </w:rPr>
-      </w:pPr>
-      <w:proofErr w:type="gramStart"/>
-      <w:r>
-        <w:rPr>
-          <w:b/>
-          <w:bCs/>
-          <w:sz w:val="32"/>
-          <w:szCs w:val="32"/>
-        </w:rPr>
-        <w:t>B  /</w:t>
-      </w:r>
-      <w:proofErr w:type="gramEnd"/>
-      <w:r>
-        <w:rPr>
-          <w:b/>
-          <w:bCs/>
-          <w:sz w:val="32"/>
-          <w:szCs w:val="32"/>
-        </w:rPr>
-        <w:t>/ microtask runs first</w:t>
-      </w:r>
-    </w:p>
-    <w:p>
-      <w:pPr>
-        <w:jc w:val="both"/>
-        <w:rPr>
-          <w:b/>
-          <w:bCs/>
-          <w:sz w:val="32"/>
-          <w:szCs w:val="32"/>
-        </w:rPr>
-      </w:pPr>
-      <w:proofErr w:type="gramStart"/>
-      <w:r>
-        <w:rPr>
-          <w:b/>
-          <w:bCs/>
-          <w:sz w:val="32"/>
-          <w:szCs w:val="32"/>
-        </w:rPr>
-        <w:t>C  /</w:t>
-      </w:r>
-      <w:proofErr w:type="gramEnd"/>
-      <w:r>
-        <w:rPr>
-          <w:b/>
-          <w:bCs/>
-          <w:sz w:val="32"/>
-          <w:szCs w:val="32"/>
-        </w:rPr>
-        <w:t>/ then normal future</w:t>
-      </w:r>
-    </w:p>
-    <w:p>
-      <w:pPr>
-        <w:jc w:val="both"/>
-        <w:rPr>
-          <w:sz w:val="32"/>
-          <w:szCs w:val="32"/>
-        </w:rPr>
-      </w:pPr>
-      <w:r>
-        <w:rPr>
-          <w:b/>
-          <w:bCs/>
-          <w:sz w:val="32"/>
-          <w:szCs w:val="32"/>
-        </w:rPr>
-        <w:t>NOTE:</w:t>
-      </w:r>
-      <w:r>
-        <w:rPr>
-          <w:sz w:val="32"/>
-          <w:szCs w:val="32"/>
-        </w:rPr>
-        <w:t xml:space="preserve"> For more detailed flow see last of the doc</w:t>
-      </w:r>
-    </w:p>
-    <w:p>
-      <w:pPr>
-        <w:jc w:val="both"/>
-        <w:rPr>
-          <w:sz w:val="32"/>
-          <w:szCs w:val="32"/>
-        </w:rPr>
-      </w:pPr>
-    </w:p>
-    <w:p>
-      <w:pPr>
-        <w:jc w:val="both"/>
-        <w:rPr>
-          <w:sz w:val="32"/>
-          <w:szCs w:val="32"/>
-        </w:rPr>
-      </w:pPr>
-      <w:r>
-        <w:rPr>
-          <w:sz w:val="32"/>
-          <w:szCs w:val="32"/>
-        </w:rPr>
-        <w:t xml:space="preserve">Why use it in </w:t>
-      </w:r>
-      <w:proofErr w:type="spellStart"/>
-      <w:r>
-        <w:rPr>
-          <w:sz w:val="32"/>
-          <w:szCs w:val="32"/>
-        </w:rPr>
-        <w:t>initState</w:t>
-      </w:r>
-      <w:proofErr w:type="spellEnd"/>
-      <w:r>
-        <w:rPr>
-          <w:sz w:val="32"/>
-          <w:szCs w:val="32"/>
-        </w:rPr>
-        <w:t>:</w:t>
-      </w:r>
-    </w:p>
-    <w:p>
-      <w:pPr>
-        <w:jc w:val="both"/>
-        <w:rPr>
-          <w:sz w:val="32"/>
-          <w:szCs w:val="32"/>
-        </w:rPr>
-      </w:pPr>
-      <w:r>
-        <w:rPr>
-          <w:sz w:val="32"/>
-          <w:szCs w:val="32"/>
-        </w:rPr>
         <w:t xml:space="preserve"># Instead of using helper methods or functions we can use </w:t>
       </w:r>
       <w:proofErr w:type="spellStart"/>
@@ -8184,7 +9972,6 @@
           <w:sz w:val="32"/>
           <w:szCs w:val="32"/>
         </w:rPr>
-        <w:lastRenderedPageBreak/>
         <w:t xml:space="preserve">Microtask runs → NOW </w:t>
       </w:r>
       <w:r>
@@ -8687,6 +10474,7 @@
           <w:sz w:val="32"/>
           <w:szCs w:val="32"/>
         </w:rPr>
+        <w:lastRenderedPageBreak/>
         <w:t xml:space="preserve">  </w:t>
       </w:r>
       <w:proofErr w:type="spellStart"/>
@@ -9107,7 +10895,6 @@
           <w:sz w:val="32"/>
           <w:szCs w:val="32"/>
         </w:rPr>
-        <w:lastRenderedPageBreak/>
         <w:t>});</w:t>
       </w:r>
     </w:p>
@@ -9408,6 +11195,7 @@
           <w:sz w:val="32"/>
           <w:szCs w:val="32"/>
         </w:rPr>
+        <w:lastRenderedPageBreak/>
         <w:t># Mistake-2, Using it everywhere. Don’t blindly wrap everything in microtask. Use it only when we need context and we need to defer execution slightly</w:t>
       </w:r>
     </w:p>
@@ -9703,7 +11491,6 @@
           <w:sz w:val="32"/>
           <w:szCs w:val="32"/>
         </w:rPr>
-        <w:lastRenderedPageBreak/>
         <w:t>#</w:t>
       </w:r>
       <w:r>
@@ -10122,6 +11909,7 @@
                 <w:sz w:val="32"/>
                 <w:szCs w:val="32"/>
               </w:rPr>
+              <w:lastRenderedPageBreak/>
               <w:t>General async work</w:t>
             </w:r>
           </w:p>
@@ -10174,6 +11962,40 @@
       <w:pPr>
         <w:jc w:val="both"/>
         <w:rPr>
+          <w:sz w:val="32"/>
+          <w:szCs w:val="32"/>
+        </w:rPr>
+      </w:pPr>
+    </w:p>
+    <w:p>
+      <w:pPr>
+        <w:jc w:val="center"/>
+        <w:rPr>
+          <w:sz w:val="32"/>
+          <w:szCs w:val="32"/>
+        </w:rPr>
+      </w:pPr>
+      <w:r>
+        <w:rPr>
+          <w:sz w:val="32"/>
+          <w:szCs w:val="32"/>
+        </w:rPr>
+        <w:t>Break</w:t>
+      </w:r>
+    </w:p>
+    <w:p>
+      <w:pPr>
+        <w:jc w:val="both"/>
+        <w:rPr>
+          <w:sz w:val="32"/>
+          <w:szCs w:val="32"/>
+        </w:rPr>
+      </w:pPr>
+    </w:p>
+    <w:p>
+      <w:pPr>
+        <w:jc w:val="both"/>
+        <w:rPr>
           <w:b/>
           <w:bCs/>
           <w:sz w:val="32"/>
@@ -10450,7 +12272,6 @@
           <w:sz w:val="32"/>
           <w:szCs w:val="32"/>
         </w:rPr>
-        <w:lastRenderedPageBreak/>
         <w:t>Basic Example:</w:t>
       </w:r>
     </w:p>
@@ -10738,6 +12559,7 @@
           <w:sz w:val="32"/>
           <w:szCs w:val="32"/>
         </w:rPr>
+        <w:lastRenderedPageBreak/>
         <w:t xml:space="preserve">  print(data);</w:t>
       </w:r>
     </w:p>
@@ -11108,7 +12930,6 @@
           <w:sz w:val="32"/>
           <w:szCs w:val="32"/>
         </w:rPr>
-        <w:lastRenderedPageBreak/>
         <w:t xml:space="preserve">Future&lt;String&gt; </w:t>
       </w:r>
       <w:proofErr w:type="gramStart"/>
@@ -11404,6 +13225,7 @@
           <w:sz w:val="32"/>
           <w:szCs w:val="32"/>
         </w:rPr>
+        <w:lastRenderedPageBreak/>
         <w:t xml:space="preserve">    return </w:t>
       </w:r>
       <w:proofErr w:type="spellStart"/>
@@ -11849,7 +13671,6 @@
           <w:sz w:val="32"/>
           <w:szCs w:val="32"/>
         </w:rPr>
-        <w:lastRenderedPageBreak/>
         <w:t xml:space="preserve">Future&lt;void&gt; </w:t>
       </w:r>
       <w:proofErr w:type="gramStart"/>
@@ -12191,6 +14012,31 @@
           <w:szCs w:val="32"/>
         </w:rPr>
         <w:t>('Failed'));</w:t>
+      </w:r>
+    </w:p>
+    <w:p>
+      <w:pPr>
+        <w:jc w:val="both"/>
+        <w:rPr>
+          <w:sz w:val="32"/>
+          <w:szCs w:val="32"/>
+        </w:rPr>
+      </w:pPr>
+    </w:p>
+    <w:p>
+      <w:pPr>
+        <w:jc w:val="center"/>
+        <w:rPr>
+          <w:sz w:val="32"/>
+          <w:szCs w:val="32"/>
+        </w:rPr>
+      </w:pPr>
+      <w:r>
+        <w:rPr>
+          <w:sz w:val="32"/>
+          <w:szCs w:val="32"/>
+        </w:rPr>
+        <w:t>Break</w:t>
       </w:r>
     </w:p>
     <w:p>
@@ -12610,7 +14456,6 @@
           <w:sz w:val="32"/>
           <w:szCs w:val="32"/>
         </w:rPr>
-        <w:lastRenderedPageBreak/>
         <w:t>snapshot.data</w:t>
       </w:r>
       <w:proofErr w:type="spellEnd"/>
@@ -13014,6 +14859,7 @@
           <w:sz w:val="32"/>
           <w:szCs w:val="32"/>
         </w:rPr>
+        <w:lastRenderedPageBreak/>
         <w:t xml:space="preserve"># For </w:t>
       </w:r>
       <w:proofErr w:type="spellStart"/>
@@ -13670,120 +15516,120 @@
           <w:sz w:val="32"/>
           <w:szCs w:val="32"/>
         </w:rPr>
+        <w:t xml:space="preserve">  },</w:t>
+      </w:r>
+    </w:p>
+    <w:p>
+      <w:pPr>
+        <w:jc w:val="both"/>
+        <w:rPr>
+          <w:b/>
+          <w:bCs/>
+          <w:color w:val="D86DCB" w:themeColor="accent5" w:themeTint="99"/>
+          <w:sz w:val="32"/>
+          <w:szCs w:val="32"/>
+        </w:rPr>
+      </w:pPr>
+      <w:r>
+        <w:rPr>
+          <w:b/>
+          <w:bCs/>
+          <w:color w:val="D86DCB" w:themeColor="accent5" w:themeTint="99"/>
+          <w:sz w:val="32"/>
+          <w:szCs w:val="32"/>
+        </w:rPr>
+        <w:t>)</w:t>
+      </w:r>
+    </w:p>
+    <w:p>
+      <w:pPr>
+        <w:jc w:val="both"/>
+        <w:rPr>
+          <w:sz w:val="32"/>
+          <w:szCs w:val="32"/>
+        </w:rPr>
+      </w:pPr>
+      <w:r>
+        <w:rPr>
+          <w:sz w:val="32"/>
+          <w:szCs w:val="32"/>
+        </w:rPr>
+        <w:t xml:space="preserve">Note: There’s also </w:t>
+      </w:r>
+      <w:proofErr w:type="spellStart"/>
+      <w:r>
+        <w:rPr>
+          <w:b/>
+          <w:bCs/>
+          <w:sz w:val="32"/>
+          <w:szCs w:val="32"/>
+        </w:rPr>
+        <w:t>initialData</w:t>
+      </w:r>
+      <w:proofErr w:type="spellEnd"/>
+      <w:r>
+        <w:rPr>
+          <w:b/>
+          <w:bCs/>
+          <w:sz w:val="32"/>
+          <w:szCs w:val="32"/>
+        </w:rPr>
+        <w:t>:</w:t>
+      </w:r>
+      <w:r>
+        <w:rPr>
+          <w:sz w:val="32"/>
+          <w:szCs w:val="32"/>
+        </w:rPr>
+        <w:t xml:space="preserve"> the data that will be used to create the snapshots provided until a non-null future has completed</w:t>
+      </w:r>
+    </w:p>
+    <w:p>
+      <w:pPr>
+        <w:jc w:val="both"/>
+        <w:rPr>
+          <w:sz w:val="32"/>
+          <w:szCs w:val="32"/>
+        </w:rPr>
+      </w:pPr>
+    </w:p>
+    <w:p>
+      <w:pPr>
+        <w:jc w:val="both"/>
+        <w:rPr>
+          <w:sz w:val="32"/>
+          <w:szCs w:val="32"/>
+        </w:rPr>
+      </w:pPr>
+      <w:r>
+        <w:rPr>
+          <w:sz w:val="32"/>
+          <w:szCs w:val="32"/>
+        </w:rPr>
+        <w:t xml:space="preserve">Where to create </w:t>
+      </w:r>
+      <w:r>
+        <w:rPr>
+          <w:sz w:val="32"/>
+          <w:szCs w:val="32"/>
+        </w:rPr>
+        <w:t>the Future:</w:t>
+      </w:r>
+    </w:p>
+    <w:p>
+      <w:pPr>
+        <w:jc w:val="both"/>
+        <w:rPr>
+          <w:sz w:val="32"/>
+          <w:szCs w:val="32"/>
+        </w:rPr>
+      </w:pPr>
+      <w:r>
+        <w:rPr>
+          <w:sz w:val="32"/>
+          <w:szCs w:val="32"/>
+        </w:rPr>
         <w:lastRenderedPageBreak/>
-        <w:t xml:space="preserve">  },</w:t>
-      </w:r>
-    </w:p>
-    <w:p>
-      <w:pPr>
-        <w:jc w:val="both"/>
-        <w:rPr>
-          <w:b/>
-          <w:bCs/>
-          <w:color w:val="D86DCB" w:themeColor="accent5" w:themeTint="99"/>
-          <w:sz w:val="32"/>
-          <w:szCs w:val="32"/>
-        </w:rPr>
-      </w:pPr>
-      <w:r>
-        <w:rPr>
-          <w:b/>
-          <w:bCs/>
-          <w:color w:val="D86DCB" w:themeColor="accent5" w:themeTint="99"/>
-          <w:sz w:val="32"/>
-          <w:szCs w:val="32"/>
-        </w:rPr>
-        <w:t>)</w:t>
-      </w:r>
-    </w:p>
-    <w:p>
-      <w:pPr>
-        <w:jc w:val="both"/>
-        <w:rPr>
-          <w:sz w:val="32"/>
-          <w:szCs w:val="32"/>
-        </w:rPr>
-      </w:pPr>
-      <w:r>
-        <w:rPr>
-          <w:sz w:val="32"/>
-          <w:szCs w:val="32"/>
-        </w:rPr>
-        <w:t xml:space="preserve">Note: There’s also </w:t>
-      </w:r>
-      <w:proofErr w:type="spellStart"/>
-      <w:r>
-        <w:rPr>
-          <w:b/>
-          <w:bCs/>
-          <w:sz w:val="32"/>
-          <w:szCs w:val="32"/>
-        </w:rPr>
-        <w:t>initialData</w:t>
-      </w:r>
-      <w:proofErr w:type="spellEnd"/>
-      <w:r>
-        <w:rPr>
-          <w:b/>
-          <w:bCs/>
-          <w:sz w:val="32"/>
-          <w:szCs w:val="32"/>
-        </w:rPr>
-        <w:t>:</w:t>
-      </w:r>
-      <w:r>
-        <w:rPr>
-          <w:sz w:val="32"/>
-          <w:szCs w:val="32"/>
-        </w:rPr>
-        <w:t xml:space="preserve"> the data that will be used to create the snapshots provided until a non-null future has completed</w:t>
-      </w:r>
-    </w:p>
-    <w:p>
-      <w:pPr>
-        <w:jc w:val="both"/>
-        <w:rPr>
-          <w:sz w:val="32"/>
-          <w:szCs w:val="32"/>
-        </w:rPr>
-      </w:pPr>
-    </w:p>
-    <w:p>
-      <w:pPr>
-        <w:jc w:val="both"/>
-        <w:rPr>
-          <w:sz w:val="32"/>
-          <w:szCs w:val="32"/>
-        </w:rPr>
-      </w:pPr>
-      <w:r>
-        <w:rPr>
-          <w:sz w:val="32"/>
-          <w:szCs w:val="32"/>
-        </w:rPr>
-        <w:t xml:space="preserve">Where to create </w:t>
-      </w:r>
-      <w:r>
-        <w:rPr>
-          <w:sz w:val="32"/>
-          <w:szCs w:val="32"/>
-        </w:rPr>
-        <w:t>the Future:</w:t>
-      </w:r>
-    </w:p>
-    <w:p>
-      <w:pPr>
-        <w:jc w:val="both"/>
-        <w:rPr>
-          <w:sz w:val="32"/>
-          <w:szCs w:val="32"/>
-        </w:rPr>
-      </w:pPr>
-      <w:r>
-        <w:rPr>
-          <w:sz w:val="32"/>
-          <w:szCs w:val="32"/>
-        </w:rPr>
         <w:t xml:space="preserve"># Don’t assign the Future API call directly </w:t>
       </w:r>
       <w:r>
@@ -14392,7 +16238,6 @@
           <w:sz w:val="32"/>
           <w:szCs w:val="32"/>
         </w:rPr>
-        <w:lastRenderedPageBreak/>
         <w:t>No complex state management</w:t>
       </w:r>
     </w:p>
@@ -15159,7 +17004,6 @@
           <w:sz w:val="32"/>
           <w:szCs w:val="32"/>
         </w:rPr>
-        <w:lastRenderedPageBreak/>
         <w:t>Calling Future inside build</w:t>
       </w:r>
     </w:p>
@@ -15325,6 +17169,32 @@
     </w:p>
     <w:p>
       <w:pPr>
+        <w:jc w:val="center"/>
+        <w:rPr>
+          <w:sz w:val="32"/>
+          <w:szCs w:val="32"/>
+        </w:rPr>
+      </w:pPr>
+      <w:r>
+        <w:rPr>
+          <w:sz w:val="32"/>
+          <w:szCs w:val="32"/>
+        </w:rPr>
+        <w:lastRenderedPageBreak/>
+        <w:t>Break</w:t>
+      </w:r>
+    </w:p>
+    <w:p>
+      <w:pPr>
+        <w:jc w:val="both"/>
+        <w:rPr>
+          <w:sz w:val="32"/>
+          <w:szCs w:val="32"/>
+        </w:rPr>
+      </w:pPr>
+    </w:p>
+    <w:p>
+      <w:pPr>
         <w:jc w:val="both"/>
         <w:rPr>
           <w:sz w:val="32"/>
@@ -15738,6 +17608,31 @@
     </w:p>
     <w:p>
       <w:pPr>
+        <w:jc w:val="center"/>
+        <w:rPr>
+          <w:sz w:val="32"/>
+          <w:szCs w:val="32"/>
+        </w:rPr>
+      </w:pPr>
+      <w:r>
+        <w:rPr>
+          <w:sz w:val="32"/>
+          <w:szCs w:val="32"/>
+        </w:rPr>
+        <w:t>Break</w:t>
+      </w:r>
+    </w:p>
+    <w:p>
+      <w:pPr>
+        <w:jc w:val="both"/>
+        <w:rPr>
+          <w:sz w:val="32"/>
+          <w:szCs w:val="32"/>
+        </w:rPr>
+      </w:pPr>
+    </w:p>
+    <w:p>
+      <w:pPr>
         <w:jc w:val="both"/>
         <w:rPr>
           <w:b/>
@@ -15769,7 +17664,6 @@
           <w:sz w:val="32"/>
           <w:szCs w:val="32"/>
         </w:rPr>
-        <w:lastRenderedPageBreak/>
         <w:t># In Flutter, every State object (like our _</w:t>
       </w:r>
       <w:proofErr w:type="spellStart"/>
@@ -15841,6 +17735,7 @@
           <w:sz w:val="32"/>
           <w:szCs w:val="32"/>
         </w:rPr>
+        <w:lastRenderedPageBreak/>
         <w:t>mounted == true</w:t>
       </w:r>
       <w:r>
@@ -16461,7 +18356,6 @@
           <w:sz w:val="32"/>
           <w:szCs w:val="32"/>
         </w:rPr>
-        <w:lastRenderedPageBreak/>
         <w:t xml:space="preserve">  } catch (e) {</w:t>
       </w:r>
     </w:p>
@@ -16606,6 +18500,7 @@
           <w:sz w:val="32"/>
           <w:szCs w:val="32"/>
         </w:rPr>
+        <w:lastRenderedPageBreak/>
         <w:t xml:space="preserve">      </w:t>
       </w:r>
       <w:proofErr w:type="spellStart"/>
@@ -17362,7 +19257,6 @@
           <w:sz w:val="32"/>
           <w:szCs w:val="32"/>
         </w:rPr>
-        <w:lastRenderedPageBreak/>
         <w:t>Future&lt;void&gt; _</w:t>
       </w:r>
       <w:proofErr w:type="spellStart"/>
@@ -17529,6 +19423,7 @@
           <w:sz w:val="32"/>
           <w:szCs w:val="32"/>
         </w:rPr>
+        <w:lastRenderedPageBreak/>
         <w:t xml:space="preserve">  if </w:t>
       </w:r>
       <w:proofErr w:type="gramStart"/>
@@ -17640,6 +19535,31 @@
           <w:szCs w:val="32"/>
         </w:rPr>
         <w:t>}</w:t>
+      </w:r>
+    </w:p>
+    <w:p>
+      <w:pPr>
+        <w:jc w:val="both"/>
+        <w:rPr>
+          <w:sz w:val="32"/>
+          <w:szCs w:val="32"/>
+        </w:rPr>
+      </w:pPr>
+    </w:p>
+    <w:p>
+      <w:pPr>
+        <w:jc w:val="center"/>
+        <w:rPr>
+          <w:sz w:val="32"/>
+          <w:szCs w:val="32"/>
+        </w:rPr>
+      </w:pPr>
+      <w:r>
+        <w:rPr>
+          <w:sz w:val="32"/>
+          <w:szCs w:val="32"/>
+        </w:rPr>
+        <w:t>Break</w:t>
       </w:r>
     </w:p>
     <w:p>
@@ -18019,7 +19939,6 @@
           <w:sz w:val="32"/>
           <w:szCs w:val="32"/>
         </w:rPr>
-        <w:lastRenderedPageBreak/>
         <w:t>});</w:t>
       </w:r>
     </w:p>
@@ -18587,27 +20506,27 @@
           <w:sz w:val="32"/>
           <w:szCs w:val="32"/>
         </w:rPr>
+        <w:t>(wait 500ms)</w:t>
+      </w:r>
+    </w:p>
+    <w:p>
+      <w:pPr>
+        <w:jc w:val="both"/>
+        <w:rPr>
+          <w:b/>
+          <w:bCs/>
+          <w:sz w:val="32"/>
+          <w:szCs w:val="32"/>
+        </w:rPr>
+      </w:pPr>
+      <w:r>
+        <w:rPr>
+          <w:b/>
+          <w:bCs/>
+          <w:sz w:val="32"/>
+          <w:szCs w:val="32"/>
+        </w:rPr>
         <w:lastRenderedPageBreak/>
-        <w:t>(wait 500ms)</w:t>
-      </w:r>
-    </w:p>
-    <w:p>
-      <w:pPr>
-        <w:jc w:val="both"/>
-        <w:rPr>
-          <w:b/>
-          <w:bCs/>
-          <w:sz w:val="32"/>
-          <w:szCs w:val="32"/>
-        </w:rPr>
-      </w:pPr>
-      <w:r>
-        <w:rPr>
-          <w:b/>
-          <w:bCs/>
-          <w:sz w:val="32"/>
-          <w:szCs w:val="32"/>
-        </w:rPr>
         <w:t>DB update only once</w:t>
       </w:r>
     </w:p>
@@ -18976,29 +20895,29 @@
           <w:sz w:val="32"/>
           <w:szCs w:val="32"/>
         </w:rPr>
+        <w:t>Timer? _debounce;</w:t>
+      </w:r>
+    </w:p>
+    <w:p>
+      <w:pPr>
+        <w:jc w:val="both"/>
+        <w:rPr>
+          <w:b/>
+          <w:bCs/>
+          <w:color w:val="D86DCB" w:themeColor="accent5" w:themeTint="99"/>
+          <w:sz w:val="32"/>
+          <w:szCs w:val="32"/>
+        </w:rPr>
+      </w:pPr>
+      <w:r>
+        <w:rPr>
+          <w:b/>
+          <w:bCs/>
+          <w:color w:val="D86DCB" w:themeColor="accent5" w:themeTint="99"/>
+          <w:sz w:val="32"/>
+          <w:szCs w:val="32"/>
+        </w:rPr>
         <w:lastRenderedPageBreak/>
-        <w:t>Timer? _debounce;</w:t>
-      </w:r>
-    </w:p>
-    <w:p>
-      <w:pPr>
-        <w:jc w:val="both"/>
-        <w:rPr>
-          <w:b/>
-          <w:bCs/>
-          <w:color w:val="D86DCB" w:themeColor="accent5" w:themeTint="99"/>
-          <w:sz w:val="32"/>
-          <w:szCs w:val="32"/>
-        </w:rPr>
-      </w:pPr>
-      <w:r>
-        <w:rPr>
-          <w:b/>
-          <w:bCs/>
-          <w:color w:val="D86DCB" w:themeColor="accent5" w:themeTint="99"/>
-          <w:sz w:val="32"/>
-          <w:szCs w:val="32"/>
-        </w:rPr>
         <w:t xml:space="preserve">void </w:t>
       </w:r>
       <w:proofErr w:type="spellStart"/>
@@ -39462,236 +41381,10 @@
     </w:lvl>
   </w:abstractNum>
   <w:abstractNum w:abstractNumId="22" w15:restartNumberingAfterBreak="0">
-    <w:nsid w:val="4302601A"/>
+    <w:nsid w:val="420B6024"/>
     <w:multiLevelType w:val="hybridMultilevel"/>
-    <w:tmpl w:val="FFDC5F86"/>
-    <w:lvl w:ilvl="0" w:tplc="04090001">
-      <w:start w:val="1"/>
-      <w:numFmt w:val="bullet"/>
-      <w:lvlText w:val=""/>
-      <w:lvlJc w:val="left"/>
-      <w:pPr>
-        <w:ind w:left="360" w:hanging="360"/>
-      </w:pPr>
-      <w:rPr>
-        <w:rFonts w:ascii="Symbol" w:hAnsi="Symbol" w:hint="default"/>
-      </w:rPr>
-    </w:lvl>
-    <w:lvl w:ilvl="1" w:tplc="04090003" w:tentative="1">
-      <w:start w:val="1"/>
-      <w:numFmt w:val="bullet"/>
-      <w:lvlText w:val="o"/>
-      <w:lvlJc w:val="left"/>
-      <w:pPr>
-        <w:ind w:left="1080" w:hanging="360"/>
-      </w:pPr>
-      <w:rPr>
-        <w:rFonts w:ascii="Courier New" w:hAnsi="Courier New" w:cs="Courier New" w:hint="default"/>
-      </w:rPr>
-    </w:lvl>
-    <w:lvl w:ilvl="2" w:tplc="04090005" w:tentative="1">
-      <w:start w:val="1"/>
-      <w:numFmt w:val="bullet"/>
-      <w:lvlText w:val=""/>
-      <w:lvlJc w:val="left"/>
-      <w:pPr>
-        <w:ind w:left="1800" w:hanging="360"/>
-      </w:pPr>
-      <w:rPr>
-        <w:rFonts w:ascii="Wingdings" w:hAnsi="Wingdings" w:hint="default"/>
-      </w:rPr>
-    </w:lvl>
-    <w:lvl w:ilvl="3" w:tplc="04090001" w:tentative="1">
-      <w:start w:val="1"/>
-      <w:numFmt w:val="bullet"/>
-      <w:lvlText w:val=""/>
-      <w:lvlJc w:val="left"/>
-      <w:pPr>
-        <w:ind w:left="2520" w:hanging="360"/>
-      </w:pPr>
-      <w:rPr>
-        <w:rFonts w:ascii="Symbol" w:hAnsi="Symbol" w:hint="default"/>
-      </w:rPr>
-    </w:lvl>
-    <w:lvl w:ilvl="4" w:tplc="04090003" w:tentative="1">
-      <w:start w:val="1"/>
-      <w:numFmt w:val="bullet"/>
-      <w:lvlText w:val="o"/>
-      <w:lvlJc w:val="left"/>
-      <w:pPr>
-        <w:ind w:left="3240" w:hanging="360"/>
-      </w:pPr>
-      <w:rPr>
-        <w:rFonts w:ascii="Courier New" w:hAnsi="Courier New" w:cs="Courier New" w:hint="default"/>
-      </w:rPr>
-    </w:lvl>
-    <w:lvl w:ilvl="5" w:tplc="04090005" w:tentative="1">
-      <w:start w:val="1"/>
-      <w:numFmt w:val="bullet"/>
-      <w:lvlText w:val=""/>
-      <w:lvlJc w:val="left"/>
-      <w:pPr>
-        <w:ind w:left="3960" w:hanging="360"/>
-      </w:pPr>
-      <w:rPr>
-        <w:rFonts w:ascii="Wingdings" w:hAnsi="Wingdings" w:hint="default"/>
-      </w:rPr>
-    </w:lvl>
-    <w:lvl w:ilvl="6" w:tplc="04090001" w:tentative="1">
-      <w:start w:val="1"/>
-      <w:numFmt w:val="bullet"/>
-      <w:lvlText w:val=""/>
-      <w:lvlJc w:val="left"/>
-      <w:pPr>
-        <w:ind w:left="4680" w:hanging="360"/>
-      </w:pPr>
-      <w:rPr>
-        <w:rFonts w:ascii="Symbol" w:hAnsi="Symbol" w:hint="default"/>
-      </w:rPr>
-    </w:lvl>
-    <w:lvl w:ilvl="7" w:tplc="04090003" w:tentative="1">
-      <w:start w:val="1"/>
-      <w:numFmt w:val="bullet"/>
-      <w:lvlText w:val="o"/>
-      <w:lvlJc w:val="left"/>
-      <w:pPr>
-        <w:ind w:left="5400" w:hanging="360"/>
-      </w:pPr>
-      <w:rPr>
-        <w:rFonts w:ascii="Courier New" w:hAnsi="Courier New" w:cs="Courier New" w:hint="default"/>
-      </w:rPr>
-    </w:lvl>
-    <w:lvl w:ilvl="8" w:tplc="04090005" w:tentative="1">
-      <w:start w:val="1"/>
-      <w:numFmt w:val="bullet"/>
-      <w:lvlText w:val=""/>
-      <w:lvlJc w:val="left"/>
-      <w:pPr>
-        <w:ind w:left="6120" w:hanging="360"/>
-      </w:pPr>
-      <w:rPr>
-        <w:rFonts w:ascii="Wingdings" w:hAnsi="Wingdings" w:hint="default"/>
-      </w:rPr>
-    </w:lvl>
-  </w:abstractNum>
-  <w:abstractNum w:abstractNumId="23" w15:restartNumberingAfterBreak="0">
-    <w:nsid w:val="48651D28"/>
-    <w:multiLevelType w:val="hybridMultilevel"/>
-    <w:tmpl w:val="4248393E"/>
-    <w:lvl w:ilvl="0" w:tplc="04090001">
-      <w:start w:val="1"/>
-      <w:numFmt w:val="bullet"/>
-      <w:lvlText w:val=""/>
-      <w:lvlJc w:val="left"/>
-      <w:pPr>
-        <w:ind w:left="360" w:hanging="360"/>
-      </w:pPr>
-      <w:rPr>
-        <w:rFonts w:ascii="Symbol" w:hAnsi="Symbol" w:hint="default"/>
-      </w:rPr>
-    </w:lvl>
-    <w:lvl w:ilvl="1" w:tplc="04090003" w:tentative="1">
-      <w:start w:val="1"/>
-      <w:numFmt w:val="bullet"/>
-      <w:lvlText w:val="o"/>
-      <w:lvlJc w:val="left"/>
-      <w:pPr>
-        <w:ind w:left="1080" w:hanging="360"/>
-      </w:pPr>
-      <w:rPr>
-        <w:rFonts w:ascii="Courier New" w:hAnsi="Courier New" w:cs="Courier New" w:hint="default"/>
-      </w:rPr>
-    </w:lvl>
-    <w:lvl w:ilvl="2" w:tplc="04090005" w:tentative="1">
-      <w:start w:val="1"/>
-      <w:numFmt w:val="bullet"/>
-      <w:lvlText w:val=""/>
-      <w:lvlJc w:val="left"/>
-      <w:pPr>
-        <w:ind w:left="1800" w:hanging="360"/>
-      </w:pPr>
-      <w:rPr>
-        <w:rFonts w:ascii="Wingdings" w:hAnsi="Wingdings" w:hint="default"/>
-      </w:rPr>
-    </w:lvl>
-    <w:lvl w:ilvl="3" w:tplc="04090001" w:tentative="1">
-      <w:start w:val="1"/>
-      <w:numFmt w:val="bullet"/>
-      <w:lvlText w:val=""/>
-      <w:lvlJc w:val="left"/>
-      <w:pPr>
-        <w:ind w:left="2520" w:hanging="360"/>
-      </w:pPr>
-      <w:rPr>
-        <w:rFonts w:ascii="Symbol" w:hAnsi="Symbol" w:hint="default"/>
-      </w:rPr>
-    </w:lvl>
-    <w:lvl w:ilvl="4" w:tplc="04090003" w:tentative="1">
-      <w:start w:val="1"/>
-      <w:numFmt w:val="bullet"/>
-      <w:lvlText w:val="o"/>
-      <w:lvlJc w:val="left"/>
-      <w:pPr>
-        <w:ind w:left="3240" w:hanging="360"/>
-      </w:pPr>
-      <w:rPr>
-        <w:rFonts w:ascii="Courier New" w:hAnsi="Courier New" w:cs="Courier New" w:hint="default"/>
-      </w:rPr>
-    </w:lvl>
-    <w:lvl w:ilvl="5" w:tplc="04090005" w:tentative="1">
-      <w:start w:val="1"/>
-      <w:numFmt w:val="bullet"/>
-      <w:lvlText w:val=""/>
-      <w:lvlJc w:val="left"/>
-      <w:pPr>
-        <w:ind w:left="3960" w:hanging="360"/>
-      </w:pPr>
-      <w:rPr>
-        <w:rFonts w:ascii="Wingdings" w:hAnsi="Wingdings" w:hint="default"/>
-      </w:rPr>
-    </w:lvl>
-    <w:lvl w:ilvl="6" w:tplc="04090001" w:tentative="1">
-      <w:start w:val="1"/>
-      <w:numFmt w:val="bullet"/>
-      <w:lvlText w:val=""/>
-      <w:lvlJc w:val="left"/>
-      <w:pPr>
-        <w:ind w:left="4680" w:hanging="360"/>
-      </w:pPr>
-      <w:rPr>
-        <w:rFonts w:ascii="Symbol" w:hAnsi="Symbol" w:hint="default"/>
-      </w:rPr>
-    </w:lvl>
-    <w:lvl w:ilvl="7" w:tplc="04090003" w:tentative="1">
-      <w:start w:val="1"/>
-      <w:numFmt w:val="bullet"/>
-      <w:lvlText w:val="o"/>
-      <w:lvlJc w:val="left"/>
-      <w:pPr>
-        <w:ind w:left="5400" w:hanging="360"/>
-      </w:pPr>
-      <w:rPr>
-        <w:rFonts w:ascii="Courier New" w:hAnsi="Courier New" w:cs="Courier New" w:hint="default"/>
-      </w:rPr>
-    </w:lvl>
-    <w:lvl w:ilvl="8" w:tplc="04090005" w:tentative="1">
-      <w:start w:val="1"/>
-      <w:numFmt w:val="bullet"/>
-      <w:lvlText w:val=""/>
-      <w:lvlJc w:val="left"/>
-      <w:pPr>
-        <w:ind w:left="6120" w:hanging="360"/>
-      </w:pPr>
-      <w:rPr>
-        <w:rFonts w:ascii="Wingdings" w:hAnsi="Wingdings" w:hint="default"/>
-      </w:rPr>
-    </w:lvl>
-  </w:abstractNum>
-  <w:abstractNum w:abstractNumId="24" w15:restartNumberingAfterBreak="0">
-    <w:nsid w:val="4E037F7F"/>
-    <w:multiLevelType w:val="hybridMultilevel"/>
-    <w:tmpl w:val="CA3259F2"/>
-    <w:lvl w:ilvl="0" w:tplc="01BE0FE8">
+    <w:tmpl w:val="4BD0E32C"/>
+    <w:lvl w:ilvl="0" w:tplc="B06C92B6">
       <w:start w:val="1"/>
       <w:numFmt w:val="decimal"/>
       <w:lvlText w:val="%1."/>
@@ -39778,10 +41471,10 @@
       </w:pPr>
     </w:lvl>
   </w:abstractNum>
-  <w:abstractNum w:abstractNumId="25" w15:restartNumberingAfterBreak="0">
-    <w:nsid w:val="4EFB4BF8"/>
+  <w:abstractNum w:abstractNumId="23" w15:restartNumberingAfterBreak="0">
+    <w:nsid w:val="4302601A"/>
     <w:multiLevelType w:val="hybridMultilevel"/>
-    <w:tmpl w:val="6C24360C"/>
+    <w:tmpl w:val="FFDC5F86"/>
     <w:lvl w:ilvl="0" w:tplc="04090001">
       <w:start w:val="1"/>
       <w:numFmt w:val="bullet"/>
@@ -39891,10 +41584,10 @@
       </w:rPr>
     </w:lvl>
   </w:abstractNum>
-  <w:abstractNum w:abstractNumId="26" w15:restartNumberingAfterBreak="0">
-    <w:nsid w:val="50A16680"/>
+  <w:abstractNum w:abstractNumId="24" w15:restartNumberingAfterBreak="0">
+    <w:nsid w:val="48651D28"/>
     <w:multiLevelType w:val="hybridMultilevel"/>
-    <w:tmpl w:val="1CCC46B8"/>
+    <w:tmpl w:val="4248393E"/>
     <w:lvl w:ilvl="0" w:tplc="04090001">
       <w:start w:val="1"/>
       <w:numFmt w:val="bullet"/>
@@ -40004,10 +41697,101 @@
       </w:rPr>
     </w:lvl>
   </w:abstractNum>
-  <w:abstractNum w:abstractNumId="27" w15:restartNumberingAfterBreak="0">
-    <w:nsid w:val="5F200D70"/>
+  <w:abstractNum w:abstractNumId="25" w15:restartNumberingAfterBreak="0">
+    <w:nsid w:val="4E037F7F"/>
     <w:multiLevelType w:val="hybridMultilevel"/>
-    <w:tmpl w:val="41EC8BCC"/>
+    <w:tmpl w:val="CA3259F2"/>
+    <w:lvl w:ilvl="0" w:tplc="01BE0FE8">
+      <w:start w:val="1"/>
+      <w:numFmt w:val="decimal"/>
+      <w:lvlText w:val="%1."/>
+      <w:lvlJc w:val="left"/>
+      <w:pPr>
+        <w:ind w:left="360" w:hanging="360"/>
+      </w:pPr>
+      <w:rPr>
+        <w:rFonts w:hint="default"/>
+        <w:b/>
+        <w:bCs/>
+      </w:rPr>
+    </w:lvl>
+    <w:lvl w:ilvl="1" w:tplc="04090019" w:tentative="1">
+      <w:start w:val="1"/>
+      <w:numFmt w:val="lowerLetter"/>
+      <w:lvlText w:val="%2."/>
+      <w:lvlJc w:val="left"/>
+      <w:pPr>
+        <w:ind w:left="1080" w:hanging="360"/>
+      </w:pPr>
+    </w:lvl>
+    <w:lvl w:ilvl="2" w:tplc="0409001B" w:tentative="1">
+      <w:start w:val="1"/>
+      <w:numFmt w:val="lowerRoman"/>
+      <w:lvlText w:val="%3."/>
+      <w:lvlJc w:val="right"/>
+      <w:pPr>
+        <w:ind w:left="1800" w:hanging="180"/>
+      </w:pPr>
+    </w:lvl>
+    <w:lvl w:ilvl="3" w:tplc="0409000F" w:tentative="1">
+      <w:start w:val="1"/>
+      <w:numFmt w:val="decimal"/>
+      <w:lvlText w:val="%4."/>
+      <w:lvlJc w:val="left"/>
+      <w:pPr>
+        <w:ind w:left="2520" w:hanging="360"/>
+      </w:pPr>
+    </w:lvl>
+    <w:lvl w:ilvl="4" w:tplc="04090019" w:tentative="1">
+      <w:start w:val="1"/>
+      <w:numFmt w:val="lowerLetter"/>
+      <w:lvlText w:val="%5."/>
+      <w:lvlJc w:val="left"/>
+      <w:pPr>
+        <w:ind w:left="3240" w:hanging="360"/>
+      </w:pPr>
+    </w:lvl>
+    <w:lvl w:ilvl="5" w:tplc="0409001B" w:tentative="1">
+      <w:start w:val="1"/>
+      <w:numFmt w:val="lowerRoman"/>
+      <w:lvlText w:val="%6."/>
+      <w:lvlJc w:val="right"/>
+      <w:pPr>
+        <w:ind w:left="3960" w:hanging="180"/>
+      </w:pPr>
+    </w:lvl>
+    <w:lvl w:ilvl="6" w:tplc="0409000F" w:tentative="1">
+      <w:start w:val="1"/>
+      <w:numFmt w:val="decimal"/>
+      <w:lvlText w:val="%7."/>
+      <w:lvlJc w:val="left"/>
+      <w:pPr>
+        <w:ind w:left="4680" w:hanging="360"/>
+      </w:pPr>
+    </w:lvl>
+    <w:lvl w:ilvl="7" w:tplc="04090019" w:tentative="1">
+      <w:start w:val="1"/>
+      <w:numFmt w:val="lowerLetter"/>
+      <w:lvlText w:val="%8."/>
+      <w:lvlJc w:val="left"/>
+      <w:pPr>
+        <w:ind w:left="5400" w:hanging="360"/>
+      </w:pPr>
+    </w:lvl>
+    <w:lvl w:ilvl="8" w:tplc="0409001B" w:tentative="1">
+      <w:start w:val="1"/>
+      <w:numFmt w:val="lowerRoman"/>
+      <w:lvlText w:val="%9."/>
+      <w:lvlJc w:val="right"/>
+      <w:pPr>
+        <w:ind w:left="6120" w:hanging="180"/>
+      </w:pPr>
+    </w:lvl>
+  </w:abstractNum>
+  <w:abstractNum w:abstractNumId="26" w15:restartNumberingAfterBreak="0">
+    <w:nsid w:val="4EFB4BF8"/>
+    <w:multiLevelType w:val="hybridMultilevel"/>
+    <w:tmpl w:val="6C24360C"/>
     <w:lvl w:ilvl="0" w:tplc="04090001">
       <w:start w:val="1"/>
       <w:numFmt w:val="bullet"/>
@@ -40117,10 +41901,10 @@
       </w:rPr>
     </w:lvl>
   </w:abstractNum>
-  <w:abstractNum w:abstractNumId="28" w15:restartNumberingAfterBreak="0">
-    <w:nsid w:val="6169513F"/>
+  <w:abstractNum w:abstractNumId="27" w15:restartNumberingAfterBreak="0">
+    <w:nsid w:val="50A16680"/>
     <w:multiLevelType w:val="hybridMultilevel"/>
-    <w:tmpl w:val="298AE84A"/>
+    <w:tmpl w:val="1CCC46B8"/>
     <w:lvl w:ilvl="0" w:tplc="04090001">
       <w:start w:val="1"/>
       <w:numFmt w:val="bullet"/>
@@ -40230,10 +42014,10 @@
       </w:rPr>
     </w:lvl>
   </w:abstractNum>
-  <w:abstractNum w:abstractNumId="29" w15:restartNumberingAfterBreak="0">
-    <w:nsid w:val="65CE6649"/>
+  <w:abstractNum w:abstractNumId="28" w15:restartNumberingAfterBreak="0">
+    <w:nsid w:val="5F200D70"/>
     <w:multiLevelType w:val="hybridMultilevel"/>
-    <w:tmpl w:val="7AEC3D28"/>
+    <w:tmpl w:val="41EC8BCC"/>
     <w:lvl w:ilvl="0" w:tplc="04090001">
       <w:start w:val="1"/>
       <w:numFmt w:val="bullet"/>
@@ -40343,10 +42127,10 @@
       </w:rPr>
     </w:lvl>
   </w:abstractNum>
-  <w:abstractNum w:abstractNumId="30" w15:restartNumberingAfterBreak="0">
-    <w:nsid w:val="73444990"/>
+  <w:abstractNum w:abstractNumId="29" w15:restartNumberingAfterBreak="0">
+    <w:nsid w:val="6169513F"/>
     <w:multiLevelType w:val="hybridMultilevel"/>
-    <w:tmpl w:val="DC1A8A2A"/>
+    <w:tmpl w:val="298AE84A"/>
     <w:lvl w:ilvl="0" w:tplc="04090001">
       <w:start w:val="1"/>
       <w:numFmt w:val="bullet"/>
@@ -40456,10 +42240,10 @@
       </w:rPr>
     </w:lvl>
   </w:abstractNum>
-  <w:abstractNum w:abstractNumId="31" w15:restartNumberingAfterBreak="0">
-    <w:nsid w:val="739F65E4"/>
+  <w:abstractNum w:abstractNumId="30" w15:restartNumberingAfterBreak="0">
+    <w:nsid w:val="65CE6649"/>
     <w:multiLevelType w:val="hybridMultilevel"/>
-    <w:tmpl w:val="70D2C45E"/>
+    <w:tmpl w:val="7AEC3D28"/>
     <w:lvl w:ilvl="0" w:tplc="04090001">
       <w:start w:val="1"/>
       <w:numFmt w:val="bullet"/>
@@ -40569,10 +42353,10 @@
       </w:rPr>
     </w:lvl>
   </w:abstractNum>
-  <w:abstractNum w:abstractNumId="32" w15:restartNumberingAfterBreak="0">
-    <w:nsid w:val="74A9520C"/>
+  <w:abstractNum w:abstractNumId="31" w15:restartNumberingAfterBreak="0">
+    <w:nsid w:val="73444990"/>
     <w:multiLevelType w:val="hybridMultilevel"/>
-    <w:tmpl w:val="B9B837AE"/>
+    <w:tmpl w:val="DC1A8A2A"/>
     <w:lvl w:ilvl="0" w:tplc="04090001">
       <w:start w:val="1"/>
       <w:numFmt w:val="bullet"/>
@@ -40682,10 +42466,10 @@
       </w:rPr>
     </w:lvl>
   </w:abstractNum>
-  <w:abstractNum w:abstractNumId="33" w15:restartNumberingAfterBreak="0">
-    <w:nsid w:val="769330DB"/>
+  <w:abstractNum w:abstractNumId="32" w15:restartNumberingAfterBreak="0">
+    <w:nsid w:val="739F65E4"/>
     <w:multiLevelType w:val="hybridMultilevel"/>
-    <w:tmpl w:val="FE768AAA"/>
+    <w:tmpl w:val="70D2C45E"/>
     <w:lvl w:ilvl="0" w:tplc="04090001">
       <w:start w:val="1"/>
       <w:numFmt w:val="bullet"/>
@@ -40795,10 +42579,10 @@
       </w:rPr>
     </w:lvl>
   </w:abstractNum>
-  <w:abstractNum w:abstractNumId="34" w15:restartNumberingAfterBreak="0">
-    <w:nsid w:val="78662C0B"/>
+  <w:abstractNum w:abstractNumId="33" w15:restartNumberingAfterBreak="0">
+    <w:nsid w:val="74A9520C"/>
     <w:multiLevelType w:val="hybridMultilevel"/>
-    <w:tmpl w:val="C31EF9BE"/>
+    <w:tmpl w:val="B9B837AE"/>
     <w:lvl w:ilvl="0" w:tplc="04090001">
       <w:start w:val="1"/>
       <w:numFmt w:val="bullet"/>
@@ -40908,10 +42692,10 @@
       </w:rPr>
     </w:lvl>
   </w:abstractNum>
-  <w:abstractNum w:abstractNumId="35" w15:restartNumberingAfterBreak="0">
-    <w:nsid w:val="7C261E8D"/>
+  <w:abstractNum w:abstractNumId="34" w15:restartNumberingAfterBreak="0">
+    <w:nsid w:val="769330DB"/>
     <w:multiLevelType w:val="hybridMultilevel"/>
-    <w:tmpl w:val="9F286074"/>
+    <w:tmpl w:val="FE768AAA"/>
     <w:lvl w:ilvl="0" w:tplc="04090001">
       <w:start w:val="1"/>
       <w:numFmt w:val="bullet"/>
@@ -41021,8 +42805,234 @@
       </w:rPr>
     </w:lvl>
   </w:abstractNum>
+  <w:abstractNum w:abstractNumId="35" w15:restartNumberingAfterBreak="0">
+    <w:nsid w:val="78662C0B"/>
+    <w:multiLevelType w:val="hybridMultilevel"/>
+    <w:tmpl w:val="C31EF9BE"/>
+    <w:lvl w:ilvl="0" w:tplc="04090001">
+      <w:start w:val="1"/>
+      <w:numFmt w:val="bullet"/>
+      <w:lvlText w:val=""/>
+      <w:lvlJc w:val="left"/>
+      <w:pPr>
+        <w:ind w:left="360" w:hanging="360"/>
+      </w:pPr>
+      <w:rPr>
+        <w:rFonts w:ascii="Symbol" w:hAnsi="Symbol" w:hint="default"/>
+      </w:rPr>
+    </w:lvl>
+    <w:lvl w:ilvl="1" w:tplc="04090003" w:tentative="1">
+      <w:start w:val="1"/>
+      <w:numFmt w:val="bullet"/>
+      <w:lvlText w:val="o"/>
+      <w:lvlJc w:val="left"/>
+      <w:pPr>
+        <w:ind w:left="1080" w:hanging="360"/>
+      </w:pPr>
+      <w:rPr>
+        <w:rFonts w:ascii="Courier New" w:hAnsi="Courier New" w:cs="Courier New" w:hint="default"/>
+      </w:rPr>
+    </w:lvl>
+    <w:lvl w:ilvl="2" w:tplc="04090005" w:tentative="1">
+      <w:start w:val="1"/>
+      <w:numFmt w:val="bullet"/>
+      <w:lvlText w:val=""/>
+      <w:lvlJc w:val="left"/>
+      <w:pPr>
+        <w:ind w:left="1800" w:hanging="360"/>
+      </w:pPr>
+      <w:rPr>
+        <w:rFonts w:ascii="Wingdings" w:hAnsi="Wingdings" w:hint="default"/>
+      </w:rPr>
+    </w:lvl>
+    <w:lvl w:ilvl="3" w:tplc="04090001" w:tentative="1">
+      <w:start w:val="1"/>
+      <w:numFmt w:val="bullet"/>
+      <w:lvlText w:val=""/>
+      <w:lvlJc w:val="left"/>
+      <w:pPr>
+        <w:ind w:left="2520" w:hanging="360"/>
+      </w:pPr>
+      <w:rPr>
+        <w:rFonts w:ascii="Symbol" w:hAnsi="Symbol" w:hint="default"/>
+      </w:rPr>
+    </w:lvl>
+    <w:lvl w:ilvl="4" w:tplc="04090003" w:tentative="1">
+      <w:start w:val="1"/>
+      <w:numFmt w:val="bullet"/>
+      <w:lvlText w:val="o"/>
+      <w:lvlJc w:val="left"/>
+      <w:pPr>
+        <w:ind w:left="3240" w:hanging="360"/>
+      </w:pPr>
+      <w:rPr>
+        <w:rFonts w:ascii="Courier New" w:hAnsi="Courier New" w:cs="Courier New" w:hint="default"/>
+      </w:rPr>
+    </w:lvl>
+    <w:lvl w:ilvl="5" w:tplc="04090005" w:tentative="1">
+      <w:start w:val="1"/>
+      <w:numFmt w:val="bullet"/>
+      <w:lvlText w:val=""/>
+      <w:lvlJc w:val="left"/>
+      <w:pPr>
+        <w:ind w:left="3960" w:hanging="360"/>
+      </w:pPr>
+      <w:rPr>
+        <w:rFonts w:ascii="Wingdings" w:hAnsi="Wingdings" w:hint="default"/>
+      </w:rPr>
+    </w:lvl>
+    <w:lvl w:ilvl="6" w:tplc="04090001" w:tentative="1">
+      <w:start w:val="1"/>
+      <w:numFmt w:val="bullet"/>
+      <w:lvlText w:val=""/>
+      <w:lvlJc w:val="left"/>
+      <w:pPr>
+        <w:ind w:left="4680" w:hanging="360"/>
+      </w:pPr>
+      <w:rPr>
+        <w:rFonts w:ascii="Symbol" w:hAnsi="Symbol" w:hint="default"/>
+      </w:rPr>
+    </w:lvl>
+    <w:lvl w:ilvl="7" w:tplc="04090003" w:tentative="1">
+      <w:start w:val="1"/>
+      <w:numFmt w:val="bullet"/>
+      <w:lvlText w:val="o"/>
+      <w:lvlJc w:val="left"/>
+      <w:pPr>
+        <w:ind w:left="5400" w:hanging="360"/>
+      </w:pPr>
+      <w:rPr>
+        <w:rFonts w:ascii="Courier New" w:hAnsi="Courier New" w:cs="Courier New" w:hint="default"/>
+      </w:rPr>
+    </w:lvl>
+    <w:lvl w:ilvl="8" w:tplc="04090005" w:tentative="1">
+      <w:start w:val="1"/>
+      <w:numFmt w:val="bullet"/>
+      <w:lvlText w:val=""/>
+      <w:lvlJc w:val="left"/>
+      <w:pPr>
+        <w:ind w:left="6120" w:hanging="360"/>
+      </w:pPr>
+      <w:rPr>
+        <w:rFonts w:ascii="Wingdings" w:hAnsi="Wingdings" w:hint="default"/>
+      </w:rPr>
+    </w:lvl>
+  </w:abstractNum>
+  <w:abstractNum w:abstractNumId="36" w15:restartNumberingAfterBreak="0">
+    <w:nsid w:val="7C261E8D"/>
+    <w:multiLevelType w:val="hybridMultilevel"/>
+    <w:tmpl w:val="9F286074"/>
+    <w:lvl w:ilvl="0" w:tplc="04090001">
+      <w:start w:val="1"/>
+      <w:numFmt w:val="bullet"/>
+      <w:lvlText w:val=""/>
+      <w:lvlJc w:val="left"/>
+      <w:pPr>
+        <w:ind w:left="360" w:hanging="360"/>
+      </w:pPr>
+      <w:rPr>
+        <w:rFonts w:ascii="Symbol" w:hAnsi="Symbol" w:hint="default"/>
+      </w:rPr>
+    </w:lvl>
+    <w:lvl w:ilvl="1" w:tplc="04090003" w:tentative="1">
+      <w:start w:val="1"/>
+      <w:numFmt w:val="bullet"/>
+      <w:lvlText w:val="o"/>
+      <w:lvlJc w:val="left"/>
+      <w:pPr>
+        <w:ind w:left="1080" w:hanging="360"/>
+      </w:pPr>
+      <w:rPr>
+        <w:rFonts w:ascii="Courier New" w:hAnsi="Courier New" w:cs="Courier New" w:hint="default"/>
+      </w:rPr>
+    </w:lvl>
+    <w:lvl w:ilvl="2" w:tplc="04090005" w:tentative="1">
+      <w:start w:val="1"/>
+      <w:numFmt w:val="bullet"/>
+      <w:lvlText w:val=""/>
+      <w:lvlJc w:val="left"/>
+      <w:pPr>
+        <w:ind w:left="1800" w:hanging="360"/>
+      </w:pPr>
+      <w:rPr>
+        <w:rFonts w:ascii="Wingdings" w:hAnsi="Wingdings" w:hint="default"/>
+      </w:rPr>
+    </w:lvl>
+    <w:lvl w:ilvl="3" w:tplc="04090001" w:tentative="1">
+      <w:start w:val="1"/>
+      <w:numFmt w:val="bullet"/>
+      <w:lvlText w:val=""/>
+      <w:lvlJc w:val="left"/>
+      <w:pPr>
+        <w:ind w:left="2520" w:hanging="360"/>
+      </w:pPr>
+      <w:rPr>
+        <w:rFonts w:ascii="Symbol" w:hAnsi="Symbol" w:hint="default"/>
+      </w:rPr>
+    </w:lvl>
+    <w:lvl w:ilvl="4" w:tplc="04090003" w:tentative="1">
+      <w:start w:val="1"/>
+      <w:numFmt w:val="bullet"/>
+      <w:lvlText w:val="o"/>
+      <w:lvlJc w:val="left"/>
+      <w:pPr>
+        <w:ind w:left="3240" w:hanging="360"/>
+      </w:pPr>
+      <w:rPr>
+        <w:rFonts w:ascii="Courier New" w:hAnsi="Courier New" w:cs="Courier New" w:hint="default"/>
+      </w:rPr>
+    </w:lvl>
+    <w:lvl w:ilvl="5" w:tplc="04090005" w:tentative="1">
+      <w:start w:val="1"/>
+      <w:numFmt w:val="bullet"/>
+      <w:lvlText w:val=""/>
+      <w:lvlJc w:val="left"/>
+      <w:pPr>
+        <w:ind w:left="3960" w:hanging="360"/>
+      </w:pPr>
+      <w:rPr>
+        <w:rFonts w:ascii="Wingdings" w:hAnsi="Wingdings" w:hint="default"/>
+      </w:rPr>
+    </w:lvl>
+    <w:lvl w:ilvl="6" w:tplc="04090001" w:tentative="1">
+      <w:start w:val="1"/>
+      <w:numFmt w:val="bullet"/>
+      <w:lvlText w:val=""/>
+      <w:lvlJc w:val="left"/>
+      <w:pPr>
+        <w:ind w:left="4680" w:hanging="360"/>
+      </w:pPr>
+      <w:rPr>
+        <w:rFonts w:ascii="Symbol" w:hAnsi="Symbol" w:hint="default"/>
+      </w:rPr>
+    </w:lvl>
+    <w:lvl w:ilvl="7" w:tplc="04090003" w:tentative="1">
+      <w:start w:val="1"/>
+      <w:numFmt w:val="bullet"/>
+      <w:lvlText w:val="o"/>
+      <w:lvlJc w:val="left"/>
+      <w:pPr>
+        <w:ind w:left="5400" w:hanging="360"/>
+      </w:pPr>
+      <w:rPr>
+        <w:rFonts w:ascii="Courier New" w:hAnsi="Courier New" w:cs="Courier New" w:hint="default"/>
+      </w:rPr>
+    </w:lvl>
+    <w:lvl w:ilvl="8" w:tplc="04090005" w:tentative="1">
+      <w:start w:val="1"/>
+      <w:numFmt w:val="bullet"/>
+      <w:lvlText w:val=""/>
+      <w:lvlJc w:val="left"/>
+      <w:pPr>
+        <w:ind w:left="6120" w:hanging="360"/>
+      </w:pPr>
+      <w:rPr>
+        <w:rFonts w:ascii="Wingdings" w:hAnsi="Wingdings" w:hint="default"/>
+      </w:rPr>
+    </w:lvl>
+  </w:abstractNum>
   <w:num w:numId="1" w16cid:durableId="197737909">
-    <w:abstractNumId w:val="33"/>
+    <w:abstractNumId w:val="34"/>
   </w:num>
   <w:num w:numId="2" w16cid:durableId="735126934">
     <w:abstractNumId w:val="13"/>
@@ -41031,7 +43041,7 @@
     <w:abstractNumId w:val="14"/>
   </w:num>
   <w:num w:numId="4" w16cid:durableId="1513377898">
-    <w:abstractNumId w:val="22"/>
+    <w:abstractNumId w:val="23"/>
   </w:num>
   <w:num w:numId="5" w16cid:durableId="371271756">
     <w:abstractNumId w:val="15"/>
@@ -41040,19 +43050,19 @@
     <w:abstractNumId w:val="4"/>
   </w:num>
   <w:num w:numId="7" w16cid:durableId="338580324">
+    <w:abstractNumId w:val="28"/>
+  </w:num>
+  <w:num w:numId="8" w16cid:durableId="1779374060">
+    <w:abstractNumId w:val="35"/>
+  </w:num>
+  <w:num w:numId="9" w16cid:durableId="292096398">
     <w:abstractNumId w:val="27"/>
   </w:num>
-  <w:num w:numId="8" w16cid:durableId="1779374060">
-    <w:abstractNumId w:val="34"/>
-  </w:num>
-  <w:num w:numId="9" w16cid:durableId="292096398">
-    <w:abstractNumId w:val="26"/>
-  </w:num>
   <w:num w:numId="10" w16cid:durableId="2134904991">
-    <w:abstractNumId w:val="28"/>
+    <w:abstractNumId w:val="29"/>
   </w:num>
   <w:num w:numId="11" w16cid:durableId="738405857">
-    <w:abstractNumId w:val="23"/>
+    <w:abstractNumId w:val="24"/>
   </w:num>
   <w:num w:numId="12" w16cid:durableId="498279447">
     <w:abstractNumId w:val="0"/>
@@ -41067,7 +43077,7 @@
     <w:abstractNumId w:val="7"/>
   </w:num>
   <w:num w:numId="16" w16cid:durableId="681736902">
-    <w:abstractNumId w:val="25"/>
+    <w:abstractNumId w:val="26"/>
   </w:num>
   <w:num w:numId="17" w16cid:durableId="443424400">
     <w:abstractNumId w:val="16"/>
@@ -41076,13 +43086,13 @@
     <w:abstractNumId w:val="2"/>
   </w:num>
   <w:num w:numId="19" w16cid:durableId="433476749">
-    <w:abstractNumId w:val="30"/>
+    <w:abstractNumId w:val="31"/>
   </w:num>
   <w:num w:numId="20" w16cid:durableId="2069569278">
     <w:abstractNumId w:val="18"/>
   </w:num>
   <w:num w:numId="21" w16cid:durableId="1730036537">
-    <w:abstractNumId w:val="24"/>
+    <w:abstractNumId w:val="25"/>
   </w:num>
   <w:num w:numId="22" w16cid:durableId="1684358952">
     <w:abstractNumId w:val="8"/>
@@ -41091,7 +43101,7 @@
     <w:abstractNumId w:val="12"/>
   </w:num>
   <w:num w:numId="24" w16cid:durableId="193080939">
-    <w:abstractNumId w:val="35"/>
+    <w:abstractNumId w:val="36"/>
   </w:num>
   <w:num w:numId="25" w16cid:durableId="621423513">
     <w:abstractNumId w:val="17"/>
@@ -41112,7 +43122,7 @@
     <w:abstractNumId w:val="10"/>
   </w:num>
   <w:num w:numId="31" w16cid:durableId="1264336238">
-    <w:abstractNumId w:val="29"/>
+    <w:abstractNumId w:val="30"/>
   </w:num>
   <w:num w:numId="32" w16cid:durableId="1543400979">
     <w:abstractNumId w:val="9"/>
@@ -41121,13 +43131,16 @@
     <w:abstractNumId w:val="6"/>
   </w:num>
   <w:num w:numId="34" w16cid:durableId="1365252827">
-    <w:abstractNumId w:val="32"/>
+    <w:abstractNumId w:val="33"/>
   </w:num>
   <w:num w:numId="35" w16cid:durableId="1207763686">
-    <w:abstractNumId w:val="31"/>
+    <w:abstractNumId w:val="32"/>
   </w:num>
   <w:num w:numId="36" w16cid:durableId="965158745">
     <w:abstractNumId w:val="20"/>
+  </w:num>
+  <w:num w:numId="37" w16cid:durableId="1636522979">
+    <w:abstractNumId w:val="22"/>
   </w:num>
 </w:numbering>
 </file>
@@ -41733,7 +43746,6 @@
   <w:style w:type="character" w:default="1" w:styleId="DefaultParagraphFont">
     <w:name w:val="Default Paragraph Font"/>
     <w:uiPriority w:val="1"/>
-    <w:semiHidden/>
     <w:unhideWhenUsed/>
   </w:style>
   <w:style w:type="table" w:default="1" w:styleId="TableNormal">

--- a/d2_dart_asynchronous_await_and_future.docx
+++ b/d2_dart_asynchronous_await_and_future.docx
@@ -724,16 +724,7 @@
           <w:sz w:val="32"/>
           <w:szCs w:val="32"/>
         </w:rPr>
-        <w:t>a</w:t>
-      </w:r>
-      <w:r>
-        <w:rPr>
-          <w:b/>
-          <w:bCs/>
-          <w:sz w:val="32"/>
-          <w:szCs w:val="32"/>
-        </w:rPr>
-        <w:t>sync</w:t>
+        <w:t>async</w:t>
       </w:r>
       <w:r>
         <w:rPr>
@@ -749,16 +740,7 @@
           <w:sz w:val="32"/>
           <w:szCs w:val="32"/>
         </w:rPr>
-        <w:t>a</w:t>
-      </w:r>
-      <w:r>
-        <w:rPr>
-          <w:b/>
-          <w:bCs/>
-          <w:sz w:val="32"/>
-          <w:szCs w:val="32"/>
-        </w:rPr>
-        <w:t>sync</w:t>
+        <w:t>async</w:t>
       </w:r>
       <w:r>
         <w:rPr>
@@ -3279,17 +3261,7 @@
           <w:sz w:val="32"/>
           <w:szCs w:val="32"/>
         </w:rPr>
-        <w:t>'timed out');</w:t>
-      </w:r>
-      <w:r>
-        <w:rPr>
-          <w:b/>
-          <w:bCs/>
-          <w:color w:val="D86DCB" w:themeColor="accent5" w:themeTint="99"/>
-          <w:sz w:val="32"/>
-          <w:szCs w:val="32"/>
-        </w:rPr>
-        <w:t xml:space="preserve">  // shows timed out</w:t>
+        <w:t>'timed out');  // shows timed out</w:t>
       </w:r>
     </w:p>
     <w:p>
@@ -23564,6 +23536,56 @@
         </w:rPr>
         <w:t># Now our code is clean and scalable. This is how experienced developers write it.</w:t>
       </w:r>
+      <w:r>
+        <w:rPr>
+          <w:sz w:val="32"/>
+          <w:szCs w:val="32"/>
+        </w:rPr>
+        <w:t xml:space="preserve"> Or we can write this logic directly in the </w:t>
+      </w:r>
+      <w:r>
+        <w:rPr>
+          <w:b/>
+          <w:bCs/>
+          <w:sz w:val="32"/>
+          <w:szCs w:val="32"/>
+        </w:rPr>
+        <w:t>Provider</w:t>
+      </w:r>
+      <w:r>
+        <w:rPr>
+          <w:sz w:val="32"/>
+          <w:szCs w:val="32"/>
+        </w:rPr>
+        <w:t xml:space="preserve">, </w:t>
+      </w:r>
+      <w:proofErr w:type="spellStart"/>
+      <w:r>
+        <w:rPr>
+          <w:b/>
+          <w:bCs/>
+          <w:sz w:val="32"/>
+          <w:szCs w:val="32"/>
+        </w:rPr>
+        <w:t>GetX</w:t>
+      </w:r>
+      <w:proofErr w:type="spellEnd"/>
+      <w:r>
+        <w:rPr>
+          <w:b/>
+          <w:bCs/>
+          <w:sz w:val="32"/>
+          <w:szCs w:val="32"/>
+        </w:rPr>
+        <w:t xml:space="preserve"> </w:t>
+      </w:r>
+      <w:r>
+        <w:rPr>
+          <w:sz w:val="32"/>
+          <w:szCs w:val="32"/>
+        </w:rPr>
+        <w:t>state management controller class.</w:t>
+      </w:r>
     </w:p>
     <w:p>
       <w:pPr>
@@ -23818,6 +23840,7 @@
           <w:sz w:val="32"/>
           <w:szCs w:val="32"/>
         </w:rPr>
+        <w:lastRenderedPageBreak/>
         <w:t xml:space="preserve">    _</w:t>
       </w:r>
       <w:proofErr w:type="spellStart"/>
@@ -23874,7 +23897,6 @@
           <w:sz w:val="32"/>
           <w:szCs w:val="32"/>
         </w:rPr>
-        <w:lastRenderedPageBreak/>
         <w:t xml:space="preserve">    _timer = </w:t>
       </w:r>
       <w:proofErr w:type="gramStart"/>
@@ -24608,6 +24630,7 @@
           <w:sz w:val="32"/>
           <w:szCs w:val="32"/>
         </w:rPr>
+        <w:lastRenderedPageBreak/>
         <w:t>RxDart</w:t>
       </w:r>
       <w:proofErr w:type="spellEnd"/>
@@ -24625,7 +24648,6 @@
           <w:sz w:val="32"/>
           <w:szCs w:val="32"/>
         </w:rPr>
-        <w:lastRenderedPageBreak/>
         <w:t># They have built-in debounce operators. Much cleaner for large apps. Example in streams:</w:t>
       </w:r>
     </w:p>
@@ -25539,6 +25561,7 @@
           <w:sz w:val="32"/>
           <w:szCs w:val="32"/>
         </w:rPr>
+        <w:lastRenderedPageBreak/>
         <w:t xml:space="preserve">  Widget </w:t>
       </w:r>
       <w:proofErr w:type="gramStart"/>
@@ -25617,7 +25640,6 @@
           <w:sz w:val="32"/>
           <w:szCs w:val="32"/>
         </w:rPr>
-        <w:lastRenderedPageBreak/>
         <w:t xml:space="preserve">    final </w:t>
       </w:r>
       <w:proofErr w:type="spellStart"/>
@@ -26546,6 +26568,7 @@
           <w:sz w:val="32"/>
           <w:szCs w:val="32"/>
         </w:rPr>
+        <w:lastRenderedPageBreak/>
         <w:t xml:space="preserve">                  </w:t>
       </w:r>
       <w:proofErr w:type="gramStart"/>
@@ -26590,7 +26613,6 @@
           <w:sz w:val="32"/>
           <w:szCs w:val="32"/>
         </w:rPr>
-        <w:lastRenderedPageBreak/>
         <w:t xml:space="preserve">              data: (results) {</w:t>
       </w:r>
     </w:p>
@@ -27225,7 +27247,6 @@
           <w:sz w:val="32"/>
           <w:szCs w:val="32"/>
         </w:rPr>
-        <w:lastRenderedPageBreak/>
         <w:t>RxDart</w:t>
       </w:r>
       <w:proofErr w:type="spellEnd"/>
@@ -27869,7 +27890,6 @@
           <w:sz w:val="32"/>
           <w:szCs w:val="32"/>
         </w:rPr>
-        <w:lastRenderedPageBreak/>
         <w:t>Async</w:t>
       </w:r>
       <w:r>
@@ -28917,6 +28937,7 @@
           <w:sz w:val="28"/>
           <w:szCs w:val="28"/>
         </w:rPr>
+        <w:lastRenderedPageBreak/>
         <w:t>│    └─ await ...</w:t>
       </w:r>
     </w:p>
@@ -28937,7 +28958,6 @@
           <w:sz w:val="28"/>
           <w:szCs w:val="28"/>
         </w:rPr>
-        <w:lastRenderedPageBreak/>
         <w:t xml:space="preserve">│       </w:t>
       </w:r>
       <w:r>
@@ -43746,6 +43766,7 @@
   <w:style w:type="character" w:default="1" w:styleId="DefaultParagraphFont">
     <w:name w:val="Default Paragraph Font"/>
     <w:uiPriority w:val="1"/>
+    <w:semiHidden/>
     <w:unhideWhenUsed/>
   </w:style>
   <w:style w:type="table" w:default="1" w:styleId="TableNormal">

--- a/d2_dart_asynchronous_await_and_future.docx
+++ b/d2_dart_asynchronous_await_and_future.docx
@@ -666,42 +666,62 @@
       </w:pPr>
       <w:r>
         <w:rPr>
-          <w:sz w:val="32"/>
-          <w:szCs w:val="32"/>
-        </w:rPr>
-        <w:t xml:space="preserve">Debounce/Timer in </w:t>
-      </w:r>
-      <w:r>
-        <w:rPr>
-          <w:b/>
-          <w:bCs/>
-          <w:sz w:val="32"/>
-          <w:szCs w:val="32"/>
-        </w:rPr>
-        <w:t>Dart</w:t>
-      </w:r>
-      <w:r>
-        <w:rPr>
-          <w:sz w:val="32"/>
-          <w:szCs w:val="32"/>
-        </w:rPr>
-        <w:t>…………………………………………</w:t>
+          <w:b/>
+          <w:bCs/>
+          <w:sz w:val="32"/>
+          <w:szCs w:val="32"/>
+        </w:rPr>
+        <w:t>Completer&lt;T</w:t>
       </w:r>
       <w:proofErr w:type="gramStart"/>
       <w:r>
         <w:rPr>
-          <w:sz w:val="32"/>
-          <w:szCs w:val="32"/>
-        </w:rPr>
-        <w:t>…..</w:t>
+          <w:b/>
+          <w:bCs/>
+          <w:sz w:val="32"/>
+          <w:szCs w:val="32"/>
+        </w:rPr>
+        <w:t>&gt;(</w:t>
       </w:r>
       <w:proofErr w:type="gramEnd"/>
       <w:r>
         <w:rPr>
-          <w:sz w:val="32"/>
-          <w:szCs w:val="32"/>
-        </w:rPr>
-        <w:t>27</w:t>
+          <w:b/>
+          <w:bCs/>
+          <w:sz w:val="32"/>
+          <w:szCs w:val="32"/>
+        </w:rPr>
+        <w:t>)</w:t>
+      </w:r>
+      <w:r>
+        <w:rPr>
+          <w:sz w:val="32"/>
+          <w:szCs w:val="32"/>
+        </w:rPr>
+        <w:t xml:space="preserve"> class with </w:t>
+      </w:r>
+      <w:r>
+        <w:rPr>
+          <w:b/>
+          <w:bCs/>
+          <w:sz w:val="32"/>
+          <w:szCs w:val="32"/>
+        </w:rPr>
+        <w:t>Future&lt;T&gt;</w:t>
+      </w:r>
+      <w:r>
+        <w:rPr>
+          <w:sz w:val="32"/>
+          <w:szCs w:val="32"/>
+        </w:rPr>
+        <w:t>…………………………</w:t>
+      </w:r>
+      <w:r>
+        <w:rPr>
+          <w:sz w:val="32"/>
+          <w:szCs w:val="32"/>
+        </w:rPr>
+        <w:t>.27</w:t>
       </w:r>
     </w:p>
     <w:p>
@@ -719,42 +739,42 @@
       </w:pPr>
       <w:r>
         <w:rPr>
-          <w:b/>
-          <w:bCs/>
-          <w:sz w:val="32"/>
-          <w:szCs w:val="32"/>
-        </w:rPr>
-        <w:t>async</w:t>
-      </w:r>
-      <w:r>
-        <w:rPr>
-          <w:sz w:val="32"/>
-          <w:szCs w:val="32"/>
-        </w:rPr>
-        <w:t xml:space="preserve"> Constructors and </w:t>
-      </w:r>
-      <w:r>
-        <w:rPr>
-          <w:b/>
-          <w:bCs/>
-          <w:sz w:val="32"/>
-          <w:szCs w:val="32"/>
-        </w:rPr>
-        <w:t>async</w:t>
-      </w:r>
-      <w:r>
-        <w:rPr>
-          <w:sz w:val="32"/>
-          <w:szCs w:val="32"/>
-        </w:rPr>
-        <w:t xml:space="preserve"> in Class</w:t>
-      </w:r>
-      <w:r>
-        <w:rPr>
-          <w:sz w:val="32"/>
-          <w:szCs w:val="32"/>
-        </w:rPr>
-        <w:t>…………………………38</w:t>
+          <w:sz w:val="32"/>
+          <w:szCs w:val="32"/>
+        </w:rPr>
+        <w:t xml:space="preserve">Debounce/Timer in </w:t>
+      </w:r>
+      <w:r>
+        <w:rPr>
+          <w:b/>
+          <w:bCs/>
+          <w:sz w:val="32"/>
+          <w:szCs w:val="32"/>
+        </w:rPr>
+        <w:t>Dart</w:t>
+      </w:r>
+      <w:r>
+        <w:rPr>
+          <w:sz w:val="32"/>
+          <w:szCs w:val="32"/>
+        </w:rPr>
+        <w:t>…………………………………………</w:t>
+      </w:r>
+      <w:proofErr w:type="gramStart"/>
+      <w:r>
+        <w:rPr>
+          <w:sz w:val="32"/>
+          <w:szCs w:val="32"/>
+        </w:rPr>
+        <w:t>…..</w:t>
+      </w:r>
+      <w:proofErr w:type="gramEnd"/>
+      <w:r>
+        <w:rPr>
+          <w:sz w:val="32"/>
+          <w:szCs w:val="32"/>
+        </w:rPr>
+        <w:t>30</w:t>
       </w:r>
     </w:p>
     <w:p>
@@ -772,17 +792,49 @@
       </w:pPr>
       <w:r>
         <w:rPr>
-          <w:sz w:val="32"/>
-          <w:szCs w:val="32"/>
-        </w:rPr>
-        <w:t>Async, Call Stack, Microtask Queue &amp; Isolates</w:t>
-      </w:r>
-      <w:r>
-        <w:rPr>
-          <w:sz w:val="32"/>
-          <w:szCs w:val="32"/>
-        </w:rPr>
-        <w:t>……………….39</w:t>
+          <w:b/>
+          <w:bCs/>
+          <w:sz w:val="32"/>
+          <w:szCs w:val="32"/>
+        </w:rPr>
+        <w:t>async</w:t>
+      </w:r>
+      <w:r>
+        <w:rPr>
+          <w:sz w:val="32"/>
+          <w:szCs w:val="32"/>
+        </w:rPr>
+        <w:t xml:space="preserve"> Constructors and </w:t>
+      </w:r>
+      <w:r>
+        <w:rPr>
+          <w:b/>
+          <w:bCs/>
+          <w:sz w:val="32"/>
+          <w:szCs w:val="32"/>
+        </w:rPr>
+        <w:t>async</w:t>
+      </w:r>
+      <w:r>
+        <w:rPr>
+          <w:sz w:val="32"/>
+          <w:szCs w:val="32"/>
+        </w:rPr>
+        <w:t xml:space="preserve"> in Class</w:t>
+      </w:r>
+      <w:r>
+        <w:rPr>
+          <w:sz w:val="32"/>
+          <w:szCs w:val="32"/>
+        </w:rPr>
+        <w:t>…………………………</w:t>
+      </w:r>
+      <w:r>
+        <w:rPr>
+          <w:sz w:val="32"/>
+          <w:szCs w:val="32"/>
+        </w:rPr>
+        <w:t>41</w:t>
       </w:r>
     </w:p>
     <w:p>
@@ -800,36 +852,18 @@
       </w:pPr>
       <w:r>
         <w:rPr>
-          <w:b/>
-          <w:bCs/>
-          <w:sz w:val="32"/>
-          <w:szCs w:val="32"/>
-        </w:rPr>
-        <w:t>Call Stack</w:t>
-      </w:r>
-      <w:r>
-        <w:rPr>
-          <w:sz w:val="32"/>
-          <w:szCs w:val="32"/>
-        </w:rPr>
-        <w:t xml:space="preserve"> in Event Loop</w:t>
-      </w:r>
-      <w:r>
-        <w:rPr>
-          <w:sz w:val="32"/>
-          <w:szCs w:val="32"/>
-        </w:rPr>
-        <w:t>…………………………………………</w:t>
-      </w:r>
-      <w:proofErr w:type="gramStart"/>
-      <w:r>
-        <w:rPr>
-          <w:sz w:val="32"/>
-          <w:szCs w:val="32"/>
-        </w:rPr>
-        <w:t>…..</w:t>
-      </w:r>
-      <w:proofErr w:type="gramEnd"/>
+          <w:sz w:val="32"/>
+          <w:szCs w:val="32"/>
+        </w:rPr>
+        <w:t>Async, Call Stack, Microtask Queue &amp; Isolates</w:t>
+      </w:r>
+      <w:r>
+        <w:rPr>
+          <w:sz w:val="32"/>
+          <w:szCs w:val="32"/>
+        </w:rPr>
+        <w:t>……………….</w:t>
+      </w:r>
       <w:r>
         <w:rPr>
           <w:sz w:val="32"/>
@@ -853,17 +887,49 @@
       </w:pPr>
       <w:r>
         <w:rPr>
-          <w:sz w:val="32"/>
-          <w:szCs w:val="32"/>
-        </w:rPr>
-        <w:t>Microtask Queue</w:t>
-      </w:r>
-      <w:r>
-        <w:rPr>
-          <w:sz w:val="32"/>
-          <w:szCs w:val="32"/>
-        </w:rPr>
-        <w:t>……………………………………………………….45</w:t>
+          <w:b/>
+          <w:bCs/>
+          <w:sz w:val="32"/>
+          <w:szCs w:val="32"/>
+        </w:rPr>
+        <w:t>Call Stack</w:t>
+      </w:r>
+      <w:r>
+        <w:rPr>
+          <w:sz w:val="32"/>
+          <w:szCs w:val="32"/>
+        </w:rPr>
+        <w:t xml:space="preserve"> in Event Loop</w:t>
+      </w:r>
+      <w:r>
+        <w:rPr>
+          <w:sz w:val="32"/>
+          <w:szCs w:val="32"/>
+        </w:rPr>
+        <w:t>…………………………………………</w:t>
+      </w:r>
+      <w:proofErr w:type="gramStart"/>
+      <w:r>
+        <w:rPr>
+          <w:sz w:val="32"/>
+          <w:szCs w:val="32"/>
+        </w:rPr>
+        <w:t>…..</w:t>
+      </w:r>
+      <w:proofErr w:type="gramEnd"/>
+      <w:r>
+        <w:rPr>
+          <w:sz w:val="32"/>
+          <w:szCs w:val="32"/>
+        </w:rPr>
+        <w:t>4</w:t>
+      </w:r>
+      <w:r>
+        <w:rPr>
+          <w:sz w:val="32"/>
+          <w:szCs w:val="32"/>
+        </w:rPr>
+        <w:t>5</w:t>
       </w:r>
     </w:p>
     <w:p>
@@ -884,6 +950,41 @@
           <w:sz w:val="32"/>
           <w:szCs w:val="32"/>
         </w:rPr>
+        <w:t>Microtask Queue</w:t>
+      </w:r>
+      <w:r>
+        <w:rPr>
+          <w:sz w:val="32"/>
+          <w:szCs w:val="32"/>
+        </w:rPr>
+        <w:t>……………………………………………………….4</w:t>
+      </w:r>
+      <w:r>
+        <w:rPr>
+          <w:sz w:val="32"/>
+          <w:szCs w:val="32"/>
+        </w:rPr>
+        <w:t>9</w:t>
+      </w:r>
+    </w:p>
+    <w:p>
+      <w:pPr>
+        <w:pStyle w:val="ListParagraph"/>
+        <w:numPr>
+          <w:ilvl w:val="0"/>
+          <w:numId w:val="37"/>
+        </w:numPr>
+        <w:jc w:val="both"/>
+        <w:rPr>
+          <w:sz w:val="32"/>
+          <w:szCs w:val="32"/>
+        </w:rPr>
+      </w:pPr>
+      <w:r>
+        <w:rPr>
+          <w:sz w:val="32"/>
+          <w:szCs w:val="32"/>
+        </w:rPr>
         <w:t>Isolate…………………………………………………………………</w:t>
       </w:r>
       <w:proofErr w:type="gramStart"/>
@@ -900,7 +1001,7 @@
           <w:sz w:val="32"/>
           <w:szCs w:val="32"/>
         </w:rPr>
-        <w:t>49</w:t>
+        <w:t>52</w:t>
       </w:r>
     </w:p>
     <w:p>
@@ -19560,6 +19661,2197 @@
           <w:sz w:val="32"/>
           <w:szCs w:val="32"/>
         </w:rPr>
+        <w:t>Completer&lt;T</w:t>
+      </w:r>
+      <w:proofErr w:type="gramStart"/>
+      <w:r>
+        <w:rPr>
+          <w:b/>
+          <w:bCs/>
+          <w:sz w:val="32"/>
+          <w:szCs w:val="32"/>
+        </w:rPr>
+        <w:t>&gt;(</w:t>
+      </w:r>
+      <w:proofErr w:type="gramEnd"/>
+      <w:r>
+        <w:rPr>
+          <w:b/>
+          <w:bCs/>
+          <w:sz w:val="32"/>
+          <w:szCs w:val="32"/>
+        </w:rPr>
+        <w:t>) class with Future&lt;T&gt;</w:t>
+      </w:r>
+      <w:r>
+        <w:rPr>
+          <w:b/>
+          <w:bCs/>
+          <w:sz w:val="32"/>
+          <w:szCs w:val="32"/>
+        </w:rPr>
+        <w:t>:</w:t>
+      </w:r>
+    </w:p>
+    <w:p>
+      <w:pPr>
+        <w:jc w:val="both"/>
+        <w:rPr>
+          <w:sz w:val="32"/>
+          <w:szCs w:val="32"/>
+        </w:rPr>
+      </w:pPr>
+      <w:r>
+        <w:rPr>
+          <w:sz w:val="32"/>
+          <w:szCs w:val="32"/>
+        </w:rPr>
+        <w:t xml:space="preserve"># </w:t>
+      </w:r>
+      <w:r>
+        <w:rPr>
+          <w:b/>
+          <w:bCs/>
+          <w:sz w:val="32"/>
+          <w:szCs w:val="32"/>
+        </w:rPr>
+        <w:t>Completer&lt;T</w:t>
+      </w:r>
+      <w:proofErr w:type="gramStart"/>
+      <w:r>
+        <w:rPr>
+          <w:b/>
+          <w:bCs/>
+          <w:sz w:val="32"/>
+          <w:szCs w:val="32"/>
+        </w:rPr>
+        <w:t>&gt;(</w:t>
+      </w:r>
+      <w:proofErr w:type="gramEnd"/>
+      <w:r>
+        <w:rPr>
+          <w:b/>
+          <w:bCs/>
+          <w:sz w:val="32"/>
+          <w:szCs w:val="32"/>
+        </w:rPr>
+        <w:t>)</w:t>
+      </w:r>
+      <w:r>
+        <w:rPr>
+          <w:sz w:val="32"/>
+          <w:szCs w:val="32"/>
+        </w:rPr>
+        <w:t xml:space="preserve"> is a way to</w:t>
+      </w:r>
+      <w:r>
+        <w:rPr>
+          <w:b/>
+          <w:bCs/>
+          <w:sz w:val="32"/>
+          <w:szCs w:val="32"/>
+        </w:rPr>
+        <w:t xml:space="preserve"> Future&lt;T&gt;</w:t>
+      </w:r>
+      <w:r>
+        <w:rPr>
+          <w:sz w:val="32"/>
+          <w:szCs w:val="32"/>
+        </w:rPr>
+        <w:t xml:space="preserve"> objects and to complete them later with a value or error. Think of </w:t>
+      </w:r>
+      <w:r>
+        <w:rPr>
+          <w:b/>
+          <w:bCs/>
+          <w:sz w:val="32"/>
+          <w:szCs w:val="32"/>
+        </w:rPr>
+        <w:t>Completer</w:t>
+      </w:r>
+      <w:r>
+        <w:rPr>
+          <w:sz w:val="32"/>
+          <w:szCs w:val="32"/>
+        </w:rPr>
+        <w:t xml:space="preserve"> as a remote control and </w:t>
+      </w:r>
+      <w:r>
+        <w:rPr>
+          <w:b/>
+          <w:bCs/>
+          <w:sz w:val="32"/>
+          <w:szCs w:val="32"/>
+        </w:rPr>
+        <w:t>Future</w:t>
+      </w:r>
+      <w:r>
+        <w:rPr>
+          <w:sz w:val="32"/>
+          <w:szCs w:val="32"/>
+        </w:rPr>
+        <w:t xml:space="preserve"> is like a TV. A Completer gives us the remote control to decide when the </w:t>
+      </w:r>
+      <w:r>
+        <w:rPr>
+          <w:b/>
+          <w:bCs/>
+          <w:sz w:val="32"/>
+          <w:szCs w:val="32"/>
+        </w:rPr>
+        <w:t>Future</w:t>
+      </w:r>
+      <w:r>
+        <w:rPr>
+          <w:sz w:val="32"/>
+          <w:szCs w:val="32"/>
+        </w:rPr>
+        <w:t xml:space="preserve"> finishes (or returns)</w:t>
+      </w:r>
+    </w:p>
+    <w:p>
+      <w:pPr>
+        <w:jc w:val="both"/>
+        <w:rPr>
+          <w:sz w:val="32"/>
+          <w:szCs w:val="32"/>
+        </w:rPr>
+      </w:pPr>
+    </w:p>
+    <w:p>
+      <w:pPr>
+        <w:jc w:val="both"/>
+        <w:rPr>
+          <w:sz w:val="32"/>
+          <w:szCs w:val="32"/>
+        </w:rPr>
+      </w:pPr>
+      <w:r>
+        <w:rPr>
+          <w:sz w:val="32"/>
+          <w:szCs w:val="32"/>
+        </w:rPr>
+        <w:t>The Problem Completer Solves:</w:t>
+      </w:r>
+    </w:p>
+    <w:p>
+      <w:pPr>
+        <w:jc w:val="both"/>
+        <w:rPr>
+          <w:sz w:val="32"/>
+          <w:szCs w:val="32"/>
+        </w:rPr>
+      </w:pPr>
+      <w:r>
+        <w:rPr>
+          <w:sz w:val="32"/>
+          <w:szCs w:val="32"/>
+        </w:rPr>
+        <w:t># Normally, an async function finishes when it reaches its end. Like:</w:t>
+      </w:r>
+    </w:p>
+    <w:p>
+      <w:pPr>
+        <w:jc w:val="both"/>
+        <w:rPr>
+          <w:b/>
+          <w:bCs/>
+          <w:sz w:val="28"/>
+          <w:szCs w:val="28"/>
+        </w:rPr>
+      </w:pPr>
+      <w:r>
+        <w:rPr>
+          <w:b/>
+          <w:bCs/>
+          <w:sz w:val="28"/>
+          <w:szCs w:val="28"/>
+        </w:rPr>
+        <w:t xml:space="preserve">Call </w:t>
+      </w:r>
+      <w:proofErr w:type="spellStart"/>
+      <w:proofErr w:type="gramStart"/>
+      <w:r>
+        <w:rPr>
+          <w:b/>
+          <w:bCs/>
+          <w:sz w:val="28"/>
+          <w:szCs w:val="28"/>
+        </w:rPr>
+        <w:t>getName</w:t>
+      </w:r>
+      <w:proofErr w:type="spellEnd"/>
+      <w:r>
+        <w:rPr>
+          <w:b/>
+          <w:bCs/>
+          <w:sz w:val="28"/>
+          <w:szCs w:val="28"/>
+        </w:rPr>
+        <w:t>(</w:t>
+      </w:r>
+      <w:proofErr w:type="gramEnd"/>
+      <w:r>
+        <w:rPr>
+          <w:b/>
+          <w:bCs/>
+          <w:sz w:val="28"/>
+          <w:szCs w:val="28"/>
+        </w:rPr>
+        <w:t>)</w:t>
+      </w:r>
+    </w:p>
+    <w:p>
+      <w:pPr>
+        <w:jc w:val="both"/>
+        <w:rPr>
+          <w:b/>
+          <w:bCs/>
+          <w:sz w:val="28"/>
+          <w:szCs w:val="28"/>
+        </w:rPr>
+      </w:pPr>
+      <w:r>
+        <w:rPr>
+          <w:b/>
+          <w:bCs/>
+          <w:sz w:val="28"/>
+          <w:szCs w:val="28"/>
+        </w:rPr>
+        <w:t>↓</w:t>
+      </w:r>
+    </w:p>
+    <w:p>
+      <w:pPr>
+        <w:jc w:val="both"/>
+        <w:rPr>
+          <w:b/>
+          <w:bCs/>
+          <w:sz w:val="28"/>
+          <w:szCs w:val="28"/>
+        </w:rPr>
+      </w:pPr>
+      <w:r>
+        <w:rPr>
+          <w:b/>
+          <w:bCs/>
+          <w:sz w:val="28"/>
+          <w:szCs w:val="28"/>
+        </w:rPr>
+        <w:t>wait 2 sec</w:t>
+      </w:r>
+    </w:p>
+    <w:p>
+      <w:pPr>
+        <w:jc w:val="both"/>
+        <w:rPr>
+          <w:b/>
+          <w:bCs/>
+          <w:sz w:val="28"/>
+          <w:szCs w:val="28"/>
+        </w:rPr>
+      </w:pPr>
+      <w:r>
+        <w:rPr>
+          <w:b/>
+          <w:bCs/>
+          <w:sz w:val="28"/>
+          <w:szCs w:val="28"/>
+        </w:rPr>
+        <w:t>↓</w:t>
+      </w:r>
+    </w:p>
+    <w:p>
+      <w:pPr>
+        <w:jc w:val="both"/>
+        <w:rPr>
+          <w:b/>
+          <w:bCs/>
+          <w:sz w:val="28"/>
+          <w:szCs w:val="28"/>
+        </w:rPr>
+      </w:pPr>
+      <w:r>
+        <w:rPr>
+          <w:b/>
+          <w:bCs/>
+          <w:sz w:val="28"/>
+          <w:szCs w:val="28"/>
+        </w:rPr>
+        <w:t>return "Nazmul"</w:t>
+      </w:r>
+    </w:p>
+    <w:p>
+      <w:pPr>
+        <w:jc w:val="both"/>
+        <w:rPr>
+          <w:sz w:val="32"/>
+          <w:szCs w:val="32"/>
+        </w:rPr>
+      </w:pPr>
+      <w:r>
+        <w:rPr>
+          <w:sz w:val="32"/>
+          <w:szCs w:val="32"/>
+        </w:rPr>
+        <w:t># The function itself knows when it is finished</w:t>
+      </w:r>
+    </w:p>
+    <w:p>
+      <w:pPr>
+        <w:jc w:val="both"/>
+        <w:rPr>
+          <w:b/>
+          <w:bCs/>
+          <w:color w:val="D86DCB" w:themeColor="accent5" w:themeTint="99"/>
+          <w:sz w:val="32"/>
+          <w:szCs w:val="32"/>
+        </w:rPr>
+      </w:pPr>
+      <w:r>
+        <w:rPr>
+          <w:b/>
+          <w:bCs/>
+          <w:color w:val="D86DCB" w:themeColor="accent5" w:themeTint="99"/>
+          <w:sz w:val="32"/>
+          <w:szCs w:val="32"/>
+        </w:rPr>
+        <w:t xml:space="preserve">Future&lt;String&gt; </w:t>
+      </w:r>
+      <w:proofErr w:type="spellStart"/>
+      <w:proofErr w:type="gramStart"/>
+      <w:r>
+        <w:rPr>
+          <w:b/>
+          <w:bCs/>
+          <w:color w:val="D86DCB" w:themeColor="accent5" w:themeTint="99"/>
+          <w:sz w:val="32"/>
+          <w:szCs w:val="32"/>
+        </w:rPr>
+        <w:t>getName</w:t>
+      </w:r>
+      <w:proofErr w:type="spellEnd"/>
+      <w:r>
+        <w:rPr>
+          <w:b/>
+          <w:bCs/>
+          <w:color w:val="D86DCB" w:themeColor="accent5" w:themeTint="99"/>
+          <w:sz w:val="32"/>
+          <w:szCs w:val="32"/>
+        </w:rPr>
+        <w:t>(</w:t>
+      </w:r>
+      <w:proofErr w:type="gramEnd"/>
+      <w:r>
+        <w:rPr>
+          <w:b/>
+          <w:bCs/>
+          <w:color w:val="D86DCB" w:themeColor="accent5" w:themeTint="99"/>
+          <w:sz w:val="32"/>
+          <w:szCs w:val="32"/>
+        </w:rPr>
+        <w:t>) async {</w:t>
+      </w:r>
+    </w:p>
+    <w:p>
+      <w:pPr>
+        <w:jc w:val="both"/>
+        <w:rPr>
+          <w:b/>
+          <w:bCs/>
+          <w:color w:val="D86DCB" w:themeColor="accent5" w:themeTint="99"/>
+          <w:sz w:val="32"/>
+          <w:szCs w:val="32"/>
+        </w:rPr>
+      </w:pPr>
+      <w:r>
+        <w:rPr>
+          <w:b/>
+          <w:bCs/>
+          <w:color w:val="D86DCB" w:themeColor="accent5" w:themeTint="99"/>
+          <w:sz w:val="32"/>
+          <w:szCs w:val="32"/>
+        </w:rPr>
+        <w:t xml:space="preserve">  await </w:t>
+      </w:r>
+      <w:proofErr w:type="spellStart"/>
+      <w:r>
+        <w:rPr>
+          <w:b/>
+          <w:bCs/>
+          <w:color w:val="D86DCB" w:themeColor="accent5" w:themeTint="99"/>
+          <w:sz w:val="32"/>
+          <w:szCs w:val="32"/>
+        </w:rPr>
+        <w:t>Future.delayed</w:t>
+      </w:r>
+      <w:proofErr w:type="spellEnd"/>
+      <w:r>
+        <w:rPr>
+          <w:b/>
+          <w:bCs/>
+          <w:color w:val="D86DCB" w:themeColor="accent5" w:themeTint="99"/>
+          <w:sz w:val="32"/>
+          <w:szCs w:val="32"/>
+        </w:rPr>
+        <w:t>(</w:t>
+      </w:r>
+      <w:proofErr w:type="gramStart"/>
+      <w:r>
+        <w:rPr>
+          <w:b/>
+          <w:bCs/>
+          <w:color w:val="D86DCB" w:themeColor="accent5" w:themeTint="99"/>
+          <w:sz w:val="32"/>
+          <w:szCs w:val="32"/>
+        </w:rPr>
+        <w:t>Duration(</w:t>
+      </w:r>
+      <w:proofErr w:type="gramEnd"/>
+      <w:r>
+        <w:rPr>
+          <w:b/>
+          <w:bCs/>
+          <w:color w:val="D86DCB" w:themeColor="accent5" w:themeTint="99"/>
+          <w:sz w:val="32"/>
+          <w:szCs w:val="32"/>
+        </w:rPr>
+        <w:t>seconds: 2));</w:t>
+      </w:r>
+    </w:p>
+    <w:p>
+      <w:pPr>
+        <w:jc w:val="both"/>
+        <w:rPr>
+          <w:b/>
+          <w:bCs/>
+          <w:color w:val="D86DCB" w:themeColor="accent5" w:themeTint="99"/>
+          <w:sz w:val="32"/>
+          <w:szCs w:val="32"/>
+        </w:rPr>
+      </w:pPr>
+      <w:r>
+        <w:rPr>
+          <w:b/>
+          <w:bCs/>
+          <w:color w:val="D86DCB" w:themeColor="accent5" w:themeTint="99"/>
+          <w:sz w:val="32"/>
+          <w:szCs w:val="32"/>
+        </w:rPr>
+        <w:t xml:space="preserve">  return "Nazmul";</w:t>
+      </w:r>
+    </w:p>
+    <w:p>
+      <w:pPr>
+        <w:jc w:val="both"/>
+        <w:rPr>
+          <w:b/>
+          <w:bCs/>
+          <w:color w:val="D86DCB" w:themeColor="accent5" w:themeTint="99"/>
+          <w:sz w:val="32"/>
+          <w:szCs w:val="32"/>
+        </w:rPr>
+      </w:pPr>
+      <w:r>
+        <w:rPr>
+          <w:b/>
+          <w:bCs/>
+          <w:color w:val="D86DCB" w:themeColor="accent5" w:themeTint="99"/>
+          <w:sz w:val="32"/>
+          <w:szCs w:val="32"/>
+        </w:rPr>
+        <w:lastRenderedPageBreak/>
+        <w:t>}</w:t>
+      </w:r>
+    </w:p>
+    <w:p>
+      <w:pPr>
+        <w:jc w:val="both"/>
+        <w:rPr>
+          <w:sz w:val="32"/>
+          <w:szCs w:val="32"/>
+        </w:rPr>
+      </w:pPr>
+      <w:r>
+        <w:rPr>
+          <w:sz w:val="32"/>
+          <w:szCs w:val="32"/>
+        </w:rPr>
+        <w:t xml:space="preserve"># But </w:t>
+      </w:r>
+      <w:r>
+        <w:rPr>
+          <w:sz w:val="32"/>
+          <w:szCs w:val="32"/>
+        </w:rPr>
+        <w:t>what if the function doesn't know when it will finish</w:t>
+      </w:r>
+      <w:r>
+        <w:rPr>
+          <w:sz w:val="32"/>
+          <w:szCs w:val="32"/>
+        </w:rPr>
+        <w:t xml:space="preserve">. </w:t>
+      </w:r>
+      <w:r>
+        <w:rPr>
+          <w:sz w:val="32"/>
+          <w:szCs w:val="32"/>
+        </w:rPr>
+        <w:t>Example:</w:t>
+      </w:r>
+    </w:p>
+    <w:p>
+      <w:pPr>
+        <w:jc w:val="both"/>
+        <w:rPr>
+          <w:b/>
+          <w:bCs/>
+          <w:sz w:val="28"/>
+          <w:szCs w:val="28"/>
+        </w:rPr>
+      </w:pPr>
+      <w:r>
+        <w:rPr>
+          <w:b/>
+          <w:bCs/>
+          <w:sz w:val="28"/>
+          <w:szCs w:val="28"/>
+        </w:rPr>
+        <w:t>Show Dialog</w:t>
+      </w:r>
+    </w:p>
+    <w:p>
+      <w:pPr>
+        <w:jc w:val="both"/>
+        <w:rPr>
+          <w:b/>
+          <w:bCs/>
+          <w:sz w:val="28"/>
+          <w:szCs w:val="28"/>
+        </w:rPr>
+      </w:pPr>
+      <w:r>
+        <w:rPr>
+          <w:b/>
+          <w:bCs/>
+          <w:sz w:val="28"/>
+          <w:szCs w:val="28"/>
+        </w:rPr>
+        <w:t>↓</w:t>
+      </w:r>
+    </w:p>
+    <w:p>
+      <w:pPr>
+        <w:jc w:val="both"/>
+        <w:rPr>
+          <w:b/>
+          <w:bCs/>
+          <w:sz w:val="28"/>
+          <w:szCs w:val="28"/>
+        </w:rPr>
+      </w:pPr>
+      <w:r>
+        <w:rPr>
+          <w:b/>
+          <w:bCs/>
+          <w:sz w:val="28"/>
+          <w:szCs w:val="28"/>
+        </w:rPr>
+        <w:t>User thinks...</w:t>
+      </w:r>
+    </w:p>
+    <w:p>
+      <w:pPr>
+        <w:jc w:val="both"/>
+        <w:rPr>
+          <w:b/>
+          <w:bCs/>
+          <w:sz w:val="28"/>
+          <w:szCs w:val="28"/>
+        </w:rPr>
+      </w:pPr>
+      <w:r>
+        <w:rPr>
+          <w:b/>
+          <w:bCs/>
+          <w:sz w:val="28"/>
+          <w:szCs w:val="28"/>
+        </w:rPr>
+        <w:t>↓</w:t>
+      </w:r>
+    </w:p>
+    <w:p>
+      <w:pPr>
+        <w:jc w:val="both"/>
+        <w:rPr>
+          <w:b/>
+          <w:bCs/>
+          <w:sz w:val="28"/>
+          <w:szCs w:val="28"/>
+        </w:rPr>
+      </w:pPr>
+      <w:r>
+        <w:rPr>
+          <w:b/>
+          <w:bCs/>
+          <w:sz w:val="28"/>
+          <w:szCs w:val="28"/>
+        </w:rPr>
+        <w:t>User clicks OK</w:t>
+      </w:r>
+    </w:p>
+    <w:p>
+      <w:pPr>
+        <w:jc w:val="both"/>
+        <w:rPr>
+          <w:b/>
+          <w:bCs/>
+          <w:sz w:val="28"/>
+          <w:szCs w:val="28"/>
+        </w:rPr>
+      </w:pPr>
+      <w:r>
+        <w:rPr>
+          <w:b/>
+          <w:bCs/>
+          <w:sz w:val="28"/>
+          <w:szCs w:val="28"/>
+        </w:rPr>
+        <w:t>↓</w:t>
+      </w:r>
+    </w:p>
+    <w:p>
+      <w:pPr>
+        <w:jc w:val="both"/>
+        <w:rPr>
+          <w:b/>
+          <w:bCs/>
+          <w:sz w:val="28"/>
+          <w:szCs w:val="28"/>
+        </w:rPr>
+      </w:pPr>
+      <w:r>
+        <w:rPr>
+          <w:b/>
+          <w:bCs/>
+          <w:sz w:val="28"/>
+          <w:szCs w:val="28"/>
+        </w:rPr>
+        <w:t>Return result</w:t>
+      </w:r>
+    </w:p>
+    <w:p>
+      <w:pPr>
+        <w:jc w:val="both"/>
+        <w:rPr>
+          <w:sz w:val="32"/>
+          <w:szCs w:val="32"/>
+        </w:rPr>
+      </w:pPr>
+      <w:r>
+        <w:rPr>
+          <w:sz w:val="32"/>
+          <w:szCs w:val="32"/>
+        </w:rPr>
+        <w:t xml:space="preserve"># </w:t>
+      </w:r>
+      <w:r>
+        <w:rPr>
+          <w:sz w:val="32"/>
+          <w:szCs w:val="32"/>
+        </w:rPr>
+        <w:t>The function has no idea whether the user will click in</w:t>
+      </w:r>
+      <w:r>
+        <w:rPr>
+          <w:sz w:val="32"/>
+          <w:szCs w:val="32"/>
+        </w:rPr>
+        <w:t xml:space="preserve"> </w:t>
+      </w:r>
+      <w:r>
+        <w:rPr>
+          <w:sz w:val="32"/>
+          <w:szCs w:val="32"/>
+        </w:rPr>
+        <w:t>2 seconds</w:t>
+      </w:r>
+      <w:r>
+        <w:rPr>
+          <w:sz w:val="32"/>
+          <w:szCs w:val="32"/>
+        </w:rPr>
+        <w:t xml:space="preserve">, </w:t>
+      </w:r>
+      <w:r>
+        <w:rPr>
+          <w:sz w:val="32"/>
+          <w:szCs w:val="32"/>
+        </w:rPr>
+        <w:t>20 seconds</w:t>
+      </w:r>
+      <w:r>
+        <w:rPr>
+          <w:sz w:val="32"/>
+          <w:szCs w:val="32"/>
+        </w:rPr>
+        <w:t xml:space="preserve"> or </w:t>
+      </w:r>
+      <w:r>
+        <w:rPr>
+          <w:sz w:val="32"/>
+          <w:szCs w:val="32"/>
+        </w:rPr>
+        <w:t>2 hours</w:t>
+      </w:r>
+      <w:r>
+        <w:rPr>
+          <w:sz w:val="32"/>
+          <w:szCs w:val="32"/>
+        </w:rPr>
+        <w:t xml:space="preserve">. </w:t>
+      </w:r>
+      <w:r>
+        <w:rPr>
+          <w:sz w:val="32"/>
+          <w:szCs w:val="32"/>
+        </w:rPr>
+        <w:t>The completion depends on someone else.</w:t>
+      </w:r>
+      <w:r>
+        <w:rPr>
+          <w:sz w:val="32"/>
+          <w:szCs w:val="32"/>
+        </w:rPr>
+        <w:t xml:space="preserve"> </w:t>
+      </w:r>
+      <w:r>
+        <w:rPr>
+          <w:sz w:val="32"/>
+          <w:szCs w:val="32"/>
+        </w:rPr>
+        <w:t xml:space="preserve">That's exactly what </w:t>
+      </w:r>
+      <w:r>
+        <w:rPr>
+          <w:b/>
+          <w:bCs/>
+          <w:sz w:val="32"/>
+          <w:szCs w:val="32"/>
+        </w:rPr>
+        <w:t>Completer</w:t>
+      </w:r>
+      <w:r>
+        <w:rPr>
+          <w:sz w:val="32"/>
+          <w:szCs w:val="32"/>
+        </w:rPr>
+        <w:t xml:space="preserve"> is for.</w:t>
+      </w:r>
+      <w:r>
+        <w:rPr>
+          <w:sz w:val="32"/>
+          <w:szCs w:val="32"/>
+        </w:rPr>
+        <w:t xml:space="preserve"> (It can also solve indicating API success problem in </w:t>
+      </w:r>
+      <w:proofErr w:type="spellStart"/>
+      <w:r>
+        <w:rPr>
+          <w:b/>
+          <w:bCs/>
+          <w:sz w:val="32"/>
+          <w:szCs w:val="32"/>
+        </w:rPr>
+        <w:t>Stream.listen</w:t>
+      </w:r>
+      <w:proofErr w:type="spellEnd"/>
+      <w:r>
+        <w:rPr>
+          <w:b/>
+          <w:bCs/>
+          <w:sz w:val="32"/>
+          <w:szCs w:val="32"/>
+        </w:rPr>
+        <w:t>()</w:t>
+      </w:r>
+      <w:r>
+        <w:rPr>
+          <w:sz w:val="32"/>
+          <w:szCs w:val="32"/>
+        </w:rPr>
+        <w:t>)</w:t>
+      </w:r>
+    </w:p>
+    <w:p>
+      <w:pPr>
+        <w:jc w:val="both"/>
+        <w:rPr>
+          <w:sz w:val="32"/>
+          <w:szCs w:val="32"/>
+        </w:rPr>
+      </w:pPr>
+    </w:p>
+    <w:p>
+      <w:pPr>
+        <w:jc w:val="both"/>
+        <w:rPr>
+          <w:sz w:val="32"/>
+          <w:szCs w:val="32"/>
+        </w:rPr>
+      </w:pPr>
+      <w:r>
+        <w:rPr>
+          <w:sz w:val="32"/>
+          <w:szCs w:val="32"/>
+        </w:rPr>
+        <w:t>Basic Usage:</w:t>
+      </w:r>
+    </w:p>
+    <w:p>
+      <w:pPr>
+        <w:jc w:val="both"/>
+        <w:rPr>
+          <w:sz w:val="32"/>
+          <w:szCs w:val="32"/>
+        </w:rPr>
+      </w:pPr>
+      <w:r>
+        <w:rPr>
+          <w:sz w:val="32"/>
+          <w:szCs w:val="32"/>
+        </w:rPr>
+        <w:t xml:space="preserve"># </w:t>
+      </w:r>
+      <w:r>
+        <w:rPr>
+          <w:sz w:val="32"/>
+          <w:szCs w:val="32"/>
+        </w:rPr>
+        <w:t xml:space="preserve">Here, the </w:t>
+      </w:r>
+      <w:r>
+        <w:rPr>
+          <w:b/>
+          <w:bCs/>
+          <w:sz w:val="32"/>
+          <w:szCs w:val="32"/>
+        </w:rPr>
+        <w:t>Future&lt;String&gt;</w:t>
+      </w:r>
+      <w:r>
+        <w:rPr>
+          <w:sz w:val="32"/>
+          <w:szCs w:val="32"/>
+        </w:rPr>
+        <w:t xml:space="preserve"> (</w:t>
+      </w:r>
+      <w:r>
+        <w:rPr>
+          <w:b/>
+          <w:bCs/>
+          <w:sz w:val="32"/>
+          <w:szCs w:val="32"/>
+        </w:rPr>
+        <w:t>future</w:t>
+      </w:r>
+      <w:r>
+        <w:rPr>
+          <w:sz w:val="32"/>
+          <w:szCs w:val="32"/>
+        </w:rPr>
+        <w:t xml:space="preserve">) is read only, the </w:t>
+      </w:r>
+      <w:r>
+        <w:rPr>
+          <w:b/>
+          <w:bCs/>
+          <w:sz w:val="32"/>
+          <w:szCs w:val="32"/>
+        </w:rPr>
+        <w:t>Completer</w:t>
+      </w:r>
+      <w:r>
+        <w:rPr>
+          <w:sz w:val="32"/>
+          <w:szCs w:val="32"/>
+        </w:rPr>
+        <w:t xml:space="preserve"> controls it. First create an object of </w:t>
+      </w:r>
+      <w:r>
+        <w:rPr>
+          <w:b/>
+          <w:bCs/>
+          <w:sz w:val="32"/>
+          <w:szCs w:val="32"/>
+        </w:rPr>
+        <w:t>Completer&lt;T</w:t>
+      </w:r>
+      <w:proofErr w:type="gramStart"/>
+      <w:r>
+        <w:rPr>
+          <w:b/>
+          <w:bCs/>
+          <w:sz w:val="32"/>
+          <w:szCs w:val="32"/>
+        </w:rPr>
+        <w:t>&gt;(</w:t>
+      </w:r>
+      <w:proofErr w:type="gramEnd"/>
+      <w:r>
+        <w:rPr>
+          <w:b/>
+          <w:bCs/>
+          <w:sz w:val="32"/>
+          <w:szCs w:val="32"/>
+        </w:rPr>
+        <w:t>)</w:t>
+      </w:r>
+      <w:r>
+        <w:rPr>
+          <w:b/>
+          <w:bCs/>
+          <w:sz w:val="32"/>
+          <w:szCs w:val="32"/>
+        </w:rPr>
+        <w:t xml:space="preserve"> </w:t>
+      </w:r>
+      <w:r>
+        <w:rPr>
+          <w:sz w:val="32"/>
+          <w:szCs w:val="32"/>
+        </w:rPr>
+        <w:t>using OOP</w:t>
+      </w:r>
+    </w:p>
+    <w:p>
+      <w:pPr>
+        <w:jc w:val="both"/>
+        <w:rPr>
+          <w:sz w:val="32"/>
+          <w:szCs w:val="32"/>
+        </w:rPr>
+      </w:pPr>
+      <w:r>
+        <w:rPr>
+          <w:sz w:val="32"/>
+          <w:szCs w:val="32"/>
+        </w:rPr>
+        <w:t># And</w:t>
+      </w:r>
+      <w:r>
+        <w:rPr>
+          <w:b/>
+          <w:bCs/>
+          <w:sz w:val="32"/>
+          <w:szCs w:val="32"/>
+        </w:rPr>
+        <w:t xml:space="preserve"> return _</w:t>
+      </w:r>
+      <w:proofErr w:type="spellStart"/>
+      <w:proofErr w:type="gramStart"/>
+      <w:r>
+        <w:rPr>
+          <w:b/>
+          <w:bCs/>
+          <w:sz w:val="32"/>
+          <w:szCs w:val="32"/>
+        </w:rPr>
+        <w:t>completer.future</w:t>
+      </w:r>
+      <w:proofErr w:type="spellEnd"/>
+      <w:proofErr w:type="gramEnd"/>
+      <w:r>
+        <w:rPr>
+          <w:sz w:val="32"/>
+          <w:szCs w:val="32"/>
+        </w:rPr>
+        <w:t xml:space="preserve"> in the method (</w:t>
+      </w:r>
+      <w:r>
+        <w:rPr>
+          <w:b/>
+          <w:bCs/>
+          <w:sz w:val="32"/>
+          <w:szCs w:val="32"/>
+        </w:rPr>
+        <w:t>future</w:t>
+      </w:r>
+      <w:r>
+        <w:rPr>
+          <w:sz w:val="32"/>
+          <w:szCs w:val="32"/>
+        </w:rPr>
+        <w:t>) that we want to control. Value of that</w:t>
+      </w:r>
+      <w:r>
+        <w:rPr>
+          <w:b/>
+          <w:bCs/>
+          <w:sz w:val="32"/>
+          <w:szCs w:val="32"/>
+        </w:rPr>
+        <w:t xml:space="preserve"> future </w:t>
+      </w:r>
+      <w:r>
+        <w:rPr>
+          <w:sz w:val="32"/>
+          <w:szCs w:val="32"/>
+        </w:rPr>
+        <w:t xml:space="preserve">method will be returned by </w:t>
+      </w:r>
+      <w:r>
+        <w:rPr>
+          <w:b/>
+          <w:bCs/>
+          <w:sz w:val="32"/>
+          <w:szCs w:val="32"/>
+        </w:rPr>
+        <w:t>_</w:t>
+      </w:r>
+      <w:proofErr w:type="spellStart"/>
+      <w:proofErr w:type="gramStart"/>
+      <w:r>
+        <w:rPr>
+          <w:b/>
+          <w:bCs/>
+          <w:sz w:val="32"/>
+          <w:szCs w:val="32"/>
+        </w:rPr>
+        <w:t>completer.complete</w:t>
+      </w:r>
+      <w:proofErr w:type="spellEnd"/>
+      <w:proofErr w:type="gramEnd"/>
+      <w:r>
+        <w:rPr>
+          <w:b/>
+          <w:bCs/>
+          <w:sz w:val="32"/>
+          <w:szCs w:val="32"/>
+        </w:rPr>
+        <w:t>(…)</w:t>
+      </w:r>
+      <w:r>
+        <w:rPr>
+          <w:sz w:val="32"/>
+          <w:szCs w:val="32"/>
+        </w:rPr>
+        <w:t xml:space="preserve"> method when </w:t>
+      </w:r>
+      <w:r>
+        <w:rPr>
+          <w:sz w:val="32"/>
+          <w:szCs w:val="32"/>
+        </w:rPr>
+        <w:t>called</w:t>
+      </w:r>
+    </w:p>
+    <w:p>
+      <w:pPr>
+        <w:jc w:val="both"/>
+        <w:rPr>
+          <w:sz w:val="32"/>
+          <w:szCs w:val="32"/>
+        </w:rPr>
+      </w:pPr>
+      <w:r>
+        <w:rPr>
+          <w:sz w:val="32"/>
+          <w:szCs w:val="32"/>
+        </w:rPr>
+        <w:t xml:space="preserve"># Also check </w:t>
+      </w:r>
+      <w:r>
+        <w:rPr>
+          <w:b/>
+          <w:bCs/>
+          <w:sz w:val="32"/>
+          <w:szCs w:val="32"/>
+        </w:rPr>
+        <w:t>_</w:t>
+      </w:r>
+      <w:proofErr w:type="spellStart"/>
+      <w:proofErr w:type="gramStart"/>
+      <w:r>
+        <w:rPr>
+          <w:b/>
+          <w:bCs/>
+          <w:sz w:val="32"/>
+          <w:szCs w:val="32"/>
+        </w:rPr>
+        <w:t>comleter.isCompleted</w:t>
+      </w:r>
+      <w:proofErr w:type="spellEnd"/>
+      <w:proofErr w:type="gramEnd"/>
+      <w:r>
+        <w:rPr>
+          <w:sz w:val="32"/>
+          <w:szCs w:val="32"/>
+        </w:rPr>
+        <w:t xml:space="preserve"> to see if </w:t>
+      </w:r>
+      <w:r>
+        <w:rPr>
+          <w:b/>
+          <w:bCs/>
+          <w:sz w:val="32"/>
+          <w:szCs w:val="32"/>
+        </w:rPr>
+        <w:t>future</w:t>
+      </w:r>
+      <w:r>
+        <w:rPr>
+          <w:sz w:val="32"/>
+          <w:szCs w:val="32"/>
+        </w:rPr>
+        <w:t xml:space="preserve"> is already completed or not. We can also complete with error instead of value using</w:t>
+      </w:r>
+      <w:r>
+        <w:rPr>
+          <w:b/>
+          <w:bCs/>
+          <w:sz w:val="32"/>
+          <w:szCs w:val="32"/>
+        </w:rPr>
+        <w:t xml:space="preserve"> _</w:t>
+      </w:r>
+      <w:proofErr w:type="spellStart"/>
+      <w:proofErr w:type="gramStart"/>
+      <w:r>
+        <w:rPr>
+          <w:b/>
+          <w:bCs/>
+          <w:sz w:val="32"/>
+          <w:szCs w:val="32"/>
+        </w:rPr>
+        <w:t>completer.completeError</w:t>
+      </w:r>
+      <w:proofErr w:type="spellEnd"/>
+      <w:proofErr w:type="gramEnd"/>
+      <w:r>
+        <w:rPr>
+          <w:b/>
+          <w:bCs/>
+          <w:sz w:val="32"/>
+          <w:szCs w:val="32"/>
+        </w:rPr>
+        <w:t>(‘…’)</w:t>
+      </w:r>
+    </w:p>
+    <w:p>
+      <w:pPr>
+        <w:jc w:val="both"/>
+        <w:rPr>
+          <w:b/>
+          <w:bCs/>
+          <w:color w:val="D86DCB" w:themeColor="accent5" w:themeTint="99"/>
+          <w:sz w:val="32"/>
+          <w:szCs w:val="32"/>
+        </w:rPr>
+      </w:pPr>
+      <w:r>
+        <w:rPr>
+          <w:b/>
+          <w:bCs/>
+          <w:color w:val="D86DCB" w:themeColor="accent5" w:themeTint="99"/>
+          <w:sz w:val="32"/>
+          <w:szCs w:val="32"/>
+        </w:rPr>
+        <w:t>class User {</w:t>
+      </w:r>
+    </w:p>
+    <w:p>
+      <w:pPr>
+        <w:jc w:val="both"/>
+        <w:rPr>
+          <w:b/>
+          <w:bCs/>
+          <w:color w:val="D86DCB" w:themeColor="accent5" w:themeTint="99"/>
+          <w:sz w:val="32"/>
+          <w:szCs w:val="32"/>
+        </w:rPr>
+      </w:pPr>
+      <w:r>
+        <w:rPr>
+          <w:b/>
+          <w:bCs/>
+          <w:color w:val="D86DCB" w:themeColor="accent5" w:themeTint="99"/>
+          <w:sz w:val="32"/>
+          <w:szCs w:val="32"/>
+        </w:rPr>
+        <w:t xml:space="preserve">  final Completer&lt;String&gt; _completer = Completer&lt;String</w:t>
+      </w:r>
+      <w:proofErr w:type="gramStart"/>
+      <w:r>
+        <w:rPr>
+          <w:b/>
+          <w:bCs/>
+          <w:color w:val="D86DCB" w:themeColor="accent5" w:themeTint="99"/>
+          <w:sz w:val="32"/>
+          <w:szCs w:val="32"/>
+        </w:rPr>
+        <w:t>&gt;(</w:t>
+      </w:r>
+      <w:proofErr w:type="gramEnd"/>
+      <w:r>
+        <w:rPr>
+          <w:b/>
+          <w:bCs/>
+          <w:color w:val="D86DCB" w:themeColor="accent5" w:themeTint="99"/>
+          <w:sz w:val="32"/>
+          <w:szCs w:val="32"/>
+        </w:rPr>
+        <w:t>);</w:t>
+      </w:r>
+    </w:p>
+    <w:p>
+      <w:pPr>
+        <w:jc w:val="both"/>
+        <w:rPr>
+          <w:b/>
+          <w:bCs/>
+          <w:color w:val="D86DCB" w:themeColor="accent5" w:themeTint="99"/>
+          <w:sz w:val="32"/>
+          <w:szCs w:val="32"/>
+        </w:rPr>
+      </w:pPr>
+      <w:r>
+        <w:rPr>
+          <w:b/>
+          <w:bCs/>
+          <w:color w:val="D86DCB" w:themeColor="accent5" w:themeTint="99"/>
+          <w:sz w:val="32"/>
+          <w:szCs w:val="32"/>
+        </w:rPr>
+        <w:lastRenderedPageBreak/>
+        <w:t xml:space="preserve">  Future&lt;String&gt; </w:t>
+      </w:r>
+      <w:proofErr w:type="gramStart"/>
+      <w:r>
+        <w:rPr>
+          <w:b/>
+          <w:bCs/>
+          <w:color w:val="D86DCB" w:themeColor="accent5" w:themeTint="99"/>
+          <w:sz w:val="32"/>
+          <w:szCs w:val="32"/>
+        </w:rPr>
+        <w:t>future(</w:t>
+      </w:r>
+      <w:proofErr w:type="gramEnd"/>
+      <w:r>
+        <w:rPr>
+          <w:b/>
+          <w:bCs/>
+          <w:color w:val="D86DCB" w:themeColor="accent5" w:themeTint="99"/>
+          <w:sz w:val="32"/>
+          <w:szCs w:val="32"/>
+        </w:rPr>
+        <w:t>) async {</w:t>
+      </w:r>
+    </w:p>
+    <w:p>
+      <w:pPr>
+        <w:jc w:val="both"/>
+        <w:rPr>
+          <w:b/>
+          <w:bCs/>
+          <w:color w:val="D86DCB" w:themeColor="accent5" w:themeTint="99"/>
+          <w:sz w:val="32"/>
+          <w:szCs w:val="32"/>
+        </w:rPr>
+      </w:pPr>
+      <w:r>
+        <w:rPr>
+          <w:b/>
+          <w:bCs/>
+          <w:color w:val="D86DCB" w:themeColor="accent5" w:themeTint="99"/>
+          <w:sz w:val="32"/>
+          <w:szCs w:val="32"/>
+        </w:rPr>
+        <w:t xml:space="preserve">    return _</w:t>
+      </w:r>
+      <w:proofErr w:type="spellStart"/>
+      <w:proofErr w:type="gramStart"/>
+      <w:r>
+        <w:rPr>
+          <w:b/>
+          <w:bCs/>
+          <w:color w:val="D86DCB" w:themeColor="accent5" w:themeTint="99"/>
+          <w:sz w:val="32"/>
+          <w:szCs w:val="32"/>
+        </w:rPr>
+        <w:t>completer.future</w:t>
+      </w:r>
+      <w:proofErr w:type="spellEnd"/>
+      <w:proofErr w:type="gramEnd"/>
+      <w:r>
+        <w:rPr>
+          <w:b/>
+          <w:bCs/>
+          <w:color w:val="D86DCB" w:themeColor="accent5" w:themeTint="99"/>
+          <w:sz w:val="32"/>
+          <w:szCs w:val="32"/>
+        </w:rPr>
+        <w:t>;</w:t>
+      </w:r>
+    </w:p>
+    <w:p>
+      <w:pPr>
+        <w:jc w:val="both"/>
+        <w:rPr>
+          <w:b/>
+          <w:bCs/>
+          <w:color w:val="D86DCB" w:themeColor="accent5" w:themeTint="99"/>
+          <w:sz w:val="32"/>
+          <w:szCs w:val="32"/>
+        </w:rPr>
+      </w:pPr>
+      <w:r>
+        <w:rPr>
+          <w:b/>
+          <w:bCs/>
+          <w:color w:val="D86DCB" w:themeColor="accent5" w:themeTint="99"/>
+          <w:sz w:val="32"/>
+          <w:szCs w:val="32"/>
+        </w:rPr>
+        <w:t xml:space="preserve">  }</w:t>
+      </w:r>
+    </w:p>
+    <w:p>
+      <w:pPr>
+        <w:jc w:val="both"/>
+        <w:rPr>
+          <w:b/>
+          <w:bCs/>
+          <w:color w:val="D86DCB" w:themeColor="accent5" w:themeTint="99"/>
+          <w:sz w:val="32"/>
+          <w:szCs w:val="32"/>
+        </w:rPr>
+      </w:pPr>
+      <w:r>
+        <w:rPr>
+          <w:b/>
+          <w:bCs/>
+          <w:color w:val="D86DCB" w:themeColor="accent5" w:themeTint="99"/>
+          <w:sz w:val="32"/>
+          <w:szCs w:val="32"/>
+        </w:rPr>
+        <w:t xml:space="preserve">  void </w:t>
+      </w:r>
+      <w:proofErr w:type="gramStart"/>
+      <w:r>
+        <w:rPr>
+          <w:b/>
+          <w:bCs/>
+          <w:color w:val="D86DCB" w:themeColor="accent5" w:themeTint="99"/>
+          <w:sz w:val="32"/>
+          <w:szCs w:val="32"/>
+        </w:rPr>
+        <w:t>complete(</w:t>
+      </w:r>
+      <w:proofErr w:type="gramEnd"/>
+      <w:r>
+        <w:rPr>
+          <w:b/>
+          <w:bCs/>
+          <w:color w:val="D86DCB" w:themeColor="accent5" w:themeTint="99"/>
+          <w:sz w:val="32"/>
+          <w:szCs w:val="32"/>
+        </w:rPr>
+        <w:t>String value) {</w:t>
+      </w:r>
+    </w:p>
+    <w:p>
+      <w:pPr>
+        <w:jc w:val="both"/>
+        <w:rPr>
+          <w:b/>
+          <w:bCs/>
+          <w:color w:val="D86DCB" w:themeColor="accent5" w:themeTint="99"/>
+          <w:sz w:val="32"/>
+          <w:szCs w:val="32"/>
+        </w:rPr>
+      </w:pPr>
+      <w:r>
+        <w:rPr>
+          <w:b/>
+          <w:bCs/>
+          <w:color w:val="D86DCB" w:themeColor="accent5" w:themeTint="99"/>
+          <w:sz w:val="32"/>
+          <w:szCs w:val="32"/>
+        </w:rPr>
+        <w:t xml:space="preserve">    </w:t>
+      </w:r>
+      <w:proofErr w:type="gramStart"/>
+      <w:r>
+        <w:rPr>
+          <w:b/>
+          <w:bCs/>
+          <w:color w:val="D86DCB" w:themeColor="accent5" w:themeTint="99"/>
+          <w:sz w:val="32"/>
+          <w:szCs w:val="32"/>
+        </w:rPr>
+        <w:t>if(</w:t>
+      </w:r>
+      <w:proofErr w:type="gramEnd"/>
+      <w:r>
+        <w:rPr>
+          <w:b/>
+          <w:bCs/>
+          <w:color w:val="D86DCB" w:themeColor="accent5" w:themeTint="99"/>
+          <w:sz w:val="32"/>
+          <w:szCs w:val="32"/>
+        </w:rPr>
+        <w:t>_</w:t>
+      </w:r>
+      <w:proofErr w:type="spellStart"/>
+      <w:r>
+        <w:rPr>
+          <w:b/>
+          <w:bCs/>
+          <w:color w:val="D86DCB" w:themeColor="accent5" w:themeTint="99"/>
+          <w:sz w:val="32"/>
+          <w:szCs w:val="32"/>
+        </w:rPr>
+        <w:t>completer.isCompleted</w:t>
+      </w:r>
+      <w:proofErr w:type="spellEnd"/>
+      <w:r>
+        <w:rPr>
+          <w:b/>
+          <w:bCs/>
+          <w:color w:val="D86DCB" w:themeColor="accent5" w:themeTint="99"/>
+          <w:sz w:val="32"/>
+          <w:szCs w:val="32"/>
+        </w:rPr>
+        <w:t xml:space="preserve"> == false) {</w:t>
+      </w:r>
+    </w:p>
+    <w:p>
+      <w:pPr>
+        <w:jc w:val="both"/>
+        <w:rPr>
+          <w:b/>
+          <w:bCs/>
+          <w:color w:val="D86DCB" w:themeColor="accent5" w:themeTint="99"/>
+          <w:sz w:val="32"/>
+          <w:szCs w:val="32"/>
+        </w:rPr>
+      </w:pPr>
+      <w:r>
+        <w:rPr>
+          <w:b/>
+          <w:bCs/>
+          <w:color w:val="D86DCB" w:themeColor="accent5" w:themeTint="99"/>
+          <w:sz w:val="32"/>
+          <w:szCs w:val="32"/>
+        </w:rPr>
+        <w:t xml:space="preserve">    _</w:t>
+      </w:r>
+      <w:proofErr w:type="spellStart"/>
+      <w:proofErr w:type="gramStart"/>
+      <w:r>
+        <w:rPr>
+          <w:b/>
+          <w:bCs/>
+          <w:color w:val="D86DCB" w:themeColor="accent5" w:themeTint="99"/>
+          <w:sz w:val="32"/>
+          <w:szCs w:val="32"/>
+        </w:rPr>
+        <w:t>completer.complete</w:t>
+      </w:r>
+      <w:proofErr w:type="spellEnd"/>
+      <w:proofErr w:type="gramEnd"/>
+      <w:r>
+        <w:rPr>
+          <w:b/>
+          <w:bCs/>
+          <w:color w:val="D86DCB" w:themeColor="accent5" w:themeTint="99"/>
+          <w:sz w:val="32"/>
+          <w:szCs w:val="32"/>
+        </w:rPr>
+        <w:t xml:space="preserve">(value); </w:t>
+      </w:r>
+    </w:p>
+    <w:p>
+      <w:pPr>
+        <w:jc w:val="both"/>
+        <w:rPr>
+          <w:b/>
+          <w:bCs/>
+          <w:color w:val="D86DCB" w:themeColor="accent5" w:themeTint="99"/>
+          <w:sz w:val="32"/>
+          <w:szCs w:val="32"/>
+        </w:rPr>
+      </w:pPr>
+      <w:r>
+        <w:rPr>
+          <w:b/>
+          <w:bCs/>
+          <w:color w:val="D86DCB" w:themeColor="accent5" w:themeTint="99"/>
+          <w:sz w:val="32"/>
+          <w:szCs w:val="32"/>
+        </w:rPr>
+        <w:t xml:space="preserve">    }</w:t>
+      </w:r>
+    </w:p>
+    <w:p>
+      <w:pPr>
+        <w:jc w:val="both"/>
+        <w:rPr>
+          <w:b/>
+          <w:bCs/>
+          <w:color w:val="D86DCB" w:themeColor="accent5" w:themeTint="99"/>
+          <w:sz w:val="32"/>
+          <w:szCs w:val="32"/>
+        </w:rPr>
+      </w:pPr>
+      <w:r>
+        <w:rPr>
+          <w:b/>
+          <w:bCs/>
+          <w:color w:val="D86DCB" w:themeColor="accent5" w:themeTint="99"/>
+          <w:sz w:val="32"/>
+          <w:szCs w:val="32"/>
+        </w:rPr>
+        <w:t xml:space="preserve">  }</w:t>
+      </w:r>
+    </w:p>
+    <w:p>
+      <w:pPr>
+        <w:jc w:val="both"/>
+        <w:rPr>
+          <w:b/>
+          <w:bCs/>
+          <w:color w:val="D86DCB" w:themeColor="accent5" w:themeTint="99"/>
+          <w:sz w:val="32"/>
+          <w:szCs w:val="32"/>
+        </w:rPr>
+      </w:pPr>
+      <w:r>
+        <w:rPr>
+          <w:b/>
+          <w:bCs/>
+          <w:color w:val="D86DCB" w:themeColor="accent5" w:themeTint="99"/>
+          <w:sz w:val="32"/>
+          <w:szCs w:val="32"/>
+        </w:rPr>
+        <w:t xml:space="preserve">  void </w:t>
+      </w:r>
+      <w:proofErr w:type="spellStart"/>
+      <w:proofErr w:type="gramStart"/>
+      <w:r>
+        <w:rPr>
+          <w:b/>
+          <w:bCs/>
+          <w:color w:val="D86DCB" w:themeColor="accent5" w:themeTint="99"/>
+          <w:sz w:val="32"/>
+          <w:szCs w:val="32"/>
+        </w:rPr>
+        <w:t>completeWithError</w:t>
+      </w:r>
+      <w:proofErr w:type="spellEnd"/>
+      <w:r>
+        <w:rPr>
+          <w:b/>
+          <w:bCs/>
+          <w:color w:val="D86DCB" w:themeColor="accent5" w:themeTint="99"/>
+          <w:sz w:val="32"/>
+          <w:szCs w:val="32"/>
+        </w:rPr>
+        <w:t>(</w:t>
+      </w:r>
+      <w:proofErr w:type="gramEnd"/>
+      <w:r>
+        <w:rPr>
+          <w:b/>
+          <w:bCs/>
+          <w:color w:val="D86DCB" w:themeColor="accent5" w:themeTint="99"/>
+          <w:sz w:val="32"/>
+          <w:szCs w:val="32"/>
+        </w:rPr>
+        <w:t>) {</w:t>
+      </w:r>
+    </w:p>
+    <w:p>
+      <w:pPr>
+        <w:jc w:val="both"/>
+        <w:rPr>
+          <w:b/>
+          <w:bCs/>
+          <w:color w:val="D86DCB" w:themeColor="accent5" w:themeTint="99"/>
+          <w:sz w:val="32"/>
+          <w:szCs w:val="32"/>
+        </w:rPr>
+      </w:pPr>
+      <w:r>
+        <w:rPr>
+          <w:b/>
+          <w:bCs/>
+          <w:color w:val="D86DCB" w:themeColor="accent5" w:themeTint="99"/>
+          <w:sz w:val="32"/>
+          <w:szCs w:val="32"/>
+        </w:rPr>
+        <w:t xml:space="preserve">    </w:t>
+      </w:r>
+      <w:proofErr w:type="gramStart"/>
+      <w:r>
+        <w:rPr>
+          <w:b/>
+          <w:bCs/>
+          <w:color w:val="D86DCB" w:themeColor="accent5" w:themeTint="99"/>
+          <w:sz w:val="32"/>
+          <w:szCs w:val="32"/>
+        </w:rPr>
+        <w:t>if(</w:t>
+      </w:r>
+      <w:proofErr w:type="gramEnd"/>
+      <w:r>
+        <w:rPr>
+          <w:b/>
+          <w:bCs/>
+          <w:color w:val="D86DCB" w:themeColor="accent5" w:themeTint="99"/>
+          <w:sz w:val="32"/>
+          <w:szCs w:val="32"/>
+        </w:rPr>
+        <w:t>_</w:t>
+      </w:r>
+      <w:proofErr w:type="spellStart"/>
+      <w:r>
+        <w:rPr>
+          <w:b/>
+          <w:bCs/>
+          <w:color w:val="D86DCB" w:themeColor="accent5" w:themeTint="99"/>
+          <w:sz w:val="32"/>
+          <w:szCs w:val="32"/>
+        </w:rPr>
+        <w:t>completer.isCompleted</w:t>
+      </w:r>
+      <w:proofErr w:type="spellEnd"/>
+      <w:r>
+        <w:rPr>
+          <w:b/>
+          <w:bCs/>
+          <w:color w:val="D86DCB" w:themeColor="accent5" w:themeTint="99"/>
+          <w:sz w:val="32"/>
+          <w:szCs w:val="32"/>
+        </w:rPr>
+        <w:t xml:space="preserve"> == false) {</w:t>
+      </w:r>
+    </w:p>
+    <w:p>
+      <w:pPr>
+        <w:jc w:val="both"/>
+        <w:rPr>
+          <w:b/>
+          <w:bCs/>
+          <w:color w:val="D86DCB" w:themeColor="accent5" w:themeTint="99"/>
+          <w:sz w:val="32"/>
+          <w:szCs w:val="32"/>
+        </w:rPr>
+      </w:pPr>
+      <w:r>
+        <w:rPr>
+          <w:b/>
+          <w:bCs/>
+          <w:color w:val="D86DCB" w:themeColor="accent5" w:themeTint="99"/>
+          <w:sz w:val="32"/>
+          <w:szCs w:val="32"/>
+        </w:rPr>
+        <w:t xml:space="preserve">    _</w:t>
+      </w:r>
+      <w:proofErr w:type="spellStart"/>
+      <w:proofErr w:type="gramStart"/>
+      <w:r>
+        <w:rPr>
+          <w:b/>
+          <w:bCs/>
+          <w:color w:val="D86DCB" w:themeColor="accent5" w:themeTint="99"/>
+          <w:sz w:val="32"/>
+          <w:szCs w:val="32"/>
+        </w:rPr>
+        <w:t>completer.completeError</w:t>
+      </w:r>
+      <w:proofErr w:type="spellEnd"/>
+      <w:proofErr w:type="gramEnd"/>
+      <w:r>
+        <w:rPr>
+          <w:b/>
+          <w:bCs/>
+          <w:color w:val="D86DCB" w:themeColor="accent5" w:themeTint="99"/>
+          <w:sz w:val="32"/>
+          <w:szCs w:val="32"/>
+        </w:rPr>
+        <w:t xml:space="preserve">('Error'); </w:t>
+      </w:r>
+    </w:p>
+    <w:p>
+      <w:pPr>
+        <w:jc w:val="both"/>
+        <w:rPr>
+          <w:b/>
+          <w:bCs/>
+          <w:color w:val="D86DCB" w:themeColor="accent5" w:themeTint="99"/>
+          <w:sz w:val="32"/>
+          <w:szCs w:val="32"/>
+        </w:rPr>
+      </w:pPr>
+      <w:r>
+        <w:rPr>
+          <w:b/>
+          <w:bCs/>
+          <w:color w:val="D86DCB" w:themeColor="accent5" w:themeTint="99"/>
+          <w:sz w:val="32"/>
+          <w:szCs w:val="32"/>
+        </w:rPr>
+        <w:t xml:space="preserve">    }</w:t>
+      </w:r>
+    </w:p>
+    <w:p>
+      <w:pPr>
+        <w:jc w:val="both"/>
+        <w:rPr>
+          <w:b/>
+          <w:bCs/>
+          <w:color w:val="D86DCB" w:themeColor="accent5" w:themeTint="99"/>
+          <w:sz w:val="32"/>
+          <w:szCs w:val="32"/>
+        </w:rPr>
+      </w:pPr>
+      <w:r>
+        <w:rPr>
+          <w:b/>
+          <w:bCs/>
+          <w:color w:val="D86DCB" w:themeColor="accent5" w:themeTint="99"/>
+          <w:sz w:val="32"/>
+          <w:szCs w:val="32"/>
+        </w:rPr>
+        <w:t xml:space="preserve">  }</w:t>
+      </w:r>
+    </w:p>
+    <w:p>
+      <w:pPr>
+        <w:jc w:val="both"/>
+        <w:rPr>
+          <w:b/>
+          <w:bCs/>
+          <w:color w:val="D86DCB" w:themeColor="accent5" w:themeTint="99"/>
+          <w:sz w:val="32"/>
+          <w:szCs w:val="32"/>
+        </w:rPr>
+      </w:pPr>
+      <w:r>
+        <w:rPr>
+          <w:b/>
+          <w:bCs/>
+          <w:color w:val="D86DCB" w:themeColor="accent5" w:themeTint="99"/>
+          <w:sz w:val="32"/>
+          <w:szCs w:val="32"/>
+        </w:rPr>
+        <w:t>}</w:t>
+      </w:r>
+    </w:p>
+    <w:p>
+      <w:pPr>
+        <w:jc w:val="both"/>
+        <w:rPr>
+          <w:sz w:val="32"/>
+          <w:szCs w:val="32"/>
+        </w:rPr>
+      </w:pPr>
+      <w:r>
+        <w:rPr>
+          <w:sz w:val="32"/>
+          <w:szCs w:val="32"/>
+        </w:rPr>
+        <w:t xml:space="preserve"># In the UI, </w:t>
+      </w:r>
+      <w:r>
+        <w:rPr>
+          <w:b/>
+          <w:bCs/>
+          <w:sz w:val="32"/>
+          <w:szCs w:val="32"/>
+        </w:rPr>
+        <w:t xml:space="preserve">await </w:t>
+      </w:r>
+      <w:proofErr w:type="gramStart"/>
+      <w:r>
+        <w:rPr>
+          <w:b/>
+          <w:bCs/>
+          <w:sz w:val="32"/>
+          <w:szCs w:val="32"/>
+        </w:rPr>
+        <w:t>future(</w:t>
+      </w:r>
+      <w:proofErr w:type="gramEnd"/>
+      <w:r>
+        <w:rPr>
+          <w:b/>
+          <w:bCs/>
+          <w:sz w:val="32"/>
+          <w:szCs w:val="32"/>
+        </w:rPr>
+        <w:t>)</w:t>
+      </w:r>
+      <w:r>
+        <w:rPr>
+          <w:sz w:val="32"/>
+          <w:szCs w:val="32"/>
+        </w:rPr>
+        <w:t xml:space="preserve"> returns ‘</w:t>
+      </w:r>
+      <w:r>
+        <w:rPr>
+          <w:b/>
+          <w:bCs/>
+          <w:sz w:val="32"/>
+          <w:szCs w:val="32"/>
+        </w:rPr>
+        <w:t>Hello</w:t>
+      </w:r>
+      <w:r>
+        <w:rPr>
+          <w:sz w:val="32"/>
+          <w:szCs w:val="32"/>
+        </w:rPr>
+        <w:t xml:space="preserve">’ when </w:t>
+      </w:r>
+      <w:r>
+        <w:rPr>
+          <w:b/>
+          <w:bCs/>
+          <w:sz w:val="32"/>
+          <w:szCs w:val="32"/>
+        </w:rPr>
+        <w:t>complete(‘Hello’)</w:t>
+      </w:r>
+      <w:r>
+        <w:rPr>
+          <w:sz w:val="32"/>
+          <w:szCs w:val="32"/>
+        </w:rPr>
+        <w:t xml:space="preserve"> is called</w:t>
+      </w:r>
+    </w:p>
+    <w:p>
+      <w:pPr>
+        <w:jc w:val="both"/>
+        <w:rPr>
+          <w:b/>
+          <w:bCs/>
+          <w:color w:val="D86DCB" w:themeColor="accent5" w:themeTint="99"/>
+          <w:sz w:val="32"/>
+          <w:szCs w:val="32"/>
+        </w:rPr>
+      </w:pPr>
+      <w:r>
+        <w:rPr>
+          <w:b/>
+          <w:bCs/>
+          <w:color w:val="D86DCB" w:themeColor="accent5" w:themeTint="99"/>
+          <w:sz w:val="32"/>
+          <w:szCs w:val="32"/>
+        </w:rPr>
+        <w:t xml:space="preserve"> </w:t>
+      </w:r>
+      <w:proofErr w:type="spellStart"/>
+      <w:proofErr w:type="gramStart"/>
+      <w:r>
+        <w:rPr>
+          <w:b/>
+          <w:bCs/>
+          <w:color w:val="D86DCB" w:themeColor="accent5" w:themeTint="99"/>
+          <w:sz w:val="32"/>
+          <w:szCs w:val="32"/>
+        </w:rPr>
+        <w:t>user.complete</w:t>
+      </w:r>
+      <w:proofErr w:type="spellEnd"/>
+      <w:proofErr w:type="gramEnd"/>
+      <w:r>
+        <w:rPr>
+          <w:b/>
+          <w:bCs/>
+          <w:color w:val="D86DCB" w:themeColor="accent5" w:themeTint="99"/>
+          <w:sz w:val="32"/>
+          <w:szCs w:val="32"/>
+        </w:rPr>
+        <w:t>(‘Hello’)</w:t>
+      </w:r>
+    </w:p>
+    <w:p>
+      <w:pPr>
+        <w:jc w:val="both"/>
+        <w:rPr>
+          <w:b/>
+          <w:bCs/>
+          <w:color w:val="D86DCB" w:themeColor="accent5" w:themeTint="99"/>
+          <w:sz w:val="32"/>
+          <w:szCs w:val="32"/>
+        </w:rPr>
+      </w:pPr>
+      <w:r>
+        <w:rPr>
+          <w:b/>
+          <w:bCs/>
+          <w:color w:val="D86DCB" w:themeColor="accent5" w:themeTint="99"/>
+          <w:sz w:val="32"/>
+          <w:szCs w:val="32"/>
+        </w:rPr>
+        <w:t>…</w:t>
+      </w:r>
+    </w:p>
+    <w:p>
+      <w:pPr>
+        <w:jc w:val="both"/>
+        <w:rPr>
+          <w:color w:val="D86DCB" w:themeColor="accent5" w:themeTint="99"/>
+          <w:sz w:val="32"/>
+          <w:szCs w:val="32"/>
+        </w:rPr>
+      </w:pPr>
+      <w:r>
+        <w:rPr>
+          <w:b/>
+          <w:bCs/>
+          <w:color w:val="D86DCB" w:themeColor="accent5" w:themeTint="99"/>
+          <w:sz w:val="32"/>
+          <w:szCs w:val="32"/>
+        </w:rPr>
+        <w:t xml:space="preserve">final value = await </w:t>
+      </w:r>
+      <w:proofErr w:type="spellStart"/>
+      <w:proofErr w:type="gramStart"/>
+      <w:r>
+        <w:rPr>
+          <w:b/>
+          <w:bCs/>
+          <w:color w:val="D86DCB" w:themeColor="accent5" w:themeTint="99"/>
+          <w:sz w:val="32"/>
+          <w:szCs w:val="32"/>
+        </w:rPr>
+        <w:t>user.future</w:t>
+      </w:r>
+      <w:proofErr w:type="spellEnd"/>
+      <w:proofErr w:type="gramEnd"/>
+      <w:r>
+        <w:rPr>
+          <w:b/>
+          <w:bCs/>
+          <w:color w:val="D86DCB" w:themeColor="accent5" w:themeTint="99"/>
+          <w:sz w:val="32"/>
+          <w:szCs w:val="32"/>
+        </w:rPr>
+        <w:t>() // returns hello</w:t>
+      </w:r>
+    </w:p>
+    <w:p>
+      <w:pPr>
+        <w:jc w:val="both"/>
+        <w:rPr>
+          <w:sz w:val="32"/>
+          <w:szCs w:val="32"/>
+        </w:rPr>
+      </w:pPr>
+    </w:p>
+    <w:p>
+      <w:pPr>
+        <w:jc w:val="both"/>
+        <w:rPr>
+          <w:sz w:val="32"/>
+          <w:szCs w:val="32"/>
+        </w:rPr>
+      </w:pPr>
+      <w:r>
+        <w:rPr>
+          <w:sz w:val="32"/>
+          <w:szCs w:val="32"/>
+        </w:rPr>
+        <w:t>Use Case:</w:t>
+      </w:r>
+    </w:p>
+    <w:p>
+      <w:pPr>
+        <w:jc w:val="both"/>
+        <w:rPr>
+          <w:sz w:val="32"/>
+          <w:szCs w:val="32"/>
+        </w:rPr>
+      </w:pPr>
+      <w:r>
+        <w:rPr>
+          <w:sz w:val="32"/>
+          <w:szCs w:val="32"/>
+        </w:rPr>
+        <w:lastRenderedPageBreak/>
+        <w:t># Use a</w:t>
+      </w:r>
+      <w:r>
+        <w:rPr>
+          <w:b/>
+          <w:bCs/>
+          <w:sz w:val="32"/>
+          <w:szCs w:val="32"/>
+        </w:rPr>
+        <w:t xml:space="preserve"> Completer&lt;T</w:t>
+      </w:r>
+      <w:proofErr w:type="gramStart"/>
+      <w:r>
+        <w:rPr>
+          <w:b/>
+          <w:bCs/>
+          <w:sz w:val="32"/>
+          <w:szCs w:val="32"/>
+        </w:rPr>
+        <w:t>&gt;(</w:t>
+      </w:r>
+      <w:proofErr w:type="gramEnd"/>
+      <w:r>
+        <w:rPr>
+          <w:b/>
+          <w:bCs/>
+          <w:sz w:val="32"/>
+          <w:szCs w:val="32"/>
+        </w:rPr>
+        <w:t>)</w:t>
+      </w:r>
+      <w:r>
+        <w:rPr>
+          <w:sz w:val="32"/>
+          <w:szCs w:val="32"/>
+        </w:rPr>
+        <w:t xml:space="preserve"> whenever the completion of a </w:t>
+      </w:r>
+      <w:r>
+        <w:rPr>
+          <w:b/>
+          <w:bCs/>
+          <w:sz w:val="32"/>
+          <w:szCs w:val="32"/>
+        </w:rPr>
+        <w:t>Future&lt;T&gt;</w:t>
+      </w:r>
+      <w:r>
+        <w:rPr>
+          <w:sz w:val="32"/>
+          <w:szCs w:val="32"/>
+        </w:rPr>
+        <w:t xml:space="preserve"> depends on an external event (like API call in </w:t>
+      </w:r>
+      <w:r>
+        <w:rPr>
+          <w:b/>
+          <w:bCs/>
+          <w:sz w:val="32"/>
+          <w:szCs w:val="32"/>
+        </w:rPr>
+        <w:t>Stream</w:t>
+      </w:r>
+      <w:r>
+        <w:rPr>
+          <w:sz w:val="32"/>
+          <w:szCs w:val="32"/>
+        </w:rPr>
+        <w:t>), not on the normal flow of the current function</w:t>
+      </w:r>
+    </w:p>
+    <w:p>
+      <w:pPr>
+        <w:jc w:val="both"/>
+        <w:rPr>
+          <w:sz w:val="32"/>
+          <w:szCs w:val="32"/>
+        </w:rPr>
+      </w:pPr>
+      <w:r>
+        <w:rPr>
+          <w:sz w:val="32"/>
+          <w:szCs w:val="32"/>
+        </w:rPr>
+        <w:t xml:space="preserve"># For example, API calling in </w:t>
+      </w:r>
+      <w:proofErr w:type="spellStart"/>
+      <w:r>
+        <w:rPr>
+          <w:b/>
+          <w:bCs/>
+          <w:sz w:val="32"/>
+          <w:szCs w:val="32"/>
+        </w:rPr>
+        <w:t>Stream.listen</w:t>
+      </w:r>
+      <w:proofErr w:type="spellEnd"/>
+      <w:r>
+        <w:rPr>
+          <w:b/>
+          <w:bCs/>
+          <w:sz w:val="32"/>
+          <w:szCs w:val="32"/>
+        </w:rPr>
+        <w:t>()</w:t>
+      </w:r>
+      <w:r>
+        <w:rPr>
+          <w:sz w:val="32"/>
+          <w:szCs w:val="32"/>
+        </w:rPr>
+        <w:t xml:space="preserve"> method and the Future&lt;T&gt; that started the Stream will only finish API calling is finished in another method. See dart3 streams doc for this</w:t>
+      </w:r>
+    </w:p>
+    <w:p>
+      <w:pPr>
+        <w:jc w:val="both"/>
+        <w:rPr>
+          <w:sz w:val="32"/>
+          <w:szCs w:val="32"/>
+        </w:rPr>
+      </w:pPr>
+    </w:p>
+    <w:p>
+      <w:pPr>
+        <w:jc w:val="center"/>
+        <w:rPr>
+          <w:sz w:val="32"/>
+          <w:szCs w:val="32"/>
+        </w:rPr>
+      </w:pPr>
+      <w:r>
+        <w:rPr>
+          <w:sz w:val="32"/>
+          <w:szCs w:val="32"/>
+        </w:rPr>
+        <w:t>Break</w:t>
+      </w:r>
+    </w:p>
+    <w:p>
+      <w:pPr>
+        <w:jc w:val="both"/>
+        <w:rPr>
+          <w:sz w:val="32"/>
+          <w:szCs w:val="32"/>
+        </w:rPr>
+      </w:pPr>
+    </w:p>
+    <w:p>
+      <w:pPr>
+        <w:jc w:val="both"/>
+        <w:rPr>
+          <w:b/>
+          <w:bCs/>
+          <w:sz w:val="32"/>
+          <w:szCs w:val="32"/>
+        </w:rPr>
+      </w:pPr>
+      <w:r>
+        <w:rPr>
+          <w:b/>
+          <w:bCs/>
+          <w:sz w:val="32"/>
+          <w:szCs w:val="32"/>
+        </w:rPr>
         <w:t>Debounce/Timer in Dart:</w:t>
       </w:r>
     </w:p>
@@ -19867,6 +22159,7 @@
           <w:sz w:val="32"/>
           <w:szCs w:val="32"/>
         </w:rPr>
+        <w:lastRenderedPageBreak/>
         <w:t xml:space="preserve">  </w:t>
       </w:r>
       <w:proofErr w:type="gramStart"/>
@@ -20458,6 +22751,7 @@
           <w:sz w:val="32"/>
           <w:szCs w:val="32"/>
         </w:rPr>
+        <w:lastRenderedPageBreak/>
         <w:t># With debounce:</w:t>
       </w:r>
     </w:p>
@@ -20498,65 +22792,327 @@
           <w:sz w:val="32"/>
           <w:szCs w:val="32"/>
         </w:rPr>
+        <w:t>DB update only once</w:t>
+      </w:r>
+    </w:p>
+    <w:p>
+      <w:pPr>
+        <w:jc w:val="both"/>
+        <w:rPr>
+          <w:sz w:val="32"/>
+          <w:szCs w:val="32"/>
+        </w:rPr>
+      </w:pPr>
+      <w:r>
+        <w:rPr>
+          <w:sz w:val="32"/>
+          <w:szCs w:val="32"/>
+        </w:rPr>
+        <w:t># That’s the idea.</w:t>
+      </w:r>
+    </w:p>
+    <w:p>
+      <w:pPr>
+        <w:jc w:val="both"/>
+        <w:rPr>
+          <w:sz w:val="32"/>
+          <w:szCs w:val="32"/>
+        </w:rPr>
+      </w:pPr>
+    </w:p>
+    <w:p>
+      <w:pPr>
+        <w:jc w:val="both"/>
+        <w:rPr>
+          <w:sz w:val="32"/>
+          <w:szCs w:val="32"/>
+        </w:rPr>
+      </w:pPr>
+      <w:r>
+        <w:rPr>
+          <w:sz w:val="32"/>
+          <w:szCs w:val="32"/>
+        </w:rPr>
+        <w:t>Database/API Debounce:</w:t>
+      </w:r>
+    </w:p>
+    <w:p>
+      <w:pPr>
+        <w:jc w:val="both"/>
+        <w:rPr>
+          <w:sz w:val="32"/>
+          <w:szCs w:val="32"/>
+        </w:rPr>
+      </w:pPr>
+      <w:r>
+        <w:rPr>
+          <w:sz w:val="32"/>
+          <w:szCs w:val="32"/>
+        </w:rPr>
+        <w:t xml:space="preserve"># For DB or API Debounce we use one-shot timer </w:t>
+      </w:r>
+      <w:proofErr w:type="gramStart"/>
+      <w:r>
+        <w:rPr>
+          <w:b/>
+          <w:bCs/>
+          <w:sz w:val="32"/>
+          <w:szCs w:val="32"/>
+        </w:rPr>
+        <w:t>Timer(</w:t>
+      </w:r>
+      <w:proofErr w:type="gramEnd"/>
+      <w:r>
+        <w:rPr>
+          <w:b/>
+          <w:bCs/>
+          <w:sz w:val="32"/>
+          <w:szCs w:val="32"/>
+        </w:rPr>
+        <w:t>(…), () {})</w:t>
+      </w:r>
+      <w:r>
+        <w:rPr>
+          <w:sz w:val="32"/>
+          <w:szCs w:val="32"/>
+        </w:rPr>
+        <w:t xml:space="preserve"> that runs once after a delay. If user taps multiple times instead of updating DB or calling API multiple times, we use debounce (wait until user is done then do it)</w:t>
+      </w:r>
+    </w:p>
+    <w:p>
+      <w:pPr>
+        <w:jc w:val="both"/>
+        <w:rPr>
+          <w:sz w:val="32"/>
+          <w:szCs w:val="32"/>
+        </w:rPr>
+      </w:pPr>
+      <w:r>
+        <w:rPr>
+          <w:sz w:val="32"/>
+          <w:szCs w:val="32"/>
+        </w:rPr>
+        <w:t># Instead of calling API every keystroke or user tap. We wait 500ms after they stop typing. Then call API or update DB once</w:t>
+      </w:r>
+    </w:p>
+    <w:p>
+      <w:pPr>
+        <w:jc w:val="both"/>
+        <w:rPr>
+          <w:sz w:val="32"/>
+          <w:szCs w:val="32"/>
+        </w:rPr>
+      </w:pPr>
+      <w:r>
+        <w:rPr>
+          <w:sz w:val="32"/>
+          <w:szCs w:val="32"/>
+        </w:rPr>
+        <w:t># First create an object (</w:t>
+      </w:r>
+      <w:r>
+        <w:rPr>
+          <w:b/>
+          <w:bCs/>
+          <w:sz w:val="32"/>
+          <w:szCs w:val="32"/>
+        </w:rPr>
+        <w:t>_debounce</w:t>
+      </w:r>
+      <w:r>
+        <w:rPr>
+          <w:sz w:val="32"/>
+          <w:szCs w:val="32"/>
+        </w:rPr>
+        <w:t xml:space="preserve">) of </w:t>
+      </w:r>
+      <w:r>
+        <w:rPr>
+          <w:b/>
+          <w:bCs/>
+          <w:sz w:val="32"/>
+          <w:szCs w:val="32"/>
+        </w:rPr>
+        <w:t>Timer</w:t>
+      </w:r>
+      <w:r>
+        <w:rPr>
+          <w:sz w:val="32"/>
+          <w:szCs w:val="32"/>
+        </w:rPr>
+        <w:t xml:space="preserve"> class which can be nullable</w:t>
+      </w:r>
+    </w:p>
+    <w:p>
+      <w:pPr>
+        <w:jc w:val="both"/>
+        <w:rPr>
+          <w:sz w:val="32"/>
+          <w:szCs w:val="32"/>
+        </w:rPr>
+      </w:pPr>
+      <w:r>
+        <w:rPr>
+          <w:sz w:val="32"/>
+          <w:szCs w:val="32"/>
+        </w:rPr>
+        <w:t xml:space="preserve"># Then in the method we are updating data in the </w:t>
+      </w:r>
+      <w:r>
+        <w:rPr>
+          <w:b/>
+          <w:bCs/>
+          <w:sz w:val="32"/>
+          <w:szCs w:val="32"/>
+        </w:rPr>
+        <w:t>List</w:t>
+      </w:r>
+      <w:r>
+        <w:rPr>
+          <w:sz w:val="32"/>
+          <w:szCs w:val="32"/>
+        </w:rPr>
+        <w:t xml:space="preserve"> to save in the database</w:t>
+      </w:r>
+    </w:p>
+    <w:p>
+      <w:pPr>
+        <w:jc w:val="both"/>
+        <w:rPr>
+          <w:sz w:val="32"/>
+          <w:szCs w:val="32"/>
+        </w:rPr>
+      </w:pPr>
+      <w:r>
+        <w:rPr>
+          <w:sz w:val="32"/>
+          <w:szCs w:val="32"/>
+        </w:rPr>
+        <w:t xml:space="preserve"># Make sure to cancel any previous debounce if any was running (this resets the debounce to 500 milliseconds every time user taps) </w:t>
+      </w:r>
+      <w:proofErr w:type="gramStart"/>
+      <w:r>
+        <w:rPr>
+          <w:sz w:val="32"/>
+          <w:szCs w:val="32"/>
+        </w:rPr>
+        <w:t>using</w:t>
+      </w:r>
+      <w:r>
+        <w:rPr>
+          <w:b/>
+          <w:bCs/>
+          <w:sz w:val="32"/>
+          <w:szCs w:val="32"/>
+        </w:rPr>
+        <w:t xml:space="preserve"> .cancel</w:t>
+      </w:r>
+      <w:proofErr w:type="gramEnd"/>
+      <w:r>
+        <w:rPr>
+          <w:b/>
+          <w:bCs/>
+          <w:sz w:val="32"/>
+          <w:szCs w:val="32"/>
+        </w:rPr>
+        <w:t>()</w:t>
+      </w:r>
+      <w:r>
+        <w:rPr>
+          <w:sz w:val="32"/>
+          <w:szCs w:val="32"/>
+        </w:rPr>
+        <w:t xml:space="preserve"> method</w:t>
+      </w:r>
+      <w:r>
+        <w:rPr>
+          <w:sz w:val="32"/>
+          <w:szCs w:val="32"/>
+        </w:rPr>
+        <w:t>. This is the heart of debounce. We are basically saying: “Forget the previous delayed call. Start fresh.” Now only the LAST user action survives.</w:t>
+      </w:r>
+    </w:p>
+    <w:p>
+      <w:pPr>
+        <w:jc w:val="both"/>
+        <w:rPr>
+          <w:sz w:val="32"/>
+          <w:szCs w:val="32"/>
+        </w:rPr>
+      </w:pPr>
+      <w:r>
+        <w:rPr>
+          <w:sz w:val="32"/>
+          <w:szCs w:val="32"/>
+        </w:rPr>
+        <w:t># Then before database update or write we are using debounce</w:t>
+      </w:r>
+      <w:r>
+        <w:rPr>
+          <w:sz w:val="32"/>
+          <w:szCs w:val="32"/>
+        </w:rPr>
+        <w:t xml:space="preserve">. </w:t>
+      </w:r>
+      <w:proofErr w:type="gramStart"/>
+      <w:r>
+        <w:rPr>
+          <w:b/>
+          <w:bCs/>
+          <w:sz w:val="32"/>
+          <w:szCs w:val="32"/>
+        </w:rPr>
+        <w:t>Timer(</w:t>
+      </w:r>
+      <w:proofErr w:type="gramEnd"/>
+      <w:r>
+        <w:rPr>
+          <w:b/>
+          <w:bCs/>
+          <w:sz w:val="32"/>
+          <w:szCs w:val="32"/>
+        </w:rPr>
+        <w:t>…)</w:t>
+      </w:r>
+      <w:r>
+        <w:rPr>
+          <w:sz w:val="32"/>
+          <w:szCs w:val="32"/>
+        </w:rPr>
+        <w:t xml:space="preserve"> takes a </w:t>
+      </w:r>
+      <w:r>
+        <w:rPr>
+          <w:b/>
+          <w:bCs/>
+          <w:sz w:val="32"/>
+          <w:szCs w:val="32"/>
+        </w:rPr>
+        <w:t>Duration(…)</w:t>
+      </w:r>
+      <w:r>
+        <w:rPr>
+          <w:sz w:val="32"/>
+          <w:szCs w:val="32"/>
+        </w:rPr>
+        <w:t xml:space="preserve"> to run the code or logic after that specified time or delay (like after 500 milliseconds do this)</w:t>
+      </w:r>
+    </w:p>
+    <w:p>
+      <w:pPr>
+        <w:jc w:val="both"/>
+        <w:rPr>
+          <w:sz w:val="32"/>
+          <w:szCs w:val="32"/>
+        </w:rPr>
+      </w:pPr>
+      <w:r>
+        <w:rPr>
+          <w:sz w:val="32"/>
+          <w:szCs w:val="32"/>
+        </w:rPr>
         <w:lastRenderedPageBreak/>
-        <w:t>DB update only once</w:t>
-      </w:r>
-    </w:p>
-    <w:p>
-      <w:pPr>
-        <w:jc w:val="both"/>
-        <w:rPr>
-          <w:sz w:val="32"/>
-          <w:szCs w:val="32"/>
-        </w:rPr>
-      </w:pPr>
-      <w:r>
-        <w:rPr>
-          <w:sz w:val="32"/>
-          <w:szCs w:val="32"/>
-        </w:rPr>
-        <w:t># That’s the idea.</w:t>
-      </w:r>
-    </w:p>
-    <w:p>
-      <w:pPr>
-        <w:jc w:val="both"/>
-        <w:rPr>
-          <w:sz w:val="32"/>
-          <w:szCs w:val="32"/>
-        </w:rPr>
-      </w:pPr>
-    </w:p>
-    <w:p>
-      <w:pPr>
-        <w:jc w:val="both"/>
-        <w:rPr>
-          <w:sz w:val="32"/>
-          <w:szCs w:val="32"/>
-        </w:rPr>
-      </w:pPr>
-      <w:r>
-        <w:rPr>
-          <w:sz w:val="32"/>
-          <w:szCs w:val="32"/>
-        </w:rPr>
-        <w:t>Database/API Debounce:</w:t>
-      </w:r>
-    </w:p>
-    <w:p>
-      <w:pPr>
-        <w:jc w:val="both"/>
-        <w:rPr>
-          <w:sz w:val="32"/>
-          <w:szCs w:val="32"/>
-        </w:rPr>
-      </w:pPr>
-      <w:r>
-        <w:rPr>
-          <w:sz w:val="32"/>
-          <w:szCs w:val="32"/>
-        </w:rPr>
-        <w:t xml:space="preserve"># For DB or API Debounce we use one-shot timer </w:t>
+        <w:t xml:space="preserve"># In </w:t>
       </w:r>
       <w:proofErr w:type="gramStart"/>
       <w:r>
@@ -20576,209 +23132,6 @@
           <w:sz w:val="32"/>
           <w:szCs w:val="32"/>
         </w:rPr>
-        <w:t>(…), () {})</w:t>
-      </w:r>
-      <w:r>
-        <w:rPr>
-          <w:sz w:val="32"/>
-          <w:szCs w:val="32"/>
-        </w:rPr>
-        <w:t xml:space="preserve"> that runs once after a delay. If user taps multiple times instead of updating DB or calling API multiple times, we use debounce (wait until user is done then do it)</w:t>
-      </w:r>
-    </w:p>
-    <w:p>
-      <w:pPr>
-        <w:jc w:val="both"/>
-        <w:rPr>
-          <w:sz w:val="32"/>
-          <w:szCs w:val="32"/>
-        </w:rPr>
-      </w:pPr>
-      <w:r>
-        <w:rPr>
-          <w:sz w:val="32"/>
-          <w:szCs w:val="32"/>
-        </w:rPr>
-        <w:t># Instead of calling API every keystroke or user tap. We wait 500ms after they stop typing. Then call API or update DB once</w:t>
-      </w:r>
-    </w:p>
-    <w:p>
-      <w:pPr>
-        <w:jc w:val="both"/>
-        <w:rPr>
-          <w:sz w:val="32"/>
-          <w:szCs w:val="32"/>
-        </w:rPr>
-      </w:pPr>
-      <w:r>
-        <w:rPr>
-          <w:sz w:val="32"/>
-          <w:szCs w:val="32"/>
-        </w:rPr>
-        <w:t># First create an object (</w:t>
-      </w:r>
-      <w:r>
-        <w:rPr>
-          <w:b/>
-          <w:bCs/>
-          <w:sz w:val="32"/>
-          <w:szCs w:val="32"/>
-        </w:rPr>
-        <w:t>_debounce</w:t>
-      </w:r>
-      <w:r>
-        <w:rPr>
-          <w:sz w:val="32"/>
-          <w:szCs w:val="32"/>
-        </w:rPr>
-        <w:t xml:space="preserve">) of </w:t>
-      </w:r>
-      <w:r>
-        <w:rPr>
-          <w:b/>
-          <w:bCs/>
-          <w:sz w:val="32"/>
-          <w:szCs w:val="32"/>
-        </w:rPr>
-        <w:t>Timer</w:t>
-      </w:r>
-      <w:r>
-        <w:rPr>
-          <w:sz w:val="32"/>
-          <w:szCs w:val="32"/>
-        </w:rPr>
-        <w:t xml:space="preserve"> class which can be nullable</w:t>
-      </w:r>
-    </w:p>
-    <w:p>
-      <w:pPr>
-        <w:jc w:val="both"/>
-        <w:rPr>
-          <w:sz w:val="32"/>
-          <w:szCs w:val="32"/>
-        </w:rPr>
-      </w:pPr>
-      <w:r>
-        <w:rPr>
-          <w:sz w:val="32"/>
-          <w:szCs w:val="32"/>
-        </w:rPr>
-        <w:t xml:space="preserve"># Then in the method we are updating data in the </w:t>
-      </w:r>
-      <w:r>
-        <w:rPr>
-          <w:b/>
-          <w:bCs/>
-          <w:sz w:val="32"/>
-          <w:szCs w:val="32"/>
-        </w:rPr>
-        <w:t>List</w:t>
-      </w:r>
-      <w:r>
-        <w:rPr>
-          <w:sz w:val="32"/>
-          <w:szCs w:val="32"/>
-        </w:rPr>
-        <w:t xml:space="preserve"> to save in the database</w:t>
-      </w:r>
-    </w:p>
-    <w:p>
-      <w:pPr>
-        <w:jc w:val="both"/>
-        <w:rPr>
-          <w:sz w:val="32"/>
-          <w:szCs w:val="32"/>
-        </w:rPr>
-      </w:pPr>
-      <w:r>
-        <w:rPr>
-          <w:sz w:val="32"/>
-          <w:szCs w:val="32"/>
-        </w:rPr>
-        <w:t xml:space="preserve"># Make sure to cancel any previous debounce if any was running (this resets the debounce to 500 milliseconds every time user taps) </w:t>
-      </w:r>
-      <w:proofErr w:type="gramStart"/>
-      <w:r>
-        <w:rPr>
-          <w:sz w:val="32"/>
-          <w:szCs w:val="32"/>
-        </w:rPr>
-        <w:t>using</w:t>
-      </w:r>
-      <w:r>
-        <w:rPr>
-          <w:b/>
-          <w:bCs/>
-          <w:sz w:val="32"/>
-          <w:szCs w:val="32"/>
-        </w:rPr>
-        <w:t xml:space="preserve"> .cancel</w:t>
-      </w:r>
-      <w:proofErr w:type="gramEnd"/>
-      <w:r>
-        <w:rPr>
-          <w:b/>
-          <w:bCs/>
-          <w:sz w:val="32"/>
-          <w:szCs w:val="32"/>
-        </w:rPr>
-        <w:t>()</w:t>
-      </w:r>
-      <w:r>
-        <w:rPr>
-          <w:sz w:val="32"/>
-          <w:szCs w:val="32"/>
-        </w:rPr>
-        <w:t xml:space="preserve"> method</w:t>
-      </w:r>
-      <w:r>
-        <w:rPr>
-          <w:sz w:val="32"/>
-          <w:szCs w:val="32"/>
-        </w:rPr>
-        <w:t>. This is the heart of debounce. We are basically saying: “Forget the previous delayed call. Start fresh.” Now only the LAST user action survives.</w:t>
-      </w:r>
-    </w:p>
-    <w:p>
-      <w:pPr>
-        <w:jc w:val="both"/>
-        <w:rPr>
-          <w:sz w:val="32"/>
-          <w:szCs w:val="32"/>
-        </w:rPr>
-      </w:pPr>
-      <w:r>
-        <w:rPr>
-          <w:sz w:val="32"/>
-          <w:szCs w:val="32"/>
-        </w:rPr>
-        <w:t># Then before database update or write we are using debounce</w:t>
-      </w:r>
-      <w:r>
-        <w:rPr>
-          <w:sz w:val="32"/>
-          <w:szCs w:val="32"/>
-        </w:rPr>
-        <w:t xml:space="preserve">. </w:t>
-      </w:r>
-      <w:proofErr w:type="gramStart"/>
-      <w:r>
-        <w:rPr>
-          <w:b/>
-          <w:bCs/>
-          <w:sz w:val="32"/>
-          <w:szCs w:val="32"/>
-        </w:rPr>
-        <w:t>Timer(</w:t>
-      </w:r>
-      <w:proofErr w:type="gramEnd"/>
-      <w:r>
-        <w:rPr>
-          <w:b/>
-          <w:bCs/>
-          <w:sz w:val="32"/>
-          <w:szCs w:val="32"/>
-        </w:rPr>
         <w:t>…)</w:t>
       </w:r>
       <w:r>
@@ -20786,65 +23139,6 @@
           <w:sz w:val="32"/>
           <w:szCs w:val="32"/>
         </w:rPr>
-        <w:t xml:space="preserve"> takes a </w:t>
-      </w:r>
-      <w:r>
-        <w:rPr>
-          <w:b/>
-          <w:bCs/>
-          <w:sz w:val="32"/>
-          <w:szCs w:val="32"/>
-        </w:rPr>
-        <w:t>Duration(…)</w:t>
-      </w:r>
-      <w:r>
-        <w:rPr>
-          <w:sz w:val="32"/>
-          <w:szCs w:val="32"/>
-        </w:rPr>
-        <w:t xml:space="preserve"> to run the code or logic after that specified time or delay (like after 500 milliseconds do this)</w:t>
-      </w:r>
-    </w:p>
-    <w:p>
-      <w:pPr>
-        <w:jc w:val="both"/>
-        <w:rPr>
-          <w:sz w:val="32"/>
-          <w:szCs w:val="32"/>
-        </w:rPr>
-      </w:pPr>
-      <w:r>
-        <w:rPr>
-          <w:sz w:val="32"/>
-          <w:szCs w:val="32"/>
-        </w:rPr>
-        <w:t xml:space="preserve"># In </w:t>
-      </w:r>
-      <w:proofErr w:type="gramStart"/>
-      <w:r>
-        <w:rPr>
-          <w:b/>
-          <w:bCs/>
-          <w:sz w:val="32"/>
-          <w:szCs w:val="32"/>
-        </w:rPr>
-        <w:t>Timer(</w:t>
-      </w:r>
-      <w:proofErr w:type="gramEnd"/>
-      <w:r>
-        <w:rPr>
-          <w:b/>
-          <w:bCs/>
-          <w:sz w:val="32"/>
-          <w:szCs w:val="32"/>
-        </w:rPr>
-        <w:t>…)</w:t>
-      </w:r>
-      <w:r>
-        <w:rPr>
-          <w:sz w:val="32"/>
-          <w:szCs w:val="32"/>
-        </w:rPr>
         <w:t>, the second parameter is a callback method that takes a lambda function and the code written here like database update happens after the delay</w:t>
       </w:r>
     </w:p>
@@ -20889,7 +23183,6 @@
           <w:sz w:val="32"/>
           <w:szCs w:val="32"/>
         </w:rPr>
-        <w:lastRenderedPageBreak/>
         <w:t xml:space="preserve">void </w:t>
       </w:r>
       <w:proofErr w:type="spellStart"/>
@@ -21471,6 +23764,7 @@
           <w:sz w:val="32"/>
           <w:szCs w:val="32"/>
         </w:rPr>
+        <w:lastRenderedPageBreak/>
         <w:t>When reaches 0 → stop timer</w:t>
       </w:r>
     </w:p>
@@ -21524,7 +23818,6 @@
           <w:sz w:val="32"/>
           <w:szCs w:val="32"/>
         </w:rPr>
-        <w:lastRenderedPageBreak/>
         <w:t># First create an object</w:t>
       </w:r>
       <w:r>
@@ -22256,6 +24549,7 @@
           <w:sz w:val="32"/>
           <w:szCs w:val="32"/>
         </w:rPr>
+        <w:lastRenderedPageBreak/>
         <w:t xml:space="preserve">  int _</w:t>
       </w:r>
       <w:proofErr w:type="spellStart"/>
@@ -22366,7 +24660,6 @@
           <w:sz w:val="32"/>
           <w:szCs w:val="32"/>
         </w:rPr>
-        <w:lastRenderedPageBreak/>
         <w:t xml:space="preserve">  late Timer _</w:t>
       </w:r>
       <w:proofErr w:type="spellStart"/>
@@ -23185,6 +25478,7 @@
           <w:sz w:val="32"/>
           <w:szCs w:val="32"/>
         </w:rPr>
+        <w:lastRenderedPageBreak/>
         <w:t xml:space="preserve">  void </w:t>
       </w:r>
       <w:proofErr w:type="gramStart"/>
@@ -23273,7 +25567,6 @@
           <w:sz w:val="32"/>
           <w:szCs w:val="32"/>
         </w:rPr>
-        <w:lastRenderedPageBreak/>
         <w:t xml:space="preserve">    </w:t>
       </w:r>
       <w:proofErr w:type="spellStart"/>
@@ -23706,6 +25999,7 @@
           <w:sz w:val="32"/>
           <w:szCs w:val="32"/>
         </w:rPr>
+        <w:lastRenderedPageBreak/>
         <w:t xml:space="preserve">  </w:t>
       </w:r>
       <w:proofErr w:type="spellStart"/>
@@ -23840,7 +26134,6 @@
           <w:sz w:val="32"/>
           <w:szCs w:val="32"/>
         </w:rPr>
-        <w:lastRenderedPageBreak/>
         <w:t xml:space="preserve">    _</w:t>
       </w:r>
       <w:proofErr w:type="spellStart"/>
@@ -24582,6 +26875,7 @@
           <w:sz w:val="32"/>
           <w:szCs w:val="32"/>
         </w:rPr>
+        <w:lastRenderedPageBreak/>
         <w:t>Riverpod</w:t>
       </w:r>
       <w:proofErr w:type="spellEnd"/>
@@ -24630,7 +26924,6 @@
           <w:sz w:val="32"/>
           <w:szCs w:val="32"/>
         </w:rPr>
-        <w:lastRenderedPageBreak/>
         <w:t>RxDart</w:t>
       </w:r>
       <w:proofErr w:type="spellEnd"/>
@@ -25473,6 +27766,7 @@
           <w:sz w:val="32"/>
           <w:szCs w:val="32"/>
         </w:rPr>
+        <w:lastRenderedPageBreak/>
         <w:t xml:space="preserve">  const </w:t>
       </w:r>
       <w:proofErr w:type="spellStart"/>
@@ -25561,7 +27855,6 @@
           <w:sz w:val="32"/>
           <w:szCs w:val="32"/>
         </w:rPr>
-        <w:lastRenderedPageBreak/>
         <w:t xml:space="preserve">  Widget </w:t>
       </w:r>
       <w:proofErr w:type="gramStart"/>
@@ -26480,6 +28773,7 @@
           <w:sz w:val="32"/>
           <w:szCs w:val="32"/>
         </w:rPr>
+        <w:lastRenderedPageBreak/>
         <w:t xml:space="preserve">                  const </w:t>
       </w:r>
       <w:proofErr w:type="gramStart"/>
@@ -26568,7 +28862,6 @@
           <w:sz w:val="32"/>
           <w:szCs w:val="32"/>
         </w:rPr>
-        <w:lastRenderedPageBreak/>
         <w:t xml:space="preserve">                  </w:t>
       </w:r>
       <w:proofErr w:type="gramStart"/>
@@ -27176,6 +29469,7 @@
           <w:sz w:val="32"/>
           <w:szCs w:val="32"/>
         </w:rPr>
+        <w:lastRenderedPageBreak/>
         <w:t xml:space="preserve"># This is production level debounce. </w:t>
       </w:r>
       <w:proofErr w:type="spellStart"/>
@@ -27863,6 +30157,15 @@
         </w:rPr>
         <w:t>Break</w:t>
       </w:r>
+    </w:p>
+    <w:p>
+      <w:pPr>
+        <w:jc w:val="both"/>
+        <w:rPr>
+          <w:sz w:val="32"/>
+          <w:szCs w:val="32"/>
+        </w:rPr>
+      </w:pPr>
     </w:p>
     <w:p>
       <w:pPr>
@@ -28788,6 +31091,7 @@
           <w:sz w:val="28"/>
           <w:szCs w:val="28"/>
         </w:rPr>
+        <w:lastRenderedPageBreak/>
         <w:t xml:space="preserve">│       </w:t>
       </w:r>
       <w:r>
@@ -28937,7 +31241,6 @@
           <w:sz w:val="28"/>
           <w:szCs w:val="28"/>
         </w:rPr>
-        <w:lastRenderedPageBreak/>
         <w:t>│    └─ await ...</w:t>
       </w:r>
     </w:p>
@@ -29645,6 +31948,7 @@
           <w:sz w:val="32"/>
           <w:szCs w:val="32"/>
         </w:rPr>
+        <w:lastRenderedPageBreak/>
         <w:t xml:space="preserve"># The </w:t>
       </w:r>
       <w:r>
@@ -29801,7 +32105,6 @@
           <w:sz w:val="32"/>
           <w:szCs w:val="32"/>
         </w:rPr>
-        <w:lastRenderedPageBreak/>
         <w:t xml:space="preserve"># </w:t>
       </w:r>
       <w:r>
@@ -33570,19 +35873,29 @@
       <w:pPr>
         <w:jc w:val="both"/>
         <w:rPr>
-          <w:b/>
-          <w:bCs/>
-          <w:sz w:val="32"/>
-          <w:szCs w:val="32"/>
-        </w:rPr>
-      </w:pPr>
-      <w:r>
-        <w:rPr>
-          <w:b/>
-          <w:bCs/>
-          <w:sz w:val="32"/>
-          <w:szCs w:val="32"/>
-        </w:rPr>
+          <w:sz w:val="32"/>
+          <w:szCs w:val="32"/>
+        </w:rPr>
+      </w:pPr>
+    </w:p>
+    <w:p>
+      <w:pPr>
+        <w:jc w:val="both"/>
+        <w:rPr>
+          <w:b/>
+          <w:bCs/>
+          <w:sz w:val="32"/>
+          <w:szCs w:val="32"/>
+        </w:rPr>
+      </w:pPr>
+      <w:r>
+        <w:rPr>
+          <w:b/>
+          <w:bCs/>
+          <w:sz w:val="32"/>
+          <w:szCs w:val="32"/>
+        </w:rPr>
+        <w:lastRenderedPageBreak/>
         <w:t>Microtask Queue:</w:t>
       </w:r>
     </w:p>
@@ -33599,7 +35912,6 @@
           <w:sz w:val="32"/>
           <w:szCs w:val="32"/>
         </w:rPr>
-        <w:lastRenderedPageBreak/>
         <w:t xml:space="preserve"># </w:t>
       </w:r>
       <w:r>
@@ -34291,6 +36603,7 @@
           <w:sz w:val="28"/>
           <w:szCs w:val="28"/>
         </w:rPr>
+        <w:lastRenderedPageBreak/>
         <w:t>4. Empty ALL microtasks</w:t>
       </w:r>
     </w:p>
@@ -34311,7 +36624,6 @@
           <w:sz w:val="28"/>
           <w:szCs w:val="28"/>
         </w:rPr>
-        <w:lastRenderedPageBreak/>
         <w:t>5. Execute ONE event</w:t>
       </w:r>
     </w:p>
@@ -34955,6 +37267,7 @@
           <w:sz w:val="32"/>
           <w:szCs w:val="32"/>
         </w:rPr>
+        <w:lastRenderedPageBreak/>
         <w:t>Code Example:</w:t>
       </w:r>
     </w:p>
@@ -34971,7 +37284,6 @@
           <w:sz w:val="32"/>
           <w:szCs w:val="32"/>
         </w:rPr>
-        <w:lastRenderedPageBreak/>
         <w:t xml:space="preserve"># Step-1, </w:t>
       </w:r>
       <w:r>
@@ -35615,6 +37927,7 @@
           <w:sz w:val="32"/>
           <w:szCs w:val="32"/>
         </w:rPr>
+        <w:lastRenderedPageBreak/>
         <w:t>microtask</w:t>
       </w:r>
     </w:p>
@@ -35635,584 +37948,584 @@
           <w:sz w:val="32"/>
           <w:szCs w:val="32"/>
         </w:rPr>
+        <w:t>future</w:t>
+      </w:r>
+    </w:p>
+    <w:p>
+      <w:pPr>
+        <w:jc w:val="both"/>
+        <w:rPr>
+          <w:sz w:val="32"/>
+          <w:szCs w:val="32"/>
+        </w:rPr>
+      </w:pPr>
+    </w:p>
+    <w:p>
+      <w:pPr>
+        <w:jc w:val="both"/>
+        <w:rPr>
+          <w:sz w:val="32"/>
+          <w:szCs w:val="32"/>
+        </w:rPr>
+      </w:pPr>
+      <w:r>
+        <w:rPr>
+          <w:sz w:val="32"/>
+          <w:szCs w:val="32"/>
+        </w:rPr>
+        <w:t>async/await Continuation Callback with Microtask:</w:t>
+      </w:r>
+    </w:p>
+    <w:p>
+      <w:pPr>
+        <w:jc w:val="both"/>
+        <w:rPr>
+          <w:sz w:val="32"/>
+          <w:szCs w:val="32"/>
+        </w:rPr>
+      </w:pPr>
+      <w:r>
+        <w:rPr>
+          <w:sz w:val="32"/>
+          <w:szCs w:val="32"/>
+        </w:rPr>
+        <w:t xml:space="preserve"># </w:t>
+      </w:r>
+      <w:r>
+        <w:rPr>
+          <w:sz w:val="32"/>
+          <w:szCs w:val="32"/>
+        </w:rPr>
+        <w:t>This is the interesting part.</w:t>
+      </w:r>
+      <w:r>
+        <w:rPr>
+          <w:sz w:val="32"/>
+          <w:szCs w:val="32"/>
+        </w:rPr>
+        <w:t xml:space="preserve"> </w:t>
+      </w:r>
+      <w:r>
+        <w:rPr>
+          <w:sz w:val="32"/>
+          <w:szCs w:val="32"/>
+        </w:rPr>
+        <w:t>When a</w:t>
+      </w:r>
+      <w:r>
+        <w:rPr>
+          <w:b/>
+          <w:bCs/>
+          <w:sz w:val="32"/>
+          <w:szCs w:val="32"/>
+        </w:rPr>
+        <w:t xml:space="preserve"> Future</w:t>
+      </w:r>
+      <w:r>
+        <w:rPr>
+          <w:sz w:val="32"/>
+          <w:szCs w:val="32"/>
+        </w:rPr>
+        <w:t xml:space="preserve"> </w:t>
+      </w:r>
+      <w:r>
+        <w:rPr>
+          <w:sz w:val="32"/>
+          <w:szCs w:val="32"/>
+        </w:rPr>
+        <w:t xml:space="preserve">or continuation Callback </w:t>
+      </w:r>
+      <w:r>
+        <w:rPr>
+          <w:sz w:val="32"/>
+          <w:szCs w:val="32"/>
+        </w:rPr>
+        <w:t>completes</w:t>
+      </w:r>
+      <w:r>
+        <w:rPr>
+          <w:sz w:val="32"/>
+          <w:szCs w:val="32"/>
+        </w:rPr>
+        <w:t xml:space="preserve"> or returns a result</w:t>
+      </w:r>
+      <w:r>
+        <w:rPr>
+          <w:sz w:val="32"/>
+          <w:szCs w:val="32"/>
+        </w:rPr>
+        <w:t>:</w:t>
+      </w:r>
+    </w:p>
+    <w:p>
+      <w:pPr>
+        <w:jc w:val="both"/>
+        <w:rPr>
+          <w:b/>
+          <w:bCs/>
+          <w:color w:val="D86DCB" w:themeColor="accent5" w:themeTint="99"/>
+          <w:sz w:val="32"/>
+          <w:szCs w:val="32"/>
+        </w:rPr>
+      </w:pPr>
+      <w:r>
+        <w:rPr>
+          <w:b/>
+          <w:bCs/>
+          <w:color w:val="D86DCB" w:themeColor="accent5" w:themeTint="99"/>
+          <w:sz w:val="32"/>
+          <w:szCs w:val="32"/>
+        </w:rPr>
+        <w:t xml:space="preserve">await </w:t>
+      </w:r>
+      <w:proofErr w:type="gramStart"/>
+      <w:r>
+        <w:rPr>
+          <w:b/>
+          <w:bCs/>
+          <w:color w:val="D86DCB" w:themeColor="accent5" w:themeTint="99"/>
+          <w:sz w:val="32"/>
+          <w:szCs w:val="32"/>
+        </w:rPr>
+        <w:t>something(</w:t>
+      </w:r>
+      <w:proofErr w:type="gramEnd"/>
+      <w:r>
+        <w:rPr>
+          <w:b/>
+          <w:bCs/>
+          <w:color w:val="D86DCB" w:themeColor="accent5" w:themeTint="99"/>
+          <w:sz w:val="32"/>
+          <w:szCs w:val="32"/>
+        </w:rPr>
+        <w:t>);</w:t>
+      </w:r>
+    </w:p>
+    <w:p>
+      <w:pPr>
+        <w:jc w:val="both"/>
+        <w:rPr>
+          <w:sz w:val="32"/>
+          <w:szCs w:val="32"/>
+        </w:rPr>
+      </w:pPr>
+      <w:r>
+        <w:rPr>
+          <w:sz w:val="32"/>
+          <w:szCs w:val="32"/>
+        </w:rPr>
+        <w:t># T</w:t>
+      </w:r>
+      <w:r>
+        <w:rPr>
+          <w:sz w:val="32"/>
+          <w:szCs w:val="32"/>
+        </w:rPr>
+        <w:t>he continuation</w:t>
+      </w:r>
+      <w:r>
+        <w:rPr>
+          <w:sz w:val="32"/>
+          <w:szCs w:val="32"/>
+        </w:rPr>
+        <w:t xml:space="preserve"> </w:t>
+      </w:r>
+      <w:r>
+        <w:rPr>
+          <w:sz w:val="32"/>
+          <w:szCs w:val="32"/>
+        </w:rPr>
+        <w:t xml:space="preserve">or resuming </w:t>
+      </w:r>
+      <w:r>
+        <w:rPr>
+          <w:sz w:val="32"/>
+          <w:szCs w:val="32"/>
+        </w:rPr>
+        <w:t xml:space="preserve">after the </w:t>
+      </w:r>
+      <w:r>
+        <w:rPr>
+          <w:b/>
+          <w:bCs/>
+          <w:sz w:val="32"/>
+          <w:szCs w:val="32"/>
+        </w:rPr>
+        <w:t>await</w:t>
+      </w:r>
+      <w:r>
+        <w:rPr>
+          <w:sz w:val="32"/>
+          <w:szCs w:val="32"/>
+        </w:rPr>
+        <w:t xml:space="preserve"> is typically scheduled as a microtask.</w:t>
+      </w:r>
+      <w:r>
+        <w:rPr>
+          <w:sz w:val="32"/>
+          <w:szCs w:val="32"/>
+        </w:rPr>
+        <w:t xml:space="preserve"> </w:t>
+      </w:r>
+      <w:r>
+        <w:rPr>
+          <w:sz w:val="32"/>
+          <w:szCs w:val="32"/>
+        </w:rPr>
+        <w:t>Conceptually:</w:t>
+      </w:r>
+    </w:p>
+    <w:p>
+      <w:pPr>
+        <w:jc w:val="both"/>
+        <w:rPr>
+          <w:b/>
+          <w:bCs/>
+          <w:color w:val="D86DCB" w:themeColor="accent5" w:themeTint="99"/>
+          <w:sz w:val="32"/>
+          <w:szCs w:val="32"/>
+        </w:rPr>
+      </w:pPr>
+      <w:r>
+        <w:rPr>
+          <w:b/>
+          <w:bCs/>
+          <w:color w:val="D86DCB" w:themeColor="accent5" w:themeTint="99"/>
+          <w:sz w:val="32"/>
+          <w:szCs w:val="32"/>
+        </w:rPr>
+        <w:t xml:space="preserve">await </w:t>
+      </w:r>
+      <w:proofErr w:type="gramStart"/>
+      <w:r>
+        <w:rPr>
+          <w:b/>
+          <w:bCs/>
+          <w:color w:val="D86DCB" w:themeColor="accent5" w:themeTint="99"/>
+          <w:sz w:val="32"/>
+          <w:szCs w:val="32"/>
+        </w:rPr>
+        <w:t>fetch(</w:t>
+      </w:r>
+      <w:proofErr w:type="gramEnd"/>
+      <w:r>
+        <w:rPr>
+          <w:b/>
+          <w:bCs/>
+          <w:color w:val="D86DCB" w:themeColor="accent5" w:themeTint="99"/>
+          <w:sz w:val="32"/>
+          <w:szCs w:val="32"/>
+        </w:rPr>
+        <w:t>);</w:t>
+      </w:r>
+    </w:p>
+    <w:p>
+      <w:pPr>
+        <w:jc w:val="both"/>
+        <w:rPr>
+          <w:b/>
+          <w:bCs/>
+          <w:color w:val="D86DCB" w:themeColor="accent5" w:themeTint="99"/>
+          <w:sz w:val="32"/>
+          <w:szCs w:val="32"/>
+        </w:rPr>
+      </w:pPr>
+      <w:r>
+        <w:rPr>
+          <w:b/>
+          <w:bCs/>
+          <w:color w:val="D86DCB" w:themeColor="accent5" w:themeTint="99"/>
+          <w:sz w:val="32"/>
+          <w:szCs w:val="32"/>
+        </w:rPr>
+        <w:t>print("Done");</w:t>
+      </w:r>
+    </w:p>
+    <w:p>
+      <w:pPr>
+        <w:jc w:val="both"/>
+        <w:rPr>
+          <w:sz w:val="32"/>
+          <w:szCs w:val="32"/>
+        </w:rPr>
+      </w:pPr>
+      <w:r>
+        <w:rPr>
+          <w:sz w:val="32"/>
+          <w:szCs w:val="32"/>
+        </w:rPr>
+        <w:t xml:space="preserve"># </w:t>
+      </w:r>
+      <w:r>
+        <w:rPr>
+          <w:sz w:val="32"/>
+          <w:szCs w:val="32"/>
+        </w:rPr>
+        <w:t>B</w:t>
+      </w:r>
+      <w:r>
+        <w:rPr>
+          <w:sz w:val="32"/>
+          <w:szCs w:val="32"/>
+        </w:rPr>
+        <w:t>ecomes something like</w:t>
+      </w:r>
+      <w:r>
+        <w:rPr>
+          <w:sz w:val="32"/>
+          <w:szCs w:val="32"/>
+        </w:rPr>
+        <w:t xml:space="preserve"> the below, </w:t>
+      </w:r>
+      <w:r>
+        <w:rPr>
+          <w:sz w:val="32"/>
+          <w:szCs w:val="32"/>
+        </w:rPr>
+        <w:t>and that continuation</w:t>
+      </w:r>
+      <w:r>
+        <w:rPr>
+          <w:sz w:val="32"/>
+          <w:szCs w:val="32"/>
+        </w:rPr>
+        <w:t xml:space="preserve"> </w:t>
+      </w:r>
+      <w:r>
+        <w:rPr>
+          <w:sz w:val="32"/>
+          <w:szCs w:val="32"/>
+        </w:rPr>
+        <w:t xml:space="preserve">or resuming </w:t>
+      </w:r>
+      <w:r>
+        <w:rPr>
+          <w:sz w:val="32"/>
+          <w:szCs w:val="32"/>
+        </w:rPr>
+        <w:t>gets very high priority:</w:t>
+      </w:r>
+    </w:p>
+    <w:p>
+      <w:pPr>
+        <w:jc w:val="both"/>
+        <w:rPr>
+          <w:b/>
+          <w:bCs/>
+          <w:color w:val="D86DCB" w:themeColor="accent5" w:themeTint="99"/>
+          <w:sz w:val="32"/>
+          <w:szCs w:val="32"/>
+        </w:rPr>
+      </w:pPr>
+      <w:r>
+        <w:rPr>
+          <w:b/>
+          <w:bCs/>
+          <w:color w:val="D86DCB" w:themeColor="accent5" w:themeTint="99"/>
+          <w:sz w:val="32"/>
+          <w:szCs w:val="32"/>
+        </w:rPr>
+        <w:t>fetch(</w:t>
+      </w:r>
+      <w:proofErr w:type="gramStart"/>
+      <w:r>
+        <w:rPr>
+          <w:b/>
+          <w:bCs/>
+          <w:color w:val="D86DCB" w:themeColor="accent5" w:themeTint="99"/>
+          <w:sz w:val="32"/>
+          <w:szCs w:val="32"/>
+        </w:rPr>
+        <w:t>).then</w:t>
+      </w:r>
+      <w:proofErr w:type="gramEnd"/>
+      <w:r>
+        <w:rPr>
+          <w:b/>
+          <w:bCs/>
+          <w:color w:val="D86DCB" w:themeColor="accent5" w:themeTint="99"/>
+          <w:sz w:val="32"/>
+          <w:szCs w:val="32"/>
+        </w:rPr>
+        <w:t>((_) {</w:t>
+      </w:r>
+    </w:p>
+    <w:p>
+      <w:pPr>
+        <w:jc w:val="both"/>
+        <w:rPr>
+          <w:b/>
+          <w:bCs/>
+          <w:color w:val="D86DCB" w:themeColor="accent5" w:themeTint="99"/>
+          <w:sz w:val="32"/>
+          <w:szCs w:val="32"/>
+        </w:rPr>
+      </w:pPr>
+      <w:r>
+        <w:rPr>
+          <w:b/>
+          <w:bCs/>
+          <w:color w:val="D86DCB" w:themeColor="accent5" w:themeTint="99"/>
+          <w:sz w:val="32"/>
+          <w:szCs w:val="32"/>
+        </w:rPr>
+        <w:t xml:space="preserve">   print("Done");</w:t>
+      </w:r>
+    </w:p>
+    <w:p>
+      <w:pPr>
+        <w:jc w:val="both"/>
+        <w:rPr>
+          <w:b/>
+          <w:bCs/>
+          <w:color w:val="D86DCB" w:themeColor="accent5" w:themeTint="99"/>
+          <w:sz w:val="32"/>
+          <w:szCs w:val="32"/>
+        </w:rPr>
+      </w:pPr>
+      <w:r>
+        <w:rPr>
+          <w:b/>
+          <w:bCs/>
+          <w:color w:val="D86DCB" w:themeColor="accent5" w:themeTint="99"/>
+          <w:sz w:val="32"/>
+          <w:szCs w:val="32"/>
+        </w:rPr>
+        <w:t>});</w:t>
+      </w:r>
+    </w:p>
+    <w:p>
+      <w:pPr>
+        <w:jc w:val="both"/>
+        <w:rPr>
+          <w:sz w:val="32"/>
+          <w:szCs w:val="32"/>
+        </w:rPr>
+      </w:pPr>
+      <w:r>
+        <w:rPr>
+          <w:sz w:val="32"/>
+          <w:szCs w:val="32"/>
+        </w:rPr>
+        <w:t xml:space="preserve"># </w:t>
+      </w:r>
+      <w:r>
+        <w:rPr>
+          <w:sz w:val="32"/>
+          <w:szCs w:val="32"/>
+        </w:rPr>
+        <w:t xml:space="preserve">That's one reason </w:t>
+      </w:r>
+      <w:r>
+        <w:rPr>
+          <w:b/>
+          <w:bCs/>
+          <w:sz w:val="32"/>
+          <w:szCs w:val="32"/>
+        </w:rPr>
+        <w:t>async</w:t>
+      </w:r>
+      <w:r>
+        <w:rPr>
+          <w:sz w:val="32"/>
+          <w:szCs w:val="32"/>
+        </w:rPr>
+        <w:t xml:space="preserve"> code often resumes before timers and other events.</w:t>
+      </w:r>
+    </w:p>
+    <w:p>
+      <w:pPr>
+        <w:jc w:val="both"/>
+        <w:rPr>
+          <w:sz w:val="32"/>
+          <w:szCs w:val="32"/>
+        </w:rPr>
+      </w:pPr>
+      <w:r>
+        <w:rPr>
+          <w:b/>
+          <w:bCs/>
+          <w:sz w:val="32"/>
+          <w:szCs w:val="32"/>
+        </w:rPr>
+        <w:t>NOTE:</w:t>
+      </w:r>
+      <w:r>
+        <w:rPr>
+          <w:sz w:val="32"/>
+          <w:szCs w:val="32"/>
+        </w:rPr>
+        <w:t xml:space="preserve"> JavaScript or TypeScript also has these </w:t>
+      </w:r>
+      <w:r>
+        <w:rPr>
+          <w:b/>
+          <w:bCs/>
+          <w:sz w:val="32"/>
+          <w:szCs w:val="32"/>
+        </w:rPr>
+        <w:t>Call Stack</w:t>
+      </w:r>
+      <w:r>
+        <w:rPr>
+          <w:sz w:val="32"/>
+          <w:szCs w:val="32"/>
+        </w:rPr>
+        <w:t>, Microtask queue, Event queue</w:t>
+      </w:r>
+    </w:p>
+    <w:p>
+      <w:pPr>
+        <w:jc w:val="both"/>
+        <w:rPr>
+          <w:sz w:val="32"/>
+          <w:szCs w:val="32"/>
+        </w:rPr>
+      </w:pPr>
+    </w:p>
+    <w:p>
+      <w:pPr>
+        <w:jc w:val="both"/>
+        <w:rPr>
+          <w:sz w:val="32"/>
+          <w:szCs w:val="32"/>
+        </w:rPr>
+      </w:pPr>
+    </w:p>
+    <w:p>
+      <w:pPr>
+        <w:jc w:val="both"/>
+        <w:rPr>
+          <w:b/>
+          <w:bCs/>
+          <w:sz w:val="32"/>
+          <w:szCs w:val="32"/>
+        </w:rPr>
+      </w:pPr>
+      <w:r>
+        <w:rPr>
+          <w:b/>
+          <w:bCs/>
+          <w:sz w:val="32"/>
+          <w:szCs w:val="32"/>
+        </w:rPr>
+        <w:t>Isolate:</w:t>
+      </w:r>
+    </w:p>
+    <w:p>
+      <w:pPr>
+        <w:jc w:val="both"/>
+        <w:rPr>
+          <w:sz w:val="32"/>
+          <w:szCs w:val="32"/>
+        </w:rPr>
+      </w:pPr>
+      <w:r>
+        <w:rPr>
+          <w:sz w:val="32"/>
+          <w:szCs w:val="32"/>
+        </w:rPr>
         <w:lastRenderedPageBreak/>
-        <w:t>future</w:t>
-      </w:r>
-    </w:p>
-    <w:p>
-      <w:pPr>
-        <w:jc w:val="both"/>
-        <w:rPr>
-          <w:sz w:val="32"/>
-          <w:szCs w:val="32"/>
-        </w:rPr>
-      </w:pPr>
-    </w:p>
-    <w:p>
-      <w:pPr>
-        <w:jc w:val="both"/>
-        <w:rPr>
-          <w:sz w:val="32"/>
-          <w:szCs w:val="32"/>
-        </w:rPr>
-      </w:pPr>
-      <w:r>
-        <w:rPr>
-          <w:sz w:val="32"/>
-          <w:szCs w:val="32"/>
-        </w:rPr>
-        <w:t>async/await Continuation Callback with Microtask:</w:t>
-      </w:r>
-    </w:p>
-    <w:p>
-      <w:pPr>
-        <w:jc w:val="both"/>
-        <w:rPr>
-          <w:sz w:val="32"/>
-          <w:szCs w:val="32"/>
-        </w:rPr>
-      </w:pPr>
-      <w:r>
-        <w:rPr>
-          <w:sz w:val="32"/>
-          <w:szCs w:val="32"/>
-        </w:rPr>
-        <w:t xml:space="preserve"># </w:t>
-      </w:r>
-      <w:r>
-        <w:rPr>
-          <w:sz w:val="32"/>
-          <w:szCs w:val="32"/>
-        </w:rPr>
-        <w:t>This is the interesting part.</w:t>
-      </w:r>
-      <w:r>
-        <w:rPr>
-          <w:sz w:val="32"/>
-          <w:szCs w:val="32"/>
-        </w:rPr>
-        <w:t xml:space="preserve"> </w:t>
-      </w:r>
-      <w:r>
-        <w:rPr>
-          <w:sz w:val="32"/>
-          <w:szCs w:val="32"/>
-        </w:rPr>
-        <w:t>When a</w:t>
-      </w:r>
-      <w:r>
-        <w:rPr>
-          <w:b/>
-          <w:bCs/>
-          <w:sz w:val="32"/>
-          <w:szCs w:val="32"/>
-        </w:rPr>
-        <w:t xml:space="preserve"> Future</w:t>
-      </w:r>
-      <w:r>
-        <w:rPr>
-          <w:sz w:val="32"/>
-          <w:szCs w:val="32"/>
-        </w:rPr>
-        <w:t xml:space="preserve"> </w:t>
-      </w:r>
-      <w:r>
-        <w:rPr>
-          <w:sz w:val="32"/>
-          <w:szCs w:val="32"/>
-        </w:rPr>
-        <w:t xml:space="preserve">or continuation Callback </w:t>
-      </w:r>
-      <w:r>
-        <w:rPr>
-          <w:sz w:val="32"/>
-          <w:szCs w:val="32"/>
-        </w:rPr>
-        <w:t>completes</w:t>
-      </w:r>
-      <w:r>
-        <w:rPr>
-          <w:sz w:val="32"/>
-          <w:szCs w:val="32"/>
-        </w:rPr>
-        <w:t xml:space="preserve"> or returns a result</w:t>
-      </w:r>
-      <w:r>
-        <w:rPr>
-          <w:sz w:val="32"/>
-          <w:szCs w:val="32"/>
-        </w:rPr>
-        <w:t>:</w:t>
-      </w:r>
-    </w:p>
-    <w:p>
-      <w:pPr>
-        <w:jc w:val="both"/>
-        <w:rPr>
-          <w:b/>
-          <w:bCs/>
-          <w:color w:val="D86DCB" w:themeColor="accent5" w:themeTint="99"/>
-          <w:sz w:val="32"/>
-          <w:szCs w:val="32"/>
-        </w:rPr>
-      </w:pPr>
-      <w:r>
-        <w:rPr>
-          <w:b/>
-          <w:bCs/>
-          <w:color w:val="D86DCB" w:themeColor="accent5" w:themeTint="99"/>
-          <w:sz w:val="32"/>
-          <w:szCs w:val="32"/>
-        </w:rPr>
-        <w:t xml:space="preserve">await </w:t>
-      </w:r>
-      <w:proofErr w:type="gramStart"/>
-      <w:r>
-        <w:rPr>
-          <w:b/>
-          <w:bCs/>
-          <w:color w:val="D86DCB" w:themeColor="accent5" w:themeTint="99"/>
-          <w:sz w:val="32"/>
-          <w:szCs w:val="32"/>
-        </w:rPr>
-        <w:t>something(</w:t>
-      </w:r>
-      <w:proofErr w:type="gramEnd"/>
-      <w:r>
-        <w:rPr>
-          <w:b/>
-          <w:bCs/>
-          <w:color w:val="D86DCB" w:themeColor="accent5" w:themeTint="99"/>
-          <w:sz w:val="32"/>
-          <w:szCs w:val="32"/>
-        </w:rPr>
-        <w:t>);</w:t>
-      </w:r>
-    </w:p>
-    <w:p>
-      <w:pPr>
-        <w:jc w:val="both"/>
-        <w:rPr>
-          <w:sz w:val="32"/>
-          <w:szCs w:val="32"/>
-        </w:rPr>
-      </w:pPr>
-      <w:r>
-        <w:rPr>
-          <w:sz w:val="32"/>
-          <w:szCs w:val="32"/>
-        </w:rPr>
-        <w:t># T</w:t>
-      </w:r>
-      <w:r>
-        <w:rPr>
-          <w:sz w:val="32"/>
-          <w:szCs w:val="32"/>
-        </w:rPr>
-        <w:t>he continuation</w:t>
-      </w:r>
-      <w:r>
-        <w:rPr>
-          <w:sz w:val="32"/>
-          <w:szCs w:val="32"/>
-        </w:rPr>
-        <w:t xml:space="preserve"> </w:t>
-      </w:r>
-      <w:r>
-        <w:rPr>
-          <w:sz w:val="32"/>
-          <w:szCs w:val="32"/>
-        </w:rPr>
-        <w:t xml:space="preserve">or resuming </w:t>
-      </w:r>
-      <w:r>
-        <w:rPr>
-          <w:sz w:val="32"/>
-          <w:szCs w:val="32"/>
-        </w:rPr>
-        <w:t xml:space="preserve">after the </w:t>
-      </w:r>
-      <w:r>
-        <w:rPr>
-          <w:b/>
-          <w:bCs/>
-          <w:sz w:val="32"/>
-          <w:szCs w:val="32"/>
-        </w:rPr>
-        <w:t>await</w:t>
-      </w:r>
-      <w:r>
-        <w:rPr>
-          <w:sz w:val="32"/>
-          <w:szCs w:val="32"/>
-        </w:rPr>
-        <w:t xml:space="preserve"> is typically scheduled as a microtask.</w:t>
-      </w:r>
-      <w:r>
-        <w:rPr>
-          <w:sz w:val="32"/>
-          <w:szCs w:val="32"/>
-        </w:rPr>
-        <w:t xml:space="preserve"> </w:t>
-      </w:r>
-      <w:r>
-        <w:rPr>
-          <w:sz w:val="32"/>
-          <w:szCs w:val="32"/>
-        </w:rPr>
-        <w:t>Conceptually:</w:t>
-      </w:r>
-    </w:p>
-    <w:p>
-      <w:pPr>
-        <w:jc w:val="both"/>
-        <w:rPr>
-          <w:b/>
-          <w:bCs/>
-          <w:color w:val="D86DCB" w:themeColor="accent5" w:themeTint="99"/>
-          <w:sz w:val="32"/>
-          <w:szCs w:val="32"/>
-        </w:rPr>
-      </w:pPr>
-      <w:r>
-        <w:rPr>
-          <w:b/>
-          <w:bCs/>
-          <w:color w:val="D86DCB" w:themeColor="accent5" w:themeTint="99"/>
-          <w:sz w:val="32"/>
-          <w:szCs w:val="32"/>
-        </w:rPr>
-        <w:t xml:space="preserve">await </w:t>
-      </w:r>
-      <w:proofErr w:type="gramStart"/>
-      <w:r>
-        <w:rPr>
-          <w:b/>
-          <w:bCs/>
-          <w:color w:val="D86DCB" w:themeColor="accent5" w:themeTint="99"/>
-          <w:sz w:val="32"/>
-          <w:szCs w:val="32"/>
-        </w:rPr>
-        <w:t>fetch(</w:t>
-      </w:r>
-      <w:proofErr w:type="gramEnd"/>
-      <w:r>
-        <w:rPr>
-          <w:b/>
-          <w:bCs/>
-          <w:color w:val="D86DCB" w:themeColor="accent5" w:themeTint="99"/>
-          <w:sz w:val="32"/>
-          <w:szCs w:val="32"/>
-        </w:rPr>
-        <w:t>);</w:t>
-      </w:r>
-    </w:p>
-    <w:p>
-      <w:pPr>
-        <w:jc w:val="both"/>
-        <w:rPr>
-          <w:b/>
-          <w:bCs/>
-          <w:color w:val="D86DCB" w:themeColor="accent5" w:themeTint="99"/>
-          <w:sz w:val="32"/>
-          <w:szCs w:val="32"/>
-        </w:rPr>
-      </w:pPr>
-      <w:r>
-        <w:rPr>
-          <w:b/>
-          <w:bCs/>
-          <w:color w:val="D86DCB" w:themeColor="accent5" w:themeTint="99"/>
-          <w:sz w:val="32"/>
-          <w:szCs w:val="32"/>
-        </w:rPr>
-        <w:t>print("Done");</w:t>
-      </w:r>
-    </w:p>
-    <w:p>
-      <w:pPr>
-        <w:jc w:val="both"/>
-        <w:rPr>
-          <w:sz w:val="32"/>
-          <w:szCs w:val="32"/>
-        </w:rPr>
-      </w:pPr>
-      <w:r>
-        <w:rPr>
-          <w:sz w:val="32"/>
-          <w:szCs w:val="32"/>
-        </w:rPr>
-        <w:t xml:space="preserve"># </w:t>
-      </w:r>
-      <w:r>
-        <w:rPr>
-          <w:sz w:val="32"/>
-          <w:szCs w:val="32"/>
-        </w:rPr>
-        <w:t>B</w:t>
-      </w:r>
-      <w:r>
-        <w:rPr>
-          <w:sz w:val="32"/>
-          <w:szCs w:val="32"/>
-        </w:rPr>
-        <w:t>ecomes something like</w:t>
-      </w:r>
-      <w:r>
-        <w:rPr>
-          <w:sz w:val="32"/>
-          <w:szCs w:val="32"/>
-        </w:rPr>
-        <w:t xml:space="preserve"> the below, </w:t>
-      </w:r>
-      <w:r>
-        <w:rPr>
-          <w:sz w:val="32"/>
-          <w:szCs w:val="32"/>
-        </w:rPr>
-        <w:t>and that continuation</w:t>
-      </w:r>
-      <w:r>
-        <w:rPr>
-          <w:sz w:val="32"/>
-          <w:szCs w:val="32"/>
-        </w:rPr>
-        <w:t xml:space="preserve"> </w:t>
-      </w:r>
-      <w:r>
-        <w:rPr>
-          <w:sz w:val="32"/>
-          <w:szCs w:val="32"/>
-        </w:rPr>
-        <w:t xml:space="preserve">or resuming </w:t>
-      </w:r>
-      <w:r>
-        <w:rPr>
-          <w:sz w:val="32"/>
-          <w:szCs w:val="32"/>
-        </w:rPr>
-        <w:t>gets very high priority:</w:t>
-      </w:r>
-    </w:p>
-    <w:p>
-      <w:pPr>
-        <w:jc w:val="both"/>
-        <w:rPr>
-          <w:b/>
-          <w:bCs/>
-          <w:color w:val="D86DCB" w:themeColor="accent5" w:themeTint="99"/>
-          <w:sz w:val="32"/>
-          <w:szCs w:val="32"/>
-        </w:rPr>
-      </w:pPr>
-      <w:r>
-        <w:rPr>
-          <w:b/>
-          <w:bCs/>
-          <w:color w:val="D86DCB" w:themeColor="accent5" w:themeTint="99"/>
-          <w:sz w:val="32"/>
-          <w:szCs w:val="32"/>
-        </w:rPr>
-        <w:t>fetch(</w:t>
-      </w:r>
-      <w:proofErr w:type="gramStart"/>
-      <w:r>
-        <w:rPr>
-          <w:b/>
-          <w:bCs/>
-          <w:color w:val="D86DCB" w:themeColor="accent5" w:themeTint="99"/>
-          <w:sz w:val="32"/>
-          <w:szCs w:val="32"/>
-        </w:rPr>
-        <w:t>).then</w:t>
-      </w:r>
-      <w:proofErr w:type="gramEnd"/>
-      <w:r>
-        <w:rPr>
-          <w:b/>
-          <w:bCs/>
-          <w:color w:val="D86DCB" w:themeColor="accent5" w:themeTint="99"/>
-          <w:sz w:val="32"/>
-          <w:szCs w:val="32"/>
-        </w:rPr>
-        <w:t>((_) {</w:t>
-      </w:r>
-    </w:p>
-    <w:p>
-      <w:pPr>
-        <w:jc w:val="both"/>
-        <w:rPr>
-          <w:b/>
-          <w:bCs/>
-          <w:color w:val="D86DCB" w:themeColor="accent5" w:themeTint="99"/>
-          <w:sz w:val="32"/>
-          <w:szCs w:val="32"/>
-        </w:rPr>
-      </w:pPr>
-      <w:r>
-        <w:rPr>
-          <w:b/>
-          <w:bCs/>
-          <w:color w:val="D86DCB" w:themeColor="accent5" w:themeTint="99"/>
-          <w:sz w:val="32"/>
-          <w:szCs w:val="32"/>
-        </w:rPr>
-        <w:t xml:space="preserve">   print("Done");</w:t>
-      </w:r>
-    </w:p>
-    <w:p>
-      <w:pPr>
-        <w:jc w:val="both"/>
-        <w:rPr>
-          <w:b/>
-          <w:bCs/>
-          <w:color w:val="D86DCB" w:themeColor="accent5" w:themeTint="99"/>
-          <w:sz w:val="32"/>
-          <w:szCs w:val="32"/>
-        </w:rPr>
-      </w:pPr>
-      <w:r>
-        <w:rPr>
-          <w:b/>
-          <w:bCs/>
-          <w:color w:val="D86DCB" w:themeColor="accent5" w:themeTint="99"/>
-          <w:sz w:val="32"/>
-          <w:szCs w:val="32"/>
-        </w:rPr>
-        <w:t>});</w:t>
-      </w:r>
-    </w:p>
-    <w:p>
-      <w:pPr>
-        <w:jc w:val="both"/>
-        <w:rPr>
-          <w:sz w:val="32"/>
-          <w:szCs w:val="32"/>
-        </w:rPr>
-      </w:pPr>
-      <w:r>
-        <w:rPr>
-          <w:sz w:val="32"/>
-          <w:szCs w:val="32"/>
-        </w:rPr>
-        <w:t xml:space="preserve"># </w:t>
-      </w:r>
-      <w:r>
-        <w:rPr>
-          <w:sz w:val="32"/>
-          <w:szCs w:val="32"/>
-        </w:rPr>
-        <w:t xml:space="preserve">That's one reason </w:t>
-      </w:r>
-      <w:r>
-        <w:rPr>
-          <w:b/>
-          <w:bCs/>
-          <w:sz w:val="32"/>
-          <w:szCs w:val="32"/>
-        </w:rPr>
-        <w:t>async</w:t>
-      </w:r>
-      <w:r>
-        <w:rPr>
-          <w:sz w:val="32"/>
-          <w:szCs w:val="32"/>
-        </w:rPr>
-        <w:t xml:space="preserve"> code often resumes before timers and other events.</w:t>
-      </w:r>
-    </w:p>
-    <w:p>
-      <w:pPr>
-        <w:jc w:val="both"/>
-        <w:rPr>
-          <w:sz w:val="32"/>
-          <w:szCs w:val="32"/>
-        </w:rPr>
-      </w:pPr>
-      <w:r>
-        <w:rPr>
-          <w:b/>
-          <w:bCs/>
-          <w:sz w:val="32"/>
-          <w:szCs w:val="32"/>
-        </w:rPr>
-        <w:t>NOTE:</w:t>
-      </w:r>
-      <w:r>
-        <w:rPr>
-          <w:sz w:val="32"/>
-          <w:szCs w:val="32"/>
-        </w:rPr>
-        <w:t xml:space="preserve"> JavaScript or TypeScript also has these </w:t>
-      </w:r>
-      <w:r>
-        <w:rPr>
-          <w:b/>
-          <w:bCs/>
-          <w:sz w:val="32"/>
-          <w:szCs w:val="32"/>
-        </w:rPr>
-        <w:t>Call Stack</w:t>
-      </w:r>
-      <w:r>
-        <w:rPr>
-          <w:sz w:val="32"/>
-          <w:szCs w:val="32"/>
-        </w:rPr>
-        <w:t>, Microtask queue, Event queue</w:t>
-      </w:r>
-    </w:p>
-    <w:p>
-      <w:pPr>
-        <w:jc w:val="both"/>
-        <w:rPr>
-          <w:sz w:val="32"/>
-          <w:szCs w:val="32"/>
-        </w:rPr>
-      </w:pPr>
-    </w:p>
-    <w:p>
-      <w:pPr>
-        <w:jc w:val="both"/>
-        <w:rPr>
-          <w:sz w:val="32"/>
-          <w:szCs w:val="32"/>
-        </w:rPr>
-      </w:pPr>
-    </w:p>
-    <w:p>
-      <w:pPr>
-        <w:jc w:val="both"/>
-        <w:rPr>
-          <w:b/>
-          <w:bCs/>
-          <w:sz w:val="32"/>
-          <w:szCs w:val="32"/>
-        </w:rPr>
-      </w:pPr>
-      <w:r>
-        <w:rPr>
-          <w:b/>
-          <w:bCs/>
-          <w:sz w:val="32"/>
-          <w:szCs w:val="32"/>
-        </w:rPr>
-        <w:t>Isolate:</w:t>
-      </w:r>
-    </w:p>
-    <w:p>
-      <w:pPr>
-        <w:jc w:val="both"/>
-        <w:rPr>
-          <w:sz w:val="32"/>
-          <w:szCs w:val="32"/>
-        </w:rPr>
-      </w:pPr>
-      <w:r>
-        <w:rPr>
-          <w:sz w:val="32"/>
-          <w:szCs w:val="32"/>
-        </w:rPr>
         <w:t xml:space="preserve"># Unlike </w:t>
       </w:r>
       <w:r>
@@ -36848,6 +39161,7 @@
           <w:sz w:val="28"/>
           <w:szCs w:val="28"/>
         </w:rPr>
+        <w:lastRenderedPageBreak/>
         <w:t xml:space="preserve"> └─ Event Loop</w:t>
       </w:r>
     </w:p>
@@ -36888,7 +39202,6 @@
           <w:sz w:val="28"/>
           <w:szCs w:val="28"/>
         </w:rPr>
-        <w:lastRenderedPageBreak/>
         <w:t xml:space="preserve"> └─ Image Processing</w:t>
       </w:r>
     </w:p>
@@ -37409,6 +39722,7 @@
           <w:sz w:val="32"/>
           <w:szCs w:val="32"/>
         </w:rPr>
+        <w:lastRenderedPageBreak/>
         <w:t xml:space="preserve">      </w:t>
       </w:r>
       <w:r>
@@ -37857,6 +40171,7 @@
           <w:sz w:val="28"/>
           <w:szCs w:val="28"/>
         </w:rPr>
+        <w:lastRenderedPageBreak/>
         <w:t>Worker Isolate</w:t>
       </w:r>
     </w:p>

--- a/d2_dart_asynchronous_await_and_future.docx
+++ b/d2_dart_asynchronous_await_and_future.docx
@@ -19746,6 +19746,13 @@
       </w:r>
       <w:r>
         <w:rPr>
+          <w:sz w:val="32"/>
+          <w:szCs w:val="32"/>
+        </w:rPr>
+        <w:t xml:space="preserve"> control</w:t>
+      </w:r>
+      <w:r>
+        <w:rPr>
           <w:b/>
           <w:bCs/>
           <w:sz w:val="32"/>
@@ -19790,7 +19797,23 @@
           <w:sz w:val="32"/>
           <w:szCs w:val="32"/>
         </w:rPr>
-        <w:t xml:space="preserve"> is like a TV. A Completer gives us the remote control to decide when the </w:t>
+        <w:t xml:space="preserve"> is like a TV. A </w:t>
+      </w:r>
+      <w:r>
+        <w:rPr>
+          <w:b/>
+          <w:bCs/>
+          <w:sz w:val="32"/>
+          <w:szCs w:val="32"/>
+        </w:rPr>
+        <w:t>Completer</w:t>
+      </w:r>
+      <w:r>
+        <w:rPr>
+          <w:sz w:val="32"/>
+          <w:szCs w:val="32"/>
+        </w:rPr>
+        <w:t xml:space="preserve"> gives us the remote control to decide when the </w:t>
       </w:r>
       <w:r>
         <w:rPr>
@@ -20444,6 +20467,35 @@
       </w:r>
       <w:r>
         <w:rPr>
+          <w:b/>
+          <w:bCs/>
+          <w:sz w:val="32"/>
+          <w:szCs w:val="32"/>
+        </w:rPr>
+        <w:t>&lt;T</w:t>
+      </w:r>
+      <w:proofErr w:type="gramStart"/>
+      <w:r>
+        <w:rPr>
+          <w:b/>
+          <w:bCs/>
+          <w:sz w:val="32"/>
+          <w:szCs w:val="32"/>
+        </w:rPr>
+        <w:t>&gt;(</w:t>
+      </w:r>
+      <w:proofErr w:type="gramEnd"/>
+      <w:r>
+        <w:rPr>
+          <w:b/>
+          <w:bCs/>
+          <w:sz w:val="32"/>
+          <w:szCs w:val="32"/>
+        </w:rPr>
+        <w:t>)</w:t>
+      </w:r>
+      <w:r>
+        <w:rPr>
           <w:sz w:val="32"/>
           <w:szCs w:val="32"/>
         </w:rPr>
@@ -20454,7 +20506,51 @@
           <w:sz w:val="32"/>
           <w:szCs w:val="32"/>
         </w:rPr>
-        <w:t xml:space="preserve"> (It can also solve indicating API success problem in </w:t>
+        <w:t xml:space="preserve"> (</w:t>
+      </w:r>
+      <w:r>
+        <w:rPr>
+          <w:sz w:val="32"/>
+          <w:szCs w:val="32"/>
+        </w:rPr>
+        <w:t xml:space="preserve">It can also </w:t>
+      </w:r>
+      <w:proofErr w:type="gramStart"/>
+      <w:r>
+        <w:rPr>
+          <w:sz w:val="32"/>
+          <w:szCs w:val="32"/>
+        </w:rPr>
+        <w:t>solved</w:t>
+      </w:r>
+      <w:proofErr w:type="gramEnd"/>
+      <w:r>
+        <w:rPr>
+          <w:sz w:val="32"/>
+          <w:szCs w:val="32"/>
+        </w:rPr>
+        <w:t xml:space="preserve"> </w:t>
+      </w:r>
+      <w:r>
+        <w:rPr>
+          <w:sz w:val="32"/>
+          <w:szCs w:val="32"/>
+        </w:rPr>
+        <w:t>AP</w:t>
+      </w:r>
+      <w:r>
+        <w:rPr>
+          <w:sz w:val="32"/>
+          <w:szCs w:val="32"/>
+        </w:rPr>
+        <w:t>I calling and awaiting</w:t>
+      </w:r>
+      <w:r>
+        <w:rPr>
+          <w:sz w:val="32"/>
+          <w:szCs w:val="32"/>
+        </w:rPr>
+        <w:t xml:space="preserve"> problem in </w:t>
       </w:r>
       <w:proofErr w:type="spellStart"/>
       <w:r>
@@ -21799,6 +21895,1811 @@
           <w:szCs w:val="32"/>
         </w:rPr>
         <w:t xml:space="preserve"> method and the Future&lt;T&gt; that started the Stream will only finish API calling is finished in another method. See dart3 streams doc for this</w:t>
+      </w:r>
+    </w:p>
+    <w:p>
+      <w:pPr>
+        <w:jc w:val="both"/>
+        <w:rPr>
+          <w:sz w:val="32"/>
+          <w:szCs w:val="32"/>
+        </w:rPr>
+      </w:pPr>
+    </w:p>
+    <w:p>
+      <w:pPr>
+        <w:jc w:val="both"/>
+        <w:rPr>
+          <w:sz w:val="32"/>
+          <w:szCs w:val="32"/>
+        </w:rPr>
+      </w:pPr>
+    </w:p>
+    <w:p>
+      <w:pPr>
+        <w:jc w:val="both"/>
+        <w:rPr>
+          <w:sz w:val="32"/>
+          <w:szCs w:val="32"/>
+        </w:rPr>
+      </w:pPr>
+      <w:r>
+        <w:rPr>
+          <w:sz w:val="32"/>
+          <w:szCs w:val="32"/>
+        </w:rPr>
+        <w:t xml:space="preserve">Nullable Completer for </w:t>
+      </w:r>
+      <w:r>
+        <w:rPr>
+          <w:sz w:val="32"/>
+          <w:szCs w:val="32"/>
+        </w:rPr>
+        <w:t>Fresh Completer Per Method Call (In State Management):</w:t>
+      </w:r>
+    </w:p>
+    <w:p>
+      <w:pPr>
+        <w:jc w:val="both"/>
+        <w:rPr>
+          <w:sz w:val="32"/>
+          <w:szCs w:val="32"/>
+        </w:rPr>
+      </w:pPr>
+      <w:r>
+        <w:rPr>
+          <w:sz w:val="32"/>
+          <w:szCs w:val="32"/>
+        </w:rPr>
+        <w:t xml:space="preserve"># If we directly initialize or create the </w:t>
+      </w:r>
+      <w:r>
+        <w:rPr>
+          <w:b/>
+          <w:bCs/>
+          <w:sz w:val="32"/>
+          <w:szCs w:val="32"/>
+        </w:rPr>
+        <w:t>Completer</w:t>
+      </w:r>
+      <w:r>
+        <w:rPr>
+          <w:sz w:val="32"/>
+          <w:szCs w:val="32"/>
+        </w:rPr>
+        <w:t xml:space="preserve"> like this:</w:t>
+      </w:r>
+    </w:p>
+    <w:p>
+      <w:pPr>
+        <w:jc w:val="both"/>
+        <w:rPr>
+          <w:b/>
+          <w:bCs/>
+          <w:color w:val="D86DCB" w:themeColor="accent5" w:themeTint="99"/>
+          <w:sz w:val="32"/>
+          <w:szCs w:val="32"/>
+        </w:rPr>
+      </w:pPr>
+      <w:r>
+        <w:rPr>
+          <w:b/>
+          <w:bCs/>
+          <w:color w:val="D86DCB" w:themeColor="accent5" w:themeTint="99"/>
+          <w:sz w:val="32"/>
+          <w:szCs w:val="32"/>
+        </w:rPr>
+        <w:t>final Completer&lt;</w:t>
+      </w:r>
+      <w:r>
+        <w:rPr>
+          <w:b/>
+          <w:bCs/>
+          <w:color w:val="D86DCB" w:themeColor="accent5" w:themeTint="99"/>
+          <w:sz w:val="32"/>
+          <w:szCs w:val="32"/>
+        </w:rPr>
+        <w:t>bool</w:t>
+      </w:r>
+      <w:r>
+        <w:rPr>
+          <w:b/>
+          <w:bCs/>
+          <w:color w:val="D86DCB" w:themeColor="accent5" w:themeTint="99"/>
+          <w:sz w:val="32"/>
+          <w:szCs w:val="32"/>
+        </w:rPr>
+        <w:t>&gt; _</w:t>
+      </w:r>
+      <w:proofErr w:type="spellStart"/>
+      <w:r>
+        <w:rPr>
+          <w:b/>
+          <w:bCs/>
+          <w:color w:val="D86DCB" w:themeColor="accent5" w:themeTint="99"/>
+          <w:sz w:val="32"/>
+          <w:szCs w:val="32"/>
+        </w:rPr>
+        <w:t>authCompleter</w:t>
+      </w:r>
+      <w:proofErr w:type="spellEnd"/>
+      <w:r>
+        <w:rPr>
+          <w:b/>
+          <w:bCs/>
+          <w:color w:val="D86DCB" w:themeColor="accent5" w:themeTint="99"/>
+          <w:sz w:val="32"/>
+          <w:szCs w:val="32"/>
+        </w:rPr>
+        <w:t xml:space="preserve"> = Completer&lt;</w:t>
+      </w:r>
+      <w:r>
+        <w:rPr>
+          <w:b/>
+          <w:bCs/>
+          <w:color w:val="D86DCB" w:themeColor="accent5" w:themeTint="99"/>
+          <w:sz w:val="32"/>
+          <w:szCs w:val="32"/>
+        </w:rPr>
+        <w:t>bool</w:t>
+      </w:r>
+      <w:proofErr w:type="gramStart"/>
+      <w:r>
+        <w:rPr>
+          <w:b/>
+          <w:bCs/>
+          <w:color w:val="D86DCB" w:themeColor="accent5" w:themeTint="99"/>
+          <w:sz w:val="32"/>
+          <w:szCs w:val="32"/>
+        </w:rPr>
+        <w:t>&gt;(</w:t>
+      </w:r>
+      <w:proofErr w:type="gramEnd"/>
+      <w:r>
+        <w:rPr>
+          <w:b/>
+          <w:bCs/>
+          <w:color w:val="D86DCB" w:themeColor="accent5" w:themeTint="99"/>
+          <w:sz w:val="32"/>
+          <w:szCs w:val="32"/>
+        </w:rPr>
+        <w:t>);</w:t>
+      </w:r>
+    </w:p>
+    <w:p>
+      <w:pPr>
+        <w:jc w:val="both"/>
+        <w:rPr>
+          <w:b/>
+          <w:bCs/>
+          <w:color w:val="D86DCB" w:themeColor="accent5" w:themeTint="99"/>
+          <w:sz w:val="32"/>
+          <w:szCs w:val="32"/>
+        </w:rPr>
+      </w:pPr>
+      <w:r>
+        <w:rPr>
+          <w:b/>
+          <w:bCs/>
+          <w:color w:val="D86DCB" w:themeColor="accent5" w:themeTint="99"/>
+          <w:sz w:val="32"/>
+          <w:szCs w:val="32"/>
+        </w:rPr>
+        <w:t>…</w:t>
+      </w:r>
+    </w:p>
+    <w:p>
+      <w:pPr>
+        <w:jc w:val="both"/>
+        <w:rPr>
+          <w:b/>
+          <w:bCs/>
+          <w:color w:val="D86DCB" w:themeColor="accent5" w:themeTint="99"/>
+          <w:sz w:val="32"/>
+          <w:szCs w:val="32"/>
+        </w:rPr>
+      </w:pPr>
+      <w:r>
+        <w:rPr>
+          <w:b/>
+          <w:bCs/>
+          <w:color w:val="D86DCB" w:themeColor="accent5" w:themeTint="99"/>
+          <w:sz w:val="32"/>
+          <w:szCs w:val="32"/>
+        </w:rPr>
+        <w:t xml:space="preserve">Future&lt;void&gt; </w:t>
+      </w:r>
+      <w:proofErr w:type="spellStart"/>
+      <w:proofErr w:type="gramStart"/>
+      <w:r>
+        <w:rPr>
+          <w:b/>
+          <w:bCs/>
+          <w:color w:val="D86DCB" w:themeColor="accent5" w:themeTint="99"/>
+          <w:sz w:val="32"/>
+          <w:szCs w:val="32"/>
+        </w:rPr>
+        <w:t>startAuth</w:t>
+      </w:r>
+      <w:proofErr w:type="spellEnd"/>
+      <w:r>
+        <w:rPr>
+          <w:b/>
+          <w:bCs/>
+          <w:color w:val="D86DCB" w:themeColor="accent5" w:themeTint="99"/>
+          <w:sz w:val="32"/>
+          <w:szCs w:val="32"/>
+        </w:rPr>
+        <w:t>(</w:t>
+      </w:r>
+      <w:proofErr w:type="gramEnd"/>
+      <w:r>
+        <w:rPr>
+          <w:b/>
+          <w:bCs/>
+          <w:color w:val="D86DCB" w:themeColor="accent5" w:themeTint="99"/>
+          <w:sz w:val="32"/>
+          <w:szCs w:val="32"/>
+        </w:rPr>
+        <w:t>) async {</w:t>
+      </w:r>
+    </w:p>
+    <w:p>
+      <w:pPr>
+        <w:jc w:val="both"/>
+        <w:rPr>
+          <w:b/>
+          <w:bCs/>
+          <w:color w:val="D86DCB" w:themeColor="accent5" w:themeTint="99"/>
+          <w:sz w:val="32"/>
+          <w:szCs w:val="32"/>
+        </w:rPr>
+      </w:pPr>
+      <w:r>
+        <w:rPr>
+          <w:b/>
+          <w:bCs/>
+          <w:color w:val="D86DCB" w:themeColor="accent5" w:themeTint="99"/>
+          <w:sz w:val="32"/>
+          <w:szCs w:val="32"/>
+        </w:rPr>
+        <w:t xml:space="preserve">    …</w:t>
+      </w:r>
+    </w:p>
+    <w:p>
+      <w:pPr>
+        <w:jc w:val="both"/>
+        <w:rPr>
+          <w:b/>
+          <w:bCs/>
+          <w:color w:val="D86DCB" w:themeColor="accent5" w:themeTint="99"/>
+          <w:sz w:val="32"/>
+          <w:szCs w:val="32"/>
+        </w:rPr>
+      </w:pPr>
+      <w:r>
+        <w:rPr>
+          <w:b/>
+          <w:bCs/>
+          <w:color w:val="D86DCB" w:themeColor="accent5" w:themeTint="99"/>
+          <w:sz w:val="32"/>
+          <w:szCs w:val="32"/>
+        </w:rPr>
+        <w:t xml:space="preserve">    return _</w:t>
+      </w:r>
+      <w:proofErr w:type="spellStart"/>
+      <w:r>
+        <w:rPr>
+          <w:b/>
+          <w:bCs/>
+          <w:color w:val="D86DCB" w:themeColor="accent5" w:themeTint="99"/>
+          <w:sz w:val="32"/>
+          <w:szCs w:val="32"/>
+        </w:rPr>
+        <w:t>authCompleter.future</w:t>
+      </w:r>
+      <w:proofErr w:type="spellEnd"/>
+      <w:r>
+        <w:rPr>
+          <w:b/>
+          <w:bCs/>
+          <w:color w:val="D86DCB" w:themeColor="accent5" w:themeTint="99"/>
+          <w:sz w:val="32"/>
+          <w:szCs w:val="32"/>
+        </w:rPr>
+        <w:t>;</w:t>
+      </w:r>
+    </w:p>
+    <w:p>
+      <w:pPr>
+        <w:jc w:val="both"/>
+        <w:rPr>
+          <w:b/>
+          <w:bCs/>
+          <w:color w:val="D86DCB" w:themeColor="accent5" w:themeTint="99"/>
+          <w:sz w:val="32"/>
+          <w:szCs w:val="32"/>
+        </w:rPr>
+      </w:pPr>
+      <w:r>
+        <w:rPr>
+          <w:b/>
+          <w:bCs/>
+          <w:color w:val="D86DCB" w:themeColor="accent5" w:themeTint="99"/>
+          <w:sz w:val="32"/>
+          <w:szCs w:val="32"/>
+        </w:rPr>
+        <w:t>}</w:t>
+      </w:r>
+    </w:p>
+    <w:p>
+      <w:pPr>
+        <w:jc w:val="both"/>
+        <w:rPr>
+          <w:sz w:val="32"/>
+          <w:szCs w:val="32"/>
+        </w:rPr>
+      </w:pPr>
+      <w:r>
+        <w:rPr>
+          <w:sz w:val="32"/>
+          <w:szCs w:val="32"/>
+        </w:rPr>
+        <w:t xml:space="preserve"># Then we’re creating the </w:t>
+      </w:r>
+      <w:r>
+        <w:rPr>
+          <w:b/>
+          <w:bCs/>
+          <w:sz w:val="32"/>
+          <w:szCs w:val="32"/>
+        </w:rPr>
+        <w:t>Completer</w:t>
+      </w:r>
+      <w:r>
+        <w:rPr>
+          <w:sz w:val="32"/>
+          <w:szCs w:val="32"/>
+        </w:rPr>
+        <w:t xml:space="preserve"> once and the Notifier (state management) get one </w:t>
+      </w:r>
+      <w:r>
+        <w:rPr>
+          <w:b/>
+          <w:bCs/>
+          <w:sz w:val="32"/>
+          <w:szCs w:val="32"/>
+        </w:rPr>
+        <w:t>Completer</w:t>
+      </w:r>
+      <w:r>
+        <w:rPr>
+          <w:sz w:val="32"/>
+          <w:szCs w:val="32"/>
+        </w:rPr>
+        <w:t xml:space="preserve"> for its entire lifetime. And it creates this problem:</w:t>
+      </w:r>
+    </w:p>
+    <w:p>
+      <w:pPr>
+        <w:pStyle w:val="ListParagraph"/>
+        <w:numPr>
+          <w:ilvl w:val="0"/>
+          <w:numId w:val="38"/>
+        </w:numPr>
+        <w:jc w:val="both"/>
+        <w:rPr>
+          <w:sz w:val="32"/>
+          <w:szCs w:val="32"/>
+        </w:rPr>
+      </w:pPr>
+      <w:r>
+        <w:rPr>
+          <w:sz w:val="32"/>
+          <w:szCs w:val="32"/>
+        </w:rPr>
+        <w:t xml:space="preserve">First </w:t>
+      </w:r>
+      <w:r>
+        <w:rPr>
+          <w:sz w:val="32"/>
+          <w:szCs w:val="32"/>
+        </w:rPr>
+        <w:t>L</w:t>
+      </w:r>
+      <w:r>
+        <w:rPr>
+          <w:sz w:val="32"/>
+          <w:szCs w:val="32"/>
+        </w:rPr>
+        <w:t>ogin, everything works:</w:t>
+      </w:r>
+    </w:p>
+    <w:p>
+      <w:pPr>
+        <w:jc w:val="both"/>
+        <w:rPr>
+          <w:b/>
+          <w:bCs/>
+          <w:sz w:val="28"/>
+          <w:szCs w:val="28"/>
+        </w:rPr>
+      </w:pPr>
+      <w:r>
+        <w:rPr>
+          <w:b/>
+          <w:bCs/>
+          <w:sz w:val="28"/>
+          <w:szCs w:val="28"/>
+        </w:rPr>
+        <w:t>_</w:t>
+      </w:r>
+      <w:proofErr w:type="spellStart"/>
+      <w:r>
+        <w:rPr>
+          <w:b/>
+          <w:bCs/>
+          <w:sz w:val="28"/>
+          <w:szCs w:val="28"/>
+        </w:rPr>
+        <w:t>authCompleter</w:t>
+      </w:r>
+      <w:proofErr w:type="spellEnd"/>
+      <w:r>
+        <w:rPr>
+          <w:b/>
+          <w:bCs/>
+          <w:sz w:val="28"/>
+          <w:szCs w:val="28"/>
+        </w:rPr>
+        <w:t xml:space="preserve"> created</w:t>
+      </w:r>
+      <w:r>
+        <w:rPr>
+          <w:b/>
+          <w:bCs/>
+          <w:sz w:val="28"/>
+          <w:szCs w:val="28"/>
+        </w:rPr>
+        <w:t xml:space="preserve"> </w:t>
+      </w:r>
+      <w:r>
+        <w:sym w:font="Wingdings" w:char="F0E0"/>
+      </w:r>
+      <w:r>
+        <w:rPr>
+          <w:b/>
+          <w:bCs/>
+          <w:sz w:val="28"/>
+          <w:szCs w:val="28"/>
+        </w:rPr>
+        <w:t xml:space="preserve"> User logs in </w:t>
+      </w:r>
+      <w:r>
+        <w:sym w:font="Wingdings" w:char="F0E0"/>
+      </w:r>
+      <w:r>
+        <w:t xml:space="preserve"> </w:t>
+      </w:r>
+      <w:r>
+        <w:rPr>
+          <w:b/>
+          <w:bCs/>
+          <w:sz w:val="28"/>
+          <w:szCs w:val="28"/>
+        </w:rPr>
+        <w:t>_</w:t>
+      </w:r>
+      <w:proofErr w:type="spellStart"/>
+      <w:r>
+        <w:rPr>
+          <w:b/>
+          <w:bCs/>
+          <w:sz w:val="28"/>
+          <w:szCs w:val="28"/>
+        </w:rPr>
+        <w:t>authCompleter.complete</w:t>
+      </w:r>
+      <w:proofErr w:type="spellEnd"/>
+      <w:r>
+        <w:rPr>
+          <w:b/>
+          <w:bCs/>
+          <w:sz w:val="28"/>
+          <w:szCs w:val="28"/>
+        </w:rPr>
+        <w:t>(true)</w:t>
+      </w:r>
+    </w:p>
+    <w:p>
+      <w:pPr>
+        <w:pStyle w:val="ListParagraph"/>
+        <w:numPr>
+          <w:ilvl w:val="0"/>
+          <w:numId w:val="38"/>
+        </w:numPr>
+        <w:jc w:val="both"/>
+        <w:rPr>
+          <w:sz w:val="32"/>
+          <w:szCs w:val="32"/>
+        </w:rPr>
+      </w:pPr>
+      <w:r>
+        <w:rPr>
+          <w:sz w:val="32"/>
+          <w:szCs w:val="32"/>
+        </w:rPr>
+        <w:t xml:space="preserve">Second </w:t>
+      </w:r>
+      <w:r>
+        <w:rPr>
+          <w:sz w:val="32"/>
+          <w:szCs w:val="32"/>
+        </w:rPr>
+        <w:t>L</w:t>
+      </w:r>
+      <w:r>
+        <w:rPr>
+          <w:sz w:val="32"/>
+          <w:szCs w:val="32"/>
+        </w:rPr>
+        <w:t>ogin</w:t>
+      </w:r>
+      <w:r>
+        <w:rPr>
+          <w:sz w:val="32"/>
+          <w:szCs w:val="32"/>
+        </w:rPr>
+        <w:t>:</w:t>
+      </w:r>
+    </w:p>
+    <w:p>
+      <w:pPr>
+        <w:jc w:val="both"/>
+        <w:rPr>
+          <w:b/>
+          <w:bCs/>
+          <w:sz w:val="32"/>
+          <w:szCs w:val="32"/>
+        </w:rPr>
+      </w:pPr>
+      <w:proofErr w:type="spellStart"/>
+      <w:proofErr w:type="gramStart"/>
+      <w:r>
+        <w:rPr>
+          <w:b/>
+          <w:bCs/>
+          <w:sz w:val="28"/>
+          <w:szCs w:val="28"/>
+        </w:rPr>
+        <w:t>startAuth</w:t>
+      </w:r>
+      <w:proofErr w:type="spellEnd"/>
+      <w:r>
+        <w:rPr>
+          <w:b/>
+          <w:bCs/>
+          <w:sz w:val="28"/>
+          <w:szCs w:val="28"/>
+        </w:rPr>
+        <w:t>(</w:t>
+      </w:r>
+      <w:proofErr w:type="gramEnd"/>
+      <w:r>
+        <w:rPr>
+          <w:b/>
+          <w:bCs/>
+          <w:sz w:val="28"/>
+          <w:szCs w:val="28"/>
+        </w:rPr>
+        <w:t xml:space="preserve">) </w:t>
+      </w:r>
+      <w:r>
+        <w:rPr>
+          <w:b/>
+          <w:bCs/>
+          <w:sz w:val="28"/>
+          <w:szCs w:val="28"/>
+        </w:rPr>
+        <w:sym w:font="Wingdings" w:char="F0E0"/>
+      </w:r>
+      <w:r>
+        <w:rPr>
+          <w:b/>
+          <w:bCs/>
+          <w:sz w:val="28"/>
+          <w:szCs w:val="28"/>
+        </w:rPr>
+        <w:t xml:space="preserve"> return _</w:t>
+      </w:r>
+      <w:proofErr w:type="spellStart"/>
+      <w:r>
+        <w:rPr>
+          <w:b/>
+          <w:bCs/>
+          <w:sz w:val="28"/>
+          <w:szCs w:val="28"/>
+        </w:rPr>
+        <w:t>authCompleter.future</w:t>
+      </w:r>
+      <w:proofErr w:type="spellEnd"/>
+    </w:p>
+    <w:p>
+      <w:pPr>
+        <w:jc w:val="both"/>
+        <w:rPr>
+          <w:sz w:val="32"/>
+          <w:szCs w:val="32"/>
+        </w:rPr>
+      </w:pPr>
+      <w:r>
+        <w:rPr>
+          <w:sz w:val="32"/>
+          <w:szCs w:val="32"/>
+        </w:rPr>
+        <w:lastRenderedPageBreak/>
+        <w:t xml:space="preserve"># But </w:t>
+      </w:r>
+      <w:r>
+        <w:rPr>
+          <w:b/>
+          <w:bCs/>
+          <w:sz w:val="32"/>
+          <w:szCs w:val="32"/>
+        </w:rPr>
+        <w:t>_</w:t>
+      </w:r>
+      <w:proofErr w:type="spellStart"/>
+      <w:r>
+        <w:rPr>
+          <w:b/>
+          <w:bCs/>
+          <w:sz w:val="32"/>
+          <w:szCs w:val="32"/>
+        </w:rPr>
+        <w:t>authCompleter.future</w:t>
+      </w:r>
+      <w:proofErr w:type="spellEnd"/>
+      <w:r>
+        <w:rPr>
+          <w:b/>
+          <w:bCs/>
+          <w:sz w:val="32"/>
+          <w:szCs w:val="32"/>
+        </w:rPr>
+        <w:t xml:space="preserve"> </w:t>
+      </w:r>
+      <w:r>
+        <w:rPr>
+          <w:sz w:val="32"/>
+          <w:szCs w:val="32"/>
+        </w:rPr>
+        <w:t xml:space="preserve">is already completed from the First Login. So, </w:t>
+      </w:r>
+      <w:r>
+        <w:rPr>
+          <w:b/>
+          <w:bCs/>
+          <w:sz w:val="32"/>
+          <w:szCs w:val="32"/>
+        </w:rPr>
+        <w:t xml:space="preserve">await </w:t>
+      </w:r>
+      <w:proofErr w:type="spellStart"/>
+      <w:proofErr w:type="gramStart"/>
+      <w:r>
+        <w:rPr>
+          <w:b/>
+          <w:bCs/>
+          <w:sz w:val="32"/>
+          <w:szCs w:val="32"/>
+        </w:rPr>
+        <w:t>startAuth</w:t>
+      </w:r>
+      <w:proofErr w:type="spellEnd"/>
+      <w:r>
+        <w:rPr>
+          <w:b/>
+          <w:bCs/>
+          <w:sz w:val="32"/>
+          <w:szCs w:val="32"/>
+        </w:rPr>
+        <w:t>(</w:t>
+      </w:r>
+      <w:proofErr w:type="gramEnd"/>
+      <w:r>
+        <w:rPr>
+          <w:b/>
+          <w:bCs/>
+          <w:sz w:val="32"/>
+          <w:szCs w:val="32"/>
+        </w:rPr>
+        <w:t xml:space="preserve">) </w:t>
+      </w:r>
+      <w:r>
+        <w:rPr>
+          <w:sz w:val="32"/>
+          <w:szCs w:val="32"/>
+        </w:rPr>
+        <w:t>returns immediately without waiting for the new authentication</w:t>
+      </w:r>
+    </w:p>
+    <w:p>
+      <w:pPr>
+        <w:jc w:val="both"/>
+        <w:rPr>
+          <w:b/>
+          <w:bCs/>
+          <w:sz w:val="32"/>
+          <w:szCs w:val="32"/>
+        </w:rPr>
+      </w:pPr>
+      <w:r>
+        <w:rPr>
+          <w:sz w:val="32"/>
+          <w:szCs w:val="32"/>
+        </w:rPr>
+        <w:t xml:space="preserve"># The Correct Approach, The </w:t>
+      </w:r>
+      <w:r>
+        <w:rPr>
+          <w:b/>
+          <w:bCs/>
+          <w:sz w:val="32"/>
+          <w:szCs w:val="32"/>
+        </w:rPr>
+        <w:t>Completer&lt;bool&gt;?</w:t>
+      </w:r>
+      <w:r>
+        <w:rPr>
+          <w:sz w:val="32"/>
+          <w:szCs w:val="32"/>
+        </w:rPr>
+        <w:t xml:space="preserve"> should be </w:t>
+      </w:r>
+      <w:r>
+        <w:rPr>
+          <w:b/>
+          <w:bCs/>
+          <w:sz w:val="32"/>
+          <w:szCs w:val="32"/>
+        </w:rPr>
+        <w:t xml:space="preserve">null </w:t>
+      </w:r>
+      <w:r>
+        <w:rPr>
+          <w:sz w:val="32"/>
+          <w:szCs w:val="32"/>
+        </w:rPr>
+        <w:t xml:space="preserve">and only initialized when the </w:t>
+      </w:r>
+      <w:proofErr w:type="spellStart"/>
+      <w:proofErr w:type="gramStart"/>
+      <w:r>
+        <w:rPr>
+          <w:b/>
+          <w:bCs/>
+          <w:sz w:val="32"/>
+          <w:szCs w:val="32"/>
+        </w:rPr>
+        <w:t>startAuth</w:t>
+      </w:r>
+      <w:proofErr w:type="spellEnd"/>
+      <w:r>
+        <w:rPr>
+          <w:b/>
+          <w:bCs/>
+          <w:sz w:val="32"/>
+          <w:szCs w:val="32"/>
+        </w:rPr>
+        <w:t>(</w:t>
+      </w:r>
+      <w:proofErr w:type="gramEnd"/>
+      <w:r>
+        <w:rPr>
+          <w:b/>
+          <w:bCs/>
+          <w:sz w:val="32"/>
+          <w:szCs w:val="32"/>
+        </w:rPr>
+        <w:t xml:space="preserve">) </w:t>
+      </w:r>
+      <w:r>
+        <w:rPr>
+          <w:sz w:val="32"/>
+          <w:szCs w:val="32"/>
+        </w:rPr>
+        <w:t xml:space="preserve">method is called. So, it represents one authentication attempt, not the lifetime of the Notifier. And every Login gets a fresh </w:t>
+      </w:r>
+      <w:r>
+        <w:rPr>
+          <w:b/>
+          <w:bCs/>
+          <w:sz w:val="32"/>
+          <w:szCs w:val="32"/>
+        </w:rPr>
+        <w:t>Completer</w:t>
+      </w:r>
+    </w:p>
+    <w:p>
+      <w:pPr>
+        <w:jc w:val="both"/>
+        <w:rPr>
+          <w:b/>
+          <w:bCs/>
+          <w:color w:val="D86DCB" w:themeColor="accent5" w:themeTint="99"/>
+          <w:sz w:val="32"/>
+          <w:szCs w:val="32"/>
+        </w:rPr>
+      </w:pPr>
+      <w:r>
+        <w:rPr>
+          <w:b/>
+          <w:bCs/>
+          <w:color w:val="D86DCB" w:themeColor="accent5" w:themeTint="99"/>
+          <w:sz w:val="32"/>
+          <w:szCs w:val="32"/>
+        </w:rPr>
+        <w:t xml:space="preserve">class </w:t>
+      </w:r>
+      <w:proofErr w:type="spellStart"/>
+      <w:r>
+        <w:rPr>
+          <w:b/>
+          <w:bCs/>
+          <w:color w:val="D86DCB" w:themeColor="accent5" w:themeTint="99"/>
+          <w:sz w:val="32"/>
+          <w:szCs w:val="32"/>
+        </w:rPr>
+        <w:t>AuthNotifier</w:t>
+      </w:r>
+      <w:proofErr w:type="spellEnd"/>
+      <w:r>
+        <w:rPr>
+          <w:b/>
+          <w:bCs/>
+          <w:color w:val="D86DCB" w:themeColor="accent5" w:themeTint="99"/>
+          <w:sz w:val="32"/>
+          <w:szCs w:val="32"/>
+        </w:rPr>
+        <w:t xml:space="preserve"> extends Notifier&lt;bool&gt; {</w:t>
+      </w:r>
+    </w:p>
+    <w:p>
+      <w:pPr>
+        <w:jc w:val="both"/>
+        <w:rPr>
+          <w:b/>
+          <w:bCs/>
+          <w:color w:val="D86DCB" w:themeColor="accent5" w:themeTint="99"/>
+          <w:sz w:val="32"/>
+          <w:szCs w:val="32"/>
+        </w:rPr>
+      </w:pPr>
+      <w:r>
+        <w:rPr>
+          <w:b/>
+          <w:bCs/>
+          <w:color w:val="D86DCB" w:themeColor="accent5" w:themeTint="99"/>
+          <w:sz w:val="32"/>
+          <w:szCs w:val="32"/>
+        </w:rPr>
+        <w:t>Completer&lt;bool&gt;</w:t>
+      </w:r>
+      <w:r>
+        <w:rPr>
+          <w:b/>
+          <w:bCs/>
+          <w:color w:val="D86DCB" w:themeColor="accent5" w:themeTint="99"/>
+          <w:sz w:val="32"/>
+          <w:szCs w:val="32"/>
+        </w:rPr>
+        <w:t>?</w:t>
+      </w:r>
+      <w:r>
+        <w:rPr>
+          <w:b/>
+          <w:bCs/>
+          <w:color w:val="D86DCB" w:themeColor="accent5" w:themeTint="99"/>
+          <w:sz w:val="32"/>
+          <w:szCs w:val="32"/>
+        </w:rPr>
+        <w:t xml:space="preserve"> _</w:t>
+      </w:r>
+      <w:proofErr w:type="spellStart"/>
+      <w:r>
+        <w:rPr>
+          <w:b/>
+          <w:bCs/>
+          <w:color w:val="D86DCB" w:themeColor="accent5" w:themeTint="99"/>
+          <w:sz w:val="32"/>
+          <w:szCs w:val="32"/>
+        </w:rPr>
+        <w:t>authCompleter</w:t>
+      </w:r>
+      <w:proofErr w:type="spellEnd"/>
+      <w:r>
+        <w:rPr>
+          <w:b/>
+          <w:bCs/>
+          <w:color w:val="D86DCB" w:themeColor="accent5" w:themeTint="99"/>
+          <w:sz w:val="32"/>
+          <w:szCs w:val="32"/>
+        </w:rPr>
+        <w:t>;</w:t>
+      </w:r>
+    </w:p>
+    <w:p>
+      <w:pPr>
+        <w:jc w:val="both"/>
+        <w:rPr>
+          <w:b/>
+          <w:bCs/>
+          <w:color w:val="D86DCB" w:themeColor="accent5" w:themeTint="99"/>
+          <w:sz w:val="32"/>
+          <w:szCs w:val="32"/>
+        </w:rPr>
+      </w:pPr>
+      <w:r>
+        <w:rPr>
+          <w:b/>
+          <w:bCs/>
+          <w:color w:val="D86DCB" w:themeColor="accent5" w:themeTint="99"/>
+          <w:sz w:val="32"/>
+          <w:szCs w:val="32"/>
+        </w:rPr>
+        <w:t>…</w:t>
+      </w:r>
+    </w:p>
+    <w:p>
+      <w:pPr>
+        <w:jc w:val="both"/>
+        <w:rPr>
+          <w:b/>
+          <w:bCs/>
+          <w:color w:val="D86DCB" w:themeColor="accent5" w:themeTint="99"/>
+          <w:sz w:val="32"/>
+          <w:szCs w:val="32"/>
+        </w:rPr>
+      </w:pPr>
+      <w:r>
+        <w:rPr>
+          <w:b/>
+          <w:bCs/>
+          <w:color w:val="D86DCB" w:themeColor="accent5" w:themeTint="99"/>
+          <w:sz w:val="32"/>
+          <w:szCs w:val="32"/>
+        </w:rPr>
+        <w:t xml:space="preserve">  </w:t>
+      </w:r>
+      <w:r>
+        <w:rPr>
+          <w:b/>
+          <w:bCs/>
+          <w:color w:val="D86DCB" w:themeColor="accent5" w:themeTint="99"/>
+          <w:sz w:val="32"/>
+          <w:szCs w:val="32"/>
+        </w:rPr>
+        <w:t xml:space="preserve">Future&lt;void&gt; </w:t>
+      </w:r>
+      <w:proofErr w:type="spellStart"/>
+      <w:proofErr w:type="gramStart"/>
+      <w:r>
+        <w:rPr>
+          <w:b/>
+          <w:bCs/>
+          <w:color w:val="D86DCB" w:themeColor="accent5" w:themeTint="99"/>
+          <w:sz w:val="32"/>
+          <w:szCs w:val="32"/>
+        </w:rPr>
+        <w:t>startAuth</w:t>
+      </w:r>
+      <w:proofErr w:type="spellEnd"/>
+      <w:r>
+        <w:rPr>
+          <w:b/>
+          <w:bCs/>
+          <w:color w:val="D86DCB" w:themeColor="accent5" w:themeTint="99"/>
+          <w:sz w:val="32"/>
+          <w:szCs w:val="32"/>
+        </w:rPr>
+        <w:t>(</w:t>
+      </w:r>
+      <w:proofErr w:type="gramEnd"/>
+      <w:r>
+        <w:rPr>
+          <w:b/>
+          <w:bCs/>
+          <w:color w:val="D86DCB" w:themeColor="accent5" w:themeTint="99"/>
+          <w:sz w:val="32"/>
+          <w:szCs w:val="32"/>
+        </w:rPr>
+        <w:t>) async {</w:t>
+      </w:r>
+    </w:p>
+    <w:p>
+      <w:pPr>
+        <w:jc w:val="both"/>
+        <w:rPr>
+          <w:b/>
+          <w:bCs/>
+          <w:color w:val="D86DCB" w:themeColor="accent5" w:themeTint="99"/>
+          <w:sz w:val="32"/>
+          <w:szCs w:val="32"/>
+        </w:rPr>
+      </w:pPr>
+      <w:r>
+        <w:rPr>
+          <w:b/>
+          <w:bCs/>
+          <w:color w:val="D86DCB" w:themeColor="accent5" w:themeTint="99"/>
+          <w:sz w:val="32"/>
+          <w:szCs w:val="32"/>
+        </w:rPr>
+        <w:t xml:space="preserve">  </w:t>
+      </w:r>
+      <w:r>
+        <w:rPr>
+          <w:b/>
+          <w:bCs/>
+          <w:color w:val="D86DCB" w:themeColor="accent5" w:themeTint="99"/>
+          <w:sz w:val="32"/>
+          <w:szCs w:val="32"/>
+        </w:rPr>
+        <w:t xml:space="preserve"> </w:t>
+      </w:r>
+      <w:r>
+        <w:rPr>
+          <w:b/>
+          <w:bCs/>
+          <w:color w:val="D86DCB" w:themeColor="accent5" w:themeTint="99"/>
+          <w:sz w:val="32"/>
+          <w:szCs w:val="32"/>
+        </w:rPr>
+        <w:t xml:space="preserve">  </w:t>
+      </w:r>
+      <w:r>
+        <w:rPr>
+          <w:b/>
+          <w:bCs/>
+          <w:color w:val="D86DCB" w:themeColor="accent5" w:themeTint="99"/>
+          <w:sz w:val="32"/>
+          <w:szCs w:val="32"/>
+        </w:rPr>
+        <w:t>_</w:t>
+      </w:r>
+      <w:proofErr w:type="spellStart"/>
+      <w:r>
+        <w:rPr>
+          <w:b/>
+          <w:bCs/>
+          <w:color w:val="D86DCB" w:themeColor="accent5" w:themeTint="99"/>
+          <w:sz w:val="32"/>
+          <w:szCs w:val="32"/>
+        </w:rPr>
+        <w:t>authCompleter</w:t>
+      </w:r>
+      <w:proofErr w:type="spellEnd"/>
+      <w:r>
+        <w:rPr>
+          <w:b/>
+          <w:bCs/>
+          <w:color w:val="D86DCB" w:themeColor="accent5" w:themeTint="99"/>
+          <w:sz w:val="32"/>
+          <w:szCs w:val="32"/>
+        </w:rPr>
+        <w:t xml:space="preserve"> = Completer&lt;bool</w:t>
+      </w:r>
+      <w:proofErr w:type="gramStart"/>
+      <w:r>
+        <w:rPr>
+          <w:b/>
+          <w:bCs/>
+          <w:color w:val="D86DCB" w:themeColor="accent5" w:themeTint="99"/>
+          <w:sz w:val="32"/>
+          <w:szCs w:val="32"/>
+        </w:rPr>
+        <w:t>&gt;(</w:t>
+      </w:r>
+      <w:proofErr w:type="gramEnd"/>
+      <w:r>
+        <w:rPr>
+          <w:b/>
+          <w:bCs/>
+          <w:color w:val="D86DCB" w:themeColor="accent5" w:themeTint="99"/>
+          <w:sz w:val="32"/>
+          <w:szCs w:val="32"/>
+        </w:rPr>
+        <w:t>);</w:t>
+      </w:r>
+    </w:p>
+    <w:p>
+      <w:pPr>
+        <w:jc w:val="both"/>
+        <w:rPr>
+          <w:b/>
+          <w:bCs/>
+          <w:color w:val="D86DCB" w:themeColor="accent5" w:themeTint="99"/>
+          <w:sz w:val="32"/>
+          <w:szCs w:val="32"/>
+        </w:rPr>
+      </w:pPr>
+      <w:r>
+        <w:rPr>
+          <w:b/>
+          <w:bCs/>
+          <w:color w:val="D86DCB" w:themeColor="accent5" w:themeTint="99"/>
+          <w:sz w:val="32"/>
+          <w:szCs w:val="32"/>
+        </w:rPr>
+        <w:t xml:space="preserve">   </w:t>
+      </w:r>
+      <w:r>
+        <w:rPr>
+          <w:b/>
+          <w:bCs/>
+          <w:color w:val="D86DCB" w:themeColor="accent5" w:themeTint="99"/>
+          <w:sz w:val="32"/>
+          <w:szCs w:val="32"/>
+        </w:rPr>
+        <w:t xml:space="preserve"> </w:t>
+      </w:r>
+      <w:r>
+        <w:rPr>
+          <w:b/>
+          <w:bCs/>
+          <w:color w:val="D86DCB" w:themeColor="accent5" w:themeTint="99"/>
+          <w:sz w:val="32"/>
+          <w:szCs w:val="32"/>
+        </w:rPr>
+        <w:t xml:space="preserve"> …</w:t>
+      </w:r>
+    </w:p>
+    <w:p>
+      <w:pPr>
+        <w:jc w:val="both"/>
+        <w:rPr>
+          <w:b/>
+          <w:bCs/>
+          <w:color w:val="D86DCB" w:themeColor="accent5" w:themeTint="99"/>
+          <w:sz w:val="32"/>
+          <w:szCs w:val="32"/>
+        </w:rPr>
+      </w:pPr>
+      <w:r>
+        <w:rPr>
+          <w:b/>
+          <w:bCs/>
+          <w:color w:val="D86DCB" w:themeColor="accent5" w:themeTint="99"/>
+          <w:sz w:val="32"/>
+          <w:szCs w:val="32"/>
+        </w:rPr>
+        <w:t xml:space="preserve">    </w:t>
+      </w:r>
+      <w:r>
+        <w:rPr>
+          <w:b/>
+          <w:bCs/>
+          <w:color w:val="D86DCB" w:themeColor="accent5" w:themeTint="99"/>
+          <w:sz w:val="32"/>
+          <w:szCs w:val="32"/>
+        </w:rPr>
+        <w:t xml:space="preserve"> </w:t>
+      </w:r>
+      <w:r>
+        <w:rPr>
+          <w:b/>
+          <w:bCs/>
+          <w:color w:val="D86DCB" w:themeColor="accent5" w:themeTint="99"/>
+          <w:sz w:val="32"/>
+          <w:szCs w:val="32"/>
+        </w:rPr>
+        <w:t>return _</w:t>
+      </w:r>
+      <w:proofErr w:type="spellStart"/>
+      <w:proofErr w:type="gramStart"/>
+      <w:r>
+        <w:rPr>
+          <w:b/>
+          <w:bCs/>
+          <w:color w:val="D86DCB" w:themeColor="accent5" w:themeTint="99"/>
+          <w:sz w:val="32"/>
+          <w:szCs w:val="32"/>
+        </w:rPr>
+        <w:t>authCompleter</w:t>
+      </w:r>
+      <w:proofErr w:type="spellEnd"/>
+      <w:r>
+        <w:rPr>
+          <w:b/>
+          <w:bCs/>
+          <w:color w:val="D86DCB" w:themeColor="accent5" w:themeTint="99"/>
+          <w:sz w:val="32"/>
+          <w:szCs w:val="32"/>
+        </w:rPr>
+        <w:t>!</w:t>
+      </w:r>
+      <w:r>
+        <w:rPr>
+          <w:b/>
+          <w:bCs/>
+          <w:color w:val="D86DCB" w:themeColor="accent5" w:themeTint="99"/>
+          <w:sz w:val="32"/>
+          <w:szCs w:val="32"/>
+        </w:rPr>
+        <w:t>.</w:t>
+      </w:r>
+      <w:proofErr w:type="gramEnd"/>
+      <w:r>
+        <w:rPr>
+          <w:b/>
+          <w:bCs/>
+          <w:color w:val="D86DCB" w:themeColor="accent5" w:themeTint="99"/>
+          <w:sz w:val="32"/>
+          <w:szCs w:val="32"/>
+        </w:rPr>
+        <w:t>future;</w:t>
+      </w:r>
+    </w:p>
+    <w:p>
+      <w:pPr>
+        <w:jc w:val="both"/>
+        <w:rPr>
+          <w:b/>
+          <w:bCs/>
+          <w:color w:val="D86DCB" w:themeColor="accent5" w:themeTint="99"/>
+          <w:sz w:val="32"/>
+          <w:szCs w:val="32"/>
+        </w:rPr>
+      </w:pPr>
+      <w:r>
+        <w:rPr>
+          <w:b/>
+          <w:bCs/>
+          <w:color w:val="D86DCB" w:themeColor="accent5" w:themeTint="99"/>
+          <w:sz w:val="32"/>
+          <w:szCs w:val="32"/>
+        </w:rPr>
+        <w:t xml:space="preserve">  </w:t>
+      </w:r>
+      <w:r>
+        <w:rPr>
+          <w:b/>
+          <w:bCs/>
+          <w:color w:val="D86DCB" w:themeColor="accent5" w:themeTint="99"/>
+          <w:sz w:val="32"/>
+          <w:szCs w:val="32"/>
+        </w:rPr>
+        <w:t>}</w:t>
+      </w:r>
+    </w:p>
+    <w:p>
+      <w:pPr>
+        <w:jc w:val="both"/>
+        <w:rPr>
+          <w:b/>
+          <w:bCs/>
+          <w:color w:val="D86DCB" w:themeColor="accent5" w:themeTint="99"/>
+          <w:sz w:val="32"/>
+          <w:szCs w:val="32"/>
+        </w:rPr>
+      </w:pPr>
+      <w:r>
+        <w:rPr>
+          <w:b/>
+          <w:bCs/>
+          <w:color w:val="D86DCB" w:themeColor="accent5" w:themeTint="99"/>
+          <w:sz w:val="32"/>
+          <w:szCs w:val="32"/>
+        </w:rPr>
+        <w:t xml:space="preserve">  </w:t>
+      </w:r>
+      <w:r>
+        <w:rPr>
+          <w:b/>
+          <w:bCs/>
+          <w:color w:val="D86DCB" w:themeColor="accent5" w:themeTint="99"/>
+          <w:sz w:val="32"/>
+          <w:szCs w:val="32"/>
+        </w:rPr>
+        <w:t>…</w:t>
+      </w:r>
+    </w:p>
+    <w:p>
+      <w:pPr>
+        <w:jc w:val="both"/>
+        <w:rPr>
+          <w:b/>
+          <w:bCs/>
+          <w:color w:val="D86DCB" w:themeColor="accent5" w:themeTint="99"/>
+          <w:sz w:val="32"/>
+          <w:szCs w:val="32"/>
+        </w:rPr>
+      </w:pPr>
+      <w:r>
+        <w:rPr>
+          <w:b/>
+          <w:bCs/>
+          <w:color w:val="D86DCB" w:themeColor="accent5" w:themeTint="99"/>
+          <w:sz w:val="32"/>
+          <w:szCs w:val="32"/>
+        </w:rPr>
+        <w:t xml:space="preserve">  void </w:t>
+      </w:r>
+      <w:proofErr w:type="gramStart"/>
+      <w:r>
+        <w:rPr>
+          <w:b/>
+          <w:bCs/>
+          <w:color w:val="D86DCB" w:themeColor="accent5" w:themeTint="99"/>
+          <w:sz w:val="32"/>
+          <w:szCs w:val="32"/>
+        </w:rPr>
+        <w:t>complete(</w:t>
+      </w:r>
+      <w:proofErr w:type="gramEnd"/>
+      <w:r>
+        <w:rPr>
+          <w:b/>
+          <w:bCs/>
+          <w:color w:val="D86DCB" w:themeColor="accent5" w:themeTint="99"/>
+          <w:sz w:val="32"/>
+          <w:szCs w:val="32"/>
+        </w:rPr>
+        <w:t>String value) {</w:t>
+      </w:r>
+    </w:p>
+    <w:p>
+      <w:pPr>
+        <w:jc w:val="both"/>
+        <w:rPr>
+          <w:b/>
+          <w:bCs/>
+          <w:color w:val="D86DCB" w:themeColor="accent5" w:themeTint="99"/>
+          <w:sz w:val="32"/>
+          <w:szCs w:val="32"/>
+        </w:rPr>
+      </w:pPr>
+      <w:r>
+        <w:rPr>
+          <w:b/>
+          <w:bCs/>
+          <w:color w:val="D86DCB" w:themeColor="accent5" w:themeTint="99"/>
+          <w:sz w:val="32"/>
+          <w:szCs w:val="32"/>
+        </w:rPr>
+        <w:t xml:space="preserve">    </w:t>
+      </w:r>
+      <w:proofErr w:type="gramStart"/>
+      <w:r>
+        <w:rPr>
+          <w:b/>
+          <w:bCs/>
+          <w:color w:val="D86DCB" w:themeColor="accent5" w:themeTint="99"/>
+          <w:sz w:val="32"/>
+          <w:szCs w:val="32"/>
+        </w:rPr>
+        <w:t>if(</w:t>
+      </w:r>
+      <w:proofErr w:type="gramEnd"/>
+      <w:r>
+        <w:rPr>
+          <w:b/>
+          <w:bCs/>
+          <w:color w:val="D86DCB" w:themeColor="accent5" w:themeTint="99"/>
+          <w:sz w:val="32"/>
+          <w:szCs w:val="32"/>
+        </w:rPr>
+        <w:t>!(</w:t>
+      </w:r>
+      <w:r>
+        <w:rPr>
+          <w:b/>
+          <w:bCs/>
+          <w:color w:val="D86DCB" w:themeColor="accent5" w:themeTint="99"/>
+          <w:sz w:val="32"/>
+          <w:szCs w:val="32"/>
+        </w:rPr>
+        <w:t>_</w:t>
+      </w:r>
+      <w:proofErr w:type="spellStart"/>
+      <w:r>
+        <w:rPr>
+          <w:b/>
+          <w:bCs/>
+          <w:color w:val="D86DCB" w:themeColor="accent5" w:themeTint="99"/>
+          <w:sz w:val="32"/>
+          <w:szCs w:val="32"/>
+        </w:rPr>
+        <w:t>completer.isCompleted</w:t>
+      </w:r>
+      <w:proofErr w:type="spellEnd"/>
+      <w:r>
+        <w:rPr>
+          <w:b/>
+          <w:bCs/>
+          <w:color w:val="D86DCB" w:themeColor="accent5" w:themeTint="99"/>
+          <w:sz w:val="32"/>
+          <w:szCs w:val="32"/>
+        </w:rPr>
+        <w:t xml:space="preserve"> ?? true)</w:t>
+      </w:r>
+      <w:r>
+        <w:rPr>
+          <w:b/>
+          <w:bCs/>
+          <w:color w:val="D86DCB" w:themeColor="accent5" w:themeTint="99"/>
+          <w:sz w:val="32"/>
+          <w:szCs w:val="32"/>
+        </w:rPr>
+        <w:t>) {</w:t>
+      </w:r>
+    </w:p>
+    <w:p>
+      <w:pPr>
+        <w:jc w:val="both"/>
+        <w:rPr>
+          <w:b/>
+          <w:bCs/>
+          <w:color w:val="D86DCB" w:themeColor="accent5" w:themeTint="99"/>
+          <w:sz w:val="32"/>
+          <w:szCs w:val="32"/>
+        </w:rPr>
+      </w:pPr>
+      <w:r>
+        <w:rPr>
+          <w:b/>
+          <w:bCs/>
+          <w:color w:val="D86DCB" w:themeColor="accent5" w:themeTint="99"/>
+          <w:sz w:val="32"/>
+          <w:szCs w:val="32"/>
+        </w:rPr>
+        <w:t xml:space="preserve">    _</w:t>
+      </w:r>
+      <w:proofErr w:type="spellStart"/>
+      <w:proofErr w:type="gramStart"/>
+      <w:r>
+        <w:rPr>
+          <w:b/>
+          <w:bCs/>
+          <w:color w:val="D86DCB" w:themeColor="accent5" w:themeTint="99"/>
+          <w:sz w:val="32"/>
+          <w:szCs w:val="32"/>
+        </w:rPr>
+        <w:t>completer.complete</w:t>
+      </w:r>
+      <w:proofErr w:type="spellEnd"/>
+      <w:proofErr w:type="gramEnd"/>
+      <w:r>
+        <w:rPr>
+          <w:b/>
+          <w:bCs/>
+          <w:color w:val="D86DCB" w:themeColor="accent5" w:themeTint="99"/>
+          <w:sz w:val="32"/>
+          <w:szCs w:val="32"/>
+        </w:rPr>
+        <w:t xml:space="preserve">(value); </w:t>
+      </w:r>
+    </w:p>
+    <w:p>
+      <w:pPr>
+        <w:jc w:val="both"/>
+        <w:rPr>
+          <w:b/>
+          <w:bCs/>
+          <w:color w:val="D86DCB" w:themeColor="accent5" w:themeTint="99"/>
+          <w:sz w:val="32"/>
+          <w:szCs w:val="32"/>
+        </w:rPr>
+      </w:pPr>
+      <w:r>
+        <w:rPr>
+          <w:b/>
+          <w:bCs/>
+          <w:color w:val="D86DCB" w:themeColor="accent5" w:themeTint="99"/>
+          <w:sz w:val="32"/>
+          <w:szCs w:val="32"/>
+        </w:rPr>
+        <w:t xml:space="preserve">    }</w:t>
+      </w:r>
+    </w:p>
+    <w:p>
+      <w:pPr>
+        <w:jc w:val="both"/>
+        <w:rPr>
+          <w:b/>
+          <w:bCs/>
+          <w:color w:val="D86DCB" w:themeColor="accent5" w:themeTint="99"/>
+          <w:sz w:val="32"/>
+          <w:szCs w:val="32"/>
+        </w:rPr>
+      </w:pPr>
+      <w:r>
+        <w:rPr>
+          <w:b/>
+          <w:bCs/>
+          <w:color w:val="D86DCB" w:themeColor="accent5" w:themeTint="99"/>
+          <w:sz w:val="32"/>
+          <w:szCs w:val="32"/>
+        </w:rPr>
+        <w:t xml:space="preserve">  }</w:t>
+      </w:r>
+    </w:p>
+    <w:p>
+      <w:pPr>
+        <w:jc w:val="both"/>
+        <w:rPr>
+          <w:b/>
+          <w:bCs/>
+          <w:color w:val="D86DCB" w:themeColor="accent5" w:themeTint="99"/>
+          <w:sz w:val="32"/>
+          <w:szCs w:val="32"/>
+        </w:rPr>
+      </w:pPr>
+      <w:r>
+        <w:rPr>
+          <w:b/>
+          <w:bCs/>
+          <w:color w:val="D86DCB" w:themeColor="accent5" w:themeTint="99"/>
+          <w:sz w:val="32"/>
+          <w:szCs w:val="32"/>
+        </w:rPr>
+        <w:t xml:space="preserve">  void </w:t>
+      </w:r>
+      <w:proofErr w:type="spellStart"/>
+      <w:proofErr w:type="gramStart"/>
+      <w:r>
+        <w:rPr>
+          <w:b/>
+          <w:bCs/>
+          <w:color w:val="D86DCB" w:themeColor="accent5" w:themeTint="99"/>
+          <w:sz w:val="32"/>
+          <w:szCs w:val="32"/>
+        </w:rPr>
+        <w:t>completeWithError</w:t>
+      </w:r>
+      <w:proofErr w:type="spellEnd"/>
+      <w:r>
+        <w:rPr>
+          <w:b/>
+          <w:bCs/>
+          <w:color w:val="D86DCB" w:themeColor="accent5" w:themeTint="99"/>
+          <w:sz w:val="32"/>
+          <w:szCs w:val="32"/>
+        </w:rPr>
+        <w:t>(</w:t>
+      </w:r>
+      <w:proofErr w:type="gramEnd"/>
+      <w:r>
+        <w:rPr>
+          <w:b/>
+          <w:bCs/>
+          <w:color w:val="D86DCB" w:themeColor="accent5" w:themeTint="99"/>
+          <w:sz w:val="32"/>
+          <w:szCs w:val="32"/>
+        </w:rPr>
+        <w:t>) {</w:t>
+      </w:r>
+    </w:p>
+    <w:p>
+      <w:pPr>
+        <w:jc w:val="both"/>
+        <w:rPr>
+          <w:b/>
+          <w:bCs/>
+          <w:color w:val="D86DCB" w:themeColor="accent5" w:themeTint="99"/>
+          <w:sz w:val="32"/>
+          <w:szCs w:val="32"/>
+        </w:rPr>
+      </w:pPr>
+      <w:r>
+        <w:rPr>
+          <w:b/>
+          <w:bCs/>
+          <w:color w:val="D86DCB" w:themeColor="accent5" w:themeTint="99"/>
+          <w:sz w:val="32"/>
+          <w:szCs w:val="32"/>
+        </w:rPr>
+        <w:t xml:space="preserve">    </w:t>
+      </w:r>
+      <w:proofErr w:type="gramStart"/>
+      <w:r>
+        <w:rPr>
+          <w:b/>
+          <w:bCs/>
+          <w:color w:val="D86DCB" w:themeColor="accent5" w:themeTint="99"/>
+          <w:sz w:val="32"/>
+          <w:szCs w:val="32"/>
+        </w:rPr>
+        <w:t>if(</w:t>
+      </w:r>
+      <w:proofErr w:type="gramEnd"/>
+      <w:r>
+        <w:rPr>
+          <w:b/>
+          <w:bCs/>
+          <w:color w:val="D86DCB" w:themeColor="accent5" w:themeTint="99"/>
+          <w:sz w:val="32"/>
+          <w:szCs w:val="32"/>
+        </w:rPr>
+        <w:t>!(</w:t>
+      </w:r>
+      <w:r>
+        <w:rPr>
+          <w:b/>
+          <w:bCs/>
+          <w:color w:val="D86DCB" w:themeColor="accent5" w:themeTint="99"/>
+          <w:sz w:val="32"/>
+          <w:szCs w:val="32"/>
+        </w:rPr>
+        <w:t>_</w:t>
+      </w:r>
+      <w:proofErr w:type="spellStart"/>
+      <w:r>
+        <w:rPr>
+          <w:b/>
+          <w:bCs/>
+          <w:color w:val="D86DCB" w:themeColor="accent5" w:themeTint="99"/>
+          <w:sz w:val="32"/>
+          <w:szCs w:val="32"/>
+        </w:rPr>
+        <w:t>completer.isCompleted</w:t>
+      </w:r>
+      <w:proofErr w:type="spellEnd"/>
+      <w:r>
+        <w:rPr>
+          <w:b/>
+          <w:bCs/>
+          <w:color w:val="D86DCB" w:themeColor="accent5" w:themeTint="99"/>
+          <w:sz w:val="32"/>
+          <w:szCs w:val="32"/>
+        </w:rPr>
+        <w:t xml:space="preserve"> ?? true)</w:t>
+      </w:r>
+      <w:r>
+        <w:rPr>
+          <w:b/>
+          <w:bCs/>
+          <w:color w:val="D86DCB" w:themeColor="accent5" w:themeTint="99"/>
+          <w:sz w:val="32"/>
+          <w:szCs w:val="32"/>
+        </w:rPr>
+        <w:t>) {</w:t>
+      </w:r>
+    </w:p>
+    <w:p>
+      <w:pPr>
+        <w:jc w:val="both"/>
+        <w:rPr>
+          <w:b/>
+          <w:bCs/>
+          <w:color w:val="D86DCB" w:themeColor="accent5" w:themeTint="99"/>
+          <w:sz w:val="32"/>
+          <w:szCs w:val="32"/>
+        </w:rPr>
+      </w:pPr>
+      <w:r>
+        <w:rPr>
+          <w:b/>
+          <w:bCs/>
+          <w:color w:val="D86DCB" w:themeColor="accent5" w:themeTint="99"/>
+          <w:sz w:val="32"/>
+          <w:szCs w:val="32"/>
+        </w:rPr>
+        <w:t xml:space="preserve">    _</w:t>
+      </w:r>
+      <w:proofErr w:type="spellStart"/>
+      <w:proofErr w:type="gramStart"/>
+      <w:r>
+        <w:rPr>
+          <w:b/>
+          <w:bCs/>
+          <w:color w:val="D86DCB" w:themeColor="accent5" w:themeTint="99"/>
+          <w:sz w:val="32"/>
+          <w:szCs w:val="32"/>
+        </w:rPr>
+        <w:t>completer.completeError</w:t>
+      </w:r>
+      <w:proofErr w:type="spellEnd"/>
+      <w:proofErr w:type="gramEnd"/>
+      <w:r>
+        <w:rPr>
+          <w:b/>
+          <w:bCs/>
+          <w:color w:val="D86DCB" w:themeColor="accent5" w:themeTint="99"/>
+          <w:sz w:val="32"/>
+          <w:szCs w:val="32"/>
+        </w:rPr>
+        <w:t xml:space="preserve">('Error'); </w:t>
+      </w:r>
+    </w:p>
+    <w:p>
+      <w:pPr>
+        <w:jc w:val="both"/>
+        <w:rPr>
+          <w:b/>
+          <w:bCs/>
+          <w:color w:val="D86DCB" w:themeColor="accent5" w:themeTint="99"/>
+          <w:sz w:val="32"/>
+          <w:szCs w:val="32"/>
+        </w:rPr>
+      </w:pPr>
+      <w:r>
+        <w:rPr>
+          <w:b/>
+          <w:bCs/>
+          <w:color w:val="D86DCB" w:themeColor="accent5" w:themeTint="99"/>
+          <w:sz w:val="32"/>
+          <w:szCs w:val="32"/>
+        </w:rPr>
+        <w:lastRenderedPageBreak/>
+        <w:t xml:space="preserve">    }</w:t>
+      </w:r>
+    </w:p>
+    <w:p>
+      <w:pPr>
+        <w:jc w:val="both"/>
+        <w:rPr>
+          <w:b/>
+          <w:bCs/>
+          <w:color w:val="D86DCB" w:themeColor="accent5" w:themeTint="99"/>
+          <w:sz w:val="32"/>
+          <w:szCs w:val="32"/>
+        </w:rPr>
+      </w:pPr>
+      <w:r>
+        <w:rPr>
+          <w:b/>
+          <w:bCs/>
+          <w:color w:val="D86DCB" w:themeColor="accent5" w:themeTint="99"/>
+          <w:sz w:val="32"/>
+          <w:szCs w:val="32"/>
+        </w:rPr>
+        <w:t xml:space="preserve">  }</w:t>
+      </w:r>
+    </w:p>
+    <w:p>
+      <w:pPr>
+        <w:jc w:val="both"/>
+        <w:rPr>
+          <w:b/>
+          <w:bCs/>
+          <w:color w:val="D86DCB" w:themeColor="accent5" w:themeTint="99"/>
+          <w:sz w:val="32"/>
+          <w:szCs w:val="32"/>
+        </w:rPr>
+      </w:pPr>
+      <w:r>
+        <w:rPr>
+          <w:b/>
+          <w:bCs/>
+          <w:color w:val="D86DCB" w:themeColor="accent5" w:themeTint="99"/>
+          <w:sz w:val="32"/>
+          <w:szCs w:val="32"/>
+        </w:rPr>
+        <w:t xml:space="preserve">  …</w:t>
+      </w:r>
+    </w:p>
+    <w:p>
+      <w:pPr>
+        <w:jc w:val="both"/>
+        <w:rPr>
+          <w:b/>
+          <w:bCs/>
+          <w:color w:val="D86DCB" w:themeColor="accent5" w:themeTint="99"/>
+          <w:sz w:val="32"/>
+          <w:szCs w:val="32"/>
+        </w:rPr>
+      </w:pPr>
+      <w:r>
+        <w:rPr>
+          <w:b/>
+          <w:bCs/>
+          <w:color w:val="D86DCB" w:themeColor="accent5" w:themeTint="99"/>
+          <w:sz w:val="32"/>
+          <w:szCs w:val="32"/>
+        </w:rPr>
+        <w:t>}</w:t>
       </w:r>
     </w:p>
     <w:p>
@@ -22159,51 +24060,51 @@
           <w:sz w:val="32"/>
           <w:szCs w:val="32"/>
         </w:rPr>
+        <w:t xml:space="preserve">  </w:t>
+      </w:r>
+      <w:proofErr w:type="gramStart"/>
+      <w:r>
+        <w:rPr>
+          <w:b/>
+          <w:bCs/>
+          <w:color w:val="D86DCB" w:themeColor="accent5" w:themeTint="99"/>
+          <w:sz w:val="32"/>
+          <w:szCs w:val="32"/>
+        </w:rPr>
+        <w:t>print(</w:t>
+      </w:r>
+      <w:proofErr w:type="gramEnd"/>
+      <w:r>
+        <w:rPr>
+          <w:b/>
+          <w:bCs/>
+          <w:color w:val="D86DCB" w:themeColor="accent5" w:themeTint="99"/>
+          <w:sz w:val="32"/>
+          <w:szCs w:val="32"/>
+        </w:rPr>
+        <w:t>"Runs after 2 seconds");</w:t>
+      </w:r>
+    </w:p>
+    <w:p>
+      <w:pPr>
+        <w:jc w:val="both"/>
+        <w:rPr>
+          <w:b/>
+          <w:bCs/>
+          <w:color w:val="D86DCB" w:themeColor="accent5" w:themeTint="99"/>
+          <w:sz w:val="32"/>
+          <w:szCs w:val="32"/>
+        </w:rPr>
+      </w:pPr>
+      <w:r>
+        <w:rPr>
+          <w:b/>
+          <w:bCs/>
+          <w:color w:val="D86DCB" w:themeColor="accent5" w:themeTint="99"/>
+          <w:sz w:val="32"/>
+          <w:szCs w:val="32"/>
+        </w:rPr>
         <w:lastRenderedPageBreak/>
-        <w:t xml:space="preserve">  </w:t>
-      </w:r>
-      <w:proofErr w:type="gramStart"/>
-      <w:r>
-        <w:rPr>
-          <w:b/>
-          <w:bCs/>
-          <w:color w:val="D86DCB" w:themeColor="accent5" w:themeTint="99"/>
-          <w:sz w:val="32"/>
-          <w:szCs w:val="32"/>
-        </w:rPr>
-        <w:t>print(</w:t>
-      </w:r>
-      <w:proofErr w:type="gramEnd"/>
-      <w:r>
-        <w:rPr>
-          <w:b/>
-          <w:bCs/>
-          <w:color w:val="D86DCB" w:themeColor="accent5" w:themeTint="99"/>
-          <w:sz w:val="32"/>
-          <w:szCs w:val="32"/>
-        </w:rPr>
-        <w:t>"Runs after 2 seconds");</w:t>
-      </w:r>
-    </w:p>
-    <w:p>
-      <w:pPr>
-        <w:jc w:val="both"/>
-        <w:rPr>
-          <w:b/>
-          <w:bCs/>
-          <w:color w:val="D86DCB" w:themeColor="accent5" w:themeTint="99"/>
-          <w:sz w:val="32"/>
-          <w:szCs w:val="32"/>
-        </w:rPr>
-      </w:pPr>
-      <w:r>
-        <w:rPr>
-          <w:b/>
-          <w:bCs/>
-          <w:color w:val="D86DCB" w:themeColor="accent5" w:themeTint="99"/>
-          <w:sz w:val="32"/>
-          <w:szCs w:val="32"/>
-        </w:rPr>
         <w:t>});</w:t>
       </w:r>
     </w:p>
@@ -22751,27 +24652,27 @@
           <w:sz w:val="32"/>
           <w:szCs w:val="32"/>
         </w:rPr>
+        <w:t># With debounce:</w:t>
+      </w:r>
+    </w:p>
+    <w:p>
+      <w:pPr>
+        <w:jc w:val="both"/>
+        <w:rPr>
+          <w:b/>
+          <w:bCs/>
+          <w:sz w:val="32"/>
+          <w:szCs w:val="32"/>
+        </w:rPr>
+      </w:pPr>
+      <w:r>
+        <w:rPr>
+          <w:b/>
+          <w:bCs/>
+          <w:sz w:val="32"/>
+          <w:szCs w:val="32"/>
+        </w:rPr>
         <w:lastRenderedPageBreak/>
-        <w:t># With debounce:</w:t>
-      </w:r>
-    </w:p>
-    <w:p>
-      <w:pPr>
-        <w:jc w:val="both"/>
-        <w:rPr>
-          <w:b/>
-          <w:bCs/>
-          <w:sz w:val="32"/>
-          <w:szCs w:val="32"/>
-        </w:rPr>
-      </w:pPr>
-      <w:r>
-        <w:rPr>
-          <w:b/>
-          <w:bCs/>
-          <w:sz w:val="32"/>
-          <w:szCs w:val="32"/>
-        </w:rPr>
         <w:t>(wait 500ms)</w:t>
       </w:r>
     </w:p>
@@ -23111,56 +25012,56 @@
           <w:sz w:val="32"/>
           <w:szCs w:val="32"/>
         </w:rPr>
+        <w:t xml:space="preserve"># In </w:t>
+      </w:r>
+      <w:proofErr w:type="gramStart"/>
+      <w:r>
+        <w:rPr>
+          <w:b/>
+          <w:bCs/>
+          <w:sz w:val="32"/>
+          <w:szCs w:val="32"/>
+        </w:rPr>
+        <w:t>Timer(</w:t>
+      </w:r>
+      <w:proofErr w:type="gramEnd"/>
+      <w:r>
+        <w:rPr>
+          <w:b/>
+          <w:bCs/>
+          <w:sz w:val="32"/>
+          <w:szCs w:val="32"/>
+        </w:rPr>
+        <w:t>…)</w:t>
+      </w:r>
+      <w:r>
+        <w:rPr>
+          <w:sz w:val="32"/>
+          <w:szCs w:val="32"/>
+        </w:rPr>
+        <w:t>, the second parameter is a callback method that takes a lambda function and the code written here like database update happens after the delay</w:t>
+      </w:r>
+    </w:p>
+    <w:p>
+      <w:pPr>
+        <w:jc w:val="both"/>
+        <w:rPr>
+          <w:b/>
+          <w:bCs/>
+          <w:color w:val="D86DCB" w:themeColor="accent5" w:themeTint="99"/>
+          <w:sz w:val="32"/>
+          <w:szCs w:val="32"/>
+        </w:rPr>
+      </w:pPr>
+      <w:r>
+        <w:rPr>
+          <w:b/>
+          <w:bCs/>
+          <w:color w:val="D86DCB" w:themeColor="accent5" w:themeTint="99"/>
+          <w:sz w:val="32"/>
+          <w:szCs w:val="32"/>
+        </w:rPr>
         <w:lastRenderedPageBreak/>
-        <w:t xml:space="preserve"># In </w:t>
-      </w:r>
-      <w:proofErr w:type="gramStart"/>
-      <w:r>
-        <w:rPr>
-          <w:b/>
-          <w:bCs/>
-          <w:sz w:val="32"/>
-          <w:szCs w:val="32"/>
-        </w:rPr>
-        <w:t>Timer(</w:t>
-      </w:r>
-      <w:proofErr w:type="gramEnd"/>
-      <w:r>
-        <w:rPr>
-          <w:b/>
-          <w:bCs/>
-          <w:sz w:val="32"/>
-          <w:szCs w:val="32"/>
-        </w:rPr>
-        <w:t>…)</w:t>
-      </w:r>
-      <w:r>
-        <w:rPr>
-          <w:sz w:val="32"/>
-          <w:szCs w:val="32"/>
-        </w:rPr>
-        <w:t>, the second parameter is a callback method that takes a lambda function and the code written here like database update happens after the delay</w:t>
-      </w:r>
-    </w:p>
-    <w:p>
-      <w:pPr>
-        <w:jc w:val="both"/>
-        <w:rPr>
-          <w:b/>
-          <w:bCs/>
-          <w:color w:val="D86DCB" w:themeColor="accent5" w:themeTint="99"/>
-          <w:sz w:val="32"/>
-          <w:szCs w:val="32"/>
-        </w:rPr>
-      </w:pPr>
-      <w:r>
-        <w:rPr>
-          <w:b/>
-          <w:bCs/>
-          <w:color w:val="D86DCB" w:themeColor="accent5" w:themeTint="99"/>
-          <w:sz w:val="32"/>
-          <w:szCs w:val="32"/>
-        </w:rPr>
         <w:t>Timer? _debounce;</w:t>
       </w:r>
     </w:p>
@@ -23764,7 +25665,6 @@
           <w:sz w:val="32"/>
           <w:szCs w:val="32"/>
         </w:rPr>
-        <w:lastRenderedPageBreak/>
         <w:t>When reaches 0 → stop timer</w:t>
       </w:r>
     </w:p>
@@ -23818,6 +25718,7 @@
           <w:sz w:val="32"/>
           <w:szCs w:val="32"/>
         </w:rPr>
+        <w:lastRenderedPageBreak/>
         <w:t># First create an object</w:t>
       </w:r>
       <w:r>
@@ -24549,117 +26450,117 @@
           <w:sz w:val="32"/>
           <w:szCs w:val="32"/>
         </w:rPr>
+        <w:t xml:space="preserve">  int _</w:t>
+      </w:r>
+      <w:proofErr w:type="spellStart"/>
+      <w:r>
+        <w:rPr>
+          <w:b/>
+          <w:bCs/>
+          <w:color w:val="D86DCB" w:themeColor="accent5" w:themeTint="99"/>
+          <w:sz w:val="32"/>
+          <w:szCs w:val="32"/>
+        </w:rPr>
+        <w:t>startTime</w:t>
+      </w:r>
+      <w:proofErr w:type="spellEnd"/>
+      <w:r>
+        <w:rPr>
+          <w:b/>
+          <w:bCs/>
+          <w:color w:val="D86DCB" w:themeColor="accent5" w:themeTint="99"/>
+          <w:sz w:val="32"/>
+          <w:szCs w:val="32"/>
+        </w:rPr>
+        <w:t xml:space="preserve"> = 30;</w:t>
+      </w:r>
+    </w:p>
+    <w:p>
+      <w:pPr>
+        <w:jc w:val="both"/>
+        <w:rPr>
+          <w:b/>
+          <w:bCs/>
+          <w:color w:val="D86DCB" w:themeColor="accent5" w:themeTint="99"/>
+          <w:sz w:val="32"/>
+          <w:szCs w:val="32"/>
+        </w:rPr>
+      </w:pPr>
+      <w:r>
+        <w:rPr>
+          <w:b/>
+          <w:bCs/>
+          <w:color w:val="D86DCB" w:themeColor="accent5" w:themeTint="99"/>
+          <w:sz w:val="32"/>
+          <w:szCs w:val="32"/>
+        </w:rPr>
+        <w:t xml:space="preserve">  int get </w:t>
+      </w:r>
+      <w:proofErr w:type="spellStart"/>
+      <w:r>
+        <w:rPr>
+          <w:b/>
+          <w:bCs/>
+          <w:color w:val="D86DCB" w:themeColor="accent5" w:themeTint="99"/>
+          <w:sz w:val="32"/>
+          <w:szCs w:val="32"/>
+        </w:rPr>
+        <w:t>startTime</w:t>
+      </w:r>
+      <w:proofErr w:type="spellEnd"/>
+      <w:r>
+        <w:rPr>
+          <w:b/>
+          <w:bCs/>
+          <w:color w:val="D86DCB" w:themeColor="accent5" w:themeTint="99"/>
+          <w:sz w:val="32"/>
+          <w:szCs w:val="32"/>
+        </w:rPr>
+        <w:t xml:space="preserve"> =&gt; _</w:t>
+      </w:r>
+      <w:proofErr w:type="spellStart"/>
+      <w:r>
+        <w:rPr>
+          <w:b/>
+          <w:bCs/>
+          <w:color w:val="D86DCB" w:themeColor="accent5" w:themeTint="99"/>
+          <w:sz w:val="32"/>
+          <w:szCs w:val="32"/>
+        </w:rPr>
+        <w:t>startTime</w:t>
+      </w:r>
+      <w:proofErr w:type="spellEnd"/>
+      <w:r>
+        <w:rPr>
+          <w:b/>
+          <w:bCs/>
+          <w:color w:val="D86DCB" w:themeColor="accent5" w:themeTint="99"/>
+          <w:sz w:val="32"/>
+          <w:szCs w:val="32"/>
+        </w:rPr>
+        <w:t>;</w:t>
+      </w:r>
+    </w:p>
+    <w:p>
+      <w:pPr>
+        <w:jc w:val="both"/>
+        <w:rPr>
+          <w:b/>
+          <w:bCs/>
+          <w:color w:val="D86DCB" w:themeColor="accent5" w:themeTint="99"/>
+          <w:sz w:val="32"/>
+          <w:szCs w:val="32"/>
+        </w:rPr>
+      </w:pPr>
+      <w:r>
+        <w:rPr>
+          <w:b/>
+          <w:bCs/>
+          <w:color w:val="D86DCB" w:themeColor="accent5" w:themeTint="99"/>
+          <w:sz w:val="32"/>
+          <w:szCs w:val="32"/>
+        </w:rPr>
         <w:lastRenderedPageBreak/>
-        <w:t xml:space="preserve">  int _</w:t>
-      </w:r>
-      <w:proofErr w:type="spellStart"/>
-      <w:r>
-        <w:rPr>
-          <w:b/>
-          <w:bCs/>
-          <w:color w:val="D86DCB" w:themeColor="accent5" w:themeTint="99"/>
-          <w:sz w:val="32"/>
-          <w:szCs w:val="32"/>
-        </w:rPr>
-        <w:t>startTime</w:t>
-      </w:r>
-      <w:proofErr w:type="spellEnd"/>
-      <w:r>
-        <w:rPr>
-          <w:b/>
-          <w:bCs/>
-          <w:color w:val="D86DCB" w:themeColor="accent5" w:themeTint="99"/>
-          <w:sz w:val="32"/>
-          <w:szCs w:val="32"/>
-        </w:rPr>
-        <w:t xml:space="preserve"> = 30;</w:t>
-      </w:r>
-    </w:p>
-    <w:p>
-      <w:pPr>
-        <w:jc w:val="both"/>
-        <w:rPr>
-          <w:b/>
-          <w:bCs/>
-          <w:color w:val="D86DCB" w:themeColor="accent5" w:themeTint="99"/>
-          <w:sz w:val="32"/>
-          <w:szCs w:val="32"/>
-        </w:rPr>
-      </w:pPr>
-      <w:r>
-        <w:rPr>
-          <w:b/>
-          <w:bCs/>
-          <w:color w:val="D86DCB" w:themeColor="accent5" w:themeTint="99"/>
-          <w:sz w:val="32"/>
-          <w:szCs w:val="32"/>
-        </w:rPr>
-        <w:t xml:space="preserve">  int get </w:t>
-      </w:r>
-      <w:proofErr w:type="spellStart"/>
-      <w:r>
-        <w:rPr>
-          <w:b/>
-          <w:bCs/>
-          <w:color w:val="D86DCB" w:themeColor="accent5" w:themeTint="99"/>
-          <w:sz w:val="32"/>
-          <w:szCs w:val="32"/>
-        </w:rPr>
-        <w:t>startTime</w:t>
-      </w:r>
-      <w:proofErr w:type="spellEnd"/>
-      <w:r>
-        <w:rPr>
-          <w:b/>
-          <w:bCs/>
-          <w:color w:val="D86DCB" w:themeColor="accent5" w:themeTint="99"/>
-          <w:sz w:val="32"/>
-          <w:szCs w:val="32"/>
-        </w:rPr>
-        <w:t xml:space="preserve"> =&gt; _</w:t>
-      </w:r>
-      <w:proofErr w:type="spellStart"/>
-      <w:r>
-        <w:rPr>
-          <w:b/>
-          <w:bCs/>
-          <w:color w:val="D86DCB" w:themeColor="accent5" w:themeTint="99"/>
-          <w:sz w:val="32"/>
-          <w:szCs w:val="32"/>
-        </w:rPr>
-        <w:t>startTime</w:t>
-      </w:r>
-      <w:proofErr w:type="spellEnd"/>
-      <w:r>
-        <w:rPr>
-          <w:b/>
-          <w:bCs/>
-          <w:color w:val="D86DCB" w:themeColor="accent5" w:themeTint="99"/>
-          <w:sz w:val="32"/>
-          <w:szCs w:val="32"/>
-        </w:rPr>
-        <w:t>;</w:t>
-      </w:r>
-    </w:p>
-    <w:p>
-      <w:pPr>
-        <w:jc w:val="both"/>
-        <w:rPr>
-          <w:b/>
-          <w:bCs/>
-          <w:color w:val="D86DCB" w:themeColor="accent5" w:themeTint="99"/>
-          <w:sz w:val="32"/>
-          <w:szCs w:val="32"/>
-        </w:rPr>
-      </w:pPr>
-      <w:r>
-        <w:rPr>
-          <w:b/>
-          <w:bCs/>
-          <w:color w:val="D86DCB" w:themeColor="accent5" w:themeTint="99"/>
-          <w:sz w:val="32"/>
-          <w:szCs w:val="32"/>
-        </w:rPr>
         <w:t xml:space="preserve">  late Timer _</w:t>
       </w:r>
       <w:proofErr w:type="spellStart"/>
@@ -25478,95 +27379,95 @@
           <w:sz w:val="32"/>
           <w:szCs w:val="32"/>
         </w:rPr>
+        <w:t xml:space="preserve">  void </w:t>
+      </w:r>
+      <w:proofErr w:type="gramStart"/>
+      <w:r>
+        <w:rPr>
+          <w:b/>
+          <w:bCs/>
+          <w:color w:val="D86DCB" w:themeColor="accent5" w:themeTint="99"/>
+          <w:sz w:val="32"/>
+          <w:szCs w:val="32"/>
+        </w:rPr>
+        <w:t>dispose(</w:t>
+      </w:r>
+      <w:proofErr w:type="gramEnd"/>
+      <w:r>
+        <w:rPr>
+          <w:b/>
+          <w:bCs/>
+          <w:color w:val="D86DCB" w:themeColor="accent5" w:themeTint="99"/>
+          <w:sz w:val="32"/>
+          <w:szCs w:val="32"/>
+        </w:rPr>
+        <w:t>) {</w:t>
+      </w:r>
+    </w:p>
+    <w:p>
+      <w:pPr>
+        <w:jc w:val="both"/>
+        <w:rPr>
+          <w:b/>
+          <w:bCs/>
+          <w:color w:val="D86DCB" w:themeColor="accent5" w:themeTint="99"/>
+          <w:sz w:val="32"/>
+          <w:szCs w:val="32"/>
+        </w:rPr>
+      </w:pPr>
+      <w:r>
+        <w:rPr>
+          <w:b/>
+          <w:bCs/>
+          <w:color w:val="D86DCB" w:themeColor="accent5" w:themeTint="99"/>
+          <w:sz w:val="32"/>
+          <w:szCs w:val="32"/>
+        </w:rPr>
+        <w:t xml:space="preserve">    _</w:t>
+      </w:r>
+      <w:proofErr w:type="spellStart"/>
+      <w:r>
+        <w:rPr>
+          <w:b/>
+          <w:bCs/>
+          <w:color w:val="D86DCB" w:themeColor="accent5" w:themeTint="99"/>
+          <w:sz w:val="32"/>
+          <w:szCs w:val="32"/>
+        </w:rPr>
+        <w:t>resendOTPTimer.cancel</w:t>
+      </w:r>
+      <w:proofErr w:type="spellEnd"/>
+      <w:r>
+        <w:rPr>
+          <w:b/>
+          <w:bCs/>
+          <w:color w:val="D86DCB" w:themeColor="accent5" w:themeTint="99"/>
+          <w:sz w:val="32"/>
+          <w:szCs w:val="32"/>
+        </w:rPr>
+        <w:t>();</w:t>
+      </w:r>
+    </w:p>
+    <w:p>
+      <w:pPr>
+        <w:jc w:val="both"/>
+        <w:rPr>
+          <w:b/>
+          <w:bCs/>
+          <w:color w:val="D86DCB" w:themeColor="accent5" w:themeTint="99"/>
+          <w:sz w:val="32"/>
+          <w:szCs w:val="32"/>
+        </w:rPr>
+      </w:pPr>
+      <w:r>
+        <w:rPr>
+          <w:b/>
+          <w:bCs/>
+          <w:color w:val="D86DCB" w:themeColor="accent5" w:themeTint="99"/>
+          <w:sz w:val="32"/>
+          <w:szCs w:val="32"/>
+        </w:rPr>
         <w:lastRenderedPageBreak/>
-        <w:t xml:space="preserve">  void </w:t>
-      </w:r>
-      <w:proofErr w:type="gramStart"/>
-      <w:r>
-        <w:rPr>
-          <w:b/>
-          <w:bCs/>
-          <w:color w:val="D86DCB" w:themeColor="accent5" w:themeTint="99"/>
-          <w:sz w:val="32"/>
-          <w:szCs w:val="32"/>
-        </w:rPr>
-        <w:t>dispose(</w:t>
-      </w:r>
-      <w:proofErr w:type="gramEnd"/>
-      <w:r>
-        <w:rPr>
-          <w:b/>
-          <w:bCs/>
-          <w:color w:val="D86DCB" w:themeColor="accent5" w:themeTint="99"/>
-          <w:sz w:val="32"/>
-          <w:szCs w:val="32"/>
-        </w:rPr>
-        <w:t>) {</w:t>
-      </w:r>
-    </w:p>
-    <w:p>
-      <w:pPr>
-        <w:jc w:val="both"/>
-        <w:rPr>
-          <w:b/>
-          <w:bCs/>
-          <w:color w:val="D86DCB" w:themeColor="accent5" w:themeTint="99"/>
-          <w:sz w:val="32"/>
-          <w:szCs w:val="32"/>
-        </w:rPr>
-      </w:pPr>
-      <w:r>
-        <w:rPr>
-          <w:b/>
-          <w:bCs/>
-          <w:color w:val="D86DCB" w:themeColor="accent5" w:themeTint="99"/>
-          <w:sz w:val="32"/>
-          <w:szCs w:val="32"/>
-        </w:rPr>
-        <w:t xml:space="preserve">    _</w:t>
-      </w:r>
-      <w:proofErr w:type="spellStart"/>
-      <w:r>
-        <w:rPr>
-          <w:b/>
-          <w:bCs/>
-          <w:color w:val="D86DCB" w:themeColor="accent5" w:themeTint="99"/>
-          <w:sz w:val="32"/>
-          <w:szCs w:val="32"/>
-        </w:rPr>
-        <w:t>resendOTPTimer.cancel</w:t>
-      </w:r>
-      <w:proofErr w:type="spellEnd"/>
-      <w:r>
-        <w:rPr>
-          <w:b/>
-          <w:bCs/>
-          <w:color w:val="D86DCB" w:themeColor="accent5" w:themeTint="99"/>
-          <w:sz w:val="32"/>
-          <w:szCs w:val="32"/>
-        </w:rPr>
-        <w:t>();</w:t>
-      </w:r>
-    </w:p>
-    <w:p>
-      <w:pPr>
-        <w:jc w:val="both"/>
-        <w:rPr>
-          <w:b/>
-          <w:bCs/>
-          <w:color w:val="D86DCB" w:themeColor="accent5" w:themeTint="99"/>
-          <w:sz w:val="32"/>
-          <w:szCs w:val="32"/>
-        </w:rPr>
-      </w:pPr>
-      <w:r>
-        <w:rPr>
-          <w:b/>
-          <w:bCs/>
-          <w:color w:val="D86DCB" w:themeColor="accent5" w:themeTint="99"/>
-          <w:sz w:val="32"/>
-          <w:szCs w:val="32"/>
-        </w:rPr>
         <w:t xml:space="preserve">    </w:t>
       </w:r>
       <w:proofErr w:type="spellStart"/>
@@ -25999,7 +27900,6 @@
           <w:sz w:val="32"/>
           <w:szCs w:val="32"/>
         </w:rPr>
-        <w:lastRenderedPageBreak/>
         <w:t xml:space="preserve">  </w:t>
       </w:r>
       <w:proofErr w:type="spellStart"/>
@@ -26134,6 +28034,7 @@
           <w:sz w:val="32"/>
           <w:szCs w:val="32"/>
         </w:rPr>
+        <w:lastRenderedPageBreak/>
         <w:t xml:space="preserve">    _</w:t>
       </w:r>
       <w:proofErr w:type="spellStart"/>
@@ -26875,7 +28776,6 @@
           <w:sz w:val="32"/>
           <w:szCs w:val="32"/>
         </w:rPr>
-        <w:lastRenderedPageBreak/>
         <w:t>Riverpod</w:t>
       </w:r>
       <w:proofErr w:type="spellEnd"/>
@@ -26924,6 +28824,7 @@
           <w:sz w:val="32"/>
           <w:szCs w:val="32"/>
         </w:rPr>
+        <w:lastRenderedPageBreak/>
         <w:t>RxDart</w:t>
       </w:r>
       <w:proofErr w:type="spellEnd"/>
@@ -27766,95 +29667,95 @@
           <w:sz w:val="32"/>
           <w:szCs w:val="32"/>
         </w:rPr>
+        <w:t xml:space="preserve">  const </w:t>
+      </w:r>
+      <w:proofErr w:type="spellStart"/>
+      <w:r>
+        <w:rPr>
+          <w:b/>
+          <w:bCs/>
+          <w:color w:val="D86DCB" w:themeColor="accent5" w:themeTint="99"/>
+          <w:sz w:val="32"/>
+          <w:szCs w:val="32"/>
+        </w:rPr>
+        <w:t>SearchScreen</w:t>
+      </w:r>
+      <w:proofErr w:type="spellEnd"/>
+      <w:r>
+        <w:rPr>
+          <w:b/>
+          <w:bCs/>
+          <w:color w:val="D86DCB" w:themeColor="accent5" w:themeTint="99"/>
+          <w:sz w:val="32"/>
+          <w:szCs w:val="32"/>
+        </w:rPr>
+        <w:t>({</w:t>
+      </w:r>
+      <w:proofErr w:type="spellStart"/>
+      <w:r>
+        <w:rPr>
+          <w:b/>
+          <w:bCs/>
+          <w:color w:val="D86DCB" w:themeColor="accent5" w:themeTint="99"/>
+          <w:sz w:val="32"/>
+          <w:szCs w:val="32"/>
+        </w:rPr>
+        <w:t>super.key</w:t>
+      </w:r>
+      <w:proofErr w:type="spellEnd"/>
+      <w:r>
+        <w:rPr>
+          <w:b/>
+          <w:bCs/>
+          <w:color w:val="D86DCB" w:themeColor="accent5" w:themeTint="99"/>
+          <w:sz w:val="32"/>
+          <w:szCs w:val="32"/>
+        </w:rPr>
+        <w:t>});</w:t>
+      </w:r>
+    </w:p>
+    <w:p>
+      <w:pPr>
+        <w:jc w:val="both"/>
+        <w:rPr>
+          <w:b/>
+          <w:bCs/>
+          <w:color w:val="D86DCB" w:themeColor="accent5" w:themeTint="99"/>
+          <w:sz w:val="32"/>
+          <w:szCs w:val="32"/>
+        </w:rPr>
+      </w:pPr>
+      <w:r>
+        <w:rPr>
+          <w:b/>
+          <w:bCs/>
+          <w:color w:val="D86DCB" w:themeColor="accent5" w:themeTint="99"/>
+          <w:sz w:val="32"/>
+          <w:szCs w:val="32"/>
+        </w:rPr>
+        <w:t xml:space="preserve">  @override</w:t>
+      </w:r>
+    </w:p>
+    <w:p>
+      <w:pPr>
+        <w:jc w:val="both"/>
+        <w:rPr>
+          <w:b/>
+          <w:bCs/>
+          <w:color w:val="D86DCB" w:themeColor="accent5" w:themeTint="99"/>
+          <w:sz w:val="32"/>
+          <w:szCs w:val="32"/>
+        </w:rPr>
+      </w:pPr>
+      <w:r>
+        <w:rPr>
+          <w:b/>
+          <w:bCs/>
+          <w:color w:val="D86DCB" w:themeColor="accent5" w:themeTint="99"/>
+          <w:sz w:val="32"/>
+          <w:szCs w:val="32"/>
+        </w:rPr>
         <w:lastRenderedPageBreak/>
-        <w:t xml:space="preserve">  const </w:t>
-      </w:r>
-      <w:proofErr w:type="spellStart"/>
-      <w:r>
-        <w:rPr>
-          <w:b/>
-          <w:bCs/>
-          <w:color w:val="D86DCB" w:themeColor="accent5" w:themeTint="99"/>
-          <w:sz w:val="32"/>
-          <w:szCs w:val="32"/>
-        </w:rPr>
-        <w:t>SearchScreen</w:t>
-      </w:r>
-      <w:proofErr w:type="spellEnd"/>
-      <w:r>
-        <w:rPr>
-          <w:b/>
-          <w:bCs/>
-          <w:color w:val="D86DCB" w:themeColor="accent5" w:themeTint="99"/>
-          <w:sz w:val="32"/>
-          <w:szCs w:val="32"/>
-        </w:rPr>
-        <w:t>({</w:t>
-      </w:r>
-      <w:proofErr w:type="spellStart"/>
-      <w:r>
-        <w:rPr>
-          <w:b/>
-          <w:bCs/>
-          <w:color w:val="D86DCB" w:themeColor="accent5" w:themeTint="99"/>
-          <w:sz w:val="32"/>
-          <w:szCs w:val="32"/>
-        </w:rPr>
-        <w:t>super.key</w:t>
-      </w:r>
-      <w:proofErr w:type="spellEnd"/>
-      <w:r>
-        <w:rPr>
-          <w:b/>
-          <w:bCs/>
-          <w:color w:val="D86DCB" w:themeColor="accent5" w:themeTint="99"/>
-          <w:sz w:val="32"/>
-          <w:szCs w:val="32"/>
-        </w:rPr>
-        <w:t>});</w:t>
-      </w:r>
-    </w:p>
-    <w:p>
-      <w:pPr>
-        <w:jc w:val="both"/>
-        <w:rPr>
-          <w:b/>
-          <w:bCs/>
-          <w:color w:val="D86DCB" w:themeColor="accent5" w:themeTint="99"/>
-          <w:sz w:val="32"/>
-          <w:szCs w:val="32"/>
-        </w:rPr>
-      </w:pPr>
-      <w:r>
-        <w:rPr>
-          <w:b/>
-          <w:bCs/>
-          <w:color w:val="D86DCB" w:themeColor="accent5" w:themeTint="99"/>
-          <w:sz w:val="32"/>
-          <w:szCs w:val="32"/>
-        </w:rPr>
-        <w:t xml:space="preserve">  @override</w:t>
-      </w:r>
-    </w:p>
-    <w:p>
-      <w:pPr>
-        <w:jc w:val="both"/>
-        <w:rPr>
-          <w:b/>
-          <w:bCs/>
-          <w:color w:val="D86DCB" w:themeColor="accent5" w:themeTint="99"/>
-          <w:sz w:val="32"/>
-          <w:szCs w:val="32"/>
-        </w:rPr>
-      </w:pPr>
-      <w:r>
-        <w:rPr>
-          <w:b/>
-          <w:bCs/>
-          <w:color w:val="D86DCB" w:themeColor="accent5" w:themeTint="99"/>
-          <w:sz w:val="32"/>
-          <w:szCs w:val="32"/>
-        </w:rPr>
         <w:t xml:space="preserve">  Widget </w:t>
       </w:r>
       <w:proofErr w:type="gramStart"/>
@@ -28773,95 +30674,95 @@
           <w:sz w:val="32"/>
           <w:szCs w:val="32"/>
         </w:rPr>
+        <w:t xml:space="preserve">                  const </w:t>
+      </w:r>
+      <w:proofErr w:type="gramStart"/>
+      <w:r>
+        <w:rPr>
+          <w:b/>
+          <w:bCs/>
+          <w:color w:val="D86DCB" w:themeColor="accent5" w:themeTint="99"/>
+          <w:sz w:val="32"/>
+          <w:szCs w:val="32"/>
+        </w:rPr>
+        <w:t>Center(</w:t>
+      </w:r>
+      <w:proofErr w:type="gramEnd"/>
+      <w:r>
+        <w:rPr>
+          <w:b/>
+          <w:bCs/>
+          <w:color w:val="D86DCB" w:themeColor="accent5" w:themeTint="99"/>
+          <w:sz w:val="32"/>
+          <w:szCs w:val="32"/>
+        </w:rPr>
+        <w:t xml:space="preserve">child: </w:t>
+      </w:r>
+      <w:proofErr w:type="spellStart"/>
+      <w:r>
+        <w:rPr>
+          <w:b/>
+          <w:bCs/>
+          <w:color w:val="D86DCB" w:themeColor="accent5" w:themeTint="99"/>
+          <w:sz w:val="32"/>
+          <w:szCs w:val="32"/>
+        </w:rPr>
+        <w:t>CircularProgressIndicator</w:t>
+      </w:r>
+      <w:proofErr w:type="spellEnd"/>
+      <w:r>
+        <w:rPr>
+          <w:b/>
+          <w:bCs/>
+          <w:color w:val="D86DCB" w:themeColor="accent5" w:themeTint="99"/>
+          <w:sz w:val="32"/>
+          <w:szCs w:val="32"/>
+        </w:rPr>
+        <w:t>()),</w:t>
+      </w:r>
+    </w:p>
+    <w:p>
+      <w:pPr>
+        <w:jc w:val="both"/>
+        <w:rPr>
+          <w:b/>
+          <w:bCs/>
+          <w:color w:val="D86DCB" w:themeColor="accent5" w:themeTint="99"/>
+          <w:sz w:val="32"/>
+          <w:szCs w:val="32"/>
+        </w:rPr>
+      </w:pPr>
+      <w:r>
+        <w:rPr>
+          <w:b/>
+          <w:bCs/>
+          <w:color w:val="D86DCB" w:themeColor="accent5" w:themeTint="99"/>
+          <w:sz w:val="32"/>
+          <w:szCs w:val="32"/>
+        </w:rPr>
+        <w:t xml:space="preserve">              error: (e, _) =&gt;</w:t>
+      </w:r>
+    </w:p>
+    <w:p>
+      <w:pPr>
+        <w:jc w:val="both"/>
+        <w:rPr>
+          <w:b/>
+          <w:bCs/>
+          <w:color w:val="D86DCB" w:themeColor="accent5" w:themeTint="99"/>
+          <w:sz w:val="32"/>
+          <w:szCs w:val="32"/>
+        </w:rPr>
+      </w:pPr>
+      <w:r>
+        <w:rPr>
+          <w:b/>
+          <w:bCs/>
+          <w:color w:val="D86DCB" w:themeColor="accent5" w:themeTint="99"/>
+          <w:sz w:val="32"/>
+          <w:szCs w:val="32"/>
+        </w:rPr>
         <w:lastRenderedPageBreak/>
-        <w:t xml:space="preserve">                  const </w:t>
-      </w:r>
-      <w:proofErr w:type="gramStart"/>
-      <w:r>
-        <w:rPr>
-          <w:b/>
-          <w:bCs/>
-          <w:color w:val="D86DCB" w:themeColor="accent5" w:themeTint="99"/>
-          <w:sz w:val="32"/>
-          <w:szCs w:val="32"/>
-        </w:rPr>
-        <w:t>Center(</w:t>
-      </w:r>
-      <w:proofErr w:type="gramEnd"/>
-      <w:r>
-        <w:rPr>
-          <w:b/>
-          <w:bCs/>
-          <w:color w:val="D86DCB" w:themeColor="accent5" w:themeTint="99"/>
-          <w:sz w:val="32"/>
-          <w:szCs w:val="32"/>
-        </w:rPr>
-        <w:t xml:space="preserve">child: </w:t>
-      </w:r>
-      <w:proofErr w:type="spellStart"/>
-      <w:r>
-        <w:rPr>
-          <w:b/>
-          <w:bCs/>
-          <w:color w:val="D86DCB" w:themeColor="accent5" w:themeTint="99"/>
-          <w:sz w:val="32"/>
-          <w:szCs w:val="32"/>
-        </w:rPr>
-        <w:t>CircularProgressIndicator</w:t>
-      </w:r>
-      <w:proofErr w:type="spellEnd"/>
-      <w:r>
-        <w:rPr>
-          <w:b/>
-          <w:bCs/>
-          <w:color w:val="D86DCB" w:themeColor="accent5" w:themeTint="99"/>
-          <w:sz w:val="32"/>
-          <w:szCs w:val="32"/>
-        </w:rPr>
-        <w:t>()),</w:t>
-      </w:r>
-    </w:p>
-    <w:p>
-      <w:pPr>
-        <w:jc w:val="both"/>
-        <w:rPr>
-          <w:b/>
-          <w:bCs/>
-          <w:color w:val="D86DCB" w:themeColor="accent5" w:themeTint="99"/>
-          <w:sz w:val="32"/>
-          <w:szCs w:val="32"/>
-        </w:rPr>
-      </w:pPr>
-      <w:r>
-        <w:rPr>
-          <w:b/>
-          <w:bCs/>
-          <w:color w:val="D86DCB" w:themeColor="accent5" w:themeTint="99"/>
-          <w:sz w:val="32"/>
-          <w:szCs w:val="32"/>
-        </w:rPr>
-        <w:t xml:space="preserve">              error: (e, _) =&gt;</w:t>
-      </w:r>
-    </w:p>
-    <w:p>
-      <w:pPr>
-        <w:jc w:val="both"/>
-        <w:rPr>
-          <w:b/>
-          <w:bCs/>
-          <w:color w:val="D86DCB" w:themeColor="accent5" w:themeTint="99"/>
-          <w:sz w:val="32"/>
-          <w:szCs w:val="32"/>
-        </w:rPr>
-      </w:pPr>
-      <w:r>
-        <w:rPr>
-          <w:b/>
-          <w:bCs/>
-          <w:color w:val="D86DCB" w:themeColor="accent5" w:themeTint="99"/>
-          <w:sz w:val="32"/>
-          <w:szCs w:val="32"/>
-        </w:rPr>
         <w:t xml:space="preserve">                  </w:t>
       </w:r>
       <w:proofErr w:type="gramStart"/>
@@ -29469,7 +31370,6 @@
           <w:sz w:val="32"/>
           <w:szCs w:val="32"/>
         </w:rPr>
-        <w:lastRenderedPageBreak/>
         <w:t xml:space="preserve"># This is production level debounce. </w:t>
       </w:r>
       <w:proofErr w:type="spellStart"/>
@@ -31091,7 +32991,6 @@
           <w:sz w:val="28"/>
           <w:szCs w:val="28"/>
         </w:rPr>
-        <w:lastRenderedPageBreak/>
         <w:t xml:space="preserve">│       </w:t>
       </w:r>
       <w:r>
@@ -31171,6 +33070,7 @@
           <w:sz w:val="28"/>
           <w:szCs w:val="28"/>
         </w:rPr>
+        <w:lastRenderedPageBreak/>
         <w:t>├</w:t>
       </w:r>
       <w:r>
@@ -31948,94 +33848,94 @@
           <w:sz w:val="32"/>
           <w:szCs w:val="32"/>
         </w:rPr>
+        <w:t xml:space="preserve"># The </w:t>
+      </w:r>
+      <w:r>
+        <w:rPr>
+          <w:b/>
+          <w:bCs/>
+          <w:sz w:val="32"/>
+          <w:szCs w:val="32"/>
+        </w:rPr>
+        <w:t xml:space="preserve">Event </w:t>
+      </w:r>
+      <w:r>
+        <w:rPr>
+          <w:b/>
+          <w:bCs/>
+          <w:sz w:val="32"/>
+          <w:szCs w:val="32"/>
+        </w:rPr>
+        <w:t>L</w:t>
+      </w:r>
+      <w:r>
+        <w:rPr>
+          <w:b/>
+          <w:bCs/>
+          <w:sz w:val="32"/>
+          <w:szCs w:val="32"/>
+        </w:rPr>
+        <w:t>oop</w:t>
+      </w:r>
+      <w:r>
+        <w:rPr>
+          <w:sz w:val="32"/>
+          <w:szCs w:val="32"/>
+        </w:rPr>
+        <w:t xml:space="preserve"> takes the continuation </w:t>
+      </w:r>
+      <w:r>
+        <w:rPr>
+          <w:sz w:val="32"/>
+          <w:szCs w:val="32"/>
+        </w:rPr>
+        <w:t>C</w:t>
+      </w:r>
+      <w:r>
+        <w:rPr>
+          <w:sz w:val="32"/>
+          <w:szCs w:val="32"/>
+        </w:rPr>
+        <w:t>allback results from a queue (</w:t>
+      </w:r>
+      <w:r>
+        <w:rPr>
+          <w:sz w:val="32"/>
+          <w:szCs w:val="32"/>
+        </w:rPr>
+        <w:t>line</w:t>
+      </w:r>
+      <w:r>
+        <w:rPr>
+          <w:sz w:val="32"/>
+          <w:szCs w:val="32"/>
+        </w:rPr>
+        <w:t>) so the first completed result gets executed first</w:t>
+      </w:r>
+      <w:r>
+        <w:rPr>
+          <w:sz w:val="32"/>
+          <w:szCs w:val="32"/>
+        </w:rPr>
+        <w:t>.</w:t>
+      </w:r>
+    </w:p>
+    <w:p>
+      <w:pPr>
+        <w:jc w:val="both"/>
+        <w:rPr>
+          <w:sz w:val="32"/>
+          <w:szCs w:val="32"/>
+        </w:rPr>
+      </w:pPr>
+      <w:r>
+        <w:rPr>
+          <w:b/>
+          <w:bCs/>
+          <w:sz w:val="32"/>
+          <w:szCs w:val="32"/>
+        </w:rPr>
         <w:lastRenderedPageBreak/>
-        <w:t xml:space="preserve"># The </w:t>
-      </w:r>
-      <w:r>
-        <w:rPr>
-          <w:b/>
-          <w:bCs/>
-          <w:sz w:val="32"/>
-          <w:szCs w:val="32"/>
-        </w:rPr>
-        <w:t xml:space="preserve">Event </w:t>
-      </w:r>
-      <w:r>
-        <w:rPr>
-          <w:b/>
-          <w:bCs/>
-          <w:sz w:val="32"/>
-          <w:szCs w:val="32"/>
-        </w:rPr>
-        <w:t>L</w:t>
-      </w:r>
-      <w:r>
-        <w:rPr>
-          <w:b/>
-          <w:bCs/>
-          <w:sz w:val="32"/>
-          <w:szCs w:val="32"/>
-        </w:rPr>
-        <w:t>oop</w:t>
-      </w:r>
-      <w:r>
-        <w:rPr>
-          <w:sz w:val="32"/>
-          <w:szCs w:val="32"/>
-        </w:rPr>
-        <w:t xml:space="preserve"> takes the continuation </w:t>
-      </w:r>
-      <w:r>
-        <w:rPr>
-          <w:sz w:val="32"/>
-          <w:szCs w:val="32"/>
-        </w:rPr>
-        <w:t>C</w:t>
-      </w:r>
-      <w:r>
-        <w:rPr>
-          <w:sz w:val="32"/>
-          <w:szCs w:val="32"/>
-        </w:rPr>
-        <w:t>allback results from a queue (</w:t>
-      </w:r>
-      <w:r>
-        <w:rPr>
-          <w:sz w:val="32"/>
-          <w:szCs w:val="32"/>
-        </w:rPr>
-        <w:t>line</w:t>
-      </w:r>
-      <w:r>
-        <w:rPr>
-          <w:sz w:val="32"/>
-          <w:szCs w:val="32"/>
-        </w:rPr>
-        <w:t>) so the first completed result gets executed first</w:t>
-      </w:r>
-      <w:r>
-        <w:rPr>
-          <w:sz w:val="32"/>
-          <w:szCs w:val="32"/>
-        </w:rPr>
-        <w:t>.</w:t>
-      </w:r>
-    </w:p>
-    <w:p>
-      <w:pPr>
-        <w:jc w:val="both"/>
-        <w:rPr>
-          <w:sz w:val="32"/>
-          <w:szCs w:val="32"/>
-        </w:rPr>
-      </w:pPr>
-      <w:r>
-        <w:rPr>
-          <w:b/>
-          <w:bCs/>
-          <w:sz w:val="32"/>
-          <w:szCs w:val="32"/>
-        </w:rPr>
         <w:t>NOTE:</w:t>
       </w:r>
       <w:r>
@@ -42473,9 +44373,9 @@
     </w:lvl>
   </w:abstractNum>
   <w:abstractNum w:abstractNumId="11" w15:restartNumberingAfterBreak="0">
-    <w:nsid w:val="26D87776"/>
+    <w:nsid w:val="24D36514"/>
     <w:multiLevelType w:val="hybridMultilevel"/>
-    <w:tmpl w:val="7250E00E"/>
+    <w:tmpl w:val="46685C76"/>
     <w:lvl w:ilvl="0" w:tplc="04090001">
       <w:start w:val="1"/>
       <w:numFmt w:val="bullet"/>
@@ -42586,16 +44486,16 @@
     </w:lvl>
   </w:abstractNum>
   <w:abstractNum w:abstractNumId="12" w15:restartNumberingAfterBreak="0">
-    <w:nsid w:val="27092EDA"/>
+    <w:nsid w:val="26D87776"/>
     <w:multiLevelType w:val="hybridMultilevel"/>
-    <w:tmpl w:val="1C462C4A"/>
+    <w:tmpl w:val="7250E00E"/>
     <w:lvl w:ilvl="0" w:tplc="04090001">
       <w:start w:val="1"/>
       <w:numFmt w:val="bullet"/>
       <w:lvlText w:val=""/>
       <w:lvlJc w:val="left"/>
       <w:pPr>
-        <w:ind w:left="630" w:hanging="360"/>
+        <w:ind w:left="360" w:hanging="360"/>
       </w:pPr>
       <w:rPr>
         <w:rFonts w:ascii="Symbol" w:hAnsi="Symbol" w:hint="default"/>
@@ -42607,7 +44507,7 @@
       <w:lvlText w:val="o"/>
       <w:lvlJc w:val="left"/>
       <w:pPr>
-        <w:ind w:left="1350" w:hanging="360"/>
+        <w:ind w:left="1080" w:hanging="360"/>
       </w:pPr>
       <w:rPr>
         <w:rFonts w:ascii="Courier New" w:hAnsi="Courier New" w:cs="Courier New" w:hint="default"/>
@@ -42619,7 +44519,7 @@
       <w:lvlText w:val=""/>
       <w:lvlJc w:val="left"/>
       <w:pPr>
-        <w:ind w:left="2070" w:hanging="360"/>
+        <w:ind w:left="1800" w:hanging="360"/>
       </w:pPr>
       <w:rPr>
         <w:rFonts w:ascii="Wingdings" w:hAnsi="Wingdings" w:hint="default"/>
@@ -42631,7 +44531,7 @@
       <w:lvlText w:val=""/>
       <w:lvlJc w:val="left"/>
       <w:pPr>
-        <w:ind w:left="2790" w:hanging="360"/>
+        <w:ind w:left="2520" w:hanging="360"/>
       </w:pPr>
       <w:rPr>
         <w:rFonts w:ascii="Symbol" w:hAnsi="Symbol" w:hint="default"/>
@@ -42643,7 +44543,7 @@
       <w:lvlText w:val="o"/>
       <w:lvlJc w:val="left"/>
       <w:pPr>
-        <w:ind w:left="3510" w:hanging="360"/>
+        <w:ind w:left="3240" w:hanging="360"/>
       </w:pPr>
       <w:rPr>
         <w:rFonts w:ascii="Courier New" w:hAnsi="Courier New" w:cs="Courier New" w:hint="default"/>
@@ -42655,7 +44555,7 @@
       <w:lvlText w:val=""/>
       <w:lvlJc w:val="left"/>
       <w:pPr>
-        <w:ind w:left="4230" w:hanging="360"/>
+        <w:ind w:left="3960" w:hanging="360"/>
       </w:pPr>
       <w:rPr>
         <w:rFonts w:ascii="Wingdings" w:hAnsi="Wingdings" w:hint="default"/>
@@ -42667,7 +44567,7 @@
       <w:lvlText w:val=""/>
       <w:lvlJc w:val="left"/>
       <w:pPr>
-        <w:ind w:left="4950" w:hanging="360"/>
+        <w:ind w:left="4680" w:hanging="360"/>
       </w:pPr>
       <w:rPr>
         <w:rFonts w:ascii="Symbol" w:hAnsi="Symbol" w:hint="default"/>
@@ -42679,7 +44579,7 @@
       <w:lvlText w:val="o"/>
       <w:lvlJc w:val="left"/>
       <w:pPr>
-        <w:ind w:left="5670" w:hanging="360"/>
+        <w:ind w:left="5400" w:hanging="360"/>
       </w:pPr>
       <w:rPr>
         <w:rFonts w:ascii="Courier New" w:hAnsi="Courier New" w:cs="Courier New" w:hint="default"/>
@@ -42691,7 +44591,7 @@
       <w:lvlText w:val=""/>
       <w:lvlJc w:val="left"/>
       <w:pPr>
-        <w:ind w:left="6390" w:hanging="360"/>
+        <w:ind w:left="6120" w:hanging="360"/>
       </w:pPr>
       <w:rPr>
         <w:rFonts w:ascii="Wingdings" w:hAnsi="Wingdings" w:hint="default"/>
@@ -42699,16 +44599,16 @@
     </w:lvl>
   </w:abstractNum>
   <w:abstractNum w:abstractNumId="13" w15:restartNumberingAfterBreak="0">
-    <w:nsid w:val="27FD427A"/>
+    <w:nsid w:val="27092EDA"/>
     <w:multiLevelType w:val="hybridMultilevel"/>
-    <w:tmpl w:val="28AA6B6E"/>
+    <w:tmpl w:val="1C462C4A"/>
     <w:lvl w:ilvl="0" w:tplc="04090001">
       <w:start w:val="1"/>
       <w:numFmt w:val="bullet"/>
       <w:lvlText w:val=""/>
       <w:lvlJc w:val="left"/>
       <w:pPr>
-        <w:ind w:left="360" w:hanging="360"/>
+        <w:ind w:left="630" w:hanging="360"/>
       </w:pPr>
       <w:rPr>
         <w:rFonts w:ascii="Symbol" w:hAnsi="Symbol" w:hint="default"/>
@@ -42720,7 +44620,7 @@
       <w:lvlText w:val="o"/>
       <w:lvlJc w:val="left"/>
       <w:pPr>
-        <w:ind w:left="1080" w:hanging="360"/>
+        <w:ind w:left="1350" w:hanging="360"/>
       </w:pPr>
       <w:rPr>
         <w:rFonts w:ascii="Courier New" w:hAnsi="Courier New" w:cs="Courier New" w:hint="default"/>
@@ -42732,7 +44632,7 @@
       <w:lvlText w:val=""/>
       <w:lvlJc w:val="left"/>
       <w:pPr>
-        <w:ind w:left="1800" w:hanging="360"/>
+        <w:ind w:left="2070" w:hanging="360"/>
       </w:pPr>
       <w:rPr>
         <w:rFonts w:ascii="Wingdings" w:hAnsi="Wingdings" w:hint="default"/>
@@ -42744,7 +44644,7 @@
       <w:lvlText w:val=""/>
       <w:lvlJc w:val="left"/>
       <w:pPr>
-        <w:ind w:left="2520" w:hanging="360"/>
+        <w:ind w:left="2790" w:hanging="360"/>
       </w:pPr>
       <w:rPr>
         <w:rFonts w:ascii="Symbol" w:hAnsi="Symbol" w:hint="default"/>
@@ -42756,7 +44656,7 @@
       <w:lvlText w:val="o"/>
       <w:lvlJc w:val="left"/>
       <w:pPr>
-        <w:ind w:left="3240" w:hanging="360"/>
+        <w:ind w:left="3510" w:hanging="360"/>
       </w:pPr>
       <w:rPr>
         <w:rFonts w:ascii="Courier New" w:hAnsi="Courier New" w:cs="Courier New" w:hint="default"/>
@@ -42768,7 +44668,7 @@
       <w:lvlText w:val=""/>
       <w:lvlJc w:val="left"/>
       <w:pPr>
-        <w:ind w:left="3960" w:hanging="360"/>
+        <w:ind w:left="4230" w:hanging="360"/>
       </w:pPr>
       <w:rPr>
         <w:rFonts w:ascii="Wingdings" w:hAnsi="Wingdings" w:hint="default"/>
@@ -42780,7 +44680,7 @@
       <w:lvlText w:val=""/>
       <w:lvlJc w:val="left"/>
       <w:pPr>
-        <w:ind w:left="4680" w:hanging="360"/>
+        <w:ind w:left="4950" w:hanging="360"/>
       </w:pPr>
       <w:rPr>
         <w:rFonts w:ascii="Symbol" w:hAnsi="Symbol" w:hint="default"/>
@@ -42792,7 +44692,7 @@
       <w:lvlText w:val="o"/>
       <w:lvlJc w:val="left"/>
       <w:pPr>
-        <w:ind w:left="5400" w:hanging="360"/>
+        <w:ind w:left="5670" w:hanging="360"/>
       </w:pPr>
       <w:rPr>
         <w:rFonts w:ascii="Courier New" w:hAnsi="Courier New" w:cs="Courier New" w:hint="default"/>
@@ -42804,7 +44704,7 @@
       <w:lvlText w:val=""/>
       <w:lvlJc w:val="left"/>
       <w:pPr>
-        <w:ind w:left="6120" w:hanging="360"/>
+        <w:ind w:left="6390" w:hanging="360"/>
       </w:pPr>
       <w:rPr>
         <w:rFonts w:ascii="Wingdings" w:hAnsi="Wingdings" w:hint="default"/>
@@ -42812,9 +44712,9 @@
     </w:lvl>
   </w:abstractNum>
   <w:abstractNum w:abstractNumId="14" w15:restartNumberingAfterBreak="0">
-    <w:nsid w:val="2F9D4529"/>
+    <w:nsid w:val="27FD427A"/>
     <w:multiLevelType w:val="hybridMultilevel"/>
-    <w:tmpl w:val="118C8E50"/>
+    <w:tmpl w:val="28AA6B6E"/>
     <w:lvl w:ilvl="0" w:tplc="04090001">
       <w:start w:val="1"/>
       <w:numFmt w:val="bullet"/>
@@ -42925,9 +44825,9 @@
     </w:lvl>
   </w:abstractNum>
   <w:abstractNum w:abstractNumId="15" w15:restartNumberingAfterBreak="0">
-    <w:nsid w:val="30E62940"/>
+    <w:nsid w:val="2F9D4529"/>
     <w:multiLevelType w:val="hybridMultilevel"/>
-    <w:tmpl w:val="933CDA5E"/>
+    <w:tmpl w:val="118C8E50"/>
     <w:lvl w:ilvl="0" w:tplc="04090001">
       <w:start w:val="1"/>
       <w:numFmt w:val="bullet"/>
@@ -43038,9 +44938,9 @@
     </w:lvl>
   </w:abstractNum>
   <w:abstractNum w:abstractNumId="16" w15:restartNumberingAfterBreak="0">
-    <w:nsid w:val="36867164"/>
+    <w:nsid w:val="30E62940"/>
     <w:multiLevelType w:val="hybridMultilevel"/>
-    <w:tmpl w:val="AB440532"/>
+    <w:tmpl w:val="933CDA5E"/>
     <w:lvl w:ilvl="0" w:tplc="04090001">
       <w:start w:val="1"/>
       <w:numFmt w:val="bullet"/>
@@ -43151,9 +45051,9 @@
     </w:lvl>
   </w:abstractNum>
   <w:abstractNum w:abstractNumId="17" w15:restartNumberingAfterBreak="0">
-    <w:nsid w:val="39BD4AA8"/>
+    <w:nsid w:val="36867164"/>
     <w:multiLevelType w:val="hybridMultilevel"/>
-    <w:tmpl w:val="CD2A5950"/>
+    <w:tmpl w:val="AB440532"/>
     <w:lvl w:ilvl="0" w:tplc="04090001">
       <w:start w:val="1"/>
       <w:numFmt w:val="bullet"/>
@@ -43264,9 +45164,9 @@
     </w:lvl>
   </w:abstractNum>
   <w:abstractNum w:abstractNumId="18" w15:restartNumberingAfterBreak="0">
-    <w:nsid w:val="3B6B3E69"/>
+    <w:nsid w:val="39BD4AA8"/>
     <w:multiLevelType w:val="hybridMultilevel"/>
-    <w:tmpl w:val="FA1CC43E"/>
+    <w:tmpl w:val="CD2A5950"/>
     <w:lvl w:ilvl="0" w:tplc="04090001">
       <w:start w:val="1"/>
       <w:numFmt w:val="bullet"/>
@@ -43377,9 +45277,9 @@
     </w:lvl>
   </w:abstractNum>
   <w:abstractNum w:abstractNumId="19" w15:restartNumberingAfterBreak="0">
-    <w:nsid w:val="3BB7267E"/>
+    <w:nsid w:val="3B6B3E69"/>
     <w:multiLevelType w:val="hybridMultilevel"/>
-    <w:tmpl w:val="DDACA356"/>
+    <w:tmpl w:val="FA1CC43E"/>
     <w:lvl w:ilvl="0" w:tplc="04090001">
       <w:start w:val="1"/>
       <w:numFmt w:val="bullet"/>
@@ -43490,9 +45390,9 @@
     </w:lvl>
   </w:abstractNum>
   <w:abstractNum w:abstractNumId="20" w15:restartNumberingAfterBreak="0">
-    <w:nsid w:val="3F0314D7"/>
+    <w:nsid w:val="3BB7267E"/>
     <w:multiLevelType w:val="hybridMultilevel"/>
-    <w:tmpl w:val="62B8C7A4"/>
+    <w:tmpl w:val="DDACA356"/>
     <w:lvl w:ilvl="0" w:tplc="04090001">
       <w:start w:val="1"/>
       <w:numFmt w:val="bullet"/>
@@ -43603,9 +45503,9 @@
     </w:lvl>
   </w:abstractNum>
   <w:abstractNum w:abstractNumId="21" w15:restartNumberingAfterBreak="0">
-    <w:nsid w:val="4041402D"/>
+    <w:nsid w:val="3F0314D7"/>
     <w:multiLevelType w:val="hybridMultilevel"/>
-    <w:tmpl w:val="8FB2323C"/>
+    <w:tmpl w:val="62B8C7A4"/>
     <w:lvl w:ilvl="0" w:tplc="04090001">
       <w:start w:val="1"/>
       <w:numFmt w:val="bullet"/>
@@ -43716,6 +45616,119 @@
     </w:lvl>
   </w:abstractNum>
   <w:abstractNum w:abstractNumId="22" w15:restartNumberingAfterBreak="0">
+    <w:nsid w:val="4041402D"/>
+    <w:multiLevelType w:val="hybridMultilevel"/>
+    <w:tmpl w:val="8FB2323C"/>
+    <w:lvl w:ilvl="0" w:tplc="04090001">
+      <w:start w:val="1"/>
+      <w:numFmt w:val="bullet"/>
+      <w:lvlText w:val=""/>
+      <w:lvlJc w:val="left"/>
+      <w:pPr>
+        <w:ind w:left="360" w:hanging="360"/>
+      </w:pPr>
+      <w:rPr>
+        <w:rFonts w:ascii="Symbol" w:hAnsi="Symbol" w:hint="default"/>
+      </w:rPr>
+    </w:lvl>
+    <w:lvl w:ilvl="1" w:tplc="04090003" w:tentative="1">
+      <w:start w:val="1"/>
+      <w:numFmt w:val="bullet"/>
+      <w:lvlText w:val="o"/>
+      <w:lvlJc w:val="left"/>
+      <w:pPr>
+        <w:ind w:left="1080" w:hanging="360"/>
+      </w:pPr>
+      <w:rPr>
+        <w:rFonts w:ascii="Courier New" w:hAnsi="Courier New" w:cs="Courier New" w:hint="default"/>
+      </w:rPr>
+    </w:lvl>
+    <w:lvl w:ilvl="2" w:tplc="04090005" w:tentative="1">
+      <w:start w:val="1"/>
+      <w:numFmt w:val="bullet"/>
+      <w:lvlText w:val=""/>
+      <w:lvlJc w:val="left"/>
+      <w:pPr>
+        <w:ind w:left="1800" w:hanging="360"/>
+      </w:pPr>
+      <w:rPr>
+        <w:rFonts w:ascii="Wingdings" w:hAnsi="Wingdings" w:hint="default"/>
+      </w:rPr>
+    </w:lvl>
+    <w:lvl w:ilvl="3" w:tplc="04090001" w:tentative="1">
+      <w:start w:val="1"/>
+      <w:numFmt w:val="bullet"/>
+      <w:lvlText w:val=""/>
+      <w:lvlJc w:val="left"/>
+      <w:pPr>
+        <w:ind w:left="2520" w:hanging="360"/>
+      </w:pPr>
+      <w:rPr>
+        <w:rFonts w:ascii="Symbol" w:hAnsi="Symbol" w:hint="default"/>
+      </w:rPr>
+    </w:lvl>
+    <w:lvl w:ilvl="4" w:tplc="04090003" w:tentative="1">
+      <w:start w:val="1"/>
+      <w:numFmt w:val="bullet"/>
+      <w:lvlText w:val="o"/>
+      <w:lvlJc w:val="left"/>
+      <w:pPr>
+        <w:ind w:left="3240" w:hanging="360"/>
+      </w:pPr>
+      <w:rPr>
+        <w:rFonts w:ascii="Courier New" w:hAnsi="Courier New" w:cs="Courier New" w:hint="default"/>
+      </w:rPr>
+    </w:lvl>
+    <w:lvl w:ilvl="5" w:tplc="04090005" w:tentative="1">
+      <w:start w:val="1"/>
+      <w:numFmt w:val="bullet"/>
+      <w:lvlText w:val=""/>
+      <w:lvlJc w:val="left"/>
+      <w:pPr>
+        <w:ind w:left="3960" w:hanging="360"/>
+      </w:pPr>
+      <w:rPr>
+        <w:rFonts w:ascii="Wingdings" w:hAnsi="Wingdings" w:hint="default"/>
+      </w:rPr>
+    </w:lvl>
+    <w:lvl w:ilvl="6" w:tplc="04090001" w:tentative="1">
+      <w:start w:val="1"/>
+      <w:numFmt w:val="bullet"/>
+      <w:lvlText w:val=""/>
+      <w:lvlJc w:val="left"/>
+      <w:pPr>
+        <w:ind w:left="4680" w:hanging="360"/>
+      </w:pPr>
+      <w:rPr>
+        <w:rFonts w:ascii="Symbol" w:hAnsi="Symbol" w:hint="default"/>
+      </w:rPr>
+    </w:lvl>
+    <w:lvl w:ilvl="7" w:tplc="04090003" w:tentative="1">
+      <w:start w:val="1"/>
+      <w:numFmt w:val="bullet"/>
+      <w:lvlText w:val="o"/>
+      <w:lvlJc w:val="left"/>
+      <w:pPr>
+        <w:ind w:left="5400" w:hanging="360"/>
+      </w:pPr>
+      <w:rPr>
+        <w:rFonts w:ascii="Courier New" w:hAnsi="Courier New" w:cs="Courier New" w:hint="default"/>
+      </w:rPr>
+    </w:lvl>
+    <w:lvl w:ilvl="8" w:tplc="04090005" w:tentative="1">
+      <w:start w:val="1"/>
+      <w:numFmt w:val="bullet"/>
+      <w:lvlText w:val=""/>
+      <w:lvlJc w:val="left"/>
+      <w:pPr>
+        <w:ind w:left="6120" w:hanging="360"/>
+      </w:pPr>
+      <w:rPr>
+        <w:rFonts w:ascii="Wingdings" w:hAnsi="Wingdings" w:hint="default"/>
+      </w:rPr>
+    </w:lvl>
+  </w:abstractNum>
+  <w:abstractNum w:abstractNumId="23" w15:restartNumberingAfterBreak="0">
     <w:nsid w:val="420B6024"/>
     <w:multiLevelType w:val="hybridMultilevel"/>
     <w:tmpl w:val="4BD0E32C"/>
@@ -43806,7 +45819,7 @@
       </w:pPr>
     </w:lvl>
   </w:abstractNum>
-  <w:abstractNum w:abstractNumId="23" w15:restartNumberingAfterBreak="0">
+  <w:abstractNum w:abstractNumId="24" w15:restartNumberingAfterBreak="0">
     <w:nsid w:val="4302601A"/>
     <w:multiLevelType w:val="hybridMultilevel"/>
     <w:tmpl w:val="FFDC5F86"/>
@@ -43919,7 +45932,7 @@
       </w:rPr>
     </w:lvl>
   </w:abstractNum>
-  <w:abstractNum w:abstractNumId="24" w15:restartNumberingAfterBreak="0">
+  <w:abstractNum w:abstractNumId="25" w15:restartNumberingAfterBreak="0">
     <w:nsid w:val="48651D28"/>
     <w:multiLevelType w:val="hybridMultilevel"/>
     <w:tmpl w:val="4248393E"/>
@@ -44032,7 +46045,7 @@
       </w:rPr>
     </w:lvl>
   </w:abstractNum>
-  <w:abstractNum w:abstractNumId="25" w15:restartNumberingAfterBreak="0">
+  <w:abstractNum w:abstractNumId="26" w15:restartNumberingAfterBreak="0">
     <w:nsid w:val="4E037F7F"/>
     <w:multiLevelType w:val="hybridMultilevel"/>
     <w:tmpl w:val="CA3259F2"/>
@@ -44123,7 +46136,7 @@
       </w:pPr>
     </w:lvl>
   </w:abstractNum>
-  <w:abstractNum w:abstractNumId="26" w15:restartNumberingAfterBreak="0">
+  <w:abstractNum w:abstractNumId="27" w15:restartNumberingAfterBreak="0">
     <w:nsid w:val="4EFB4BF8"/>
     <w:multiLevelType w:val="hybridMultilevel"/>
     <w:tmpl w:val="6C24360C"/>
@@ -44236,7 +46249,7 @@
       </w:rPr>
     </w:lvl>
   </w:abstractNum>
-  <w:abstractNum w:abstractNumId="27" w15:restartNumberingAfterBreak="0">
+  <w:abstractNum w:abstractNumId="28" w15:restartNumberingAfterBreak="0">
     <w:nsid w:val="50A16680"/>
     <w:multiLevelType w:val="hybridMultilevel"/>
     <w:tmpl w:val="1CCC46B8"/>
@@ -44349,7 +46362,7 @@
       </w:rPr>
     </w:lvl>
   </w:abstractNum>
-  <w:abstractNum w:abstractNumId="28" w15:restartNumberingAfterBreak="0">
+  <w:abstractNum w:abstractNumId="29" w15:restartNumberingAfterBreak="0">
     <w:nsid w:val="5F200D70"/>
     <w:multiLevelType w:val="hybridMultilevel"/>
     <w:tmpl w:val="41EC8BCC"/>
@@ -44462,7 +46475,7 @@
       </w:rPr>
     </w:lvl>
   </w:abstractNum>
-  <w:abstractNum w:abstractNumId="29" w15:restartNumberingAfterBreak="0">
+  <w:abstractNum w:abstractNumId="30" w15:restartNumberingAfterBreak="0">
     <w:nsid w:val="6169513F"/>
     <w:multiLevelType w:val="hybridMultilevel"/>
     <w:tmpl w:val="298AE84A"/>
@@ -44575,7 +46588,7 @@
       </w:rPr>
     </w:lvl>
   </w:abstractNum>
-  <w:abstractNum w:abstractNumId="30" w15:restartNumberingAfterBreak="0">
+  <w:abstractNum w:abstractNumId="31" w15:restartNumberingAfterBreak="0">
     <w:nsid w:val="65CE6649"/>
     <w:multiLevelType w:val="hybridMultilevel"/>
     <w:tmpl w:val="7AEC3D28"/>
@@ -44688,7 +46701,7 @@
       </w:rPr>
     </w:lvl>
   </w:abstractNum>
-  <w:abstractNum w:abstractNumId="31" w15:restartNumberingAfterBreak="0">
+  <w:abstractNum w:abstractNumId="32" w15:restartNumberingAfterBreak="0">
     <w:nsid w:val="73444990"/>
     <w:multiLevelType w:val="hybridMultilevel"/>
     <w:tmpl w:val="DC1A8A2A"/>
@@ -44801,7 +46814,7 @@
       </w:rPr>
     </w:lvl>
   </w:abstractNum>
-  <w:abstractNum w:abstractNumId="32" w15:restartNumberingAfterBreak="0">
+  <w:abstractNum w:abstractNumId="33" w15:restartNumberingAfterBreak="0">
     <w:nsid w:val="739F65E4"/>
     <w:multiLevelType w:val="hybridMultilevel"/>
     <w:tmpl w:val="70D2C45E"/>
@@ -44914,7 +46927,7 @@
       </w:rPr>
     </w:lvl>
   </w:abstractNum>
-  <w:abstractNum w:abstractNumId="33" w15:restartNumberingAfterBreak="0">
+  <w:abstractNum w:abstractNumId="34" w15:restartNumberingAfterBreak="0">
     <w:nsid w:val="74A9520C"/>
     <w:multiLevelType w:val="hybridMultilevel"/>
     <w:tmpl w:val="B9B837AE"/>
@@ -45027,7 +47040,7 @@
       </w:rPr>
     </w:lvl>
   </w:abstractNum>
-  <w:abstractNum w:abstractNumId="34" w15:restartNumberingAfterBreak="0">
+  <w:abstractNum w:abstractNumId="35" w15:restartNumberingAfterBreak="0">
     <w:nsid w:val="769330DB"/>
     <w:multiLevelType w:val="hybridMultilevel"/>
     <w:tmpl w:val="FE768AAA"/>
@@ -45140,7 +47153,7 @@
       </w:rPr>
     </w:lvl>
   </w:abstractNum>
-  <w:abstractNum w:abstractNumId="35" w15:restartNumberingAfterBreak="0">
+  <w:abstractNum w:abstractNumId="36" w15:restartNumberingAfterBreak="0">
     <w:nsid w:val="78662C0B"/>
     <w:multiLevelType w:val="hybridMultilevel"/>
     <w:tmpl w:val="C31EF9BE"/>
@@ -45253,7 +47266,7 @@
       </w:rPr>
     </w:lvl>
   </w:abstractNum>
-  <w:abstractNum w:abstractNumId="36" w15:restartNumberingAfterBreak="0">
+  <w:abstractNum w:abstractNumId="37" w15:restartNumberingAfterBreak="0">
     <w:nsid w:val="7C261E8D"/>
     <w:multiLevelType w:val="hybridMultilevel"/>
     <w:tmpl w:val="9F286074"/>
@@ -45367,82 +47380,82 @@
     </w:lvl>
   </w:abstractNum>
   <w:num w:numId="1" w16cid:durableId="197737909">
-    <w:abstractNumId w:val="34"/>
+    <w:abstractNumId w:val="35"/>
   </w:num>
   <w:num w:numId="2" w16cid:durableId="735126934">
-    <w:abstractNumId w:val="13"/>
+    <w:abstractNumId w:val="14"/>
   </w:num>
   <w:num w:numId="3" w16cid:durableId="1085570547">
-    <w:abstractNumId w:val="14"/>
+    <w:abstractNumId w:val="15"/>
   </w:num>
   <w:num w:numId="4" w16cid:durableId="1513377898">
-    <w:abstractNumId w:val="23"/>
+    <w:abstractNumId w:val="24"/>
   </w:num>
   <w:num w:numId="5" w16cid:durableId="371271756">
-    <w:abstractNumId w:val="15"/>
+    <w:abstractNumId w:val="16"/>
   </w:num>
   <w:num w:numId="6" w16cid:durableId="1735852068">
     <w:abstractNumId w:val="4"/>
   </w:num>
   <w:num w:numId="7" w16cid:durableId="338580324">
+    <w:abstractNumId w:val="29"/>
+  </w:num>
+  <w:num w:numId="8" w16cid:durableId="1779374060">
+    <w:abstractNumId w:val="36"/>
+  </w:num>
+  <w:num w:numId="9" w16cid:durableId="292096398">
     <w:abstractNumId w:val="28"/>
   </w:num>
-  <w:num w:numId="8" w16cid:durableId="1779374060">
-    <w:abstractNumId w:val="35"/>
-  </w:num>
-  <w:num w:numId="9" w16cid:durableId="292096398">
-    <w:abstractNumId w:val="27"/>
-  </w:num>
   <w:num w:numId="10" w16cid:durableId="2134904991">
-    <w:abstractNumId w:val="29"/>
+    <w:abstractNumId w:val="30"/>
   </w:num>
   <w:num w:numId="11" w16cid:durableId="738405857">
-    <w:abstractNumId w:val="24"/>
+    <w:abstractNumId w:val="25"/>
   </w:num>
   <w:num w:numId="12" w16cid:durableId="498279447">
     <w:abstractNumId w:val="0"/>
   </w:num>
   <w:num w:numId="13" w16cid:durableId="1187478026">
-    <w:abstractNumId w:val="11"/>
+    <w:abstractNumId w:val="12"/>
   </w:num>
   <w:num w:numId="14" w16cid:durableId="2026516634">
-    <w:abstractNumId w:val="21"/>
+    <w:abstractNumId w:val="22"/>
   </w:num>
   <w:num w:numId="15" w16cid:durableId="1671642249">
     <w:abstractNumId w:val="7"/>
   </w:num>
   <w:num w:numId="16" w16cid:durableId="681736902">
-    <w:abstractNumId w:val="26"/>
+    <w:abstractNumId w:val="27"/>
   </w:num>
   <w:num w:numId="17" w16cid:durableId="443424400">
-    <w:abstractNumId w:val="16"/>
+    <w:abstractNumId w:val="17"/>
   </w:num>
   <w:num w:numId="18" w16cid:durableId="1884249514">
     <w:abstractNumId w:val="2"/>
   </w:num>
   <w:num w:numId="19" w16cid:durableId="433476749">
-    <w:abstractNumId w:val="31"/>
+    <w:abstractNumId w:val="32"/>
   </w:num>
   <w:num w:numId="20" w16cid:durableId="2069569278">
-    <w:abstractNumId w:val="18"/>
+    <w:abstractNumId w:val="19"/>
   </w:num>
   <w:num w:numId="21" w16cid:durableId="1730036537">
-    <w:abstractNumId w:val="25"/>
+    <w:abstractNumId w:val="26"/>
   </w:num>
   <w:num w:numId="22" w16cid:durableId="1684358952">
     <w:abstractNumId w:val="8"/>
   </w:num>
   <w:num w:numId="23" w16cid:durableId="487131597">
-    <w:abstractNumId w:val="12"/>
+    <w:abstractNumId w:val="13"/>
   </w:num>
   <w:num w:numId="24" w16cid:durableId="193080939">
-    <w:abstractNumId w:val="36"/>
+    <w:abstractNumId w:val="37"/>
   </w:num>
   <w:num w:numId="25" w16cid:durableId="621423513">
-    <w:abstractNumId w:val="17"/>
+    <w:abstractNumId w:val="18"/>
   </w:num>
   <w:num w:numId="26" w16cid:durableId="567614883">
-    <w:abstractNumId w:val="19"/>
+    <w:abstractNumId w:val="20"/>
   </w:num>
   <w:num w:numId="27" w16cid:durableId="416488422">
     <w:abstractNumId w:val="1"/>
@@ -45457,7 +47470,7 @@
     <w:abstractNumId w:val="10"/>
   </w:num>
   <w:num w:numId="31" w16cid:durableId="1264336238">
-    <w:abstractNumId w:val="30"/>
+    <w:abstractNumId w:val="31"/>
   </w:num>
   <w:num w:numId="32" w16cid:durableId="1543400979">
     <w:abstractNumId w:val="9"/>
@@ -45466,16 +47479,19 @@
     <w:abstractNumId w:val="6"/>
   </w:num>
   <w:num w:numId="34" w16cid:durableId="1365252827">
+    <w:abstractNumId w:val="34"/>
+  </w:num>
+  <w:num w:numId="35" w16cid:durableId="1207763686">
     <w:abstractNumId w:val="33"/>
   </w:num>
-  <w:num w:numId="35" w16cid:durableId="1207763686">
-    <w:abstractNumId w:val="32"/>
-  </w:num>
   <w:num w:numId="36" w16cid:durableId="965158745">
-    <w:abstractNumId w:val="20"/>
+    <w:abstractNumId w:val="21"/>
   </w:num>
   <w:num w:numId="37" w16cid:durableId="1636522979">
-    <w:abstractNumId w:val="22"/>
+    <w:abstractNumId w:val="23"/>
+  </w:num>
+  <w:num w:numId="38" w16cid:durableId="1138763749">
+    <w:abstractNumId w:val="11"/>
   </w:num>
 </w:numbering>
 </file>
@@ -46081,7 +48097,6 @@
   <w:style w:type="character" w:default="1" w:styleId="DefaultParagraphFont">
     <w:name w:val="Default Paragraph Font"/>
     <w:uiPriority w:val="1"/>
-    <w:semiHidden/>
     <w:unhideWhenUsed/>
   </w:style>
   <w:style w:type="table" w:default="1" w:styleId="TableNormal">

--- a/d2_dart_asynchronous_await_and_future.docx
+++ b/d2_dart_asynchronous_await_and_future.docx
@@ -21989,27 +21989,7 @@
           <w:sz w:val="32"/>
           <w:szCs w:val="32"/>
         </w:rPr>
-        <w:t>final Completer&lt;</w:t>
-      </w:r>
-      <w:r>
-        <w:rPr>
-          <w:b/>
-          <w:bCs/>
-          <w:color w:val="D86DCB" w:themeColor="accent5" w:themeTint="99"/>
-          <w:sz w:val="32"/>
-          <w:szCs w:val="32"/>
-        </w:rPr>
-        <w:t>bool</w:t>
-      </w:r>
-      <w:r>
-        <w:rPr>
-          <w:b/>
-          <w:bCs/>
-          <w:color w:val="D86DCB" w:themeColor="accent5" w:themeTint="99"/>
-          <w:sz w:val="32"/>
-          <w:szCs w:val="32"/>
-        </w:rPr>
-        <w:t>&gt; _</w:t>
+        <w:t>final Completer&lt;bool&gt; _</w:t>
       </w:r>
       <w:proofErr w:type="spellStart"/>
       <w:r>
@@ -22031,17 +22011,7 @@
           <w:sz w:val="32"/>
           <w:szCs w:val="32"/>
         </w:rPr>
-        <w:t xml:space="preserve"> = Completer&lt;</w:t>
-      </w:r>
-      <w:r>
-        <w:rPr>
-          <w:b/>
-          <w:bCs/>
-          <w:color w:val="D86DCB" w:themeColor="accent5" w:themeTint="99"/>
-          <w:sz w:val="32"/>
-          <w:szCs w:val="32"/>
-        </w:rPr>
-        <w:t>bool</w:t>
+        <w:t xml:space="preserve"> = Completer&lt;bool</w:t>
       </w:r>
       <w:proofErr w:type="gramStart"/>
       <w:r>
@@ -22936,37 +22906,7 @@
           <w:sz w:val="32"/>
           <w:szCs w:val="32"/>
         </w:rPr>
-        <w:t xml:space="preserve">  </w:t>
-      </w:r>
-      <w:r>
-        <w:rPr>
-          <w:b/>
-          <w:bCs/>
-          <w:color w:val="D86DCB" w:themeColor="accent5" w:themeTint="99"/>
-          <w:sz w:val="32"/>
-          <w:szCs w:val="32"/>
-        </w:rPr>
-        <w:t xml:space="preserve"> </w:t>
-      </w:r>
-      <w:r>
-        <w:rPr>
-          <w:b/>
-          <w:bCs/>
-          <w:color w:val="D86DCB" w:themeColor="accent5" w:themeTint="99"/>
-          <w:sz w:val="32"/>
-          <w:szCs w:val="32"/>
-        </w:rPr>
-        <w:t xml:space="preserve">  </w:t>
-      </w:r>
-      <w:r>
-        <w:rPr>
-          <w:b/>
-          <w:bCs/>
-          <w:color w:val="D86DCB" w:themeColor="accent5" w:themeTint="99"/>
-          <w:sz w:val="32"/>
-          <w:szCs w:val="32"/>
-        </w:rPr>
-        <w:t>_</w:t>
+        <w:t xml:space="preserve">     _</w:t>
       </w:r>
       <w:proofErr w:type="spellStart"/>
       <w:r>
@@ -23032,69 +22972,29 @@
           <w:sz w:val="32"/>
           <w:szCs w:val="32"/>
         </w:rPr>
-        <w:t xml:space="preserve">   </w:t>
-      </w:r>
-      <w:r>
-        <w:rPr>
-          <w:b/>
-          <w:bCs/>
-          <w:color w:val="D86DCB" w:themeColor="accent5" w:themeTint="99"/>
-          <w:sz w:val="32"/>
-          <w:szCs w:val="32"/>
-        </w:rPr>
-        <w:t xml:space="preserve"> </w:t>
-      </w:r>
-      <w:r>
-        <w:rPr>
-          <w:b/>
-          <w:bCs/>
-          <w:color w:val="D86DCB" w:themeColor="accent5" w:themeTint="99"/>
-          <w:sz w:val="32"/>
-          <w:szCs w:val="32"/>
-        </w:rPr>
-        <w:t xml:space="preserve"> …</w:t>
-      </w:r>
-    </w:p>
-    <w:p>
-      <w:pPr>
-        <w:jc w:val="both"/>
-        <w:rPr>
-          <w:b/>
-          <w:bCs/>
-          <w:color w:val="D86DCB" w:themeColor="accent5" w:themeTint="99"/>
-          <w:sz w:val="32"/>
-          <w:szCs w:val="32"/>
-        </w:rPr>
-      </w:pPr>
-      <w:r>
-        <w:rPr>
-          <w:b/>
-          <w:bCs/>
-          <w:color w:val="D86DCB" w:themeColor="accent5" w:themeTint="99"/>
-          <w:sz w:val="32"/>
-          <w:szCs w:val="32"/>
-        </w:rPr>
-        <w:t xml:space="preserve">    </w:t>
-      </w:r>
-      <w:r>
-        <w:rPr>
-          <w:b/>
-          <w:bCs/>
-          <w:color w:val="D86DCB" w:themeColor="accent5" w:themeTint="99"/>
-          <w:sz w:val="32"/>
-          <w:szCs w:val="32"/>
-        </w:rPr>
-        <w:t xml:space="preserve"> </w:t>
-      </w:r>
-      <w:r>
-        <w:rPr>
-          <w:b/>
-          <w:bCs/>
-          <w:color w:val="D86DCB" w:themeColor="accent5" w:themeTint="99"/>
-          <w:sz w:val="32"/>
-          <w:szCs w:val="32"/>
-        </w:rPr>
-        <w:t>return _</w:t>
+        <w:t xml:space="preserve">     …</w:t>
+      </w:r>
+    </w:p>
+    <w:p>
+      <w:pPr>
+        <w:jc w:val="both"/>
+        <w:rPr>
+          <w:b/>
+          <w:bCs/>
+          <w:color w:val="D86DCB" w:themeColor="accent5" w:themeTint="99"/>
+          <w:sz w:val="32"/>
+          <w:szCs w:val="32"/>
+        </w:rPr>
+      </w:pPr>
+      <w:r>
+        <w:rPr>
+          <w:b/>
+          <w:bCs/>
+          <w:color w:val="D86DCB" w:themeColor="accent5" w:themeTint="99"/>
+          <w:sz w:val="32"/>
+          <w:szCs w:val="32"/>
+        </w:rPr>
+        <w:t xml:space="preserve">     return _</w:t>
       </w:r>
       <w:proofErr w:type="spellStart"/>
       <w:proofErr w:type="gramStart"/>
@@ -23117,17 +23017,7 @@
           <w:sz w:val="32"/>
           <w:szCs w:val="32"/>
         </w:rPr>
-        <w:t>!</w:t>
-      </w:r>
-      <w:r>
-        <w:rPr>
-          <w:b/>
-          <w:bCs/>
-          <w:color w:val="D86DCB" w:themeColor="accent5" w:themeTint="99"/>
-          <w:sz w:val="32"/>
-          <w:szCs w:val="32"/>
-        </w:rPr>
-        <w:t>.</w:t>
+        <w:t>!.</w:t>
       </w:r>
       <w:proofErr w:type="gramEnd"/>
       <w:r>
@@ -39261,6 +39151,15 @@
       </w:r>
       <w:r>
         <w:rPr>
+          <w:sz w:val="32"/>
+          <w:szCs w:val="32"/>
+        </w:rPr>
+        <w:t>,</w:t>
+      </w:r>
+      <w:r>
+        <w:rPr>
+          <w:b/>
+          <w:bCs/>
           <w:sz w:val="32"/>
           <w:szCs w:val="32"/>
         </w:rPr>
@@ -48097,6 +47996,7 @@
   <w:style w:type="character" w:default="1" w:styleId="DefaultParagraphFont">
     <w:name w:val="Default Paragraph Font"/>
     <w:uiPriority w:val="1"/>
+    <w:semiHidden/>
     <w:unhideWhenUsed/>
   </w:style>
   <w:style w:type="table" w:default="1" w:styleId="TableNormal">

--- a/d2_dart_asynchronous_await_and_future.docx
+++ b/d2_dart_asynchronous_await_and_future.docx
@@ -1272,7 +1272,7 @@
           <w:sz w:val="32"/>
           <w:szCs w:val="32"/>
         </w:rPr>
-        <w:t>5</w:t>
+        <w:t>6</w:t>
       </w:r>
     </w:p>
     <w:p>
@@ -1347,7 +1347,15 @@
           <w:sz w:val="32"/>
           <w:szCs w:val="32"/>
         </w:rPr>
-        <w:t>41</w:t>
+        <w:t>4</w:t>
+      </w:r>
+      <w:r>
+        <w:rPr>
+          <w:rFonts w:ascii="Calibri" w:hAnsi="Calibri" w:cs="Calibri"/>
+          <w:sz w:val="32"/>
+          <w:szCs w:val="32"/>
+        </w:rPr>
+        <w:t>8</w:t>
       </w:r>
     </w:p>
     <w:p>
@@ -1402,7 +1410,7 @@
           <w:sz w:val="32"/>
           <w:szCs w:val="32"/>
         </w:rPr>
-        <w:t>8</w:t>
+        <w:t>9</w:t>
       </w:r>
     </w:p>
     <w:p>
@@ -1531,7 +1539,15 @@
           <w:sz w:val="32"/>
           <w:szCs w:val="32"/>
         </w:rPr>
-        <w:t>………………60</w:t>
+        <w:t>………………6</w:t>
+      </w:r>
+      <w:r>
+        <w:rPr>
+          <w:rFonts w:ascii="Calibri" w:hAnsi="Calibri" w:cs="Calibri"/>
+          <w:sz w:val="32"/>
+          <w:szCs w:val="32"/>
+        </w:rPr>
+        <w:t>0</w:t>
       </w:r>
     </w:p>
     <w:p>
@@ -1595,7 +1611,23 @@
           <w:sz w:val="36"/>
           <w:szCs w:val="36"/>
         </w:rPr>
-        <w:t xml:space="preserve"># In dart, by default everything is synchronous. Synchronous blocks other operations from executing until its complete. So, operation3 can’t be printed before executing </w:t>
+        <w:t xml:space="preserve"># In </w:t>
+      </w:r>
+      <w:r>
+        <w:rPr>
+          <w:rFonts w:ascii="Calibri" w:hAnsi="Calibri" w:cs="Calibri"/>
+          <w:sz w:val="36"/>
+          <w:szCs w:val="36"/>
+        </w:rPr>
+        <w:t>D</w:t>
+      </w:r>
+      <w:r>
+        <w:rPr>
+          <w:rFonts w:ascii="Calibri" w:hAnsi="Calibri" w:cs="Calibri"/>
+          <w:sz w:val="36"/>
+          <w:szCs w:val="36"/>
+        </w:rPr>
+        <w:t xml:space="preserve">art, by default everything is synchronous. Synchronous blocks other operations from executing until its complete. So, operation3 can’t be printed before executing </w:t>
       </w:r>
       <w:proofErr w:type="gramStart"/>
       <w:r>
@@ -1673,7 +1705,17 @@
           <w:sz w:val="36"/>
           <w:szCs w:val="36"/>
         </w:rPr>
-        <w:tab/>
+        <w:t xml:space="preserve">     </w:t>
+      </w:r>
+      <w:r>
+        <w:rPr>
+          <w:rFonts w:ascii="Calibri" w:hAnsi="Calibri" w:cs="Calibri"/>
+          <w:b/>
+          <w:bCs/>
+          <w:color w:val="D86DCB" w:themeColor="accent5" w:themeTint="99"/>
+          <w:sz w:val="36"/>
+          <w:szCs w:val="36"/>
+        </w:rPr>
         <w:t>print(‘Operation2’);</w:t>
       </w:r>
     </w:p>
@@ -1746,7 +1788,17 @@
           <w:sz w:val="36"/>
           <w:szCs w:val="36"/>
         </w:rPr>
-        <w:tab/>
+        <w:t xml:space="preserve">     </w:t>
+      </w:r>
+      <w:r>
+        <w:rPr>
+          <w:rFonts w:ascii="Calibri" w:hAnsi="Calibri" w:cs="Calibri"/>
+          <w:b/>
+          <w:bCs/>
+          <w:color w:val="D86DCB" w:themeColor="accent5" w:themeTint="99"/>
+          <w:sz w:val="36"/>
+          <w:szCs w:val="36"/>
+        </w:rPr>
         <w:t>print(‘Operation1’);</w:t>
       </w:r>
     </w:p>
@@ -1771,7 +1823,7 @@
           <w:sz w:val="36"/>
           <w:szCs w:val="36"/>
         </w:rPr>
-        <w:tab/>
+        <w:t xml:space="preserve">     </w:t>
       </w:r>
       <w:proofErr w:type="gramStart"/>
       <w:r>
@@ -1819,7 +1871,17 @@
           <w:sz w:val="36"/>
           <w:szCs w:val="36"/>
         </w:rPr>
-        <w:tab/>
+        <w:t xml:space="preserve">     </w:t>
+      </w:r>
+      <w:r>
+        <w:rPr>
+          <w:rFonts w:ascii="Calibri" w:hAnsi="Calibri" w:cs="Calibri"/>
+          <w:b/>
+          <w:bCs/>
+          <w:color w:val="D86DCB" w:themeColor="accent5" w:themeTint="99"/>
+          <w:sz w:val="36"/>
+          <w:szCs w:val="36"/>
+        </w:rPr>
         <w:t>print(‘Operation3’);</w:t>
       </w:r>
     </w:p>
@@ -3282,7 +3344,23 @@
                 <w:sz w:val="36"/>
                 <w:szCs w:val="36"/>
               </w:rPr>
-              <w:t xml:space="preserve">It pauses only that function until the </w:t>
+              <w:t>It pauses only that function</w:t>
+            </w:r>
+            <w:r>
+              <w:rPr>
+                <w:rFonts w:ascii="Calibri" w:hAnsi="Calibri" w:cs="Calibri"/>
+                <w:sz w:val="36"/>
+                <w:szCs w:val="36"/>
+              </w:rPr>
+              <w:t>s code</w:t>
+            </w:r>
+            <w:r>
+              <w:rPr>
+                <w:rFonts w:ascii="Calibri" w:hAnsi="Calibri" w:cs="Calibri"/>
+                <w:sz w:val="36"/>
+                <w:szCs w:val="36"/>
+              </w:rPr>
+              <w:t xml:space="preserve"> until the </w:t>
             </w:r>
             <w:r>
               <w:rPr>
@@ -3622,6 +3700,11 @@
     </w:p>
     <w:p>
       <w:pPr>
+        <w:pStyle w:val="ListParagraph"/>
+        <w:numPr>
+          <w:ilvl w:val="0"/>
+          <w:numId w:val="39"/>
+        </w:numPr>
         <w:jc w:val="both"/>
         <w:rPr>
           <w:rFonts w:ascii="Calibri" w:hAnsi="Calibri" w:cs="Calibri"/>
@@ -3672,6 +3755,11 @@
     </w:p>
     <w:p>
       <w:pPr>
+        <w:pStyle w:val="ListParagraph"/>
+        <w:numPr>
+          <w:ilvl w:val="0"/>
+          <w:numId w:val="39"/>
+        </w:numPr>
         <w:jc w:val="both"/>
         <w:rPr>
           <w:rFonts w:ascii="Calibri" w:hAnsi="Calibri" w:cs="Calibri"/>
@@ -3708,7 +3796,25 @@
           <w:sz w:val="36"/>
           <w:szCs w:val="36"/>
         </w:rPr>
-        <w:t xml:space="preserve"> void callback method is triggered when time runs out and Future still doesn’t give any result </w:t>
+        <w:t xml:space="preserve"> void callback method is triggered when time runs out and</w:t>
+      </w:r>
+      <w:r>
+        <w:rPr>
+          <w:rFonts w:ascii="Calibri" w:hAnsi="Calibri" w:cs="Calibri"/>
+          <w:b/>
+          <w:bCs/>
+          <w:sz w:val="36"/>
+          <w:szCs w:val="36"/>
+        </w:rPr>
+        <w:t xml:space="preserve"> Future</w:t>
+      </w:r>
+      <w:r>
+        <w:rPr>
+          <w:rFonts w:ascii="Calibri" w:hAnsi="Calibri" w:cs="Calibri"/>
+          <w:sz w:val="36"/>
+          <w:szCs w:val="36"/>
+        </w:rPr>
+        <w:t xml:space="preserve"> still doesn’t give any result </w:t>
       </w:r>
     </w:p>
     <w:p>
@@ -4741,7 +4847,7 @@
           <w:sz w:val="36"/>
           <w:szCs w:val="36"/>
         </w:rPr>
-        <w:t>OTE-2</w:t>
+        <w:t>OTE</w:t>
       </w:r>
       <w:r>
         <w:rPr>
@@ -4849,15 +4955,7 @@
           <w:sz w:val="36"/>
           <w:szCs w:val="36"/>
         </w:rPr>
-        <w:t xml:space="preserve"> or convert the function to async.</w:t>
-      </w:r>
-      <w:r>
-        <w:rPr>
-          <w:rFonts w:ascii="Calibri" w:hAnsi="Calibri" w:cs="Calibri"/>
-          <w:sz w:val="36"/>
-          <w:szCs w:val="36"/>
-        </w:rPr>
-        <w:t xml:space="preserve"> </w:t>
+        <w:t xml:space="preserve"> or convert the function to async</w:t>
       </w:r>
     </w:p>
     <w:p>
@@ -6006,7 +6104,49 @@
           <w:sz w:val="36"/>
           <w:szCs w:val="36"/>
         </w:rPr>
-        <w:t xml:space="preserve">or list of values. </w:t>
+        <w:t xml:space="preserve">or </w:t>
+      </w:r>
+      <w:r>
+        <w:rPr>
+          <w:rFonts w:ascii="Calibri" w:hAnsi="Calibri" w:cs="Calibri"/>
+          <w:sz w:val="36"/>
+          <w:szCs w:val="36"/>
+        </w:rPr>
+        <w:t>L</w:t>
+      </w:r>
+      <w:r>
+        <w:rPr>
+          <w:rFonts w:ascii="Calibri" w:hAnsi="Calibri" w:cs="Calibri"/>
+          <w:sz w:val="36"/>
+          <w:szCs w:val="36"/>
+        </w:rPr>
+        <w:t>ist of values</w:t>
+      </w:r>
+      <w:r>
+        <w:rPr>
+          <w:rFonts w:ascii="Calibri" w:hAnsi="Calibri" w:cs="Calibri"/>
+          <w:sz w:val="36"/>
+          <w:szCs w:val="36"/>
+        </w:rPr>
+        <w:t xml:space="preserve"> or results of </w:t>
+      </w:r>
+      <w:r>
+        <w:rPr>
+          <w:rFonts w:ascii="Calibri" w:hAnsi="Calibri" w:cs="Calibri"/>
+          <w:b/>
+          <w:bCs/>
+          <w:sz w:val="36"/>
+          <w:szCs w:val="36"/>
+        </w:rPr>
+        <w:t>Future</w:t>
+      </w:r>
+      <w:r>
+        <w:rPr>
+          <w:rFonts w:ascii="Calibri" w:hAnsi="Calibri" w:cs="Calibri"/>
+          <w:sz w:val="36"/>
+          <w:szCs w:val="36"/>
+        </w:rPr>
+        <w:t>’s</w:t>
       </w:r>
     </w:p>
     <w:p>
@@ -7078,7 +7218,25 @@
           <w:sz w:val="36"/>
           <w:szCs w:val="36"/>
         </w:rPr>
-        <w:t xml:space="preserve"> in Flutter apps. We can’t directly return from the Future function we have to use the global variable in this way.</w:t>
+        <w:t xml:space="preserve"> in</w:t>
+      </w:r>
+      <w:r>
+        <w:rPr>
+          <w:rFonts w:ascii="Calibri" w:hAnsi="Calibri" w:cs="Calibri"/>
+          <w:b/>
+          <w:bCs/>
+          <w:sz w:val="36"/>
+          <w:szCs w:val="36"/>
+        </w:rPr>
+        <w:t xml:space="preserve"> Flutter</w:t>
+      </w:r>
+      <w:r>
+        <w:rPr>
+          <w:rFonts w:ascii="Calibri" w:hAnsi="Calibri" w:cs="Calibri"/>
+          <w:sz w:val="36"/>
+          <w:szCs w:val="36"/>
+        </w:rPr>
+        <w:t xml:space="preserve"> apps. We can’t directly return from the Future function we have to use the global variable in this way.</w:t>
       </w:r>
     </w:p>
     <w:p>
@@ -7693,7 +7851,23 @@
           <w:sz w:val="36"/>
           <w:szCs w:val="36"/>
         </w:rPr>
-        <w:t>We have backup APIs or redundant sources, and you want to use whichever responds first.</w:t>
+        <w:t xml:space="preserve">We have backup APIs or redundant sources, and </w:t>
+      </w:r>
+      <w:r>
+        <w:rPr>
+          <w:rFonts w:ascii="Calibri" w:hAnsi="Calibri" w:cs="Calibri"/>
+          <w:sz w:val="36"/>
+          <w:szCs w:val="36"/>
+        </w:rPr>
+        <w:t>we</w:t>
+      </w:r>
+      <w:r>
+        <w:rPr>
+          <w:rFonts w:ascii="Calibri" w:hAnsi="Calibri" w:cs="Calibri"/>
+          <w:sz w:val="36"/>
+          <w:szCs w:val="36"/>
+        </w:rPr>
+        <w:t xml:space="preserve"> want to use whichever responds first.</w:t>
       </w:r>
     </w:p>
     <w:p>
@@ -8083,7 +8257,27 @@
           <w:sz w:val="36"/>
           <w:szCs w:val="36"/>
         </w:rPr>
-        <w:t>Note:</w:t>
+        <w:t>N</w:t>
+      </w:r>
+      <w:r>
+        <w:rPr>
+          <w:rFonts w:ascii="Calibri" w:hAnsi="Calibri" w:cs="Calibri"/>
+          <w:b/>
+          <w:bCs/>
+          <w:sz w:val="36"/>
+          <w:szCs w:val="36"/>
+        </w:rPr>
+        <w:t>OTE</w:t>
+      </w:r>
+      <w:r>
+        <w:rPr>
+          <w:rFonts w:ascii="Calibri" w:hAnsi="Calibri" w:cs="Calibri"/>
+          <w:b/>
+          <w:bCs/>
+          <w:sz w:val="36"/>
+          <w:szCs w:val="36"/>
+        </w:rPr>
+        <w:t>:</w:t>
       </w:r>
       <w:r>
         <w:rPr>
@@ -8092,36 +8286,6 @@
           <w:szCs w:val="36"/>
         </w:rPr>
         <w:t xml:space="preserve"> If we use </w:t>
-      </w:r>
-      <w:proofErr w:type="spellStart"/>
-      <w:r>
-        <w:rPr>
-          <w:rFonts w:ascii="Calibri" w:hAnsi="Calibri" w:cs="Calibri"/>
-          <w:b/>
-          <w:bCs/>
-          <w:sz w:val="36"/>
-          <w:szCs w:val="36"/>
-        </w:rPr>
-        <w:t>Future.wait</w:t>
-      </w:r>
-      <w:proofErr w:type="spellEnd"/>
-      <w:r>
-        <w:rPr>
-          <w:rFonts w:ascii="Calibri" w:hAnsi="Calibri" w:cs="Calibri"/>
-          <w:b/>
-          <w:bCs/>
-          <w:sz w:val="36"/>
-          <w:szCs w:val="36"/>
-        </w:rPr>
-        <w:t>()</w:t>
-      </w:r>
-      <w:r>
-        <w:rPr>
-          <w:rFonts w:ascii="Calibri" w:hAnsi="Calibri" w:cs="Calibri"/>
-          <w:sz w:val="36"/>
-          <w:szCs w:val="36"/>
-        </w:rPr>
-        <w:t xml:space="preserve"> in </w:t>
       </w:r>
       <w:proofErr w:type="spellStart"/>
       <w:proofErr w:type="gramStart"/>
@@ -8133,6 +8297,57 @@
           <w:sz w:val="36"/>
           <w:szCs w:val="36"/>
         </w:rPr>
+        <w:t>Future.</w:t>
+      </w:r>
+      <w:r>
+        <w:rPr>
+          <w:rFonts w:ascii="Calibri" w:hAnsi="Calibri" w:cs="Calibri"/>
+          <w:b/>
+          <w:bCs/>
+          <w:sz w:val="36"/>
+          <w:szCs w:val="36"/>
+        </w:rPr>
+        <w:t>any</w:t>
+      </w:r>
+      <w:proofErr w:type="spellEnd"/>
+      <w:r>
+        <w:rPr>
+          <w:rFonts w:ascii="Calibri" w:hAnsi="Calibri" w:cs="Calibri"/>
+          <w:b/>
+          <w:bCs/>
+          <w:sz w:val="36"/>
+          <w:szCs w:val="36"/>
+        </w:rPr>
+        <w:t>(</w:t>
+      </w:r>
+      <w:proofErr w:type="gramEnd"/>
+      <w:r>
+        <w:rPr>
+          <w:rFonts w:ascii="Calibri" w:hAnsi="Calibri" w:cs="Calibri"/>
+          <w:b/>
+          <w:bCs/>
+          <w:sz w:val="36"/>
+          <w:szCs w:val="36"/>
+        </w:rPr>
+        <w:t>)</w:t>
+      </w:r>
+      <w:r>
+        <w:rPr>
+          <w:rFonts w:ascii="Calibri" w:hAnsi="Calibri" w:cs="Calibri"/>
+          <w:sz w:val="36"/>
+          <w:szCs w:val="36"/>
+        </w:rPr>
+        <w:t xml:space="preserve"> in </w:t>
+      </w:r>
+      <w:proofErr w:type="spellStart"/>
+      <w:r>
+        <w:rPr>
+          <w:rFonts w:ascii="Calibri" w:hAnsi="Calibri" w:cs="Calibri"/>
+          <w:b/>
+          <w:bCs/>
+          <w:sz w:val="36"/>
+          <w:szCs w:val="36"/>
+        </w:rPr>
         <w:t>initState</w:t>
       </w:r>
       <w:proofErr w:type="spellEnd"/>
@@ -8144,18 +8359,7 @@
           <w:sz w:val="36"/>
           <w:szCs w:val="36"/>
         </w:rPr>
-        <w:t>(</w:t>
-      </w:r>
-      <w:proofErr w:type="gramEnd"/>
-      <w:r>
-        <w:rPr>
-          <w:rFonts w:ascii="Calibri" w:hAnsi="Calibri" w:cs="Calibri"/>
-          <w:b/>
-          <w:bCs/>
-          <w:sz w:val="36"/>
-          <w:szCs w:val="36"/>
-        </w:rPr>
-        <w:t xml:space="preserve">) </w:t>
+        <w:t xml:space="preserve">() </w:t>
       </w:r>
       <w:r>
         <w:rPr>
@@ -8193,21 +8397,57 @@
           <w:szCs w:val="36"/>
         </w:rPr>
       </w:pPr>
-      <w:r>
-        <w:rPr>
-          <w:rFonts w:ascii="Calibri" w:hAnsi="Calibri" w:cs="Calibri"/>
-          <w:sz w:val="36"/>
-          <w:szCs w:val="36"/>
-        </w:rPr>
-        <w:t># With return values</w:t>
-      </w:r>
-      <w:r>
-        <w:rPr>
-          <w:rFonts w:ascii="Calibri" w:hAnsi="Calibri" w:cs="Calibri"/>
-          <w:sz w:val="36"/>
-          <w:szCs w:val="36"/>
-        </w:rPr>
-        <w:t>. Shows B finished it is the fastest one.</w:t>
+    </w:p>
+    <w:p>
+      <w:pPr>
+        <w:jc w:val="both"/>
+        <w:rPr>
+          <w:rFonts w:ascii="Calibri" w:hAnsi="Calibri" w:cs="Calibri"/>
+          <w:sz w:val="36"/>
+          <w:szCs w:val="36"/>
+        </w:rPr>
+      </w:pPr>
+      <w:r>
+        <w:rPr>
+          <w:rFonts w:ascii="Calibri" w:hAnsi="Calibri" w:cs="Calibri"/>
+          <w:sz w:val="36"/>
+          <w:szCs w:val="36"/>
+        </w:rPr>
+        <w:t>With return values</w:t>
+      </w:r>
+      <w:r>
+        <w:rPr>
+          <w:rFonts w:ascii="Calibri" w:hAnsi="Calibri" w:cs="Calibri"/>
+          <w:sz w:val="36"/>
+          <w:szCs w:val="36"/>
+        </w:rPr>
+        <w:t>:</w:t>
+      </w:r>
+    </w:p>
+    <w:p>
+      <w:pPr>
+        <w:jc w:val="both"/>
+        <w:rPr>
+          <w:rFonts w:ascii="Calibri" w:hAnsi="Calibri" w:cs="Calibri"/>
+          <w:sz w:val="36"/>
+          <w:szCs w:val="36"/>
+        </w:rPr>
+      </w:pPr>
+      <w:r>
+        <w:rPr>
+          <w:rFonts w:ascii="Calibri" w:hAnsi="Calibri" w:cs="Calibri"/>
+          <w:sz w:val="36"/>
+          <w:szCs w:val="36"/>
+        </w:rPr>
+        <w:t xml:space="preserve"># </w:t>
+      </w:r>
+      <w:r>
+        <w:rPr>
+          <w:rFonts w:ascii="Calibri" w:hAnsi="Calibri" w:cs="Calibri"/>
+          <w:sz w:val="36"/>
+          <w:szCs w:val="36"/>
+        </w:rPr>
+        <w:t>Shows B finished it is the fastest one.</w:t>
       </w:r>
     </w:p>
     <w:p>
@@ -8569,6 +8809,7 @@
           <w:sz w:val="36"/>
           <w:szCs w:val="36"/>
         </w:rPr>
+        <w:lastRenderedPageBreak/>
         <w:t>}</w:t>
       </w:r>
     </w:p>
@@ -8654,7 +8895,6 @@
           <w:sz w:val="36"/>
           <w:szCs w:val="36"/>
         </w:rPr>
-        <w:lastRenderedPageBreak/>
         <w:t xml:space="preserve">  await </w:t>
       </w:r>
       <w:proofErr w:type="spellStart"/>
@@ -9104,25 +9344,69 @@
           <w:sz w:val="36"/>
           <w:szCs w:val="36"/>
         </w:rPr>
-        <w:t xml:space="preserve"> runs a callback after a specified delay like a timer. It’s just a Future that completes after some time.</w:t>
-      </w:r>
-    </w:p>
-    <w:p>
-      <w:pPr>
-        <w:jc w:val="both"/>
-        <w:rPr>
-          <w:rFonts w:ascii="Calibri" w:hAnsi="Calibri" w:cs="Calibri"/>
-          <w:sz w:val="36"/>
-          <w:szCs w:val="36"/>
-        </w:rPr>
-      </w:pPr>
-      <w:r>
-        <w:rPr>
-          <w:rFonts w:ascii="Calibri" w:hAnsi="Calibri" w:cs="Calibri"/>
-          <w:sz w:val="36"/>
-          <w:szCs w:val="36"/>
-        </w:rPr>
-        <w:t xml:space="preserve"># It takes </w:t>
+        <w:t xml:space="preserve"> runs a callback after a specified delay like a timer. It’s just a </w:t>
+      </w:r>
+      <w:r>
+        <w:rPr>
+          <w:rFonts w:ascii="Calibri" w:hAnsi="Calibri" w:cs="Calibri"/>
+          <w:b/>
+          <w:bCs/>
+          <w:sz w:val="36"/>
+          <w:szCs w:val="36"/>
+        </w:rPr>
+        <w:t>Future</w:t>
+      </w:r>
+      <w:r>
+        <w:rPr>
+          <w:rFonts w:ascii="Calibri" w:hAnsi="Calibri" w:cs="Calibri"/>
+          <w:sz w:val="36"/>
+          <w:szCs w:val="36"/>
+        </w:rPr>
+        <w:t xml:space="preserve"> that completes after some time.</w:t>
+      </w:r>
+    </w:p>
+    <w:p>
+      <w:pPr>
+        <w:jc w:val="both"/>
+        <w:rPr>
+          <w:rFonts w:ascii="Calibri" w:hAnsi="Calibri" w:cs="Calibri"/>
+          <w:sz w:val="36"/>
+          <w:szCs w:val="36"/>
+        </w:rPr>
+      </w:pPr>
+      <w:r>
+        <w:rPr>
+          <w:rFonts w:ascii="Calibri" w:hAnsi="Calibri" w:cs="Calibri"/>
+          <w:sz w:val="36"/>
+          <w:szCs w:val="36"/>
+        </w:rPr>
+        <w:t># It takes</w:t>
+      </w:r>
+      <w:r>
+        <w:rPr>
+          <w:rFonts w:ascii="Calibri" w:hAnsi="Calibri" w:cs="Calibri"/>
+          <w:sz w:val="36"/>
+          <w:szCs w:val="36"/>
+        </w:rPr>
+        <w:t xml:space="preserve"> a </w:t>
+      </w:r>
+      <w:r>
+        <w:rPr>
+          <w:rFonts w:ascii="Calibri" w:hAnsi="Calibri" w:cs="Calibri"/>
+          <w:b/>
+          <w:bCs/>
+          <w:sz w:val="36"/>
+          <w:szCs w:val="36"/>
+        </w:rPr>
+        <w:t>const</w:t>
+      </w:r>
+      <w:r>
+        <w:rPr>
+          <w:rFonts w:ascii="Calibri" w:hAnsi="Calibri" w:cs="Calibri"/>
+          <w:sz w:val="36"/>
+          <w:szCs w:val="36"/>
+        </w:rPr>
+        <w:t xml:space="preserve"> </w:t>
       </w:r>
       <w:proofErr w:type="gramStart"/>
       <w:r>
@@ -9152,7 +9436,23 @@
           <w:sz w:val="36"/>
           <w:szCs w:val="36"/>
         </w:rPr>
-        <w:t xml:space="preserve"> and void call back that runs after that time. Make sure to </w:t>
+        <w:t xml:space="preserve"> and</w:t>
+      </w:r>
+      <w:r>
+        <w:rPr>
+          <w:rFonts w:ascii="Calibri" w:hAnsi="Calibri" w:cs="Calibri"/>
+          <w:sz w:val="36"/>
+          <w:szCs w:val="36"/>
+        </w:rPr>
+        <w:t xml:space="preserve"> a lambda function as</w:t>
+      </w:r>
+      <w:r>
+        <w:rPr>
+          <w:rFonts w:ascii="Calibri" w:hAnsi="Calibri" w:cs="Calibri"/>
+          <w:sz w:val="36"/>
+          <w:szCs w:val="36"/>
+        </w:rPr>
+        <w:t xml:space="preserve"> void call back that runs after that time. Make sure to </w:t>
       </w:r>
       <w:r>
         <w:rPr>
@@ -9209,6 +9509,17 @@
         </w:rPr>
         <w:t>(</w:t>
       </w:r>
+      <w:r>
+        <w:rPr>
+          <w:rFonts w:ascii="Calibri" w:hAnsi="Calibri" w:cs="Calibri"/>
+          <w:b/>
+          <w:bCs/>
+          <w:color w:val="D86DCB" w:themeColor="accent5" w:themeTint="99"/>
+          <w:sz w:val="36"/>
+          <w:szCs w:val="36"/>
+        </w:rPr>
+        <w:t xml:space="preserve">const </w:t>
+      </w:r>
       <w:proofErr w:type="gramStart"/>
       <w:r>
         <w:rPr>
@@ -9321,6 +9632,7 @@
           <w:sz w:val="36"/>
           <w:szCs w:val="36"/>
         </w:rPr>
+        <w:lastRenderedPageBreak/>
         <w:t># We can also do this</w:t>
       </w:r>
     </w:p>
@@ -9418,7 +9730,6 @@
           <w:sz w:val="36"/>
           <w:szCs w:val="36"/>
         </w:rPr>
-        <w:lastRenderedPageBreak/>
         <w:t>print(</w:t>
       </w:r>
       <w:proofErr w:type="gramEnd"/>
@@ -10087,6 +10398,7 @@
           <w:sz w:val="36"/>
           <w:szCs w:val="36"/>
         </w:rPr>
+        <w:lastRenderedPageBreak/>
         <w:t xml:space="preserve">  </w:t>
       </w:r>
       <w:proofErr w:type="spellStart"/>
@@ -10205,7 +10517,6 @@
           <w:sz w:val="36"/>
           <w:szCs w:val="36"/>
         </w:rPr>
-        <w:lastRenderedPageBreak/>
         <w:t>print(result);</w:t>
       </w:r>
     </w:p>
@@ -10496,7 +10807,25 @@
           <w:sz w:val="36"/>
           <w:szCs w:val="36"/>
         </w:rPr>
-        <w:t># Dart has two queues:</w:t>
+        <w:t xml:space="preserve"># </w:t>
+      </w:r>
+      <w:r>
+        <w:rPr>
+          <w:rFonts w:ascii="Calibri" w:hAnsi="Calibri" w:cs="Calibri"/>
+          <w:b/>
+          <w:bCs/>
+          <w:sz w:val="36"/>
+          <w:szCs w:val="36"/>
+        </w:rPr>
+        <w:t>Dart</w:t>
+      </w:r>
+      <w:r>
+        <w:rPr>
+          <w:rFonts w:ascii="Calibri" w:hAnsi="Calibri" w:cs="Calibri"/>
+          <w:sz w:val="36"/>
+          <w:szCs w:val="36"/>
+        </w:rPr>
+        <w:t xml:space="preserve"> has two queues:</w:t>
       </w:r>
     </w:p>
     <w:p>
@@ -10719,6 +11048,7 @@
           <w:sz w:val="36"/>
           <w:szCs w:val="36"/>
         </w:rPr>
+        <w:lastRenderedPageBreak/>
         <w:t># Execution order:</w:t>
       </w:r>
     </w:p>
@@ -10768,7 +11098,6 @@
           <w:sz w:val="36"/>
           <w:szCs w:val="36"/>
         </w:rPr>
-        <w:lastRenderedPageBreak/>
         <w:t>Future.microtask</w:t>
       </w:r>
       <w:proofErr w:type="spellEnd"/>
@@ -11168,7 +11497,49 @@
           <w:sz w:val="36"/>
           <w:szCs w:val="36"/>
         </w:rPr>
-        <w:t># Solution, use helper methods or microtask</w:t>
+        <w:t># Solution, use helper methods or</w:t>
+      </w:r>
+      <w:r>
+        <w:rPr>
+          <w:rFonts w:ascii="Calibri" w:hAnsi="Calibri" w:cs="Calibri"/>
+          <w:b/>
+          <w:bCs/>
+          <w:sz w:val="36"/>
+          <w:szCs w:val="36"/>
+        </w:rPr>
+        <w:t xml:space="preserve"> </w:t>
+      </w:r>
+      <w:proofErr w:type="spellStart"/>
+      <w:r>
+        <w:rPr>
+          <w:rFonts w:ascii="Calibri" w:hAnsi="Calibri" w:cs="Calibri"/>
+          <w:b/>
+          <w:bCs/>
+          <w:sz w:val="36"/>
+          <w:szCs w:val="36"/>
+        </w:rPr>
+        <w:t>Future.</w:t>
+      </w:r>
+      <w:r>
+        <w:rPr>
+          <w:rFonts w:ascii="Calibri" w:hAnsi="Calibri" w:cs="Calibri"/>
+          <w:b/>
+          <w:bCs/>
+          <w:sz w:val="36"/>
+          <w:szCs w:val="36"/>
+        </w:rPr>
+        <w:t>microtask</w:t>
+      </w:r>
+      <w:proofErr w:type="spellEnd"/>
+      <w:r>
+        <w:rPr>
+          <w:rFonts w:ascii="Calibri" w:hAnsi="Calibri" w:cs="Calibri"/>
+          <w:b/>
+          <w:bCs/>
+          <w:sz w:val="36"/>
+          <w:szCs w:val="36"/>
+        </w:rPr>
+        <w:t>()</w:t>
       </w:r>
     </w:p>
     <w:p>
@@ -11289,6 +11660,7 @@
           <w:sz w:val="36"/>
           <w:szCs w:val="36"/>
         </w:rPr>
+        <w:lastRenderedPageBreak/>
         <w:t>Our microtask is queued</w:t>
       </w:r>
     </w:p>
@@ -11335,7 +11707,6 @@
           <w:sz w:val="36"/>
           <w:szCs w:val="36"/>
         </w:rPr>
-        <w:lastRenderedPageBreak/>
         <w:t xml:space="preserve">Microtask runs → NOW </w:t>
       </w:r>
       <w:r>
@@ -12149,6 +12520,7 @@
           <w:sz w:val="36"/>
           <w:szCs w:val="36"/>
         </w:rPr>
+        <w:lastRenderedPageBreak/>
         <w:t>Future.microtask</w:t>
       </w:r>
       <w:proofErr w:type="spellEnd"/>
@@ -12259,7 +12631,6 @@
           <w:sz w:val="36"/>
           <w:szCs w:val="36"/>
         </w:rPr>
-        <w:lastRenderedPageBreak/>
         <w:t xml:space="preserve">    builder: (_) =&gt; </w:t>
       </w:r>
       <w:proofErr w:type="spellStart"/>
@@ -12641,216 +13012,214 @@
         </w:rPr>
         <w:t xml:space="preserve"># Mistake-1, thinking it’s a delay. </w:t>
       </w:r>
+      <w:r>
+        <w:rPr>
+          <w:rFonts w:ascii="Calibri" w:hAnsi="Calibri" w:cs="Calibri"/>
+          <w:sz w:val="36"/>
+          <w:szCs w:val="36"/>
+        </w:rPr>
+        <w:t>It’s</w:t>
+      </w:r>
+      <w:r>
+        <w:rPr>
+          <w:rFonts w:ascii="Calibri" w:hAnsi="Calibri" w:cs="Calibri"/>
+          <w:sz w:val="36"/>
+          <w:szCs w:val="36"/>
+        </w:rPr>
+        <w:t xml:space="preserve"> not a delay and it runs almost immediately</w:t>
+      </w:r>
+    </w:p>
+    <w:p>
+      <w:pPr>
+        <w:jc w:val="both"/>
+        <w:rPr>
+          <w:rFonts w:ascii="Calibri" w:hAnsi="Calibri" w:cs="Calibri"/>
+          <w:sz w:val="36"/>
+          <w:szCs w:val="36"/>
+        </w:rPr>
+      </w:pPr>
+      <w:r>
+        <w:rPr>
+          <w:rFonts w:ascii="Calibri" w:hAnsi="Calibri" w:cs="Calibri"/>
+          <w:sz w:val="36"/>
+          <w:szCs w:val="36"/>
+        </w:rPr>
+        <w:t># Mistake-2, Using it everywhere. Don’t blindly wrap everything in microtask. Use it only when we need context and we need to defer execution slightly</w:t>
+      </w:r>
+    </w:p>
+    <w:p>
+      <w:pPr>
+        <w:jc w:val="both"/>
+        <w:rPr>
+          <w:rFonts w:ascii="Calibri" w:hAnsi="Calibri" w:cs="Calibri"/>
+          <w:sz w:val="36"/>
+          <w:szCs w:val="36"/>
+        </w:rPr>
+      </w:pPr>
+      <w:r>
+        <w:rPr>
+          <w:rFonts w:ascii="Calibri" w:hAnsi="Calibri" w:cs="Calibri"/>
+          <w:sz w:val="36"/>
+          <w:szCs w:val="36"/>
+        </w:rPr>
+        <w:t># Mistake-3, confusing with</w:t>
+      </w:r>
+      <w:r>
+        <w:rPr>
+          <w:rFonts w:ascii="Calibri" w:hAnsi="Calibri" w:cs="Calibri"/>
+          <w:b/>
+          <w:bCs/>
+          <w:sz w:val="36"/>
+          <w:szCs w:val="36"/>
+        </w:rPr>
+        <w:t xml:space="preserve"> </w:t>
+      </w:r>
+      <w:proofErr w:type="gramStart"/>
+      <w:r>
+        <w:rPr>
+          <w:rFonts w:ascii="Calibri" w:hAnsi="Calibri" w:cs="Calibri"/>
+          <w:b/>
+          <w:bCs/>
+          <w:sz w:val="36"/>
+          <w:szCs w:val="36"/>
+        </w:rPr>
+        <w:t>Future(</w:t>
+      </w:r>
+      <w:proofErr w:type="gramEnd"/>
+      <w:r>
+        <w:rPr>
+          <w:rFonts w:ascii="Calibri" w:hAnsi="Calibri" w:cs="Calibri"/>
+          <w:b/>
+          <w:bCs/>
+          <w:sz w:val="36"/>
+          <w:szCs w:val="36"/>
+        </w:rPr>
+        <w:t>)</w:t>
+      </w:r>
+      <w:r>
+        <w:rPr>
+          <w:rFonts w:ascii="Calibri" w:hAnsi="Calibri" w:cs="Calibri"/>
+          <w:sz w:val="36"/>
+          <w:szCs w:val="36"/>
+        </w:rPr>
+        <w:t>.</w:t>
+      </w:r>
+    </w:p>
+    <w:p>
+      <w:pPr>
+        <w:jc w:val="both"/>
+        <w:rPr>
+          <w:rFonts w:ascii="Calibri" w:hAnsi="Calibri" w:cs="Calibri"/>
+          <w:b/>
+          <w:bCs/>
+          <w:color w:val="D86DCB" w:themeColor="accent5" w:themeTint="99"/>
+          <w:sz w:val="36"/>
+          <w:szCs w:val="36"/>
+        </w:rPr>
+      </w:pPr>
+      <w:proofErr w:type="gramStart"/>
+      <w:r>
+        <w:rPr>
+          <w:rFonts w:ascii="Calibri" w:hAnsi="Calibri" w:cs="Calibri"/>
+          <w:b/>
+          <w:bCs/>
+          <w:color w:val="D86DCB" w:themeColor="accent5" w:themeTint="99"/>
+          <w:sz w:val="36"/>
+          <w:szCs w:val="36"/>
+        </w:rPr>
+        <w:t>Future(</w:t>
+      </w:r>
+      <w:proofErr w:type="gramEnd"/>
+      <w:r>
+        <w:rPr>
+          <w:rFonts w:ascii="Calibri" w:hAnsi="Calibri" w:cs="Calibri"/>
+          <w:b/>
+          <w:bCs/>
+          <w:color w:val="D86DCB" w:themeColor="accent5" w:themeTint="99"/>
+          <w:sz w:val="36"/>
+          <w:szCs w:val="36"/>
+        </w:rPr>
+        <w:t>() {}); // event queue (slower)</w:t>
+      </w:r>
+    </w:p>
+    <w:p>
+      <w:pPr>
+        <w:jc w:val="both"/>
+        <w:rPr>
+          <w:rFonts w:ascii="Calibri" w:hAnsi="Calibri" w:cs="Calibri"/>
+          <w:b/>
+          <w:bCs/>
+          <w:color w:val="D86DCB" w:themeColor="accent5" w:themeTint="99"/>
+          <w:sz w:val="36"/>
+          <w:szCs w:val="36"/>
+        </w:rPr>
+      </w:pPr>
       <w:proofErr w:type="spellStart"/>
       <w:r>
         <w:rPr>
           <w:rFonts w:ascii="Calibri" w:hAnsi="Calibri" w:cs="Calibri"/>
-          <w:sz w:val="36"/>
-          <w:szCs w:val="36"/>
-        </w:rPr>
-        <w:t>Its</w:t>
+          <w:b/>
+          <w:bCs/>
+          <w:color w:val="D86DCB" w:themeColor="accent5" w:themeTint="99"/>
+          <w:sz w:val="36"/>
+          <w:szCs w:val="36"/>
+        </w:rPr>
+        <w:lastRenderedPageBreak/>
+        <w:t>Future.microtask</w:t>
       </w:r>
       <w:proofErr w:type="spellEnd"/>
       <w:r>
         <w:rPr>
           <w:rFonts w:ascii="Calibri" w:hAnsi="Calibri" w:cs="Calibri"/>
-          <w:sz w:val="36"/>
-          <w:szCs w:val="36"/>
-        </w:rPr>
-        <w:t xml:space="preserve"> not a delay and it runs almost immediately</w:t>
-      </w:r>
-    </w:p>
-    <w:p>
-      <w:pPr>
-        <w:jc w:val="both"/>
-        <w:rPr>
-          <w:rFonts w:ascii="Calibri" w:hAnsi="Calibri" w:cs="Calibri"/>
-          <w:sz w:val="36"/>
-          <w:szCs w:val="36"/>
-        </w:rPr>
-      </w:pPr>
-      <w:r>
-        <w:rPr>
-          <w:rFonts w:ascii="Calibri" w:hAnsi="Calibri" w:cs="Calibri"/>
-          <w:sz w:val="36"/>
-          <w:szCs w:val="36"/>
-        </w:rPr>
-        <w:t># Mistake-2, Using it everywhere. Don’t blindly wrap everything in microtask. Use it only when we need context and we need to defer execution slightly</w:t>
-      </w:r>
-    </w:p>
-    <w:p>
-      <w:pPr>
-        <w:jc w:val="both"/>
-        <w:rPr>
-          <w:rFonts w:ascii="Calibri" w:hAnsi="Calibri" w:cs="Calibri"/>
-          <w:sz w:val="36"/>
-          <w:szCs w:val="36"/>
-        </w:rPr>
-      </w:pPr>
-      <w:r>
-        <w:rPr>
-          <w:rFonts w:ascii="Calibri" w:hAnsi="Calibri" w:cs="Calibri"/>
-          <w:sz w:val="36"/>
-          <w:szCs w:val="36"/>
-        </w:rPr>
-        <w:t># Mistake-3, confusing with</w:t>
-      </w:r>
-      <w:r>
-        <w:rPr>
-          <w:rFonts w:ascii="Calibri" w:hAnsi="Calibri" w:cs="Calibri"/>
-          <w:b/>
-          <w:bCs/>
-          <w:sz w:val="36"/>
-          <w:szCs w:val="36"/>
-        </w:rPr>
-        <w:t xml:space="preserve"> </w:t>
-      </w:r>
-      <w:proofErr w:type="gramStart"/>
-      <w:r>
-        <w:rPr>
-          <w:rFonts w:ascii="Calibri" w:hAnsi="Calibri" w:cs="Calibri"/>
-          <w:b/>
-          <w:bCs/>
-          <w:sz w:val="36"/>
-          <w:szCs w:val="36"/>
-        </w:rPr>
-        <w:t>Future(</w:t>
-      </w:r>
-      <w:proofErr w:type="gramEnd"/>
-      <w:r>
-        <w:rPr>
-          <w:rFonts w:ascii="Calibri" w:hAnsi="Calibri" w:cs="Calibri"/>
-          <w:b/>
-          <w:bCs/>
-          <w:sz w:val="36"/>
-          <w:szCs w:val="36"/>
-        </w:rPr>
-        <w:t>)</w:t>
-      </w:r>
-      <w:r>
-        <w:rPr>
-          <w:rFonts w:ascii="Calibri" w:hAnsi="Calibri" w:cs="Calibri"/>
-          <w:sz w:val="36"/>
-          <w:szCs w:val="36"/>
-        </w:rPr>
-        <w:t>.</w:t>
-      </w:r>
-    </w:p>
-    <w:p>
-      <w:pPr>
-        <w:jc w:val="both"/>
-        <w:rPr>
-          <w:rFonts w:ascii="Calibri" w:hAnsi="Calibri" w:cs="Calibri"/>
-          <w:b/>
-          <w:bCs/>
-          <w:color w:val="D86DCB" w:themeColor="accent5" w:themeTint="99"/>
-          <w:sz w:val="36"/>
-          <w:szCs w:val="36"/>
-        </w:rPr>
-      </w:pPr>
-      <w:proofErr w:type="gramStart"/>
-      <w:r>
-        <w:rPr>
-          <w:rFonts w:ascii="Calibri" w:hAnsi="Calibri" w:cs="Calibri"/>
-          <w:b/>
-          <w:bCs/>
-          <w:color w:val="D86DCB" w:themeColor="accent5" w:themeTint="99"/>
-          <w:sz w:val="36"/>
-          <w:szCs w:val="36"/>
-        </w:rPr>
-        <w:t>Future(</w:t>
-      </w:r>
-      <w:proofErr w:type="gramEnd"/>
-      <w:r>
-        <w:rPr>
-          <w:rFonts w:ascii="Calibri" w:hAnsi="Calibri" w:cs="Calibri"/>
-          <w:b/>
-          <w:bCs/>
-          <w:color w:val="D86DCB" w:themeColor="accent5" w:themeTint="99"/>
-          <w:sz w:val="36"/>
-          <w:szCs w:val="36"/>
-        </w:rPr>
-        <w:t>() {}); // event queue (slower)</w:t>
-      </w:r>
-    </w:p>
-    <w:p>
-      <w:pPr>
-        <w:jc w:val="both"/>
-        <w:rPr>
-          <w:rFonts w:ascii="Calibri" w:hAnsi="Calibri" w:cs="Calibri"/>
-          <w:b/>
-          <w:bCs/>
-          <w:color w:val="D86DCB" w:themeColor="accent5" w:themeTint="99"/>
-          <w:sz w:val="36"/>
-          <w:szCs w:val="36"/>
-        </w:rPr>
-      </w:pPr>
+          <w:b/>
+          <w:bCs/>
+          <w:color w:val="D86DCB" w:themeColor="accent5" w:themeTint="99"/>
+          <w:sz w:val="36"/>
+          <w:szCs w:val="36"/>
+        </w:rPr>
+        <w:t>(() {}); // microtask queue (faster)</w:t>
+      </w:r>
+    </w:p>
+    <w:p>
+      <w:pPr>
+        <w:jc w:val="both"/>
+        <w:rPr>
+          <w:rFonts w:ascii="Calibri" w:hAnsi="Calibri" w:cs="Calibri"/>
+          <w:sz w:val="36"/>
+          <w:szCs w:val="36"/>
+        </w:rPr>
+      </w:pPr>
+    </w:p>
+    <w:p>
+      <w:pPr>
+        <w:jc w:val="both"/>
+        <w:rPr>
+          <w:rFonts w:ascii="Calibri" w:hAnsi="Calibri" w:cs="Calibri"/>
+          <w:sz w:val="36"/>
+          <w:szCs w:val="36"/>
+        </w:rPr>
+      </w:pPr>
+      <w:r>
+        <w:rPr>
+          <w:rFonts w:ascii="Calibri" w:hAnsi="Calibri" w:cs="Calibri"/>
+          <w:sz w:val="36"/>
+          <w:szCs w:val="36"/>
+        </w:rPr>
+        <w:t xml:space="preserve">Microtask vs Future vs </w:t>
+      </w:r>
       <w:proofErr w:type="spellStart"/>
       <w:r>
         <w:rPr>
           <w:rFonts w:ascii="Calibri" w:hAnsi="Calibri" w:cs="Calibri"/>
-          <w:b/>
-          <w:bCs/>
-          <w:color w:val="D86DCB" w:themeColor="accent5" w:themeTint="99"/>
-          <w:sz w:val="36"/>
-          <w:szCs w:val="36"/>
-        </w:rPr>
-        <w:t>Future.microtask</w:t>
+          <w:sz w:val="36"/>
+          <w:szCs w:val="36"/>
+        </w:rPr>
+        <w:t>addPostFrameCallback</w:t>
       </w:r>
       <w:proofErr w:type="spellEnd"/>
       <w:r>
         <w:rPr>
           <w:rFonts w:ascii="Calibri" w:hAnsi="Calibri" w:cs="Calibri"/>
-          <w:b/>
-          <w:bCs/>
-          <w:color w:val="D86DCB" w:themeColor="accent5" w:themeTint="99"/>
-          <w:sz w:val="36"/>
-          <w:szCs w:val="36"/>
-        </w:rPr>
-        <w:t>(() {}); // microtask queue (faster)</w:t>
-      </w:r>
-    </w:p>
-    <w:p>
-      <w:pPr>
-        <w:jc w:val="both"/>
-        <w:rPr>
-          <w:rFonts w:ascii="Calibri" w:hAnsi="Calibri" w:cs="Calibri"/>
-          <w:sz w:val="36"/>
-          <w:szCs w:val="36"/>
-        </w:rPr>
-      </w:pPr>
-    </w:p>
-    <w:p>
-      <w:pPr>
-        <w:jc w:val="both"/>
-        <w:rPr>
-          <w:rFonts w:ascii="Calibri" w:hAnsi="Calibri" w:cs="Calibri"/>
-          <w:sz w:val="36"/>
-          <w:szCs w:val="36"/>
-        </w:rPr>
-      </w:pPr>
-      <w:r>
-        <w:rPr>
-          <w:rFonts w:ascii="Calibri" w:hAnsi="Calibri" w:cs="Calibri"/>
-          <w:sz w:val="36"/>
-          <w:szCs w:val="36"/>
-        </w:rPr>
-        <w:lastRenderedPageBreak/>
-        <w:t xml:space="preserve">Microtask vs Future vs </w:t>
-      </w:r>
-      <w:proofErr w:type="spellStart"/>
-      <w:r>
-        <w:rPr>
-          <w:rFonts w:ascii="Calibri" w:hAnsi="Calibri" w:cs="Calibri"/>
-          <w:sz w:val="36"/>
-          <w:szCs w:val="36"/>
-        </w:rPr>
-        <w:t>addPostFrameCallback</w:t>
-      </w:r>
-      <w:proofErr w:type="spellEnd"/>
-      <w:r>
-        <w:rPr>
-          <w:rFonts w:ascii="Calibri" w:hAnsi="Calibri" w:cs="Calibri"/>
           <w:sz w:val="36"/>
           <w:szCs w:val="36"/>
         </w:rPr>
@@ -12872,25 +13241,41 @@
           <w:sz w:val="36"/>
           <w:szCs w:val="36"/>
         </w:rPr>
-        <w:t xml:space="preserve"># This is where most Flutter </w:t>
-      </w:r>
-      <w:proofErr w:type="spellStart"/>
-      <w:r>
-        <w:rPr>
-          <w:rFonts w:ascii="Calibri" w:hAnsi="Calibri" w:cs="Calibri"/>
-          <w:sz w:val="36"/>
-          <w:szCs w:val="36"/>
-        </w:rPr>
-        <w:t>devs</w:t>
-      </w:r>
-      <w:proofErr w:type="spellEnd"/>
-      <w:r>
-        <w:rPr>
-          <w:rFonts w:ascii="Calibri" w:hAnsi="Calibri" w:cs="Calibri"/>
-          <w:sz w:val="36"/>
-          <w:szCs w:val="36"/>
-        </w:rPr>
-        <w:t xml:space="preserve"> get confused.</w:t>
+        <w:t xml:space="preserve"># This is where most </w:t>
+      </w:r>
+      <w:r>
+        <w:rPr>
+          <w:rFonts w:ascii="Calibri" w:hAnsi="Calibri" w:cs="Calibri"/>
+          <w:b/>
+          <w:bCs/>
+          <w:sz w:val="36"/>
+          <w:szCs w:val="36"/>
+        </w:rPr>
+        <w:t>Flutter</w:t>
+      </w:r>
+      <w:r>
+        <w:rPr>
+          <w:rFonts w:ascii="Calibri" w:hAnsi="Calibri" w:cs="Calibri"/>
+          <w:sz w:val="36"/>
+          <w:szCs w:val="36"/>
+        </w:rPr>
+        <w:t xml:space="preserve"> dev</w:t>
+      </w:r>
+      <w:r>
+        <w:rPr>
+          <w:rFonts w:ascii="Calibri" w:hAnsi="Calibri" w:cs="Calibri"/>
+          <w:sz w:val="36"/>
+          <w:szCs w:val="36"/>
+        </w:rPr>
+        <w:t>eloper</w:t>
+      </w:r>
+      <w:r>
+        <w:rPr>
+          <w:rFonts w:ascii="Calibri" w:hAnsi="Calibri" w:cs="Calibri"/>
+          <w:sz w:val="36"/>
+          <w:szCs w:val="36"/>
+        </w:rPr>
+        <w:t>s get confused.</w:t>
       </w:r>
     </w:p>
     <w:p>
@@ -13238,13 +13623,13 @@
     </w:p>
     <w:tbl>
       <w:tblPr>
-        <w:tblStyle w:val="GridTable4"/>
+        <w:tblStyle w:val="GridTable4-Accent3"/>
         <w:tblW w:w="0" w:type="auto"/>
         <w:tblLook w:val="04A0" w:firstRow="1" w:lastRow="0" w:firstColumn="1" w:lastColumn="0" w:noHBand="0" w:noVBand="1"/>
       </w:tblPr>
       <w:tblGrid>
         <w:gridCol w:w="4864"/>
-        <w:gridCol w:w="3523"/>
+        <w:gridCol w:w="3601"/>
       </w:tblGrid>
       <w:tr>
         <w:trPr>
@@ -13355,6 +13740,8 @@
               <w:cnfStyle w:val="000000100000" w:firstRow="0" w:lastRow="0" w:firstColumn="0" w:lastColumn="0" w:oddVBand="0" w:evenVBand="0" w:oddHBand="1" w:evenHBand="0" w:firstRowFirstColumn="0" w:firstRowLastColumn="0" w:lastRowFirstColumn="0" w:lastRowLastColumn="0"/>
               <w:rPr>
                 <w:rFonts w:ascii="Calibri" w:hAnsi="Calibri" w:cs="Calibri"/>
+                <w:b/>
+                <w:bCs/>
                 <w:sz w:val="36"/>
                 <w:szCs w:val="36"/>
               </w:rPr>
@@ -13363,12 +13750,24 @@
             <w:r>
               <w:rPr>
                 <w:rFonts w:ascii="Calibri" w:hAnsi="Calibri" w:cs="Calibri"/>
+                <w:b/>
+                <w:bCs/>
                 <w:sz w:val="36"/>
                 <w:szCs w:val="36"/>
               </w:rPr>
               <w:t>Future.microtask</w:t>
             </w:r>
             <w:proofErr w:type="spellEnd"/>
+            <w:r>
+              <w:rPr>
+                <w:rFonts w:ascii="Calibri" w:hAnsi="Calibri" w:cs="Calibri"/>
+                <w:b/>
+                <w:bCs/>
+                <w:sz w:val="36"/>
+                <w:szCs w:val="36"/>
+              </w:rPr>
+              <w:t>()</w:t>
+            </w:r>
           </w:p>
         </w:tc>
       </w:tr>
@@ -13411,6 +13810,8 @@
               <w:cnfStyle w:val="000000000000" w:firstRow="0" w:lastRow="0" w:firstColumn="0" w:lastColumn="0" w:oddVBand="0" w:evenVBand="0" w:oddHBand="0" w:evenHBand="0" w:firstRowFirstColumn="0" w:firstRowLastColumn="0" w:lastRowFirstColumn="0" w:lastRowLastColumn="0"/>
               <w:rPr>
                 <w:rFonts w:ascii="Calibri" w:hAnsi="Calibri" w:cs="Calibri"/>
+                <w:b/>
+                <w:bCs/>
                 <w:sz w:val="36"/>
                 <w:szCs w:val="36"/>
               </w:rPr>
@@ -13419,6 +13820,8 @@
             <w:r>
               <w:rPr>
                 <w:rFonts w:ascii="Calibri" w:hAnsi="Calibri" w:cs="Calibri"/>
+                <w:b/>
+                <w:bCs/>
                 <w:sz w:val="36"/>
                 <w:szCs w:val="36"/>
               </w:rPr>
@@ -13470,6 +13873,8 @@
               <w:cnfStyle w:val="000000100000" w:firstRow="0" w:lastRow="0" w:firstColumn="0" w:lastColumn="0" w:oddVBand="0" w:evenVBand="0" w:oddHBand="1" w:evenHBand="0" w:firstRowFirstColumn="0" w:firstRowLastColumn="0" w:lastRowFirstColumn="0" w:lastRowLastColumn="0"/>
               <w:rPr>
                 <w:rFonts w:ascii="Calibri" w:hAnsi="Calibri" w:cs="Calibri"/>
+                <w:b/>
+                <w:bCs/>
                 <w:sz w:val="36"/>
                 <w:szCs w:val="36"/>
               </w:rPr>
@@ -13478,6 +13883,8 @@
             <w:r>
               <w:rPr>
                 <w:rFonts w:ascii="Calibri" w:hAnsi="Calibri" w:cs="Calibri"/>
+                <w:b/>
+                <w:bCs/>
                 <w:sz w:val="36"/>
                 <w:szCs w:val="36"/>
               </w:rPr>
@@ -13487,6 +13894,8 @@
             <w:r>
               <w:rPr>
                 <w:rFonts w:ascii="Calibri" w:hAnsi="Calibri" w:cs="Calibri"/>
+                <w:b/>
+                <w:bCs/>
                 <w:sz w:val="36"/>
                 <w:szCs w:val="36"/>
               </w:rPr>
@@ -13531,6 +13940,7 @@
           <w:sz w:val="36"/>
           <w:szCs w:val="36"/>
         </w:rPr>
+        <w:lastRenderedPageBreak/>
         <w:t>Break</w:t>
       </w:r>
     </w:p>
@@ -13564,7 +13974,6 @@
           <w:sz w:val="36"/>
           <w:szCs w:val="36"/>
         </w:rPr>
-        <w:lastRenderedPageBreak/>
         <w:t>Future.error</w:t>
       </w:r>
       <w:proofErr w:type="spellEnd"/>
@@ -13594,7 +14003,25 @@
           <w:sz w:val="36"/>
           <w:szCs w:val="36"/>
         </w:rPr>
-        <w:t># In Dart,</w:t>
+        <w:t xml:space="preserve"># In </w:t>
+      </w:r>
+      <w:r>
+        <w:rPr>
+          <w:rFonts w:ascii="Calibri" w:hAnsi="Calibri" w:cs="Calibri"/>
+          <w:b/>
+          <w:bCs/>
+          <w:sz w:val="36"/>
+          <w:szCs w:val="36"/>
+        </w:rPr>
+        <w:t>Dart</w:t>
+      </w:r>
+      <w:r>
+        <w:rPr>
+          <w:rFonts w:ascii="Calibri" w:hAnsi="Calibri" w:cs="Calibri"/>
+          <w:sz w:val="36"/>
+          <w:szCs w:val="36"/>
+        </w:rPr>
+        <w:t>,</w:t>
       </w:r>
       <w:r>
         <w:rPr>
@@ -13634,7 +14061,25 @@
           <w:sz w:val="36"/>
           <w:szCs w:val="36"/>
         </w:rPr>
-        <w:t xml:space="preserve"> creates a Future that immediately completes with an error instead of a value. Think of it as the opposite of </w:t>
+        <w:t xml:space="preserve"> creates a </w:t>
+      </w:r>
+      <w:r>
+        <w:rPr>
+          <w:rFonts w:ascii="Calibri" w:hAnsi="Calibri" w:cs="Calibri"/>
+          <w:b/>
+          <w:bCs/>
+          <w:sz w:val="36"/>
+          <w:szCs w:val="36"/>
+        </w:rPr>
+        <w:t>Future</w:t>
+      </w:r>
+      <w:r>
+        <w:rPr>
+          <w:rFonts w:ascii="Calibri" w:hAnsi="Calibri" w:cs="Calibri"/>
+          <w:sz w:val="36"/>
+          <w:szCs w:val="36"/>
+        </w:rPr>
+        <w:t xml:space="preserve"> that immediately completes with an error instead of a value. Think of it as the opposite of </w:t>
       </w:r>
       <w:proofErr w:type="spellStart"/>
       <w:r>
@@ -13707,6 +14152,44 @@
         </w:rPr>
         <w:t xml:space="preserve"> Pending</w:t>
       </w:r>
+      <w:r>
+        <w:rPr>
+          <w:rFonts w:ascii="Calibri" w:hAnsi="Calibri" w:cs="Calibri"/>
+          <w:sz w:val="36"/>
+          <w:szCs w:val="36"/>
+        </w:rPr>
+        <w:t xml:space="preserve"> (</w:t>
+      </w:r>
+      <w:proofErr w:type="spellStart"/>
+      <w:r>
+        <w:rPr>
+          <w:rFonts w:ascii="Calibri" w:hAnsi="Calibri" w:cs="Calibri"/>
+          <w:b/>
+          <w:bCs/>
+          <w:sz w:val="36"/>
+          <w:szCs w:val="36"/>
+        </w:rPr>
+        <w:t>Future.loading</w:t>
+      </w:r>
+      <w:proofErr w:type="spellEnd"/>
+      <w:r>
+        <w:rPr>
+          <w:rFonts w:ascii="Calibri" w:hAnsi="Calibri" w:cs="Calibri"/>
+          <w:b/>
+          <w:bCs/>
+          <w:sz w:val="36"/>
+          <w:szCs w:val="36"/>
+        </w:rPr>
+        <w:t>()</w:t>
+      </w:r>
+      <w:r>
+        <w:rPr>
+          <w:rFonts w:ascii="Calibri" w:hAnsi="Calibri" w:cs="Calibri"/>
+          <w:sz w:val="36"/>
+          <w:szCs w:val="36"/>
+        </w:rPr>
+        <w:t>)</w:t>
+      </w:r>
     </w:p>
     <w:p>
       <w:pPr>
@@ -13738,6 +14221,44 @@
         </w:rPr>
         <w:t xml:space="preserve"> Completed with value</w:t>
       </w:r>
+      <w:r>
+        <w:rPr>
+          <w:rFonts w:ascii="Calibri" w:hAnsi="Calibri" w:cs="Calibri"/>
+          <w:sz w:val="36"/>
+          <w:szCs w:val="36"/>
+        </w:rPr>
+        <w:t xml:space="preserve"> (</w:t>
+      </w:r>
+      <w:proofErr w:type="spellStart"/>
+      <w:r>
+        <w:rPr>
+          <w:rFonts w:ascii="Calibri" w:hAnsi="Calibri" w:cs="Calibri"/>
+          <w:b/>
+          <w:bCs/>
+          <w:sz w:val="36"/>
+          <w:szCs w:val="36"/>
+        </w:rPr>
+        <w:t>Future.value</w:t>
+      </w:r>
+      <w:proofErr w:type="spellEnd"/>
+      <w:r>
+        <w:rPr>
+          <w:rFonts w:ascii="Calibri" w:hAnsi="Calibri" w:cs="Calibri"/>
+          <w:b/>
+          <w:bCs/>
+          <w:sz w:val="36"/>
+          <w:szCs w:val="36"/>
+        </w:rPr>
+        <w:t>()</w:t>
+      </w:r>
+      <w:r>
+        <w:rPr>
+          <w:rFonts w:ascii="Calibri" w:hAnsi="Calibri" w:cs="Calibri"/>
+          <w:sz w:val="36"/>
+          <w:szCs w:val="36"/>
+        </w:rPr>
+        <w:t>)</w:t>
+      </w:r>
     </w:p>
     <w:p>
       <w:pPr>
@@ -13769,6 +14290,44 @@
         </w:rPr>
         <w:t xml:space="preserve"> Completed with error</w:t>
       </w:r>
+      <w:r>
+        <w:rPr>
+          <w:rFonts w:ascii="Calibri" w:hAnsi="Calibri" w:cs="Calibri"/>
+          <w:sz w:val="36"/>
+          <w:szCs w:val="36"/>
+        </w:rPr>
+        <w:t xml:space="preserve"> (</w:t>
+      </w:r>
+      <w:proofErr w:type="spellStart"/>
+      <w:r>
+        <w:rPr>
+          <w:rFonts w:ascii="Calibri" w:hAnsi="Calibri" w:cs="Calibri"/>
+          <w:b/>
+          <w:bCs/>
+          <w:sz w:val="36"/>
+          <w:szCs w:val="36"/>
+        </w:rPr>
+        <w:t>Future.error</w:t>
+      </w:r>
+      <w:proofErr w:type="spellEnd"/>
+      <w:r>
+        <w:rPr>
+          <w:rFonts w:ascii="Calibri" w:hAnsi="Calibri" w:cs="Calibri"/>
+          <w:b/>
+          <w:bCs/>
+          <w:sz w:val="36"/>
+          <w:szCs w:val="36"/>
+        </w:rPr>
+        <w:t>()</w:t>
+      </w:r>
+      <w:r>
+        <w:rPr>
+          <w:rFonts w:ascii="Calibri" w:hAnsi="Calibri" w:cs="Calibri"/>
+          <w:sz w:val="36"/>
+          <w:szCs w:val="36"/>
+        </w:rPr>
+        <w:t>)</w:t>
+      </w:r>
     </w:p>
     <w:p>
       <w:pPr>
@@ -14191,6 +14750,7 @@
           <w:sz w:val="36"/>
           <w:szCs w:val="36"/>
         </w:rPr>
+        <w:lastRenderedPageBreak/>
         <w:t>} catch (e) {</w:t>
       </w:r>
     </w:p>
@@ -14238,6 +14798,1349 @@
           <w:szCs w:val="36"/>
         </w:rPr>
         <w:t xml:space="preserve"> catches the error</w:t>
+      </w:r>
+    </w:p>
+    <w:p>
+      <w:pPr>
+        <w:jc w:val="both"/>
+        <w:rPr>
+          <w:rFonts w:ascii="Calibri" w:hAnsi="Calibri" w:cs="Calibri"/>
+          <w:b/>
+          <w:bCs/>
+          <w:color w:val="D86DCB" w:themeColor="accent5" w:themeTint="99"/>
+          <w:sz w:val="36"/>
+          <w:szCs w:val="36"/>
+        </w:rPr>
+      </w:pPr>
+      <w:r>
+        <w:rPr>
+          <w:rFonts w:ascii="Calibri" w:hAnsi="Calibri" w:cs="Calibri"/>
+          <w:b/>
+          <w:bCs/>
+          <w:color w:val="D86DCB" w:themeColor="accent5" w:themeTint="99"/>
+          <w:sz w:val="36"/>
+          <w:szCs w:val="36"/>
+        </w:rPr>
+        <w:t>}</w:t>
+      </w:r>
+    </w:p>
+    <w:p>
+      <w:pPr>
+        <w:jc w:val="both"/>
+        <w:rPr>
+          <w:rFonts w:ascii="Calibri" w:hAnsi="Calibri" w:cs="Calibri"/>
+          <w:sz w:val="36"/>
+          <w:szCs w:val="36"/>
+        </w:rPr>
+      </w:pPr>
+    </w:p>
+    <w:p>
+      <w:pPr>
+        <w:jc w:val="both"/>
+        <w:rPr>
+          <w:rFonts w:ascii="Calibri" w:hAnsi="Calibri" w:cs="Calibri"/>
+          <w:sz w:val="36"/>
+          <w:szCs w:val="36"/>
+        </w:rPr>
+      </w:pPr>
+      <w:r>
+        <w:rPr>
+          <w:rFonts w:ascii="Calibri" w:hAnsi="Calibri" w:cs="Calibri"/>
+          <w:sz w:val="36"/>
+          <w:szCs w:val="36"/>
+        </w:rPr>
+        <w:t>Difference with throw Exception:</w:t>
+      </w:r>
+    </w:p>
+    <w:p>
+      <w:pPr>
+        <w:jc w:val="both"/>
+        <w:rPr>
+          <w:rFonts w:ascii="Calibri" w:hAnsi="Calibri" w:cs="Calibri"/>
+          <w:sz w:val="36"/>
+          <w:szCs w:val="36"/>
+        </w:rPr>
+      </w:pPr>
+      <w:r>
+        <w:rPr>
+          <w:rFonts w:ascii="Calibri" w:hAnsi="Calibri" w:cs="Calibri"/>
+          <w:sz w:val="36"/>
+          <w:szCs w:val="36"/>
+        </w:rPr>
+        <w:t xml:space="preserve"># </w:t>
+      </w:r>
+      <w:r>
+        <w:rPr>
+          <w:rFonts w:ascii="Calibri" w:hAnsi="Calibri" w:cs="Calibri"/>
+          <w:b/>
+          <w:bCs/>
+          <w:sz w:val="36"/>
+          <w:szCs w:val="36"/>
+        </w:rPr>
+        <w:t>throw</w:t>
+      </w:r>
+      <w:r>
+        <w:rPr>
+          <w:rFonts w:ascii="Calibri" w:hAnsi="Calibri" w:cs="Calibri"/>
+          <w:sz w:val="36"/>
+          <w:szCs w:val="36"/>
+        </w:rPr>
+        <w:t xml:space="preserve"> is used inside async functions and synchronous</w:t>
+      </w:r>
+      <w:r>
+        <w:rPr>
+          <w:rFonts w:ascii="Calibri" w:hAnsi="Calibri" w:cs="Calibri"/>
+          <w:sz w:val="36"/>
+          <w:szCs w:val="36"/>
+        </w:rPr>
+        <w:t xml:space="preserve"> </w:t>
+      </w:r>
+      <w:r>
+        <w:rPr>
+          <w:rFonts w:ascii="Calibri" w:hAnsi="Calibri" w:cs="Calibri"/>
+          <w:sz w:val="36"/>
+          <w:szCs w:val="36"/>
+        </w:rPr>
+        <w:t>style error</w:t>
+      </w:r>
+    </w:p>
+    <w:p>
+      <w:pPr>
+        <w:jc w:val="both"/>
+        <w:rPr>
+          <w:rFonts w:ascii="Calibri" w:hAnsi="Calibri" w:cs="Calibri"/>
+          <w:sz w:val="36"/>
+          <w:szCs w:val="36"/>
+        </w:rPr>
+      </w:pPr>
+      <w:r>
+        <w:rPr>
+          <w:rFonts w:ascii="Calibri" w:hAnsi="Calibri" w:cs="Calibri"/>
+          <w:sz w:val="36"/>
+          <w:szCs w:val="36"/>
+        </w:rPr>
+        <w:t xml:space="preserve"># </w:t>
+      </w:r>
+      <w:proofErr w:type="spellStart"/>
+      <w:r>
+        <w:rPr>
+          <w:rFonts w:ascii="Calibri" w:hAnsi="Calibri" w:cs="Calibri"/>
+          <w:b/>
+          <w:bCs/>
+          <w:sz w:val="36"/>
+          <w:szCs w:val="36"/>
+        </w:rPr>
+        <w:t>Future.error</w:t>
+      </w:r>
+      <w:proofErr w:type="spellEnd"/>
+      <w:r>
+        <w:rPr>
+          <w:rFonts w:ascii="Calibri" w:hAnsi="Calibri" w:cs="Calibri"/>
+          <w:b/>
+          <w:bCs/>
+          <w:sz w:val="36"/>
+          <w:szCs w:val="36"/>
+        </w:rPr>
+        <w:t xml:space="preserve">() </w:t>
+      </w:r>
+      <w:r>
+        <w:rPr>
+          <w:rFonts w:ascii="Calibri" w:hAnsi="Calibri" w:cs="Calibri"/>
+          <w:sz w:val="36"/>
+          <w:szCs w:val="36"/>
+        </w:rPr>
+        <w:t>explicitly creates a failed future and works even outside async</w:t>
+      </w:r>
+    </w:p>
+    <w:p>
+      <w:pPr>
+        <w:jc w:val="both"/>
+        <w:rPr>
+          <w:rFonts w:ascii="Calibri" w:hAnsi="Calibri" w:cs="Calibri"/>
+          <w:sz w:val="36"/>
+          <w:szCs w:val="36"/>
+        </w:rPr>
+      </w:pPr>
+      <w:r>
+        <w:rPr>
+          <w:rFonts w:ascii="Calibri" w:hAnsi="Calibri" w:cs="Calibri"/>
+          <w:sz w:val="36"/>
+          <w:szCs w:val="36"/>
+        </w:rPr>
+        <w:t xml:space="preserve"># </w:t>
+      </w:r>
+      <w:proofErr w:type="spellStart"/>
+      <w:r>
+        <w:rPr>
+          <w:rFonts w:ascii="Calibri" w:hAnsi="Calibri" w:cs="Calibri"/>
+          <w:b/>
+          <w:bCs/>
+          <w:sz w:val="36"/>
+          <w:szCs w:val="36"/>
+        </w:rPr>
+        <w:t>Future.error</w:t>
+      </w:r>
+      <w:proofErr w:type="spellEnd"/>
+      <w:r>
+        <w:rPr>
+          <w:rFonts w:ascii="Calibri" w:hAnsi="Calibri" w:cs="Calibri"/>
+          <w:b/>
+          <w:bCs/>
+          <w:sz w:val="36"/>
+          <w:szCs w:val="36"/>
+        </w:rPr>
+        <w:t xml:space="preserve"> </w:t>
+      </w:r>
+      <w:r>
+        <w:rPr>
+          <w:rFonts w:ascii="Calibri" w:hAnsi="Calibri" w:cs="Calibri"/>
+          <w:sz w:val="36"/>
+          <w:szCs w:val="36"/>
+        </w:rPr>
+        <w:t xml:space="preserve">= manual future failure and </w:t>
+      </w:r>
+      <w:r>
+        <w:rPr>
+          <w:rFonts w:ascii="Calibri" w:hAnsi="Calibri" w:cs="Calibri"/>
+          <w:b/>
+          <w:bCs/>
+          <w:sz w:val="36"/>
+          <w:szCs w:val="36"/>
+        </w:rPr>
+        <w:t>throw</w:t>
+      </w:r>
+      <w:r>
+        <w:rPr>
+          <w:rFonts w:ascii="Calibri" w:hAnsi="Calibri" w:cs="Calibri"/>
+          <w:sz w:val="36"/>
+          <w:szCs w:val="36"/>
+        </w:rPr>
+        <w:t xml:space="preserve"> = language-level exception</w:t>
+      </w:r>
+    </w:p>
+    <w:p>
+      <w:pPr>
+        <w:jc w:val="both"/>
+        <w:rPr>
+          <w:rFonts w:ascii="Calibri" w:hAnsi="Calibri" w:cs="Calibri"/>
+          <w:b/>
+          <w:bCs/>
+          <w:color w:val="D86DCB" w:themeColor="accent5" w:themeTint="99"/>
+          <w:sz w:val="36"/>
+          <w:szCs w:val="36"/>
+        </w:rPr>
+      </w:pPr>
+      <w:r>
+        <w:rPr>
+          <w:rFonts w:ascii="Calibri" w:hAnsi="Calibri" w:cs="Calibri"/>
+          <w:b/>
+          <w:bCs/>
+          <w:color w:val="D86DCB" w:themeColor="accent5" w:themeTint="99"/>
+          <w:sz w:val="36"/>
+          <w:szCs w:val="36"/>
+        </w:rPr>
+        <w:t xml:space="preserve">Future&lt;String&gt; </w:t>
+      </w:r>
+      <w:proofErr w:type="gramStart"/>
+      <w:r>
+        <w:rPr>
+          <w:rFonts w:ascii="Calibri" w:hAnsi="Calibri" w:cs="Calibri"/>
+          <w:b/>
+          <w:bCs/>
+          <w:color w:val="D86DCB" w:themeColor="accent5" w:themeTint="99"/>
+          <w:sz w:val="36"/>
+          <w:szCs w:val="36"/>
+        </w:rPr>
+        <w:t>test(</w:t>
+      </w:r>
+      <w:proofErr w:type="gramEnd"/>
+      <w:r>
+        <w:rPr>
+          <w:rFonts w:ascii="Calibri" w:hAnsi="Calibri" w:cs="Calibri"/>
+          <w:b/>
+          <w:bCs/>
+          <w:color w:val="D86DCB" w:themeColor="accent5" w:themeTint="99"/>
+          <w:sz w:val="36"/>
+          <w:szCs w:val="36"/>
+        </w:rPr>
+        <w:t>) async {</w:t>
+      </w:r>
+    </w:p>
+    <w:p>
+      <w:pPr>
+        <w:jc w:val="both"/>
+        <w:rPr>
+          <w:rFonts w:ascii="Calibri" w:hAnsi="Calibri" w:cs="Calibri"/>
+          <w:b/>
+          <w:bCs/>
+          <w:color w:val="D86DCB" w:themeColor="accent5" w:themeTint="99"/>
+          <w:sz w:val="36"/>
+          <w:szCs w:val="36"/>
+        </w:rPr>
+      </w:pPr>
+      <w:r>
+        <w:rPr>
+          <w:rFonts w:ascii="Calibri" w:hAnsi="Calibri" w:cs="Calibri"/>
+          <w:b/>
+          <w:bCs/>
+          <w:color w:val="D86DCB" w:themeColor="accent5" w:themeTint="99"/>
+          <w:sz w:val="36"/>
+          <w:szCs w:val="36"/>
+        </w:rPr>
+        <w:t xml:space="preserve">  throw 'Error';</w:t>
+      </w:r>
+    </w:p>
+    <w:p>
+      <w:pPr>
+        <w:jc w:val="both"/>
+        <w:rPr>
+          <w:rFonts w:ascii="Calibri" w:hAnsi="Calibri" w:cs="Calibri"/>
+          <w:b/>
+          <w:bCs/>
+          <w:color w:val="D86DCB" w:themeColor="accent5" w:themeTint="99"/>
+          <w:sz w:val="36"/>
+          <w:szCs w:val="36"/>
+        </w:rPr>
+      </w:pPr>
+      <w:r>
+        <w:rPr>
+          <w:rFonts w:ascii="Calibri" w:hAnsi="Calibri" w:cs="Calibri"/>
+          <w:b/>
+          <w:bCs/>
+          <w:color w:val="D86DCB" w:themeColor="accent5" w:themeTint="99"/>
+          <w:sz w:val="36"/>
+          <w:szCs w:val="36"/>
+        </w:rPr>
+        <w:t>}</w:t>
+      </w:r>
+    </w:p>
+    <w:p>
+      <w:pPr>
+        <w:jc w:val="both"/>
+        <w:rPr>
+          <w:rFonts w:ascii="Calibri" w:hAnsi="Calibri" w:cs="Calibri"/>
+          <w:b/>
+          <w:bCs/>
+          <w:color w:val="D86DCB" w:themeColor="accent5" w:themeTint="99"/>
+          <w:sz w:val="36"/>
+          <w:szCs w:val="36"/>
+        </w:rPr>
+      </w:pPr>
+      <w:r>
+        <w:rPr>
+          <w:rFonts w:ascii="Calibri" w:hAnsi="Calibri" w:cs="Calibri"/>
+          <w:b/>
+          <w:bCs/>
+          <w:color w:val="D86DCB" w:themeColor="accent5" w:themeTint="99"/>
+          <w:sz w:val="36"/>
+          <w:szCs w:val="36"/>
+        </w:rPr>
+        <w:t xml:space="preserve">Future&lt;String&gt; </w:t>
+      </w:r>
+      <w:proofErr w:type="gramStart"/>
+      <w:r>
+        <w:rPr>
+          <w:rFonts w:ascii="Calibri" w:hAnsi="Calibri" w:cs="Calibri"/>
+          <w:b/>
+          <w:bCs/>
+          <w:color w:val="D86DCB" w:themeColor="accent5" w:themeTint="99"/>
+          <w:sz w:val="36"/>
+          <w:szCs w:val="36"/>
+        </w:rPr>
+        <w:t>test(</w:t>
+      </w:r>
+      <w:proofErr w:type="gramEnd"/>
+      <w:r>
+        <w:rPr>
+          <w:rFonts w:ascii="Calibri" w:hAnsi="Calibri" w:cs="Calibri"/>
+          <w:b/>
+          <w:bCs/>
+          <w:color w:val="D86DCB" w:themeColor="accent5" w:themeTint="99"/>
+          <w:sz w:val="36"/>
+          <w:szCs w:val="36"/>
+        </w:rPr>
+        <w:t>) {</w:t>
+      </w:r>
+    </w:p>
+    <w:p>
+      <w:pPr>
+        <w:jc w:val="both"/>
+        <w:rPr>
+          <w:rFonts w:ascii="Calibri" w:hAnsi="Calibri" w:cs="Calibri"/>
+          <w:b/>
+          <w:bCs/>
+          <w:color w:val="D86DCB" w:themeColor="accent5" w:themeTint="99"/>
+          <w:sz w:val="36"/>
+          <w:szCs w:val="36"/>
+        </w:rPr>
+      </w:pPr>
+      <w:r>
+        <w:rPr>
+          <w:rFonts w:ascii="Calibri" w:hAnsi="Calibri" w:cs="Calibri"/>
+          <w:b/>
+          <w:bCs/>
+          <w:color w:val="D86DCB" w:themeColor="accent5" w:themeTint="99"/>
+          <w:sz w:val="36"/>
+          <w:szCs w:val="36"/>
+        </w:rPr>
+        <w:t xml:space="preserve">  return </w:t>
+      </w:r>
+      <w:proofErr w:type="spellStart"/>
+      <w:r>
+        <w:rPr>
+          <w:rFonts w:ascii="Calibri" w:hAnsi="Calibri" w:cs="Calibri"/>
+          <w:b/>
+          <w:bCs/>
+          <w:color w:val="D86DCB" w:themeColor="accent5" w:themeTint="99"/>
+          <w:sz w:val="36"/>
+          <w:szCs w:val="36"/>
+        </w:rPr>
+        <w:t>Future.error</w:t>
+      </w:r>
+      <w:proofErr w:type="spellEnd"/>
+      <w:r>
+        <w:rPr>
+          <w:rFonts w:ascii="Calibri" w:hAnsi="Calibri" w:cs="Calibri"/>
+          <w:b/>
+          <w:bCs/>
+          <w:color w:val="D86DCB" w:themeColor="accent5" w:themeTint="99"/>
+          <w:sz w:val="36"/>
+          <w:szCs w:val="36"/>
+        </w:rPr>
+        <w:t>('Error');</w:t>
+      </w:r>
+    </w:p>
+    <w:p>
+      <w:pPr>
+        <w:jc w:val="both"/>
+        <w:rPr>
+          <w:rFonts w:ascii="Calibri" w:hAnsi="Calibri" w:cs="Calibri"/>
+          <w:b/>
+          <w:bCs/>
+          <w:color w:val="D86DCB" w:themeColor="accent5" w:themeTint="99"/>
+          <w:sz w:val="36"/>
+          <w:szCs w:val="36"/>
+        </w:rPr>
+      </w:pPr>
+      <w:r>
+        <w:rPr>
+          <w:rFonts w:ascii="Calibri" w:hAnsi="Calibri" w:cs="Calibri"/>
+          <w:b/>
+          <w:bCs/>
+          <w:color w:val="D86DCB" w:themeColor="accent5" w:themeTint="99"/>
+          <w:sz w:val="36"/>
+          <w:szCs w:val="36"/>
+        </w:rPr>
+        <w:t>}</w:t>
+      </w:r>
+    </w:p>
+    <w:p>
+      <w:pPr>
+        <w:jc w:val="both"/>
+        <w:rPr>
+          <w:rFonts w:ascii="Calibri" w:hAnsi="Calibri" w:cs="Calibri"/>
+          <w:sz w:val="36"/>
+          <w:szCs w:val="36"/>
+        </w:rPr>
+      </w:pPr>
+    </w:p>
+    <w:p>
+      <w:pPr>
+        <w:jc w:val="both"/>
+        <w:rPr>
+          <w:rFonts w:ascii="Calibri" w:hAnsi="Calibri" w:cs="Calibri"/>
+          <w:sz w:val="36"/>
+          <w:szCs w:val="36"/>
+        </w:rPr>
+      </w:pPr>
+      <w:r>
+        <w:rPr>
+          <w:rFonts w:ascii="Calibri" w:hAnsi="Calibri" w:cs="Calibri"/>
+          <w:sz w:val="36"/>
+          <w:szCs w:val="36"/>
+        </w:rPr>
+        <w:t>Real Flutter Use Case:</w:t>
+      </w:r>
+    </w:p>
+    <w:p>
+      <w:pPr>
+        <w:jc w:val="both"/>
+        <w:rPr>
+          <w:rFonts w:ascii="Calibri" w:hAnsi="Calibri" w:cs="Calibri"/>
+          <w:sz w:val="36"/>
+          <w:szCs w:val="36"/>
+        </w:rPr>
+      </w:pPr>
+      <w:r>
+        <w:rPr>
+          <w:rFonts w:ascii="Calibri" w:hAnsi="Calibri" w:cs="Calibri"/>
+          <w:sz w:val="36"/>
+          <w:szCs w:val="36"/>
+        </w:rPr>
+        <w:t># API failure simulation.</w:t>
+      </w:r>
+    </w:p>
+    <w:p>
+      <w:pPr>
+        <w:jc w:val="both"/>
+        <w:rPr>
+          <w:rFonts w:ascii="Calibri" w:hAnsi="Calibri" w:cs="Calibri"/>
+          <w:b/>
+          <w:bCs/>
+          <w:color w:val="D86DCB" w:themeColor="accent5" w:themeTint="99"/>
+          <w:sz w:val="36"/>
+          <w:szCs w:val="36"/>
+        </w:rPr>
+      </w:pPr>
+      <w:r>
+        <w:rPr>
+          <w:rFonts w:ascii="Calibri" w:hAnsi="Calibri" w:cs="Calibri"/>
+          <w:b/>
+          <w:bCs/>
+          <w:color w:val="D86DCB" w:themeColor="accent5" w:themeTint="99"/>
+          <w:sz w:val="36"/>
+          <w:szCs w:val="36"/>
+        </w:rPr>
+        <w:t xml:space="preserve">Future&lt;String&gt; </w:t>
+      </w:r>
+      <w:proofErr w:type="spellStart"/>
+      <w:proofErr w:type="gramStart"/>
+      <w:r>
+        <w:rPr>
+          <w:rFonts w:ascii="Calibri" w:hAnsi="Calibri" w:cs="Calibri"/>
+          <w:b/>
+          <w:bCs/>
+          <w:color w:val="D86DCB" w:themeColor="accent5" w:themeTint="99"/>
+          <w:sz w:val="36"/>
+          <w:szCs w:val="36"/>
+        </w:rPr>
+        <w:t>fetchUser</w:t>
+      </w:r>
+      <w:proofErr w:type="spellEnd"/>
+      <w:r>
+        <w:rPr>
+          <w:rFonts w:ascii="Calibri" w:hAnsi="Calibri" w:cs="Calibri"/>
+          <w:b/>
+          <w:bCs/>
+          <w:color w:val="D86DCB" w:themeColor="accent5" w:themeTint="99"/>
+          <w:sz w:val="36"/>
+          <w:szCs w:val="36"/>
+        </w:rPr>
+        <w:t>(</w:t>
+      </w:r>
+      <w:proofErr w:type="gramEnd"/>
+      <w:r>
+        <w:rPr>
+          <w:rFonts w:ascii="Calibri" w:hAnsi="Calibri" w:cs="Calibri"/>
+          <w:b/>
+          <w:bCs/>
+          <w:color w:val="D86DCB" w:themeColor="accent5" w:themeTint="99"/>
+          <w:sz w:val="36"/>
+          <w:szCs w:val="36"/>
+        </w:rPr>
+        <w:t>) {</w:t>
+      </w:r>
+    </w:p>
+    <w:p>
+      <w:pPr>
+        <w:jc w:val="both"/>
+        <w:rPr>
+          <w:rFonts w:ascii="Calibri" w:hAnsi="Calibri" w:cs="Calibri"/>
+          <w:b/>
+          <w:bCs/>
+          <w:color w:val="D86DCB" w:themeColor="accent5" w:themeTint="99"/>
+          <w:sz w:val="36"/>
+          <w:szCs w:val="36"/>
+        </w:rPr>
+      </w:pPr>
+      <w:r>
+        <w:rPr>
+          <w:rFonts w:ascii="Calibri" w:hAnsi="Calibri" w:cs="Calibri"/>
+          <w:b/>
+          <w:bCs/>
+          <w:color w:val="D86DCB" w:themeColor="accent5" w:themeTint="99"/>
+          <w:sz w:val="36"/>
+          <w:szCs w:val="36"/>
+        </w:rPr>
+        <w:lastRenderedPageBreak/>
+        <w:t xml:space="preserve">  bool </w:t>
+      </w:r>
+      <w:proofErr w:type="spellStart"/>
+      <w:r>
+        <w:rPr>
+          <w:rFonts w:ascii="Calibri" w:hAnsi="Calibri" w:cs="Calibri"/>
+          <w:b/>
+          <w:bCs/>
+          <w:color w:val="D86DCB" w:themeColor="accent5" w:themeTint="99"/>
+          <w:sz w:val="36"/>
+          <w:szCs w:val="36"/>
+        </w:rPr>
+        <w:t>hasError</w:t>
+      </w:r>
+      <w:proofErr w:type="spellEnd"/>
+      <w:r>
+        <w:rPr>
+          <w:rFonts w:ascii="Calibri" w:hAnsi="Calibri" w:cs="Calibri"/>
+          <w:b/>
+          <w:bCs/>
+          <w:color w:val="D86DCB" w:themeColor="accent5" w:themeTint="99"/>
+          <w:sz w:val="36"/>
+          <w:szCs w:val="36"/>
+        </w:rPr>
+        <w:t xml:space="preserve"> = true;</w:t>
+      </w:r>
+    </w:p>
+    <w:p>
+      <w:pPr>
+        <w:jc w:val="both"/>
+        <w:rPr>
+          <w:rFonts w:ascii="Calibri" w:hAnsi="Calibri" w:cs="Calibri"/>
+          <w:b/>
+          <w:bCs/>
+          <w:color w:val="D86DCB" w:themeColor="accent5" w:themeTint="99"/>
+          <w:sz w:val="36"/>
+          <w:szCs w:val="36"/>
+        </w:rPr>
+      </w:pPr>
+      <w:r>
+        <w:rPr>
+          <w:rFonts w:ascii="Calibri" w:hAnsi="Calibri" w:cs="Calibri"/>
+          <w:b/>
+          <w:bCs/>
+          <w:color w:val="D86DCB" w:themeColor="accent5" w:themeTint="99"/>
+          <w:sz w:val="36"/>
+          <w:szCs w:val="36"/>
+        </w:rPr>
+        <w:t xml:space="preserve">  if (</w:t>
+      </w:r>
+      <w:proofErr w:type="spellStart"/>
+      <w:r>
+        <w:rPr>
+          <w:rFonts w:ascii="Calibri" w:hAnsi="Calibri" w:cs="Calibri"/>
+          <w:b/>
+          <w:bCs/>
+          <w:color w:val="D86DCB" w:themeColor="accent5" w:themeTint="99"/>
+          <w:sz w:val="36"/>
+          <w:szCs w:val="36"/>
+        </w:rPr>
+        <w:t>hasError</w:t>
+      </w:r>
+      <w:proofErr w:type="spellEnd"/>
+      <w:r>
+        <w:rPr>
+          <w:rFonts w:ascii="Calibri" w:hAnsi="Calibri" w:cs="Calibri"/>
+          <w:b/>
+          <w:bCs/>
+          <w:color w:val="D86DCB" w:themeColor="accent5" w:themeTint="99"/>
+          <w:sz w:val="36"/>
+          <w:szCs w:val="36"/>
+        </w:rPr>
+        <w:t>) {</w:t>
+      </w:r>
+    </w:p>
+    <w:p>
+      <w:pPr>
+        <w:jc w:val="both"/>
+        <w:rPr>
+          <w:rFonts w:ascii="Calibri" w:hAnsi="Calibri" w:cs="Calibri"/>
+          <w:b/>
+          <w:bCs/>
+          <w:color w:val="D86DCB" w:themeColor="accent5" w:themeTint="99"/>
+          <w:sz w:val="36"/>
+          <w:szCs w:val="36"/>
+        </w:rPr>
+      </w:pPr>
+      <w:r>
+        <w:rPr>
+          <w:rFonts w:ascii="Calibri" w:hAnsi="Calibri" w:cs="Calibri"/>
+          <w:b/>
+          <w:bCs/>
+          <w:color w:val="D86DCB" w:themeColor="accent5" w:themeTint="99"/>
+          <w:sz w:val="36"/>
+          <w:szCs w:val="36"/>
+        </w:rPr>
+        <w:t xml:space="preserve">    return </w:t>
+      </w:r>
+      <w:proofErr w:type="spellStart"/>
+      <w:r>
+        <w:rPr>
+          <w:rFonts w:ascii="Calibri" w:hAnsi="Calibri" w:cs="Calibri"/>
+          <w:b/>
+          <w:bCs/>
+          <w:color w:val="D86DCB" w:themeColor="accent5" w:themeTint="99"/>
+          <w:sz w:val="36"/>
+          <w:szCs w:val="36"/>
+        </w:rPr>
+        <w:t>Future.error</w:t>
+      </w:r>
+      <w:proofErr w:type="spellEnd"/>
+      <w:r>
+        <w:rPr>
+          <w:rFonts w:ascii="Calibri" w:hAnsi="Calibri" w:cs="Calibri"/>
+          <w:b/>
+          <w:bCs/>
+          <w:color w:val="D86DCB" w:themeColor="accent5" w:themeTint="99"/>
+          <w:sz w:val="36"/>
+          <w:szCs w:val="36"/>
+        </w:rPr>
+        <w:t>('API failed');</w:t>
+      </w:r>
+    </w:p>
+    <w:p>
+      <w:pPr>
+        <w:jc w:val="both"/>
+        <w:rPr>
+          <w:rFonts w:ascii="Calibri" w:hAnsi="Calibri" w:cs="Calibri"/>
+          <w:b/>
+          <w:bCs/>
+          <w:color w:val="D86DCB" w:themeColor="accent5" w:themeTint="99"/>
+          <w:sz w:val="36"/>
+          <w:szCs w:val="36"/>
+        </w:rPr>
+      </w:pPr>
+      <w:r>
+        <w:rPr>
+          <w:rFonts w:ascii="Calibri" w:hAnsi="Calibri" w:cs="Calibri"/>
+          <w:b/>
+          <w:bCs/>
+          <w:color w:val="D86DCB" w:themeColor="accent5" w:themeTint="99"/>
+          <w:sz w:val="36"/>
+          <w:szCs w:val="36"/>
+        </w:rPr>
+        <w:t xml:space="preserve">  }</w:t>
+      </w:r>
+    </w:p>
+    <w:p>
+      <w:pPr>
+        <w:jc w:val="both"/>
+        <w:rPr>
+          <w:rFonts w:ascii="Calibri" w:hAnsi="Calibri" w:cs="Calibri"/>
+          <w:b/>
+          <w:bCs/>
+          <w:color w:val="D86DCB" w:themeColor="accent5" w:themeTint="99"/>
+          <w:sz w:val="36"/>
+          <w:szCs w:val="36"/>
+        </w:rPr>
+      </w:pPr>
+      <w:r>
+        <w:rPr>
+          <w:rFonts w:ascii="Calibri" w:hAnsi="Calibri" w:cs="Calibri"/>
+          <w:b/>
+          <w:bCs/>
+          <w:color w:val="D86DCB" w:themeColor="accent5" w:themeTint="99"/>
+          <w:sz w:val="36"/>
+          <w:szCs w:val="36"/>
+        </w:rPr>
+        <w:t xml:space="preserve">  return </w:t>
+      </w:r>
+      <w:proofErr w:type="spellStart"/>
+      <w:r>
+        <w:rPr>
+          <w:rFonts w:ascii="Calibri" w:hAnsi="Calibri" w:cs="Calibri"/>
+          <w:b/>
+          <w:bCs/>
+          <w:color w:val="D86DCB" w:themeColor="accent5" w:themeTint="99"/>
+          <w:sz w:val="36"/>
+          <w:szCs w:val="36"/>
+        </w:rPr>
+        <w:t>Future.value</w:t>
+      </w:r>
+      <w:proofErr w:type="spellEnd"/>
+      <w:r>
+        <w:rPr>
+          <w:rFonts w:ascii="Calibri" w:hAnsi="Calibri" w:cs="Calibri"/>
+          <w:b/>
+          <w:bCs/>
+          <w:color w:val="D86DCB" w:themeColor="accent5" w:themeTint="99"/>
+          <w:sz w:val="36"/>
+          <w:szCs w:val="36"/>
+        </w:rPr>
+        <w:t>('User Data');</w:t>
+      </w:r>
+    </w:p>
+    <w:p>
+      <w:pPr>
+        <w:jc w:val="both"/>
+        <w:rPr>
+          <w:rFonts w:ascii="Calibri" w:hAnsi="Calibri" w:cs="Calibri"/>
+          <w:b/>
+          <w:bCs/>
+          <w:color w:val="D86DCB" w:themeColor="accent5" w:themeTint="99"/>
+          <w:sz w:val="36"/>
+          <w:szCs w:val="36"/>
+        </w:rPr>
+      </w:pPr>
+      <w:r>
+        <w:rPr>
+          <w:rFonts w:ascii="Calibri" w:hAnsi="Calibri" w:cs="Calibri"/>
+          <w:b/>
+          <w:bCs/>
+          <w:color w:val="D86DCB" w:themeColor="accent5" w:themeTint="99"/>
+          <w:sz w:val="36"/>
+          <w:szCs w:val="36"/>
+        </w:rPr>
+        <w:t>}</w:t>
+      </w:r>
+    </w:p>
+    <w:p>
+      <w:pPr>
+        <w:jc w:val="both"/>
+        <w:rPr>
+          <w:rFonts w:ascii="Calibri" w:hAnsi="Calibri" w:cs="Calibri"/>
+          <w:sz w:val="36"/>
+          <w:szCs w:val="36"/>
+        </w:rPr>
+      </w:pPr>
+    </w:p>
+    <w:p>
+      <w:pPr>
+        <w:jc w:val="both"/>
+        <w:rPr>
+          <w:rFonts w:ascii="Calibri" w:hAnsi="Calibri" w:cs="Calibri"/>
+          <w:sz w:val="36"/>
+          <w:szCs w:val="36"/>
+        </w:rPr>
+      </w:pPr>
+      <w:r>
+        <w:rPr>
+          <w:rFonts w:ascii="Calibri" w:hAnsi="Calibri" w:cs="Calibri"/>
+          <w:sz w:val="36"/>
+          <w:szCs w:val="36"/>
+        </w:rPr>
+        <w:t>Use Cases:</w:t>
+      </w:r>
+    </w:p>
+    <w:p>
+      <w:pPr>
+        <w:jc w:val="both"/>
+        <w:rPr>
+          <w:rFonts w:ascii="Calibri" w:hAnsi="Calibri" w:cs="Calibri"/>
+          <w:sz w:val="36"/>
+          <w:szCs w:val="36"/>
+        </w:rPr>
+      </w:pPr>
+      <w:r>
+        <w:rPr>
+          <w:rFonts w:ascii="Calibri" w:hAnsi="Calibri" w:cs="Calibri"/>
+          <w:sz w:val="36"/>
+          <w:szCs w:val="36"/>
+        </w:rPr>
+        <w:t># Case-1, Repository Layer (Clean Architecture)</w:t>
+      </w:r>
+    </w:p>
+    <w:p>
+      <w:pPr>
+        <w:jc w:val="both"/>
+        <w:rPr>
+          <w:rFonts w:ascii="Calibri" w:hAnsi="Calibri" w:cs="Calibri"/>
+          <w:b/>
+          <w:bCs/>
+          <w:color w:val="D86DCB" w:themeColor="accent5" w:themeTint="99"/>
+          <w:sz w:val="36"/>
+          <w:szCs w:val="36"/>
+        </w:rPr>
+      </w:pPr>
+      <w:r>
+        <w:rPr>
+          <w:rFonts w:ascii="Calibri" w:hAnsi="Calibri" w:cs="Calibri"/>
+          <w:b/>
+          <w:bCs/>
+          <w:color w:val="D86DCB" w:themeColor="accent5" w:themeTint="99"/>
+          <w:sz w:val="36"/>
+          <w:szCs w:val="36"/>
+        </w:rPr>
+        <w:t xml:space="preserve">Future&lt;User&gt; </w:t>
+      </w:r>
+      <w:proofErr w:type="spellStart"/>
+      <w:proofErr w:type="gramStart"/>
+      <w:r>
+        <w:rPr>
+          <w:rFonts w:ascii="Calibri" w:hAnsi="Calibri" w:cs="Calibri"/>
+          <w:b/>
+          <w:bCs/>
+          <w:color w:val="D86DCB" w:themeColor="accent5" w:themeTint="99"/>
+          <w:sz w:val="36"/>
+          <w:szCs w:val="36"/>
+        </w:rPr>
+        <w:t>getUser</w:t>
+      </w:r>
+      <w:proofErr w:type="spellEnd"/>
+      <w:r>
+        <w:rPr>
+          <w:rFonts w:ascii="Calibri" w:hAnsi="Calibri" w:cs="Calibri"/>
+          <w:b/>
+          <w:bCs/>
+          <w:color w:val="D86DCB" w:themeColor="accent5" w:themeTint="99"/>
+          <w:sz w:val="36"/>
+          <w:szCs w:val="36"/>
+        </w:rPr>
+        <w:t>(</w:t>
+      </w:r>
+      <w:proofErr w:type="gramEnd"/>
+      <w:r>
+        <w:rPr>
+          <w:rFonts w:ascii="Calibri" w:hAnsi="Calibri" w:cs="Calibri"/>
+          <w:b/>
+          <w:bCs/>
+          <w:color w:val="D86DCB" w:themeColor="accent5" w:themeTint="99"/>
+          <w:sz w:val="36"/>
+          <w:szCs w:val="36"/>
+        </w:rPr>
+        <w:t>) {</w:t>
+      </w:r>
+    </w:p>
+    <w:p>
+      <w:pPr>
+        <w:jc w:val="both"/>
+        <w:rPr>
+          <w:rFonts w:ascii="Calibri" w:hAnsi="Calibri" w:cs="Calibri"/>
+          <w:b/>
+          <w:bCs/>
+          <w:color w:val="D86DCB" w:themeColor="accent5" w:themeTint="99"/>
+          <w:sz w:val="36"/>
+          <w:szCs w:val="36"/>
+        </w:rPr>
+      </w:pPr>
+      <w:r>
+        <w:rPr>
+          <w:rFonts w:ascii="Calibri" w:hAnsi="Calibri" w:cs="Calibri"/>
+          <w:b/>
+          <w:bCs/>
+          <w:color w:val="D86DCB" w:themeColor="accent5" w:themeTint="99"/>
+          <w:sz w:val="36"/>
+          <w:szCs w:val="36"/>
+        </w:rPr>
+        <w:t xml:space="preserve">  if (</w:t>
+      </w:r>
+      <w:proofErr w:type="spellStart"/>
+      <w:r>
+        <w:rPr>
+          <w:rFonts w:ascii="Calibri" w:hAnsi="Calibri" w:cs="Calibri"/>
+          <w:b/>
+          <w:bCs/>
+          <w:color w:val="D86DCB" w:themeColor="accent5" w:themeTint="99"/>
+          <w:sz w:val="36"/>
+          <w:szCs w:val="36"/>
+        </w:rPr>
+        <w:t>networkFail</w:t>
+      </w:r>
+      <w:proofErr w:type="spellEnd"/>
+      <w:r>
+        <w:rPr>
+          <w:rFonts w:ascii="Calibri" w:hAnsi="Calibri" w:cs="Calibri"/>
+          <w:b/>
+          <w:bCs/>
+          <w:color w:val="D86DCB" w:themeColor="accent5" w:themeTint="99"/>
+          <w:sz w:val="36"/>
+          <w:szCs w:val="36"/>
+        </w:rPr>
+        <w:t>) {</w:t>
+      </w:r>
+    </w:p>
+    <w:p>
+      <w:pPr>
+        <w:jc w:val="both"/>
+        <w:rPr>
+          <w:rFonts w:ascii="Calibri" w:hAnsi="Calibri" w:cs="Calibri"/>
+          <w:b/>
+          <w:bCs/>
+          <w:color w:val="D86DCB" w:themeColor="accent5" w:themeTint="99"/>
+          <w:sz w:val="36"/>
+          <w:szCs w:val="36"/>
+        </w:rPr>
+      </w:pPr>
+      <w:r>
+        <w:rPr>
+          <w:rFonts w:ascii="Calibri" w:hAnsi="Calibri" w:cs="Calibri"/>
+          <w:b/>
+          <w:bCs/>
+          <w:color w:val="D86DCB" w:themeColor="accent5" w:themeTint="99"/>
+          <w:sz w:val="36"/>
+          <w:szCs w:val="36"/>
+        </w:rPr>
+        <w:t xml:space="preserve">    return </w:t>
+      </w:r>
+      <w:proofErr w:type="spellStart"/>
+      <w:r>
+        <w:rPr>
+          <w:rFonts w:ascii="Calibri" w:hAnsi="Calibri" w:cs="Calibri"/>
+          <w:b/>
+          <w:bCs/>
+          <w:color w:val="D86DCB" w:themeColor="accent5" w:themeTint="99"/>
+          <w:sz w:val="36"/>
+          <w:szCs w:val="36"/>
+        </w:rPr>
+        <w:t>Future.error</w:t>
+      </w:r>
+      <w:proofErr w:type="spellEnd"/>
+      <w:r>
+        <w:rPr>
+          <w:rFonts w:ascii="Calibri" w:hAnsi="Calibri" w:cs="Calibri"/>
+          <w:b/>
+          <w:bCs/>
+          <w:color w:val="D86DCB" w:themeColor="accent5" w:themeTint="99"/>
+          <w:sz w:val="36"/>
+          <w:szCs w:val="36"/>
+        </w:rPr>
+        <w:t>(</w:t>
+      </w:r>
+      <w:proofErr w:type="gramStart"/>
+      <w:r>
+        <w:rPr>
+          <w:rFonts w:ascii="Calibri" w:hAnsi="Calibri" w:cs="Calibri"/>
+          <w:b/>
+          <w:bCs/>
+          <w:color w:val="D86DCB" w:themeColor="accent5" w:themeTint="99"/>
+          <w:sz w:val="36"/>
+          <w:szCs w:val="36"/>
+        </w:rPr>
+        <w:t>Exception(</w:t>
+      </w:r>
+      <w:proofErr w:type="gramEnd"/>
+      <w:r>
+        <w:rPr>
+          <w:rFonts w:ascii="Calibri" w:hAnsi="Calibri" w:cs="Calibri"/>
+          <w:b/>
+          <w:bCs/>
+          <w:color w:val="D86DCB" w:themeColor="accent5" w:themeTint="99"/>
+          <w:sz w:val="36"/>
+          <w:szCs w:val="36"/>
+        </w:rPr>
+        <w:t>'No internet'));</w:t>
+      </w:r>
+    </w:p>
+    <w:p>
+      <w:pPr>
+        <w:jc w:val="both"/>
+        <w:rPr>
+          <w:rFonts w:ascii="Calibri" w:hAnsi="Calibri" w:cs="Calibri"/>
+          <w:b/>
+          <w:bCs/>
+          <w:color w:val="D86DCB" w:themeColor="accent5" w:themeTint="99"/>
+          <w:sz w:val="36"/>
+          <w:szCs w:val="36"/>
+        </w:rPr>
+      </w:pPr>
+      <w:r>
+        <w:rPr>
+          <w:rFonts w:ascii="Calibri" w:hAnsi="Calibri" w:cs="Calibri"/>
+          <w:b/>
+          <w:bCs/>
+          <w:color w:val="D86DCB" w:themeColor="accent5" w:themeTint="99"/>
+          <w:sz w:val="36"/>
+          <w:szCs w:val="36"/>
+        </w:rPr>
+        <w:t xml:space="preserve">  }</w:t>
+      </w:r>
+    </w:p>
+    <w:p>
+      <w:pPr>
+        <w:jc w:val="both"/>
+        <w:rPr>
+          <w:rFonts w:ascii="Calibri" w:hAnsi="Calibri" w:cs="Calibri"/>
+          <w:b/>
+          <w:bCs/>
+          <w:color w:val="D86DCB" w:themeColor="accent5" w:themeTint="99"/>
+          <w:sz w:val="36"/>
+          <w:szCs w:val="36"/>
+        </w:rPr>
+      </w:pPr>
+      <w:r>
+        <w:rPr>
+          <w:rFonts w:ascii="Calibri" w:hAnsi="Calibri" w:cs="Calibri"/>
+          <w:b/>
+          <w:bCs/>
+          <w:color w:val="D86DCB" w:themeColor="accent5" w:themeTint="99"/>
+          <w:sz w:val="36"/>
+          <w:szCs w:val="36"/>
+        </w:rPr>
+        <w:t xml:space="preserve">  return </w:t>
+      </w:r>
+      <w:proofErr w:type="spellStart"/>
+      <w:proofErr w:type="gramStart"/>
+      <w:r>
+        <w:rPr>
+          <w:rFonts w:ascii="Calibri" w:hAnsi="Calibri" w:cs="Calibri"/>
+          <w:b/>
+          <w:bCs/>
+          <w:color w:val="D86DCB" w:themeColor="accent5" w:themeTint="99"/>
+          <w:sz w:val="36"/>
+          <w:szCs w:val="36"/>
+        </w:rPr>
+        <w:t>api.getUser</w:t>
+      </w:r>
+      <w:proofErr w:type="spellEnd"/>
+      <w:proofErr w:type="gramEnd"/>
+      <w:r>
+        <w:rPr>
+          <w:rFonts w:ascii="Calibri" w:hAnsi="Calibri" w:cs="Calibri"/>
+          <w:b/>
+          <w:bCs/>
+          <w:color w:val="D86DCB" w:themeColor="accent5" w:themeTint="99"/>
+          <w:sz w:val="36"/>
+          <w:szCs w:val="36"/>
+        </w:rPr>
+        <w:t>();</w:t>
+      </w:r>
+    </w:p>
+    <w:p>
+      <w:pPr>
+        <w:jc w:val="both"/>
+        <w:rPr>
+          <w:rFonts w:ascii="Calibri" w:hAnsi="Calibri" w:cs="Calibri"/>
+          <w:b/>
+          <w:bCs/>
+          <w:color w:val="D86DCB" w:themeColor="accent5" w:themeTint="99"/>
+          <w:sz w:val="36"/>
+          <w:szCs w:val="36"/>
+        </w:rPr>
+      </w:pPr>
+      <w:r>
+        <w:rPr>
+          <w:rFonts w:ascii="Calibri" w:hAnsi="Calibri" w:cs="Calibri"/>
+          <w:b/>
+          <w:bCs/>
+          <w:color w:val="D86DCB" w:themeColor="accent5" w:themeTint="99"/>
+          <w:sz w:val="36"/>
+          <w:szCs w:val="36"/>
+        </w:rPr>
+        <w:t>}</w:t>
+      </w:r>
+    </w:p>
+    <w:p>
+      <w:pPr>
+        <w:jc w:val="both"/>
+        <w:rPr>
+          <w:rFonts w:ascii="Calibri" w:hAnsi="Calibri" w:cs="Calibri"/>
+          <w:sz w:val="36"/>
+          <w:szCs w:val="36"/>
+        </w:rPr>
+      </w:pPr>
+      <w:r>
+        <w:rPr>
+          <w:rFonts w:ascii="Calibri" w:hAnsi="Calibri" w:cs="Calibri"/>
+          <w:sz w:val="36"/>
+          <w:szCs w:val="36"/>
+        </w:rPr>
+        <w:t># Case-2, Form validation with async</w:t>
+      </w:r>
+    </w:p>
+    <w:p>
+      <w:pPr>
+        <w:jc w:val="both"/>
+        <w:rPr>
+          <w:rFonts w:ascii="Calibri" w:hAnsi="Calibri" w:cs="Calibri"/>
+          <w:b/>
+          <w:bCs/>
+          <w:color w:val="D86DCB" w:themeColor="accent5" w:themeTint="99"/>
+          <w:sz w:val="36"/>
+          <w:szCs w:val="36"/>
+        </w:rPr>
+      </w:pPr>
+      <w:r>
+        <w:rPr>
+          <w:rFonts w:ascii="Calibri" w:hAnsi="Calibri" w:cs="Calibri"/>
+          <w:b/>
+          <w:bCs/>
+          <w:color w:val="D86DCB" w:themeColor="accent5" w:themeTint="99"/>
+          <w:sz w:val="36"/>
+          <w:szCs w:val="36"/>
+        </w:rPr>
+        <w:t xml:space="preserve">Future&lt;void&gt; </w:t>
+      </w:r>
+      <w:proofErr w:type="gramStart"/>
+      <w:r>
+        <w:rPr>
+          <w:rFonts w:ascii="Calibri" w:hAnsi="Calibri" w:cs="Calibri"/>
+          <w:b/>
+          <w:bCs/>
+          <w:color w:val="D86DCB" w:themeColor="accent5" w:themeTint="99"/>
+          <w:sz w:val="36"/>
+          <w:szCs w:val="36"/>
+        </w:rPr>
+        <w:t>submit(</w:t>
+      </w:r>
+      <w:proofErr w:type="gramEnd"/>
+      <w:r>
+        <w:rPr>
+          <w:rFonts w:ascii="Calibri" w:hAnsi="Calibri" w:cs="Calibri"/>
+          <w:b/>
+          <w:bCs/>
+          <w:color w:val="D86DCB" w:themeColor="accent5" w:themeTint="99"/>
+          <w:sz w:val="36"/>
+          <w:szCs w:val="36"/>
+        </w:rPr>
+        <w:t>) {</w:t>
+      </w:r>
+    </w:p>
+    <w:p>
+      <w:pPr>
+        <w:jc w:val="both"/>
+        <w:rPr>
+          <w:rFonts w:ascii="Calibri" w:hAnsi="Calibri" w:cs="Calibri"/>
+          <w:b/>
+          <w:bCs/>
+          <w:color w:val="D86DCB" w:themeColor="accent5" w:themeTint="99"/>
+          <w:sz w:val="36"/>
+          <w:szCs w:val="36"/>
+        </w:rPr>
+      </w:pPr>
+      <w:r>
+        <w:rPr>
+          <w:rFonts w:ascii="Calibri" w:hAnsi="Calibri" w:cs="Calibri"/>
+          <w:b/>
+          <w:bCs/>
+          <w:color w:val="D86DCB" w:themeColor="accent5" w:themeTint="99"/>
+          <w:sz w:val="36"/>
+          <w:szCs w:val="36"/>
+        </w:rPr>
+        <w:t xml:space="preserve">  if (</w:t>
+      </w:r>
+      <w:proofErr w:type="spellStart"/>
+      <w:proofErr w:type="gramStart"/>
+      <w:r>
+        <w:rPr>
+          <w:rFonts w:ascii="Calibri" w:hAnsi="Calibri" w:cs="Calibri"/>
+          <w:b/>
+          <w:bCs/>
+          <w:color w:val="D86DCB" w:themeColor="accent5" w:themeTint="99"/>
+          <w:sz w:val="36"/>
+          <w:szCs w:val="36"/>
+        </w:rPr>
+        <w:t>email.isEmpty</w:t>
+      </w:r>
+      <w:proofErr w:type="spellEnd"/>
+      <w:proofErr w:type="gramEnd"/>
+      <w:r>
+        <w:rPr>
+          <w:rFonts w:ascii="Calibri" w:hAnsi="Calibri" w:cs="Calibri"/>
+          <w:b/>
+          <w:bCs/>
+          <w:color w:val="D86DCB" w:themeColor="accent5" w:themeTint="99"/>
+          <w:sz w:val="36"/>
+          <w:szCs w:val="36"/>
+        </w:rPr>
+        <w:t>) {</w:t>
+      </w:r>
+    </w:p>
+    <w:p>
+      <w:pPr>
+        <w:jc w:val="both"/>
+        <w:rPr>
+          <w:rFonts w:ascii="Calibri" w:hAnsi="Calibri" w:cs="Calibri"/>
+          <w:b/>
+          <w:bCs/>
+          <w:color w:val="D86DCB" w:themeColor="accent5" w:themeTint="99"/>
+          <w:sz w:val="36"/>
+          <w:szCs w:val="36"/>
+        </w:rPr>
+      </w:pPr>
+      <w:r>
+        <w:rPr>
+          <w:rFonts w:ascii="Calibri" w:hAnsi="Calibri" w:cs="Calibri"/>
+          <w:b/>
+          <w:bCs/>
+          <w:color w:val="D86DCB" w:themeColor="accent5" w:themeTint="99"/>
+          <w:sz w:val="36"/>
+          <w:szCs w:val="36"/>
+        </w:rPr>
+        <w:t xml:space="preserve">    return </w:t>
+      </w:r>
+      <w:proofErr w:type="spellStart"/>
+      <w:r>
+        <w:rPr>
+          <w:rFonts w:ascii="Calibri" w:hAnsi="Calibri" w:cs="Calibri"/>
+          <w:b/>
+          <w:bCs/>
+          <w:color w:val="D86DCB" w:themeColor="accent5" w:themeTint="99"/>
+          <w:sz w:val="36"/>
+          <w:szCs w:val="36"/>
+        </w:rPr>
+        <w:t>Future.error</w:t>
+      </w:r>
+      <w:proofErr w:type="spellEnd"/>
+      <w:r>
+        <w:rPr>
+          <w:rFonts w:ascii="Calibri" w:hAnsi="Calibri" w:cs="Calibri"/>
+          <w:b/>
+          <w:bCs/>
+          <w:color w:val="D86DCB" w:themeColor="accent5" w:themeTint="99"/>
+          <w:sz w:val="36"/>
+          <w:szCs w:val="36"/>
+        </w:rPr>
+        <w:t>('Email required');</w:t>
+      </w:r>
+    </w:p>
+    <w:p>
+      <w:pPr>
+        <w:jc w:val="both"/>
+        <w:rPr>
+          <w:rFonts w:ascii="Calibri" w:hAnsi="Calibri" w:cs="Calibri"/>
+          <w:b/>
+          <w:bCs/>
+          <w:color w:val="D86DCB" w:themeColor="accent5" w:themeTint="99"/>
+          <w:sz w:val="36"/>
+          <w:szCs w:val="36"/>
+        </w:rPr>
+      </w:pPr>
+      <w:r>
+        <w:rPr>
+          <w:rFonts w:ascii="Calibri" w:hAnsi="Calibri" w:cs="Calibri"/>
+          <w:b/>
+          <w:bCs/>
+          <w:color w:val="D86DCB" w:themeColor="accent5" w:themeTint="99"/>
+          <w:sz w:val="36"/>
+          <w:szCs w:val="36"/>
+        </w:rPr>
+        <w:t xml:space="preserve">  }</w:t>
+      </w:r>
+    </w:p>
+    <w:p>
+      <w:pPr>
+        <w:jc w:val="both"/>
+        <w:rPr>
+          <w:rFonts w:ascii="Calibri" w:hAnsi="Calibri" w:cs="Calibri"/>
+          <w:b/>
+          <w:bCs/>
+          <w:color w:val="D86DCB" w:themeColor="accent5" w:themeTint="99"/>
+          <w:sz w:val="36"/>
+          <w:szCs w:val="36"/>
+        </w:rPr>
+      </w:pPr>
+      <w:r>
+        <w:rPr>
+          <w:rFonts w:ascii="Calibri" w:hAnsi="Calibri" w:cs="Calibri"/>
+          <w:b/>
+          <w:bCs/>
+          <w:color w:val="D86DCB" w:themeColor="accent5" w:themeTint="99"/>
+          <w:sz w:val="36"/>
+          <w:szCs w:val="36"/>
+        </w:rPr>
+        <w:t xml:space="preserve">  return </w:t>
+      </w:r>
+      <w:proofErr w:type="spellStart"/>
+      <w:r>
+        <w:rPr>
+          <w:rFonts w:ascii="Calibri" w:hAnsi="Calibri" w:cs="Calibri"/>
+          <w:b/>
+          <w:bCs/>
+          <w:color w:val="D86DCB" w:themeColor="accent5" w:themeTint="99"/>
+          <w:sz w:val="36"/>
+          <w:szCs w:val="36"/>
+        </w:rPr>
+        <w:t>Future.value</w:t>
+      </w:r>
+      <w:proofErr w:type="spellEnd"/>
+      <w:r>
+        <w:rPr>
+          <w:rFonts w:ascii="Calibri" w:hAnsi="Calibri" w:cs="Calibri"/>
+          <w:b/>
+          <w:bCs/>
+          <w:color w:val="D86DCB" w:themeColor="accent5" w:themeTint="99"/>
+          <w:sz w:val="36"/>
+          <w:szCs w:val="36"/>
+        </w:rPr>
+        <w:t>();</w:t>
       </w:r>
     </w:p>
     <w:p>
@@ -14274,214 +16177,27 @@
           <w:szCs w:val="36"/>
         </w:rPr>
       </w:pPr>
-    </w:p>
-    <w:p>
-      <w:pPr>
-        <w:jc w:val="both"/>
-        <w:rPr>
-          <w:rFonts w:ascii="Calibri" w:hAnsi="Calibri" w:cs="Calibri"/>
-          <w:sz w:val="36"/>
-          <w:szCs w:val="36"/>
-        </w:rPr>
-      </w:pPr>
-      <w:r>
-        <w:rPr>
-          <w:rFonts w:ascii="Calibri" w:hAnsi="Calibri" w:cs="Calibri"/>
-          <w:sz w:val="36"/>
-          <w:szCs w:val="36"/>
-        </w:rPr>
-        <w:t>Difference with throw Exception:</w:t>
-      </w:r>
-    </w:p>
-    <w:p>
-      <w:pPr>
-        <w:jc w:val="both"/>
-        <w:rPr>
-          <w:rFonts w:ascii="Calibri" w:hAnsi="Calibri" w:cs="Calibri"/>
-          <w:sz w:val="36"/>
-          <w:szCs w:val="36"/>
-        </w:rPr>
-      </w:pPr>
-      <w:r>
-        <w:rPr>
-          <w:rFonts w:ascii="Calibri" w:hAnsi="Calibri" w:cs="Calibri"/>
-          <w:sz w:val="36"/>
-          <w:szCs w:val="36"/>
-        </w:rPr>
-        <w:t xml:space="preserve"># </w:t>
-      </w:r>
-      <w:r>
-        <w:rPr>
-          <w:rFonts w:ascii="Calibri" w:hAnsi="Calibri" w:cs="Calibri"/>
-          <w:b/>
-          <w:bCs/>
-          <w:sz w:val="36"/>
-          <w:szCs w:val="36"/>
-        </w:rPr>
-        <w:t>throw</w:t>
-      </w:r>
-      <w:r>
-        <w:rPr>
-          <w:rFonts w:ascii="Calibri" w:hAnsi="Calibri" w:cs="Calibri"/>
-          <w:sz w:val="36"/>
-          <w:szCs w:val="36"/>
-        </w:rPr>
-        <w:t xml:space="preserve"> is used inside async functions and synchronous</w:t>
-      </w:r>
-      <w:r>
-        <w:rPr>
-          <w:rFonts w:ascii="Calibri" w:hAnsi="Calibri" w:cs="Calibri"/>
-          <w:sz w:val="36"/>
-          <w:szCs w:val="36"/>
-        </w:rPr>
-        <w:t xml:space="preserve"> </w:t>
-      </w:r>
-      <w:r>
-        <w:rPr>
-          <w:rFonts w:ascii="Calibri" w:hAnsi="Calibri" w:cs="Calibri"/>
-          <w:sz w:val="36"/>
-          <w:szCs w:val="36"/>
-        </w:rPr>
-        <w:t>style error</w:t>
-      </w:r>
-    </w:p>
-    <w:p>
-      <w:pPr>
-        <w:jc w:val="both"/>
-        <w:rPr>
-          <w:rFonts w:ascii="Calibri" w:hAnsi="Calibri" w:cs="Calibri"/>
-          <w:sz w:val="36"/>
-          <w:szCs w:val="36"/>
-        </w:rPr>
-      </w:pPr>
-      <w:r>
-        <w:rPr>
-          <w:rFonts w:ascii="Calibri" w:hAnsi="Calibri" w:cs="Calibri"/>
-          <w:sz w:val="36"/>
-          <w:szCs w:val="36"/>
-        </w:rPr>
-        <w:t xml:space="preserve"># </w:t>
-      </w:r>
-      <w:proofErr w:type="spellStart"/>
-      <w:r>
-        <w:rPr>
-          <w:rFonts w:ascii="Calibri" w:hAnsi="Calibri" w:cs="Calibri"/>
-          <w:b/>
-          <w:bCs/>
-          <w:sz w:val="36"/>
-          <w:szCs w:val="36"/>
-        </w:rPr>
-        <w:t>Future.error</w:t>
-      </w:r>
-      <w:proofErr w:type="spellEnd"/>
-      <w:r>
-        <w:rPr>
-          <w:rFonts w:ascii="Calibri" w:hAnsi="Calibri" w:cs="Calibri"/>
-          <w:b/>
-          <w:bCs/>
-          <w:sz w:val="36"/>
-          <w:szCs w:val="36"/>
-        </w:rPr>
-        <w:t xml:space="preserve">() </w:t>
-      </w:r>
-      <w:r>
-        <w:rPr>
-          <w:rFonts w:ascii="Calibri" w:hAnsi="Calibri" w:cs="Calibri"/>
-          <w:sz w:val="36"/>
-          <w:szCs w:val="36"/>
-        </w:rPr>
-        <w:t>explicitly creates a failed future and works even outside async</w:t>
-      </w:r>
-    </w:p>
-    <w:p>
-      <w:pPr>
-        <w:jc w:val="both"/>
-        <w:rPr>
-          <w:rFonts w:ascii="Calibri" w:hAnsi="Calibri" w:cs="Calibri"/>
-          <w:sz w:val="36"/>
-          <w:szCs w:val="36"/>
-        </w:rPr>
-      </w:pPr>
-      <w:r>
-        <w:rPr>
-          <w:rFonts w:ascii="Calibri" w:hAnsi="Calibri" w:cs="Calibri"/>
-          <w:sz w:val="36"/>
-          <w:szCs w:val="36"/>
-        </w:rPr>
-        <w:t xml:space="preserve"># </w:t>
-      </w:r>
-      <w:proofErr w:type="spellStart"/>
-      <w:r>
-        <w:rPr>
-          <w:rFonts w:ascii="Calibri" w:hAnsi="Calibri" w:cs="Calibri"/>
-          <w:b/>
-          <w:bCs/>
-          <w:sz w:val="36"/>
-          <w:szCs w:val="36"/>
-        </w:rPr>
-        <w:t>Future.error</w:t>
-      </w:r>
-      <w:proofErr w:type="spellEnd"/>
-      <w:r>
-        <w:rPr>
-          <w:rFonts w:ascii="Calibri" w:hAnsi="Calibri" w:cs="Calibri"/>
-          <w:b/>
-          <w:bCs/>
-          <w:sz w:val="36"/>
-          <w:szCs w:val="36"/>
-        </w:rPr>
-        <w:t xml:space="preserve"> </w:t>
-      </w:r>
-      <w:r>
-        <w:rPr>
-          <w:rFonts w:ascii="Calibri" w:hAnsi="Calibri" w:cs="Calibri"/>
-          <w:sz w:val="36"/>
-          <w:szCs w:val="36"/>
-        </w:rPr>
-        <w:t xml:space="preserve">= manual future failure and </w:t>
-      </w:r>
-      <w:r>
-        <w:rPr>
-          <w:rFonts w:ascii="Calibri" w:hAnsi="Calibri" w:cs="Calibri"/>
-          <w:b/>
-          <w:bCs/>
-          <w:sz w:val="36"/>
-          <w:szCs w:val="36"/>
-        </w:rPr>
-        <w:t>throw</w:t>
-      </w:r>
-      <w:r>
-        <w:rPr>
-          <w:rFonts w:ascii="Calibri" w:hAnsi="Calibri" w:cs="Calibri"/>
-          <w:sz w:val="36"/>
-          <w:szCs w:val="36"/>
-        </w:rPr>
-        <w:t xml:space="preserve"> = language-level exception</w:t>
-      </w:r>
-    </w:p>
-    <w:p>
-      <w:pPr>
-        <w:jc w:val="both"/>
-        <w:rPr>
-          <w:rFonts w:ascii="Calibri" w:hAnsi="Calibri" w:cs="Calibri"/>
-          <w:b/>
-          <w:bCs/>
-          <w:color w:val="D86DCB" w:themeColor="accent5" w:themeTint="99"/>
-          <w:sz w:val="36"/>
-          <w:szCs w:val="36"/>
-        </w:rPr>
-      </w:pPr>
-      <w:r>
-        <w:rPr>
-          <w:rFonts w:ascii="Calibri" w:hAnsi="Calibri" w:cs="Calibri"/>
-          <w:b/>
-          <w:bCs/>
-          <w:color w:val="D86DCB" w:themeColor="accent5" w:themeTint="99"/>
-          <w:sz w:val="36"/>
-          <w:szCs w:val="36"/>
-        </w:rPr>
-        <w:t xml:space="preserve">Future&lt;String&gt; </w:t>
-      </w:r>
+      <w:r>
+        <w:rPr>
+          <w:rFonts w:ascii="Calibri" w:hAnsi="Calibri" w:cs="Calibri"/>
+          <w:sz w:val="36"/>
+          <w:szCs w:val="36"/>
+        </w:rPr>
+        <w:t># Case-3, Testing (VERY COMMON)</w:t>
+      </w:r>
+    </w:p>
+    <w:p>
+      <w:pPr>
+        <w:jc w:val="both"/>
+        <w:rPr>
+          <w:rFonts w:ascii="Calibri" w:hAnsi="Calibri" w:cs="Calibri"/>
+          <w:b/>
+          <w:bCs/>
+          <w:color w:val="D86DCB" w:themeColor="accent5" w:themeTint="99"/>
+          <w:sz w:val="36"/>
+          <w:szCs w:val="36"/>
+        </w:rPr>
+      </w:pPr>
       <w:proofErr w:type="gramStart"/>
       <w:r>
         <w:rPr>
@@ -14492,1163 +16208,6 @@
           <w:sz w:val="36"/>
           <w:szCs w:val="36"/>
         </w:rPr>
-        <w:t>test(</w:t>
-      </w:r>
-      <w:proofErr w:type="gramEnd"/>
-      <w:r>
-        <w:rPr>
-          <w:rFonts w:ascii="Calibri" w:hAnsi="Calibri" w:cs="Calibri"/>
-          <w:b/>
-          <w:bCs/>
-          <w:color w:val="D86DCB" w:themeColor="accent5" w:themeTint="99"/>
-          <w:sz w:val="36"/>
-          <w:szCs w:val="36"/>
-        </w:rPr>
-        <w:t>) async {</w:t>
-      </w:r>
-    </w:p>
-    <w:p>
-      <w:pPr>
-        <w:jc w:val="both"/>
-        <w:rPr>
-          <w:rFonts w:ascii="Calibri" w:hAnsi="Calibri" w:cs="Calibri"/>
-          <w:b/>
-          <w:bCs/>
-          <w:color w:val="D86DCB" w:themeColor="accent5" w:themeTint="99"/>
-          <w:sz w:val="36"/>
-          <w:szCs w:val="36"/>
-        </w:rPr>
-      </w:pPr>
-      <w:r>
-        <w:rPr>
-          <w:rFonts w:ascii="Calibri" w:hAnsi="Calibri" w:cs="Calibri"/>
-          <w:b/>
-          <w:bCs/>
-          <w:color w:val="D86DCB" w:themeColor="accent5" w:themeTint="99"/>
-          <w:sz w:val="36"/>
-          <w:szCs w:val="36"/>
-        </w:rPr>
-        <w:t xml:space="preserve">  throw 'Error';</w:t>
-      </w:r>
-    </w:p>
-    <w:p>
-      <w:pPr>
-        <w:jc w:val="both"/>
-        <w:rPr>
-          <w:rFonts w:ascii="Calibri" w:hAnsi="Calibri" w:cs="Calibri"/>
-          <w:b/>
-          <w:bCs/>
-          <w:color w:val="D86DCB" w:themeColor="accent5" w:themeTint="99"/>
-          <w:sz w:val="36"/>
-          <w:szCs w:val="36"/>
-        </w:rPr>
-      </w:pPr>
-      <w:r>
-        <w:rPr>
-          <w:rFonts w:ascii="Calibri" w:hAnsi="Calibri" w:cs="Calibri"/>
-          <w:b/>
-          <w:bCs/>
-          <w:color w:val="D86DCB" w:themeColor="accent5" w:themeTint="99"/>
-          <w:sz w:val="36"/>
-          <w:szCs w:val="36"/>
-        </w:rPr>
-        <w:t>}</w:t>
-      </w:r>
-    </w:p>
-    <w:p>
-      <w:pPr>
-        <w:jc w:val="both"/>
-        <w:rPr>
-          <w:rFonts w:ascii="Calibri" w:hAnsi="Calibri" w:cs="Calibri"/>
-          <w:b/>
-          <w:bCs/>
-          <w:color w:val="D86DCB" w:themeColor="accent5" w:themeTint="99"/>
-          <w:sz w:val="36"/>
-          <w:szCs w:val="36"/>
-        </w:rPr>
-      </w:pPr>
-      <w:r>
-        <w:rPr>
-          <w:rFonts w:ascii="Calibri" w:hAnsi="Calibri" w:cs="Calibri"/>
-          <w:b/>
-          <w:bCs/>
-          <w:color w:val="D86DCB" w:themeColor="accent5" w:themeTint="99"/>
-          <w:sz w:val="36"/>
-          <w:szCs w:val="36"/>
-        </w:rPr>
-        <w:t xml:space="preserve">Future&lt;String&gt; </w:t>
-      </w:r>
-      <w:proofErr w:type="gramStart"/>
-      <w:r>
-        <w:rPr>
-          <w:rFonts w:ascii="Calibri" w:hAnsi="Calibri" w:cs="Calibri"/>
-          <w:b/>
-          <w:bCs/>
-          <w:color w:val="D86DCB" w:themeColor="accent5" w:themeTint="99"/>
-          <w:sz w:val="36"/>
-          <w:szCs w:val="36"/>
-        </w:rPr>
-        <w:t>test(</w:t>
-      </w:r>
-      <w:proofErr w:type="gramEnd"/>
-      <w:r>
-        <w:rPr>
-          <w:rFonts w:ascii="Calibri" w:hAnsi="Calibri" w:cs="Calibri"/>
-          <w:b/>
-          <w:bCs/>
-          <w:color w:val="D86DCB" w:themeColor="accent5" w:themeTint="99"/>
-          <w:sz w:val="36"/>
-          <w:szCs w:val="36"/>
-        </w:rPr>
-        <w:t>) {</w:t>
-      </w:r>
-    </w:p>
-    <w:p>
-      <w:pPr>
-        <w:jc w:val="both"/>
-        <w:rPr>
-          <w:rFonts w:ascii="Calibri" w:hAnsi="Calibri" w:cs="Calibri"/>
-          <w:b/>
-          <w:bCs/>
-          <w:color w:val="D86DCB" w:themeColor="accent5" w:themeTint="99"/>
-          <w:sz w:val="36"/>
-          <w:szCs w:val="36"/>
-        </w:rPr>
-      </w:pPr>
-      <w:r>
-        <w:rPr>
-          <w:rFonts w:ascii="Calibri" w:hAnsi="Calibri" w:cs="Calibri"/>
-          <w:b/>
-          <w:bCs/>
-          <w:color w:val="D86DCB" w:themeColor="accent5" w:themeTint="99"/>
-          <w:sz w:val="36"/>
-          <w:szCs w:val="36"/>
-        </w:rPr>
-        <w:t xml:space="preserve">  return </w:t>
-      </w:r>
-      <w:proofErr w:type="spellStart"/>
-      <w:r>
-        <w:rPr>
-          <w:rFonts w:ascii="Calibri" w:hAnsi="Calibri" w:cs="Calibri"/>
-          <w:b/>
-          <w:bCs/>
-          <w:color w:val="D86DCB" w:themeColor="accent5" w:themeTint="99"/>
-          <w:sz w:val="36"/>
-          <w:szCs w:val="36"/>
-        </w:rPr>
-        <w:t>Future.error</w:t>
-      </w:r>
-      <w:proofErr w:type="spellEnd"/>
-      <w:r>
-        <w:rPr>
-          <w:rFonts w:ascii="Calibri" w:hAnsi="Calibri" w:cs="Calibri"/>
-          <w:b/>
-          <w:bCs/>
-          <w:color w:val="D86DCB" w:themeColor="accent5" w:themeTint="99"/>
-          <w:sz w:val="36"/>
-          <w:szCs w:val="36"/>
-        </w:rPr>
-        <w:t>('Error');</w:t>
-      </w:r>
-    </w:p>
-    <w:p>
-      <w:pPr>
-        <w:jc w:val="both"/>
-        <w:rPr>
-          <w:rFonts w:ascii="Calibri" w:hAnsi="Calibri" w:cs="Calibri"/>
-          <w:b/>
-          <w:bCs/>
-          <w:color w:val="D86DCB" w:themeColor="accent5" w:themeTint="99"/>
-          <w:sz w:val="36"/>
-          <w:szCs w:val="36"/>
-        </w:rPr>
-      </w:pPr>
-      <w:r>
-        <w:rPr>
-          <w:rFonts w:ascii="Calibri" w:hAnsi="Calibri" w:cs="Calibri"/>
-          <w:b/>
-          <w:bCs/>
-          <w:color w:val="D86DCB" w:themeColor="accent5" w:themeTint="99"/>
-          <w:sz w:val="36"/>
-          <w:szCs w:val="36"/>
-        </w:rPr>
-        <w:t>}</w:t>
-      </w:r>
-    </w:p>
-    <w:p>
-      <w:pPr>
-        <w:jc w:val="both"/>
-        <w:rPr>
-          <w:rFonts w:ascii="Calibri" w:hAnsi="Calibri" w:cs="Calibri"/>
-          <w:sz w:val="36"/>
-          <w:szCs w:val="36"/>
-        </w:rPr>
-      </w:pPr>
-    </w:p>
-    <w:p>
-      <w:pPr>
-        <w:jc w:val="both"/>
-        <w:rPr>
-          <w:rFonts w:ascii="Calibri" w:hAnsi="Calibri" w:cs="Calibri"/>
-          <w:sz w:val="36"/>
-          <w:szCs w:val="36"/>
-        </w:rPr>
-      </w:pPr>
-      <w:r>
-        <w:rPr>
-          <w:rFonts w:ascii="Calibri" w:hAnsi="Calibri" w:cs="Calibri"/>
-          <w:sz w:val="36"/>
-          <w:szCs w:val="36"/>
-        </w:rPr>
-        <w:t>Real Flutter Use Case:</w:t>
-      </w:r>
-    </w:p>
-    <w:p>
-      <w:pPr>
-        <w:jc w:val="both"/>
-        <w:rPr>
-          <w:rFonts w:ascii="Calibri" w:hAnsi="Calibri" w:cs="Calibri"/>
-          <w:sz w:val="36"/>
-          <w:szCs w:val="36"/>
-        </w:rPr>
-      </w:pPr>
-      <w:r>
-        <w:rPr>
-          <w:rFonts w:ascii="Calibri" w:hAnsi="Calibri" w:cs="Calibri"/>
-          <w:sz w:val="36"/>
-          <w:szCs w:val="36"/>
-        </w:rPr>
-        <w:t># API failure simulation.</w:t>
-      </w:r>
-    </w:p>
-    <w:p>
-      <w:pPr>
-        <w:jc w:val="both"/>
-        <w:rPr>
-          <w:rFonts w:ascii="Calibri" w:hAnsi="Calibri" w:cs="Calibri"/>
-          <w:b/>
-          <w:bCs/>
-          <w:color w:val="D86DCB" w:themeColor="accent5" w:themeTint="99"/>
-          <w:sz w:val="36"/>
-          <w:szCs w:val="36"/>
-        </w:rPr>
-      </w:pPr>
-      <w:r>
-        <w:rPr>
-          <w:rFonts w:ascii="Calibri" w:hAnsi="Calibri" w:cs="Calibri"/>
-          <w:b/>
-          <w:bCs/>
-          <w:color w:val="D86DCB" w:themeColor="accent5" w:themeTint="99"/>
-          <w:sz w:val="36"/>
-          <w:szCs w:val="36"/>
-        </w:rPr>
-        <w:t xml:space="preserve">Future&lt;String&gt; </w:t>
-      </w:r>
-      <w:proofErr w:type="spellStart"/>
-      <w:proofErr w:type="gramStart"/>
-      <w:r>
-        <w:rPr>
-          <w:rFonts w:ascii="Calibri" w:hAnsi="Calibri" w:cs="Calibri"/>
-          <w:b/>
-          <w:bCs/>
-          <w:color w:val="D86DCB" w:themeColor="accent5" w:themeTint="99"/>
-          <w:sz w:val="36"/>
-          <w:szCs w:val="36"/>
-        </w:rPr>
-        <w:t>fetchUser</w:t>
-      </w:r>
-      <w:proofErr w:type="spellEnd"/>
-      <w:r>
-        <w:rPr>
-          <w:rFonts w:ascii="Calibri" w:hAnsi="Calibri" w:cs="Calibri"/>
-          <w:b/>
-          <w:bCs/>
-          <w:color w:val="D86DCB" w:themeColor="accent5" w:themeTint="99"/>
-          <w:sz w:val="36"/>
-          <w:szCs w:val="36"/>
-        </w:rPr>
-        <w:t>(</w:t>
-      </w:r>
-      <w:proofErr w:type="gramEnd"/>
-      <w:r>
-        <w:rPr>
-          <w:rFonts w:ascii="Calibri" w:hAnsi="Calibri" w:cs="Calibri"/>
-          <w:b/>
-          <w:bCs/>
-          <w:color w:val="D86DCB" w:themeColor="accent5" w:themeTint="99"/>
-          <w:sz w:val="36"/>
-          <w:szCs w:val="36"/>
-        </w:rPr>
-        <w:t>) {</w:t>
-      </w:r>
-    </w:p>
-    <w:p>
-      <w:pPr>
-        <w:jc w:val="both"/>
-        <w:rPr>
-          <w:rFonts w:ascii="Calibri" w:hAnsi="Calibri" w:cs="Calibri"/>
-          <w:b/>
-          <w:bCs/>
-          <w:color w:val="D86DCB" w:themeColor="accent5" w:themeTint="99"/>
-          <w:sz w:val="36"/>
-          <w:szCs w:val="36"/>
-        </w:rPr>
-      </w:pPr>
-      <w:r>
-        <w:rPr>
-          <w:rFonts w:ascii="Calibri" w:hAnsi="Calibri" w:cs="Calibri"/>
-          <w:b/>
-          <w:bCs/>
-          <w:color w:val="D86DCB" w:themeColor="accent5" w:themeTint="99"/>
-          <w:sz w:val="36"/>
-          <w:szCs w:val="36"/>
-        </w:rPr>
-        <w:t xml:space="preserve">  bool </w:t>
-      </w:r>
-      <w:proofErr w:type="spellStart"/>
-      <w:r>
-        <w:rPr>
-          <w:rFonts w:ascii="Calibri" w:hAnsi="Calibri" w:cs="Calibri"/>
-          <w:b/>
-          <w:bCs/>
-          <w:color w:val="D86DCB" w:themeColor="accent5" w:themeTint="99"/>
-          <w:sz w:val="36"/>
-          <w:szCs w:val="36"/>
-        </w:rPr>
-        <w:t>hasError</w:t>
-      </w:r>
-      <w:proofErr w:type="spellEnd"/>
-      <w:r>
-        <w:rPr>
-          <w:rFonts w:ascii="Calibri" w:hAnsi="Calibri" w:cs="Calibri"/>
-          <w:b/>
-          <w:bCs/>
-          <w:color w:val="D86DCB" w:themeColor="accent5" w:themeTint="99"/>
-          <w:sz w:val="36"/>
-          <w:szCs w:val="36"/>
-        </w:rPr>
-        <w:t xml:space="preserve"> = true;</w:t>
-      </w:r>
-    </w:p>
-    <w:p>
-      <w:pPr>
-        <w:jc w:val="both"/>
-        <w:rPr>
-          <w:rFonts w:ascii="Calibri" w:hAnsi="Calibri" w:cs="Calibri"/>
-          <w:b/>
-          <w:bCs/>
-          <w:color w:val="D86DCB" w:themeColor="accent5" w:themeTint="99"/>
-          <w:sz w:val="36"/>
-          <w:szCs w:val="36"/>
-        </w:rPr>
-      </w:pPr>
-      <w:r>
-        <w:rPr>
-          <w:rFonts w:ascii="Calibri" w:hAnsi="Calibri" w:cs="Calibri"/>
-          <w:b/>
-          <w:bCs/>
-          <w:color w:val="D86DCB" w:themeColor="accent5" w:themeTint="99"/>
-          <w:sz w:val="36"/>
-          <w:szCs w:val="36"/>
-        </w:rPr>
-        <w:t xml:space="preserve">  if (</w:t>
-      </w:r>
-      <w:proofErr w:type="spellStart"/>
-      <w:r>
-        <w:rPr>
-          <w:rFonts w:ascii="Calibri" w:hAnsi="Calibri" w:cs="Calibri"/>
-          <w:b/>
-          <w:bCs/>
-          <w:color w:val="D86DCB" w:themeColor="accent5" w:themeTint="99"/>
-          <w:sz w:val="36"/>
-          <w:szCs w:val="36"/>
-        </w:rPr>
-        <w:t>hasError</w:t>
-      </w:r>
-      <w:proofErr w:type="spellEnd"/>
-      <w:r>
-        <w:rPr>
-          <w:rFonts w:ascii="Calibri" w:hAnsi="Calibri" w:cs="Calibri"/>
-          <w:b/>
-          <w:bCs/>
-          <w:color w:val="D86DCB" w:themeColor="accent5" w:themeTint="99"/>
-          <w:sz w:val="36"/>
-          <w:szCs w:val="36"/>
-        </w:rPr>
-        <w:t>) {</w:t>
-      </w:r>
-    </w:p>
-    <w:p>
-      <w:pPr>
-        <w:jc w:val="both"/>
-        <w:rPr>
-          <w:rFonts w:ascii="Calibri" w:hAnsi="Calibri" w:cs="Calibri"/>
-          <w:b/>
-          <w:bCs/>
-          <w:color w:val="D86DCB" w:themeColor="accent5" w:themeTint="99"/>
-          <w:sz w:val="36"/>
-          <w:szCs w:val="36"/>
-        </w:rPr>
-      </w:pPr>
-      <w:r>
-        <w:rPr>
-          <w:rFonts w:ascii="Calibri" w:hAnsi="Calibri" w:cs="Calibri"/>
-          <w:b/>
-          <w:bCs/>
-          <w:color w:val="D86DCB" w:themeColor="accent5" w:themeTint="99"/>
-          <w:sz w:val="36"/>
-          <w:szCs w:val="36"/>
-        </w:rPr>
-        <w:lastRenderedPageBreak/>
-        <w:t xml:space="preserve">    return </w:t>
-      </w:r>
-      <w:proofErr w:type="spellStart"/>
-      <w:r>
-        <w:rPr>
-          <w:rFonts w:ascii="Calibri" w:hAnsi="Calibri" w:cs="Calibri"/>
-          <w:b/>
-          <w:bCs/>
-          <w:color w:val="D86DCB" w:themeColor="accent5" w:themeTint="99"/>
-          <w:sz w:val="36"/>
-          <w:szCs w:val="36"/>
-        </w:rPr>
-        <w:t>Future.error</w:t>
-      </w:r>
-      <w:proofErr w:type="spellEnd"/>
-      <w:r>
-        <w:rPr>
-          <w:rFonts w:ascii="Calibri" w:hAnsi="Calibri" w:cs="Calibri"/>
-          <w:b/>
-          <w:bCs/>
-          <w:color w:val="D86DCB" w:themeColor="accent5" w:themeTint="99"/>
-          <w:sz w:val="36"/>
-          <w:szCs w:val="36"/>
-        </w:rPr>
-        <w:t>('API failed');</w:t>
-      </w:r>
-    </w:p>
-    <w:p>
-      <w:pPr>
-        <w:jc w:val="both"/>
-        <w:rPr>
-          <w:rFonts w:ascii="Calibri" w:hAnsi="Calibri" w:cs="Calibri"/>
-          <w:b/>
-          <w:bCs/>
-          <w:color w:val="D86DCB" w:themeColor="accent5" w:themeTint="99"/>
-          <w:sz w:val="36"/>
-          <w:szCs w:val="36"/>
-        </w:rPr>
-      </w:pPr>
-      <w:r>
-        <w:rPr>
-          <w:rFonts w:ascii="Calibri" w:hAnsi="Calibri" w:cs="Calibri"/>
-          <w:b/>
-          <w:bCs/>
-          <w:color w:val="D86DCB" w:themeColor="accent5" w:themeTint="99"/>
-          <w:sz w:val="36"/>
-          <w:szCs w:val="36"/>
-        </w:rPr>
-        <w:t xml:space="preserve">  }</w:t>
-      </w:r>
-    </w:p>
-    <w:p>
-      <w:pPr>
-        <w:jc w:val="both"/>
-        <w:rPr>
-          <w:rFonts w:ascii="Calibri" w:hAnsi="Calibri" w:cs="Calibri"/>
-          <w:b/>
-          <w:bCs/>
-          <w:color w:val="D86DCB" w:themeColor="accent5" w:themeTint="99"/>
-          <w:sz w:val="36"/>
-          <w:szCs w:val="36"/>
-        </w:rPr>
-      </w:pPr>
-      <w:r>
-        <w:rPr>
-          <w:rFonts w:ascii="Calibri" w:hAnsi="Calibri" w:cs="Calibri"/>
-          <w:b/>
-          <w:bCs/>
-          <w:color w:val="D86DCB" w:themeColor="accent5" w:themeTint="99"/>
-          <w:sz w:val="36"/>
-          <w:szCs w:val="36"/>
-        </w:rPr>
-        <w:t xml:space="preserve">  return </w:t>
-      </w:r>
-      <w:proofErr w:type="spellStart"/>
-      <w:r>
-        <w:rPr>
-          <w:rFonts w:ascii="Calibri" w:hAnsi="Calibri" w:cs="Calibri"/>
-          <w:b/>
-          <w:bCs/>
-          <w:color w:val="D86DCB" w:themeColor="accent5" w:themeTint="99"/>
-          <w:sz w:val="36"/>
-          <w:szCs w:val="36"/>
-        </w:rPr>
-        <w:t>Future.value</w:t>
-      </w:r>
-      <w:proofErr w:type="spellEnd"/>
-      <w:r>
-        <w:rPr>
-          <w:rFonts w:ascii="Calibri" w:hAnsi="Calibri" w:cs="Calibri"/>
-          <w:b/>
-          <w:bCs/>
-          <w:color w:val="D86DCB" w:themeColor="accent5" w:themeTint="99"/>
-          <w:sz w:val="36"/>
-          <w:szCs w:val="36"/>
-        </w:rPr>
-        <w:t>('User Data');</w:t>
-      </w:r>
-    </w:p>
-    <w:p>
-      <w:pPr>
-        <w:jc w:val="both"/>
-        <w:rPr>
-          <w:rFonts w:ascii="Calibri" w:hAnsi="Calibri" w:cs="Calibri"/>
-          <w:b/>
-          <w:bCs/>
-          <w:color w:val="D86DCB" w:themeColor="accent5" w:themeTint="99"/>
-          <w:sz w:val="36"/>
-          <w:szCs w:val="36"/>
-        </w:rPr>
-      </w:pPr>
-      <w:r>
-        <w:rPr>
-          <w:rFonts w:ascii="Calibri" w:hAnsi="Calibri" w:cs="Calibri"/>
-          <w:b/>
-          <w:bCs/>
-          <w:color w:val="D86DCB" w:themeColor="accent5" w:themeTint="99"/>
-          <w:sz w:val="36"/>
-          <w:szCs w:val="36"/>
-        </w:rPr>
-        <w:t>}</w:t>
-      </w:r>
-    </w:p>
-    <w:p>
-      <w:pPr>
-        <w:jc w:val="both"/>
-        <w:rPr>
-          <w:rFonts w:ascii="Calibri" w:hAnsi="Calibri" w:cs="Calibri"/>
-          <w:sz w:val="36"/>
-          <w:szCs w:val="36"/>
-        </w:rPr>
-      </w:pPr>
-    </w:p>
-    <w:p>
-      <w:pPr>
-        <w:jc w:val="both"/>
-        <w:rPr>
-          <w:rFonts w:ascii="Calibri" w:hAnsi="Calibri" w:cs="Calibri"/>
-          <w:sz w:val="36"/>
-          <w:szCs w:val="36"/>
-        </w:rPr>
-      </w:pPr>
-      <w:r>
-        <w:rPr>
-          <w:rFonts w:ascii="Calibri" w:hAnsi="Calibri" w:cs="Calibri"/>
-          <w:sz w:val="36"/>
-          <w:szCs w:val="36"/>
-        </w:rPr>
-        <w:t>Use Cases:</w:t>
-      </w:r>
-    </w:p>
-    <w:p>
-      <w:pPr>
-        <w:jc w:val="both"/>
-        <w:rPr>
-          <w:rFonts w:ascii="Calibri" w:hAnsi="Calibri" w:cs="Calibri"/>
-          <w:sz w:val="36"/>
-          <w:szCs w:val="36"/>
-        </w:rPr>
-      </w:pPr>
-      <w:r>
-        <w:rPr>
-          <w:rFonts w:ascii="Calibri" w:hAnsi="Calibri" w:cs="Calibri"/>
-          <w:sz w:val="36"/>
-          <w:szCs w:val="36"/>
-        </w:rPr>
-        <w:t># Case-1, Repository Layer (Clean Architecture)</w:t>
-      </w:r>
-    </w:p>
-    <w:p>
-      <w:pPr>
-        <w:jc w:val="both"/>
-        <w:rPr>
-          <w:rFonts w:ascii="Calibri" w:hAnsi="Calibri" w:cs="Calibri"/>
-          <w:b/>
-          <w:bCs/>
-          <w:color w:val="D86DCB" w:themeColor="accent5" w:themeTint="99"/>
-          <w:sz w:val="36"/>
-          <w:szCs w:val="36"/>
-        </w:rPr>
-      </w:pPr>
-      <w:r>
-        <w:rPr>
-          <w:rFonts w:ascii="Calibri" w:hAnsi="Calibri" w:cs="Calibri"/>
-          <w:b/>
-          <w:bCs/>
-          <w:color w:val="D86DCB" w:themeColor="accent5" w:themeTint="99"/>
-          <w:sz w:val="36"/>
-          <w:szCs w:val="36"/>
-        </w:rPr>
-        <w:t xml:space="preserve">Future&lt;User&gt; </w:t>
-      </w:r>
-      <w:proofErr w:type="spellStart"/>
-      <w:proofErr w:type="gramStart"/>
-      <w:r>
-        <w:rPr>
-          <w:rFonts w:ascii="Calibri" w:hAnsi="Calibri" w:cs="Calibri"/>
-          <w:b/>
-          <w:bCs/>
-          <w:color w:val="D86DCB" w:themeColor="accent5" w:themeTint="99"/>
-          <w:sz w:val="36"/>
-          <w:szCs w:val="36"/>
-        </w:rPr>
-        <w:t>getUser</w:t>
-      </w:r>
-      <w:proofErr w:type="spellEnd"/>
-      <w:r>
-        <w:rPr>
-          <w:rFonts w:ascii="Calibri" w:hAnsi="Calibri" w:cs="Calibri"/>
-          <w:b/>
-          <w:bCs/>
-          <w:color w:val="D86DCB" w:themeColor="accent5" w:themeTint="99"/>
-          <w:sz w:val="36"/>
-          <w:szCs w:val="36"/>
-        </w:rPr>
-        <w:t>(</w:t>
-      </w:r>
-      <w:proofErr w:type="gramEnd"/>
-      <w:r>
-        <w:rPr>
-          <w:rFonts w:ascii="Calibri" w:hAnsi="Calibri" w:cs="Calibri"/>
-          <w:b/>
-          <w:bCs/>
-          <w:color w:val="D86DCB" w:themeColor="accent5" w:themeTint="99"/>
-          <w:sz w:val="36"/>
-          <w:szCs w:val="36"/>
-        </w:rPr>
-        <w:t>) {</w:t>
-      </w:r>
-    </w:p>
-    <w:p>
-      <w:pPr>
-        <w:jc w:val="both"/>
-        <w:rPr>
-          <w:rFonts w:ascii="Calibri" w:hAnsi="Calibri" w:cs="Calibri"/>
-          <w:b/>
-          <w:bCs/>
-          <w:color w:val="D86DCB" w:themeColor="accent5" w:themeTint="99"/>
-          <w:sz w:val="36"/>
-          <w:szCs w:val="36"/>
-        </w:rPr>
-      </w:pPr>
-      <w:r>
-        <w:rPr>
-          <w:rFonts w:ascii="Calibri" w:hAnsi="Calibri" w:cs="Calibri"/>
-          <w:b/>
-          <w:bCs/>
-          <w:color w:val="D86DCB" w:themeColor="accent5" w:themeTint="99"/>
-          <w:sz w:val="36"/>
-          <w:szCs w:val="36"/>
-        </w:rPr>
-        <w:t xml:space="preserve">  if (</w:t>
-      </w:r>
-      <w:proofErr w:type="spellStart"/>
-      <w:r>
-        <w:rPr>
-          <w:rFonts w:ascii="Calibri" w:hAnsi="Calibri" w:cs="Calibri"/>
-          <w:b/>
-          <w:bCs/>
-          <w:color w:val="D86DCB" w:themeColor="accent5" w:themeTint="99"/>
-          <w:sz w:val="36"/>
-          <w:szCs w:val="36"/>
-        </w:rPr>
-        <w:t>networkFail</w:t>
-      </w:r>
-      <w:proofErr w:type="spellEnd"/>
-      <w:r>
-        <w:rPr>
-          <w:rFonts w:ascii="Calibri" w:hAnsi="Calibri" w:cs="Calibri"/>
-          <w:b/>
-          <w:bCs/>
-          <w:color w:val="D86DCB" w:themeColor="accent5" w:themeTint="99"/>
-          <w:sz w:val="36"/>
-          <w:szCs w:val="36"/>
-        </w:rPr>
-        <w:t>) {</w:t>
-      </w:r>
-    </w:p>
-    <w:p>
-      <w:pPr>
-        <w:jc w:val="both"/>
-        <w:rPr>
-          <w:rFonts w:ascii="Calibri" w:hAnsi="Calibri" w:cs="Calibri"/>
-          <w:b/>
-          <w:bCs/>
-          <w:color w:val="D86DCB" w:themeColor="accent5" w:themeTint="99"/>
-          <w:sz w:val="36"/>
-          <w:szCs w:val="36"/>
-        </w:rPr>
-      </w:pPr>
-      <w:r>
-        <w:rPr>
-          <w:rFonts w:ascii="Calibri" w:hAnsi="Calibri" w:cs="Calibri"/>
-          <w:b/>
-          <w:bCs/>
-          <w:color w:val="D86DCB" w:themeColor="accent5" w:themeTint="99"/>
-          <w:sz w:val="36"/>
-          <w:szCs w:val="36"/>
-        </w:rPr>
-        <w:t xml:space="preserve">    return </w:t>
-      </w:r>
-      <w:proofErr w:type="spellStart"/>
-      <w:r>
-        <w:rPr>
-          <w:rFonts w:ascii="Calibri" w:hAnsi="Calibri" w:cs="Calibri"/>
-          <w:b/>
-          <w:bCs/>
-          <w:color w:val="D86DCB" w:themeColor="accent5" w:themeTint="99"/>
-          <w:sz w:val="36"/>
-          <w:szCs w:val="36"/>
-        </w:rPr>
-        <w:t>Future.error</w:t>
-      </w:r>
-      <w:proofErr w:type="spellEnd"/>
-      <w:r>
-        <w:rPr>
-          <w:rFonts w:ascii="Calibri" w:hAnsi="Calibri" w:cs="Calibri"/>
-          <w:b/>
-          <w:bCs/>
-          <w:color w:val="D86DCB" w:themeColor="accent5" w:themeTint="99"/>
-          <w:sz w:val="36"/>
-          <w:szCs w:val="36"/>
-        </w:rPr>
-        <w:t>(</w:t>
-      </w:r>
-      <w:proofErr w:type="gramStart"/>
-      <w:r>
-        <w:rPr>
-          <w:rFonts w:ascii="Calibri" w:hAnsi="Calibri" w:cs="Calibri"/>
-          <w:b/>
-          <w:bCs/>
-          <w:color w:val="D86DCB" w:themeColor="accent5" w:themeTint="99"/>
-          <w:sz w:val="36"/>
-          <w:szCs w:val="36"/>
-        </w:rPr>
-        <w:t>Exception(</w:t>
-      </w:r>
-      <w:proofErr w:type="gramEnd"/>
-      <w:r>
-        <w:rPr>
-          <w:rFonts w:ascii="Calibri" w:hAnsi="Calibri" w:cs="Calibri"/>
-          <w:b/>
-          <w:bCs/>
-          <w:color w:val="D86DCB" w:themeColor="accent5" w:themeTint="99"/>
-          <w:sz w:val="36"/>
-          <w:szCs w:val="36"/>
-        </w:rPr>
-        <w:t>'No internet'));</w:t>
-      </w:r>
-    </w:p>
-    <w:p>
-      <w:pPr>
-        <w:jc w:val="both"/>
-        <w:rPr>
-          <w:rFonts w:ascii="Calibri" w:hAnsi="Calibri" w:cs="Calibri"/>
-          <w:b/>
-          <w:bCs/>
-          <w:color w:val="D86DCB" w:themeColor="accent5" w:themeTint="99"/>
-          <w:sz w:val="36"/>
-          <w:szCs w:val="36"/>
-        </w:rPr>
-      </w:pPr>
-      <w:r>
-        <w:rPr>
-          <w:rFonts w:ascii="Calibri" w:hAnsi="Calibri" w:cs="Calibri"/>
-          <w:b/>
-          <w:bCs/>
-          <w:color w:val="D86DCB" w:themeColor="accent5" w:themeTint="99"/>
-          <w:sz w:val="36"/>
-          <w:szCs w:val="36"/>
-        </w:rPr>
-        <w:t xml:space="preserve">  }</w:t>
-      </w:r>
-    </w:p>
-    <w:p>
-      <w:pPr>
-        <w:jc w:val="both"/>
-        <w:rPr>
-          <w:rFonts w:ascii="Calibri" w:hAnsi="Calibri" w:cs="Calibri"/>
-          <w:b/>
-          <w:bCs/>
-          <w:color w:val="D86DCB" w:themeColor="accent5" w:themeTint="99"/>
-          <w:sz w:val="36"/>
-          <w:szCs w:val="36"/>
-        </w:rPr>
-      </w:pPr>
-      <w:r>
-        <w:rPr>
-          <w:rFonts w:ascii="Calibri" w:hAnsi="Calibri" w:cs="Calibri"/>
-          <w:b/>
-          <w:bCs/>
-          <w:color w:val="D86DCB" w:themeColor="accent5" w:themeTint="99"/>
-          <w:sz w:val="36"/>
-          <w:szCs w:val="36"/>
-        </w:rPr>
-        <w:t xml:space="preserve">  return </w:t>
-      </w:r>
-      <w:proofErr w:type="spellStart"/>
-      <w:proofErr w:type="gramStart"/>
-      <w:r>
-        <w:rPr>
-          <w:rFonts w:ascii="Calibri" w:hAnsi="Calibri" w:cs="Calibri"/>
-          <w:b/>
-          <w:bCs/>
-          <w:color w:val="D86DCB" w:themeColor="accent5" w:themeTint="99"/>
-          <w:sz w:val="36"/>
-          <w:szCs w:val="36"/>
-        </w:rPr>
-        <w:t>api.getUser</w:t>
-      </w:r>
-      <w:proofErr w:type="spellEnd"/>
-      <w:proofErr w:type="gramEnd"/>
-      <w:r>
-        <w:rPr>
-          <w:rFonts w:ascii="Calibri" w:hAnsi="Calibri" w:cs="Calibri"/>
-          <w:b/>
-          <w:bCs/>
-          <w:color w:val="D86DCB" w:themeColor="accent5" w:themeTint="99"/>
-          <w:sz w:val="36"/>
-          <w:szCs w:val="36"/>
-        </w:rPr>
-        <w:t>();</w:t>
-      </w:r>
-    </w:p>
-    <w:p>
-      <w:pPr>
-        <w:jc w:val="both"/>
-        <w:rPr>
-          <w:rFonts w:ascii="Calibri" w:hAnsi="Calibri" w:cs="Calibri"/>
-          <w:b/>
-          <w:bCs/>
-          <w:color w:val="D86DCB" w:themeColor="accent5" w:themeTint="99"/>
-          <w:sz w:val="36"/>
-          <w:szCs w:val="36"/>
-        </w:rPr>
-      </w:pPr>
-      <w:r>
-        <w:rPr>
-          <w:rFonts w:ascii="Calibri" w:hAnsi="Calibri" w:cs="Calibri"/>
-          <w:b/>
-          <w:bCs/>
-          <w:color w:val="D86DCB" w:themeColor="accent5" w:themeTint="99"/>
-          <w:sz w:val="36"/>
-          <w:szCs w:val="36"/>
-        </w:rPr>
-        <w:t>}</w:t>
-      </w:r>
-    </w:p>
-    <w:p>
-      <w:pPr>
-        <w:jc w:val="both"/>
-        <w:rPr>
-          <w:rFonts w:ascii="Calibri" w:hAnsi="Calibri" w:cs="Calibri"/>
-          <w:sz w:val="36"/>
-          <w:szCs w:val="36"/>
-        </w:rPr>
-      </w:pPr>
-      <w:r>
-        <w:rPr>
-          <w:rFonts w:ascii="Calibri" w:hAnsi="Calibri" w:cs="Calibri"/>
-          <w:sz w:val="36"/>
-          <w:szCs w:val="36"/>
-        </w:rPr>
-        <w:t># Case-2, Form validation with async</w:t>
-      </w:r>
-    </w:p>
-    <w:p>
-      <w:pPr>
-        <w:jc w:val="both"/>
-        <w:rPr>
-          <w:rFonts w:ascii="Calibri" w:hAnsi="Calibri" w:cs="Calibri"/>
-          <w:b/>
-          <w:bCs/>
-          <w:color w:val="D86DCB" w:themeColor="accent5" w:themeTint="99"/>
-          <w:sz w:val="36"/>
-          <w:szCs w:val="36"/>
-        </w:rPr>
-      </w:pPr>
-      <w:r>
-        <w:rPr>
-          <w:rFonts w:ascii="Calibri" w:hAnsi="Calibri" w:cs="Calibri"/>
-          <w:b/>
-          <w:bCs/>
-          <w:color w:val="D86DCB" w:themeColor="accent5" w:themeTint="99"/>
-          <w:sz w:val="36"/>
-          <w:szCs w:val="36"/>
-        </w:rPr>
-        <w:t xml:space="preserve">Future&lt;void&gt; </w:t>
-      </w:r>
-      <w:proofErr w:type="gramStart"/>
-      <w:r>
-        <w:rPr>
-          <w:rFonts w:ascii="Calibri" w:hAnsi="Calibri" w:cs="Calibri"/>
-          <w:b/>
-          <w:bCs/>
-          <w:color w:val="D86DCB" w:themeColor="accent5" w:themeTint="99"/>
-          <w:sz w:val="36"/>
-          <w:szCs w:val="36"/>
-        </w:rPr>
-        <w:t>submit(</w:t>
-      </w:r>
-      <w:proofErr w:type="gramEnd"/>
-      <w:r>
-        <w:rPr>
-          <w:rFonts w:ascii="Calibri" w:hAnsi="Calibri" w:cs="Calibri"/>
-          <w:b/>
-          <w:bCs/>
-          <w:color w:val="D86DCB" w:themeColor="accent5" w:themeTint="99"/>
-          <w:sz w:val="36"/>
-          <w:szCs w:val="36"/>
-        </w:rPr>
-        <w:t>) {</w:t>
-      </w:r>
-    </w:p>
-    <w:p>
-      <w:pPr>
-        <w:jc w:val="both"/>
-        <w:rPr>
-          <w:rFonts w:ascii="Calibri" w:hAnsi="Calibri" w:cs="Calibri"/>
-          <w:b/>
-          <w:bCs/>
-          <w:color w:val="D86DCB" w:themeColor="accent5" w:themeTint="99"/>
-          <w:sz w:val="36"/>
-          <w:szCs w:val="36"/>
-        </w:rPr>
-      </w:pPr>
-      <w:r>
-        <w:rPr>
-          <w:rFonts w:ascii="Calibri" w:hAnsi="Calibri" w:cs="Calibri"/>
-          <w:b/>
-          <w:bCs/>
-          <w:color w:val="D86DCB" w:themeColor="accent5" w:themeTint="99"/>
-          <w:sz w:val="36"/>
-          <w:szCs w:val="36"/>
-        </w:rPr>
-        <w:t xml:space="preserve">  if (</w:t>
-      </w:r>
-      <w:proofErr w:type="spellStart"/>
-      <w:proofErr w:type="gramStart"/>
-      <w:r>
-        <w:rPr>
-          <w:rFonts w:ascii="Calibri" w:hAnsi="Calibri" w:cs="Calibri"/>
-          <w:b/>
-          <w:bCs/>
-          <w:color w:val="D86DCB" w:themeColor="accent5" w:themeTint="99"/>
-          <w:sz w:val="36"/>
-          <w:szCs w:val="36"/>
-        </w:rPr>
-        <w:t>email.isEmpty</w:t>
-      </w:r>
-      <w:proofErr w:type="spellEnd"/>
-      <w:proofErr w:type="gramEnd"/>
-      <w:r>
-        <w:rPr>
-          <w:rFonts w:ascii="Calibri" w:hAnsi="Calibri" w:cs="Calibri"/>
-          <w:b/>
-          <w:bCs/>
-          <w:color w:val="D86DCB" w:themeColor="accent5" w:themeTint="99"/>
-          <w:sz w:val="36"/>
-          <w:szCs w:val="36"/>
-        </w:rPr>
-        <w:t>) {</w:t>
-      </w:r>
-    </w:p>
-    <w:p>
-      <w:pPr>
-        <w:jc w:val="both"/>
-        <w:rPr>
-          <w:rFonts w:ascii="Calibri" w:hAnsi="Calibri" w:cs="Calibri"/>
-          <w:b/>
-          <w:bCs/>
-          <w:color w:val="D86DCB" w:themeColor="accent5" w:themeTint="99"/>
-          <w:sz w:val="36"/>
-          <w:szCs w:val="36"/>
-        </w:rPr>
-      </w:pPr>
-      <w:r>
-        <w:rPr>
-          <w:rFonts w:ascii="Calibri" w:hAnsi="Calibri" w:cs="Calibri"/>
-          <w:b/>
-          <w:bCs/>
-          <w:color w:val="D86DCB" w:themeColor="accent5" w:themeTint="99"/>
-          <w:sz w:val="36"/>
-          <w:szCs w:val="36"/>
-        </w:rPr>
-        <w:t xml:space="preserve">    return </w:t>
-      </w:r>
-      <w:proofErr w:type="spellStart"/>
-      <w:r>
-        <w:rPr>
-          <w:rFonts w:ascii="Calibri" w:hAnsi="Calibri" w:cs="Calibri"/>
-          <w:b/>
-          <w:bCs/>
-          <w:color w:val="D86DCB" w:themeColor="accent5" w:themeTint="99"/>
-          <w:sz w:val="36"/>
-          <w:szCs w:val="36"/>
-        </w:rPr>
-        <w:t>Future.error</w:t>
-      </w:r>
-      <w:proofErr w:type="spellEnd"/>
-      <w:r>
-        <w:rPr>
-          <w:rFonts w:ascii="Calibri" w:hAnsi="Calibri" w:cs="Calibri"/>
-          <w:b/>
-          <w:bCs/>
-          <w:color w:val="D86DCB" w:themeColor="accent5" w:themeTint="99"/>
-          <w:sz w:val="36"/>
-          <w:szCs w:val="36"/>
-        </w:rPr>
-        <w:t>('Email required');</w:t>
-      </w:r>
-    </w:p>
-    <w:p>
-      <w:pPr>
-        <w:jc w:val="both"/>
-        <w:rPr>
-          <w:rFonts w:ascii="Calibri" w:hAnsi="Calibri" w:cs="Calibri"/>
-          <w:b/>
-          <w:bCs/>
-          <w:color w:val="D86DCB" w:themeColor="accent5" w:themeTint="99"/>
-          <w:sz w:val="36"/>
-          <w:szCs w:val="36"/>
-        </w:rPr>
-      </w:pPr>
-      <w:r>
-        <w:rPr>
-          <w:rFonts w:ascii="Calibri" w:hAnsi="Calibri" w:cs="Calibri"/>
-          <w:b/>
-          <w:bCs/>
-          <w:color w:val="D86DCB" w:themeColor="accent5" w:themeTint="99"/>
-          <w:sz w:val="36"/>
-          <w:szCs w:val="36"/>
-        </w:rPr>
-        <w:t xml:space="preserve">  }</w:t>
-      </w:r>
-    </w:p>
-    <w:p>
-      <w:pPr>
-        <w:jc w:val="both"/>
-        <w:rPr>
-          <w:rFonts w:ascii="Calibri" w:hAnsi="Calibri" w:cs="Calibri"/>
-          <w:b/>
-          <w:bCs/>
-          <w:color w:val="D86DCB" w:themeColor="accent5" w:themeTint="99"/>
-          <w:sz w:val="36"/>
-          <w:szCs w:val="36"/>
-        </w:rPr>
-      </w:pPr>
-      <w:r>
-        <w:rPr>
-          <w:rFonts w:ascii="Calibri" w:hAnsi="Calibri" w:cs="Calibri"/>
-          <w:b/>
-          <w:bCs/>
-          <w:color w:val="D86DCB" w:themeColor="accent5" w:themeTint="99"/>
-          <w:sz w:val="36"/>
-          <w:szCs w:val="36"/>
-        </w:rPr>
-        <w:t xml:space="preserve">  return </w:t>
-      </w:r>
-      <w:proofErr w:type="spellStart"/>
-      <w:r>
-        <w:rPr>
-          <w:rFonts w:ascii="Calibri" w:hAnsi="Calibri" w:cs="Calibri"/>
-          <w:b/>
-          <w:bCs/>
-          <w:color w:val="D86DCB" w:themeColor="accent5" w:themeTint="99"/>
-          <w:sz w:val="36"/>
-          <w:szCs w:val="36"/>
-        </w:rPr>
-        <w:t>Future.value</w:t>
-      </w:r>
-      <w:proofErr w:type="spellEnd"/>
-      <w:r>
-        <w:rPr>
-          <w:rFonts w:ascii="Calibri" w:hAnsi="Calibri" w:cs="Calibri"/>
-          <w:b/>
-          <w:bCs/>
-          <w:color w:val="D86DCB" w:themeColor="accent5" w:themeTint="99"/>
-          <w:sz w:val="36"/>
-          <w:szCs w:val="36"/>
-        </w:rPr>
-        <w:t>();</w:t>
-      </w:r>
-    </w:p>
-    <w:p>
-      <w:pPr>
-        <w:jc w:val="both"/>
-        <w:rPr>
-          <w:rFonts w:ascii="Calibri" w:hAnsi="Calibri" w:cs="Calibri"/>
-          <w:b/>
-          <w:bCs/>
-          <w:color w:val="D86DCB" w:themeColor="accent5" w:themeTint="99"/>
-          <w:sz w:val="36"/>
-          <w:szCs w:val="36"/>
-        </w:rPr>
-      </w:pPr>
-      <w:r>
-        <w:rPr>
-          <w:rFonts w:ascii="Calibri" w:hAnsi="Calibri" w:cs="Calibri"/>
-          <w:b/>
-          <w:bCs/>
-          <w:color w:val="D86DCB" w:themeColor="accent5" w:themeTint="99"/>
-          <w:sz w:val="36"/>
-          <w:szCs w:val="36"/>
-        </w:rPr>
-        <w:t>}</w:t>
-      </w:r>
-    </w:p>
-    <w:p>
-      <w:pPr>
-        <w:jc w:val="both"/>
-        <w:rPr>
-          <w:rFonts w:ascii="Calibri" w:hAnsi="Calibri" w:cs="Calibri"/>
-          <w:sz w:val="36"/>
-          <w:szCs w:val="36"/>
-        </w:rPr>
-      </w:pPr>
-      <w:r>
-        <w:rPr>
-          <w:rFonts w:ascii="Calibri" w:hAnsi="Calibri" w:cs="Calibri"/>
-          <w:sz w:val="36"/>
-          <w:szCs w:val="36"/>
-        </w:rPr>
-        <w:t># Case-3, Testing (VERY COMMON)</w:t>
-      </w:r>
-    </w:p>
-    <w:p>
-      <w:pPr>
-        <w:jc w:val="both"/>
-        <w:rPr>
-          <w:rFonts w:ascii="Calibri" w:hAnsi="Calibri" w:cs="Calibri"/>
-          <w:b/>
-          <w:bCs/>
-          <w:color w:val="D86DCB" w:themeColor="accent5" w:themeTint="99"/>
-          <w:sz w:val="36"/>
-          <w:szCs w:val="36"/>
-        </w:rPr>
-      </w:pPr>
-      <w:proofErr w:type="gramStart"/>
-      <w:r>
-        <w:rPr>
-          <w:rFonts w:ascii="Calibri" w:hAnsi="Calibri" w:cs="Calibri"/>
-          <w:b/>
-          <w:bCs/>
-          <w:color w:val="D86DCB" w:themeColor="accent5" w:themeTint="99"/>
-          <w:sz w:val="36"/>
-          <w:szCs w:val="36"/>
-        </w:rPr>
-        <w:lastRenderedPageBreak/>
         <w:t>when(</w:t>
       </w:r>
       <w:proofErr w:type="spellStart"/>
@@ -16043,7 +16602,43 @@
           <w:sz w:val="36"/>
           <w:szCs w:val="36"/>
         </w:rPr>
-        <w:t xml:space="preserve"> listens to a Future and rebuilds the UI automatically when the Future’s state changes.</w:t>
+        <w:t xml:space="preserve"> listens to a </w:t>
+      </w:r>
+      <w:r>
+        <w:rPr>
+          <w:rFonts w:ascii="Calibri" w:hAnsi="Calibri" w:cs="Calibri"/>
+          <w:b/>
+          <w:bCs/>
+          <w:sz w:val="36"/>
+          <w:szCs w:val="36"/>
+        </w:rPr>
+        <w:t>Future</w:t>
+      </w:r>
+      <w:r>
+        <w:rPr>
+          <w:rFonts w:ascii="Calibri" w:hAnsi="Calibri" w:cs="Calibri"/>
+          <w:sz w:val="36"/>
+          <w:szCs w:val="36"/>
+        </w:rPr>
+        <w:t xml:space="preserve"> and rebuilds the UI automatically when the </w:t>
+      </w:r>
+      <w:r>
+        <w:rPr>
+          <w:rFonts w:ascii="Calibri" w:hAnsi="Calibri" w:cs="Calibri"/>
+          <w:b/>
+          <w:bCs/>
+          <w:sz w:val="36"/>
+          <w:szCs w:val="36"/>
+        </w:rPr>
+        <w:t>Future</w:t>
+      </w:r>
+      <w:r>
+        <w:rPr>
+          <w:rFonts w:ascii="Calibri" w:hAnsi="Calibri" w:cs="Calibri"/>
+          <w:sz w:val="36"/>
+          <w:szCs w:val="36"/>
+        </w:rPr>
+        <w:t>’s state changes.</w:t>
       </w:r>
     </w:p>
     <w:p>
@@ -16097,7 +16692,25 @@
           <w:sz w:val="36"/>
           <w:szCs w:val="36"/>
         </w:rPr>
-        <w:t xml:space="preserve"> takes Future function</w:t>
+        <w:t xml:space="preserve"> takes </w:t>
+      </w:r>
+      <w:r>
+        <w:rPr>
+          <w:rFonts w:ascii="Calibri" w:hAnsi="Calibri" w:cs="Calibri"/>
+          <w:b/>
+          <w:bCs/>
+          <w:sz w:val="36"/>
+          <w:szCs w:val="36"/>
+        </w:rPr>
+        <w:t>Future</w:t>
+      </w:r>
+      <w:r>
+        <w:rPr>
+          <w:rFonts w:ascii="Calibri" w:hAnsi="Calibri" w:cs="Calibri"/>
+          <w:sz w:val="36"/>
+          <w:szCs w:val="36"/>
+        </w:rPr>
+        <w:t xml:space="preserve"> function</w:t>
       </w:r>
       <w:r>
         <w:rPr>
@@ -16139,7 +16752,17 @@
           <w:sz w:val="36"/>
           <w:szCs w:val="36"/>
         </w:rPr>
-        <w:t xml:space="preserve"> it can be null</w:t>
+        <w:t xml:space="preserve"> it can be </w:t>
+      </w:r>
+      <w:r>
+        <w:rPr>
+          <w:rFonts w:ascii="Calibri" w:hAnsi="Calibri" w:cs="Calibri"/>
+          <w:b/>
+          <w:bCs/>
+          <w:sz w:val="36"/>
+          <w:szCs w:val="36"/>
+        </w:rPr>
+        <w:t>null</w:t>
       </w:r>
     </w:p>
     <w:p>
@@ -16302,6 +16925,7 @@
           <w:sz w:val="36"/>
           <w:szCs w:val="36"/>
         </w:rPr>
+        <w:lastRenderedPageBreak/>
         <w:t>snapshot.error</w:t>
       </w:r>
       <w:proofErr w:type="spellEnd"/>
@@ -16456,7 +17080,6 @@
           <w:sz w:val="36"/>
           <w:szCs w:val="36"/>
         </w:rPr>
-        <w:lastRenderedPageBreak/>
         <w:t xml:space="preserve"># </w:t>
       </w:r>
       <w:proofErr w:type="spellStart"/>
@@ -17350,6 +17973,7 @@
           <w:sz w:val="36"/>
           <w:szCs w:val="36"/>
         </w:rPr>
+        <w:lastRenderedPageBreak/>
         <w:t xml:space="preserve">    return Text('${</w:t>
       </w:r>
       <w:proofErr w:type="spellStart"/>
@@ -17424,7 +18048,6 @@
           <w:sz w:val="36"/>
           <w:szCs w:val="36"/>
         </w:rPr>
-        <w:lastRenderedPageBreak/>
         <w:t>)</w:t>
       </w:r>
     </w:p>
@@ -17440,10 +18063,30 @@
       <w:r>
         <w:rPr>
           <w:rFonts w:ascii="Calibri" w:hAnsi="Calibri" w:cs="Calibri"/>
-          <w:sz w:val="36"/>
-          <w:szCs w:val="36"/>
-        </w:rPr>
-        <w:t xml:space="preserve">Note: There’s also </w:t>
+          <w:b/>
+          <w:bCs/>
+          <w:sz w:val="36"/>
+          <w:szCs w:val="36"/>
+        </w:rPr>
+        <w:t>N</w:t>
+      </w:r>
+      <w:r>
+        <w:rPr>
+          <w:rFonts w:ascii="Calibri" w:hAnsi="Calibri" w:cs="Calibri"/>
+          <w:b/>
+          <w:bCs/>
+          <w:sz w:val="36"/>
+          <w:szCs w:val="36"/>
+        </w:rPr>
+        <w:t>OTE:</w:t>
+      </w:r>
+      <w:r>
+        <w:rPr>
+          <w:rFonts w:ascii="Calibri" w:hAnsi="Calibri" w:cs="Calibri"/>
+          <w:sz w:val="36"/>
+          <w:szCs w:val="36"/>
+        </w:rPr>
+        <w:t xml:space="preserve"> There’s also </w:t>
       </w:r>
       <w:proofErr w:type="spellStart"/>
       <w:r>
@@ -18008,6 +18651,7 @@
           <w:sz w:val="36"/>
           <w:szCs w:val="36"/>
         </w:rPr>
+        <w:lastRenderedPageBreak/>
         <w:t>Important:</w:t>
       </w:r>
     </w:p>
@@ -18026,7 +18670,6 @@
           <w:sz w:val="36"/>
           <w:szCs w:val="36"/>
         </w:rPr>
-        <w:lastRenderedPageBreak/>
         <w:t>#</w:t>
       </w:r>
       <w:r>
@@ -18196,7 +18839,39 @@
           <w:sz w:val="36"/>
           <w:szCs w:val="36"/>
         </w:rPr>
-        <w:t>No complex state management</w:t>
+        <w:t xml:space="preserve">No complex </w:t>
+      </w:r>
+      <w:r>
+        <w:rPr>
+          <w:rFonts w:ascii="Calibri" w:hAnsi="Calibri" w:cs="Calibri"/>
+          <w:sz w:val="36"/>
+          <w:szCs w:val="36"/>
+        </w:rPr>
+        <w:t>S</w:t>
+      </w:r>
+      <w:r>
+        <w:rPr>
+          <w:rFonts w:ascii="Calibri" w:hAnsi="Calibri" w:cs="Calibri"/>
+          <w:sz w:val="36"/>
+          <w:szCs w:val="36"/>
+        </w:rPr>
+        <w:t xml:space="preserve">tate </w:t>
+      </w:r>
+      <w:r>
+        <w:rPr>
+          <w:rFonts w:ascii="Calibri" w:hAnsi="Calibri" w:cs="Calibri"/>
+          <w:sz w:val="36"/>
+          <w:szCs w:val="36"/>
+        </w:rPr>
+        <w:t>M</w:t>
+      </w:r>
+      <w:r>
+        <w:rPr>
+          <w:rFonts w:ascii="Calibri" w:hAnsi="Calibri" w:cs="Calibri"/>
+          <w:sz w:val="36"/>
+          <w:szCs w:val="36"/>
+        </w:rPr>
+        <w:t>anagement</w:t>
       </w:r>
     </w:p>
     <w:p>
@@ -18769,6 +19444,7 @@
           <w:sz w:val="36"/>
           <w:szCs w:val="36"/>
         </w:rPr>
+        <w:lastRenderedPageBreak/>
         <w:t xml:space="preserve">  return </w:t>
       </w:r>
       <w:proofErr w:type="spellStart"/>
@@ -18843,7 +19519,6 @@
           <w:sz w:val="36"/>
           <w:szCs w:val="36"/>
         </w:rPr>
-        <w:lastRenderedPageBreak/>
         <w:t>}</w:t>
       </w:r>
     </w:p>
@@ -19281,7 +19956,105 @@
           <w:sz w:val="36"/>
           <w:szCs w:val="36"/>
         </w:rPr>
-        <w:t># Future functions can’t return a variable. They return an instance of Future. To solve this, define a variable outside the Future function and then initialize it in the function</w:t>
+        <w:t xml:space="preserve"># </w:t>
+      </w:r>
+      <w:r>
+        <w:rPr>
+          <w:rFonts w:ascii="Calibri" w:hAnsi="Calibri" w:cs="Calibri"/>
+          <w:b/>
+          <w:bCs/>
+          <w:sz w:val="36"/>
+          <w:szCs w:val="36"/>
+        </w:rPr>
+        <w:t>Future</w:t>
+      </w:r>
+      <w:r>
+        <w:rPr>
+          <w:rFonts w:ascii="Calibri" w:hAnsi="Calibri" w:cs="Calibri"/>
+          <w:b/>
+          <w:bCs/>
+          <w:sz w:val="36"/>
+          <w:szCs w:val="36"/>
+        </w:rPr>
+        <w:t>&lt;T&gt;</w:t>
+      </w:r>
+      <w:r>
+        <w:rPr>
+          <w:rFonts w:ascii="Calibri" w:hAnsi="Calibri" w:cs="Calibri"/>
+          <w:sz w:val="36"/>
+          <w:szCs w:val="36"/>
+        </w:rPr>
+        <w:t xml:space="preserve"> type</w:t>
+      </w:r>
+      <w:r>
+        <w:rPr>
+          <w:rFonts w:ascii="Calibri" w:hAnsi="Calibri" w:cs="Calibri"/>
+          <w:sz w:val="36"/>
+          <w:szCs w:val="36"/>
+        </w:rPr>
+        <w:t xml:space="preserve"> functions can’t return a variable. They return an instance of </w:t>
+      </w:r>
+      <w:r>
+        <w:rPr>
+          <w:rFonts w:ascii="Calibri" w:hAnsi="Calibri" w:cs="Calibri"/>
+          <w:b/>
+          <w:bCs/>
+          <w:sz w:val="36"/>
+          <w:szCs w:val="36"/>
+        </w:rPr>
+        <w:t>Future</w:t>
+      </w:r>
+      <w:r>
+        <w:rPr>
+          <w:rFonts w:ascii="Calibri" w:hAnsi="Calibri" w:cs="Calibri"/>
+          <w:sz w:val="36"/>
+          <w:szCs w:val="36"/>
+        </w:rPr>
+        <w:t xml:space="preserve"> if we don’t </w:t>
+      </w:r>
+      <w:r>
+        <w:rPr>
+          <w:rFonts w:ascii="Calibri" w:hAnsi="Calibri" w:cs="Calibri"/>
+          <w:b/>
+          <w:bCs/>
+          <w:sz w:val="36"/>
+          <w:szCs w:val="36"/>
+        </w:rPr>
+        <w:t>await</w:t>
+      </w:r>
+      <w:r>
+        <w:rPr>
+          <w:rFonts w:ascii="Calibri" w:hAnsi="Calibri" w:cs="Calibri"/>
+          <w:sz w:val="36"/>
+          <w:szCs w:val="36"/>
+        </w:rPr>
+        <w:t xml:space="preserve"> it</w:t>
+      </w:r>
+    </w:p>
+    <w:p>
+      <w:pPr>
+        <w:jc w:val="both"/>
+        <w:rPr>
+          <w:rFonts w:ascii="Calibri" w:hAnsi="Calibri" w:cs="Calibri"/>
+          <w:sz w:val="36"/>
+          <w:szCs w:val="36"/>
+        </w:rPr>
+      </w:pPr>
+      <w:r>
+        <w:rPr>
+          <w:rFonts w:ascii="Calibri" w:hAnsi="Calibri" w:cs="Calibri"/>
+          <w:sz w:val="36"/>
+          <w:szCs w:val="36"/>
+        </w:rPr>
+        <w:t xml:space="preserve"># </w:t>
+      </w:r>
+      <w:r>
+        <w:rPr>
+          <w:rFonts w:ascii="Calibri" w:hAnsi="Calibri" w:cs="Calibri"/>
+          <w:sz w:val="36"/>
+          <w:szCs w:val="36"/>
+        </w:rPr>
+        <w:t>To solve this, define a variable outside the Future function and then initialize it in the function</w:t>
       </w:r>
       <w:r>
         <w:rPr>
@@ -19359,6 +20132,7 @@
           <w:sz w:val="36"/>
           <w:szCs w:val="36"/>
         </w:rPr>
+        <w:lastRenderedPageBreak/>
         <w:t xml:space="preserve">String? </w:t>
       </w:r>
       <w:proofErr w:type="spellStart"/>
@@ -19468,7 +20242,6 @@
           <w:sz w:val="36"/>
           <w:szCs w:val="36"/>
         </w:rPr>
-        <w:lastRenderedPageBreak/>
         <w:t xml:space="preserve">    final String cityName2 = await _</w:t>
       </w:r>
       <w:proofErr w:type="spellStart"/>
@@ -19665,10 +20438,40 @@
       <w:r>
         <w:rPr>
           <w:rFonts w:ascii="Calibri" w:hAnsi="Calibri" w:cs="Calibri"/>
-          <w:sz w:val="36"/>
-          <w:szCs w:val="36"/>
-        </w:rPr>
-        <w:t xml:space="preserve">Note: Use mounted after any async operation if there is </w:t>
+          <w:b/>
+          <w:bCs/>
+          <w:sz w:val="36"/>
+          <w:szCs w:val="36"/>
+        </w:rPr>
+        <w:t>N</w:t>
+      </w:r>
+      <w:r>
+        <w:rPr>
+          <w:rFonts w:ascii="Calibri" w:hAnsi="Calibri" w:cs="Calibri"/>
+          <w:b/>
+          <w:bCs/>
+          <w:sz w:val="36"/>
+          <w:szCs w:val="36"/>
+        </w:rPr>
+        <w:t>OTE</w:t>
+      </w:r>
+      <w:r>
+        <w:rPr>
+          <w:rFonts w:ascii="Calibri" w:hAnsi="Calibri" w:cs="Calibri"/>
+          <w:b/>
+          <w:bCs/>
+          <w:sz w:val="36"/>
+          <w:szCs w:val="36"/>
+        </w:rPr>
+        <w:t xml:space="preserve">: </w:t>
+      </w:r>
+      <w:r>
+        <w:rPr>
+          <w:rFonts w:ascii="Calibri" w:hAnsi="Calibri" w:cs="Calibri"/>
+          <w:sz w:val="36"/>
+          <w:szCs w:val="36"/>
+        </w:rPr>
+        <w:t xml:space="preserve">Use mounted after any async operation if there is </w:t>
       </w:r>
       <w:proofErr w:type="spellStart"/>
       <w:r>
@@ -19766,7 +20569,25 @@
           <w:sz w:val="36"/>
           <w:szCs w:val="36"/>
         </w:rPr>
-        <w:t># In Flutter, every State object (like our _</w:t>
+        <w:t xml:space="preserve"># In </w:t>
+      </w:r>
+      <w:r>
+        <w:rPr>
+          <w:rFonts w:ascii="Calibri" w:hAnsi="Calibri" w:cs="Calibri"/>
+          <w:b/>
+          <w:bCs/>
+          <w:sz w:val="36"/>
+          <w:szCs w:val="36"/>
+        </w:rPr>
+        <w:t>Flutter</w:t>
+      </w:r>
+      <w:r>
+        <w:rPr>
+          <w:rFonts w:ascii="Calibri" w:hAnsi="Calibri" w:cs="Calibri"/>
+          <w:sz w:val="36"/>
+          <w:szCs w:val="36"/>
+        </w:rPr>
+        <w:t>, every State object (like our _</w:t>
       </w:r>
       <w:proofErr w:type="spellStart"/>
       <w:r>
@@ -19920,6 +20741,7 @@
           <w:sz w:val="36"/>
           <w:szCs w:val="36"/>
         </w:rPr>
+        <w:lastRenderedPageBreak/>
         <w:t xml:space="preserve">bool </w:t>
       </w:r>
       <w:proofErr w:type="gramStart"/>
@@ -19962,16 +20784,43 @@
           <w:sz w:val="36"/>
           <w:szCs w:val="36"/>
         </w:rPr>
-        <w:t xml:space="preserve"># When we call an asynchronous function (like await), Flutter might rebuild or dispose of the widget before the function </w:t>
-      </w:r>
-      <w:r>
-        <w:rPr>
-          <w:rFonts w:ascii="Calibri" w:hAnsi="Calibri" w:cs="Calibri"/>
-          <w:sz w:val="36"/>
-          <w:szCs w:val="36"/>
-        </w:rPr>
-        <w:lastRenderedPageBreak/>
-        <w:t xml:space="preserve">finishes. If our widget was navigated away or disposed while waiting, calling </w:t>
+        <w:t xml:space="preserve"># When we call an asynchronous function (like </w:t>
+      </w:r>
+      <w:r>
+        <w:rPr>
+          <w:rFonts w:ascii="Calibri" w:hAnsi="Calibri" w:cs="Calibri"/>
+          <w:b/>
+          <w:bCs/>
+          <w:sz w:val="36"/>
+          <w:szCs w:val="36"/>
+        </w:rPr>
+        <w:t>await</w:t>
+      </w:r>
+      <w:r>
+        <w:rPr>
+          <w:rFonts w:ascii="Calibri" w:hAnsi="Calibri" w:cs="Calibri"/>
+          <w:sz w:val="36"/>
+          <w:szCs w:val="36"/>
+        </w:rPr>
+        <w:t xml:space="preserve">), </w:t>
+      </w:r>
+      <w:r>
+        <w:rPr>
+          <w:rFonts w:ascii="Calibri" w:hAnsi="Calibri" w:cs="Calibri"/>
+          <w:b/>
+          <w:bCs/>
+          <w:sz w:val="36"/>
+          <w:szCs w:val="36"/>
+        </w:rPr>
+        <w:t>Flutter</w:t>
+      </w:r>
+      <w:r>
+        <w:rPr>
+          <w:rFonts w:ascii="Calibri" w:hAnsi="Calibri" w:cs="Calibri"/>
+          <w:sz w:val="36"/>
+          <w:szCs w:val="36"/>
+        </w:rPr>
+        <w:t xml:space="preserve"> might rebuild or dispose of the widget before the function finishes. If our widget was navigated away or disposed while waiting, calling </w:t>
       </w:r>
       <w:proofErr w:type="spellStart"/>
       <w:proofErr w:type="gramStart"/>
@@ -20030,10 +20879,46 @@
       <w:r>
         <w:rPr>
           <w:rFonts w:ascii="Calibri" w:hAnsi="Calibri" w:cs="Calibri"/>
-          <w:sz w:val="36"/>
-          <w:szCs w:val="36"/>
-        </w:rPr>
-        <w:t xml:space="preserve"> using context will show an error.</w:t>
+          <w:b/>
+          <w:bCs/>
+          <w:sz w:val="36"/>
+          <w:szCs w:val="36"/>
+        </w:rPr>
+        <w:t xml:space="preserve">() </w:t>
+      </w:r>
+      <w:r>
+        <w:rPr>
+          <w:rFonts w:ascii="Calibri" w:hAnsi="Calibri" w:cs="Calibri"/>
+          <w:sz w:val="36"/>
+          <w:szCs w:val="36"/>
+        </w:rPr>
+        <w:t>widget</w:t>
+      </w:r>
+      <w:r>
+        <w:rPr>
+          <w:rFonts w:ascii="Calibri" w:hAnsi="Calibri" w:cs="Calibri"/>
+          <w:sz w:val="36"/>
+          <w:szCs w:val="36"/>
+        </w:rPr>
+        <w:t xml:space="preserve"> using </w:t>
+      </w:r>
+      <w:r>
+        <w:rPr>
+          <w:rFonts w:ascii="Calibri" w:hAnsi="Calibri" w:cs="Calibri"/>
+          <w:b/>
+          <w:bCs/>
+          <w:sz w:val="36"/>
+          <w:szCs w:val="36"/>
+        </w:rPr>
+        <w:t>context</w:t>
+      </w:r>
+      <w:r>
+        <w:rPr>
+          <w:rFonts w:ascii="Calibri" w:hAnsi="Calibri" w:cs="Calibri"/>
+          <w:sz w:val="36"/>
+          <w:szCs w:val="36"/>
+        </w:rPr>
+        <w:t xml:space="preserve"> will show an error.</w:t>
       </w:r>
     </w:p>
     <w:p>
@@ -20775,6 +21660,7 @@
           <w:sz w:val="36"/>
           <w:szCs w:val="36"/>
         </w:rPr>
+        <w:lastRenderedPageBreak/>
         <w:t xml:space="preserve">    );</w:t>
       </w:r>
     </w:p>
@@ -20835,13 +21721,22 @@
           <w:szCs w:val="36"/>
         </w:rPr>
       </w:pPr>
-      <w:r>
-        <w:rPr>
-          <w:rFonts w:ascii="Calibri" w:hAnsi="Calibri" w:cs="Calibri"/>
-          <w:sz w:val="36"/>
-          <w:szCs w:val="36"/>
-        </w:rPr>
-        <w:lastRenderedPageBreak/>
+    </w:p>
+    <w:p>
+      <w:pPr>
+        <w:jc w:val="both"/>
+        <w:rPr>
+          <w:rFonts w:ascii="Calibri" w:hAnsi="Calibri" w:cs="Calibri"/>
+          <w:sz w:val="36"/>
+          <w:szCs w:val="36"/>
+        </w:rPr>
+      </w:pPr>
+      <w:r>
+        <w:rPr>
+          <w:rFonts w:ascii="Calibri" w:hAnsi="Calibri" w:cs="Calibri"/>
+          <w:sz w:val="36"/>
+          <w:szCs w:val="36"/>
+        </w:rPr>
         <w:t>When to use mounted:</w:t>
       </w:r>
     </w:p>
@@ -20890,6 +21785,8 @@
       <w:r>
         <w:rPr>
           <w:rFonts w:ascii="Calibri" w:hAnsi="Calibri" w:cs="Calibri"/>
+          <w:b/>
+          <w:bCs/>
           <w:sz w:val="36"/>
           <w:szCs w:val="36"/>
         </w:rPr>
@@ -20899,6 +21796,8 @@
       <w:r>
         <w:rPr>
           <w:rFonts w:ascii="Calibri" w:hAnsi="Calibri" w:cs="Calibri"/>
+          <w:b/>
+          <w:bCs/>
           <w:sz w:val="36"/>
           <w:szCs w:val="36"/>
         </w:rPr>
@@ -20908,6 +21807,8 @@
       <w:r>
         <w:rPr>
           <w:rFonts w:ascii="Calibri" w:hAnsi="Calibri" w:cs="Calibri"/>
+          <w:b/>
+          <w:bCs/>
           <w:sz w:val="36"/>
           <w:szCs w:val="36"/>
         </w:rPr>
@@ -20934,18 +21835,90 @@
           <w:sz w:val="36"/>
           <w:szCs w:val="36"/>
         </w:rPr>
-        <w:t xml:space="preserve">Use context (for navigation, </w:t>
+        <w:t>Us</w:t>
+      </w:r>
+      <w:r>
+        <w:rPr>
+          <w:rFonts w:ascii="Calibri" w:hAnsi="Calibri" w:cs="Calibri"/>
+          <w:sz w:val="36"/>
+          <w:szCs w:val="36"/>
+        </w:rPr>
+        <w:t>e</w:t>
+      </w:r>
+      <w:r>
+        <w:rPr>
+          <w:rFonts w:ascii="Calibri" w:hAnsi="Calibri" w:cs="Calibri"/>
+          <w:b/>
+          <w:bCs/>
+          <w:sz w:val="36"/>
+          <w:szCs w:val="36"/>
+        </w:rPr>
+        <w:t xml:space="preserve"> </w:t>
       </w:r>
       <w:proofErr w:type="spellStart"/>
       <w:r>
         <w:rPr>
           <w:rFonts w:ascii="Calibri" w:hAnsi="Calibri" w:cs="Calibri"/>
+          <w:b/>
+          <w:bCs/>
+          <w:sz w:val="36"/>
+          <w:szCs w:val="36"/>
+        </w:rPr>
+        <w:t>BuildC</w:t>
+      </w:r>
+      <w:r>
+        <w:rPr>
+          <w:rFonts w:ascii="Calibri" w:hAnsi="Calibri" w:cs="Calibri"/>
+          <w:b/>
+          <w:bCs/>
+          <w:sz w:val="36"/>
+          <w:szCs w:val="36"/>
+        </w:rPr>
+        <w:t>ontext</w:t>
+      </w:r>
+      <w:proofErr w:type="spellEnd"/>
+      <w:r>
+        <w:rPr>
+          <w:rFonts w:ascii="Calibri" w:hAnsi="Calibri" w:cs="Calibri"/>
+          <w:sz w:val="36"/>
+          <w:szCs w:val="36"/>
+        </w:rPr>
+        <w:t xml:space="preserve"> (for navigation, </w:t>
+      </w:r>
+      <w:proofErr w:type="spellStart"/>
+      <w:proofErr w:type="gramStart"/>
+      <w:r>
+        <w:rPr>
+          <w:rFonts w:ascii="Calibri" w:hAnsi="Calibri" w:cs="Calibri"/>
+          <w:b/>
+          <w:bCs/>
           <w:sz w:val="36"/>
           <w:szCs w:val="36"/>
         </w:rPr>
         <w:t>SnackBar</w:t>
       </w:r>
       <w:proofErr w:type="spellEnd"/>
+      <w:r>
+        <w:rPr>
+          <w:rFonts w:ascii="Calibri" w:hAnsi="Calibri" w:cs="Calibri"/>
+          <w:b/>
+          <w:bCs/>
+          <w:sz w:val="36"/>
+          <w:szCs w:val="36"/>
+        </w:rPr>
+        <w:t>(</w:t>
+      </w:r>
+      <w:proofErr w:type="gramEnd"/>
+      <w:r>
+        <w:rPr>
+          <w:rFonts w:ascii="Calibri" w:hAnsi="Calibri" w:cs="Calibri"/>
+          <w:b/>
+          <w:bCs/>
+          <w:sz w:val="36"/>
+          <w:szCs w:val="36"/>
+        </w:rPr>
+        <w:t>)</w:t>
+      </w:r>
       <w:r>
         <w:rPr>
           <w:rFonts w:ascii="Calibri" w:hAnsi="Calibri" w:cs="Calibri"/>
@@ -21588,6 +22561,7 @@
           <w:sz w:val="36"/>
           <w:szCs w:val="36"/>
         </w:rPr>
+        <w:lastRenderedPageBreak/>
         <w:t xml:space="preserve">  final </w:t>
       </w:r>
       <w:proofErr w:type="spellStart"/>
@@ -21828,7 +22802,6 @@
           <w:sz w:val="36"/>
           <w:szCs w:val="36"/>
         </w:rPr>
-        <w:lastRenderedPageBreak/>
         <w:t>}</w:t>
       </w:r>
     </w:p>
@@ -22257,6 +23230,7 @@
           <w:sz w:val="32"/>
           <w:szCs w:val="32"/>
         </w:rPr>
+        <w:lastRenderedPageBreak/>
         <w:t>return "Nazmul"</w:t>
       </w:r>
     </w:p>
@@ -22432,242 +23406,444 @@
           <w:sz w:val="36"/>
           <w:szCs w:val="36"/>
         </w:rPr>
+        <w:t xml:space="preserve">  return "Nazmul";</w:t>
+      </w:r>
+    </w:p>
+    <w:p>
+      <w:pPr>
+        <w:jc w:val="both"/>
+        <w:rPr>
+          <w:rFonts w:ascii="Calibri" w:hAnsi="Calibri" w:cs="Calibri"/>
+          <w:b/>
+          <w:bCs/>
+          <w:color w:val="D86DCB" w:themeColor="accent5" w:themeTint="99"/>
+          <w:sz w:val="36"/>
+          <w:szCs w:val="36"/>
+        </w:rPr>
+      </w:pPr>
+      <w:r>
+        <w:rPr>
+          <w:rFonts w:ascii="Calibri" w:hAnsi="Calibri" w:cs="Calibri"/>
+          <w:b/>
+          <w:bCs/>
+          <w:color w:val="D86DCB" w:themeColor="accent5" w:themeTint="99"/>
+          <w:sz w:val="36"/>
+          <w:szCs w:val="36"/>
+        </w:rPr>
+        <w:t>}</w:t>
+      </w:r>
+    </w:p>
+    <w:p>
+      <w:pPr>
+        <w:jc w:val="both"/>
+        <w:rPr>
+          <w:rFonts w:ascii="Calibri" w:hAnsi="Calibri" w:cs="Calibri"/>
+          <w:sz w:val="36"/>
+          <w:szCs w:val="36"/>
+        </w:rPr>
+      </w:pPr>
+      <w:r>
+        <w:rPr>
+          <w:rFonts w:ascii="Calibri" w:hAnsi="Calibri" w:cs="Calibri"/>
+          <w:sz w:val="36"/>
+          <w:szCs w:val="36"/>
+        </w:rPr>
+        <w:t># But what if the function doesn't know when it will finish. Example:</w:t>
+      </w:r>
+    </w:p>
+    <w:p>
+      <w:pPr>
+        <w:jc w:val="both"/>
+        <w:rPr>
+          <w:rFonts w:ascii="Calibri" w:hAnsi="Calibri" w:cs="Calibri"/>
+          <w:b/>
+          <w:bCs/>
+          <w:sz w:val="32"/>
+          <w:szCs w:val="32"/>
+        </w:rPr>
+      </w:pPr>
+      <w:r>
+        <w:rPr>
+          <w:rFonts w:ascii="Calibri" w:hAnsi="Calibri" w:cs="Calibri"/>
+          <w:b/>
+          <w:bCs/>
+          <w:sz w:val="32"/>
+          <w:szCs w:val="32"/>
+        </w:rPr>
+        <w:t>Show Dialog</w:t>
+      </w:r>
+    </w:p>
+    <w:p>
+      <w:pPr>
+        <w:jc w:val="both"/>
+        <w:rPr>
+          <w:rFonts w:ascii="Calibri" w:hAnsi="Calibri" w:cs="Calibri"/>
+          <w:b/>
+          <w:bCs/>
+          <w:sz w:val="32"/>
+          <w:szCs w:val="32"/>
+        </w:rPr>
+      </w:pPr>
+      <w:r>
+        <w:rPr>
+          <w:rFonts w:ascii="Calibri" w:hAnsi="Calibri" w:cs="Calibri"/>
+          <w:b/>
+          <w:bCs/>
+          <w:sz w:val="32"/>
+          <w:szCs w:val="32"/>
+        </w:rPr>
+        <w:t>↓</w:t>
+      </w:r>
+    </w:p>
+    <w:p>
+      <w:pPr>
+        <w:jc w:val="both"/>
+        <w:rPr>
+          <w:rFonts w:ascii="Calibri" w:hAnsi="Calibri" w:cs="Calibri"/>
+          <w:b/>
+          <w:bCs/>
+          <w:sz w:val="32"/>
+          <w:szCs w:val="32"/>
+        </w:rPr>
+      </w:pPr>
+      <w:r>
+        <w:rPr>
+          <w:rFonts w:ascii="Calibri" w:hAnsi="Calibri" w:cs="Calibri"/>
+          <w:b/>
+          <w:bCs/>
+          <w:sz w:val="32"/>
+          <w:szCs w:val="32"/>
+        </w:rPr>
+        <w:t>User thinks...</w:t>
+      </w:r>
+    </w:p>
+    <w:p>
+      <w:pPr>
+        <w:jc w:val="both"/>
+        <w:rPr>
+          <w:rFonts w:ascii="Calibri" w:hAnsi="Calibri" w:cs="Calibri"/>
+          <w:b/>
+          <w:bCs/>
+          <w:sz w:val="32"/>
+          <w:szCs w:val="32"/>
+        </w:rPr>
+      </w:pPr>
+      <w:r>
+        <w:rPr>
+          <w:rFonts w:ascii="Calibri" w:hAnsi="Calibri" w:cs="Calibri"/>
+          <w:b/>
+          <w:bCs/>
+          <w:sz w:val="32"/>
+          <w:szCs w:val="32"/>
+        </w:rPr>
+        <w:t>↓</w:t>
+      </w:r>
+    </w:p>
+    <w:p>
+      <w:pPr>
+        <w:jc w:val="both"/>
+        <w:rPr>
+          <w:rFonts w:ascii="Calibri" w:hAnsi="Calibri" w:cs="Calibri"/>
+          <w:b/>
+          <w:bCs/>
+          <w:sz w:val="32"/>
+          <w:szCs w:val="32"/>
+        </w:rPr>
+      </w:pPr>
+      <w:r>
+        <w:rPr>
+          <w:rFonts w:ascii="Calibri" w:hAnsi="Calibri" w:cs="Calibri"/>
+          <w:b/>
+          <w:bCs/>
+          <w:sz w:val="32"/>
+          <w:szCs w:val="32"/>
+        </w:rPr>
+        <w:t>User clicks OK</w:t>
+      </w:r>
+    </w:p>
+    <w:p>
+      <w:pPr>
+        <w:jc w:val="both"/>
+        <w:rPr>
+          <w:rFonts w:ascii="Calibri" w:hAnsi="Calibri" w:cs="Calibri"/>
+          <w:b/>
+          <w:bCs/>
+          <w:sz w:val="32"/>
+          <w:szCs w:val="32"/>
+        </w:rPr>
+      </w:pPr>
+      <w:r>
+        <w:rPr>
+          <w:rFonts w:ascii="Calibri" w:hAnsi="Calibri" w:cs="Calibri"/>
+          <w:b/>
+          <w:bCs/>
+          <w:sz w:val="32"/>
+          <w:szCs w:val="32"/>
+        </w:rPr>
+        <w:t>↓</w:t>
+      </w:r>
+    </w:p>
+    <w:p>
+      <w:pPr>
+        <w:jc w:val="both"/>
+        <w:rPr>
+          <w:rFonts w:ascii="Calibri" w:hAnsi="Calibri" w:cs="Calibri"/>
+          <w:b/>
+          <w:bCs/>
+          <w:sz w:val="32"/>
+          <w:szCs w:val="32"/>
+        </w:rPr>
+      </w:pPr>
+      <w:r>
+        <w:rPr>
+          <w:rFonts w:ascii="Calibri" w:hAnsi="Calibri" w:cs="Calibri"/>
+          <w:b/>
+          <w:bCs/>
+          <w:sz w:val="32"/>
+          <w:szCs w:val="32"/>
+        </w:rPr>
+        <w:t>Return result</w:t>
+      </w:r>
+    </w:p>
+    <w:p>
+      <w:pPr>
+        <w:jc w:val="both"/>
+        <w:rPr>
+          <w:rFonts w:ascii="Calibri" w:hAnsi="Calibri" w:cs="Calibri"/>
+          <w:sz w:val="36"/>
+          <w:szCs w:val="36"/>
+        </w:rPr>
+      </w:pPr>
+      <w:r>
+        <w:rPr>
+          <w:rFonts w:ascii="Calibri" w:hAnsi="Calibri" w:cs="Calibri"/>
+          <w:sz w:val="36"/>
+          <w:szCs w:val="36"/>
+        </w:rPr>
+        <w:t xml:space="preserve"># The function has no idea whether the user will click in 2 seconds, 20 seconds or 2 hours. The completion depends on someone else. That's exactly what </w:t>
+      </w:r>
+      <w:r>
+        <w:rPr>
+          <w:rFonts w:ascii="Calibri" w:hAnsi="Calibri" w:cs="Calibri"/>
+          <w:b/>
+          <w:bCs/>
+          <w:sz w:val="36"/>
+          <w:szCs w:val="36"/>
+        </w:rPr>
+        <w:t>Completer</w:t>
+      </w:r>
+      <w:r>
+        <w:rPr>
+          <w:rFonts w:ascii="Calibri" w:hAnsi="Calibri" w:cs="Calibri"/>
+          <w:b/>
+          <w:bCs/>
+          <w:sz w:val="36"/>
+          <w:szCs w:val="36"/>
+        </w:rPr>
+        <w:t>&lt;T</w:t>
+      </w:r>
+      <w:proofErr w:type="gramStart"/>
+      <w:r>
+        <w:rPr>
+          <w:rFonts w:ascii="Calibri" w:hAnsi="Calibri" w:cs="Calibri"/>
+          <w:b/>
+          <w:bCs/>
+          <w:sz w:val="36"/>
+          <w:szCs w:val="36"/>
+        </w:rPr>
+        <w:t>&gt;(</w:t>
+      </w:r>
+      <w:proofErr w:type="gramEnd"/>
+      <w:r>
+        <w:rPr>
+          <w:rFonts w:ascii="Calibri" w:hAnsi="Calibri" w:cs="Calibri"/>
+          <w:b/>
+          <w:bCs/>
+          <w:sz w:val="36"/>
+          <w:szCs w:val="36"/>
+        </w:rPr>
+        <w:t>)</w:t>
+      </w:r>
+      <w:r>
+        <w:rPr>
+          <w:rFonts w:ascii="Calibri" w:hAnsi="Calibri" w:cs="Calibri"/>
+          <w:sz w:val="36"/>
+          <w:szCs w:val="36"/>
+        </w:rPr>
+        <w:t xml:space="preserve"> is for. (</w:t>
+      </w:r>
+      <w:r>
+        <w:rPr>
+          <w:rFonts w:ascii="Calibri" w:hAnsi="Calibri" w:cs="Calibri"/>
+          <w:sz w:val="36"/>
+          <w:szCs w:val="36"/>
+        </w:rPr>
+        <w:t xml:space="preserve">It can also solve </w:t>
+      </w:r>
+      <w:r>
+        <w:rPr>
+          <w:rFonts w:ascii="Calibri" w:hAnsi="Calibri" w:cs="Calibri"/>
+          <w:sz w:val="36"/>
+          <w:szCs w:val="36"/>
+        </w:rPr>
+        <w:t>AP</w:t>
+      </w:r>
+      <w:r>
+        <w:rPr>
+          <w:rFonts w:ascii="Calibri" w:hAnsi="Calibri" w:cs="Calibri"/>
+          <w:sz w:val="36"/>
+          <w:szCs w:val="36"/>
+        </w:rPr>
+        <w:t>I calling and awaiting</w:t>
+      </w:r>
+      <w:r>
+        <w:rPr>
+          <w:rFonts w:ascii="Calibri" w:hAnsi="Calibri" w:cs="Calibri"/>
+          <w:sz w:val="36"/>
+          <w:szCs w:val="36"/>
+        </w:rPr>
+        <w:t xml:space="preserve"> problem in </w:t>
+      </w:r>
+      <w:proofErr w:type="spellStart"/>
+      <w:r>
+        <w:rPr>
+          <w:rFonts w:ascii="Calibri" w:hAnsi="Calibri" w:cs="Calibri"/>
+          <w:b/>
+          <w:bCs/>
+          <w:sz w:val="36"/>
+          <w:szCs w:val="36"/>
+        </w:rPr>
+        <w:t>Stream.listen</w:t>
+      </w:r>
+      <w:proofErr w:type="spellEnd"/>
+      <w:r>
+        <w:rPr>
+          <w:rFonts w:ascii="Calibri" w:hAnsi="Calibri" w:cs="Calibri"/>
+          <w:b/>
+          <w:bCs/>
+          <w:sz w:val="36"/>
+          <w:szCs w:val="36"/>
+        </w:rPr>
+        <w:t>()</w:t>
+      </w:r>
+      <w:r>
+        <w:rPr>
+          <w:rFonts w:ascii="Calibri" w:hAnsi="Calibri" w:cs="Calibri"/>
+          <w:sz w:val="36"/>
+          <w:szCs w:val="36"/>
+        </w:rPr>
+        <w:t>)</w:t>
+      </w:r>
+    </w:p>
+    <w:p>
+      <w:pPr>
+        <w:jc w:val="both"/>
+        <w:rPr>
+          <w:rFonts w:ascii="Calibri" w:hAnsi="Calibri" w:cs="Calibri"/>
+          <w:sz w:val="36"/>
+          <w:szCs w:val="36"/>
+        </w:rPr>
+      </w:pPr>
+      <w:r>
+        <w:rPr>
+          <w:rFonts w:ascii="Calibri" w:hAnsi="Calibri" w:cs="Calibri"/>
+          <w:b/>
+          <w:bCs/>
+          <w:sz w:val="36"/>
+          <w:szCs w:val="36"/>
+        </w:rPr>
+        <w:t>NOTE:</w:t>
+      </w:r>
+      <w:r>
+        <w:rPr>
+          <w:rFonts w:ascii="Calibri" w:hAnsi="Calibri" w:cs="Calibri"/>
+          <w:sz w:val="36"/>
+          <w:szCs w:val="36"/>
+        </w:rPr>
+        <w:t xml:space="preserve"> Basically, solves async race conditions</w:t>
+      </w:r>
+    </w:p>
+    <w:p>
+      <w:pPr>
+        <w:jc w:val="both"/>
+        <w:rPr>
+          <w:rFonts w:ascii="Calibri" w:hAnsi="Calibri" w:cs="Calibri"/>
+          <w:sz w:val="36"/>
+          <w:szCs w:val="36"/>
+        </w:rPr>
+      </w:pPr>
+    </w:p>
+    <w:p>
+      <w:pPr>
+        <w:jc w:val="both"/>
+        <w:rPr>
+          <w:rFonts w:ascii="Calibri" w:hAnsi="Calibri" w:cs="Calibri"/>
+          <w:sz w:val="36"/>
+          <w:szCs w:val="36"/>
+        </w:rPr>
+      </w:pPr>
+    </w:p>
+    <w:p>
+      <w:pPr>
+        <w:jc w:val="both"/>
+        <w:rPr>
+          <w:rFonts w:ascii="Calibri" w:hAnsi="Calibri" w:cs="Calibri"/>
+          <w:sz w:val="36"/>
+          <w:szCs w:val="36"/>
+        </w:rPr>
+      </w:pPr>
+      <w:r>
+        <w:rPr>
+          <w:rFonts w:ascii="Calibri" w:hAnsi="Calibri" w:cs="Calibri"/>
+          <w:sz w:val="36"/>
+          <w:szCs w:val="36"/>
+        </w:rPr>
         <w:lastRenderedPageBreak/>
-        <w:t xml:space="preserve">  return "Nazmul";</w:t>
-      </w:r>
-    </w:p>
-    <w:p>
-      <w:pPr>
-        <w:jc w:val="both"/>
-        <w:rPr>
-          <w:rFonts w:ascii="Calibri" w:hAnsi="Calibri" w:cs="Calibri"/>
-          <w:b/>
-          <w:bCs/>
-          <w:color w:val="D86DCB" w:themeColor="accent5" w:themeTint="99"/>
-          <w:sz w:val="36"/>
-          <w:szCs w:val="36"/>
-        </w:rPr>
-      </w:pPr>
-      <w:r>
-        <w:rPr>
-          <w:rFonts w:ascii="Calibri" w:hAnsi="Calibri" w:cs="Calibri"/>
-          <w:b/>
-          <w:bCs/>
-          <w:color w:val="D86DCB" w:themeColor="accent5" w:themeTint="99"/>
-          <w:sz w:val="36"/>
-          <w:szCs w:val="36"/>
-        </w:rPr>
-        <w:t>}</w:t>
-      </w:r>
-    </w:p>
-    <w:p>
-      <w:pPr>
-        <w:jc w:val="both"/>
-        <w:rPr>
-          <w:rFonts w:ascii="Calibri" w:hAnsi="Calibri" w:cs="Calibri"/>
-          <w:sz w:val="36"/>
-          <w:szCs w:val="36"/>
-        </w:rPr>
-      </w:pPr>
-      <w:r>
-        <w:rPr>
-          <w:rFonts w:ascii="Calibri" w:hAnsi="Calibri" w:cs="Calibri"/>
-          <w:sz w:val="36"/>
-          <w:szCs w:val="36"/>
-        </w:rPr>
-        <w:t># But what if the function doesn't know when it will finish. Example:</w:t>
-      </w:r>
-    </w:p>
-    <w:p>
-      <w:pPr>
-        <w:jc w:val="both"/>
-        <w:rPr>
-          <w:rFonts w:ascii="Calibri" w:hAnsi="Calibri" w:cs="Calibri"/>
-          <w:b/>
-          <w:bCs/>
-          <w:sz w:val="32"/>
-          <w:szCs w:val="32"/>
-        </w:rPr>
-      </w:pPr>
-      <w:r>
-        <w:rPr>
-          <w:rFonts w:ascii="Calibri" w:hAnsi="Calibri" w:cs="Calibri"/>
-          <w:b/>
-          <w:bCs/>
-          <w:sz w:val="32"/>
-          <w:szCs w:val="32"/>
-        </w:rPr>
-        <w:t>Show Dialog</w:t>
-      </w:r>
-    </w:p>
-    <w:p>
-      <w:pPr>
-        <w:jc w:val="both"/>
-        <w:rPr>
-          <w:rFonts w:ascii="Calibri" w:hAnsi="Calibri" w:cs="Calibri"/>
-          <w:b/>
-          <w:bCs/>
-          <w:sz w:val="32"/>
-          <w:szCs w:val="32"/>
-        </w:rPr>
-      </w:pPr>
-      <w:r>
-        <w:rPr>
-          <w:rFonts w:ascii="Calibri" w:hAnsi="Calibri" w:cs="Calibri"/>
-          <w:b/>
-          <w:bCs/>
-          <w:sz w:val="32"/>
-          <w:szCs w:val="32"/>
-        </w:rPr>
-        <w:t>↓</w:t>
-      </w:r>
-    </w:p>
-    <w:p>
-      <w:pPr>
-        <w:jc w:val="both"/>
-        <w:rPr>
-          <w:rFonts w:ascii="Calibri" w:hAnsi="Calibri" w:cs="Calibri"/>
-          <w:b/>
-          <w:bCs/>
-          <w:sz w:val="32"/>
-          <w:szCs w:val="32"/>
-        </w:rPr>
-      </w:pPr>
-      <w:r>
-        <w:rPr>
-          <w:rFonts w:ascii="Calibri" w:hAnsi="Calibri" w:cs="Calibri"/>
-          <w:b/>
-          <w:bCs/>
-          <w:sz w:val="32"/>
-          <w:szCs w:val="32"/>
-        </w:rPr>
-        <w:t>User thinks...</w:t>
-      </w:r>
-    </w:p>
-    <w:p>
-      <w:pPr>
-        <w:jc w:val="both"/>
-        <w:rPr>
-          <w:rFonts w:ascii="Calibri" w:hAnsi="Calibri" w:cs="Calibri"/>
-          <w:b/>
-          <w:bCs/>
-          <w:sz w:val="32"/>
-          <w:szCs w:val="32"/>
-        </w:rPr>
-      </w:pPr>
-      <w:r>
-        <w:rPr>
-          <w:rFonts w:ascii="Calibri" w:hAnsi="Calibri" w:cs="Calibri"/>
-          <w:b/>
-          <w:bCs/>
-          <w:sz w:val="32"/>
-          <w:szCs w:val="32"/>
-        </w:rPr>
-        <w:t>↓</w:t>
-      </w:r>
-    </w:p>
-    <w:p>
-      <w:pPr>
-        <w:jc w:val="both"/>
-        <w:rPr>
-          <w:rFonts w:ascii="Calibri" w:hAnsi="Calibri" w:cs="Calibri"/>
-          <w:b/>
-          <w:bCs/>
-          <w:sz w:val="32"/>
-          <w:szCs w:val="32"/>
-        </w:rPr>
-      </w:pPr>
-      <w:r>
-        <w:rPr>
-          <w:rFonts w:ascii="Calibri" w:hAnsi="Calibri" w:cs="Calibri"/>
-          <w:b/>
-          <w:bCs/>
-          <w:sz w:val="32"/>
-          <w:szCs w:val="32"/>
-        </w:rPr>
-        <w:t>User clicks OK</w:t>
-      </w:r>
-    </w:p>
-    <w:p>
-      <w:pPr>
-        <w:jc w:val="both"/>
-        <w:rPr>
-          <w:rFonts w:ascii="Calibri" w:hAnsi="Calibri" w:cs="Calibri"/>
-          <w:b/>
-          <w:bCs/>
-          <w:sz w:val="32"/>
-          <w:szCs w:val="32"/>
-        </w:rPr>
-      </w:pPr>
-      <w:r>
-        <w:rPr>
-          <w:rFonts w:ascii="Calibri" w:hAnsi="Calibri" w:cs="Calibri"/>
-          <w:b/>
-          <w:bCs/>
-          <w:sz w:val="32"/>
-          <w:szCs w:val="32"/>
-        </w:rPr>
-        <w:t>↓</w:t>
-      </w:r>
-    </w:p>
-    <w:p>
-      <w:pPr>
-        <w:jc w:val="both"/>
-        <w:rPr>
-          <w:rFonts w:ascii="Calibri" w:hAnsi="Calibri" w:cs="Calibri"/>
-          <w:b/>
-          <w:bCs/>
-          <w:sz w:val="32"/>
-          <w:szCs w:val="32"/>
-        </w:rPr>
-      </w:pPr>
-      <w:r>
-        <w:rPr>
-          <w:rFonts w:ascii="Calibri" w:hAnsi="Calibri" w:cs="Calibri"/>
-          <w:b/>
-          <w:bCs/>
-          <w:sz w:val="32"/>
-          <w:szCs w:val="32"/>
-        </w:rPr>
-        <w:t>Return result</w:t>
-      </w:r>
-    </w:p>
-    <w:p>
-      <w:pPr>
-        <w:jc w:val="both"/>
-        <w:rPr>
-          <w:rFonts w:ascii="Calibri" w:hAnsi="Calibri" w:cs="Calibri"/>
-          <w:sz w:val="36"/>
-          <w:szCs w:val="36"/>
-        </w:rPr>
-      </w:pPr>
-      <w:r>
-        <w:rPr>
-          <w:rFonts w:ascii="Calibri" w:hAnsi="Calibri" w:cs="Calibri"/>
-          <w:sz w:val="36"/>
-          <w:szCs w:val="36"/>
-        </w:rPr>
-        <w:t xml:space="preserve"># The function has no idea whether the user will click in 2 seconds, 20 seconds or 2 hours. The completion depends on someone else. That's exactly what </w:t>
-      </w:r>
-      <w:r>
-        <w:rPr>
-          <w:rFonts w:ascii="Calibri" w:hAnsi="Calibri" w:cs="Calibri"/>
-          <w:b/>
-          <w:bCs/>
-          <w:sz w:val="36"/>
-          <w:szCs w:val="36"/>
-        </w:rPr>
-        <w:t>Completer</w:t>
-      </w:r>
-      <w:r>
-        <w:rPr>
-          <w:rFonts w:ascii="Calibri" w:hAnsi="Calibri" w:cs="Calibri"/>
-          <w:b/>
-          <w:bCs/>
-          <w:sz w:val="36"/>
-          <w:szCs w:val="36"/>
-        </w:rPr>
-        <w:t>&lt;T</w:t>
+        <w:t>Basic Usage:</w:t>
+      </w:r>
+    </w:p>
+    <w:p>
+      <w:pPr>
+        <w:jc w:val="both"/>
+        <w:rPr>
+          <w:rFonts w:ascii="Calibri" w:hAnsi="Calibri" w:cs="Calibri"/>
+          <w:sz w:val="36"/>
+          <w:szCs w:val="36"/>
+        </w:rPr>
+      </w:pPr>
+      <w:r>
+        <w:rPr>
+          <w:rFonts w:ascii="Calibri" w:hAnsi="Calibri" w:cs="Calibri"/>
+          <w:sz w:val="36"/>
+          <w:szCs w:val="36"/>
+        </w:rPr>
+        <w:t xml:space="preserve"># </w:t>
+      </w:r>
+      <w:r>
+        <w:rPr>
+          <w:rFonts w:ascii="Calibri" w:hAnsi="Calibri" w:cs="Calibri"/>
+          <w:sz w:val="36"/>
+          <w:szCs w:val="36"/>
+        </w:rPr>
+        <w:t xml:space="preserve">Here, the </w:t>
+      </w:r>
+      <w:r>
+        <w:rPr>
+          <w:rFonts w:ascii="Calibri" w:hAnsi="Calibri" w:cs="Calibri"/>
+          <w:b/>
+          <w:bCs/>
+          <w:sz w:val="36"/>
+          <w:szCs w:val="36"/>
+        </w:rPr>
+        <w:t>Future&lt;String&gt;</w:t>
+      </w:r>
+      <w:r>
+        <w:rPr>
+          <w:rFonts w:ascii="Calibri" w:hAnsi="Calibri" w:cs="Calibri"/>
+          <w:sz w:val="36"/>
+          <w:szCs w:val="36"/>
+        </w:rPr>
+        <w:t xml:space="preserve"> (</w:t>
       </w:r>
       <w:proofErr w:type="gramStart"/>
       <w:r>
@@ -22678,7 +23854,17 @@
           <w:sz w:val="36"/>
           <w:szCs w:val="36"/>
         </w:rPr>
-        <w:t>&gt;(</w:t>
+        <w:t>future</w:t>
+      </w:r>
+      <w:r>
+        <w:rPr>
+          <w:rFonts w:ascii="Calibri" w:hAnsi="Calibri" w:cs="Calibri"/>
+          <w:b/>
+          <w:bCs/>
+          <w:sz w:val="36"/>
+          <w:szCs w:val="36"/>
+        </w:rPr>
+        <w:t>(</w:t>
       </w:r>
       <w:proofErr w:type="gramEnd"/>
       <w:r>
@@ -22690,176 +23876,6 @@
           <w:szCs w:val="36"/>
         </w:rPr>
         <w:t>)</w:t>
-      </w:r>
-      <w:r>
-        <w:rPr>
-          <w:rFonts w:ascii="Calibri" w:hAnsi="Calibri" w:cs="Calibri"/>
-          <w:sz w:val="36"/>
-          <w:szCs w:val="36"/>
-        </w:rPr>
-        <w:t xml:space="preserve"> is for. (</w:t>
-      </w:r>
-      <w:r>
-        <w:rPr>
-          <w:rFonts w:ascii="Calibri" w:hAnsi="Calibri" w:cs="Calibri"/>
-          <w:sz w:val="36"/>
-          <w:szCs w:val="36"/>
-        </w:rPr>
-        <w:t xml:space="preserve">It can also </w:t>
-      </w:r>
-      <w:proofErr w:type="gramStart"/>
-      <w:r>
-        <w:rPr>
-          <w:rFonts w:ascii="Calibri" w:hAnsi="Calibri" w:cs="Calibri"/>
-          <w:sz w:val="36"/>
-          <w:szCs w:val="36"/>
-        </w:rPr>
-        <w:t>solved</w:t>
-      </w:r>
-      <w:proofErr w:type="gramEnd"/>
-      <w:r>
-        <w:rPr>
-          <w:rFonts w:ascii="Calibri" w:hAnsi="Calibri" w:cs="Calibri"/>
-          <w:sz w:val="36"/>
-          <w:szCs w:val="36"/>
-        </w:rPr>
-        <w:t xml:space="preserve"> </w:t>
-      </w:r>
-      <w:r>
-        <w:rPr>
-          <w:rFonts w:ascii="Calibri" w:hAnsi="Calibri" w:cs="Calibri"/>
-          <w:sz w:val="36"/>
-          <w:szCs w:val="36"/>
-        </w:rPr>
-        <w:t>AP</w:t>
-      </w:r>
-      <w:r>
-        <w:rPr>
-          <w:rFonts w:ascii="Calibri" w:hAnsi="Calibri" w:cs="Calibri"/>
-          <w:sz w:val="36"/>
-          <w:szCs w:val="36"/>
-        </w:rPr>
-        <w:t>I calling and awaiting</w:t>
-      </w:r>
-      <w:r>
-        <w:rPr>
-          <w:rFonts w:ascii="Calibri" w:hAnsi="Calibri" w:cs="Calibri"/>
-          <w:sz w:val="36"/>
-          <w:szCs w:val="36"/>
-        </w:rPr>
-        <w:t xml:space="preserve"> problem in </w:t>
-      </w:r>
-      <w:proofErr w:type="spellStart"/>
-      <w:r>
-        <w:rPr>
-          <w:rFonts w:ascii="Calibri" w:hAnsi="Calibri" w:cs="Calibri"/>
-          <w:b/>
-          <w:bCs/>
-          <w:sz w:val="36"/>
-          <w:szCs w:val="36"/>
-        </w:rPr>
-        <w:t>Stream.listen</w:t>
-      </w:r>
-      <w:proofErr w:type="spellEnd"/>
-      <w:r>
-        <w:rPr>
-          <w:rFonts w:ascii="Calibri" w:hAnsi="Calibri" w:cs="Calibri"/>
-          <w:b/>
-          <w:bCs/>
-          <w:sz w:val="36"/>
-          <w:szCs w:val="36"/>
-        </w:rPr>
-        <w:t>()</w:t>
-      </w:r>
-      <w:r>
-        <w:rPr>
-          <w:rFonts w:ascii="Calibri" w:hAnsi="Calibri" w:cs="Calibri"/>
-          <w:sz w:val="36"/>
-          <w:szCs w:val="36"/>
-        </w:rPr>
-        <w:t>)</w:t>
-      </w:r>
-    </w:p>
-    <w:p>
-      <w:pPr>
-        <w:jc w:val="both"/>
-        <w:rPr>
-          <w:rFonts w:ascii="Calibri" w:hAnsi="Calibri" w:cs="Calibri"/>
-          <w:sz w:val="36"/>
-          <w:szCs w:val="36"/>
-        </w:rPr>
-      </w:pPr>
-    </w:p>
-    <w:p>
-      <w:pPr>
-        <w:jc w:val="both"/>
-        <w:rPr>
-          <w:rFonts w:ascii="Calibri" w:hAnsi="Calibri" w:cs="Calibri"/>
-          <w:sz w:val="36"/>
-          <w:szCs w:val="36"/>
-        </w:rPr>
-      </w:pPr>
-      <w:r>
-        <w:rPr>
-          <w:rFonts w:ascii="Calibri" w:hAnsi="Calibri" w:cs="Calibri"/>
-          <w:sz w:val="36"/>
-          <w:szCs w:val="36"/>
-        </w:rPr>
-        <w:t>Basic Usage:</w:t>
-      </w:r>
-    </w:p>
-    <w:p>
-      <w:pPr>
-        <w:jc w:val="both"/>
-        <w:rPr>
-          <w:rFonts w:ascii="Calibri" w:hAnsi="Calibri" w:cs="Calibri"/>
-          <w:sz w:val="36"/>
-          <w:szCs w:val="36"/>
-        </w:rPr>
-      </w:pPr>
-      <w:r>
-        <w:rPr>
-          <w:rFonts w:ascii="Calibri" w:hAnsi="Calibri" w:cs="Calibri"/>
-          <w:sz w:val="36"/>
-          <w:szCs w:val="36"/>
-        </w:rPr>
-        <w:t xml:space="preserve"># </w:t>
-      </w:r>
-      <w:r>
-        <w:rPr>
-          <w:rFonts w:ascii="Calibri" w:hAnsi="Calibri" w:cs="Calibri"/>
-          <w:sz w:val="36"/>
-          <w:szCs w:val="36"/>
-        </w:rPr>
-        <w:t xml:space="preserve">Here, the </w:t>
-      </w:r>
-      <w:r>
-        <w:rPr>
-          <w:rFonts w:ascii="Calibri" w:hAnsi="Calibri" w:cs="Calibri"/>
-          <w:b/>
-          <w:bCs/>
-          <w:sz w:val="36"/>
-          <w:szCs w:val="36"/>
-        </w:rPr>
-        <w:t>Future&lt;String&gt;</w:t>
-      </w:r>
-      <w:r>
-        <w:rPr>
-          <w:rFonts w:ascii="Calibri" w:hAnsi="Calibri" w:cs="Calibri"/>
-          <w:sz w:val="36"/>
-          <w:szCs w:val="36"/>
-        </w:rPr>
-        <w:t xml:space="preserve"> (</w:t>
-      </w:r>
-      <w:r>
-        <w:rPr>
-          <w:rFonts w:ascii="Calibri" w:hAnsi="Calibri" w:cs="Calibri"/>
-          <w:b/>
-          <w:bCs/>
-          <w:sz w:val="36"/>
-          <w:szCs w:val="36"/>
-        </w:rPr>
-        <w:t>future</w:t>
       </w:r>
       <w:r>
         <w:rPr>
@@ -23079,7 +24095,6 @@
           <w:sz w:val="36"/>
           <w:szCs w:val="36"/>
         </w:rPr>
-        <w:lastRenderedPageBreak/>
         <w:t xml:space="preserve"># Also check </w:t>
       </w:r>
       <w:r>
@@ -23733,6 +24748,7 @@
           <w:sz w:val="36"/>
           <w:szCs w:val="36"/>
         </w:rPr>
+        <w:lastRenderedPageBreak/>
         <w:t xml:space="preserve">    _</w:t>
       </w:r>
       <w:proofErr w:type="spellStart"/>
@@ -23949,7 +24965,6 @@
           <w:sz w:val="36"/>
           <w:szCs w:val="36"/>
         </w:rPr>
-        <w:lastRenderedPageBreak/>
         <w:t xml:space="preserve"> </w:t>
       </w:r>
       <w:proofErr w:type="spellStart"/>
@@ -24188,7 +25203,15 @@
           <w:sz w:val="36"/>
           <w:szCs w:val="36"/>
         </w:rPr>
-        <w:t xml:space="preserve"># For example, API calling in </w:t>
+        <w:t xml:space="preserve"># Solving async race conditions. </w:t>
+      </w:r>
+      <w:r>
+        <w:rPr>
+          <w:rFonts w:ascii="Calibri" w:hAnsi="Calibri" w:cs="Calibri"/>
+          <w:sz w:val="36"/>
+          <w:szCs w:val="36"/>
+        </w:rPr>
+        <w:t xml:space="preserve">For example, API calling in </w:t>
       </w:r>
       <w:proofErr w:type="spellStart"/>
       <w:r>
@@ -24218,7 +25241,33 @@
           <w:sz w:val="36"/>
           <w:szCs w:val="36"/>
         </w:rPr>
-        <w:t xml:space="preserve"> method and the Future&lt;T&gt; that started the Stream will only finish API calling is finished in another method. See dart3 streams doc for this</w:t>
+        <w:t xml:space="preserve"> method and the</w:t>
+      </w:r>
+      <w:r>
+        <w:rPr>
+          <w:rFonts w:ascii="Calibri" w:hAnsi="Calibri" w:cs="Calibri"/>
+          <w:sz w:val="36"/>
+          <w:szCs w:val="36"/>
+        </w:rPr>
+        <w:t xml:space="preserve"> </w:t>
+      </w:r>
+      <w:r>
+        <w:rPr>
+          <w:rFonts w:ascii="Calibri" w:hAnsi="Calibri" w:cs="Calibri"/>
+          <w:b/>
+          <w:bCs/>
+          <w:sz w:val="36"/>
+          <w:szCs w:val="36"/>
+        </w:rPr>
+        <w:t>Future&lt;T&gt;</w:t>
+      </w:r>
+      <w:r>
+        <w:rPr>
+          <w:rFonts w:ascii="Calibri" w:hAnsi="Calibri" w:cs="Calibri"/>
+          <w:sz w:val="36"/>
+          <w:szCs w:val="36"/>
+        </w:rPr>
+        <w:t xml:space="preserve"> that started the Stream will only finish API calling is finished in another method. See dart3 streams doc for this</w:t>
       </w:r>
     </w:p>
     <w:p>
@@ -24282,6 +25331,7 @@
           <w:sz w:val="36"/>
           <w:szCs w:val="36"/>
         </w:rPr>
+        <w:lastRenderedPageBreak/>
         <w:t xml:space="preserve"># If we directly initialize or create the </w:t>
       </w:r>
       <w:r>
@@ -24553,7 +25603,6 @@
           <w:sz w:val="36"/>
           <w:szCs w:val="36"/>
         </w:rPr>
-        <w:lastRenderedPageBreak/>
         <w:t>}</w:t>
       </w:r>
     </w:p>
@@ -25134,6 +26183,7 @@
           <w:sz w:val="36"/>
           <w:szCs w:val="36"/>
         </w:rPr>
+        <w:lastRenderedPageBreak/>
         <w:t xml:space="preserve">class </w:t>
       </w:r>
       <w:proofErr w:type="spellStart"/>
@@ -25472,7 +26522,6 @@
           <w:sz w:val="36"/>
           <w:szCs w:val="36"/>
         </w:rPr>
-        <w:lastRenderedPageBreak/>
         <w:t xml:space="preserve">  }</w:t>
       </w:r>
     </w:p>
@@ -26136,7 +27185,6 @@
           <w:sz w:val="36"/>
           <w:szCs w:val="36"/>
         </w:rPr>
-        <w:lastRenderedPageBreak/>
         <w:t>Event loop executes it</w:t>
       </w:r>
     </w:p>
@@ -26475,6 +27523,7 @@
           <w:sz w:val="36"/>
           <w:szCs w:val="36"/>
         </w:rPr>
+        <w:lastRenderedPageBreak/>
         <w:t>B) Periodic Timer:</w:t>
       </w:r>
     </w:p>
@@ -26672,7 +27721,6 @@
           <w:sz w:val="36"/>
           <w:szCs w:val="36"/>
         </w:rPr>
-        <w:lastRenderedPageBreak/>
         <w:t># Debounce means: “Wait until the user stops doing something before running a task.” Example:</w:t>
       </w:r>
     </w:p>
@@ -27068,6 +28116,7 @@
           <w:sz w:val="36"/>
           <w:szCs w:val="36"/>
         </w:rPr>
+        <w:lastRenderedPageBreak/>
         <w:t>(wait 500ms)</w:t>
       </w:r>
     </w:p>
@@ -27184,7 +28233,253 @@
           <w:sz w:val="36"/>
           <w:szCs w:val="36"/>
         </w:rPr>
-        <w:t xml:space="preserve"> that runs once after a delay. If user taps multiple times </w:t>
+        <w:t xml:space="preserve"> that runs once after a delay. If user taps multiple times instead of updating DB or calling API multiple times, we use debounce (wait until user is done then do it)</w:t>
+      </w:r>
+    </w:p>
+    <w:p>
+      <w:pPr>
+        <w:jc w:val="both"/>
+        <w:rPr>
+          <w:rFonts w:ascii="Calibri" w:hAnsi="Calibri" w:cs="Calibri"/>
+          <w:sz w:val="36"/>
+          <w:szCs w:val="36"/>
+        </w:rPr>
+      </w:pPr>
+      <w:r>
+        <w:rPr>
+          <w:rFonts w:ascii="Calibri" w:hAnsi="Calibri" w:cs="Calibri"/>
+          <w:sz w:val="36"/>
+          <w:szCs w:val="36"/>
+        </w:rPr>
+        <w:t># Instead of calling API every keystroke or user tap. We wait 500ms after they stop typing. Then call API or update DB once</w:t>
+      </w:r>
+    </w:p>
+    <w:p>
+      <w:pPr>
+        <w:jc w:val="both"/>
+        <w:rPr>
+          <w:rFonts w:ascii="Calibri" w:hAnsi="Calibri" w:cs="Calibri"/>
+          <w:sz w:val="36"/>
+          <w:szCs w:val="36"/>
+        </w:rPr>
+      </w:pPr>
+      <w:r>
+        <w:rPr>
+          <w:rFonts w:ascii="Calibri" w:hAnsi="Calibri" w:cs="Calibri"/>
+          <w:sz w:val="36"/>
+          <w:szCs w:val="36"/>
+        </w:rPr>
+        <w:t># First create an object (</w:t>
+      </w:r>
+      <w:r>
+        <w:rPr>
+          <w:rFonts w:ascii="Calibri" w:hAnsi="Calibri" w:cs="Calibri"/>
+          <w:b/>
+          <w:bCs/>
+          <w:sz w:val="36"/>
+          <w:szCs w:val="36"/>
+        </w:rPr>
+        <w:t>_debounce</w:t>
+      </w:r>
+      <w:r>
+        <w:rPr>
+          <w:rFonts w:ascii="Calibri" w:hAnsi="Calibri" w:cs="Calibri"/>
+          <w:sz w:val="36"/>
+          <w:szCs w:val="36"/>
+        </w:rPr>
+        <w:t xml:space="preserve">) of </w:t>
+      </w:r>
+      <w:r>
+        <w:rPr>
+          <w:rFonts w:ascii="Calibri" w:hAnsi="Calibri" w:cs="Calibri"/>
+          <w:b/>
+          <w:bCs/>
+          <w:sz w:val="36"/>
+          <w:szCs w:val="36"/>
+        </w:rPr>
+        <w:t>Timer</w:t>
+      </w:r>
+      <w:r>
+        <w:rPr>
+          <w:rFonts w:ascii="Calibri" w:hAnsi="Calibri" w:cs="Calibri"/>
+          <w:sz w:val="36"/>
+          <w:szCs w:val="36"/>
+        </w:rPr>
+        <w:t xml:space="preserve"> class which can be nullable</w:t>
+      </w:r>
+    </w:p>
+    <w:p>
+      <w:pPr>
+        <w:jc w:val="both"/>
+        <w:rPr>
+          <w:rFonts w:ascii="Calibri" w:hAnsi="Calibri" w:cs="Calibri"/>
+          <w:sz w:val="36"/>
+          <w:szCs w:val="36"/>
+        </w:rPr>
+      </w:pPr>
+      <w:r>
+        <w:rPr>
+          <w:rFonts w:ascii="Calibri" w:hAnsi="Calibri" w:cs="Calibri"/>
+          <w:sz w:val="36"/>
+          <w:szCs w:val="36"/>
+        </w:rPr>
+        <w:t xml:space="preserve"># Then in the method we are updating data in the </w:t>
+      </w:r>
+      <w:r>
+        <w:rPr>
+          <w:rFonts w:ascii="Calibri" w:hAnsi="Calibri" w:cs="Calibri"/>
+          <w:b/>
+          <w:bCs/>
+          <w:sz w:val="36"/>
+          <w:szCs w:val="36"/>
+        </w:rPr>
+        <w:t>List</w:t>
+      </w:r>
+      <w:r>
+        <w:rPr>
+          <w:rFonts w:ascii="Calibri" w:hAnsi="Calibri" w:cs="Calibri"/>
+          <w:sz w:val="36"/>
+          <w:szCs w:val="36"/>
+        </w:rPr>
+        <w:t xml:space="preserve"> to save in the database</w:t>
+      </w:r>
+    </w:p>
+    <w:p>
+      <w:pPr>
+        <w:jc w:val="both"/>
+        <w:rPr>
+          <w:rFonts w:ascii="Calibri" w:hAnsi="Calibri" w:cs="Calibri"/>
+          <w:sz w:val="36"/>
+          <w:szCs w:val="36"/>
+        </w:rPr>
+      </w:pPr>
+      <w:r>
+        <w:rPr>
+          <w:rFonts w:ascii="Calibri" w:hAnsi="Calibri" w:cs="Calibri"/>
+          <w:sz w:val="36"/>
+          <w:szCs w:val="36"/>
+        </w:rPr>
+        <w:t xml:space="preserve"># Make sure to cancel any previous debounce if any was running (this resets the debounce to 500 milliseconds every time user taps) </w:t>
+      </w:r>
+      <w:proofErr w:type="gramStart"/>
+      <w:r>
+        <w:rPr>
+          <w:rFonts w:ascii="Calibri" w:hAnsi="Calibri" w:cs="Calibri"/>
+          <w:sz w:val="36"/>
+          <w:szCs w:val="36"/>
+        </w:rPr>
+        <w:t>using</w:t>
+      </w:r>
+      <w:r>
+        <w:rPr>
+          <w:rFonts w:ascii="Calibri" w:hAnsi="Calibri" w:cs="Calibri"/>
+          <w:b/>
+          <w:bCs/>
+          <w:sz w:val="36"/>
+          <w:szCs w:val="36"/>
+        </w:rPr>
+        <w:t xml:space="preserve"> .cancel</w:t>
+      </w:r>
+      <w:proofErr w:type="gramEnd"/>
+      <w:r>
+        <w:rPr>
+          <w:rFonts w:ascii="Calibri" w:hAnsi="Calibri" w:cs="Calibri"/>
+          <w:b/>
+          <w:bCs/>
+          <w:sz w:val="36"/>
+          <w:szCs w:val="36"/>
+        </w:rPr>
+        <w:t>()</w:t>
+      </w:r>
+      <w:r>
+        <w:rPr>
+          <w:rFonts w:ascii="Calibri" w:hAnsi="Calibri" w:cs="Calibri"/>
+          <w:sz w:val="36"/>
+          <w:szCs w:val="36"/>
+        </w:rPr>
+        <w:t xml:space="preserve"> method</w:t>
+      </w:r>
+      <w:r>
+        <w:rPr>
+          <w:rFonts w:ascii="Calibri" w:hAnsi="Calibri" w:cs="Calibri"/>
+          <w:sz w:val="36"/>
+          <w:szCs w:val="36"/>
+        </w:rPr>
+        <w:t>. This is the heart of debounce. We are basically saying: “Forget the previous delayed call. Start fresh.” Now only the LAST user action survives.</w:t>
+      </w:r>
+    </w:p>
+    <w:p>
+      <w:pPr>
+        <w:jc w:val="both"/>
+        <w:rPr>
+          <w:rFonts w:ascii="Calibri" w:hAnsi="Calibri" w:cs="Calibri"/>
+          <w:sz w:val="36"/>
+          <w:szCs w:val="36"/>
+        </w:rPr>
+      </w:pPr>
+      <w:r>
+        <w:rPr>
+          <w:rFonts w:ascii="Calibri" w:hAnsi="Calibri" w:cs="Calibri"/>
+          <w:sz w:val="36"/>
+          <w:szCs w:val="36"/>
+        </w:rPr>
+        <w:t># Then before database update or write we are using debounce</w:t>
+      </w:r>
+      <w:r>
+        <w:rPr>
+          <w:rFonts w:ascii="Calibri" w:hAnsi="Calibri" w:cs="Calibri"/>
+          <w:sz w:val="36"/>
+          <w:szCs w:val="36"/>
+        </w:rPr>
+        <w:t xml:space="preserve">. </w:t>
+      </w:r>
+      <w:proofErr w:type="gramStart"/>
+      <w:r>
+        <w:rPr>
+          <w:rFonts w:ascii="Calibri" w:hAnsi="Calibri" w:cs="Calibri"/>
+          <w:b/>
+          <w:bCs/>
+          <w:sz w:val="36"/>
+          <w:szCs w:val="36"/>
+        </w:rPr>
+        <w:t>Timer(</w:t>
+      </w:r>
+      <w:proofErr w:type="gramEnd"/>
+      <w:r>
+        <w:rPr>
+          <w:rFonts w:ascii="Calibri" w:hAnsi="Calibri" w:cs="Calibri"/>
+          <w:b/>
+          <w:bCs/>
+          <w:sz w:val="36"/>
+          <w:szCs w:val="36"/>
+        </w:rPr>
+        <w:t>…)</w:t>
+      </w:r>
+      <w:r>
+        <w:rPr>
+          <w:rFonts w:ascii="Calibri" w:hAnsi="Calibri" w:cs="Calibri"/>
+          <w:sz w:val="36"/>
+          <w:szCs w:val="36"/>
+        </w:rPr>
+        <w:t xml:space="preserve"> takes a </w:t>
+      </w:r>
+      <w:r>
+        <w:rPr>
+          <w:rFonts w:ascii="Calibri" w:hAnsi="Calibri" w:cs="Calibri"/>
+          <w:b/>
+          <w:bCs/>
+          <w:sz w:val="36"/>
+          <w:szCs w:val="36"/>
+        </w:rPr>
+        <w:t>Duration(…)</w:t>
+      </w:r>
+      <w:r>
+        <w:rPr>
+          <w:rFonts w:ascii="Calibri" w:hAnsi="Calibri" w:cs="Calibri"/>
+          <w:sz w:val="36"/>
+          <w:szCs w:val="36"/>
+        </w:rPr>
+        <w:t xml:space="preserve"> to run the code or </w:t>
       </w:r>
       <w:r>
         <w:rPr>
@@ -27193,253 +28488,7 @@
           <w:szCs w:val="36"/>
         </w:rPr>
         <w:lastRenderedPageBreak/>
-        <w:t>instead of updating DB or calling API multiple times, we use debounce (wait until user is done then do it)</w:t>
-      </w:r>
-    </w:p>
-    <w:p>
-      <w:pPr>
-        <w:jc w:val="both"/>
-        <w:rPr>
-          <w:rFonts w:ascii="Calibri" w:hAnsi="Calibri" w:cs="Calibri"/>
-          <w:sz w:val="36"/>
-          <w:szCs w:val="36"/>
-        </w:rPr>
-      </w:pPr>
-      <w:r>
-        <w:rPr>
-          <w:rFonts w:ascii="Calibri" w:hAnsi="Calibri" w:cs="Calibri"/>
-          <w:sz w:val="36"/>
-          <w:szCs w:val="36"/>
-        </w:rPr>
-        <w:t># Instead of calling API every keystroke or user tap. We wait 500ms after they stop typing. Then call API or update DB once</w:t>
-      </w:r>
-    </w:p>
-    <w:p>
-      <w:pPr>
-        <w:jc w:val="both"/>
-        <w:rPr>
-          <w:rFonts w:ascii="Calibri" w:hAnsi="Calibri" w:cs="Calibri"/>
-          <w:sz w:val="36"/>
-          <w:szCs w:val="36"/>
-        </w:rPr>
-      </w:pPr>
-      <w:r>
-        <w:rPr>
-          <w:rFonts w:ascii="Calibri" w:hAnsi="Calibri" w:cs="Calibri"/>
-          <w:sz w:val="36"/>
-          <w:szCs w:val="36"/>
-        </w:rPr>
-        <w:t># First create an object (</w:t>
-      </w:r>
-      <w:r>
-        <w:rPr>
-          <w:rFonts w:ascii="Calibri" w:hAnsi="Calibri" w:cs="Calibri"/>
-          <w:b/>
-          <w:bCs/>
-          <w:sz w:val="36"/>
-          <w:szCs w:val="36"/>
-        </w:rPr>
-        <w:t>_debounce</w:t>
-      </w:r>
-      <w:r>
-        <w:rPr>
-          <w:rFonts w:ascii="Calibri" w:hAnsi="Calibri" w:cs="Calibri"/>
-          <w:sz w:val="36"/>
-          <w:szCs w:val="36"/>
-        </w:rPr>
-        <w:t xml:space="preserve">) of </w:t>
-      </w:r>
-      <w:r>
-        <w:rPr>
-          <w:rFonts w:ascii="Calibri" w:hAnsi="Calibri" w:cs="Calibri"/>
-          <w:b/>
-          <w:bCs/>
-          <w:sz w:val="36"/>
-          <w:szCs w:val="36"/>
-        </w:rPr>
-        <w:t>Timer</w:t>
-      </w:r>
-      <w:r>
-        <w:rPr>
-          <w:rFonts w:ascii="Calibri" w:hAnsi="Calibri" w:cs="Calibri"/>
-          <w:sz w:val="36"/>
-          <w:szCs w:val="36"/>
-        </w:rPr>
-        <w:t xml:space="preserve"> class which can be nullable</w:t>
-      </w:r>
-    </w:p>
-    <w:p>
-      <w:pPr>
-        <w:jc w:val="both"/>
-        <w:rPr>
-          <w:rFonts w:ascii="Calibri" w:hAnsi="Calibri" w:cs="Calibri"/>
-          <w:sz w:val="36"/>
-          <w:szCs w:val="36"/>
-        </w:rPr>
-      </w:pPr>
-      <w:r>
-        <w:rPr>
-          <w:rFonts w:ascii="Calibri" w:hAnsi="Calibri" w:cs="Calibri"/>
-          <w:sz w:val="36"/>
-          <w:szCs w:val="36"/>
-        </w:rPr>
-        <w:t xml:space="preserve"># Then in the method we are updating data in the </w:t>
-      </w:r>
-      <w:r>
-        <w:rPr>
-          <w:rFonts w:ascii="Calibri" w:hAnsi="Calibri" w:cs="Calibri"/>
-          <w:b/>
-          <w:bCs/>
-          <w:sz w:val="36"/>
-          <w:szCs w:val="36"/>
-        </w:rPr>
-        <w:t>List</w:t>
-      </w:r>
-      <w:r>
-        <w:rPr>
-          <w:rFonts w:ascii="Calibri" w:hAnsi="Calibri" w:cs="Calibri"/>
-          <w:sz w:val="36"/>
-          <w:szCs w:val="36"/>
-        </w:rPr>
-        <w:t xml:space="preserve"> to save in the database</w:t>
-      </w:r>
-    </w:p>
-    <w:p>
-      <w:pPr>
-        <w:jc w:val="both"/>
-        <w:rPr>
-          <w:rFonts w:ascii="Calibri" w:hAnsi="Calibri" w:cs="Calibri"/>
-          <w:sz w:val="36"/>
-          <w:szCs w:val="36"/>
-        </w:rPr>
-      </w:pPr>
-      <w:r>
-        <w:rPr>
-          <w:rFonts w:ascii="Calibri" w:hAnsi="Calibri" w:cs="Calibri"/>
-          <w:sz w:val="36"/>
-          <w:szCs w:val="36"/>
-        </w:rPr>
-        <w:t xml:space="preserve"># Make sure to cancel any previous debounce if any was running (this resets the debounce to 500 milliseconds every time user taps) </w:t>
-      </w:r>
-      <w:proofErr w:type="gramStart"/>
-      <w:r>
-        <w:rPr>
-          <w:rFonts w:ascii="Calibri" w:hAnsi="Calibri" w:cs="Calibri"/>
-          <w:sz w:val="36"/>
-          <w:szCs w:val="36"/>
-        </w:rPr>
-        <w:t>using</w:t>
-      </w:r>
-      <w:r>
-        <w:rPr>
-          <w:rFonts w:ascii="Calibri" w:hAnsi="Calibri" w:cs="Calibri"/>
-          <w:b/>
-          <w:bCs/>
-          <w:sz w:val="36"/>
-          <w:szCs w:val="36"/>
-        </w:rPr>
-        <w:t xml:space="preserve"> .cancel</w:t>
-      </w:r>
-      <w:proofErr w:type="gramEnd"/>
-      <w:r>
-        <w:rPr>
-          <w:rFonts w:ascii="Calibri" w:hAnsi="Calibri" w:cs="Calibri"/>
-          <w:b/>
-          <w:bCs/>
-          <w:sz w:val="36"/>
-          <w:szCs w:val="36"/>
-        </w:rPr>
-        <w:t>()</w:t>
-      </w:r>
-      <w:r>
-        <w:rPr>
-          <w:rFonts w:ascii="Calibri" w:hAnsi="Calibri" w:cs="Calibri"/>
-          <w:sz w:val="36"/>
-          <w:szCs w:val="36"/>
-        </w:rPr>
-        <w:t xml:space="preserve"> method</w:t>
-      </w:r>
-      <w:r>
-        <w:rPr>
-          <w:rFonts w:ascii="Calibri" w:hAnsi="Calibri" w:cs="Calibri"/>
-          <w:sz w:val="36"/>
-          <w:szCs w:val="36"/>
-        </w:rPr>
-        <w:t>. This is the heart of debounce. We are basically saying: “Forget the previous delayed call. Start fresh.” Now only the LAST user action survives.</w:t>
-      </w:r>
-    </w:p>
-    <w:p>
-      <w:pPr>
-        <w:jc w:val="both"/>
-        <w:rPr>
-          <w:rFonts w:ascii="Calibri" w:hAnsi="Calibri" w:cs="Calibri"/>
-          <w:sz w:val="36"/>
-          <w:szCs w:val="36"/>
-        </w:rPr>
-      </w:pPr>
-      <w:r>
-        <w:rPr>
-          <w:rFonts w:ascii="Calibri" w:hAnsi="Calibri" w:cs="Calibri"/>
-          <w:sz w:val="36"/>
-          <w:szCs w:val="36"/>
-        </w:rPr>
-        <w:t># Then before database update or write we are using debounce</w:t>
-      </w:r>
-      <w:r>
-        <w:rPr>
-          <w:rFonts w:ascii="Calibri" w:hAnsi="Calibri" w:cs="Calibri"/>
-          <w:sz w:val="36"/>
-          <w:szCs w:val="36"/>
-        </w:rPr>
-        <w:t xml:space="preserve">. </w:t>
-      </w:r>
-      <w:proofErr w:type="gramStart"/>
-      <w:r>
-        <w:rPr>
-          <w:rFonts w:ascii="Calibri" w:hAnsi="Calibri" w:cs="Calibri"/>
-          <w:b/>
-          <w:bCs/>
-          <w:sz w:val="36"/>
-          <w:szCs w:val="36"/>
-        </w:rPr>
-        <w:t>Timer(</w:t>
-      </w:r>
-      <w:proofErr w:type="gramEnd"/>
-      <w:r>
-        <w:rPr>
-          <w:rFonts w:ascii="Calibri" w:hAnsi="Calibri" w:cs="Calibri"/>
-          <w:b/>
-          <w:bCs/>
-          <w:sz w:val="36"/>
-          <w:szCs w:val="36"/>
-        </w:rPr>
-        <w:t>…)</w:t>
-      </w:r>
-      <w:r>
-        <w:rPr>
-          <w:rFonts w:ascii="Calibri" w:hAnsi="Calibri" w:cs="Calibri"/>
-          <w:sz w:val="36"/>
-          <w:szCs w:val="36"/>
-        </w:rPr>
-        <w:t xml:space="preserve"> takes a </w:t>
-      </w:r>
-      <w:r>
-        <w:rPr>
-          <w:rFonts w:ascii="Calibri" w:hAnsi="Calibri" w:cs="Calibri"/>
-          <w:b/>
-          <w:bCs/>
-          <w:sz w:val="36"/>
-          <w:szCs w:val="36"/>
-        </w:rPr>
-        <w:t>Duration(…)</w:t>
-      </w:r>
-      <w:r>
-        <w:rPr>
-          <w:rFonts w:ascii="Calibri" w:hAnsi="Calibri" w:cs="Calibri"/>
-          <w:sz w:val="36"/>
-          <w:szCs w:val="36"/>
-        </w:rPr>
-        <w:t xml:space="preserve"> to run the code or logic after that specified time or delay (like after 500 milliseconds do this)</w:t>
+        <w:t>logic after that specified time or delay (like after 500 milliseconds do this)</w:t>
       </w:r>
     </w:p>
     <w:p>
@@ -27657,7 +28706,6 @@
           <w:sz w:val="36"/>
           <w:szCs w:val="36"/>
         </w:rPr>
-        <w:lastRenderedPageBreak/>
         <w:t xml:space="preserve">    </w:t>
       </w:r>
       <w:proofErr w:type="spellStart"/>
@@ -28079,6 +29127,7 @@
           <w:sz w:val="36"/>
           <w:szCs w:val="36"/>
         </w:rPr>
+        <w:lastRenderedPageBreak/>
         <w:t xml:space="preserve"># This means, every 1 second, run this callback (second parameter of </w:t>
       </w:r>
       <w:proofErr w:type="gramStart"/>
@@ -28232,7 +29281,6 @@
           <w:sz w:val="36"/>
           <w:szCs w:val="36"/>
         </w:rPr>
-        <w:lastRenderedPageBreak/>
         <w:t># First create an object</w:t>
       </w:r>
       <w:r>
@@ -28790,6 +29838,7 @@
           <w:sz w:val="36"/>
           <w:szCs w:val="36"/>
         </w:rPr>
+        <w:lastRenderedPageBreak/>
         <w:t>Controllers</w:t>
       </w:r>
     </w:p>
@@ -28970,16 +30019,7 @@
           <w:sz w:val="36"/>
           <w:szCs w:val="36"/>
         </w:rPr>
-        <w:t xml:space="preserve"> </w:t>
-      </w:r>
-      <w:r>
-        <w:rPr>
-          <w:rFonts w:ascii="Calibri" w:hAnsi="Calibri" w:cs="Calibri"/>
-          <w:sz w:val="36"/>
-          <w:szCs w:val="36"/>
-        </w:rPr>
-        <w:lastRenderedPageBreak/>
-        <w:t xml:space="preserve">in that screen using </w:t>
+        <w:t xml:space="preserve"> in that screen using </w:t>
       </w:r>
       <w:proofErr w:type="spellStart"/>
       <w:r>
@@ -29753,6 +30793,7 @@
           <w:sz w:val="36"/>
           <w:szCs w:val="36"/>
         </w:rPr>
+        <w:lastRenderedPageBreak/>
         <w:t xml:space="preserve">        _</w:t>
       </w:r>
       <w:proofErr w:type="spellStart"/>
@@ -29934,7 +30975,6 @@
           <w:sz w:val="36"/>
           <w:szCs w:val="36"/>
         </w:rPr>
-        <w:lastRenderedPageBreak/>
         <w:t xml:space="preserve">void </w:t>
       </w:r>
       <w:proofErr w:type="spellStart"/>
@@ -30454,7 +31494,6 @@
           <w:sz w:val="36"/>
           <w:szCs w:val="36"/>
         </w:rPr>
-        <w:lastRenderedPageBreak/>
         <w:t># Now our code is clean and scalable. This is how experienced developers write it.</w:t>
       </w:r>
       <w:r>
@@ -31098,6 +32137,7 @@
           <w:sz w:val="36"/>
           <w:szCs w:val="36"/>
         </w:rPr>
+        <w:lastRenderedPageBreak/>
         <w:t>final _</w:t>
       </w:r>
       <w:proofErr w:type="spellStart"/>
@@ -31305,7 +32345,6 @@
           <w:sz w:val="36"/>
           <w:szCs w:val="36"/>
         </w:rPr>
-        <w:lastRenderedPageBreak/>
         <w:t xml:space="preserve">    </w:t>
       </w:r>
       <w:proofErr w:type="spellStart"/>
@@ -31796,6 +32835,7 @@
                 <w:sz w:val="36"/>
                 <w:szCs w:val="36"/>
               </w:rPr>
+              <w:lastRenderedPageBreak/>
               <w:t>Feature</w:t>
             </w:r>
           </w:p>
@@ -32044,7 +33084,6 @@
                 <w:sz w:val="36"/>
                 <w:szCs w:val="36"/>
               </w:rPr>
-              <w:lastRenderedPageBreak/>
               <w:t>Debounce</w:t>
             </w:r>
           </w:p>
@@ -32996,6 +34035,7 @@
           <w:sz w:val="36"/>
           <w:szCs w:val="36"/>
         </w:rPr>
+        <w:lastRenderedPageBreak/>
         <w:t xml:space="preserve">      body: </w:t>
       </w:r>
       <w:proofErr w:type="gramStart"/>
@@ -33094,7 +34134,6 @@
           <w:sz w:val="36"/>
           <w:szCs w:val="36"/>
         </w:rPr>
-        <w:lastRenderedPageBreak/>
         <w:t xml:space="preserve">            padding: const </w:t>
       </w:r>
       <w:proofErr w:type="spellStart"/>
@@ -33886,6 +34925,7 @@
           <w:sz w:val="36"/>
           <w:szCs w:val="36"/>
         </w:rPr>
+        <w:lastRenderedPageBreak/>
         <w:t xml:space="preserve">                  return const </w:t>
       </w:r>
       <w:proofErr w:type="gramStart"/>
@@ -34006,7 +35046,6 @@
           <w:sz w:val="36"/>
           <w:szCs w:val="36"/>
         </w:rPr>
-        <w:lastRenderedPageBreak/>
         <w:t xml:space="preserve">                  </w:t>
       </w:r>
       <w:proofErr w:type="spellStart"/>
@@ -34535,6 +35574,7 @@
           <w:sz w:val="36"/>
           <w:szCs w:val="36"/>
         </w:rPr>
+        <w:lastRenderedPageBreak/>
         <w:t xml:space="preserve"># True Reactive Debounce </w:t>
       </w:r>
       <w:r>
@@ -34615,7 +35655,6 @@
           <w:sz w:val="36"/>
           <w:szCs w:val="36"/>
         </w:rPr>
-        <w:lastRenderedPageBreak/>
         <w:t>rxdart</w:t>
       </w:r>
       <w:proofErr w:type="spellEnd"/>
@@ -35202,16 +36241,6 @@
         <w:jc w:val="both"/>
         <w:rPr>
           <w:rFonts w:ascii="Calibri" w:hAnsi="Calibri" w:cs="Calibri"/>
-          <w:sz w:val="36"/>
-          <w:szCs w:val="36"/>
-        </w:rPr>
-      </w:pPr>
-    </w:p>
-    <w:p>
-      <w:pPr>
-        <w:jc w:val="both"/>
-        <w:rPr>
-          <w:rFonts w:ascii="Calibri" w:hAnsi="Calibri" w:cs="Calibri"/>
           <w:b/>
           <w:bCs/>
           <w:sz w:val="36"/>
@@ -35284,7 +36313,6 @@
           <w:sz w:val="36"/>
           <w:szCs w:val="36"/>
         </w:rPr>
-        <w:lastRenderedPageBreak/>
         <w:t>#</w:t>
       </w:r>
       <w:r>
@@ -36217,6 +37245,7 @@
           <w:sz w:val="32"/>
           <w:szCs w:val="32"/>
         </w:rPr>
+        <w:lastRenderedPageBreak/>
         <w:t xml:space="preserve">│       </w:t>
       </w:r>
       <w:r>
@@ -36301,7 +37330,6 @@
           <w:sz w:val="32"/>
           <w:szCs w:val="32"/>
         </w:rPr>
-        <w:lastRenderedPageBreak/>
         <w:t>├</w:t>
       </w:r>
       <w:r>
@@ -37068,7 +38096,16 @@
           <w:sz w:val="36"/>
           <w:szCs w:val="36"/>
         </w:rPr>
-        <w:t xml:space="preserve"> Call me back when the result is ready. Meanwhile, continue with other work”.</w:t>
+        <w:t xml:space="preserve"> Call me back when the result is ready. Meanwhile, continue with other </w:t>
+      </w:r>
+      <w:r>
+        <w:rPr>
+          <w:rFonts w:ascii="Calibri" w:hAnsi="Calibri" w:cs="Calibri"/>
+          <w:sz w:val="36"/>
+          <w:szCs w:val="36"/>
+        </w:rPr>
+        <w:lastRenderedPageBreak/>
+        <w:t>work”.</w:t>
       </w:r>
       <w:r>
         <w:rPr>
@@ -37142,7 +38179,6 @@
           <w:sz w:val="36"/>
           <w:szCs w:val="36"/>
         </w:rPr>
-        <w:lastRenderedPageBreak/>
         <w:t xml:space="preserve"># The </w:t>
       </w:r>
       <w:r>
@@ -37974,6 +39010,7 @@
           <w:sz w:val="36"/>
           <w:szCs w:val="36"/>
         </w:rPr>
+        <w:lastRenderedPageBreak/>
         <w:t>End</w:t>
       </w:r>
     </w:p>
@@ -38018,7 +39055,6 @@
           <w:sz w:val="36"/>
           <w:szCs w:val="36"/>
         </w:rPr>
-        <w:lastRenderedPageBreak/>
         <w:t>User</w:t>
       </w:r>
     </w:p>
@@ -38174,7 +39210,25 @@
           <w:sz w:val="36"/>
           <w:szCs w:val="36"/>
         </w:rPr>
-        <w:t>The Call Stack is not a to-do list but its “The chain of functions</w:t>
+        <w:t>The</w:t>
+      </w:r>
+      <w:r>
+        <w:rPr>
+          <w:rFonts w:ascii="Calibri" w:hAnsi="Calibri" w:cs="Calibri"/>
+          <w:b/>
+          <w:bCs/>
+          <w:sz w:val="36"/>
+          <w:szCs w:val="36"/>
+        </w:rPr>
+        <w:t xml:space="preserve"> Call Stack</w:t>
+      </w:r>
+      <w:r>
+        <w:rPr>
+          <w:rFonts w:ascii="Calibri" w:hAnsi="Calibri" w:cs="Calibri"/>
+          <w:sz w:val="36"/>
+          <w:szCs w:val="36"/>
+        </w:rPr>
+        <w:t xml:space="preserve"> is not a to-do list but its “The chain of functions</w:t>
       </w:r>
       <w:r>
         <w:rPr>
@@ -38291,6 +39345,7 @@
           <w:sz w:val="32"/>
           <w:szCs w:val="32"/>
         </w:rPr>
+        <w:lastRenderedPageBreak/>
         <w:t>┌──────┐</w:t>
       </w:r>
     </w:p>
@@ -38370,7 +39425,6 @@
           <w:sz w:val="36"/>
           <w:szCs w:val="36"/>
         </w:rPr>
-        <w:lastRenderedPageBreak/>
         <w:t xml:space="preserve">Step-2, </w:t>
       </w:r>
       <w:proofErr w:type="gramStart"/>
@@ -38499,7 +39553,25 @@
           <w:sz w:val="36"/>
           <w:szCs w:val="36"/>
         </w:rPr>
-        <w:t>. So, Call Stack now:</w:t>
+        <w:t xml:space="preserve">. So, </w:t>
+      </w:r>
+      <w:r>
+        <w:rPr>
+          <w:rFonts w:ascii="Calibri" w:hAnsi="Calibri" w:cs="Calibri"/>
+          <w:b/>
+          <w:bCs/>
+          <w:sz w:val="36"/>
+          <w:szCs w:val="36"/>
+        </w:rPr>
+        <w:t>Call Stack</w:t>
+      </w:r>
+      <w:r>
+        <w:rPr>
+          <w:rFonts w:ascii="Calibri" w:hAnsi="Calibri" w:cs="Calibri"/>
+          <w:sz w:val="36"/>
+          <w:szCs w:val="36"/>
+        </w:rPr>
+        <w:t xml:space="preserve"> now:</w:t>
       </w:r>
     </w:p>
     <w:p>
@@ -39209,6 +40281,7 @@
           <w:sz w:val="32"/>
           <w:szCs w:val="32"/>
         </w:rPr>
+        <w:lastRenderedPageBreak/>
         <w:t>├</w:t>
       </w:r>
       <w:r>
@@ -39296,7 +40369,6 @@
           <w:sz w:val="36"/>
           <w:szCs w:val="36"/>
         </w:rPr>
-        <w:lastRenderedPageBreak/>
         <w:t>Step-5,</w:t>
       </w:r>
       <w:r>
@@ -39738,7 +40810,25 @@
           <w:sz w:val="36"/>
           <w:szCs w:val="36"/>
         </w:rPr>
-        <w:t>Before main can continue,</w:t>
+        <w:t xml:space="preserve">Before </w:t>
+      </w:r>
+      <w:r>
+        <w:rPr>
+          <w:rFonts w:ascii="Calibri" w:hAnsi="Calibri" w:cs="Calibri"/>
+          <w:b/>
+          <w:bCs/>
+          <w:sz w:val="36"/>
+          <w:szCs w:val="36"/>
+        </w:rPr>
+        <w:t>main</w:t>
+      </w:r>
+      <w:r>
+        <w:rPr>
+          <w:rFonts w:ascii="Calibri" w:hAnsi="Calibri" w:cs="Calibri"/>
+          <w:sz w:val="36"/>
+          <w:szCs w:val="36"/>
+        </w:rPr>
+        <w:t xml:space="preserve"> can continue,</w:t>
       </w:r>
       <w:r>
         <w:rPr>
@@ -39922,6 +41012,7 @@
           <w:sz w:val="36"/>
           <w:szCs w:val="36"/>
         </w:rPr>
+        <w:lastRenderedPageBreak/>
         <w:t xml:space="preserve"># Something special happens. Before </w:t>
       </w:r>
       <w:r>
@@ -40028,7 +41119,6 @@
           <w:sz w:val="32"/>
           <w:szCs w:val="32"/>
         </w:rPr>
-        <w:lastRenderedPageBreak/>
         <w:t>├</w:t>
       </w:r>
       <w:r>
@@ -40750,6 +41840,7 @@
           <w:sz w:val="32"/>
           <w:szCs w:val="32"/>
         </w:rPr>
+        <w:lastRenderedPageBreak/>
         <w:t xml:space="preserve">      ↓</w:t>
       </w:r>
     </w:p>
@@ -40802,7 +41893,6 @@
           <w:sz w:val="36"/>
           <w:szCs w:val="36"/>
         </w:rPr>
-        <w:lastRenderedPageBreak/>
         <w:t># The runtime pushes the continuation Callback</w:t>
       </w:r>
       <w:r>
@@ -41051,16 +42141,6 @@
         </w:rPr>
         <w:t xml:space="preserve"> just marks it.</w:t>
       </w:r>
-    </w:p>
-    <w:p>
-      <w:pPr>
-        <w:jc w:val="both"/>
-        <w:rPr>
-          <w:rFonts w:ascii="Calibri" w:hAnsi="Calibri" w:cs="Calibri"/>
-          <w:sz w:val="36"/>
-          <w:szCs w:val="36"/>
-        </w:rPr>
-      </w:pPr>
     </w:p>
     <w:p>
       <w:pPr>
@@ -41962,7 +43042,27 @@
           <w:sz w:val="32"/>
           <w:szCs w:val="32"/>
         </w:rPr>
-        <w:t xml:space="preserve">      │</w:t>
+        <w:t xml:space="preserve">    </w:t>
+      </w:r>
+      <w:r>
+        <w:rPr>
+          <w:rFonts w:ascii="Calibri" w:hAnsi="Calibri" w:cs="Calibri"/>
+          <w:b/>
+          <w:bCs/>
+          <w:sz w:val="32"/>
+          <w:szCs w:val="32"/>
+        </w:rPr>
+        <w:t xml:space="preserve"> </w:t>
+      </w:r>
+      <w:r>
+        <w:rPr>
+          <w:rFonts w:ascii="Calibri" w:hAnsi="Calibri" w:cs="Calibri"/>
+          <w:b/>
+          <w:bCs/>
+          <w:sz w:val="32"/>
+          <w:szCs w:val="32"/>
+        </w:rPr>
+        <w:t xml:space="preserve">  │</w:t>
       </w:r>
     </w:p>
     <w:p>
@@ -42038,7 +43138,27 @@
           <w:sz w:val="32"/>
           <w:szCs w:val="32"/>
         </w:rPr>
-        <w:t xml:space="preserve">      │</w:t>
+        <w:t xml:space="preserve">     </w:t>
+      </w:r>
+      <w:r>
+        <w:rPr>
+          <w:rFonts w:ascii="Calibri" w:hAnsi="Calibri" w:cs="Calibri"/>
+          <w:b/>
+          <w:bCs/>
+          <w:sz w:val="32"/>
+          <w:szCs w:val="32"/>
+        </w:rPr>
+        <w:t xml:space="preserve"> </w:t>
+      </w:r>
+      <w:r>
+        <w:rPr>
+          <w:rFonts w:ascii="Calibri" w:hAnsi="Calibri" w:cs="Calibri"/>
+          <w:b/>
+          <w:bCs/>
+          <w:sz w:val="32"/>
+          <w:szCs w:val="32"/>
+        </w:rPr>
+        <w:t xml:space="preserve"> │</w:t>
       </w:r>
     </w:p>
     <w:p>
@@ -42115,7 +43235,27 @@
           <w:sz w:val="32"/>
           <w:szCs w:val="32"/>
         </w:rPr>
-        <w:t xml:space="preserve">      │</w:t>
+        <w:t xml:space="preserve">    </w:t>
+      </w:r>
+      <w:r>
+        <w:rPr>
+          <w:rFonts w:ascii="Calibri" w:hAnsi="Calibri" w:cs="Calibri"/>
+          <w:b/>
+          <w:bCs/>
+          <w:sz w:val="32"/>
+          <w:szCs w:val="32"/>
+        </w:rPr>
+        <w:t xml:space="preserve"> </w:t>
+      </w:r>
+      <w:r>
+        <w:rPr>
+          <w:rFonts w:ascii="Calibri" w:hAnsi="Calibri" w:cs="Calibri"/>
+          <w:b/>
+          <w:bCs/>
+          <w:sz w:val="32"/>
+          <w:szCs w:val="32"/>
+        </w:rPr>
+        <w:t xml:space="preserve">  │</w:t>
       </w:r>
     </w:p>
     <w:p>
@@ -42257,7 +43397,27 @@
           <w:sz w:val="32"/>
           <w:szCs w:val="32"/>
         </w:rPr>
-        <w:t xml:space="preserve">      │</w:t>
+        <w:t xml:space="preserve">    </w:t>
+      </w:r>
+      <w:r>
+        <w:rPr>
+          <w:rFonts w:ascii="Calibri" w:hAnsi="Calibri" w:cs="Calibri"/>
+          <w:b/>
+          <w:bCs/>
+          <w:sz w:val="32"/>
+          <w:szCs w:val="32"/>
+        </w:rPr>
+        <w:t xml:space="preserve"> </w:t>
+      </w:r>
+      <w:r>
+        <w:rPr>
+          <w:rFonts w:ascii="Calibri" w:hAnsi="Calibri" w:cs="Calibri"/>
+          <w:b/>
+          <w:bCs/>
+          <w:sz w:val="32"/>
+          <w:szCs w:val="32"/>
+        </w:rPr>
+        <w:t xml:space="preserve">  │</w:t>
       </w:r>
     </w:p>
     <w:p>
@@ -42461,7 +43621,27 @@
           <w:sz w:val="32"/>
           <w:szCs w:val="32"/>
         </w:rPr>
-        <w:t xml:space="preserve">      │</w:t>
+        <w:t xml:space="preserve">     </w:t>
+      </w:r>
+      <w:r>
+        <w:rPr>
+          <w:rFonts w:ascii="Calibri" w:hAnsi="Calibri" w:cs="Calibri"/>
+          <w:b/>
+          <w:bCs/>
+          <w:sz w:val="32"/>
+          <w:szCs w:val="32"/>
+        </w:rPr>
+        <w:t xml:space="preserve"> </w:t>
+      </w:r>
+      <w:r>
+        <w:rPr>
+          <w:rFonts w:ascii="Calibri" w:hAnsi="Calibri" w:cs="Calibri"/>
+          <w:b/>
+          <w:bCs/>
+          <w:sz w:val="32"/>
+          <w:szCs w:val="32"/>
+        </w:rPr>
+        <w:t xml:space="preserve"> │</w:t>
       </w:r>
     </w:p>
     <w:p>
@@ -45100,6 +46280,16 @@
           <w:szCs w:val="36"/>
         </w:rPr>
       </w:pPr>
+    </w:p>
+    <w:p>
+      <w:pPr>
+        <w:jc w:val="both"/>
+        <w:rPr>
+          <w:rFonts w:ascii="Calibri" w:hAnsi="Calibri" w:cs="Calibri"/>
+          <w:sz w:val="36"/>
+          <w:szCs w:val="36"/>
+        </w:rPr>
+      </w:pPr>
       <w:r>
         <w:rPr>
           <w:rFonts w:ascii="Calibri" w:hAnsi="Calibri" w:cs="Calibri"/>
@@ -45232,6 +46422,7 @@
           <w:sz w:val="32"/>
           <w:szCs w:val="32"/>
         </w:rPr>
+        <w:lastRenderedPageBreak/>
         <w:t xml:space="preserve"> </w:t>
       </w:r>
       <w:r>
@@ -45274,7 +46465,6 @@
           <w:sz w:val="32"/>
           <w:szCs w:val="32"/>
         </w:rPr>
-        <w:lastRenderedPageBreak/>
         <w:t xml:space="preserve"> └─ Async Tasks</w:t>
       </w:r>
     </w:p>
@@ -46146,6 +47336,7 @@
                 <w:sz w:val="36"/>
                 <w:szCs w:val="36"/>
               </w:rPr>
+              <w:lastRenderedPageBreak/>
               <w:t>Machine learning inference,</w:t>
             </w:r>
           </w:p>
@@ -46165,7 +47356,6 @@
                 <w:sz w:val="36"/>
                 <w:szCs w:val="36"/>
               </w:rPr>
-              <w:lastRenderedPageBreak/>
               <w:t>Anything CPU-heavy</w:t>
             </w:r>
           </w:p>
@@ -48148,9 +49338,9 @@
     </w:lvl>
   </w:abstractNum>
   <w:abstractNum w:abstractNumId="15" w15:restartNumberingAfterBreak="0">
-    <w:nsid w:val="2F9D4529"/>
+    <w:nsid w:val="281A18DF"/>
     <w:multiLevelType w:val="hybridMultilevel"/>
-    <w:tmpl w:val="118C8E50"/>
+    <w:tmpl w:val="9F9A422A"/>
     <w:lvl w:ilvl="0" w:tplc="04090001">
       <w:start w:val="1"/>
       <w:numFmt w:val="bullet"/>
@@ -48261,9 +49451,9 @@
     </w:lvl>
   </w:abstractNum>
   <w:abstractNum w:abstractNumId="16" w15:restartNumberingAfterBreak="0">
-    <w:nsid w:val="30E62940"/>
+    <w:nsid w:val="2F9D4529"/>
     <w:multiLevelType w:val="hybridMultilevel"/>
-    <w:tmpl w:val="933CDA5E"/>
+    <w:tmpl w:val="118C8E50"/>
     <w:lvl w:ilvl="0" w:tplc="04090001">
       <w:start w:val="1"/>
       <w:numFmt w:val="bullet"/>
@@ -48374,9 +49564,9 @@
     </w:lvl>
   </w:abstractNum>
   <w:abstractNum w:abstractNumId="17" w15:restartNumberingAfterBreak="0">
-    <w:nsid w:val="36867164"/>
+    <w:nsid w:val="30E62940"/>
     <w:multiLevelType w:val="hybridMultilevel"/>
-    <w:tmpl w:val="AB440532"/>
+    <w:tmpl w:val="933CDA5E"/>
     <w:lvl w:ilvl="0" w:tplc="04090001">
       <w:start w:val="1"/>
       <w:numFmt w:val="bullet"/>
@@ -48487,9 +49677,9 @@
     </w:lvl>
   </w:abstractNum>
   <w:abstractNum w:abstractNumId="18" w15:restartNumberingAfterBreak="0">
-    <w:nsid w:val="39BD4AA8"/>
+    <w:nsid w:val="36867164"/>
     <w:multiLevelType w:val="hybridMultilevel"/>
-    <w:tmpl w:val="CD2A5950"/>
+    <w:tmpl w:val="AB440532"/>
     <w:lvl w:ilvl="0" w:tplc="04090001">
       <w:start w:val="1"/>
       <w:numFmt w:val="bullet"/>
@@ -48600,9 +49790,9 @@
     </w:lvl>
   </w:abstractNum>
   <w:abstractNum w:abstractNumId="19" w15:restartNumberingAfterBreak="0">
-    <w:nsid w:val="3B6B3E69"/>
+    <w:nsid w:val="39BD4AA8"/>
     <w:multiLevelType w:val="hybridMultilevel"/>
-    <w:tmpl w:val="FA1CC43E"/>
+    <w:tmpl w:val="CD2A5950"/>
     <w:lvl w:ilvl="0" w:tplc="04090001">
       <w:start w:val="1"/>
       <w:numFmt w:val="bullet"/>
@@ -48713,9 +49903,9 @@
     </w:lvl>
   </w:abstractNum>
   <w:abstractNum w:abstractNumId="20" w15:restartNumberingAfterBreak="0">
-    <w:nsid w:val="3BB7267E"/>
+    <w:nsid w:val="3B6B3E69"/>
     <w:multiLevelType w:val="hybridMultilevel"/>
-    <w:tmpl w:val="DDACA356"/>
+    <w:tmpl w:val="FA1CC43E"/>
     <w:lvl w:ilvl="0" w:tplc="04090001">
       <w:start w:val="1"/>
       <w:numFmt w:val="bullet"/>
@@ -48826,9 +50016,9 @@
     </w:lvl>
   </w:abstractNum>
   <w:abstractNum w:abstractNumId="21" w15:restartNumberingAfterBreak="0">
-    <w:nsid w:val="3F0314D7"/>
+    <w:nsid w:val="3BB7267E"/>
     <w:multiLevelType w:val="hybridMultilevel"/>
-    <w:tmpl w:val="62B8C7A4"/>
+    <w:tmpl w:val="DDACA356"/>
     <w:lvl w:ilvl="0" w:tplc="04090001">
       <w:start w:val="1"/>
       <w:numFmt w:val="bullet"/>
@@ -48939,9 +50129,9 @@
     </w:lvl>
   </w:abstractNum>
   <w:abstractNum w:abstractNumId="22" w15:restartNumberingAfterBreak="0">
-    <w:nsid w:val="4041402D"/>
+    <w:nsid w:val="3F0314D7"/>
     <w:multiLevelType w:val="hybridMultilevel"/>
-    <w:tmpl w:val="8FB2323C"/>
+    <w:tmpl w:val="62B8C7A4"/>
     <w:lvl w:ilvl="0" w:tplc="04090001">
       <w:start w:val="1"/>
       <w:numFmt w:val="bullet"/>
@@ -49052,6 +50242,119 @@
     </w:lvl>
   </w:abstractNum>
   <w:abstractNum w:abstractNumId="23" w15:restartNumberingAfterBreak="0">
+    <w:nsid w:val="4041402D"/>
+    <w:multiLevelType w:val="hybridMultilevel"/>
+    <w:tmpl w:val="8FB2323C"/>
+    <w:lvl w:ilvl="0" w:tplc="04090001">
+      <w:start w:val="1"/>
+      <w:numFmt w:val="bullet"/>
+      <w:lvlText w:val=""/>
+      <w:lvlJc w:val="left"/>
+      <w:pPr>
+        <w:ind w:left="360" w:hanging="360"/>
+      </w:pPr>
+      <w:rPr>
+        <w:rFonts w:ascii="Symbol" w:hAnsi="Symbol" w:hint="default"/>
+      </w:rPr>
+    </w:lvl>
+    <w:lvl w:ilvl="1" w:tplc="04090003" w:tentative="1">
+      <w:start w:val="1"/>
+      <w:numFmt w:val="bullet"/>
+      <w:lvlText w:val="o"/>
+      <w:lvlJc w:val="left"/>
+      <w:pPr>
+        <w:ind w:left="1080" w:hanging="360"/>
+      </w:pPr>
+      <w:rPr>
+        <w:rFonts w:ascii="Courier New" w:hAnsi="Courier New" w:cs="Courier New" w:hint="default"/>
+      </w:rPr>
+    </w:lvl>
+    <w:lvl w:ilvl="2" w:tplc="04090005" w:tentative="1">
+      <w:start w:val="1"/>
+      <w:numFmt w:val="bullet"/>
+      <w:lvlText w:val=""/>
+      <w:lvlJc w:val="left"/>
+      <w:pPr>
+        <w:ind w:left="1800" w:hanging="360"/>
+      </w:pPr>
+      <w:rPr>
+        <w:rFonts w:ascii="Wingdings" w:hAnsi="Wingdings" w:hint="default"/>
+      </w:rPr>
+    </w:lvl>
+    <w:lvl w:ilvl="3" w:tplc="04090001" w:tentative="1">
+      <w:start w:val="1"/>
+      <w:numFmt w:val="bullet"/>
+      <w:lvlText w:val=""/>
+      <w:lvlJc w:val="left"/>
+      <w:pPr>
+        <w:ind w:left="2520" w:hanging="360"/>
+      </w:pPr>
+      <w:rPr>
+        <w:rFonts w:ascii="Symbol" w:hAnsi="Symbol" w:hint="default"/>
+      </w:rPr>
+    </w:lvl>
+    <w:lvl w:ilvl="4" w:tplc="04090003" w:tentative="1">
+      <w:start w:val="1"/>
+      <w:numFmt w:val="bullet"/>
+      <w:lvlText w:val="o"/>
+      <w:lvlJc w:val="left"/>
+      <w:pPr>
+        <w:ind w:left="3240" w:hanging="360"/>
+      </w:pPr>
+      <w:rPr>
+        <w:rFonts w:ascii="Courier New" w:hAnsi="Courier New" w:cs="Courier New" w:hint="default"/>
+      </w:rPr>
+    </w:lvl>
+    <w:lvl w:ilvl="5" w:tplc="04090005" w:tentative="1">
+      <w:start w:val="1"/>
+      <w:numFmt w:val="bullet"/>
+      <w:lvlText w:val=""/>
+      <w:lvlJc w:val="left"/>
+      <w:pPr>
+        <w:ind w:left="3960" w:hanging="360"/>
+      </w:pPr>
+      <w:rPr>
+        <w:rFonts w:ascii="Wingdings" w:hAnsi="Wingdings" w:hint="default"/>
+      </w:rPr>
+    </w:lvl>
+    <w:lvl w:ilvl="6" w:tplc="04090001" w:tentative="1">
+      <w:start w:val="1"/>
+      <w:numFmt w:val="bullet"/>
+      <w:lvlText w:val=""/>
+      <w:lvlJc w:val="left"/>
+      <w:pPr>
+        <w:ind w:left="4680" w:hanging="360"/>
+      </w:pPr>
+      <w:rPr>
+        <w:rFonts w:ascii="Symbol" w:hAnsi="Symbol" w:hint="default"/>
+      </w:rPr>
+    </w:lvl>
+    <w:lvl w:ilvl="7" w:tplc="04090003" w:tentative="1">
+      <w:start w:val="1"/>
+      <w:numFmt w:val="bullet"/>
+      <w:lvlText w:val="o"/>
+      <w:lvlJc w:val="left"/>
+      <w:pPr>
+        <w:ind w:left="5400" w:hanging="360"/>
+      </w:pPr>
+      <w:rPr>
+        <w:rFonts w:ascii="Courier New" w:hAnsi="Courier New" w:cs="Courier New" w:hint="default"/>
+      </w:rPr>
+    </w:lvl>
+    <w:lvl w:ilvl="8" w:tplc="04090005" w:tentative="1">
+      <w:start w:val="1"/>
+      <w:numFmt w:val="bullet"/>
+      <w:lvlText w:val=""/>
+      <w:lvlJc w:val="left"/>
+      <w:pPr>
+        <w:ind w:left="6120" w:hanging="360"/>
+      </w:pPr>
+      <w:rPr>
+        <w:rFonts w:ascii="Wingdings" w:hAnsi="Wingdings" w:hint="default"/>
+      </w:rPr>
+    </w:lvl>
+  </w:abstractNum>
+  <w:abstractNum w:abstractNumId="24" w15:restartNumberingAfterBreak="0">
     <w:nsid w:val="420B6024"/>
     <w:multiLevelType w:val="hybridMultilevel"/>
     <w:tmpl w:val="4BD0E32C"/>
@@ -49142,7 +50445,7 @@
       </w:pPr>
     </w:lvl>
   </w:abstractNum>
-  <w:abstractNum w:abstractNumId="24" w15:restartNumberingAfterBreak="0">
+  <w:abstractNum w:abstractNumId="25" w15:restartNumberingAfterBreak="0">
     <w:nsid w:val="4302601A"/>
     <w:multiLevelType w:val="hybridMultilevel"/>
     <w:tmpl w:val="FFDC5F86"/>
@@ -49255,7 +50558,7 @@
       </w:rPr>
     </w:lvl>
   </w:abstractNum>
-  <w:abstractNum w:abstractNumId="25" w15:restartNumberingAfterBreak="0">
+  <w:abstractNum w:abstractNumId="26" w15:restartNumberingAfterBreak="0">
     <w:nsid w:val="48651D28"/>
     <w:multiLevelType w:val="hybridMultilevel"/>
     <w:tmpl w:val="4248393E"/>
@@ -49368,7 +50671,7 @@
       </w:rPr>
     </w:lvl>
   </w:abstractNum>
-  <w:abstractNum w:abstractNumId="26" w15:restartNumberingAfterBreak="0">
+  <w:abstractNum w:abstractNumId="27" w15:restartNumberingAfterBreak="0">
     <w:nsid w:val="4E037F7F"/>
     <w:multiLevelType w:val="hybridMultilevel"/>
     <w:tmpl w:val="CA3259F2"/>
@@ -49459,7 +50762,7 @@
       </w:pPr>
     </w:lvl>
   </w:abstractNum>
-  <w:abstractNum w:abstractNumId="27" w15:restartNumberingAfterBreak="0">
+  <w:abstractNum w:abstractNumId="28" w15:restartNumberingAfterBreak="0">
     <w:nsid w:val="4EFB4BF8"/>
     <w:multiLevelType w:val="hybridMultilevel"/>
     <w:tmpl w:val="6C24360C"/>
@@ -49572,7 +50875,7 @@
       </w:rPr>
     </w:lvl>
   </w:abstractNum>
-  <w:abstractNum w:abstractNumId="28" w15:restartNumberingAfterBreak="0">
+  <w:abstractNum w:abstractNumId="29" w15:restartNumberingAfterBreak="0">
     <w:nsid w:val="50A16680"/>
     <w:multiLevelType w:val="hybridMultilevel"/>
     <w:tmpl w:val="1CCC46B8"/>
@@ -49685,7 +50988,7 @@
       </w:rPr>
     </w:lvl>
   </w:abstractNum>
-  <w:abstractNum w:abstractNumId="29" w15:restartNumberingAfterBreak="0">
+  <w:abstractNum w:abstractNumId="30" w15:restartNumberingAfterBreak="0">
     <w:nsid w:val="5F200D70"/>
     <w:multiLevelType w:val="hybridMultilevel"/>
     <w:tmpl w:val="41EC8BCC"/>
@@ -49798,7 +51101,7 @@
       </w:rPr>
     </w:lvl>
   </w:abstractNum>
-  <w:abstractNum w:abstractNumId="30" w15:restartNumberingAfterBreak="0">
+  <w:abstractNum w:abstractNumId="31" w15:restartNumberingAfterBreak="0">
     <w:nsid w:val="6169513F"/>
     <w:multiLevelType w:val="hybridMultilevel"/>
     <w:tmpl w:val="298AE84A"/>
@@ -49911,7 +51214,7 @@
       </w:rPr>
     </w:lvl>
   </w:abstractNum>
-  <w:abstractNum w:abstractNumId="31" w15:restartNumberingAfterBreak="0">
+  <w:abstractNum w:abstractNumId="32" w15:restartNumberingAfterBreak="0">
     <w:nsid w:val="65CE6649"/>
     <w:multiLevelType w:val="hybridMultilevel"/>
     <w:tmpl w:val="7AEC3D28"/>
@@ -50024,7 +51327,7 @@
       </w:rPr>
     </w:lvl>
   </w:abstractNum>
-  <w:abstractNum w:abstractNumId="32" w15:restartNumberingAfterBreak="0">
+  <w:abstractNum w:abstractNumId="33" w15:restartNumberingAfterBreak="0">
     <w:nsid w:val="73444990"/>
     <w:multiLevelType w:val="hybridMultilevel"/>
     <w:tmpl w:val="DC1A8A2A"/>
@@ -50137,7 +51440,7 @@
       </w:rPr>
     </w:lvl>
   </w:abstractNum>
-  <w:abstractNum w:abstractNumId="33" w15:restartNumberingAfterBreak="0">
+  <w:abstractNum w:abstractNumId="34" w15:restartNumberingAfterBreak="0">
     <w:nsid w:val="739F65E4"/>
     <w:multiLevelType w:val="hybridMultilevel"/>
     <w:tmpl w:val="70D2C45E"/>
@@ -50250,7 +51553,7 @@
       </w:rPr>
     </w:lvl>
   </w:abstractNum>
-  <w:abstractNum w:abstractNumId="34" w15:restartNumberingAfterBreak="0">
+  <w:abstractNum w:abstractNumId="35" w15:restartNumberingAfterBreak="0">
     <w:nsid w:val="74A9520C"/>
     <w:multiLevelType w:val="hybridMultilevel"/>
     <w:tmpl w:val="B9B837AE"/>
@@ -50363,7 +51666,7 @@
       </w:rPr>
     </w:lvl>
   </w:abstractNum>
-  <w:abstractNum w:abstractNumId="35" w15:restartNumberingAfterBreak="0">
+  <w:abstractNum w:abstractNumId="36" w15:restartNumberingAfterBreak="0">
     <w:nsid w:val="769330DB"/>
     <w:multiLevelType w:val="hybridMultilevel"/>
     <w:tmpl w:val="FE768AAA"/>
@@ -50476,7 +51779,7 @@
       </w:rPr>
     </w:lvl>
   </w:abstractNum>
-  <w:abstractNum w:abstractNumId="36" w15:restartNumberingAfterBreak="0">
+  <w:abstractNum w:abstractNumId="37" w15:restartNumberingAfterBreak="0">
     <w:nsid w:val="78662C0B"/>
     <w:multiLevelType w:val="hybridMultilevel"/>
     <w:tmpl w:val="C31EF9BE"/>
@@ -50589,7 +51892,7 @@
       </w:rPr>
     </w:lvl>
   </w:abstractNum>
-  <w:abstractNum w:abstractNumId="37" w15:restartNumberingAfterBreak="0">
+  <w:abstractNum w:abstractNumId="38" w15:restartNumberingAfterBreak="0">
     <w:nsid w:val="7C261E8D"/>
     <w:multiLevelType w:val="hybridMultilevel"/>
     <w:tmpl w:val="9F286074"/>
@@ -50703,37 +52006,37 @@
     </w:lvl>
   </w:abstractNum>
   <w:num w:numId="1" w16cid:durableId="197737909">
-    <w:abstractNumId w:val="35"/>
+    <w:abstractNumId w:val="36"/>
   </w:num>
   <w:num w:numId="2" w16cid:durableId="735126934">
     <w:abstractNumId w:val="14"/>
   </w:num>
   <w:num w:numId="3" w16cid:durableId="1085570547">
-    <w:abstractNumId w:val="15"/>
+    <w:abstractNumId w:val="16"/>
   </w:num>
   <w:num w:numId="4" w16cid:durableId="1513377898">
-    <w:abstractNumId w:val="24"/>
+    <w:abstractNumId w:val="25"/>
   </w:num>
   <w:num w:numId="5" w16cid:durableId="371271756">
-    <w:abstractNumId w:val="16"/>
+    <w:abstractNumId w:val="17"/>
   </w:num>
   <w:num w:numId="6" w16cid:durableId="1735852068">
     <w:abstractNumId w:val="4"/>
   </w:num>
   <w:num w:numId="7" w16cid:durableId="338580324">
+    <w:abstractNumId w:val="30"/>
+  </w:num>
+  <w:num w:numId="8" w16cid:durableId="1779374060">
+    <w:abstractNumId w:val="37"/>
+  </w:num>
+  <w:num w:numId="9" w16cid:durableId="292096398">
     <w:abstractNumId w:val="29"/>
   </w:num>
-  <w:num w:numId="8" w16cid:durableId="1779374060">
-    <w:abstractNumId w:val="36"/>
-  </w:num>
-  <w:num w:numId="9" w16cid:durableId="292096398">
-    <w:abstractNumId w:val="28"/>
-  </w:num>
   <w:num w:numId="10" w16cid:durableId="2134904991">
-    <w:abstractNumId w:val="30"/>
+    <w:abstractNumId w:val="31"/>
   </w:num>
   <w:num w:numId="11" w16cid:durableId="738405857">
-    <w:abstractNumId w:val="25"/>
+    <w:abstractNumId w:val="26"/>
   </w:num>
   <w:num w:numId="12" w16cid:durableId="498279447">
     <w:abstractNumId w:val="0"/>
@@ -50742,28 +52045,28 @@
     <w:abstractNumId w:val="12"/>
   </w:num>
   <w:num w:numId="14" w16cid:durableId="2026516634">
-    <w:abstractNumId w:val="22"/>
+    <w:abstractNumId w:val="23"/>
   </w:num>
   <w:num w:numId="15" w16cid:durableId="1671642249">
     <w:abstractNumId w:val="7"/>
   </w:num>
   <w:num w:numId="16" w16cid:durableId="681736902">
-    <w:abstractNumId w:val="27"/>
+    <w:abstractNumId w:val="28"/>
   </w:num>
   <w:num w:numId="17" w16cid:durableId="443424400">
-    <w:abstractNumId w:val="17"/>
+    <w:abstractNumId w:val="18"/>
   </w:num>
   <w:num w:numId="18" w16cid:durableId="1884249514">
     <w:abstractNumId w:val="2"/>
   </w:num>
   <w:num w:numId="19" w16cid:durableId="433476749">
-    <w:abstractNumId w:val="32"/>
+    <w:abstractNumId w:val="33"/>
   </w:num>
   <w:num w:numId="20" w16cid:durableId="2069569278">
-    <w:abstractNumId w:val="19"/>
+    <w:abstractNumId w:val="20"/>
   </w:num>
   <w:num w:numId="21" w16cid:durableId="1730036537">
-    <w:abstractNumId w:val="26"/>
+    <w:abstractNumId w:val="27"/>
   </w:num>
   <w:num w:numId="22" w16cid:durableId="1684358952">
     <w:abstractNumId w:val="8"/>
@@ -50772,13 +52075,13 @@
     <w:abstractNumId w:val="13"/>
   </w:num>
   <w:num w:numId="24" w16cid:durableId="193080939">
-    <w:abstractNumId w:val="37"/>
+    <w:abstractNumId w:val="38"/>
   </w:num>
   <w:num w:numId="25" w16cid:durableId="621423513">
-    <w:abstractNumId w:val="18"/>
+    <w:abstractNumId w:val="19"/>
   </w:num>
   <w:num w:numId="26" w16cid:durableId="567614883">
-    <w:abstractNumId w:val="20"/>
+    <w:abstractNumId w:val="21"/>
   </w:num>
   <w:num w:numId="27" w16cid:durableId="416488422">
     <w:abstractNumId w:val="1"/>
@@ -50793,7 +52096,7 @@
     <w:abstractNumId w:val="10"/>
   </w:num>
   <w:num w:numId="31" w16cid:durableId="1264336238">
-    <w:abstractNumId w:val="31"/>
+    <w:abstractNumId w:val="32"/>
   </w:num>
   <w:num w:numId="32" w16cid:durableId="1543400979">
     <w:abstractNumId w:val="9"/>
@@ -50802,19 +52105,22 @@
     <w:abstractNumId w:val="6"/>
   </w:num>
   <w:num w:numId="34" w16cid:durableId="1365252827">
+    <w:abstractNumId w:val="35"/>
+  </w:num>
+  <w:num w:numId="35" w16cid:durableId="1207763686">
     <w:abstractNumId w:val="34"/>
   </w:num>
-  <w:num w:numId="35" w16cid:durableId="1207763686">
-    <w:abstractNumId w:val="33"/>
-  </w:num>
   <w:num w:numId="36" w16cid:durableId="965158745">
-    <w:abstractNumId w:val="21"/>
+    <w:abstractNumId w:val="22"/>
   </w:num>
   <w:num w:numId="37" w16cid:durableId="1636522979">
-    <w:abstractNumId w:val="23"/>
+    <w:abstractNumId w:val="24"/>
   </w:num>
   <w:num w:numId="38" w16cid:durableId="1138763749">
     <w:abstractNumId w:val="11"/>
+  </w:num>
+  <w:num w:numId="39" w16cid:durableId="1930460359">
+    <w:abstractNumId w:val="15"/>
   </w:num>
 </w:numbering>
 </file>
